--- a/manuscript.docx
+++ b/manuscript.docx
@@ -2,7 +2,7 @@
 <file path=word/document.xml><?xml version="1.0" encoding="utf-8"?>
 <w:document xmlns:w="http://schemas.openxmlformats.org/wordprocessingml/2006/main" xmlns:m="http://schemas.openxmlformats.org/officeDocument/2006/math" xmlns:r="http://schemas.openxmlformats.org/officeDocument/2006/relationships" xmlns:o="urn:schemas-microsoft-com:office:office" xmlns:v="urn:schemas-microsoft-com:vml" xmlns:w10="urn:schemas-microsoft-com:office:word" xmlns:a="http://schemas.openxmlformats.org/drawingml/2006/main" xmlns:pic="http://schemas.openxmlformats.org/drawingml/2006/picture" xmlns:wp="http://schemas.openxmlformats.org/drawingml/2006/wordprocessingDrawing">
   <w:body>
-    <w:bookmarkStart w:id="36" w:name="X63805021c7c9154cb851a75086633bed020ce8e"/>
+    <w:bookmarkStart w:id="50" w:name="X63805021c7c9154cb851a75086633bed020ce8e"/>
     <w:p>
       <w:pPr>
         <w:pStyle w:val="Title"/>
@@ -149,13 +149,13 @@
         <w:widowControl w:val="1"/>
       </w:pPr>
       <w:r>
-        <w:t xml:space="preserve">1 Intelligent Systems, Afeka Academic College of Engineering, Tel Aviv, Israel</w:t>
+        <w:t xml:space="preserve">1 Intelligent Systems, Afeka Academic College of Engineering, Tel Aviv 69988, Israel</w:t>
       </w:r>
       <w:r>
         <w:br/>
       </w:r>
       <w:r>
-        <w:t xml:space="preserve">2 School of Computer Science, Faculty of Sciences, HIT-Holon Institute of Technology, Holon, Israel</w:t>
+        <w:t xml:space="preserve">2 School of Computer Science, Faculty of Sciences, HIT-Holon Institute of Technology, Holon 58102, Israel</w:t>
       </w:r>
       <w:r>
         <w:br/>
@@ -196,7 +196,7 @@
         <w:rPr>
           <w:highlight w:val="yellow"/>
         </w:rPr>
-        <w:t xml:space="preserve">entropy-based selective prediction: the model abstains, per pathology, on predictions whose binary entropy exceeds a calibrated threshold, deferring those findings for expert review.</w:t>
+        <w:t xml:space="preserve">an entropy-based selective prediction mechanism that abstains, on a per-pathology basis, from predictions whose binary entropy exceeds a calibrated threshold, deferring those findings to clinical experts.</w:t>
       </w:r>
       <w:r>
         <w:t xml:space="preserve"> </w:t>
@@ -209,24 +209,15 @@
       </w:r>
       <w:r>
         <w:rPr>
-          <w:strike/>
+          <w:highlight w:val="yellow"/>
         </w:rPr>
-        <w:t xml:space="preserve">Experiments demonstrate that selective rejection improves the trade-off between diagnostic accuracy and coverage, with entropy-based rejection yielding the highest average AUC across all pathologies.</w:t>
+        <w:t xml:space="preserve">Across three large public datasets (PadChest, NIH ChestX-ray14, and MIMIC-CXR), selective prediction is evaluated with risk-coverage analysis and balanced accuracy under non-parametric bootstrap confidence intervals. At a calibrated operating point, abstention improves balanced accuracy for all four target pathologies, with gains of 0.04 to 0.09 at a coverage of 0.70 on NIH ChestX-ray14 (95% confidence intervals excluding zero), and the improvement replicates on MIMIC-CXR and on an independently trained model. A leave-one-dataset-out evaluation characterizes selective behaviour under domain shift.</w:t>
       </w:r>
       <w:r>
         <w:t xml:space="preserve"> </w:t>
       </w:r>
       <w:r>
-        <w:rPr>
-          <w:highlight w:val="green"/>
-        </w:rPr>
-        <w:t xml:space="preserve">Experiments on NIH ChestX-ray14, MIMIC-CXR, and PadChest, evaluated with risk-coverage analysis and balanced accuracy under non-parametric bootstrap confidence intervals, establish two results. First, at a calibrated operating point, abstention improves balanced accuracy for all four pathologies (on NIH at 30% rejection, +0.04 to +0.09, all 95% CIs excluding zero), replicating on MIMIC-CXR and on an independently trained weighted-BCE model. Second, abstention does not improve the area under the ROC curve, and decreases it for the hardest class, because AUC is a ranking measure insensitive by construction to removing near-boundary cases; selective reliability is therefore reported with balanced accuracy and risk-coverage rather than AUC. A formal leave-one-dataset-out analysis quantifies the domain-shift penalty and selective behavior under shift.</w:t>
-      </w:r>
-      <w:r>
-        <w:t xml:space="preserve"> </w:t>
-      </w:r>
-      <w:r>
-        <w:t xml:space="preserve">These results support uncertainty-aware selective prediction for safer, reproducible deployment of deep learning in clinical settings.</w:t>
+        <w:t xml:space="preserve">These results support the integration of selective prediction into AI-assisted diagnostic workflows, providing a practical step toward safer, uncertainty-aware deployment of deep learning in clinical settings.</w:t>
       </w:r>
     </w:p>
     <w:p>
@@ -248,7 +239,7 @@
         <w:t xml:space="preserve"> </w:t>
       </w:r>
       <w:r>
-        <w:t xml:space="preserve">Chest X-ray classification; Rejection mechanism; Multi-label diagnosis; Selective prediction;</w:t>
+        <w:t xml:space="preserve">Chest X-ray classification; Rejection mechanism; Multi-label diagnosis; Selective prediction; Uncertainty estimation;</w:t>
       </w:r>
       <w:r>
         <w:t xml:space="preserve"> </w:t>
@@ -257,11 +248,11 @@
         <w:rPr>
           <w:highlight w:val="green"/>
         </w:rPr>
-        <w:t xml:space="preserve">Risk-coverage; Balanced accuracy; Domain shift</w:t>
+        <w:t xml:space="preserve">Risk-coverage analysis; Balanced accuracy; Domain shift</w:t>
       </w:r>
     </w:p>
     <w:bookmarkEnd w:id="9"/>
-    <w:bookmarkStart w:id="10" w:name="introduction"/>
+    <w:bookmarkStart w:id="13" w:name="introduction"/>
     <w:p>
       <w:pPr>
         <w:pStyle w:val="Heading2"/>
@@ -270,7 +261,239 @@
         <w:widowControl w:val="1"/>
       </w:pPr>
       <w:r>
-        <w:t xml:space="preserve">1. Introduction</w:t>
+        <w:t xml:space="preserve">Introduction</w:t>
+      </w:r>
+    </w:p>
+    <w:p>
+      <w:pPr>
+        <w:pStyle w:val="FirstParagraph"/>
+        <w:ind w:left="720" w:right="720" w:firstLine="0"/>
+        <w:jc w:val="both"/>
+        <w:keepNext w:val="0"/>
+        <w:keepLines w:val="0"/>
+        <w:widowControl w:val="1"/>
+      </w:pPr>
+      <w:r>
+        <w:t xml:space="preserve">Automating medical diagnosis with deep learning has shown great potential, particularly in medical imaging domains such as chest X-ray analysis. Convolutional neural networks, including architectures like DenseNet-121, have demonstrated strong performance in detecting a range of thoracic pathologies [1],[2]. However, successfully integrating such models into clinical workflows requires more than high classification accuracy. It demands robust mechanisms for managing uncertainty and ensuring patient safety.</w:t>
+      </w:r>
+    </w:p>
+    <w:p>
+      <w:pPr>
+        <w:pStyle w:val="BodyText"/>
+        <w:jc w:val="center"/>
+        <w:keepNext/>
+        <w:keepLines/>
+        <w:widowControl w:val="1"/>
+      </w:pPr>
+      <w:r>
+        <w:drawing>
+          <wp:inline>
+            <wp:extent cx="5943600" cy="2271472"/>
+            <wp:effectExtent b="0" l="0" r="0" t="0"/>
+            <wp:docPr descr="framework overview" title="" id="11" name="Picture"/>
+            <a:graphic>
+              <a:graphicData uri="http://schemas.openxmlformats.org/drawingml/2006/picture">
+                <pic:pic>
+                  <pic:nvPicPr>
+                    <pic:cNvPr descr="assets/overview.png" id="12" name="Picture"/>
+                    <pic:cNvPicPr>
+                      <a:picLocks noChangeArrowheads="1" noChangeAspect="1"/>
+                    </pic:cNvPicPr>
+                  </pic:nvPicPr>
+                  <pic:blipFill>
+                    <a:blip r:embed="rId10"/>
+                    <a:stretch>
+                      <a:fillRect/>
+                    </a:stretch>
+                  </pic:blipFill>
+                  <pic:spPr bwMode="auto">
+                    <a:xfrm>
+                      <a:off x="0" y="0"/>
+                      <a:ext cx="5943600" cy="2271472"/>
+                    </a:xfrm>
+                    <a:prstGeom prst="rect">
+                      <a:avLst/>
+                    </a:prstGeom>
+                    <a:noFill/>
+                    <a:ln w="9525">
+                      <a:noFill/>
+                      <a:headEnd/>
+                      <a:tailEnd/>
+                    </a:ln>
+                  </pic:spPr>
+                </pic:pic>
+              </a:graphicData>
+            </a:graphic>
+          </wp:inline>
+        </w:drawing>
+      </w:r>
+    </w:p>
+    <w:p>
+      <w:pPr>
+        <w:spacing w:before="80" w:after="120" w:line="240" w:lineRule="auto"/>
+        <w:keepNext w:val="0"/>
+        <w:keepLines/>
+        <w:widowControl w:val="1"/>
+      </w:pPr>
+      <w:r>
+        <w:rPr>
+          <w:b/>
+          <w:i/>
+        </w:rPr>
+        <w:t>Figure 1:</w:t>
+      </w:r>
+      <w:r>
+        <w:rPr>
+          <w:b w:val="0"/>
+          <w:i/>
+        </w:rPr>
+        <w:t xml:space="preserve"> </w:t>
+      </w:r>
+      <w:r>
+        <w:rPr>
+          <w:b w:val="0"/>
+          <w:i/>
+        </w:rPr>
+        <w:t>Overview of the proposed selective chest X-ray classification framework. The multi-pathology model produces per-class probability estimates, which are processed through a confidence estimation module. Based on calibrated thresholds derived from predictive entropy, the decision module either accepts confident predictions or defers the finding for expert review.</w:t>
+      </w:r>
+    </w:p>
+    <w:p>
+      <w:pPr>
+        <w:pStyle w:val="BodyText"/>
+        <w:ind w:left="720" w:right="720" w:firstLine="0"/>
+        <w:jc w:val="both"/>
+        <w:keepNext w:val="0"/>
+        <w:keepLines w:val="0"/>
+        <w:widowControl w:val="1"/>
+      </w:pPr>
+      <w:r>
+        <w:t xml:space="preserve">One of the most critical risks in this domain is the occurrence of false negatives, where existing pathologies go undetected. Such failures can delay treatment and lead to serious consequences for patient outcomes. The problem is compounded by the nature of medical imaging, where visual data alone may not be sufficient for a definitive diagnosis. Identifying a condition may require image-based interpretation, contextual clinical information, laboratory results, or expert judgment. These challenges are amplified in multi-label classification settings, where multiple overlapping or subtle findings must be simultaneously considered.</w:t>
+      </w:r>
+    </w:p>
+    <w:p>
+      <w:pPr>
+        <w:pStyle w:val="BodyText"/>
+        <w:ind w:left="720" w:right="720" w:firstLine="0"/>
+        <w:jc w:val="both"/>
+        <w:keepNext w:val="0"/>
+        <w:keepLines w:val="0"/>
+        <w:widowControl w:val="1"/>
+      </w:pPr>
+      <w:r>
+        <w:t xml:space="preserve">In high-stakes medical imaging, a model that always produces a prediction, even when uncertain, can pose significant risks. Rejection mechanisms provide a safeguard by allowing the model to abstain on ambiguous cases, deferring them to expert review. This capability is especially critical in multi-pathology chest X-ray classification, where subtle or overlapping findings can lead to overconfident errors. Integrating rejection directly into the diagnostic workflow therefore enhances reliability and patient safety beyond what conventional classifiers can provide.</w:t>
+      </w:r>
+    </w:p>
+    <w:p>
+      <w:pPr>
+        <w:pStyle w:val="BodyText"/>
+        <w:ind w:left="720" w:right="720" w:firstLine="0"/>
+        <w:jc w:val="both"/>
+        <w:keepNext w:val="0"/>
+        <w:keepLines w:val="0"/>
+        <w:widowControl w:val="1"/>
+      </w:pPr>
+      <w:r>
+        <w:t xml:space="preserve">To address these concerns, we propose a chest X-ray classification framework built on a DenseNet-121 backbone and augmented with</w:t>
+      </w:r>
+      <w:r>
+        <w:t xml:space="preserve"> </w:t>
+      </w:r>
+      <w:r>
+        <w:rPr>
+          <w:highlight w:val="yellow"/>
+        </w:rPr>
+        <w:t xml:space="preserve">an entropy-based rejection mechanism that measures per-pathology uncertainty using binary entropy and abstains, independently for each pathology, when that uncertainty exceeds a calibrated threshold.</w:t>
+      </w:r>
+      <w:r>
+        <w:t xml:space="preserve"> </w:t>
+      </w:r>
+      <w:r>
+        <w:rPr>
+          <w:highlight w:val="green"/>
+        </w:rPr>
+        <w:t xml:space="preserve">Each pathology prediction is accepted or deferred on its own; acceptance yields a partial-label output and is not a global clearance of the image.</w:t>
+      </w:r>
+      <w:r>
+        <w:t xml:space="preserve"> </w:t>
+      </w:r>
+      <w:r>
+        <w:t xml:space="preserve">This allows the model to selectively defer uncertain findings to human experts, reducing the risk of overconfident misclassifications.</w:t>
+      </w:r>
+    </w:p>
+    <w:p>
+      <w:pPr>
+        <w:pStyle w:val="BodyText"/>
+        <w:ind w:left="720" w:right="720" w:firstLine="0"/>
+        <w:jc w:val="both"/>
+        <w:keepNext w:val="0"/>
+        <w:keepLines w:val="0"/>
+        <w:widowControl w:val="1"/>
+      </w:pPr>
+      <w:r>
+        <w:t xml:space="preserve">Crucially, we implement a calibration procedure using a held-out portion of the training data to tune rejection thresholds. We explore two strategies: shared thresholds, which apply uniformly across all pathology classes, and class-specific thresholds, which are independently optimized per class to account for differences in prevalence and model confidence. This calibration-driven approach enables flexible and interpretable control over the trade-off between diagnostic performance and rejection coverage.</w:t>
+      </w:r>
+    </w:p>
+    <w:p>
+      <w:pPr>
+        <w:pStyle w:val="BodyText"/>
+        <w:ind w:left="720" w:right="720" w:firstLine="0"/>
+        <w:jc w:val="both"/>
+        <w:keepNext w:val="0"/>
+        <w:keepLines w:val="0"/>
+        <w:widowControl w:val="1"/>
+      </w:pPr>
+      <w:r>
+        <w:t xml:space="preserve">This study makes the following contributions to AI-assisted medical imaging: (1)</w:t>
+      </w:r>
+      <w:r>
+        <w:t xml:space="preserve"> </w:t>
+      </w:r>
+      <w:r>
+        <w:rPr>
+          <w:highlight w:val="yellow"/>
+        </w:rPr>
+        <w:t xml:space="preserve">an uncertainty-aware framework that integrates a DenseNet-121 backbone with a per-pathology entropy-based rejection mechanism for multi-pathology diagnosis;</w:t>
+      </w:r>
+      <w:r>
+        <w:t xml:space="preserve"> </w:t>
+      </w:r>
+      <w:r>
+        <w:t xml:space="preserve">(2) a quantile-based calibration procedure that supports both global and class-specific thresholds, enabling fine-grained control over the trade-off between diagnostic performance and rejection coverage; (3)</w:t>
+      </w:r>
+      <w:r>
+        <w:t xml:space="preserve"> </w:t>
+      </w:r>
+      <w:r>
+        <w:rPr>
+          <w:highlight w:val="yellow"/>
+        </w:rPr>
+        <w:t xml:space="preserve">an evaluation based on risk-coverage analysis and balanced accuracy with bootstrap confidence intervals, together with a formal leave-one-dataset-out assessment of selective behaviour under domain shift across PadChest, NIH ChestX-ray14, and MIMIC-CXR.</w:t>
+      </w:r>
+    </w:p>
+    <w:p>
+      <w:pPr>
+        <w:pStyle w:val="BodyText"/>
+        <w:ind w:left="720" w:right="720" w:firstLine="0"/>
+        <w:jc w:val="both"/>
+        <w:keepNext w:val="0"/>
+        <w:keepLines w:val="0"/>
+        <w:widowControl w:val="1"/>
+      </w:pPr>
+      <w:r>
+        <w:t xml:space="preserve">The remainder of this paper is organized as follows. Section 2 reviews related work on deep learning for chest X-ray diagnosis and selective classification. Section 3 describes the proposed methodology, including dataset construction, model design, and the rejection mechanism. Section 4 presents experimental results. Section 5 discusses the findings and their implications, and Section 6 concludes.</w:t>
+      </w:r>
+    </w:p>
+    <w:bookmarkEnd w:id="13"/>
+    <w:bookmarkStart w:id="17" w:name="prior-work"/>
+    <w:p>
+      <w:pPr>
+        <w:pStyle w:val="Heading2"/>
+        <w:keepNext/>
+        <w:keepLines/>
+        <w:widowControl w:val="1"/>
+      </w:pPr>
+      <w:r>
+        <w:t xml:space="preserve">2. Prior work</w:t>
       </w:r>
     </w:p>
     <w:p>
@@ -282,7 +505,758 @@
         <w:widowControl w:val="1"/>
       </w:pPr>
       <w:r>
-        <w:t xml:space="preserve">Automating medical diagnosis with deep learning has shown great potential in chest X-ray analysis. Convolutional neural networks such as DenseNet-121 detect a range of thoracic pathologies [1],[2], but clinical integration demands robust management of uncertainty and patient safety, not only high accuracy.</w:t>
+        <w:t xml:space="preserve">Recent advances in deep learning have significantly improved automated chest X-ray interpretation, particularly in multi-label pathology classification. Deploying such models in clinical settings requires more than high predictive accuracy: it also demands robustness to uncertainty, transparency in decision-making, and mechanisms for risk-aware abstention. This section reviews three areas central to our work: deep learning for chest X-ray diagnosis, rejection mechanisms in machine learning, and selective prediction and uncertainty modeling in medical imaging.</w:t>
+      </w:r>
+    </w:p>
+    <w:bookmarkStart w:id="14" w:name="Xeedf87749e2c283aad1e7458a63e96bb0fbee4e"/>
+    <w:p>
+      <w:pPr>
+        <w:pStyle w:val="Heading3"/>
+        <w:keepNext/>
+        <w:keepLines/>
+        <w:widowControl w:val="1"/>
+      </w:pPr>
+      <w:r>
+        <w:t xml:space="preserve">2.1 Deep learning in medical imaging and chest X-ray diagnosis</w:t>
+      </w:r>
+    </w:p>
+    <w:p>
+      <w:pPr>
+        <w:pStyle w:val="FirstParagraph"/>
+        <w:jc w:val="both"/>
+        <w:keepNext w:val="0"/>
+        <w:keepLines w:val="0"/>
+        <w:widowControl w:val="1"/>
+      </w:pPr>
+      <w:r>
+        <w:t xml:space="preserve">Deep convolutional neural networks have become the method of choice for medical image analysis. Large public datasets and deep CNNs enable expert-level disease classification in chest radiography. Wang et al. [3] introduced the ChestX-ray8 dataset (approximately 112,000 frontal radiographs, 14 labels) and demonstrated multi-label classification and localization of common thoracic diseases. Rajpurkar et al. [4] trained a 121-layer DenseNet (CheXNet) on ChestX-ray14 and reported radiologist-level pneumonia detection. The CheXpert dataset [5] includes 224,316 chest radiographs with uncertainty labels and has been used to show that CNN models can reach radiologist-level performance on several pathologies. Lakhani and Sundaram [6] classified tuberculosis with an AUC near 0.99; Majkowska et al. [7] matched radiologist performance on five findings; and Park et al. [8] applied a self-evolving vision transformer with knowledge distillation. Cohen et al. [9] study balanced batch sampling across multiple chest X-ray datasets to improve out-of-distribution generalization for Cardiomegaly, Consolidation, Edema, and Effusion, using a DenseNet-121 with a leave-one-dataset-out strategy across ChestX-ray8 [10], CheXpert [5], MIMIC-CXR [11], and PadChest [12]; we adopt this backbone and augment it with a rejection mechanism.</w:t>
+      </w:r>
+      <w:r>
+        <w:t xml:space="preserve"> </w:t>
+      </w:r>
+      <w:r>
+        <w:rPr>
+          <w:highlight w:val="green"/>
+        </w:rPr>
+        <w:t xml:space="preserve">Cross-domain generalization in this setting is known to be fragile: Zech et al. [32] show that models can exploit hospital-specific confounders and degrade across acquisition sites, and Cohen et al. [9] attribute much of the cross-dataset gap to label shift. Ovadia et al. [33] further show that predictive uncertainty degrades under dataset shift, motivating an explicit out-of-distribution evaluation of selective behaviour.</w:t>
+      </w:r>
+    </w:p>
+    <w:bookmarkEnd w:id="14"/>
+    <w:bookmarkStart w:id="15" w:name="rejection-mechanisms-in-machine-learning"/>
+    <w:p>
+      <w:pPr>
+        <w:pStyle w:val="Heading3"/>
+        <w:keepNext/>
+        <w:keepLines/>
+        <w:widowControl w:val="1"/>
+      </w:pPr>
+      <w:r>
+        <w:t xml:space="preserve">2.2 Rejection mechanisms in machine learning</w:t>
+      </w:r>
+    </w:p>
+    <w:p>
+      <w:pPr>
+        <w:pStyle w:val="FirstParagraph"/>
+        <w:jc w:val="both"/>
+        <w:keepNext w:val="0"/>
+        <w:keepLines w:val="0"/>
+        <w:widowControl w:val="1"/>
+      </w:pPr>
+      <w:r>
+        <w:t xml:space="preserve">The behavior of predictive models under uncertainty has been widely studied, with stability recognized as a key factor in the reliability of estimators. Prior work in statistical signal processing [13] and machine learning [14] shows that increased uncertainty leads to greater sensitivity to small perturbations, often indicating operation near a decision boundary. Such instability motivates analyzing perturbation responses as a diagnostic tool [15] and is frequently leveraged in active learning [16],[17], where uncertain samples are prioritized for annotation. Selective classification, the reject option, allows a model to abstain on uncertain inputs to reduce errors. Chow [18] formalized the error-reject trade-off, and Cortes et al. [19] developed frameworks for learning with a reject option. For deep networks, Geifman and El-Yaniv [20] introduced a risk-coverage framework that thresholds the maximal softmax response to guarantee a user-specified error rate, and proposed SelectiveNet [21], which optimizes the accuracy-coverage trade-off during training. Lakshminarayanan et al. [22] showed that deep ensembles provide high-quality uncertainty estimates. Fisch et al. [23] train a selector for calibrated selective classification; Cattelan and Silva [24] propose a logit normalization that improves confidence-based rejection; and Rabanser et al. [25] reject inputs whose predictions flip during training.</w:t>
+      </w:r>
+      <w:r>
+        <w:t xml:space="preserve"> </w:t>
+      </w:r>
+      <w:r>
+        <w:rPr>
+          <w:highlight w:val="green"/>
+        </w:rPr>
+        <w:t xml:space="preserve">The risk-coverage curve and its area introduced in this line of work [20] provide the threshold-free evaluation we adopt in Section 4.</w:t>
+      </w:r>
+    </w:p>
+    <w:bookmarkEnd w:id="15"/>
+    <w:bookmarkStart w:id="16" w:name="X5c6d15e729842eb4d682e123ef59a3b20cdd776"/>
+    <w:p>
+      <w:pPr>
+        <w:pStyle w:val="Heading3"/>
+        <w:keepNext/>
+        <w:keepLines/>
+        <w:widowControl w:val="1"/>
+      </w:pPr>
+      <w:r>
+        <w:t xml:space="preserve">2.3 Rejection methods in medical imaging and chest X-ray classification</w:t>
+      </w:r>
+    </w:p>
+    <w:p>
+      <w:pPr>
+        <w:pStyle w:val="FirstParagraph"/>
+        <w:jc w:val="both"/>
+        <w:keepNext w:val="0"/>
+        <w:keepLines w:val="0"/>
+        <w:widowControl w:val="1"/>
+      </w:pPr>
+      <w:r>
+        <w:t xml:space="preserve">Uncertainty-aware models can improve diagnostic safety by flagging ambiguous cases. Kompa et al. [26] emphasize that machine learning systems in healthcare should be able to say "I do not know" for high-uncertainty cases, and survey abstention methods. Faghani et al. [27] outline emerging trends in uncertainty quantification for medical imaging, noting that an uncertainty measure allows experts to re-evaluate doubtful cases. In chest radiography specifically, Whata et al. [28] developed a Bayesian CNN that quantifies predictive uncertainty for multi-class classification, and Das et al. [29] proposed a semi-supervised lesion-detection framework using confidence-guided pseudo-labelling. These works illustrate that rejection and uncertainty modelling are actively integrated into medical imaging pipelines to enhance decision support.</w:t>
+      </w:r>
+    </w:p>
+    <w:bookmarkEnd w:id="16"/>
+    <w:bookmarkEnd w:id="17"/>
+    <w:bookmarkStart w:id="26" w:name="methodology"/>
+    <w:p>
+      <w:pPr>
+        <w:pStyle w:val="Heading2"/>
+        <w:keepNext/>
+        <w:keepLines/>
+        <w:widowControl w:val="1"/>
+      </w:pPr>
+      <w:r>
+        <w:t xml:space="preserve">3. Methodology</w:t>
+      </w:r>
+    </w:p>
+    <w:p>
+      <w:pPr>
+        <w:pStyle w:val="FirstParagraph"/>
+        <w:jc w:val="both"/>
+        <w:keepNext w:val="0"/>
+        <w:keepLines w:val="0"/>
+        <w:widowControl w:val="1"/>
+      </w:pPr>
+      <w:r>
+        <w:t xml:space="preserve">Our framework for multi-label chest X-ray classification with selective prediction is illustrated in Figure 1. It integrates a deep convolutional neural network for pathology classification with a rejection mechanism that enables the model to abstain from uncertain predictions. The subsections below detail the dataset and partitioning strategies, the baseline model, the rejection mechanism, and the threshold calibration procedure.</w:t>
+      </w:r>
+    </w:p>
+    <w:bookmarkStart w:id="18" w:name="dataset"/>
+    <w:p>
+      <w:pPr>
+        <w:pStyle w:val="Heading3"/>
+        <w:keepNext/>
+        <w:keepLines/>
+        <w:widowControl w:val="1"/>
+      </w:pPr>
+      <w:r>
+        <w:t xml:space="preserve">3.1 Dataset</w:t>
+      </w:r>
+    </w:p>
+    <w:p>
+      <w:pPr>
+        <w:pStyle w:val="FirstParagraph"/>
+        <w:jc w:val="both"/>
+        <w:keepNext w:val="0"/>
+        <w:keepLines w:val="0"/>
+        <w:widowControl w:val="1"/>
+      </w:pPr>
+      <w:r>
+        <w:t xml:space="preserve">The classification task is formulated as multi-label, wherein each image can simultaneously exhibit one or more of four conditions: Cardiomegaly, Effusion, Edema, and Consolidation. In contrast to single-label classification, this setup accounts for the co-occurrence of multiple pathologies within a single image. To improve generalizability and account for variability in imaging protocols and patient populations, the dataset aggregates samples from multiple publicly available sources. Each image is labeled at the image level, and the labels are not mutually exclusive. The model produces a confidence score for each pathology, which is subsequently used by the rejection mechanism.</w:t>
+      </w:r>
+    </w:p>
+    <w:p>
+      <w:pPr>
+        <w:spacing w:before="160" w:after="60" w:line="240" w:lineRule="auto"/>
+        <w:keepNext/>
+        <w:keepLines/>
+        <w:widowControl w:val="1"/>
+      </w:pPr>
+      <w:r>
+        <w:rPr>
+          <w:b/>
+          <w:i/>
+        </w:rPr>
+        <w:t>Table 1:</w:t>
+      </w:r>
+      <w:r>
+        <w:rPr>
+          <w:b w:val="0"/>
+          <w:i/>
+        </w:rPr>
+        <w:t xml:space="preserve"> </w:t>
+      </w:r>
+      <w:r>
+        <w:rPr>
+          <w:b w:val="0"/>
+          <w:i/>
+        </w:rPr>
+        <w:t>Class distribution for the four target pathologies. The dataset is imbalanced, with higher prevalence of Cardiomegaly and Effusion than the rarer Edema and Consolidation, and a substantial number of images carry multiple positive labels.</w:t>
+      </w:r>
+    </w:p>
+    <w:tbl>
+      <w:tblPr>
+        <w:tblStyle w:val="Table"/>
+        <w:tblW w:type="pct" w:w="5000"/>
+        <w:jc w:val="center"/>
+        <w:tblLook w:firstRow="1" w:lastRow="0" w:firstColumn="0" w:lastColumn="0" w:noHBand="0" w:noVBand="0" w:val="0020"/>
+        <w:tblCaption w:val="Table 1: Class distribution for the four target pathologies. The dataset is imbalanced, with higher prevalence of Cardiomegaly and Effusion than the rarer Edema and Consolidation, and a substantial number of images carry multiple positive labels."/>
+        <w:tblLayout w:type="autofit"/>
+        <w:tblBorders>
+          <w:top w:val="single" w:sz="10" w:color="4F6272"/>
+          <w:bottom w:val="single" w:sz="10" w:color="4F6272"/>
+          <w:insideH w:val="single" w:sz="5" w:color="9FB0C2"/>
+          <w:left w:val="single" w:sz="6" w:color="9FB0C2"/>
+          <w:right w:val="single" w:sz="6" w:color="9FB0C2"/>
+          <w:insideV w:val="single" w:sz="5" w:color="D9E1E8"/>
+        </w:tblBorders>
+      </w:tblPr>
+      <w:tblGrid>
+        <w:gridCol w:w="2640"/>
+        <w:gridCol w:w="2640"/>
+        <w:gridCol w:w="2640"/>
+      </w:tblGrid>
+      <w:tr>
+        <w:trPr>
+          <w:tblHeader w:val="on"/>
+        </w:trPr>
+        <w:tc>
+          <w:tcPr>
+            <w:shd w:fill="EEF3F7"/>
+            <w:tcBorders>
+              <w:left w:val="nil"/>
+              <w:right w:val="nil"/>
+              <w:top w:val="nil"/>
+              <w:bottom w:val="single" w:sz="8" w:color="9FB0C2"/>
+            </w:tcBorders>
+          </w:tcPr>
+          <w:p>
+            <w:pPr>
+              <w:pStyle w:val="Compact"/>
+              <w:spacing w:before="0" w:after="20" w:line="240" w:lineRule="auto"/>
+              <w:jc w:val="center"/>
+              <w:keepNext w:val="0"/>
+              <w:keepLines/>
+              <w:widowControl w:val="1"/>
+            </w:pPr>
+            <w:r>
+              <w:rPr>
+                <w:rFonts w:ascii="Times New Roman" w:hAnsi="Times New Roman"/>
+                <w:b/>
+                <w:sz w:val="19"/>
+              </w:rPr>
+              <w:t xml:space="preserve">Category</w:t>
+            </w:r>
+          </w:p>
+        </w:tc>
+        <w:tc>
+          <w:tcPr>
+            <w:shd w:fill="EEF3F7"/>
+            <w:tcBorders>
+              <w:left w:val="nil"/>
+              <w:right w:val="nil"/>
+              <w:top w:val="nil"/>
+              <w:bottom w:val="single" w:sz="8" w:color="9FB0C2"/>
+            </w:tcBorders>
+          </w:tcPr>
+          <w:p>
+            <w:pPr>
+              <w:pStyle w:val="Compact"/>
+              <w:spacing w:before="0" w:after="20" w:line="240" w:lineRule="auto"/>
+              <w:jc w:val="center"/>
+              <w:keepNext w:val="0"/>
+              <w:keepLines/>
+              <w:widowControl w:val="1"/>
+            </w:pPr>
+            <w:r>
+              <w:rPr>
+                <w:rFonts w:ascii="Times New Roman" w:hAnsi="Times New Roman"/>
+                <w:b/>
+                <w:sz w:val="19"/>
+              </w:rPr>
+              <w:t xml:space="preserve">Positive count</w:t>
+            </w:r>
+          </w:p>
+        </w:tc>
+        <w:tc>
+          <w:tcPr>
+            <w:shd w:fill="EEF3F7"/>
+            <w:tcBorders>
+              <w:left w:val="nil"/>
+              <w:right w:val="nil"/>
+              <w:top w:val="nil"/>
+              <w:bottom w:val="single" w:sz="8" w:color="9FB0C2"/>
+            </w:tcBorders>
+          </w:tcPr>
+          <w:p>
+            <w:pPr>
+              <w:pStyle w:val="Compact"/>
+              <w:spacing w:before="0" w:after="20" w:line="240" w:lineRule="auto"/>
+              <w:jc w:val="center"/>
+              <w:keepNext w:val="0"/>
+              <w:keepLines/>
+              <w:widowControl w:val="1"/>
+            </w:pPr>
+            <w:r>
+              <w:rPr>
+                <w:rFonts w:ascii="Times New Roman" w:hAnsi="Times New Roman"/>
+                <w:b/>
+                <w:sz w:val="19"/>
+              </w:rPr>
+              <w:t xml:space="preserve">Percentage (%)</w:t>
+            </w:r>
+          </w:p>
+        </w:tc>
+      </w:tr>
+      <w:tr>
+        <w:tc>
+          <w:tcPr>
+            <w:tcBorders>
+              <w:left w:val="nil"/>
+              <w:right w:val="nil"/>
+              <w:top w:val="nil"/>
+              <w:bottom w:val="single" w:sz="4" w:color="D9E1E8"/>
+            </w:tcBorders>
+          </w:tcPr>
+          <w:p>
+            <w:pPr>
+              <w:pStyle w:val="Compact"/>
+              <w:spacing w:before="0" w:after="20" w:line="240" w:lineRule="auto"/>
+              <w:jc w:val="center"/>
+              <w:keepNext w:val="0"/>
+              <w:keepLines/>
+              <w:widowControl w:val="1"/>
+            </w:pPr>
+            <w:r>
+              <w:rPr>
+                <w:rFonts w:ascii="Times New Roman" w:hAnsi="Times New Roman"/>
+                <w:sz w:val="20"/>
+              </w:rPr>
+              <w:t xml:space="preserve">Cardiomegaly</w:t>
+            </w:r>
+          </w:p>
+        </w:tc>
+        <w:tc>
+          <w:tcPr>
+            <w:tcBorders>
+              <w:left w:val="nil"/>
+              <w:right w:val="nil"/>
+              <w:top w:val="nil"/>
+              <w:bottom w:val="single" w:sz="4" w:color="D9E1E8"/>
+            </w:tcBorders>
+          </w:tcPr>
+          <w:p>
+            <w:pPr>
+              <w:pStyle w:val="Compact"/>
+              <w:spacing w:before="0" w:after="20" w:line="240" w:lineRule="auto"/>
+              <w:jc w:val="center"/>
+              <w:keepNext w:val="0"/>
+              <w:keepLines/>
+              <w:widowControl w:val="1"/>
+            </w:pPr>
+            <w:r>
+              <w:rPr>
+                <w:rFonts w:ascii="Times New Roman" w:hAnsi="Times New Roman"/>
+                <w:sz w:val="20"/>
+              </w:rPr>
+              <w:t xml:space="preserve">11919</w:t>
+            </w:r>
+          </w:p>
+        </w:tc>
+        <w:tc>
+          <w:tcPr>
+            <w:tcBorders>
+              <w:left w:val="nil"/>
+              <w:right w:val="nil"/>
+              <w:top w:val="nil"/>
+              <w:bottom w:val="single" w:sz="4" w:color="D9E1E8"/>
+            </w:tcBorders>
+          </w:tcPr>
+          <w:p>
+            <w:pPr>
+              <w:pStyle w:val="Compact"/>
+              <w:spacing w:before="0" w:after="20" w:line="240" w:lineRule="auto"/>
+              <w:jc w:val="center"/>
+              <w:keepNext w:val="0"/>
+              <w:keepLines/>
+              <w:widowControl w:val="1"/>
+            </w:pPr>
+            <w:r>
+              <w:rPr>
+                <w:rFonts w:ascii="Times New Roman" w:hAnsi="Times New Roman"/>
+                <w:sz w:val="20"/>
+              </w:rPr>
+              <w:t xml:space="preserve">9.7</w:t>
+            </w:r>
+          </w:p>
+        </w:tc>
+      </w:tr>
+      <w:tr>
+        <w:tc>
+          <w:tcPr>
+            <w:tcBorders>
+              <w:left w:val="nil"/>
+              <w:right w:val="nil"/>
+              <w:top w:val="nil"/>
+              <w:bottom w:val="single" w:sz="4" w:color="D9E1E8"/>
+            </w:tcBorders>
+          </w:tcPr>
+          <w:p>
+            <w:pPr>
+              <w:pStyle w:val="Compact"/>
+              <w:spacing w:before="0" w:after="20" w:line="240" w:lineRule="auto"/>
+              <w:jc w:val="center"/>
+              <w:keepNext w:val="0"/>
+              <w:keepLines/>
+              <w:widowControl w:val="1"/>
+            </w:pPr>
+            <w:r>
+              <w:rPr>
+                <w:rFonts w:ascii="Times New Roman" w:hAnsi="Times New Roman"/>
+                <w:sz w:val="20"/>
+              </w:rPr>
+              <w:t xml:space="preserve">Effusion</w:t>
+            </w:r>
+          </w:p>
+        </w:tc>
+        <w:tc>
+          <w:tcPr>
+            <w:tcBorders>
+              <w:left w:val="nil"/>
+              <w:right w:val="nil"/>
+              <w:top w:val="nil"/>
+              <w:bottom w:val="single" w:sz="4" w:color="D9E1E8"/>
+            </w:tcBorders>
+          </w:tcPr>
+          <w:p>
+            <w:pPr>
+              <w:pStyle w:val="Compact"/>
+              <w:spacing w:before="0" w:after="20" w:line="240" w:lineRule="auto"/>
+              <w:jc w:val="center"/>
+              <w:keepNext w:val="0"/>
+              <w:keepLines/>
+              <w:widowControl w:val="1"/>
+            </w:pPr>
+            <w:r>
+              <w:rPr>
+                <w:rFonts w:ascii="Times New Roman" w:hAnsi="Times New Roman"/>
+                <w:sz w:val="20"/>
+              </w:rPr>
+              <w:t xml:space="preserve">9353</w:t>
+            </w:r>
+          </w:p>
+        </w:tc>
+        <w:tc>
+          <w:tcPr>
+            <w:tcBorders>
+              <w:left w:val="nil"/>
+              <w:right w:val="nil"/>
+              <w:top w:val="nil"/>
+              <w:bottom w:val="single" w:sz="4" w:color="D9E1E8"/>
+            </w:tcBorders>
+          </w:tcPr>
+          <w:p>
+            <w:pPr>
+              <w:pStyle w:val="Compact"/>
+              <w:spacing w:before="0" w:after="20" w:line="240" w:lineRule="auto"/>
+              <w:jc w:val="center"/>
+              <w:keepNext w:val="0"/>
+              <w:keepLines/>
+              <w:widowControl w:val="1"/>
+            </w:pPr>
+            <w:r>
+              <w:rPr>
+                <w:rFonts w:ascii="Times New Roman" w:hAnsi="Times New Roman"/>
+                <w:sz w:val="20"/>
+              </w:rPr>
+              <w:t xml:space="preserve">7.6</w:t>
+            </w:r>
+          </w:p>
+        </w:tc>
+      </w:tr>
+      <w:tr>
+        <w:tc>
+          <w:tcPr>
+            <w:tcBorders>
+              <w:left w:val="nil"/>
+              <w:right w:val="nil"/>
+              <w:top w:val="nil"/>
+              <w:bottom w:val="single" w:sz="4" w:color="D9E1E8"/>
+            </w:tcBorders>
+          </w:tcPr>
+          <w:p>
+            <w:pPr>
+              <w:pStyle w:val="Compact"/>
+              <w:spacing w:before="0" w:after="20" w:line="240" w:lineRule="auto"/>
+              <w:jc w:val="center"/>
+              <w:keepNext w:val="0"/>
+              <w:keepLines/>
+              <w:widowControl w:val="1"/>
+            </w:pPr>
+            <w:r>
+              <w:rPr>
+                <w:rFonts w:ascii="Times New Roman" w:hAnsi="Times New Roman"/>
+                <w:sz w:val="20"/>
+              </w:rPr>
+              <w:t xml:space="preserve">Edema</w:t>
+            </w:r>
+          </w:p>
+        </w:tc>
+        <w:tc>
+          <w:tcPr>
+            <w:tcBorders>
+              <w:left w:val="nil"/>
+              <w:right w:val="nil"/>
+              <w:top w:val="nil"/>
+              <w:bottom w:val="single" w:sz="4" w:color="D9E1E8"/>
+            </w:tcBorders>
+          </w:tcPr>
+          <w:p>
+            <w:pPr>
+              <w:pStyle w:val="Compact"/>
+              <w:spacing w:before="0" w:after="20" w:line="240" w:lineRule="auto"/>
+              <w:jc w:val="center"/>
+              <w:keepNext w:val="0"/>
+              <w:keepLines/>
+              <w:widowControl w:val="1"/>
+            </w:pPr>
+            <w:r>
+              <w:rPr>
+                <w:rFonts w:ascii="Times New Roman" w:hAnsi="Times New Roman"/>
+                <w:sz w:val="20"/>
+              </w:rPr>
+              <w:t xml:space="preserve">1956</w:t>
+            </w:r>
+          </w:p>
+        </w:tc>
+        <w:tc>
+          <w:tcPr>
+            <w:tcBorders>
+              <w:left w:val="nil"/>
+              <w:right w:val="nil"/>
+              <w:top w:val="nil"/>
+              <w:bottom w:val="single" w:sz="4" w:color="D9E1E8"/>
+            </w:tcBorders>
+          </w:tcPr>
+          <w:p>
+            <w:pPr>
+              <w:pStyle w:val="Compact"/>
+              <w:spacing w:before="0" w:after="20" w:line="240" w:lineRule="auto"/>
+              <w:jc w:val="center"/>
+              <w:keepNext w:val="0"/>
+              <w:keepLines/>
+              <w:widowControl w:val="1"/>
+            </w:pPr>
+            <w:r>
+              <w:rPr>
+                <w:rFonts w:ascii="Times New Roman" w:hAnsi="Times New Roman"/>
+                <w:sz w:val="20"/>
+              </w:rPr>
+              <w:t xml:space="preserve">1.6</w:t>
+            </w:r>
+          </w:p>
+        </w:tc>
+      </w:tr>
+      <w:tr>
+        <w:tc>
+          <w:tcPr>
+            <w:tcBorders>
+              <w:left w:val="nil"/>
+              <w:right w:val="nil"/>
+              <w:top w:val="nil"/>
+              <w:bottom w:val="single" w:sz="4" w:color="D9E1E8"/>
+            </w:tcBorders>
+          </w:tcPr>
+          <w:p>
+            <w:pPr>
+              <w:pStyle w:val="Compact"/>
+              <w:spacing w:before="0" w:after="20" w:line="240" w:lineRule="auto"/>
+              <w:jc w:val="center"/>
+              <w:keepNext w:val="0"/>
+              <w:keepLines/>
+              <w:widowControl w:val="1"/>
+            </w:pPr>
+            <w:r>
+              <w:rPr>
+                <w:rFonts w:ascii="Times New Roman" w:hAnsi="Times New Roman"/>
+                <w:sz w:val="20"/>
+              </w:rPr>
+              <w:t xml:space="preserve">Consolidation</w:t>
+            </w:r>
+          </w:p>
+        </w:tc>
+        <w:tc>
+          <w:tcPr>
+            <w:tcBorders>
+              <w:left w:val="nil"/>
+              <w:right w:val="nil"/>
+              <w:top w:val="nil"/>
+              <w:bottom w:val="single" w:sz="4" w:color="D9E1E8"/>
+            </w:tcBorders>
+          </w:tcPr>
+          <w:p>
+            <w:pPr>
+              <w:pStyle w:val="Compact"/>
+              <w:spacing w:before="0" w:after="20" w:line="240" w:lineRule="auto"/>
+              <w:jc w:val="center"/>
+              <w:keepNext w:val="0"/>
+              <w:keepLines/>
+              <w:widowControl w:val="1"/>
+            </w:pPr>
+            <w:r>
+              <w:rPr>
+                <w:rFonts w:ascii="Times New Roman" w:hAnsi="Times New Roman"/>
+                <w:sz w:val="20"/>
+              </w:rPr>
+              <w:t xml:space="preserve">2650</w:t>
+            </w:r>
+          </w:p>
+        </w:tc>
+        <w:tc>
+          <w:tcPr>
+            <w:tcBorders>
+              <w:left w:val="nil"/>
+              <w:right w:val="nil"/>
+              <w:top w:val="nil"/>
+              <w:bottom w:val="single" w:sz="4" w:color="D9E1E8"/>
+            </w:tcBorders>
+          </w:tcPr>
+          <w:p>
+            <w:pPr>
+              <w:pStyle w:val="Compact"/>
+              <w:spacing w:before="0" w:after="20" w:line="240" w:lineRule="auto"/>
+              <w:jc w:val="center"/>
+              <w:keepNext w:val="0"/>
+              <w:keepLines/>
+              <w:widowControl w:val="1"/>
+            </w:pPr>
+            <w:r>
+              <w:rPr>
+                <w:rFonts w:ascii="Times New Roman" w:hAnsi="Times New Roman"/>
+                <w:sz w:val="20"/>
+              </w:rPr>
+              <w:t xml:space="preserve">2.1</w:t>
+            </w:r>
+          </w:p>
+        </w:tc>
+      </w:tr>
+      <w:tr>
+        <w:tc>
+          <w:tcPr>
+            <w:tcBorders>
+              <w:left w:val="nil"/>
+              <w:right w:val="nil"/>
+              <w:top w:val="nil"/>
+              <w:bottom w:val="nil"/>
+            </w:tcBorders>
+          </w:tcPr>
+          <w:p>
+            <w:pPr>
+              <w:pStyle w:val="Compact"/>
+              <w:spacing w:before="0" w:after="20" w:line="240" w:lineRule="auto"/>
+              <w:jc w:val="center"/>
+              <w:keepNext w:val="0"/>
+              <w:keepLines/>
+              <w:widowControl w:val="1"/>
+            </w:pPr>
+            <w:r>
+              <w:rPr>
+                <w:rFonts w:ascii="Times New Roman" w:hAnsi="Times New Roman"/>
+                <w:sz w:val="20"/>
+              </w:rPr>
+              <w:t xml:space="preserve">Multi-Pathology</w:t>
+            </w:r>
+          </w:p>
+        </w:tc>
+        <w:tc>
+          <w:tcPr>
+            <w:tcBorders>
+              <w:left w:val="nil"/>
+              <w:right w:val="nil"/>
+              <w:top w:val="nil"/>
+              <w:bottom w:val="nil"/>
+            </w:tcBorders>
+          </w:tcPr>
+          <w:p>
+            <w:pPr>
+              <w:pStyle w:val="Compact"/>
+              <w:spacing w:before="0" w:after="20" w:line="240" w:lineRule="auto"/>
+              <w:jc w:val="center"/>
+              <w:keepNext w:val="0"/>
+              <w:keepLines/>
+              <w:widowControl w:val="1"/>
+            </w:pPr>
+            <w:r>
+              <w:rPr>
+                <w:rFonts w:ascii="Times New Roman" w:hAnsi="Times New Roman"/>
+                <w:sz w:val="20"/>
+              </w:rPr>
+              <w:t xml:space="preserve">3869</w:t>
+            </w:r>
+          </w:p>
+        </w:tc>
+        <w:tc>
+          <w:tcPr>
+            <w:tcBorders>
+              <w:left w:val="nil"/>
+              <w:right w:val="nil"/>
+              <w:top w:val="nil"/>
+              <w:bottom w:val="nil"/>
+            </w:tcBorders>
+          </w:tcPr>
+          <w:p>
+            <w:pPr>
+              <w:pStyle w:val="Compact"/>
+              <w:spacing w:before="0" w:after="20" w:line="240" w:lineRule="auto"/>
+              <w:jc w:val="center"/>
+              <w:keepNext w:val="0"/>
+              <w:keepLines/>
+              <w:widowControl w:val="1"/>
+            </w:pPr>
+            <w:r>
+              <w:rPr>
+                <w:rFonts w:ascii="Times New Roman" w:hAnsi="Times New Roman"/>
+                <w:sz w:val="20"/>
+              </w:rPr>
+              <w:t xml:space="preserve">3.1</w:t>
+            </w:r>
+          </w:p>
+        </w:tc>
+      </w:tr>
+    </w:tbl>
+    <w:bookmarkEnd w:id="18"/>
+    <w:bookmarkStart w:id="19" w:name="Xfbc77e73deda646e53f726e2d5cb32579408f0b"/>
+    <w:p>
+      <w:pPr>
+        <w:pStyle w:val="Heading3"/>
+        <w:keepNext/>
+        <w:keepLines/>
+        <w:widowControl w:val="1"/>
+      </w:pPr>
+      <w:r>
+        <w:t xml:space="preserve">3.2 Data partition for validation and rejection tuning</w:t>
+      </w:r>
+    </w:p>
+    <w:p>
+      <w:pPr>
+        <w:pStyle w:val="FirstParagraph"/>
+        <w:jc w:val="both"/>
+        <w:keepNext w:val="0"/>
+        <w:keepLines w:val="0"/>
+        <w:widowControl w:val="1"/>
+      </w:pPr>
+      <w:r>
+        <w:t xml:space="preserve">The dataset aggregates chest X-ray images from MIMIC-CXR, NIH ChestX-ray14, and PadChest. Each source uses slightly different imaging protocols, labelling criteria, and patient populations, introducing domain variability. We employ two partitioning strategies. In intra-source splitting, each dataset is split independently into 80% for training and 20% for validation, with all partitions performed at the patient level so that images from the same patient are assigned exclusively to one subset, preventing leakage and reflecting deployment to previously unseen individuals. In inter-source splitting, two or three complete datasets are used for training while the remaining dataset is held out entirely for validation, creating an out-of-distribution test scenario. The intra-source approach supports stable tuning under controlled conditions, while the inter-source setup tests robustness to domain shift.</w:t>
+      </w:r>
+    </w:p>
+    <w:bookmarkEnd w:id="19"/>
+    <w:bookmarkStart w:id="23" w:name="baseline-model"/>
+    <w:p>
+      <w:pPr>
+        <w:pStyle w:val="Heading3"/>
+        <w:keepNext/>
+        <w:keepLines/>
+        <w:widowControl w:val="1"/>
+      </w:pPr>
+      <w:r>
+        <w:t xml:space="preserve">3.3 Baseline model</w:t>
+      </w:r>
+    </w:p>
+    <w:p>
+      <w:pPr>
+        <w:pStyle w:val="FirstParagraph"/>
+        <w:jc w:val="both"/>
+        <w:keepNext w:val="0"/>
+        <w:keepLines w:val="0"/>
+        <w:widowControl w:val="1"/>
+      </w:pPr>
+      <w:r>
+        <w:t xml:space="preserve">DenseNet-121 [30] is a convolutional neural network characterized by dense connectivity, wherein each layer receives the feature maps of all preceding layers within a dense block. This design enhances information flow, alleviates the vanishing-gradient problem, and promotes feature reuse. The architecture consists of an initial convolution and pooling layer followed by four dense blocks separated by three transition layers, each dense block following a BN, ReLU, Conv(3x3) pattern, with a growth rate that governs the progressive expansion of feature dimensionality.</w:t>
       </w:r>
     </w:p>
     <w:p>
@@ -294,209 +1268,7 @@
         <w:widowControl w:val="1"/>
       </w:pPr>
       <w:r>
-        <w:t xml:space="preserve">A critical risk is the false negative, where an existing pathology goes undetected, delaying treatment. The problem is amplified in multi-label settings where multiple subtle findings must be considered together. A model that always predicts, even when uncertain, is unsafe; a rejection mechanism lets it abstain on ambiguous cases and defer them to expert review.</w:t>
-      </w:r>
-    </w:p>
-    <w:p>
-      <w:pPr>
-        <w:pStyle w:val="BodyText"/>
-        <w:jc w:val="both"/>
-        <w:keepNext w:val="0"/>
-        <w:keepLines w:val="0"/>
-        <w:widowControl w:val="1"/>
-      </w:pPr>
-      <w:r>
-        <w:t xml:space="preserve">We build on a DenseNet-121 backbone with</w:t>
-      </w:r>
-      <w:r>
-        <w:t xml:space="preserve"> </w:t>
-      </w:r>
-      <w:r>
-        <w:rPr>
-          <w:highlight w:val="yellow"/>
-        </w:rPr>
-        <w:t xml:space="preserve">a per-pathology entropy-based rejection rule: each pathology prediction is independently accepted or deferred according to its binary entropy.</w:t>
-      </w:r>
-      <w:r>
-        <w:t xml:space="preserve"> </w:t>
-      </w:r>
-      <w:r>
-        <w:rPr>
-          <w:strike/>
-        </w:rPr>
-        <w:t xml:space="preserve">By integrating both entropy-based and interval-based rejection, we enable complementary modes of abstention.</w:t>
-      </w:r>
-      <w:r>
-        <w:t xml:space="preserve"> </w:t>
-      </w:r>
-      <w:r>
-        <w:rPr>
-          <w:highlight w:val="green"/>
-        </w:rPr>
-        <w:t xml:space="preserve">We show that, on a deterministic backbone, an interval-based rule that rejects when a confidence interval straddles the decision boundary is rank-identical to entropy thresholding, so a single entropy rule suffices (Section 3.4).</w:t>
-      </w:r>
-      <w:r>
-        <w:t xml:space="preserve"> </w:t>
-      </w:r>
-      <w:r>
-        <w:t xml:space="preserve">Thresholds are calibrated on held-out data with global or class-specific strategies.</w:t>
-      </w:r>
-    </w:p>
-    <w:p>
-      <w:pPr>
-        <w:pStyle w:val="BodyText"/>
-        <w:jc w:val="both"/>
-        <w:keepNext w:val="0"/>
-        <w:keepLines w:val="0"/>
-        <w:widowControl w:val="1"/>
-      </w:pPr>
-      <w:r>
-        <w:rPr>
-          <w:b/>
-          <w:bCs/>
-        </w:rPr>
-        <w:t xml:space="preserve">Contributions.</w:t>
-      </w:r>
-      <w:r>
-        <w:t xml:space="preserve"> </w:t>
-      </w:r>
-      <w:r>
-        <w:t xml:space="preserve">(1) A per-pathology entropy-based selective-prediction rule on a DenseNet-121 backbone with quantile-calibrated thresholds. (2)</w:t>
-      </w:r>
-      <w:r>
-        <w:t xml:space="preserve"> </w:t>
-      </w:r>
-      <w:r>
-        <w:rPr>
-          <w:highlight w:val="yellow"/>
-        </w:rPr>
-        <w:t xml:space="preserve">A risk-coverage and balanced-accuracy evaluation, with bootstrap confidence intervals, establishing where abstention improves reliability;</w:t>
-      </w:r>
-      <w:r>
-        <w:t xml:space="preserve"> </w:t>
-      </w:r>
-      <w:r>
-        <w:t xml:space="preserve">we additionally show AUC is not an appropriate target metric for selective prediction and explain why. (3)</w:t>
-      </w:r>
-      <w:r>
-        <w:t xml:space="preserve"> </w:t>
-      </w:r>
-      <w:r>
-        <w:rPr>
-          <w:highlight w:val="yellow"/>
-        </w:rPr>
-        <w:t xml:space="preserve">A formal leave-one-dataset-out out-of-distribution analysis across NIH ChestX-ray14, MIMIC-CXR, and PadChest, characterizing the domain-shift penalty and selective behavior under shift.</w:t>
-      </w:r>
-    </w:p>
-    <w:bookmarkEnd w:id="10"/>
-    <w:bookmarkStart w:id="11" w:name="prior-work"/>
-    <w:p>
-      <w:pPr>
-        <w:pStyle w:val="Heading2"/>
-        <w:keepNext/>
-        <w:keepLines/>
-        <w:widowControl w:val="1"/>
-      </w:pPr>
-      <w:r>
-        <w:t xml:space="preserve">2. Prior work</w:t>
-      </w:r>
-    </w:p>
-    <w:p>
-      <w:pPr>
-        <w:pStyle w:val="FirstParagraph"/>
-        <w:jc w:val="both"/>
-        <w:keepNext w:val="0"/>
-        <w:keepLines w:val="0"/>
-        <w:widowControl w:val="1"/>
-      </w:pPr>
-      <w:r>
-        <w:t xml:space="preserve">Deep CNNs are the method of choice for chest radiograph interpretation [3],[4],[5],[6],[7],[8]. Cohen et al. [9] study balanced batch sampling across datasets for OOD generalization on Cardiomegaly, Consolidation, Edema, and Effusion (ChestX-ray8 [10], CheXpert [5], MIMIC-CXR [11], PadChest [12]); we adopt their backbone and add a rejection mechanism. Selective classification (the reject option) was formalized by Chow [18] and extended with learning-theoretic guarantees [19]; modern deep approaches include risk-coverage thresholding [20], SelectiveNet [21], deep ensembles [22], calibrated selective classification [23], post-hoc confidence repair [24], and training-dynamics criteria [25].</w:t>
-      </w:r>
-      <w:r>
-        <w:t xml:space="preserve"> </w:t>
-      </w:r>
-      <w:r>
-        <w:rPr>
-          <w:highlight w:val="green"/>
-        </w:rPr>
-        <w:t xml:space="preserve">For chest radiography specifically, cross-domain generalization is known to be fragile: Zech et al. [Z1] show models exploit hospital-specific confounders and degrade across sites, and Cohen et al. [9] attribute much of the cross-dataset gap to label shift. Ovadia et al. [Z3] show that predictive uncertainty degrades under dataset shift and that ensembles are the most robust, motivating an explicit out-of-distribution evaluation.</w:t>
-      </w:r>
-      <w:r>
-        <w:t xml:space="preserve"> </w:t>
-      </w:r>
-      <w:r>
-        <w:t xml:space="preserve">Medical-imaging UQ work [26],[27],[28],[29] argues that models should defer on high-uncertainty cases.</w:t>
-      </w:r>
-    </w:p>
-    <w:bookmarkEnd w:id="11"/>
-    <w:bookmarkStart w:id="16" w:name="methodology"/>
-    <w:p>
-      <w:pPr>
-        <w:pStyle w:val="Heading2"/>
-        <w:keepNext/>
-        <w:keepLines/>
-        <w:widowControl w:val="1"/>
-      </w:pPr>
-      <w:r>
-        <w:t xml:space="preserve">3. Methodology</w:t>
-      </w:r>
-    </w:p>
-    <w:bookmarkStart w:id="12" w:name="dataset"/>
-    <w:p>
-      <w:pPr>
-        <w:pStyle w:val="Heading3"/>
-        <w:keepNext/>
-        <w:keepLines/>
-        <w:widowControl w:val="1"/>
-      </w:pPr>
-      <w:r>
-        <w:t xml:space="preserve">3.1 Dataset</w:t>
-      </w:r>
-    </w:p>
-    <w:p>
-      <w:pPr>
-        <w:pStyle w:val="FirstParagraph"/>
-        <w:jc w:val="both"/>
-        <w:keepNext w:val="0"/>
-        <w:keepLines w:val="0"/>
-        <w:widowControl w:val="1"/>
-      </w:pPr>
-      <w:r>
-        <w:t xml:space="preserve">The classification task is multi-label over four conditions: Cardiomegaly, Effusion, Edema, and Consolidation, labeled at the image level (labels are not mutually exclusive). Data aggregate multiple public sources to increase distributional diversity.</w:t>
-      </w:r>
-      <w:r>
-        <w:t xml:space="preserve"> </w:t>
-      </w:r>
-      <w:r>
-        <w:rPr>
-          <w:highlight w:val="green"/>
-        </w:rPr>
-        <w:t xml:space="preserve">For reproducibility, the released TorchXRayVision DenseNet-121 [9] is used as the backbone, and a from-scratch weighted-BCE fine-tune is trained for confirmation (Section 4.4).</w:t>
-      </w:r>
-    </w:p>
-    <w:bookmarkEnd w:id="12"/>
-    <w:bookmarkStart w:id="13" w:name="baseline-model"/>
-    <w:p>
-      <w:pPr>
-        <w:pStyle w:val="Heading3"/>
-        <w:keepNext/>
-        <w:keepLines/>
-        <w:widowControl w:val="1"/>
-      </w:pPr>
-      <w:r>
-        <w:t xml:space="preserve">3.3 Baseline model</w:t>
-      </w:r>
-    </w:p>
-    <w:p>
-      <w:pPr>
-        <w:pStyle w:val="FirstParagraph"/>
-        <w:jc w:val="both"/>
-        <w:keepNext w:val="0"/>
-        <w:keepLines w:val="0"/>
-        <w:widowControl w:val="1"/>
-      </w:pPr>
-      <w:r>
-        <w:t xml:space="preserve">DenseNet-121 [30] uses dense connectivity for feature reuse and gradient flow. Training (the from-scratch model) uses AdamW (</w:t>
+        <w:t xml:space="preserve">The baseline employs a standard DenseNet-121 backbone pre-trained on large-scale chest X-ray datasets, including CheXpert and NIH ChestX-ray14 [4],[5]. We employ a fine-tuning strategy with multi-domain balanced sampling, constructing each mini-batch to include an equal number of samples from each domain to encourage domain-invariant features [9],[31]. The model performs multi-label classification by outputting a probability for each target pathology. Training uses the AdamW optimizer (</w:t>
       </w:r>
       <m:oMath>
         <m:sSub>
@@ -520,12 +1292,14 @@
         <m:r>
           <m:t>0.9</m:t>
         </m:r>
-        <m:r>
-          <m:rPr>
-            <m:sty m:val="p"/>
-          </m:rPr>
-          <m:t>,</m:t>
-        </m:r>
+      </m:oMath>
+      <w:r>
+        <w:t xml:space="preserve">,</w:t>
+      </w:r>
+      <w:r>
+        <w:t xml:space="preserve"> </w:t>
+      </w:r>
+      <m:oMath>
         <m:sSub>
           <m:e>
             <m:r>
@@ -549,7 +1323,7 @@
         </m:r>
       </m:oMath>
       <w:r>
-        <w:t xml:space="preserve">), up to 30 epochs, ReduceLROnPlateau (factor 0.2, patience 4), and square-root inverse-frequency class weighting in a weighted binary cross-entropy loss.</w:t>
+        <w:t xml:space="preserve">) for up to 30 epochs, with a ReduceLROnPlateau schedule (factor 0.2, patience 4) and square-root inverse-frequency class weighting within a weighted binary cross-entropy loss to mitigate class imbalance while maintaining calibrated probability estimates.</w:t>
       </w:r>
       <w:r>
         <w:t xml:space="preserve"> </w:t>
@@ -558,11 +1332,91 @@
         <w:rPr>
           <w:highlight w:val="green"/>
         </w:rPr>
-        <w:t xml:space="preserve">Multi-domain balanced sampling draws each mini-batch equally across sources [9],[31].</w:t>
+        <w:t xml:space="preserve">Input images are resized to 224x224 and normalized following the backbone convention; the calibration and evaluation splits are patient-level, and random seeds are fixed for reproducibility.</w:t>
       </w:r>
     </w:p>
-    <w:bookmarkEnd w:id="13"/>
-    <w:bookmarkStart w:id="14" w:name="rejection-mechanism"/>
+    <w:p>
+      <w:pPr>
+        <w:pStyle w:val="BodyText"/>
+        <w:jc w:val="center"/>
+        <w:keepNext/>
+        <w:keepLines/>
+        <w:widowControl w:val="1"/>
+      </w:pPr>
+      <w:r>
+        <w:drawing>
+          <wp:inline>
+            <wp:extent cx="5852160" cy="3291840"/>
+            <wp:effectExtent b="0" l="0" r="0" t="0"/>
+            <wp:docPr descr="entropy distribution" title="" id="21" name="Picture"/>
+            <a:graphic>
+              <a:graphicData uri="http://schemas.openxmlformats.org/drawingml/2006/picture">
+                <pic:pic>
+                  <pic:nvPicPr>
+                    <pic:cNvPr descr="assets/entropy_dist.png" id="22" name="Picture"/>
+                    <pic:cNvPicPr>
+                      <a:picLocks noChangeArrowheads="1" noChangeAspect="1"/>
+                    </pic:cNvPicPr>
+                  </pic:nvPicPr>
+                  <pic:blipFill>
+                    <a:blip r:embed="rId20"/>
+                    <a:stretch>
+                      <a:fillRect/>
+                    </a:stretch>
+                  </pic:blipFill>
+                  <pic:spPr bwMode="auto">
+                    <a:xfrm>
+                      <a:off x="0" y="0"/>
+                      <a:ext cx="5852160" cy="3291840"/>
+                    </a:xfrm>
+                    <a:prstGeom prst="rect">
+                      <a:avLst/>
+                    </a:prstGeom>
+                    <a:noFill/>
+                    <a:ln w="9525">
+                      <a:noFill/>
+                      <a:headEnd/>
+                      <a:tailEnd/>
+                    </a:ln>
+                  </pic:spPr>
+                </pic:pic>
+              </a:graphicData>
+            </a:graphic>
+          </wp:inline>
+        </w:drawing>
+      </w:r>
+    </w:p>
+    <w:p>
+      <w:pPr>
+        <w:spacing w:before="80" w:after="120" w:line="240" w:lineRule="auto"/>
+        <w:keepNext w:val="0"/>
+        <w:keepLines/>
+        <w:widowControl w:val="1"/>
+      </w:pPr>
+      <w:r>
+        <w:rPr>
+          <w:b/>
+          <w:i/>
+        </w:rPr>
+        <w:t>Figure 2:</w:t>
+      </w:r>
+      <w:r>
+        <w:rPr>
+          <w:b w:val="0"/>
+          <w:i/>
+        </w:rPr>
+        <w:t xml:space="preserve"> </w:t>
+      </w:r>
+      <w:r>
+        <w:rPr>
+          <w:b w:val="0"/>
+          <w:i/>
+        </w:rPr>
+        <w:t>Predictive entropy of correct and incorrect predictions for the baseline model. Correct predictions concentrate at low entropy and incorrect predictions at high entropy across the target pathologies, indicating that predictive uncertainty is a strong indicator of potential misclassification and motivating uncertainty-based rejection.</w:t>
+      </w:r>
+    </w:p>
+    <w:bookmarkEnd w:id="23"/>
+    <w:bookmarkStart w:id="24" w:name="rejection-mechanism"/>
     <w:p>
       <w:pPr>
         <w:pStyle w:val="Heading3"/>
@@ -592,7 +1446,7 @@
         <w:t xml:space="preserve"> </w:t>
       </w:r>
       <w:r>
-        <w:t xml:space="preserve">For a per-class probability</w:t>
+        <w:t xml:space="preserve">For a predicted probability</w:t>
       </w:r>
       <w:r>
         <w:t xml:space="preserve"> </w:t>
@@ -603,7 +1457,10 @@
         </m:r>
       </m:oMath>
       <w:r>
-        <w:t xml:space="preserve">, the binary entropy is</w:t>
+        <w:t xml:space="preserve"> </w:t>
+      </w:r>
+      <w:r>
+        <w:t xml:space="preserve">of a given pathology, the binary entropy is</w:t>
       </w:r>
     </w:p>
     <w:p>
@@ -756,7 +1613,7 @@
         <w:widowControl w:val="1"/>
       </w:pPr>
       <w:r>
-        <w:t xml:space="preserve">maximal at the decision boundary and minimal as</w:t>
+        <w:t xml:space="preserve">which is maximal at the decision boundary and minimal as</w:t>
       </w:r>
       <w:r>
         <w:t xml:space="preserve"> </w:t>
@@ -799,7 +1656,27 @@
         </m:r>
       </m:oMath>
       <w:r>
-        <w:t xml:space="preserve">. A pathology prediction is rejected when its entropy exceeds a calibrated threshold,</w:t>
+        <w:t xml:space="preserve">. A pathology prediction is rejected when its entropy exceeds a calibrated threshold</w:t>
+      </w:r>
+      <w:r>
+        <w:t xml:space="preserve"> </w:t>
+      </w:r>
+      <m:oMath>
+        <m:sSub>
+          <m:e>
+            <m:r>
+              <m:t>τ</m:t>
+            </m:r>
+          </m:e>
+          <m:sub>
+            <m:r>
+              <m:t>c</m:t>
+            </m:r>
+          </m:sub>
+        </m:sSub>
+      </m:oMath>
+      <w:r>
+        <w:t xml:space="preserve">,</w:t>
       </w:r>
     </w:p>
     <w:p>
@@ -876,7 +1753,7 @@
             <m:rPr>
               <m:sty m:val="p"/>
             </m:rPr>
-            <m:t>,</m:t>
+            <m:t>.</m:t>
           </m:r>
         </m:oMath>
       </m:oMathPara>
@@ -890,39 +1767,10 @@
         <w:widowControl w:val="1"/>
       </w:pPr>
       <w:r>
-        <w:t xml:space="preserve">so each image carries an accept/defer decision</w:t>
-      </w:r>
-      <w:r>
-        <w:t xml:space="preserve"> </w:t>
-      </w:r>
-      <w:r>
         <w:rPr>
-          <w:i/>
-          <w:iCs/>
-          <w:highlight w:val="green"/>
+          <w:highlight w:val="yellow"/>
         </w:rPr>
-        <w:t xml:space="preserve">per pathology</w:t>
-      </w:r>
-      <w:r>
-        <w:t xml:space="preserve">, and rejection rates are reported per class.</w:t>
-      </w:r>
-      <w:r>
-        <w:t xml:space="preserve"> </w:t>
-      </w:r>
-      <w:r>
-        <w:rPr>
-          <w:strike/>
-        </w:rPr>
-        <w:t xml:space="preserve">An image is accepted if at least one class prediction is confident, and rejected only if all predicted classes are uncertain.</w:t>
-      </w:r>
-      <w:r>
-        <w:t xml:space="preserve"> </w:t>
-      </w:r>
-      <w:r>
-        <w:rPr>
-          <w:highlight w:val="green"/>
-        </w:rPr>
-        <w:t xml:space="preserve">The earlier image-level "accept if any one class is confident" rule is removed; acceptance is per pathology and is not a global clearance of the image.</w:t>
+        <w:t xml:space="preserve">Selective prediction is applied independently for each pathology: a finding is deferred when the model cannot generate a sufficiently reliable prediction for that condition. Acceptance corresponds to a partial-label output and is not a global clearance of the image, since other findings for the same image may remain uncertain. Rejection rates are therefore computed and reported per pathology, aligning with a clinical decision-support workflow in which uncertain findings are deferred for expert review while confident predictions remain available.</w:t>
       </w:r>
     </w:p>
     <w:p>
@@ -937,92 +1785,17 @@
         <w:rPr>
           <w:highlight w:val="green"/>
         </w:rPr>
-        <w:t xml:space="preserve">On a deterministic backbone, an interval-based rule that rejects when the interval around</w:t>
+        <w:t xml:space="preserve">An equivalent view of this rule is interval-based: a class is treated as confident when a calibrated interval around its probability lies entirely on one side of the decision boundary. On a deterministic backbone this interval rule is a monotone function of the distance of the probability from the boundary, so it induces the same selective ordering as entropy thresholding; we therefore adopt the single entropy-based rule. Probabilities are evaluated at each class's calibrated operating threshold.</w:t>
       </w:r>
       <w:r>
         <w:t xml:space="preserve"> </w:t>
       </w:r>
-      <m:oMath>
-        <m:r>
-          <m:t>p</m:t>
-        </m:r>
-      </m:oMath>
-      <w:r>
-        <w:t xml:space="preserve"> </w:t>
-      </w:r>
-      <w:r>
-        <w:rPr>
-          <w:highlight w:val="green"/>
-        </w:rPr>
-        <w:t xml:space="preserve">contains the boundary (fixed half-width) is a strictly monotone function of</w:t>
-      </w:r>
-      <w:r>
-        <w:t xml:space="preserve"> </w:t>
-      </w:r>
-      <m:oMath>
-        <m:r>
-          <m:rPr>
-            <m:sty m:val="p"/>
-          </m:rPr>
-          <m:t>|</m:t>
-        </m:r>
-        <m:r>
-          <m:t>p</m:t>
-        </m:r>
-        <m:r>
-          <m:rPr>
-            <m:sty m:val="p"/>
-          </m:rPr>
-          <m:t>−</m:t>
-        </m:r>
-        <m:r>
-          <m:t>0.5</m:t>
-        </m:r>
-        <m:r>
-          <m:rPr>
-            <m:sty m:val="p"/>
-          </m:rPr>
-          <m:t>|</m:t>
-        </m:r>
-      </m:oMath>
-      <w:r>
-        <w:rPr>
-          <w:highlight w:val="green"/>
-        </w:rPr>
-        <w:t xml:space="preserve">, hence rank-identical to entropy thresholding: across all four pathologies the risk-coverage AURC under the two scores agrees to within</w:t>
-      </w:r>
-      <w:r>
-        <w:t xml:space="preserve"> </w:t>
-      </w:r>
-      <m:oMath>
-        <m:sSup>
-          <m:e>
-            <m:r>
-              <m:t>10</m:t>
-            </m:r>
-          </m:e>
-          <m:sup>
-            <m:r>
-              <m:rPr>
-                <m:sty m:val="p"/>
-              </m:rPr>
-              <m:t>−</m:t>
-            </m:r>
-            <m:r>
-              <m:t>9</m:t>
-            </m:r>
-          </m:sup>
-        </m:sSup>
-      </m:oMath>
-      <w:r>
-        <w:rPr>
-          <w:highlight w:val="green"/>
-        </w:rPr>
-        <w:t xml:space="preserve">. The interval rule therefore adds no independent signal here, and we use a single entropy-based rule. Probabilities are evaluated at each class's calibrated operating threshold.</w:t>
+      <w:r>
+        <w:t xml:space="preserve">Thresholds are selected globally or per class on a held-out calibration subset.</w:t>
       </w:r>
     </w:p>
-    <w:bookmarkEnd w:id="14"/>
-    <w:bookmarkStart w:id="15" w:name="threshold-calibration"/>
+    <w:bookmarkEnd w:id="24"/>
+    <w:bookmarkStart w:id="25" w:name="threshold-calibration"/>
     <w:p>
       <w:pPr>
         <w:pStyle w:val="Heading3"/>
@@ -1043,7 +1816,7 @@
         <w:widowControl w:val="1"/>
       </w:pPr>
       <w:r>
-        <w:t xml:space="preserve">A quantile-based procedure sets thresholds on a calibration subset disjoint from training and evaluation. Entropy thresholds are taken from the distribution of entropy over correctly classified calibration samples at a chosen percentile (75%–95%), per class or globally.</w:t>
+        <w:t xml:space="preserve">We adopt a quantile-based calibration strategy to determine effective thresholds. Calibration is performed on a dedicated subset disjoint from both the training and evaluation data, minimizing optimistic bias from information leakage. Entropy thresholds are estimated from the distribution of entropy values computed over correctly classified calibration samples, identifying confidence regions historically associated with reliable predictions. For each pathology, we explore a range of candidate percentiles (for example, 75% to 95%) and compute either a class-specific or a global threshold corresponding to the selected quantile.</w:t>
       </w:r>
       <w:r>
         <w:t xml:space="preserve"> </w:t>
@@ -1052,12 +1825,18 @@
         <w:rPr>
           <w:highlight w:val="green"/>
         </w:rPr>
-        <w:t xml:space="preserve">A threshold-sensitivity analysis (Figure 3) reports the selective metric across calibration percentiles 0.70–0.99, so the operating point is a tunable design choice.</w:t>
+        <w:t xml:space="preserve">A threshold-sensitivity analysis (Figure 5) reports the selective metric and rejection rate across calibration percentiles from 0.70 to 0.99, so that the operating point is an interpretable, tunable design choice rather than a fixed property of the model.</w:t>
+      </w:r>
+      <w:r>
+        <w:t xml:space="preserve"> </w:t>
+      </w:r>
+      <w:r>
+        <w:t xml:space="preserve">Although results are reported at fixed thresholds for consistency, the mechanism outputs a continuous confidence score, allowing thresholds to be tuned post hoc to a clinical risk tolerance.</w:t>
       </w:r>
     </w:p>
-    <w:bookmarkEnd w:id="15"/>
-    <w:bookmarkEnd w:id="16"/>
-    <w:bookmarkStart w:id="33" w:name="results"/>
+    <w:bookmarkEnd w:id="25"/>
+    <w:bookmarkEnd w:id="26"/>
+    <w:bookmarkStart w:id="44" w:name="results"/>
     <w:p>
       <w:pPr>
         <w:pStyle w:val="Heading2"/>
@@ -1078,10 +1857,19 @@
         <w:widowControl w:val="1"/>
       </w:pPr>
       <w:r>
-        <w:t xml:space="preserve">Calibration and evaluation use disjoint patient-level splits. We report selective balanced accuracy and selective AUC versus coverage, and a formal leave-one-dataset-out shift, each with 1000-sample bootstrap confidence intervals.</w:t>
+        <w:t xml:space="preserve">Calibration and evaluation use disjoint patient-level splits. The backbone attains per-pathology discrimination in the range of AUC 0.79 to 0.91 on the evaluation data.</w:t>
+      </w:r>
+      <w:r>
+        <w:t xml:space="preserve"> </w:t>
+      </w:r>
+      <w:r>
+        <w:rPr>
+          <w:highlight w:val="green"/>
+        </w:rPr>
+        <w:t xml:space="preserve">We characterize selective behaviour with two complementary, threshold-aware measures: balanced accuracy at a calibrated operating point, and the risk-coverage curve. Both are reported with 1000-sample non-parametric bootstrap confidence intervals.</w:t>
       </w:r>
     </w:p>
-    <w:bookmarkStart w:id="20" w:name="Xea6e9b01d3431933935fa5973db9bac1ed0ea2d"/>
+    <w:bookmarkStart w:id="30" w:name="Xc313159fcf4bef60d99dbef572fddc008d1b639"/>
     <w:p>
       <w:pPr>
         <w:pStyle w:val="Heading3"/>
@@ -1090,16 +1878,7 @@
         <w:widowControl w:val="1"/>
       </w:pPr>
       <w:r>
-        <w:t xml:space="preserve">4.1 Abstention improves balanced accuracy</w:t>
-      </w:r>
-      <w:r>
-        <w:t xml:space="preserve"> </w:t>
-      </w:r>
-      <w:r>
-        <w:rPr>
-          <w:highlight w:val="green"/>
-        </w:rPr>
-        <w:t xml:space="preserve">(the reliability gain)</w:t>
+        <w:t xml:space="preserve">4.1 Selective prediction improves balanced accuracy</w:t>
       </w:r>
     </w:p>
     <w:p>
@@ -1111,255 +1890,626 @@
         <w:widowControl w:val="1"/>
       </w:pPr>
       <w:r>
-        <w:t xml:space="preserve">Pathology</w:t>
-      </w:r>
-    </w:p>
-    <w:p>
-      <w:pPr>
-        <w:pStyle w:val="BodyText"/>
-        <w:jc w:val="both"/>
-        <w:keepNext w:val="0"/>
-        <w:keepLines w:val="0"/>
-        <w:widowControl w:val="1"/>
-      </w:pPr>
-      <w:r>
-        <w:t xml:space="preserve">Balanced acc (full coverage)</w:t>
-      </w:r>
-    </w:p>
-    <w:p>
-      <w:pPr>
-        <w:pStyle w:val="BodyText"/>
-        <w:jc w:val="both"/>
-        <w:keepNext w:val="0"/>
-        <w:keepLines w:val="0"/>
-        <w:widowControl w:val="1"/>
-      </w:pPr>
-      <w:r>
-        <w:t xml:space="preserve">At 70% coverage</w:t>
-      </w:r>
-    </w:p>
-    <w:p>
-      <w:pPr>
-        <w:pStyle w:val="BodyText"/>
-        <w:jc w:val="both"/>
-        <w:keepNext w:val="0"/>
-        <w:keepLines w:val="0"/>
-        <w:widowControl w:val="1"/>
-      </w:pPr>
-      <w:r>
-        <w:t xml:space="preserve">Δ (95% CI)</w:t>
-      </w:r>
-    </w:p>
-    <w:p>
-      <w:pPr>
-        <w:pStyle w:val="BodyText"/>
-        <w:jc w:val="both"/>
-        <w:keepNext w:val="0"/>
-        <w:keepLines w:val="0"/>
-        <w:widowControl w:val="1"/>
-      </w:pPr>
-      <w:r>
-        <w:t xml:space="preserve">Cardiomegaly</w:t>
-      </w:r>
-    </w:p>
-    <w:p>
-      <w:pPr>
-        <w:pStyle w:val="BodyText"/>
-        <w:jc w:val="both"/>
-        <w:keepNext w:val="0"/>
-        <w:keepLines w:val="0"/>
-        <w:widowControl w:val="1"/>
-      </w:pPr>
-      <w:r>
-        <w:t xml:space="preserve">0.757</w:t>
-      </w:r>
-    </w:p>
-    <w:p>
-      <w:pPr>
-        <w:pStyle w:val="BodyText"/>
-        <w:jc w:val="both"/>
-        <w:keepNext w:val="0"/>
-        <w:keepLines w:val="0"/>
-        <w:widowControl w:val="1"/>
-      </w:pPr>
-      <w:r>
-        <w:t xml:space="preserve">0.839</w:t>
-      </w:r>
-    </w:p>
-    <w:p>
-      <w:pPr>
-        <w:pStyle w:val="BodyText"/>
-        <w:jc w:val="both"/>
-        <w:keepNext w:val="0"/>
-        <w:keepLines w:val="0"/>
-        <w:widowControl w:val="1"/>
-      </w:pPr>
-      <w:r>
-        <w:t xml:space="preserve">+0.082 [0.056, 0.113]</w:t>
-      </w:r>
-    </w:p>
-    <w:p>
-      <w:pPr>
-        <w:pStyle w:val="BodyText"/>
-        <w:jc w:val="both"/>
-        <w:keepNext w:val="0"/>
-        <w:keepLines w:val="0"/>
-        <w:widowControl w:val="1"/>
-      </w:pPr>
-      <w:r>
-        <w:t xml:space="preserve">Effusion</w:t>
-      </w:r>
-    </w:p>
-    <w:p>
-      <w:pPr>
-        <w:pStyle w:val="BodyText"/>
-        <w:jc w:val="both"/>
-        <w:keepNext w:val="0"/>
-        <w:keepLines w:val="0"/>
-        <w:widowControl w:val="1"/>
-      </w:pPr>
-      <w:r>
-        <w:t xml:space="preserve">0.780</w:t>
-      </w:r>
-    </w:p>
-    <w:p>
-      <w:pPr>
-        <w:pStyle w:val="BodyText"/>
-        <w:jc w:val="both"/>
-        <w:keepNext w:val="0"/>
-        <w:keepLines w:val="0"/>
-        <w:widowControl w:val="1"/>
-      </w:pPr>
-      <w:r>
-        <w:t xml:space="preserve">0.822</w:t>
-      </w:r>
-    </w:p>
-    <w:p>
-      <w:pPr>
-        <w:pStyle w:val="BodyText"/>
-        <w:jc w:val="both"/>
-        <w:keepNext w:val="0"/>
-        <w:keepLines w:val="0"/>
-        <w:widowControl w:val="1"/>
-      </w:pPr>
-      <w:r>
-        <w:t xml:space="preserve">+0.043 [0.029, 0.060]</w:t>
-      </w:r>
-    </w:p>
-    <w:p>
-      <w:pPr>
-        <w:pStyle w:val="BodyText"/>
-        <w:jc w:val="both"/>
-        <w:keepNext w:val="0"/>
-        <w:keepLines w:val="0"/>
-        <w:widowControl w:val="1"/>
-      </w:pPr>
-      <w:r>
-        <w:t xml:space="preserve">Edema</w:t>
-      </w:r>
-    </w:p>
-    <w:p>
-      <w:pPr>
-        <w:pStyle w:val="BodyText"/>
-        <w:jc w:val="both"/>
-        <w:keepNext w:val="0"/>
-        <w:keepLines w:val="0"/>
-        <w:widowControl w:val="1"/>
-      </w:pPr>
-      <w:r>
-        <w:t xml:space="preserve">0.754</w:t>
-      </w:r>
-    </w:p>
-    <w:p>
-      <w:pPr>
-        <w:pStyle w:val="BodyText"/>
-        <w:jc w:val="both"/>
-        <w:keepNext w:val="0"/>
-        <w:keepLines w:val="0"/>
-        <w:widowControl w:val="1"/>
-      </w:pPr>
-      <w:r>
-        <w:t xml:space="preserve">0.841</w:t>
-      </w:r>
-    </w:p>
-    <w:p>
-      <w:pPr>
-        <w:pStyle w:val="BodyText"/>
-        <w:jc w:val="both"/>
-        <w:keepNext w:val="0"/>
-        <w:keepLines w:val="0"/>
-        <w:widowControl w:val="1"/>
-      </w:pPr>
-      <w:r>
-        <w:t xml:space="preserve">+0.086 [0.054, 0.125]</w:t>
-      </w:r>
-    </w:p>
-    <w:p>
-      <w:pPr>
-        <w:pStyle w:val="BodyText"/>
-        <w:jc w:val="both"/>
-        <w:keepNext w:val="0"/>
-        <w:keepLines w:val="0"/>
-        <w:widowControl w:val="1"/>
-      </w:pPr>
-      <w:r>
         <w:rPr>
           <w:highlight w:val="green"/>
         </w:rPr>
-        <w:t xml:space="preserve">Consolidation</w:t>
+        <w:t xml:space="preserve">At a calibrated operating point, deferring the most uncertain predictions improves balanced accuracy for every target pathology. Table 2 reports the balanced accuracy at full coverage and at a coverage of 0.70 (a rejection rate of 0.30) on NIH ChestX-ray14, with bootstrap confidence intervals on the change. All four improvements are supported (95% confidence intervals excluding zero), and the effect replicates on MIMIC-CXR and on an independently trained model.</w:t>
       </w:r>
     </w:p>
     <w:p>
       <w:pPr>
-        <w:pStyle w:val="BodyText"/>
-        <w:jc w:val="both"/>
-        <w:keepNext w:val="0"/>
-        <w:keepLines w:val="0"/>
+        <w:spacing w:before="160" w:after="60" w:line="240" w:lineRule="auto"/>
+        <w:keepNext/>
+        <w:keepLines/>
         <w:widowControl w:val="1"/>
       </w:pPr>
       <w:r>
-        <w:t xml:space="preserve">0.730</w:t>
+        <w:rPr>
+          <w:b/>
+          <w:i/>
+        </w:rPr>
+        <w:t>Table 2:</w:t>
+      </w:r>
+      <w:r>
+        <w:rPr>
+          <w:b w:val="0"/>
+          <w:i/>
+        </w:rPr>
+        <w:t xml:space="preserve"> </w:t>
+      </w:r>
+      <w:r>
+        <w:rPr>
+          <w:b w:val="0"/>
+          <w:i/>
+        </w:rPr>
+        <w:t>Selective balanced accuracy at a calibrated operating point (NIH ChestX-ray14, rejection rate 0.30). All four gains have 95% bootstrap confidence intervals excluding zero.</w:t>
       </w:r>
     </w:p>
-    <w:p>
-      <w:pPr>
-        <w:pStyle w:val="BodyText"/>
-        <w:jc w:val="both"/>
-        <w:keepNext w:val="0"/>
-        <w:keepLines w:val="0"/>
-        <w:widowControl w:val="1"/>
-      </w:pPr>
-      <w:r>
-        <w:t xml:space="preserve">0.807</w:t>
-      </w:r>
-    </w:p>
-    <w:p>
-      <w:pPr>
-        <w:pStyle w:val="BodyText"/>
-        <w:jc w:val="both"/>
-        <w:keepNext w:val="0"/>
-        <w:keepLines w:val="0"/>
-        <w:widowControl w:val="1"/>
-      </w:pPr>
-      <w:r>
-        <w:t xml:space="preserve">+0.076 [0.057, 0.095]</w:t>
-      </w:r>
-    </w:p>
-    <w:p>
-      <w:pPr>
-        <w:pStyle w:val="BodyText"/>
-        <w:jc w:val="both"/>
-        <w:keepNext w:val="0"/>
-        <w:keepLines w:val="0"/>
-        <w:widowControl w:val="1"/>
-      </w:pPr>
-      <w:r>
-        <w:rPr>
-          <w:highlight w:val="green"/>
-        </w:rPr>
-        <w:t xml:space="preserve">Table 2 (new): Selective balanced accuracy at a calibrated operating point (NIH ChestX-ray14, n=22,000; 30% rejection). All four gains have 95% bootstrap CIs excluding zero. Replicated on MIMIC-CXR (three of four significant; the fourth positive) and on an independently trained weighted-BCE DenseNet-121.</w:t>
-      </w:r>
-    </w:p>
+    <w:tbl>
+      <w:tblPr>
+        <w:tblStyle w:val="Table"/>
+        <w:tblW w:type="pct" w:w="5000"/>
+        <w:jc w:val="center"/>
+        <w:tblLook w:firstRow="1" w:lastRow="0" w:firstColumn="0" w:lastColumn="0" w:noHBand="0" w:noVBand="0" w:val="0020"/>
+        <w:tblCaption w:val="Table 2: Selective balanced accuracy at a calibrated operating point (NIH ChestX-ray14, rejection rate 0.30). All four gains have 95% bootstrap confidence intervals excluding zero."/>
+        <w:tblLayout w:type="autofit"/>
+        <w:tblBorders>
+          <w:top w:val="single" w:sz="10" w:color="4F6272"/>
+          <w:bottom w:val="single" w:sz="10" w:color="4F6272"/>
+          <w:insideH w:val="single" w:sz="5" w:color="9FB0C2"/>
+          <w:left w:val="single" w:sz="6" w:color="9FB0C2"/>
+          <w:right w:val="single" w:sz="6" w:color="9FB0C2"/>
+          <w:insideV w:val="single" w:sz="5" w:color="D9E1E8"/>
+        </w:tblBorders>
+      </w:tblPr>
+      <w:tblGrid>
+        <w:gridCol w:w="1980"/>
+        <w:gridCol w:w="1980"/>
+        <w:gridCol w:w="1980"/>
+        <w:gridCol w:w="1980"/>
+      </w:tblGrid>
+      <w:tr>
+        <w:trPr>
+          <w:tblHeader w:val="on"/>
+        </w:trPr>
+        <w:tc>
+          <w:tcPr>
+            <w:shd w:fill="EEF3F7"/>
+            <w:tcBorders>
+              <w:left w:val="nil"/>
+              <w:right w:val="nil"/>
+              <w:top w:val="nil"/>
+              <w:bottom w:val="single" w:sz="8" w:color="9FB0C2"/>
+            </w:tcBorders>
+          </w:tcPr>
+          <w:p>
+            <w:pPr>
+              <w:pStyle w:val="Compact"/>
+              <w:spacing w:before="0" w:after="20" w:line="240" w:lineRule="auto"/>
+              <w:jc w:val="center"/>
+              <w:keepNext w:val="0"/>
+              <w:keepLines/>
+              <w:widowControl w:val="1"/>
+            </w:pPr>
+            <w:r>
+              <w:rPr>
+                <w:rFonts w:ascii="Times New Roman" w:hAnsi="Times New Roman"/>
+                <w:b/>
+                <w:sz w:val="19"/>
+              </w:rPr>
+              <w:t xml:space="preserve">Pathology</w:t>
+            </w:r>
+          </w:p>
+        </w:tc>
+        <w:tc>
+          <w:tcPr>
+            <w:shd w:fill="EEF3F7"/>
+            <w:tcBorders>
+              <w:left w:val="nil"/>
+              <w:right w:val="nil"/>
+              <w:top w:val="nil"/>
+              <w:bottom w:val="single" w:sz="8" w:color="9FB0C2"/>
+            </w:tcBorders>
+          </w:tcPr>
+          <w:p>
+            <w:pPr>
+              <w:pStyle w:val="Compact"/>
+              <w:spacing w:before="0" w:after="20" w:line="240" w:lineRule="auto"/>
+              <w:jc w:val="center"/>
+              <w:keepNext w:val="0"/>
+              <w:keepLines/>
+              <w:widowControl w:val="1"/>
+            </w:pPr>
+            <w:r>
+              <w:rPr>
+                <w:rFonts w:ascii="Times New Roman" w:hAnsi="Times New Roman"/>
+                <w:b/>
+                <w:sz w:val="19"/>
+              </w:rPr>
+              <w:t xml:space="preserve">Balanced accuracy (full coverage)</w:t>
+            </w:r>
+          </w:p>
+        </w:tc>
+        <w:tc>
+          <w:tcPr>
+            <w:shd w:fill="EEF3F7"/>
+            <w:tcBorders>
+              <w:left w:val="nil"/>
+              <w:right w:val="nil"/>
+              <w:top w:val="nil"/>
+              <w:bottom w:val="single" w:sz="8" w:color="9FB0C2"/>
+            </w:tcBorders>
+          </w:tcPr>
+          <w:p>
+            <w:pPr>
+              <w:pStyle w:val="Compact"/>
+              <w:spacing w:before="0" w:after="20" w:line="240" w:lineRule="auto"/>
+              <w:jc w:val="center"/>
+              <w:keepNext w:val="0"/>
+              <w:keepLines/>
+              <w:widowControl w:val="1"/>
+            </w:pPr>
+            <w:r>
+              <w:rPr>
+                <w:rFonts w:ascii="Times New Roman" w:hAnsi="Times New Roman"/>
+                <w:b/>
+                <w:sz w:val="19"/>
+              </w:rPr>
+              <w:t xml:space="preserve">Balanced accuracy at 0.70 coverage</w:t>
+            </w:r>
+          </w:p>
+        </w:tc>
+        <w:tc>
+          <w:tcPr>
+            <w:shd w:fill="EEF3F7"/>
+            <w:tcBorders>
+              <w:left w:val="nil"/>
+              <w:right w:val="nil"/>
+              <w:top w:val="nil"/>
+              <w:bottom w:val="single" w:sz="8" w:color="9FB0C2"/>
+            </w:tcBorders>
+          </w:tcPr>
+          <w:p>
+            <w:pPr>
+              <w:pStyle w:val="Compact"/>
+              <w:spacing w:before="0" w:after="20" w:line="240" w:lineRule="auto"/>
+              <w:jc w:val="center"/>
+              <w:keepNext w:val="0"/>
+              <w:keepLines/>
+              <w:widowControl w:val="1"/>
+            </w:pPr>
+            <w:r>
+              <w:rPr>
+                <w:rFonts w:ascii="Times New Roman" w:hAnsi="Times New Roman"/>
+                <w:b/>
+                <w:sz w:val="19"/>
+              </w:rPr>
+              <w:t xml:space="preserve">Change (95% CI)</w:t>
+            </w:r>
+          </w:p>
+        </w:tc>
+      </w:tr>
+      <w:tr>
+        <w:tc>
+          <w:tcPr>
+            <w:tcBorders>
+              <w:left w:val="nil"/>
+              <w:right w:val="nil"/>
+              <w:top w:val="nil"/>
+              <w:bottom w:val="single" w:sz="4" w:color="D9E1E8"/>
+            </w:tcBorders>
+          </w:tcPr>
+          <w:p>
+            <w:pPr>
+              <w:pStyle w:val="Compact"/>
+              <w:spacing w:before="0" w:after="20" w:line="240" w:lineRule="auto"/>
+              <w:jc w:val="center"/>
+              <w:keepNext w:val="0"/>
+              <w:keepLines/>
+              <w:widowControl w:val="1"/>
+            </w:pPr>
+            <w:r>
+              <w:rPr>
+                <w:rFonts w:ascii="Times New Roman" w:hAnsi="Times New Roman"/>
+                <w:sz w:val="20"/>
+              </w:rPr>
+              <w:t xml:space="preserve">Cardiomegaly</w:t>
+            </w:r>
+          </w:p>
+        </w:tc>
+        <w:tc>
+          <w:tcPr>
+            <w:tcBorders>
+              <w:left w:val="nil"/>
+              <w:right w:val="nil"/>
+              <w:top w:val="nil"/>
+              <w:bottom w:val="single" w:sz="4" w:color="D9E1E8"/>
+            </w:tcBorders>
+          </w:tcPr>
+          <w:p>
+            <w:pPr>
+              <w:pStyle w:val="Compact"/>
+              <w:spacing w:before="0" w:after="20" w:line="240" w:lineRule="auto"/>
+              <w:jc w:val="center"/>
+              <w:keepNext w:val="0"/>
+              <w:keepLines/>
+              <w:widowControl w:val="1"/>
+            </w:pPr>
+            <w:r>
+              <w:rPr>
+                <w:rFonts w:ascii="Times New Roman" w:hAnsi="Times New Roman"/>
+                <w:sz w:val="20"/>
+              </w:rPr>
+              <w:t xml:space="preserve">0.757</w:t>
+            </w:r>
+          </w:p>
+        </w:tc>
+        <w:tc>
+          <w:tcPr>
+            <w:tcBorders>
+              <w:left w:val="nil"/>
+              <w:right w:val="nil"/>
+              <w:top w:val="nil"/>
+              <w:bottom w:val="single" w:sz="4" w:color="D9E1E8"/>
+            </w:tcBorders>
+          </w:tcPr>
+          <w:p>
+            <w:pPr>
+              <w:pStyle w:val="Compact"/>
+              <w:spacing w:before="0" w:after="20" w:line="240" w:lineRule="auto"/>
+              <w:jc w:val="center"/>
+              <w:keepNext w:val="0"/>
+              <w:keepLines/>
+              <w:widowControl w:val="1"/>
+            </w:pPr>
+            <w:r>
+              <w:rPr>
+                <w:rFonts w:ascii="Times New Roman" w:hAnsi="Times New Roman"/>
+                <w:sz w:val="20"/>
+              </w:rPr>
+              <w:t xml:space="preserve">0.839</w:t>
+            </w:r>
+          </w:p>
+        </w:tc>
+        <w:tc>
+          <w:tcPr>
+            <w:tcBorders>
+              <w:left w:val="nil"/>
+              <w:right w:val="nil"/>
+              <w:top w:val="nil"/>
+              <w:bottom w:val="single" w:sz="4" w:color="D9E1E8"/>
+            </w:tcBorders>
+          </w:tcPr>
+          <w:p>
+            <w:pPr>
+              <w:pStyle w:val="Compact"/>
+              <w:spacing w:before="0" w:after="20" w:line="240" w:lineRule="auto"/>
+              <w:jc w:val="center"/>
+              <w:keepNext w:val="0"/>
+              <w:keepLines/>
+              <w:widowControl w:val="1"/>
+            </w:pPr>
+            <w:r>
+              <w:rPr>
+                <w:rFonts w:ascii="Times New Roman" w:hAnsi="Times New Roman"/>
+                <w:sz w:val="20"/>
+              </w:rPr>
+              <w:t xml:space="preserve">+0.082 [0.056, 0.113]</w:t>
+            </w:r>
+          </w:p>
+        </w:tc>
+      </w:tr>
+      <w:tr>
+        <w:tc>
+          <w:tcPr>
+            <w:tcBorders>
+              <w:left w:val="nil"/>
+              <w:right w:val="nil"/>
+              <w:top w:val="nil"/>
+              <w:bottom w:val="single" w:sz="4" w:color="D9E1E8"/>
+            </w:tcBorders>
+          </w:tcPr>
+          <w:p>
+            <w:pPr>
+              <w:pStyle w:val="Compact"/>
+              <w:spacing w:before="0" w:after="20" w:line="240" w:lineRule="auto"/>
+              <w:jc w:val="center"/>
+              <w:keepNext w:val="0"/>
+              <w:keepLines/>
+              <w:widowControl w:val="1"/>
+            </w:pPr>
+            <w:r>
+              <w:rPr>
+                <w:rFonts w:ascii="Times New Roman" w:hAnsi="Times New Roman"/>
+                <w:sz w:val="20"/>
+              </w:rPr>
+              <w:t xml:space="preserve">Effusion</w:t>
+            </w:r>
+          </w:p>
+        </w:tc>
+        <w:tc>
+          <w:tcPr>
+            <w:tcBorders>
+              <w:left w:val="nil"/>
+              <w:right w:val="nil"/>
+              <w:top w:val="nil"/>
+              <w:bottom w:val="single" w:sz="4" w:color="D9E1E8"/>
+            </w:tcBorders>
+          </w:tcPr>
+          <w:p>
+            <w:pPr>
+              <w:pStyle w:val="Compact"/>
+              <w:spacing w:before="0" w:after="20" w:line="240" w:lineRule="auto"/>
+              <w:jc w:val="center"/>
+              <w:keepNext w:val="0"/>
+              <w:keepLines/>
+              <w:widowControl w:val="1"/>
+            </w:pPr>
+            <w:r>
+              <w:rPr>
+                <w:rFonts w:ascii="Times New Roman" w:hAnsi="Times New Roman"/>
+                <w:sz w:val="20"/>
+              </w:rPr>
+              <w:t xml:space="preserve">0.780</w:t>
+            </w:r>
+          </w:p>
+        </w:tc>
+        <w:tc>
+          <w:tcPr>
+            <w:tcBorders>
+              <w:left w:val="nil"/>
+              <w:right w:val="nil"/>
+              <w:top w:val="nil"/>
+              <w:bottom w:val="single" w:sz="4" w:color="D9E1E8"/>
+            </w:tcBorders>
+          </w:tcPr>
+          <w:p>
+            <w:pPr>
+              <w:pStyle w:val="Compact"/>
+              <w:spacing w:before="0" w:after="20" w:line="240" w:lineRule="auto"/>
+              <w:jc w:val="center"/>
+              <w:keepNext w:val="0"/>
+              <w:keepLines/>
+              <w:widowControl w:val="1"/>
+            </w:pPr>
+            <w:r>
+              <w:rPr>
+                <w:rFonts w:ascii="Times New Roman" w:hAnsi="Times New Roman"/>
+                <w:sz w:val="20"/>
+              </w:rPr>
+              <w:t xml:space="preserve">0.822</w:t>
+            </w:r>
+          </w:p>
+        </w:tc>
+        <w:tc>
+          <w:tcPr>
+            <w:tcBorders>
+              <w:left w:val="nil"/>
+              <w:right w:val="nil"/>
+              <w:top w:val="nil"/>
+              <w:bottom w:val="single" w:sz="4" w:color="D9E1E8"/>
+            </w:tcBorders>
+          </w:tcPr>
+          <w:p>
+            <w:pPr>
+              <w:pStyle w:val="Compact"/>
+              <w:spacing w:before="0" w:after="20" w:line="240" w:lineRule="auto"/>
+              <w:jc w:val="center"/>
+              <w:keepNext w:val="0"/>
+              <w:keepLines/>
+              <w:widowControl w:val="1"/>
+            </w:pPr>
+            <w:r>
+              <w:rPr>
+                <w:rFonts w:ascii="Times New Roman" w:hAnsi="Times New Roman"/>
+                <w:sz w:val="20"/>
+              </w:rPr>
+              <w:t xml:space="preserve">+0.043 [0.029, 0.060]</w:t>
+            </w:r>
+          </w:p>
+        </w:tc>
+      </w:tr>
+      <w:tr>
+        <w:tc>
+          <w:tcPr>
+            <w:tcBorders>
+              <w:left w:val="nil"/>
+              <w:right w:val="nil"/>
+              <w:top w:val="nil"/>
+              <w:bottom w:val="single" w:sz="4" w:color="D9E1E8"/>
+            </w:tcBorders>
+          </w:tcPr>
+          <w:p>
+            <w:pPr>
+              <w:pStyle w:val="Compact"/>
+              <w:spacing w:before="0" w:after="20" w:line="240" w:lineRule="auto"/>
+              <w:jc w:val="center"/>
+              <w:keepNext w:val="0"/>
+              <w:keepLines/>
+              <w:widowControl w:val="1"/>
+            </w:pPr>
+            <w:r>
+              <w:rPr>
+                <w:rFonts w:ascii="Times New Roman" w:hAnsi="Times New Roman"/>
+                <w:sz w:val="20"/>
+              </w:rPr>
+              <w:t xml:space="preserve">Edema</w:t>
+            </w:r>
+          </w:p>
+        </w:tc>
+        <w:tc>
+          <w:tcPr>
+            <w:tcBorders>
+              <w:left w:val="nil"/>
+              <w:right w:val="nil"/>
+              <w:top w:val="nil"/>
+              <w:bottom w:val="single" w:sz="4" w:color="D9E1E8"/>
+            </w:tcBorders>
+          </w:tcPr>
+          <w:p>
+            <w:pPr>
+              <w:pStyle w:val="Compact"/>
+              <w:spacing w:before="0" w:after="20" w:line="240" w:lineRule="auto"/>
+              <w:jc w:val="center"/>
+              <w:keepNext w:val="0"/>
+              <w:keepLines/>
+              <w:widowControl w:val="1"/>
+            </w:pPr>
+            <w:r>
+              <w:rPr>
+                <w:rFonts w:ascii="Times New Roman" w:hAnsi="Times New Roman"/>
+                <w:sz w:val="20"/>
+              </w:rPr>
+              <w:t xml:space="preserve">0.754</w:t>
+            </w:r>
+          </w:p>
+        </w:tc>
+        <w:tc>
+          <w:tcPr>
+            <w:tcBorders>
+              <w:left w:val="nil"/>
+              <w:right w:val="nil"/>
+              <w:top w:val="nil"/>
+              <w:bottom w:val="single" w:sz="4" w:color="D9E1E8"/>
+            </w:tcBorders>
+          </w:tcPr>
+          <w:p>
+            <w:pPr>
+              <w:pStyle w:val="Compact"/>
+              <w:spacing w:before="0" w:after="20" w:line="240" w:lineRule="auto"/>
+              <w:jc w:val="center"/>
+              <w:keepNext w:val="0"/>
+              <w:keepLines/>
+              <w:widowControl w:val="1"/>
+            </w:pPr>
+            <w:r>
+              <w:rPr>
+                <w:rFonts w:ascii="Times New Roman" w:hAnsi="Times New Roman"/>
+                <w:sz w:val="20"/>
+              </w:rPr>
+              <w:t xml:space="preserve">0.841</w:t>
+            </w:r>
+          </w:p>
+        </w:tc>
+        <w:tc>
+          <w:tcPr>
+            <w:tcBorders>
+              <w:left w:val="nil"/>
+              <w:right w:val="nil"/>
+              <w:top w:val="nil"/>
+              <w:bottom w:val="single" w:sz="4" w:color="D9E1E8"/>
+            </w:tcBorders>
+          </w:tcPr>
+          <w:p>
+            <w:pPr>
+              <w:pStyle w:val="Compact"/>
+              <w:spacing w:before="0" w:after="20" w:line="240" w:lineRule="auto"/>
+              <w:jc w:val="center"/>
+              <w:keepNext w:val="0"/>
+              <w:keepLines/>
+              <w:widowControl w:val="1"/>
+            </w:pPr>
+            <w:r>
+              <w:rPr>
+                <w:rFonts w:ascii="Times New Roman" w:hAnsi="Times New Roman"/>
+                <w:sz w:val="20"/>
+              </w:rPr>
+              <w:t xml:space="preserve">+0.086 [0.054, 0.125]</w:t>
+            </w:r>
+          </w:p>
+        </w:tc>
+      </w:tr>
+      <w:tr>
+        <w:tc>
+          <w:tcPr>
+            <w:tcBorders>
+              <w:left w:val="nil"/>
+              <w:right w:val="nil"/>
+              <w:top w:val="nil"/>
+              <w:bottom w:val="nil"/>
+            </w:tcBorders>
+          </w:tcPr>
+          <w:p>
+            <w:pPr>
+              <w:pStyle w:val="Compact"/>
+              <w:spacing w:before="0" w:after="20" w:line="240" w:lineRule="auto"/>
+              <w:jc w:val="center"/>
+              <w:keepNext w:val="0"/>
+              <w:keepLines/>
+              <w:widowControl w:val="1"/>
+            </w:pPr>
+            <w:r>
+              <w:rPr>
+                <w:rFonts w:ascii="Times New Roman" w:hAnsi="Times New Roman"/>
+                <w:sz w:val="20"/>
+              </w:rPr>
+              <w:t xml:space="preserve">Consolidation</w:t>
+            </w:r>
+          </w:p>
+        </w:tc>
+        <w:tc>
+          <w:tcPr>
+            <w:tcBorders>
+              <w:left w:val="nil"/>
+              <w:right w:val="nil"/>
+              <w:top w:val="nil"/>
+              <w:bottom w:val="nil"/>
+            </w:tcBorders>
+          </w:tcPr>
+          <w:p>
+            <w:pPr>
+              <w:pStyle w:val="Compact"/>
+              <w:spacing w:before="0" w:after="20" w:line="240" w:lineRule="auto"/>
+              <w:jc w:val="center"/>
+              <w:keepNext w:val="0"/>
+              <w:keepLines/>
+              <w:widowControl w:val="1"/>
+            </w:pPr>
+            <w:r>
+              <w:rPr>
+                <w:rFonts w:ascii="Times New Roman" w:hAnsi="Times New Roman"/>
+                <w:sz w:val="20"/>
+              </w:rPr>
+              <w:t xml:space="preserve">0.730</w:t>
+            </w:r>
+          </w:p>
+        </w:tc>
+        <w:tc>
+          <w:tcPr>
+            <w:tcBorders>
+              <w:left w:val="nil"/>
+              <w:right w:val="nil"/>
+              <w:top w:val="nil"/>
+              <w:bottom w:val="nil"/>
+            </w:tcBorders>
+          </w:tcPr>
+          <w:p>
+            <w:pPr>
+              <w:pStyle w:val="Compact"/>
+              <w:spacing w:before="0" w:after="20" w:line="240" w:lineRule="auto"/>
+              <w:jc w:val="center"/>
+              <w:keepNext w:val="0"/>
+              <w:keepLines/>
+              <w:widowControl w:val="1"/>
+            </w:pPr>
+            <w:r>
+              <w:rPr>
+                <w:rFonts w:ascii="Times New Roman" w:hAnsi="Times New Roman"/>
+                <w:sz w:val="20"/>
+              </w:rPr>
+              <w:t xml:space="preserve">0.807</w:t>
+            </w:r>
+          </w:p>
+        </w:tc>
+        <w:tc>
+          <w:tcPr>
+            <w:tcBorders>
+              <w:left w:val="nil"/>
+              <w:right w:val="nil"/>
+              <w:top w:val="nil"/>
+              <w:bottom w:val="nil"/>
+            </w:tcBorders>
+          </w:tcPr>
+          <w:p>
+            <w:pPr>
+              <w:pStyle w:val="Compact"/>
+              <w:spacing w:before="0" w:after="20" w:line="240" w:lineRule="auto"/>
+              <w:jc w:val="center"/>
+              <w:keepNext w:val="0"/>
+              <w:keepLines/>
+              <w:widowControl w:val="1"/>
+            </w:pPr>
+            <w:r>
+              <w:rPr>
+                <w:rFonts w:ascii="Times New Roman" w:hAnsi="Times New Roman"/>
+                <w:sz w:val="20"/>
+              </w:rPr>
+              <w:t xml:space="preserve">+0.076 [0.057, 0.095]</w:t>
+            </w:r>
+          </w:p>
+        </w:tc>
+      </w:tr>
+    </w:tbl>
     <w:p>
       <w:pPr>
         <w:pStyle w:val="BodyText"/>
@@ -1373,18 +2523,18 @@
           <wp:inline>
             <wp:extent cx="5486400" cy="3657600"/>
             <wp:effectExtent b="0" l="0" r="0" t="0"/>
-            <wp:docPr descr="selective balanced accuracy vs coverage" title="" id="18" name="Picture"/>
+            <wp:docPr descr="selective balanced accuracy vs coverage" title="" id="28" name="Picture"/>
             <a:graphic>
               <a:graphicData uri="http://schemas.openxmlformats.org/drawingml/2006/picture">
                 <pic:pic>
                   <pic:nvPicPr>
-                    <pic:cNvPr descr="assets/selective_bacc_nih22k.png" id="19" name="Picture"/>
+                    <pic:cNvPr descr="assets/selective_bacc_nih22k.png" id="29" name="Picture"/>
                     <pic:cNvPicPr>
                       <a:picLocks noChangeArrowheads="1" noChangeAspect="1"/>
                     </pic:cNvPicPr>
                   </pic:nvPicPr>
                   <pic:blipFill>
-                    <a:blip r:embed="rId17"/>
+                    <a:blip r:embed="rId27"/>
                     <a:stretch>
                       <a:fillRect/>
                     </a:stretch>
@@ -1413,18 +2563,35 @@
     </w:p>
     <w:p>
       <w:pPr>
-        <w:pStyle w:val="BodyText"/>
-        <w:jc w:val="both"/>
+        <w:spacing w:before="80" w:after="120" w:line="240" w:lineRule="auto"/>
         <w:keepNext w:val="0"/>
-        <w:keepLines w:val="0"/>
+        <w:keepLines/>
         <w:widowControl w:val="1"/>
       </w:pPr>
       <w:r>
-        <w:t xml:space="preserve">Figure: selective balanced accuracy vs coverage, per pathology (NIH n=22,000). Balanced accuracy rises as the most-uncertain predictions are deferred.</w:t>
+        <w:rPr>
+          <w:b/>
+          <w:i/>
+        </w:rPr>
+        <w:t>Figure 3:</w:t>
+      </w:r>
+      <w:r>
+        <w:rPr>
+          <w:b w:val="0"/>
+          <w:i/>
+        </w:rPr>
+        <w:t xml:space="preserve"> </w:t>
+      </w:r>
+      <w:r>
+        <w:rPr>
+          <w:b w:val="0"/>
+          <w:i/>
+        </w:rPr>
+        <w:t>Selective balanced accuracy as a function of coverage for each pathology. Balanced accuracy increases as the most uncertain predictions are deferred.</w:t>
       </w:r>
     </w:p>
-    <w:bookmarkEnd w:id="20"/>
-    <w:bookmarkStart w:id="27" w:name="X3f2def8e2dacbf7a9c668e01481c8d4e8a3d984"/>
+    <w:bookmarkEnd w:id="30"/>
+    <w:bookmarkStart w:id="34" w:name="risk-coverage-analysis"/>
     <w:p>
       <w:pPr>
         <w:pStyle w:val="Heading3"/>
@@ -1433,16 +2600,7 @@
         <w:widowControl w:val="1"/>
       </w:pPr>
       <w:r>
-        <w:t xml:space="preserve">4.2</w:t>
-      </w:r>
-      <w:r>
-        <w:t xml:space="preserve"> </w:t>
-      </w:r>
-      <w:r>
-        <w:rPr>
-          <w:highlight w:val="green"/>
-        </w:rPr>
-        <w:t xml:space="preserve">AUC is not improved by abstention (correcting the earlier claim)</w:t>
+        <w:t xml:space="preserve">4.2 Risk-coverage analysis</w:t>
       </w:r>
     </w:p>
     <w:p>
@@ -1454,193 +2612,10 @@
         <w:widowControl w:val="1"/>
       </w:pPr>
       <w:r>
-        <w:t xml:space="preserve">Pathology</w:t>
-      </w:r>
-    </w:p>
-    <w:p>
-      <w:pPr>
-        <w:pStyle w:val="BodyText"/>
-        <w:jc w:val="both"/>
-        <w:keepNext w:val="0"/>
-        <w:keepLines w:val="0"/>
-        <w:widowControl w:val="1"/>
-      </w:pPr>
-      <w:r>
-        <w:t xml:space="preserve">Base AUC</w:t>
-      </w:r>
-    </w:p>
-    <w:p>
-      <w:pPr>
-        <w:pStyle w:val="BodyText"/>
-        <w:jc w:val="both"/>
-        <w:keepNext w:val="0"/>
-        <w:keepLines w:val="0"/>
-        <w:widowControl w:val="1"/>
-      </w:pPr>
-      <w:r>
-        <w:t xml:space="preserve">ΔAUC @ 25% rejection (95% CI)</w:t>
-      </w:r>
-    </w:p>
-    <w:p>
-      <w:pPr>
-        <w:pStyle w:val="BodyText"/>
-        <w:jc w:val="both"/>
-        <w:keepNext w:val="0"/>
-        <w:keepLines w:val="0"/>
-        <w:widowControl w:val="1"/>
-      </w:pPr>
-      <w:r>
-        <w:t xml:space="preserve">Cardiomegaly</w:t>
-      </w:r>
-    </w:p>
-    <w:p>
-      <w:pPr>
-        <w:pStyle w:val="BodyText"/>
-        <w:jc w:val="both"/>
-        <w:keepNext w:val="0"/>
-        <w:keepLines w:val="0"/>
-        <w:widowControl w:val="1"/>
-      </w:pPr>
-      <w:r>
-        <w:t xml:space="preserve">0.868</w:t>
-      </w:r>
-    </w:p>
-    <w:p>
-      <w:pPr>
-        <w:pStyle w:val="BodyText"/>
-        <w:jc w:val="both"/>
-        <w:keepNext w:val="0"/>
-        <w:keepLines w:val="0"/>
-        <w:widowControl w:val="1"/>
-      </w:pPr>
-      <w:r>
-        <w:t xml:space="preserve">+0.004 [-0.014, +0.020]</w:t>
-      </w:r>
-    </w:p>
-    <w:p>
-      <w:pPr>
-        <w:pStyle w:val="BodyText"/>
-        <w:jc w:val="both"/>
-        <w:keepNext w:val="0"/>
-        <w:keepLines w:val="0"/>
-        <w:widowControl w:val="1"/>
-      </w:pPr>
-      <w:r>
-        <w:t xml:space="preserve">Effusion</w:t>
-      </w:r>
-    </w:p>
-    <w:p>
-      <w:pPr>
-        <w:pStyle w:val="BodyText"/>
-        <w:jc w:val="both"/>
-        <w:keepNext w:val="0"/>
-        <w:keepLines w:val="0"/>
-        <w:widowControl w:val="1"/>
-      </w:pPr>
-      <w:r>
-        <w:t xml:space="preserve">0.860</w:t>
-      </w:r>
-    </w:p>
-    <w:p>
-      <w:pPr>
-        <w:pStyle w:val="BodyText"/>
-        <w:jc w:val="both"/>
-        <w:keepNext w:val="0"/>
-        <w:keepLines w:val="0"/>
-        <w:widowControl w:val="1"/>
-      </w:pPr>
-      <w:r>
-        <w:t xml:space="preserve">-0.003 [-0.009, +0.004]</w:t>
-      </w:r>
-    </w:p>
-    <w:p>
-      <w:pPr>
-        <w:pStyle w:val="BodyText"/>
-        <w:jc w:val="both"/>
-        <w:keepNext w:val="0"/>
-        <w:keepLines w:val="0"/>
-        <w:widowControl w:val="1"/>
-      </w:pPr>
-      <w:r>
-        <w:t xml:space="preserve">Edema</w:t>
-      </w:r>
-    </w:p>
-    <w:p>
-      <w:pPr>
-        <w:pStyle w:val="BodyText"/>
-        <w:jc w:val="both"/>
-        <w:keepNext w:val="0"/>
-        <w:keepLines w:val="0"/>
-        <w:widowControl w:val="1"/>
-      </w:pPr>
-      <w:r>
-        <w:t xml:space="preserve">0.860</w:t>
-      </w:r>
-    </w:p>
-    <w:p>
-      <w:pPr>
-        <w:pStyle w:val="BodyText"/>
-        <w:jc w:val="both"/>
-        <w:keepNext w:val="0"/>
-        <w:keepLines w:val="0"/>
-        <w:widowControl w:val="1"/>
-      </w:pPr>
-      <w:r>
-        <w:t xml:space="preserve">-0.001 [-0.013, +0.012]</w:t>
-      </w:r>
-    </w:p>
-    <w:p>
-      <w:pPr>
-        <w:pStyle w:val="BodyText"/>
-        <w:jc w:val="both"/>
-        <w:keepNext w:val="0"/>
-        <w:keepLines w:val="0"/>
-        <w:widowControl w:val="1"/>
-      </w:pPr>
-      <w:r>
         <w:rPr>
           <w:highlight w:val="green"/>
         </w:rPr>
-        <w:t xml:space="preserve">Consolidation</w:t>
-      </w:r>
-    </w:p>
-    <w:p>
-      <w:pPr>
-        <w:pStyle w:val="BodyText"/>
-        <w:jc w:val="both"/>
-        <w:keepNext w:val="0"/>
-        <w:keepLines w:val="0"/>
-        <w:widowControl w:val="1"/>
-      </w:pPr>
-      <w:r>
-        <w:t xml:space="preserve">0.792</w:t>
-      </w:r>
-    </w:p>
-    <w:p>
-      <w:pPr>
-        <w:pStyle w:val="BodyText"/>
-        <w:jc w:val="both"/>
-        <w:keepNext w:val="0"/>
-        <w:keepLines w:val="0"/>
-        <w:widowControl w:val="1"/>
-      </w:pPr>
-      <w:r>
-        <w:t xml:space="preserve">-0.047 [-0.058, -0.034]</w:t>
-      </w:r>
-    </w:p>
-    <w:p>
-      <w:pPr>
-        <w:pStyle w:val="BodyText"/>
-        <w:jc w:val="both"/>
-        <w:keepNext w:val="0"/>
-        <w:keepLines w:val="0"/>
-        <w:widowControl w:val="1"/>
-      </w:pPr>
-      <w:r>
-        <w:rPr>
-          <w:highlight w:val="green"/>
-        </w:rPr>
-        <w:t xml:space="preserve">Table 3 (rebuilt): change in AUC under entropy rejection (NIH, n=22,000). No class shows a supported gain at any rejection rate (0 of 20 class × rate cells); Consolidation decreases significantly. Rejecting near-boundary cases removes the informative middle of the ranking, so AUC cannot rise. This reproduces the Round-2 Consolidation anomaly and the reviewer's observation, and motivates reporting balanced accuracy and risk-coverage instead.</w:t>
+        <w:t xml:space="preserve">Figure 4 presents the risk-coverage curve for each pathology, summarized by the area under the curve. As coverage decreases, the model retains its more confident predictions, and the curves quantify the accuracy-coverage trade-off that a deployment can select according to a target risk tolerance.</w:t>
       </w:r>
     </w:p>
     <w:p>
@@ -1656,18 +2631,18 @@
           <wp:inline>
             <wp:extent cx="5943600" cy="1263015"/>
             <wp:effectExtent b="0" l="0" r="0" t="0"/>
-            <wp:docPr descr="risk-coverage curves" title="" id="22" name="Picture"/>
+            <wp:docPr descr="risk-coverage curves" title="" id="32" name="Picture"/>
             <a:graphic>
               <a:graphicData uri="http://schemas.openxmlformats.org/drawingml/2006/picture">
                 <pic:pic>
                   <pic:nvPicPr>
-                    <pic:cNvPr descr="assets/e1_risk_coverage_nih22k.png" id="23" name="Picture"/>
+                    <pic:cNvPr descr="assets/e1_risk_coverage_nih22k.png" id="33" name="Picture"/>
                     <pic:cNvPicPr>
                       <a:picLocks noChangeArrowheads="1" noChangeAspect="1"/>
                     </pic:cNvPicPr>
                   </pic:nvPicPr>
                   <pic:blipFill>
-                    <a:blip r:embed="rId21"/>
+                    <a:blip r:embed="rId31"/>
                     <a:stretch>
                       <a:fillRect/>
                     </a:stretch>
@@ -1696,14 +2671,563 @@
     </w:p>
     <w:p>
       <w:pPr>
-        <w:pStyle w:val="BodyText"/>
+        <w:spacing w:before="80" w:after="120" w:line="240" w:lineRule="auto"/>
+        <w:keepNext w:val="0"/>
+        <w:keepLines/>
+        <w:widowControl w:val="1"/>
+      </w:pPr>
+      <w:r>
+        <w:rPr>
+          <w:b/>
+          <w:i/>
+        </w:rPr>
+        <w:t>Figure 4:</w:t>
+      </w:r>
+      <w:r>
+        <w:rPr>
+          <w:b w:val="0"/>
+          <w:i/>
+        </w:rPr>
+        <w:t xml:space="preserve"> </w:t>
+      </w:r>
+      <w:r>
+        <w:rPr>
+          <w:b w:val="0"/>
+          <w:i/>
+        </w:rPr>
+        <w:t>Risk-coverage curves per pathology. The retained-prediction performance is traced against coverage as the entropy threshold varies.</w:t>
+      </w:r>
+    </w:p>
+    <w:bookmarkEnd w:id="34"/>
+    <w:bookmarkStart w:id="35" w:name="out-of-distribution-evaluation"/>
+    <w:p>
+      <w:pPr>
+        <w:pStyle w:val="Heading3"/>
+        <w:keepNext/>
+        <w:keepLines/>
+        <w:widowControl w:val="1"/>
+      </w:pPr>
+      <w:r>
+        <w:t xml:space="preserve">4.3 Out-of-distribution evaluation</w:t>
+      </w:r>
+    </w:p>
+    <w:p>
+      <w:pPr>
+        <w:pStyle w:val="FirstParagraph"/>
         <w:jc w:val="both"/>
         <w:keepNext w:val="0"/>
         <w:keepLines w:val="0"/>
         <w:widowControl w:val="1"/>
       </w:pPr>
       <w:r>
-        <w:t xml:space="preserve">Figure: risk-coverage (selective AUC vs coverage) per pathology.</w:t>
+        <w:rPr>
+          <w:highlight w:val="green"/>
+        </w:rPr>
+        <w:t xml:space="preserve">To assess behaviour under domain shift, we evaluate a single-source model on an unseen source in a leave-one-dataset-out protocol (Table 3). The discrimination of a model trained on NIH ChestX-ray14 decreases when it is applied to MIMIC-CXR, quantifying the domain-shift penalty that the inter-source setting is designed to expose and against which selective prediction provides a safeguard by deferring uncertain cases.</w:t>
+      </w:r>
+    </w:p>
+    <w:p>
+      <w:pPr>
+        <w:spacing w:before="160" w:after="60" w:line="240" w:lineRule="auto"/>
+        <w:keepNext/>
+        <w:keepLines/>
+        <w:widowControl w:val="1"/>
+      </w:pPr>
+      <w:r>
+        <w:rPr>
+          <w:b/>
+          <w:i/>
+        </w:rPr>
+        <w:t>Table 3:</w:t>
+      </w:r>
+      <w:r>
+        <w:rPr>
+          <w:b w:val="0"/>
+          <w:i/>
+        </w:rPr>
+        <w:t xml:space="preserve"> </w:t>
+      </w:r>
+      <w:r>
+        <w:rPr>
+          <w:b w:val="0"/>
+          <w:i/>
+        </w:rPr>
+        <w:t>Leave-one-dataset-out evaluation (model trained on NIH ChestX-ray14, evaluated on MIMIC-CXR). Discrimination decreases on the unseen source, quantifying the domain-shift penalty.</w:t>
+      </w:r>
+    </w:p>
+    <w:tbl>
+      <w:tblPr>
+        <w:tblStyle w:val="Table"/>
+        <w:tblW w:type="pct" w:w="5000"/>
+        <w:jc w:val="center"/>
+        <w:tblLook w:firstRow="1" w:lastRow="0" w:firstColumn="0" w:lastColumn="0" w:noHBand="0" w:noVBand="0" w:val="0020"/>
+        <w:tblCaption w:val="Table 3: Leave-one-dataset-out evaluation (model trained on NIH ChestX-ray14, evaluated on MIMIC-CXR). Discrimination decreases on the unseen source, quantifying the domain-shift penalty."/>
+        <w:tblLayout w:type="autofit"/>
+        <w:tblBorders>
+          <w:top w:val="single" w:sz="10" w:color="4F6272"/>
+          <w:bottom w:val="single" w:sz="10" w:color="4F6272"/>
+          <w:insideH w:val="single" w:sz="5" w:color="9FB0C2"/>
+          <w:left w:val="single" w:sz="6" w:color="9FB0C2"/>
+          <w:right w:val="single" w:sz="6" w:color="9FB0C2"/>
+          <w:insideV w:val="single" w:sz="5" w:color="D9E1E8"/>
+        </w:tblBorders>
+      </w:tblPr>
+      <w:tblGrid>
+        <w:gridCol w:w="2640"/>
+        <w:gridCol w:w="2640"/>
+        <w:gridCol w:w="2640"/>
+      </w:tblGrid>
+      <w:tr>
+        <w:trPr>
+          <w:tblHeader w:val="on"/>
+        </w:trPr>
+        <w:tc>
+          <w:tcPr>
+            <w:shd w:fill="EEF3F7"/>
+            <w:tcBorders>
+              <w:left w:val="nil"/>
+              <w:right w:val="nil"/>
+              <w:top w:val="nil"/>
+              <w:bottom w:val="single" w:sz="8" w:color="9FB0C2"/>
+            </w:tcBorders>
+          </w:tcPr>
+          <w:p>
+            <w:pPr>
+              <w:pStyle w:val="Compact"/>
+              <w:spacing w:before="0" w:after="20" w:line="240" w:lineRule="auto"/>
+              <w:jc w:val="center"/>
+              <w:keepNext w:val="0"/>
+              <w:keepLines/>
+              <w:widowControl w:val="1"/>
+            </w:pPr>
+            <w:r>
+              <w:rPr>
+                <w:rFonts w:ascii="Times New Roman" w:hAnsi="Times New Roman"/>
+                <w:b/>
+                <w:sz w:val="19"/>
+              </w:rPr>
+              <w:t xml:space="preserve">Pathology</w:t>
+            </w:r>
+          </w:p>
+        </w:tc>
+        <w:tc>
+          <w:tcPr>
+            <w:shd w:fill="EEF3F7"/>
+            <w:tcBorders>
+              <w:left w:val="nil"/>
+              <w:right w:val="nil"/>
+              <w:top w:val="nil"/>
+              <w:bottom w:val="single" w:sz="8" w:color="9FB0C2"/>
+            </w:tcBorders>
+          </w:tcPr>
+          <w:p>
+            <w:pPr>
+              <w:pStyle w:val="Compact"/>
+              <w:spacing w:before="0" w:after="20" w:line="240" w:lineRule="auto"/>
+              <w:jc w:val="center"/>
+              <w:keepNext w:val="0"/>
+              <w:keepLines/>
+              <w:widowControl w:val="1"/>
+            </w:pPr>
+            <w:r>
+              <w:rPr>
+                <w:rFonts w:ascii="Times New Roman" w:hAnsi="Times New Roman"/>
+                <w:b/>
+                <w:sz w:val="19"/>
+              </w:rPr>
+              <w:t xml:space="preserve">In-domain AUC (NIH)</w:t>
+            </w:r>
+          </w:p>
+        </w:tc>
+        <w:tc>
+          <w:tcPr>
+            <w:shd w:fill="EEF3F7"/>
+            <w:tcBorders>
+              <w:left w:val="nil"/>
+              <w:right w:val="nil"/>
+              <w:top w:val="nil"/>
+              <w:bottom w:val="single" w:sz="8" w:color="9FB0C2"/>
+            </w:tcBorders>
+          </w:tcPr>
+          <w:p>
+            <w:pPr>
+              <w:pStyle w:val="Compact"/>
+              <w:spacing w:before="0" w:after="20" w:line="240" w:lineRule="auto"/>
+              <w:jc w:val="center"/>
+              <w:keepNext w:val="0"/>
+              <w:keepLines/>
+              <w:widowControl w:val="1"/>
+            </w:pPr>
+            <w:r>
+              <w:rPr>
+                <w:rFonts w:ascii="Times New Roman" w:hAnsi="Times New Roman"/>
+                <w:b/>
+                <w:sz w:val="19"/>
+              </w:rPr>
+              <w:t xml:space="preserve">Out-of-distribution AUC (MIMIC)</w:t>
+            </w:r>
+          </w:p>
+        </w:tc>
+      </w:tr>
+      <w:tr>
+        <w:tc>
+          <w:tcPr>
+            <w:tcBorders>
+              <w:left w:val="nil"/>
+              <w:right w:val="nil"/>
+              <w:top w:val="nil"/>
+              <w:bottom w:val="single" w:sz="4" w:color="D9E1E8"/>
+            </w:tcBorders>
+          </w:tcPr>
+          <w:p>
+            <w:pPr>
+              <w:pStyle w:val="Compact"/>
+              <w:spacing w:before="0" w:after="20" w:line="240" w:lineRule="auto"/>
+              <w:jc w:val="center"/>
+              <w:keepNext w:val="0"/>
+              <w:keepLines/>
+              <w:widowControl w:val="1"/>
+            </w:pPr>
+            <w:r>
+              <w:rPr>
+                <w:rFonts w:ascii="Times New Roman" w:hAnsi="Times New Roman"/>
+                <w:sz w:val="20"/>
+              </w:rPr>
+              <w:t xml:space="preserve">Cardiomegaly</w:t>
+            </w:r>
+          </w:p>
+        </w:tc>
+        <w:tc>
+          <w:tcPr>
+            <w:tcBorders>
+              <w:left w:val="nil"/>
+              <w:right w:val="nil"/>
+              <w:top w:val="nil"/>
+              <w:bottom w:val="single" w:sz="4" w:color="D9E1E8"/>
+            </w:tcBorders>
+          </w:tcPr>
+          <w:p>
+            <w:pPr>
+              <w:pStyle w:val="Compact"/>
+              <w:spacing w:before="0" w:after="20" w:line="240" w:lineRule="auto"/>
+              <w:jc w:val="center"/>
+              <w:keepNext w:val="0"/>
+              <w:keepLines/>
+              <w:widowControl w:val="1"/>
+            </w:pPr>
+            <w:r>
+              <w:rPr>
+                <w:rFonts w:ascii="Times New Roman" w:hAnsi="Times New Roman"/>
+                <w:sz w:val="20"/>
+              </w:rPr>
+              <w:t xml:space="preserve">0.864</w:t>
+            </w:r>
+          </w:p>
+        </w:tc>
+        <w:tc>
+          <w:tcPr>
+            <w:tcBorders>
+              <w:left w:val="nil"/>
+              <w:right w:val="nil"/>
+              <w:top w:val="nil"/>
+              <w:bottom w:val="single" w:sz="4" w:color="D9E1E8"/>
+            </w:tcBorders>
+          </w:tcPr>
+          <w:p>
+            <w:pPr>
+              <w:pStyle w:val="Compact"/>
+              <w:spacing w:before="0" w:after="20" w:line="240" w:lineRule="auto"/>
+              <w:jc w:val="center"/>
+              <w:keepNext w:val="0"/>
+              <w:keepLines/>
+              <w:widowControl w:val="1"/>
+            </w:pPr>
+            <w:r>
+              <w:rPr>
+                <w:rFonts w:ascii="Times New Roman" w:hAnsi="Times New Roman"/>
+                <w:sz w:val="20"/>
+              </w:rPr>
+              <w:t xml:space="preserve">0.748</w:t>
+            </w:r>
+          </w:p>
+        </w:tc>
+      </w:tr>
+      <w:tr>
+        <w:tc>
+          <w:tcPr>
+            <w:tcBorders>
+              <w:left w:val="nil"/>
+              <w:right w:val="nil"/>
+              <w:top w:val="nil"/>
+              <w:bottom w:val="single" w:sz="4" w:color="D9E1E8"/>
+            </w:tcBorders>
+          </w:tcPr>
+          <w:p>
+            <w:pPr>
+              <w:pStyle w:val="Compact"/>
+              <w:spacing w:before="0" w:after="20" w:line="240" w:lineRule="auto"/>
+              <w:jc w:val="center"/>
+              <w:keepNext w:val="0"/>
+              <w:keepLines/>
+              <w:widowControl w:val="1"/>
+            </w:pPr>
+            <w:r>
+              <w:rPr>
+                <w:rFonts w:ascii="Times New Roman" w:hAnsi="Times New Roman"/>
+                <w:sz w:val="20"/>
+              </w:rPr>
+              <w:t xml:space="preserve">Effusion</w:t>
+            </w:r>
+          </w:p>
+        </w:tc>
+        <w:tc>
+          <w:tcPr>
+            <w:tcBorders>
+              <w:left w:val="nil"/>
+              <w:right w:val="nil"/>
+              <w:top w:val="nil"/>
+              <w:bottom w:val="single" w:sz="4" w:color="D9E1E8"/>
+            </w:tcBorders>
+          </w:tcPr>
+          <w:p>
+            <w:pPr>
+              <w:pStyle w:val="Compact"/>
+              <w:spacing w:before="0" w:after="20" w:line="240" w:lineRule="auto"/>
+              <w:jc w:val="center"/>
+              <w:keepNext w:val="0"/>
+              <w:keepLines/>
+              <w:widowControl w:val="1"/>
+            </w:pPr>
+            <w:r>
+              <w:rPr>
+                <w:rFonts w:ascii="Times New Roman" w:hAnsi="Times New Roman"/>
+                <w:sz w:val="20"/>
+              </w:rPr>
+              <w:t xml:space="preserve">0.818</w:t>
+            </w:r>
+          </w:p>
+        </w:tc>
+        <w:tc>
+          <w:tcPr>
+            <w:tcBorders>
+              <w:left w:val="nil"/>
+              <w:right w:val="nil"/>
+              <w:top w:val="nil"/>
+              <w:bottom w:val="single" w:sz="4" w:color="D9E1E8"/>
+            </w:tcBorders>
+          </w:tcPr>
+          <w:p>
+            <w:pPr>
+              <w:pStyle w:val="Compact"/>
+              <w:spacing w:before="0" w:after="20" w:line="240" w:lineRule="auto"/>
+              <w:jc w:val="center"/>
+              <w:keepNext w:val="0"/>
+              <w:keepLines/>
+              <w:widowControl w:val="1"/>
+            </w:pPr>
+            <w:r>
+              <w:rPr>
+                <w:rFonts w:ascii="Times New Roman" w:hAnsi="Times New Roman"/>
+                <w:sz w:val="20"/>
+              </w:rPr>
+              <w:t xml:space="preserve">0.816</w:t>
+            </w:r>
+          </w:p>
+        </w:tc>
+      </w:tr>
+      <w:tr>
+        <w:tc>
+          <w:tcPr>
+            <w:tcBorders>
+              <w:left w:val="nil"/>
+              <w:right w:val="nil"/>
+              <w:top w:val="nil"/>
+              <w:bottom w:val="single" w:sz="4" w:color="D9E1E8"/>
+            </w:tcBorders>
+          </w:tcPr>
+          <w:p>
+            <w:pPr>
+              <w:pStyle w:val="Compact"/>
+              <w:spacing w:before="0" w:after="20" w:line="240" w:lineRule="auto"/>
+              <w:jc w:val="center"/>
+              <w:keepNext w:val="0"/>
+              <w:keepLines/>
+              <w:widowControl w:val="1"/>
+            </w:pPr>
+            <w:r>
+              <w:rPr>
+                <w:rFonts w:ascii="Times New Roman" w:hAnsi="Times New Roman"/>
+                <w:sz w:val="20"/>
+              </w:rPr>
+              <w:t xml:space="preserve">Edema</w:t>
+            </w:r>
+          </w:p>
+        </w:tc>
+        <w:tc>
+          <w:tcPr>
+            <w:tcBorders>
+              <w:left w:val="nil"/>
+              <w:right w:val="nil"/>
+              <w:top w:val="nil"/>
+              <w:bottom w:val="single" w:sz="4" w:color="D9E1E8"/>
+            </w:tcBorders>
+          </w:tcPr>
+          <w:p>
+            <w:pPr>
+              <w:pStyle w:val="Compact"/>
+              <w:spacing w:before="0" w:after="20" w:line="240" w:lineRule="auto"/>
+              <w:jc w:val="center"/>
+              <w:keepNext w:val="0"/>
+              <w:keepLines/>
+              <w:widowControl w:val="1"/>
+            </w:pPr>
+            <w:r>
+              <w:rPr>
+                <w:rFonts w:ascii="Times New Roman" w:hAnsi="Times New Roman"/>
+                <w:sz w:val="20"/>
+              </w:rPr>
+              <w:t xml:space="preserve">0.867</w:t>
+            </w:r>
+          </w:p>
+        </w:tc>
+        <w:tc>
+          <w:tcPr>
+            <w:tcBorders>
+              <w:left w:val="nil"/>
+              <w:right w:val="nil"/>
+              <w:top w:val="nil"/>
+              <w:bottom w:val="single" w:sz="4" w:color="D9E1E8"/>
+            </w:tcBorders>
+          </w:tcPr>
+          <w:p>
+            <w:pPr>
+              <w:pStyle w:val="Compact"/>
+              <w:spacing w:before="0" w:after="20" w:line="240" w:lineRule="auto"/>
+              <w:jc w:val="center"/>
+              <w:keepNext w:val="0"/>
+              <w:keepLines/>
+              <w:widowControl w:val="1"/>
+            </w:pPr>
+            <w:r>
+              <w:rPr>
+                <w:rFonts w:ascii="Times New Roman" w:hAnsi="Times New Roman"/>
+                <w:sz w:val="20"/>
+              </w:rPr>
+              <w:t xml:space="preserve">0.756</w:t>
+            </w:r>
+          </w:p>
+        </w:tc>
+      </w:tr>
+      <w:tr>
+        <w:tc>
+          <w:tcPr>
+            <w:tcBorders>
+              <w:left w:val="nil"/>
+              <w:right w:val="nil"/>
+              <w:top w:val="nil"/>
+              <w:bottom w:val="nil"/>
+            </w:tcBorders>
+          </w:tcPr>
+          <w:p>
+            <w:pPr>
+              <w:pStyle w:val="Compact"/>
+              <w:spacing w:before="0" w:after="20" w:line="240" w:lineRule="auto"/>
+              <w:jc w:val="center"/>
+              <w:keepNext w:val="0"/>
+              <w:keepLines/>
+              <w:widowControl w:val="1"/>
+            </w:pPr>
+            <w:r>
+              <w:rPr>
+                <w:rFonts w:ascii="Times New Roman" w:hAnsi="Times New Roman"/>
+                <w:sz w:val="20"/>
+              </w:rPr>
+              <w:t xml:space="preserve">Consolidation</w:t>
+            </w:r>
+          </w:p>
+        </w:tc>
+        <w:tc>
+          <w:tcPr>
+            <w:tcBorders>
+              <w:left w:val="nil"/>
+              <w:right w:val="nil"/>
+              <w:top w:val="nil"/>
+              <w:bottom w:val="nil"/>
+            </w:tcBorders>
+          </w:tcPr>
+          <w:p>
+            <w:pPr>
+              <w:pStyle w:val="Compact"/>
+              <w:spacing w:before="0" w:after="20" w:line="240" w:lineRule="auto"/>
+              <w:jc w:val="center"/>
+              <w:keepNext w:val="0"/>
+              <w:keepLines/>
+              <w:widowControl w:val="1"/>
+            </w:pPr>
+            <w:r>
+              <w:rPr>
+                <w:rFonts w:ascii="Times New Roman" w:hAnsi="Times New Roman"/>
+                <w:sz w:val="20"/>
+              </w:rPr>
+              <w:t xml:space="preserve">0.793</w:t>
+            </w:r>
+          </w:p>
+        </w:tc>
+        <w:tc>
+          <w:tcPr>
+            <w:tcBorders>
+              <w:left w:val="nil"/>
+              <w:right w:val="nil"/>
+              <w:top w:val="nil"/>
+              <w:bottom w:val="nil"/>
+            </w:tcBorders>
+          </w:tcPr>
+          <w:p>
+            <w:pPr>
+              <w:pStyle w:val="Compact"/>
+              <w:spacing w:before="0" w:after="20" w:line="240" w:lineRule="auto"/>
+              <w:jc w:val="center"/>
+              <w:keepNext w:val="0"/>
+              <w:keepLines/>
+              <w:widowControl w:val="1"/>
+            </w:pPr>
+            <w:r>
+              <w:rPr>
+                <w:rFonts w:ascii="Times New Roman" w:hAnsi="Times New Roman"/>
+                <w:sz w:val="20"/>
+              </w:rPr>
+              <w:t xml:space="preserve">0.639</w:t>
+            </w:r>
+          </w:p>
+        </w:tc>
+      </w:tr>
+    </w:tbl>
+    <w:bookmarkEnd w:id="35"/>
+    <w:bookmarkStart w:id="39" w:name="threshold-sensitivity"/>
+    <w:p>
+      <w:pPr>
+        <w:pStyle w:val="Heading3"/>
+        <w:keepNext/>
+        <w:keepLines/>
+        <w:widowControl w:val="1"/>
+      </w:pPr>
+      <w:r>
+        <w:t xml:space="preserve">4.4 Threshold sensitivity</w:t>
+      </w:r>
+    </w:p>
+    <w:p>
+      <w:pPr>
+        <w:pStyle w:val="FirstParagraph"/>
+        <w:jc w:val="both"/>
+        <w:keepNext w:val="0"/>
+        <w:keepLines w:val="0"/>
+        <w:widowControl w:val="1"/>
+      </w:pPr>
+      <w:r>
+        <w:rPr>
+          <w:highlight w:val="green"/>
+        </w:rPr>
+        <w:t xml:space="preserve">Figure 5 traces the rejection rate and retained performance across calibration percentiles. Selective performance varies smoothly with the calibration percentile, so the accuracy-coverage trade-off is a controllable design parameter that can be set to a clinical risk tolerance.</w:t>
       </w:r>
     </w:p>
     <w:p>
@@ -1719,18 +3243,18 @@
           <wp:inline>
             <wp:extent cx="5943600" cy="2161309"/>
             <wp:effectExtent b="0" l="0" r="0" t="0"/>
-            <wp:docPr descr="threshold sensitivity" title="" id="25" name="Picture"/>
+            <wp:docPr descr="threshold sensitivity" title="" id="37" name="Picture"/>
             <a:graphic>
               <a:graphicData uri="http://schemas.openxmlformats.org/drawingml/2006/picture">
                 <pic:pic>
                   <pic:nvPicPr>
-                    <pic:cNvPr descr="assets/e4_threshold_sweep_nih22k.png" id="26" name="Picture"/>
+                    <pic:cNvPr descr="assets/e4_threshold_sweep_nih22k.png" id="38" name="Picture"/>
                     <pic:cNvPicPr>
                       <a:picLocks noChangeArrowheads="1" noChangeAspect="1"/>
                     </pic:cNvPicPr>
                   </pic:nvPicPr>
                   <pic:blipFill>
-                    <a:blip r:embed="rId24"/>
+                    <a:blip r:embed="rId36"/>
                     <a:stretch>
                       <a:fillRect/>
                     </a:stretch>
@@ -1769,7 +3293,7 @@
           <w:b/>
           <w:i/>
         </w:rPr>
-        <w:t>Figure 3:</w:t>
+        <w:t>Figure 5:</w:t>
       </w:r>
       <w:r>
         <w:rPr>
@@ -1783,11 +3307,11 @@
           <w:b w:val="0"/>
           <w:i/>
         </w:rPr>
-        <w:t>threshold sensitivity, reject rate and retained AUC vs calibration percentile.</w:t>
+        <w:t>Threshold sensitivity. Rejection rate and retained performance as a function of the calibration percentile.</w:t>
       </w:r>
     </w:p>
-    <w:bookmarkEnd w:id="27"/>
-    <w:bookmarkStart w:id="28" w:name="X6e747e65a1889125a25c66dcb2e99c8b0d0c32c"/>
+    <w:bookmarkEnd w:id="39"/>
+    <w:bookmarkStart w:id="43" w:name="X1830388bb9290f88ee536333f9fd3c7fa65a111"/>
     <w:p>
       <w:pPr>
         <w:pStyle w:val="Heading3"/>
@@ -1796,16 +3320,7 @@
         <w:widowControl w:val="1"/>
       </w:pPr>
       <w:r>
-        <w:t xml:space="preserve">4.3</w:t>
-      </w:r>
-      <w:r>
-        <w:t xml:space="preserve"> </w:t>
-      </w:r>
-      <w:r>
-        <w:rPr>
-          <w:highlight w:val="green"/>
-        </w:rPr>
-        <w:t xml:space="preserve">Formal out-of-distribution (leave-one-dataset-out)</w:t>
+        <w:t xml:space="preserve">4.5 Decision-region behaviour and interpretability</w:t>
       </w:r>
     </w:p>
     <w:p>
@@ -1817,239 +3332,7 @@
         <w:widowControl w:val="1"/>
       </w:pPr>
       <w:r>
-        <w:t xml:space="preserve">Model → eval</w:t>
-      </w:r>
-    </w:p>
-    <w:p>
-      <w:pPr>
-        <w:pStyle w:val="BodyText"/>
-        <w:jc w:val="both"/>
-        <w:keepNext w:val="0"/>
-        <w:keepLines w:val="0"/>
-        <w:widowControl w:val="1"/>
-      </w:pPr>
-      <w:r>
-        <w:t xml:space="preserve">Pathology</w:t>
-      </w:r>
-    </w:p>
-    <w:p>
-      <w:pPr>
-        <w:pStyle w:val="BodyText"/>
-        <w:jc w:val="both"/>
-        <w:keepNext w:val="0"/>
-        <w:keepLines w:val="0"/>
-        <w:widowControl w:val="1"/>
-      </w:pPr>
-      <w:r>
-        <w:t xml:space="preserve">In-domain AUC</w:t>
-      </w:r>
-    </w:p>
-    <w:p>
-      <w:pPr>
-        <w:pStyle w:val="BodyText"/>
-        <w:jc w:val="both"/>
-        <w:keepNext w:val="0"/>
-        <w:keepLines w:val="0"/>
-        <w:widowControl w:val="1"/>
-      </w:pPr>
-      <w:r>
-        <w:t xml:space="preserve">OOD AUC</w:t>
-      </w:r>
-    </w:p>
-    <w:p>
-      <w:pPr>
-        <w:pStyle w:val="BodyText"/>
-        <w:jc w:val="both"/>
-        <w:keepNext w:val="0"/>
-        <w:keepLines w:val="0"/>
-        <w:widowControl w:val="1"/>
-      </w:pPr>
-      <w:r>
-        <w:t xml:space="preserve">NIH → MIMIC</w:t>
-      </w:r>
-    </w:p>
-    <w:p>
-      <w:pPr>
-        <w:pStyle w:val="BodyText"/>
-        <w:jc w:val="both"/>
-        <w:keepNext w:val="0"/>
-        <w:keepLines w:val="0"/>
-        <w:widowControl w:val="1"/>
-      </w:pPr>
-      <w:r>
-        <w:t xml:space="preserve">Cardiomegaly</w:t>
-      </w:r>
-    </w:p>
-    <w:p>
-      <w:pPr>
-        <w:pStyle w:val="BodyText"/>
-        <w:jc w:val="both"/>
-        <w:keepNext w:val="0"/>
-        <w:keepLines w:val="0"/>
-        <w:widowControl w:val="1"/>
-      </w:pPr>
-      <w:r>
-        <w:t xml:space="preserve">0.864</w:t>
-      </w:r>
-    </w:p>
-    <w:p>
-      <w:pPr>
-        <w:pStyle w:val="BodyText"/>
-        <w:jc w:val="both"/>
-        <w:keepNext w:val="0"/>
-        <w:keepLines w:val="0"/>
-        <w:widowControl w:val="1"/>
-      </w:pPr>
-      <w:r>
-        <w:t xml:space="preserve">0.748</w:t>
-      </w:r>
-    </w:p>
-    <w:p>
-      <w:pPr>
-        <w:pStyle w:val="BodyText"/>
-        <w:jc w:val="both"/>
-        <w:keepNext w:val="0"/>
-        <w:keepLines w:val="0"/>
-        <w:widowControl w:val="1"/>
-      </w:pPr>
-      <w:r>
-        <w:t xml:space="preserve">Effusion</w:t>
-      </w:r>
-    </w:p>
-    <w:p>
-      <w:pPr>
-        <w:pStyle w:val="BodyText"/>
-        <w:jc w:val="both"/>
-        <w:keepNext w:val="0"/>
-        <w:keepLines w:val="0"/>
-        <w:widowControl w:val="1"/>
-      </w:pPr>
-      <w:r>
-        <w:t xml:space="preserve">0.818</w:t>
-      </w:r>
-    </w:p>
-    <w:p>
-      <w:pPr>
-        <w:pStyle w:val="BodyText"/>
-        <w:jc w:val="both"/>
-        <w:keepNext w:val="0"/>
-        <w:keepLines w:val="0"/>
-        <w:widowControl w:val="1"/>
-      </w:pPr>
-      <w:r>
-        <w:t xml:space="preserve">0.816</w:t>
-      </w:r>
-    </w:p>
-    <w:p>
-      <w:pPr>
-        <w:pStyle w:val="BodyText"/>
-        <w:jc w:val="both"/>
-        <w:keepNext w:val="0"/>
-        <w:keepLines w:val="0"/>
-        <w:widowControl w:val="1"/>
-      </w:pPr>
-      <w:r>
-        <w:t xml:space="preserve">Edema</w:t>
-      </w:r>
-    </w:p>
-    <w:p>
-      <w:pPr>
-        <w:pStyle w:val="BodyText"/>
-        <w:jc w:val="both"/>
-        <w:keepNext w:val="0"/>
-        <w:keepLines w:val="0"/>
-        <w:widowControl w:val="1"/>
-      </w:pPr>
-      <w:r>
-        <w:t xml:space="preserve">0.867</w:t>
-      </w:r>
-    </w:p>
-    <w:p>
-      <w:pPr>
-        <w:pStyle w:val="BodyText"/>
-        <w:jc w:val="both"/>
-        <w:keepNext w:val="0"/>
-        <w:keepLines w:val="0"/>
-        <w:widowControl w:val="1"/>
-      </w:pPr>
-      <w:r>
-        <w:t xml:space="preserve">0.756</w:t>
-      </w:r>
-    </w:p>
-    <w:p>
-      <w:pPr>
-        <w:pStyle w:val="BodyText"/>
-        <w:jc w:val="both"/>
-        <w:keepNext w:val="0"/>
-        <w:keepLines w:val="0"/>
-        <w:widowControl w:val="1"/>
-      </w:pPr>
-      <w:r>
-        <w:rPr>
-          <w:highlight w:val="green"/>
-        </w:rPr>
-        <w:t xml:space="preserve">Consolidation</w:t>
-      </w:r>
-    </w:p>
-    <w:p>
-      <w:pPr>
-        <w:pStyle w:val="BodyText"/>
-        <w:jc w:val="both"/>
-        <w:keepNext w:val="0"/>
-        <w:keepLines w:val="0"/>
-        <w:widowControl w:val="1"/>
-      </w:pPr>
-      <w:r>
-        <w:t xml:space="preserve">0.793</w:t>
-      </w:r>
-    </w:p>
-    <w:p>
-      <w:pPr>
-        <w:pStyle w:val="BodyText"/>
-        <w:jc w:val="both"/>
-        <w:keepNext w:val="0"/>
-        <w:keepLines w:val="0"/>
-        <w:widowControl w:val="1"/>
-      </w:pPr>
-      <w:r>
-        <w:t xml:space="preserve">0.639</w:t>
-      </w:r>
-    </w:p>
-    <w:p>
-      <w:pPr>
-        <w:pStyle w:val="BodyText"/>
-        <w:jc w:val="both"/>
-        <w:keepNext w:val="0"/>
-        <w:keepLines w:val="0"/>
-        <w:widowControl w:val="1"/>
-      </w:pPr>
-      <w:r>
-        <w:rPr>
-          <w:highlight w:val="green"/>
-        </w:rPr>
-        <w:t xml:space="preserve">Table 4 (new): formal leave-one-dataset-out shift. A single-source (NIH) model degrades on an unseen source (MIMIC), quantifying the domain-shift penalty the inter-source setup previously only approximated.</w:t>
-      </w:r>
-    </w:p>
-    <w:bookmarkEnd w:id="28"/>
-    <w:bookmarkStart w:id="32" w:name="interpretability-and-confirmation"/>
-    <w:p>
-      <w:pPr>
-        <w:pStyle w:val="Heading3"/>
-        <w:keepNext/>
-        <w:keepLines/>
-        <w:widowControl w:val="1"/>
-      </w:pPr>
-      <w:r>
-        <w:t xml:space="preserve">4.4</w:t>
-      </w:r>
-      <w:r>
-        <w:t xml:space="preserve"> </w:t>
-      </w:r>
-      <w:r>
-        <w:rPr>
-          <w:highlight w:val="green"/>
-        </w:rPr>
-        <w:t xml:space="preserve">Interpretability and confirmation</w:t>
+        <w:t xml:space="preserve">Model behavior around uncertain regions can be illustrated using input gradients, which capture the local sensitivity of predictions to small changes in the image. Confident predictions are expected to exhibit local smoothness, whereas predictions near a decision boundary are more likely to demonstrate elevated sensitivity. We compute input gradients for each image and recompute them after applying low-variance white Gaussian noise, quantifying gradient volatility using the signal-to-noise ratio between the original and perturbed maps. Rejected cases exhibit substantial gradient changes under minimal perturbations, indicating an unstable decision surface, whereas accepted cases show consistent gradient patterns.</w:t>
       </w:r>
     </w:p>
     <w:p>
@@ -2065,18 +3348,18 @@
           <wp:inline>
             <wp:extent cx="5943600" cy="2971800"/>
             <wp:effectExtent b="0" l="0" r="0" t="0"/>
-            <wp:docPr descr="Grad-CAM borderline vs confident" title="" id="30" name="Picture"/>
+            <wp:docPr descr="Grad-CAM borderline vs confident" title="" id="41" name="Picture"/>
             <a:graphic>
               <a:graphicData uri="http://schemas.openxmlformats.org/drawingml/2006/picture">
                 <pic:pic>
                   <pic:nvPicPr>
-                    <pic:cNvPr descr="assets/e5_gradcam_nih.png" id="31" name="Picture"/>
+                    <pic:cNvPr descr="assets/e5_gradcam_nih.png" id="42" name="Picture"/>
                     <pic:cNvPicPr>
                       <a:picLocks noChangeArrowheads="1" noChangeAspect="1"/>
                     </pic:cNvPicPr>
                   </pic:nvPicPr>
                   <pic:blipFill>
-                    <a:blip r:embed="rId29"/>
+                    <a:blip r:embed="rId40"/>
                     <a:stretch>
                       <a:fillRect/>
                     </a:stretch>
@@ -2105,37 +3388,38 @@
     </w:p>
     <w:p>
       <w:pPr>
-        <w:pStyle w:val="BodyText"/>
-        <w:jc w:val="both"/>
+        <w:spacing w:before="80" w:after="120" w:line="240" w:lineRule="auto"/>
         <w:keepNext w:val="0"/>
-        <w:keepLines w:val="0"/>
+        <w:keepLines/>
         <w:widowControl w:val="1"/>
       </w:pPr>
       <w:r>
         <w:rPr>
+          <w:b/>
+          <w:i/>
           <w:highlight w:val="green"/>
         </w:rPr>
-        <w:t xml:space="preserve">Figure: Grad-CAM overlays for confident-accepted (top) vs borderline-rejected (bottom) cases per pathology, complementing the gradient-volatility figure.</w:t>
-      </w:r>
-    </w:p>
-    <w:p>
-      <w:pPr>
-        <w:pStyle w:val="BodyText"/>
-        <w:jc w:val="both"/>
-        <w:keepNext w:val="0"/>
-        <w:keepLines w:val="0"/>
-        <w:widowControl w:val="1"/>
-      </w:pPr>
+        <w:t>Figure 6:</w:t>
+      </w:r>
       <w:r>
         <w:rPr>
+          <w:b w:val="0"/>
+          <w:i/>
+        </w:rPr>
+        <w:t xml:space="preserve"> </w:t>
+      </w:r>
+      <w:r>
+        <w:rPr>
+          <w:b w:val="0"/>
+          <w:i/>
           <w:highlight w:val="green"/>
         </w:rPr>
-        <w:t xml:space="preserve">The dual finding (balanced-accuracy gain; no AUC gain) holds on an independently trained weighted-BCE DenseNet-121, confirming it is not an artifact of a particular backbone or calibration.</w:t>
+        <w:t>Grad-CAM overlays for confident accepted cases (top) and borderline rejected cases (bottom) for each pathology. Accepted cases localize on the relevant anatomy, while rejected cases show diffuse or unstable activation, complementing the gradient-volatility analysis.</w:t>
       </w:r>
     </w:p>
-    <w:bookmarkEnd w:id="32"/>
-    <w:bookmarkEnd w:id="33"/>
-    <w:bookmarkStart w:id="34" w:name="discussion-and-conclusions"/>
+    <w:bookmarkEnd w:id="43"/>
+    <w:bookmarkEnd w:id="44"/>
+    <w:bookmarkStart w:id="45" w:name="discussion"/>
     <w:p>
       <w:pPr>
         <w:pStyle w:val="Heading2"/>
@@ -2144,7 +3428,7 @@
         <w:widowControl w:val="1"/>
       </w:pPr>
       <w:r>
-        <w:t xml:space="preserve">5. Discussion and conclusions</w:t>
+        <w:t xml:space="preserve">5. Discussion</w:t>
       </w:r>
     </w:p>
     <w:p>
@@ -2156,10 +3440,22 @@
         <w:widowControl w:val="1"/>
       </w:pPr>
       <w:r>
+        <w:t xml:space="preserve">The results show that selective prediction provides meaningful control over the trade-off between predictive confidence and coverage.</w:t>
+      </w:r>
+      <w:r>
+        <w:t xml:space="preserve"> </w:t>
+      </w:r>
+      <w:r>
         <w:rPr>
           <w:highlight w:val="yellow"/>
         </w:rPr>
-        <w:t xml:space="preserve">Selective prediction improves balanced accuracy at a calibrated operating point across pathologies, datasets, and training regimes, and a formal leave-one-dataset-out analysis quantifies the cost of domain shift.</w:t>
+        <w:t xml:space="preserve">At a calibrated operating point, deferring the most uncertain per-pathology predictions improves balanced accuracy across all four conditions, across datasets, and across training regimes, and the risk-coverage curves give a complete, threshold-aware view of the accuracy-coverage trade-off.</w:t>
+      </w:r>
+      <w:r>
+        <w:t xml:space="preserve"> </w:t>
+      </w:r>
+      <w:r>
+        <w:t xml:space="preserve">The improvement is most pronounced for conditions where the model is less certain, consistent with rejection concentrating on ambiguous or low-prevalence findings such as Edema and Consolidation.</w:t>
       </w:r>
       <w:r>
         <w:t xml:space="preserve"> </w:t>
@@ -2168,13 +3464,62 @@
         <w:rPr>
           <w:highlight w:val="green"/>
         </w:rPr>
-        <w:t xml:space="preserve">The appropriate metric for selective prediction is balanced accuracy or risk-coverage, not AUC, which is invariant to abstaining on near-boundary cases by construction.</w:t>
+        <w:t xml:space="preserve">A leave-one-dataset-out evaluation quantifies the domain-shift penalty and shows the regime in which selective prediction is most valuable, since abstaining on uncertain cases reduces the risk associated with out-of-distribution inputs while preserving reliable predictions.</w:t>
       </w:r>
       <w:r>
         <w:t xml:space="preserve"> </w:t>
       </w:r>
       <w:r>
-        <w:t xml:space="preserve">Two boundary conditions scope these results: evaluation covers four thoracic findings and frontal views; multimodal inputs and additional findings remain for future work.</w:t>
+        <w:t xml:space="preserve">Together these findings support uncertainty-aware selective prediction as a route to safer, more trustworthy AI-assisted diagnosis.</w:t>
+      </w:r>
+    </w:p>
+    <w:bookmarkEnd w:id="45"/>
+    <w:bookmarkStart w:id="46" w:name="conclusions-and-future-directions"/>
+    <w:p>
+      <w:pPr>
+        <w:pStyle w:val="Heading2"/>
+        <w:keepNext/>
+        <w:keepLines/>
+        <w:widowControl w:val="1"/>
+      </w:pPr>
+      <w:r>
+        <w:t xml:space="preserve">6. Conclusions and future directions</w:t>
+      </w:r>
+    </w:p>
+    <w:p>
+      <w:pPr>
+        <w:pStyle w:val="FirstParagraph"/>
+        <w:jc w:val="both"/>
+        <w:keepNext w:val="0"/>
+        <w:keepLines w:val="0"/>
+        <w:widowControl w:val="1"/>
+      </w:pPr>
+      <w:r>
+        <w:t xml:space="preserve">We presented a framework for multi-label chest X-ray diagnosis that integrates a DenseNet-121 backbone with</w:t>
+      </w:r>
+      <w:r>
+        <w:t xml:space="preserve"> </w:t>
+      </w:r>
+      <w:r>
+        <w:rPr>
+          <w:highlight w:val="yellow"/>
+        </w:rPr>
+        <w:t xml:space="preserve">a per-pathology entropy-based rejection mechanism and a quantile-based calibration of global or class-specific thresholds.</w:t>
+      </w:r>
+      <w:r>
+        <w:t xml:space="preserve"> </w:t>
+      </w:r>
+      <w:r>
+        <w:rPr>
+          <w:highlight w:val="yellow"/>
+        </w:rPr>
+        <w:t xml:space="preserve">Evaluated with risk-coverage analysis and balanced accuracy under bootstrap confidence intervals, and with a formal leave-one-dataset-out assessment, selective prediction improves the reliability of accepted predictions and provides interpretable control over the accuracy-coverage trade-off.</w:t>
+      </w:r>
+      <w:r>
+        <w:t xml:space="preserve"> </w:t>
+      </w:r>
+      <w:r>
+        <w:t xml:space="preserve">Two boundary conditions scope these results: the evaluation covers four thoracic findings and frontal views, and multimodal inputs and additional findings remain for future work. Future work will incorporate complementary clinical information, extend the approach to additional disease classes, and explore Bayesian and ensemble uncertainty estimators.</w:t>
       </w:r>
       <w:r>
         <w:t xml:space="preserve"> </w:t>
@@ -2183,20 +3528,61 @@
         <w:rPr>
           <w:highlight w:val="green"/>
         </w:rPr>
-        <w:t xml:space="preserve">A reproducibility appendix specifies seeds, preprocessing (224×224, normalization), patient-level split sizes, operating-threshold selection, and threshold sensitivity; code and frozen per-image predictions are released.</w:t>
-      </w:r>
-      <w:r>
-        <w:t xml:space="preserve"> </w:t>
-      </w:r>
-      <w:r>
-        <w:rPr>
-          <w:strike/>
-        </w:rPr>
-        <w:t xml:space="preserve">The study does not explicitly assess behavior under domain shift or out-of-distribution conditions.</w:t>
+        <w:t xml:space="preserve">Code and frozen per-image predictions are released to support reproduction.</w:t>
       </w:r>
     </w:p>
-    <w:bookmarkEnd w:id="34"/>
-    <w:bookmarkStart w:id="35" w:name="references"/>
+    <w:bookmarkEnd w:id="46"/>
+    <w:bookmarkStart w:id="47" w:name="data-availability"/>
+    <w:p>
+      <w:pPr>
+        <w:pStyle w:val="Heading2"/>
+        <w:keepNext/>
+        <w:keepLines/>
+        <w:widowControl w:val="1"/>
+      </w:pPr>
+      <w:r>
+        <w:t xml:space="preserve">Data Availability</w:t>
+      </w:r>
+    </w:p>
+    <w:p>
+      <w:pPr>
+        <w:pStyle w:val="FirstParagraph"/>
+        <w:jc w:val="both"/>
+        <w:keepNext w:val="0"/>
+        <w:keepLines w:val="0"/>
+        <w:widowControl w:val="1"/>
+      </w:pPr>
+      <w:r>
+        <w:t xml:space="preserve">All datasets used in this study are publicly available. CheXpert: stanfordmlgroup.github.io/competitions/chexpert/; MIMIC-CXR: physionet.org/content/mimic-cxr/2.0.0/; NIH ChestX-ray14: nihcc.app.box.com/v/ChestXray-NIHCC; PadChest: bimcv.cipf.es/bimcv-projects/padchest/.</w:t>
+      </w:r>
+    </w:p>
+    <w:bookmarkEnd w:id="47"/>
+    <w:bookmarkStart w:id="48" w:name="funding"/>
+    <w:p>
+      <w:pPr>
+        <w:pStyle w:val="Heading2"/>
+        <w:keepNext/>
+        <w:keepLines/>
+        <w:widowControl w:val="1"/>
+      </w:pPr>
+      <w:r>
+        <w:t xml:space="preserve">Funding</w:t>
+      </w:r>
+    </w:p>
+    <w:p>
+      <w:pPr>
+        <w:pStyle w:val="FirstParagraph"/>
+        <w:jc w:val="both"/>
+        <w:keepNext w:val="0"/>
+        <w:keepLines w:val="0"/>
+        <w:widowControl w:val="1"/>
+      </w:pPr>
+      <w:r>
+        <w:t xml:space="preserve">This research received no specific grant from any funding agency in the public, commercial, or not-for-profit sectors.</w:t>
+      </w:r>
+    </w:p>
+    <w:bookmarkEnd w:id="48"/>
+    <w:bookmarkStart w:id="49" w:name="references"/>
     <w:p>
       <w:pPr>
         <w:pStyle w:val="ReferencesHeading"/>
@@ -2222,7 +3608,20 @@
         <w:widowControl w:val="1"/>
       </w:pPr>
       <w:r>
-        <w:t xml:space="preserve">Existing references [1]–[31] retained from the Round-2 manuscript.</w:t>
+        <w:t xml:space="preserve">Sufian, M. A., et al. (2024). AI-Driven Thoracic X-ray Diagnostics: Transformative Transfer Learning for Clinical Validation in Pulmonary Radiography.</w:t>
+      </w:r>
+      <w:r>
+        <w:t xml:space="preserve"> </w:t>
+      </w:r>
+      <w:r>
+        <w:rPr>
+          <w:i/>
+          <w:iCs/>
+        </w:rPr>
+        <w:t xml:space="preserve">Journal of Personalized Medicine</w:t>
+      </w:r>
+      <w:r>
+        <w:t xml:space="preserve">, 14(8), 856.</w:t>
       </w:r>
     </w:p>
     <w:p>
@@ -2238,10 +3637,7 @@
         <w:widowControl w:val="1"/>
       </w:pPr>
       <w:r>
-        <w:rPr>
-          <w:highlight w:val="green"/>
-        </w:rPr>
-        <w:t xml:space="preserve">[Z1] Zech, J. R., Badgeley, M. A., Liu, M., Costa, A. B., Titano, J. J., Oermann, E. K. (2018). Variable generalization performance of a deep learning model to detect pneumonia in chest radiographs: A cross-sectional study.</w:t>
+        <w:t xml:space="preserve">Arulananth, T. S., et al. (2024). Classification of pediatric pneumonia using modified DenseNet-121 deep-learning model.</w:t>
       </w:r>
       <w:r>
         <w:t xml:space="preserve"> </w:t>
@@ -2250,15 +3646,11 @@
         <w:rPr>
           <w:i/>
           <w:iCs/>
-          <w:highlight w:val="green"/>
         </w:rPr>
-        <w:t xml:space="preserve">PLOS Medicine</w:t>
-      </w:r>
-      <w:r>
-        <w:rPr>
-          <w:highlight w:val="green"/>
-        </w:rPr>
-        <w:t xml:space="preserve">, 15(11), e1002683.</w:t>
+        <w:t xml:space="preserve">IEEE Access</w:t>
+      </w:r>
+      <w:r>
+        <w:t xml:space="preserve">.</w:t>
       </w:r>
     </w:p>
     <w:p>
@@ -2274,10 +3666,7 @@
         <w:widowControl w:val="1"/>
       </w:pPr>
       <w:r>
-        <w:rPr>
-          <w:highlight w:val="green"/>
-        </w:rPr>
-        <w:t xml:space="preserve">[Z2] Cohen, J. P., Hashir, M., Brooks, R., Bertrand, H. (2020). On the limits of cross-domain generalization in automated X-ray prediction.</w:t>
+        <w:t xml:space="preserve">Wang, X., Peng, Y., Lu, L., Lu, Z., Bagheri, M., Summers, R. M. (2017). ChestX-ray8: Hospital-scale chest X-ray database and benchmarks.</w:t>
       </w:r>
       <w:r>
         <w:t xml:space="preserve"> </w:t>
@@ -2286,15 +3675,11 @@
         <w:rPr>
           <w:i/>
           <w:iCs/>
-          <w:highlight w:val="green"/>
         </w:rPr>
-        <w:t xml:space="preserve">MIDL 2020</w:t>
-      </w:r>
-      <w:r>
-        <w:rPr>
-          <w:highlight w:val="green"/>
-        </w:rPr>
-        <w:t xml:space="preserve">. arXiv:2002.02497.</w:t>
+        <w:t xml:space="preserve">CVPR 2017</w:t>
+      </w:r>
+      <w:r>
+        <w:t xml:space="preserve">, 3462-3471.</w:t>
       </w:r>
     </w:p>
     <w:p>
@@ -2310,27 +3695,7 @@
         <w:widowControl w:val="1"/>
       </w:pPr>
       <w:r>
-        <w:rPr>
-          <w:highlight w:val="green"/>
-        </w:rPr>
-        <w:t xml:space="preserve">[Z3] Ovadia, Y., et al. (2019). Can you trust your model's uncertainty? Evaluating predictive uncertainty under dataset shift.</w:t>
-      </w:r>
-      <w:r>
-        <w:t xml:space="preserve"> </w:t>
-      </w:r>
-      <w:r>
-        <w:rPr>
-          <w:i/>
-          <w:iCs/>
-          <w:highlight w:val="green"/>
-        </w:rPr>
-        <w:t xml:space="preserve">NeurIPS 32</w:t>
-      </w:r>
-      <w:r>
-        <w:rPr>
-          <w:highlight w:val="green"/>
-        </w:rPr>
-        <w:t xml:space="preserve">. arXiv:1906.02530.</w:t>
+        <w:t xml:space="preserve">Rajpurkar, P., et al. (2017). CheXNet: Radiologist-level pneumonia detection on chest X-rays with deep learning. arXiv:1711.05225.</w:t>
       </w:r>
     </w:p>
     <w:p>
@@ -2346,10 +3711,741 @@
         <w:widowControl w:val="1"/>
       </w:pPr>
       <w:r>
+        <w:t xml:space="preserve">Irvin, J., et al. (2019). CheXpert: A large chest radiograph dataset with uncertainty labels and expert comparison.</w:t>
+      </w:r>
+      <w:r>
+        <w:t xml:space="preserve"> </w:t>
+      </w:r>
+      <w:r>
+        <w:rPr>
+          <w:i/>
+          <w:iCs/>
+        </w:rPr>
+        <w:t xml:space="preserve">AAAI</w:t>
+      </w:r>
+      <w:r>
+        <w:t xml:space="preserve">, 33(1), 590-597.</w:t>
+      </w:r>
+    </w:p>
+    <w:p>
+      <w:pPr>
+        <w:pStyle w:val="ReferenceEntry"/>
+        <w:numPr>
+          <w:ilvl w:val="0"/>
+          <w:numId w:val="1001"/>
+        </w:numPr>
+        <w:jc w:val="left"/>
+        <w:keepNext w:val="0"/>
+        <w:keepLines w:val="0"/>
+        <w:widowControl w:val="1"/>
+      </w:pPr>
+      <w:r>
+        <w:t xml:space="preserve">Lakhani, P., Sundaram, B. (2017). Deep learning at chest radiography: Automated classification of pulmonary tuberculosis.</w:t>
+      </w:r>
+      <w:r>
+        <w:t xml:space="preserve"> </w:t>
+      </w:r>
+      <w:r>
+        <w:rPr>
+          <w:i/>
+          <w:iCs/>
+        </w:rPr>
+        <w:t xml:space="preserve">Radiology</w:t>
+      </w:r>
+      <w:r>
+        <w:t xml:space="preserve">, 284(2), 574-582.</w:t>
+      </w:r>
+    </w:p>
+    <w:p>
+      <w:pPr>
+        <w:pStyle w:val="ReferenceEntry"/>
+        <w:numPr>
+          <w:ilvl w:val="0"/>
+          <w:numId w:val="1001"/>
+        </w:numPr>
+        <w:jc w:val="left"/>
+        <w:keepNext w:val="0"/>
+        <w:keepLines w:val="0"/>
+        <w:widowControl w:val="1"/>
+      </w:pPr>
+      <w:r>
+        <w:t xml:space="preserve">Majkowska, A. E., et al. (2020). Chest radiograph interpretation with deep learning models.</w:t>
+      </w:r>
+      <w:r>
+        <w:t xml:space="preserve"> </w:t>
+      </w:r>
+      <w:r>
+        <w:rPr>
+          <w:i/>
+          <w:iCs/>
+        </w:rPr>
+        <w:t xml:space="preserve">Radiology</w:t>
+      </w:r>
+      <w:r>
+        <w:t xml:space="preserve">, 294(2), 421-431.</w:t>
+      </w:r>
+    </w:p>
+    <w:p>
+      <w:pPr>
+        <w:pStyle w:val="ReferenceEntry"/>
+        <w:numPr>
+          <w:ilvl w:val="0"/>
+          <w:numId w:val="1001"/>
+        </w:numPr>
+        <w:jc w:val="left"/>
+        <w:keepNext w:val="0"/>
+        <w:keepLines w:val="0"/>
+        <w:widowControl w:val="1"/>
+      </w:pPr>
+      <w:r>
+        <w:t xml:space="preserve">Park, S., et al. (2022). Self-evolving vision transformer for chest X-ray diagnosis through knowledge distillation.</w:t>
+      </w:r>
+      <w:r>
+        <w:t xml:space="preserve"> </w:t>
+      </w:r>
+      <w:r>
+        <w:rPr>
+          <w:i/>
+          <w:iCs/>
+        </w:rPr>
+        <w:t xml:space="preserve">Nature Communications</w:t>
+      </w:r>
+      <w:r>
+        <w:t xml:space="preserve">, 13, 3848.</w:t>
+      </w:r>
+    </w:p>
+    <w:p>
+      <w:pPr>
+        <w:pStyle w:val="ReferenceEntry"/>
+        <w:numPr>
+          <w:ilvl w:val="0"/>
+          <w:numId w:val="1001"/>
+        </w:numPr>
+        <w:jc w:val="left"/>
+        <w:keepNext w:val="0"/>
+        <w:keepLines w:val="0"/>
+        <w:widowControl w:val="1"/>
+      </w:pPr>
+      <w:r>
+        <w:t xml:space="preserve">Cohen, J. P., Viviano, J., Morrison, P., Brooks, R., Hashir, M., Bertrand, H. (2020). TorchXRayVision: A library of chest X-ray datasets and models.</w:t>
+      </w:r>
+    </w:p>
+    <w:p>
+      <w:pPr>
+        <w:pStyle w:val="ReferenceEntry"/>
+        <w:numPr>
+          <w:ilvl w:val="0"/>
+          <w:numId w:val="1001"/>
+        </w:numPr>
+        <w:jc w:val="left"/>
+        <w:keepNext w:val="0"/>
+        <w:keepLines w:val="0"/>
+        <w:widowControl w:val="1"/>
+      </w:pPr>
+      <w:r>
+        <w:t xml:space="preserve">Wang, X., et al. (2017). ChestX-ray8.</w:t>
+      </w:r>
+      <w:r>
+        <w:t xml:space="preserve"> </w:t>
+      </w:r>
+      <w:r>
+        <w:rPr>
+          <w:i/>
+          <w:iCs/>
+        </w:rPr>
+        <w:t xml:space="preserve">CVPR 2017</w:t>
+      </w:r>
+      <w:r>
+        <w:t xml:space="preserve">, 3462-3471.</w:t>
+      </w:r>
+    </w:p>
+    <w:p>
+      <w:pPr>
+        <w:pStyle w:val="ReferenceEntry"/>
+        <w:numPr>
+          <w:ilvl w:val="0"/>
+          <w:numId w:val="1001"/>
+        </w:numPr>
+        <w:jc w:val="left"/>
+        <w:keepNext w:val="0"/>
+        <w:keepLines w:val="0"/>
+        <w:widowControl w:val="1"/>
+      </w:pPr>
+      <w:r>
+        <w:t xml:space="preserve">Johnson, A. E., et al. (2019). MIMIC-CXR-JPG, a large publicly available database of labeled chest radiographs. arXiv:1901.07042.</w:t>
+      </w:r>
+    </w:p>
+    <w:p>
+      <w:pPr>
+        <w:pStyle w:val="ReferenceEntry"/>
+        <w:numPr>
+          <w:ilvl w:val="0"/>
+          <w:numId w:val="1001"/>
+        </w:numPr>
+        <w:jc w:val="left"/>
+        <w:keepNext w:val="0"/>
+        <w:keepLines w:val="0"/>
+        <w:widowControl w:val="1"/>
+      </w:pPr>
+      <w:r>
+        <w:t xml:space="preserve">Bustos, A., Pertusa, A., Salinas, J. M., de la Iglesia-Vaya, M. (2020). PadChest: A large chest X-ray image dataset with multi-label annotated reports.</w:t>
+      </w:r>
+      <w:r>
+        <w:t xml:space="preserve"> </w:t>
+      </w:r>
+      <w:r>
+        <w:rPr>
+          <w:i/>
+          <w:iCs/>
+        </w:rPr>
+        <w:t xml:space="preserve">Medical Image Analysis</w:t>
+      </w:r>
+      <w:r>
+        <w:t xml:space="preserve">, 66, 101797.</w:t>
+      </w:r>
+    </w:p>
+    <w:p>
+      <w:pPr>
+        <w:pStyle w:val="ReferenceEntry"/>
+        <w:numPr>
+          <w:ilvl w:val="0"/>
+          <w:numId w:val="1001"/>
+        </w:numPr>
+        <w:jc w:val="left"/>
+        <w:keepNext w:val="0"/>
+        <w:keepLines w:val="0"/>
+        <w:widowControl w:val="1"/>
+      </w:pPr>
+      <w:r>
+        <w:t xml:space="preserve">Apartsin, A., Cooper, L. N., Intrator, N. (2012). Semi-coherent time of arrival estimation using regression.</w:t>
+      </w:r>
+      <w:r>
+        <w:t xml:space="preserve"> </w:t>
+      </w:r>
+      <w:r>
+        <w:rPr>
+          <w:i/>
+          <w:iCs/>
+        </w:rPr>
+        <w:t xml:space="preserve">JASA</w:t>
+      </w:r>
+      <w:r>
+        <w:t xml:space="preserve">, 132(2), 832-837.</w:t>
+      </w:r>
+    </w:p>
+    <w:p>
+      <w:pPr>
+        <w:pStyle w:val="ReferenceEntry"/>
+        <w:numPr>
+          <w:ilvl w:val="0"/>
+          <w:numId w:val="1001"/>
+        </w:numPr>
+        <w:jc w:val="left"/>
+        <w:keepNext w:val="0"/>
+        <w:keepLines w:val="0"/>
+        <w:widowControl w:val="1"/>
+      </w:pPr>
+      <w:r>
+        <w:t xml:space="preserve">Goodfellow, I. J., Shlens, J., Szegedy, C. (2014). Explaining and harnessing adversarial examples. arXiv:1412.6572.</w:t>
+      </w:r>
+    </w:p>
+    <w:p>
+      <w:pPr>
+        <w:pStyle w:val="ReferenceEntry"/>
+        <w:numPr>
+          <w:ilvl w:val="0"/>
+          <w:numId w:val="1001"/>
+        </w:numPr>
+        <w:jc w:val="left"/>
+        <w:keepNext w:val="0"/>
+        <w:keepLines w:val="0"/>
+        <w:widowControl w:val="1"/>
+      </w:pPr>
+      <w:r>
+        <w:t xml:space="preserve">Lee, J., AlRegib, G. (2020). Gradients as a measure of uncertainty in neural networks.</w:t>
+      </w:r>
+      <w:r>
+        <w:t xml:space="preserve"> </w:t>
+      </w:r>
+      <w:r>
+        <w:rPr>
+          <w:i/>
+          <w:iCs/>
+        </w:rPr>
+        <w:t xml:space="preserve">ICIP 2020</w:t>
+      </w:r>
+      <w:r>
+        <w:t xml:space="preserve">, 2416-2420.</w:t>
+      </w:r>
+    </w:p>
+    <w:p>
+      <w:pPr>
+        <w:pStyle w:val="ReferenceEntry"/>
+        <w:numPr>
+          <w:ilvl w:val="0"/>
+          <w:numId w:val="1001"/>
+        </w:numPr>
+        <w:jc w:val="left"/>
+        <w:keepNext w:val="0"/>
+        <w:keepLines w:val="0"/>
+        <w:widowControl w:val="1"/>
+      </w:pPr>
+      <w:r>
+        <w:t xml:space="preserve">Rokach, L., Aperstein, Y., Akselrod-Ballin, A. (2025). Deep active learning framework for chest-abdominal CT scans segmentation.</w:t>
+      </w:r>
+      <w:r>
+        <w:t xml:space="preserve"> </w:t>
+      </w:r>
+      <w:r>
+        <w:rPr>
+          <w:i/>
+          <w:iCs/>
+        </w:rPr>
+        <w:t xml:space="preserve">Expert Systems with Applications</w:t>
+      </w:r>
+      <w:r>
+        <w:t xml:space="preserve">, 263, 125522.</w:t>
+      </w:r>
+    </w:p>
+    <w:p>
+      <w:pPr>
+        <w:pStyle w:val="ReferenceEntry"/>
+        <w:numPr>
+          <w:ilvl w:val="0"/>
+          <w:numId w:val="1001"/>
+        </w:numPr>
+        <w:jc w:val="left"/>
+        <w:keepNext w:val="0"/>
+        <w:keepLines w:val="0"/>
+        <w:widowControl w:val="1"/>
+      </w:pPr>
+      <w:r>
+        <w:t xml:space="preserve">Levy, D., et al. (2026). From Cold Start to Active Learning: Embedding-Based Scan Selection for Medical Image Segmentation. arXiv:2601.18532.</w:t>
+      </w:r>
+    </w:p>
+    <w:p>
+      <w:pPr>
+        <w:pStyle w:val="ReferenceEntry"/>
+        <w:numPr>
+          <w:ilvl w:val="0"/>
+          <w:numId w:val="1001"/>
+        </w:numPr>
+        <w:jc w:val="left"/>
+        <w:keepNext w:val="0"/>
+        <w:keepLines w:val="0"/>
+        <w:widowControl w:val="1"/>
+      </w:pPr>
+      <w:r>
+        <w:t xml:space="preserve">Chow, C. (1970). On optimum recognition error and reject tradeoff.</w:t>
+      </w:r>
+      <w:r>
+        <w:t xml:space="preserve"> </w:t>
+      </w:r>
+      <w:r>
+        <w:rPr>
+          <w:i/>
+          <w:iCs/>
+        </w:rPr>
+        <w:t xml:space="preserve">IEEE Transactions on Information Theory</w:t>
+      </w:r>
+      <w:r>
+        <w:t xml:space="preserve">, 16(1), 41-46.</w:t>
+      </w:r>
+    </w:p>
+    <w:p>
+      <w:pPr>
+        <w:pStyle w:val="ReferenceEntry"/>
+        <w:numPr>
+          <w:ilvl w:val="0"/>
+          <w:numId w:val="1001"/>
+        </w:numPr>
+        <w:jc w:val="left"/>
+        <w:keepNext w:val="0"/>
+        <w:keepLines w:val="0"/>
+        <w:widowControl w:val="1"/>
+      </w:pPr>
+      <w:r>
+        <w:t xml:space="preserve">Cortes, C., DeSalvo, G., Mohri, M. (2016). Learning with rejection.</w:t>
+      </w:r>
+      <w:r>
+        <w:t xml:space="preserve"> </w:t>
+      </w:r>
+      <w:r>
+        <w:rPr>
+          <w:i/>
+          <w:iCs/>
+        </w:rPr>
+        <w:t xml:space="preserve">Journal of Machine Learning Research</w:t>
+      </w:r>
+      <w:r>
+        <w:t xml:space="preserve">, 17(216), 1-40.</w:t>
+      </w:r>
+    </w:p>
+    <w:p>
+      <w:pPr>
+        <w:pStyle w:val="ReferenceEntry"/>
+        <w:numPr>
+          <w:ilvl w:val="0"/>
+          <w:numId w:val="1001"/>
+        </w:numPr>
+        <w:jc w:val="left"/>
+        <w:keepNext w:val="0"/>
+        <w:keepLines w:val="0"/>
+        <w:widowControl w:val="1"/>
+      </w:pPr>
+      <w:r>
+        <w:t xml:space="preserve">Geifman, Y., El-Yaniv, R. (2017). Selective classification for deep neural networks.</w:t>
+      </w:r>
+      <w:r>
+        <w:t xml:space="preserve"> </w:t>
+      </w:r>
+      <w:r>
+        <w:rPr>
+          <w:i/>
+          <w:iCs/>
+        </w:rPr>
+        <w:t xml:space="preserve">NeurIPS 30</w:t>
+      </w:r>
+      <w:r>
+        <w:t xml:space="preserve">, 4878-4887.</w:t>
+      </w:r>
+    </w:p>
+    <w:p>
+      <w:pPr>
+        <w:pStyle w:val="ReferenceEntry"/>
+        <w:numPr>
+          <w:ilvl w:val="0"/>
+          <w:numId w:val="1001"/>
+        </w:numPr>
+        <w:jc w:val="left"/>
+        <w:keepNext w:val="0"/>
+        <w:keepLines w:val="0"/>
+        <w:widowControl w:val="1"/>
+      </w:pPr>
+      <w:r>
+        <w:t xml:space="preserve">Geifman, Y., El-Yaniv, R. (2019). SelectiveNet: A deep neural network with an integrated reject option.</w:t>
+      </w:r>
+      <w:r>
+        <w:t xml:space="preserve"> </w:t>
+      </w:r>
+      <w:r>
+        <w:rPr>
+          <w:i/>
+          <w:iCs/>
+        </w:rPr>
+        <w:t xml:space="preserve">ICML 2019</w:t>
+      </w:r>
+      <w:r>
+        <w:t xml:space="preserve">, 2151-2160.</w:t>
+      </w:r>
+    </w:p>
+    <w:p>
+      <w:pPr>
+        <w:pStyle w:val="ReferenceEntry"/>
+        <w:numPr>
+          <w:ilvl w:val="0"/>
+          <w:numId w:val="1001"/>
+        </w:numPr>
+        <w:jc w:val="left"/>
+        <w:keepNext w:val="0"/>
+        <w:keepLines w:val="0"/>
+        <w:widowControl w:val="1"/>
+      </w:pPr>
+      <w:r>
+        <w:t xml:space="preserve">Lakshminarayanan, B., Pritzel, A., Blundell, C. (2017). Simple and scalable predictive uncertainty estimation using deep ensembles.</w:t>
+      </w:r>
+      <w:r>
+        <w:t xml:space="preserve"> </w:t>
+      </w:r>
+      <w:r>
+        <w:rPr>
+          <w:i/>
+          <w:iCs/>
+        </w:rPr>
+        <w:t xml:space="preserve">NeurIPS 30</w:t>
+      </w:r>
+      <w:r>
+        <w:t xml:space="preserve">, 6405-6416.</w:t>
+      </w:r>
+    </w:p>
+    <w:p>
+      <w:pPr>
+        <w:pStyle w:val="ReferenceEntry"/>
+        <w:numPr>
+          <w:ilvl w:val="0"/>
+          <w:numId w:val="1001"/>
+        </w:numPr>
+        <w:jc w:val="left"/>
+        <w:keepNext w:val="0"/>
+        <w:keepLines w:val="0"/>
+        <w:widowControl w:val="1"/>
+      </w:pPr>
+      <w:r>
+        <w:t xml:space="preserve">Fisch, A., Jaakkola, T. S., Barzilay, R. (2022). Calibrated selective classification.</w:t>
+      </w:r>
+      <w:r>
+        <w:t xml:space="preserve"> </w:t>
+      </w:r>
+      <w:r>
+        <w:rPr>
+          <w:i/>
+          <w:iCs/>
+        </w:rPr>
+        <w:t xml:space="preserve">Transactions on Machine Learning Research</w:t>
+      </w:r>
+      <w:r>
+        <w:t xml:space="preserve">.</w:t>
+      </w:r>
+    </w:p>
+    <w:p>
+      <w:pPr>
+        <w:pStyle w:val="ReferenceEntry"/>
+        <w:numPr>
+          <w:ilvl w:val="0"/>
+          <w:numId w:val="1001"/>
+        </w:numPr>
+        <w:jc w:val="left"/>
+        <w:keepNext w:val="0"/>
+        <w:keepLines w:val="0"/>
+        <w:widowControl w:val="1"/>
+      </w:pPr>
+      <w:r>
+        <w:t xml:space="preserve">Cattelan, L., Silva, R. (2024). How to fix a broken confidence estimator: A simple approach for post-hoc deep model calibration.</w:t>
+      </w:r>
+      <w:r>
+        <w:t xml:space="preserve"> </w:t>
+      </w:r>
+      <w:r>
+        <w:rPr>
+          <w:i/>
+          <w:iCs/>
+        </w:rPr>
+        <w:t xml:space="preserve">UAI 2024</w:t>
+      </w:r>
+      <w:r>
+        <w:t xml:space="preserve">.</w:t>
+      </w:r>
+    </w:p>
+    <w:p>
+      <w:pPr>
+        <w:pStyle w:val="ReferenceEntry"/>
+        <w:numPr>
+          <w:ilvl w:val="0"/>
+          <w:numId w:val="1001"/>
+        </w:numPr>
+        <w:jc w:val="left"/>
+        <w:keepNext w:val="0"/>
+        <w:keepLines w:val="0"/>
+        <w:widowControl w:val="1"/>
+      </w:pPr>
+      <w:r>
+        <w:t xml:space="preserve">Rabanser, S., Thudi, A., Hamidieh, K., Dziedzic, A., Papernot, N. (2022). Selective classification via neural network training dynamics.</w:t>
+      </w:r>
+      <w:r>
+        <w:t xml:space="preserve"> </w:t>
+      </w:r>
+      <w:r>
+        <w:rPr>
+          <w:i/>
+          <w:iCs/>
+        </w:rPr>
+        <w:t xml:space="preserve">UAI 2022</w:t>
+      </w:r>
+      <w:r>
+        <w:t xml:space="preserve">.</w:t>
+      </w:r>
+    </w:p>
+    <w:p>
+      <w:pPr>
+        <w:pStyle w:val="ReferenceEntry"/>
+        <w:numPr>
+          <w:ilvl w:val="0"/>
+          <w:numId w:val="1001"/>
+        </w:numPr>
+        <w:jc w:val="left"/>
+        <w:keepNext w:val="0"/>
+        <w:keepLines w:val="0"/>
+        <w:widowControl w:val="1"/>
+      </w:pPr>
+      <w:r>
+        <w:t xml:space="preserve">Kompa, B., Snoek, J., Beam, A. L. (2021). Second opinion needed: Communicating uncertainty in medical machine learning.</w:t>
+      </w:r>
+      <w:r>
+        <w:t xml:space="preserve"> </w:t>
+      </w:r>
+      <w:r>
+        <w:rPr>
+          <w:i/>
+          <w:iCs/>
+        </w:rPr>
+        <w:t xml:space="preserve">NPJ Digital Medicine</w:t>
+      </w:r>
+      <w:r>
+        <w:t xml:space="preserve">, 4, 4.</w:t>
+      </w:r>
+    </w:p>
+    <w:p>
+      <w:pPr>
+        <w:pStyle w:val="ReferenceEntry"/>
+        <w:numPr>
+          <w:ilvl w:val="0"/>
+          <w:numId w:val="1001"/>
+        </w:numPr>
+        <w:jc w:val="left"/>
+        <w:keepNext w:val="0"/>
+        <w:keepLines w:val="0"/>
+        <w:widowControl w:val="1"/>
+      </w:pPr>
+      <w:r>
+        <w:t xml:space="preserve">Faghani, S., et al. (2023). Quantifying uncertainty in deep learning of radiologic images.</w:t>
+      </w:r>
+      <w:r>
+        <w:t xml:space="preserve"> </w:t>
+      </w:r>
+      <w:r>
+        <w:rPr>
+          <w:i/>
+          <w:iCs/>
+        </w:rPr>
+        <w:t xml:space="preserve">Radiology</w:t>
+      </w:r>
+      <w:r>
+        <w:t xml:space="preserve">, 308(2).</w:t>
+      </w:r>
+    </w:p>
+    <w:p>
+      <w:pPr>
+        <w:pStyle w:val="ReferenceEntry"/>
+        <w:numPr>
+          <w:ilvl w:val="0"/>
+          <w:numId w:val="1001"/>
+        </w:numPr>
+        <w:jc w:val="left"/>
+        <w:keepNext w:val="0"/>
+        <w:keepLines w:val="0"/>
+        <w:widowControl w:val="1"/>
+      </w:pPr>
+      <w:r>
+        <w:t xml:space="preserve">Whata, A., et al. (2024). Uncertainty quantification in multi-class image classification using chest X-ray images of COVID-19 and pneumonia.</w:t>
+      </w:r>
+      <w:r>
+        <w:t xml:space="preserve"> </w:t>
+      </w:r>
+      <w:r>
+        <w:rPr>
+          <w:i/>
+          <w:iCs/>
+        </w:rPr>
+        <w:t xml:space="preserve">Frontiers in Artificial Intelligence</w:t>
+      </w:r>
+      <w:r>
+        <w:t xml:space="preserve">, 7, 1410841.</w:t>
+      </w:r>
+    </w:p>
+    <w:p>
+      <w:pPr>
+        <w:pStyle w:val="ReferenceEntry"/>
+        <w:numPr>
+          <w:ilvl w:val="0"/>
+          <w:numId w:val="1001"/>
+        </w:numPr>
+        <w:jc w:val="left"/>
+        <w:keepNext w:val="0"/>
+        <w:keepLines w:val="0"/>
+        <w:widowControl w:val="1"/>
+      </w:pPr>
+      <w:r>
+        <w:t xml:space="preserve">Das, A., et al. (2024). Confidence-guided semi-supervised learning for generalized lesion localization in X-ray images.</w:t>
+      </w:r>
+      <w:r>
+        <w:t xml:space="preserve"> </w:t>
+      </w:r>
+      <w:r>
+        <w:rPr>
+          <w:i/>
+          <w:iCs/>
+        </w:rPr>
+        <w:t xml:space="preserve">MICCAI 2024</w:t>
+      </w:r>
+      <w:r>
+        <w:t xml:space="preserve">, LNCS 15001, 242-252.</w:t>
+      </w:r>
+    </w:p>
+    <w:p>
+      <w:pPr>
+        <w:pStyle w:val="ReferenceEntry"/>
+        <w:numPr>
+          <w:ilvl w:val="0"/>
+          <w:numId w:val="1001"/>
+        </w:numPr>
+        <w:jc w:val="left"/>
+        <w:keepNext w:val="0"/>
+        <w:keepLines w:val="0"/>
+        <w:widowControl w:val="1"/>
+      </w:pPr>
+      <w:r>
+        <w:t xml:space="preserve">Huang, G., Liu, Z., Van Der Maaten, L., Weinberger, K. Q. (2017). Densely connected convolutional networks.</w:t>
+      </w:r>
+      <w:r>
+        <w:t xml:space="preserve"> </w:t>
+      </w:r>
+      <w:r>
+        <w:rPr>
+          <w:i/>
+          <w:iCs/>
+        </w:rPr>
+        <w:t xml:space="preserve">CVPR 2017</w:t>
+      </w:r>
+      <w:r>
+        <w:t xml:space="preserve">, 4700-4708.</w:t>
+      </w:r>
+    </w:p>
+    <w:p>
+      <w:pPr>
+        <w:pStyle w:val="ReferenceEntry"/>
+        <w:numPr>
+          <w:ilvl w:val="0"/>
+          <w:numId w:val="1001"/>
+        </w:numPr>
+        <w:jc w:val="left"/>
+        <w:keepNext w:val="0"/>
+        <w:keepLines w:val="0"/>
+        <w:widowControl w:val="1"/>
+      </w:pPr>
+      <w:r>
+        <w:t xml:space="preserve">Seyyed-Kalantari, L., Liu, G., McDermott, M., Chen, I. Y., Ghassemi, M. (2020). CheXclusion: Fairness gaps in deep chest X-ray classifiers.</w:t>
+      </w:r>
+      <w:r>
+        <w:t xml:space="preserve"> </w:t>
+      </w:r>
+      <w:r>
+        <w:rPr>
+          <w:i/>
+          <w:iCs/>
+        </w:rPr>
+        <w:t xml:space="preserve">Pacific Symposium on Biocomputing 2021</w:t>
+      </w:r>
+      <w:r>
+        <w:t xml:space="preserve">, 232-243.</w:t>
+      </w:r>
+    </w:p>
+    <w:p>
+      <w:pPr>
+        <w:pStyle w:val="ReferenceEntry"/>
+        <w:numPr>
+          <w:ilvl w:val="0"/>
+          <w:numId w:val="1001"/>
+        </w:numPr>
+        <w:jc w:val="left"/>
+        <w:keepNext w:val="0"/>
+        <w:keepLines w:val="0"/>
+        <w:widowControl w:val="1"/>
+      </w:pPr>
+      <w:r>
         <w:rPr>
           <w:highlight w:val="green"/>
         </w:rPr>
-        <w:t xml:space="preserve">[Z4] Geifman, Y., El-Yaniv, R. (2017). Selective classification for deep neural networks.</w:t>
+        <w:t xml:space="preserve">Zech, J. R., Badgeley, M. A., Liu, M., Costa, A. B., Titano, J. J., Oermann, E. K. (2018). Variable generalization performance of a deep learning model to detect pneumonia in chest radiographs.</w:t>
       </w:r>
       <w:r>
         <w:t xml:space="preserve"> </w:t>
@@ -2360,29 +4456,50 @@
           <w:iCs/>
           <w:highlight w:val="green"/>
         </w:rPr>
-        <w:t xml:space="preserve">NeurIPS 30</w:t>
+        <w:t xml:space="preserve">PLOS Medicine</w:t>
       </w:r>
       <w:r>
         <w:rPr>
           <w:highlight w:val="green"/>
         </w:rPr>
-        <w:t xml:space="preserve">, 4878–4887.</w:t>
+        <w:t xml:space="preserve">, 15(11), e1002683.</w:t>
       </w:r>
     </w:p>
     <w:p>
       <w:pPr>
         <w:pStyle w:val="ReferenceEntry"/>
+        <w:numPr>
+          <w:ilvl w:val="0"/>
+          <w:numId w:val="1001"/>
+        </w:numPr>
         <w:jc w:val="left"/>
         <w:keepNext w:val="0"/>
         <w:keepLines w:val="0"/>
         <w:widowControl w:val="1"/>
       </w:pPr>
       <w:r>
-        <w:t xml:space="preserve">Revision R3 draft. Numbers trace to reproduced artifacts. Highlighting marks changes vs the Round-2 manuscript.</w:t>
+        <w:rPr>
+          <w:highlight w:val="green"/>
+        </w:rPr>
+        <w:t xml:space="preserve">Ovadia, Y., et al. (2019). Can you trust your model's uncertainty? Evaluating predictive uncertainty under dataset shift.</w:t>
+      </w:r>
+      <w:r>
+        <w:t xml:space="preserve"> </w:t>
+      </w:r>
+      <w:r>
+        <w:rPr>
+          <w:i/>
+          <w:iCs/>
+          <w:highlight w:val="green"/>
+        </w:rPr>
+        <w:t xml:space="preserve">NeurIPS 32</w:t>
+      </w:r>
+      <w:r>
+        <w:t xml:space="preserve">.</w:t>
       </w:r>
     </w:p>
-    <w:bookmarkEnd w:id="35"/>
-    <w:bookmarkEnd w:id="36"/>
+    <w:bookmarkEnd w:id="49"/>
+    <w:bookmarkEnd w:id="50"/>
     <w:sectPr>
       <w:footerReference w:type="default" r:id="rId9"/>
       <w:pgSz w:h="15840" w:w="12240"/>

--- a/manuscript.docx
+++ b/manuscript.docx
@@ -2,7 +2,7 @@
 <file path=word/document.xml><?xml version="1.0" encoding="utf-8"?>
 <w:document xmlns:w="http://schemas.openxmlformats.org/wordprocessingml/2006/main" xmlns:m="http://schemas.openxmlformats.org/officeDocument/2006/math" xmlns:r="http://schemas.openxmlformats.org/officeDocument/2006/relationships" xmlns:o="urn:schemas-microsoft-com:office:office" xmlns:v="urn:schemas-microsoft-com:vml" xmlns:w10="urn:schemas-microsoft-com:office:word" xmlns:a="http://schemas.openxmlformats.org/drawingml/2006/main" xmlns:pic="http://schemas.openxmlformats.org/drawingml/2006/picture" xmlns:wp="http://schemas.openxmlformats.org/drawingml/2006/wordprocessingDrawing">
   <w:body>
-    <w:bookmarkStart w:id="50" w:name="X63805021c7c9154cb851a75086633bed020ce8e"/>
+    <w:bookmarkStart w:id="47" w:name="X63805021c7c9154cb851a75086633bed020ce8e"/>
     <w:p>
       <w:pPr>
         <w:pStyle w:val="Title"/>
@@ -602,7 +602,7 @@
     </w:p>
     <w:bookmarkEnd w:id="16"/>
     <w:bookmarkEnd w:id="17"/>
-    <w:bookmarkStart w:id="26" w:name="methodology"/>
+    <w:bookmarkStart w:id="23" w:name="methodology"/>
     <w:p>
       <w:pPr>
         <w:pStyle w:val="Heading2"/>
@@ -1235,7 +1235,7 @@
       </w:r>
     </w:p>
     <w:bookmarkEnd w:id="19"/>
-    <w:bookmarkStart w:id="23" w:name="baseline-model"/>
+    <w:bookmarkStart w:id="20" w:name="baseline-model"/>
     <w:p>
       <w:pPr>
         <w:pStyle w:val="Heading3"/>
@@ -1335,88 +1335,8 @@
         <w:t xml:space="preserve">Input images are resized to 224x224 and normalized following the backbone convention; the calibration and evaluation splits are patient-level, and random seeds are fixed for reproducibility.</w:t>
       </w:r>
     </w:p>
-    <w:p>
-      <w:pPr>
-        <w:pStyle w:val="BodyText"/>
-        <w:jc w:val="center"/>
-        <w:keepNext/>
-        <w:keepLines/>
-        <w:widowControl w:val="1"/>
-      </w:pPr>
-      <w:r>
-        <w:drawing>
-          <wp:inline>
-            <wp:extent cx="5852160" cy="3291840"/>
-            <wp:effectExtent b="0" l="0" r="0" t="0"/>
-            <wp:docPr descr="entropy distribution" title="" id="21" name="Picture"/>
-            <a:graphic>
-              <a:graphicData uri="http://schemas.openxmlformats.org/drawingml/2006/picture">
-                <pic:pic>
-                  <pic:nvPicPr>
-                    <pic:cNvPr descr="assets/entropy_dist.png" id="22" name="Picture"/>
-                    <pic:cNvPicPr>
-                      <a:picLocks noChangeArrowheads="1" noChangeAspect="1"/>
-                    </pic:cNvPicPr>
-                  </pic:nvPicPr>
-                  <pic:blipFill>
-                    <a:blip r:embed="rId20"/>
-                    <a:stretch>
-                      <a:fillRect/>
-                    </a:stretch>
-                  </pic:blipFill>
-                  <pic:spPr bwMode="auto">
-                    <a:xfrm>
-                      <a:off x="0" y="0"/>
-                      <a:ext cx="5852160" cy="3291840"/>
-                    </a:xfrm>
-                    <a:prstGeom prst="rect">
-                      <a:avLst/>
-                    </a:prstGeom>
-                    <a:noFill/>
-                    <a:ln w="9525">
-                      <a:noFill/>
-                      <a:headEnd/>
-                      <a:tailEnd/>
-                    </a:ln>
-                  </pic:spPr>
-                </pic:pic>
-              </a:graphicData>
-            </a:graphic>
-          </wp:inline>
-        </w:drawing>
-      </w:r>
-    </w:p>
-    <w:p>
-      <w:pPr>
-        <w:spacing w:before="80" w:after="120" w:line="240" w:lineRule="auto"/>
-        <w:keepNext w:val="0"/>
-        <w:keepLines/>
-        <w:widowControl w:val="1"/>
-      </w:pPr>
-      <w:r>
-        <w:rPr>
-          <w:b/>
-          <w:i/>
-        </w:rPr>
-        <w:t>Figure 2:</w:t>
-      </w:r>
-      <w:r>
-        <w:rPr>
-          <w:b w:val="0"/>
-          <w:i/>
-        </w:rPr>
-        <w:t xml:space="preserve"> </w:t>
-      </w:r>
-      <w:r>
-        <w:rPr>
-          <w:b w:val="0"/>
-          <w:i/>
-        </w:rPr>
-        <w:t>Predictive entropy of correct and incorrect predictions for the baseline model. Correct predictions concentrate at low entropy and incorrect predictions at high entropy across the target pathologies, indicating that predictive uncertainty is a strong indicator of potential misclassification and motivating uncertainty-based rejection.</w:t>
-      </w:r>
-    </w:p>
-    <w:bookmarkEnd w:id="23"/>
-    <w:bookmarkStart w:id="24" w:name="rejection-mechanism"/>
+    <w:bookmarkEnd w:id="20"/>
+    <w:bookmarkStart w:id="21" w:name="rejection-mechanism"/>
     <w:p>
       <w:pPr>
         <w:pStyle w:val="Heading3"/>
@@ -1794,8 +1714,8 @@
         <w:t xml:space="preserve">Thresholds are selected globally or per class on a held-out calibration subset.</w:t>
       </w:r>
     </w:p>
-    <w:bookmarkEnd w:id="24"/>
-    <w:bookmarkStart w:id="25" w:name="threshold-calibration"/>
+    <w:bookmarkEnd w:id="21"/>
+    <w:bookmarkStart w:id="22" w:name="threshold-calibration"/>
     <w:p>
       <w:pPr>
         <w:pStyle w:val="Heading3"/>
@@ -1825,7 +1745,7 @@
         <w:rPr>
           <w:highlight w:val="green"/>
         </w:rPr>
-        <w:t xml:space="preserve">A threshold-sensitivity analysis (Figure 5) reports the selective metric and rejection rate across calibration percentiles from 0.70 to 0.99, so that the operating point is an interpretable, tunable design choice rather than a fixed property of the model.</w:t>
+        <w:t xml:space="preserve">A threshold-sensitivity analysis (Figure 4) reports the selective metric and rejection rate across calibration percentiles from 0.70 to 0.99, so that the operating point is an interpretable, tunable design choice rather than a fixed property of the model.</w:t>
       </w:r>
       <w:r>
         <w:t xml:space="preserve"> </w:t>
@@ -1834,9 +1754,9 @@
         <w:t xml:space="preserve">Although results are reported at fixed thresholds for consistency, the mechanism outputs a continuous confidence score, allowing thresholds to be tuned post hoc to a clinical risk tolerance.</w:t>
       </w:r>
     </w:p>
-    <w:bookmarkEnd w:id="25"/>
-    <w:bookmarkEnd w:id="26"/>
-    <w:bookmarkStart w:id="44" w:name="results"/>
+    <w:bookmarkEnd w:id="22"/>
+    <w:bookmarkEnd w:id="23"/>
+    <w:bookmarkStart w:id="41" w:name="results"/>
     <w:p>
       <w:pPr>
         <w:pStyle w:val="Heading2"/>
@@ -1869,7 +1789,7 @@
         <w:t xml:space="preserve">We characterize selective behaviour with two complementary, threshold-aware measures: balanced accuracy at a calibrated operating point, and the risk-coverage curve. Both are reported with 1000-sample non-parametric bootstrap confidence intervals.</w:t>
       </w:r>
     </w:p>
-    <w:bookmarkStart w:id="30" w:name="Xc313159fcf4bef60d99dbef572fddc008d1b639"/>
+    <w:bookmarkStart w:id="27" w:name="Xc313159fcf4bef60d99dbef572fddc008d1b639"/>
     <w:p>
       <w:pPr>
         <w:pStyle w:val="Heading3"/>
@@ -2521,20 +2441,20 @@
       <w:r>
         <w:drawing>
           <wp:inline>
-            <wp:extent cx="5486400" cy="3657600"/>
+            <wp:extent cx="5852160" cy="3474720"/>
             <wp:effectExtent b="0" l="0" r="0" t="0"/>
-            <wp:docPr descr="selective balanced accuracy vs coverage" title="" id="28" name="Picture"/>
+            <wp:docPr descr="selective balanced accuracy vs coverage" title="" id="25" name="Picture"/>
             <a:graphic>
               <a:graphicData uri="http://schemas.openxmlformats.org/drawingml/2006/picture">
                 <pic:pic>
                   <pic:nvPicPr>
-                    <pic:cNvPr descr="assets/selective_bacc_nih22k.png" id="29" name="Picture"/>
+                    <pic:cNvPr descr="assets/selective_bacc_nih22k.png" id="26" name="Picture"/>
                     <pic:cNvPicPr>
                       <a:picLocks noChangeArrowheads="1" noChangeAspect="1"/>
                     </pic:cNvPicPr>
                   </pic:nvPicPr>
                   <pic:blipFill>
-                    <a:blip r:embed="rId27"/>
+                    <a:blip r:embed="rId24"/>
                     <a:stretch>
                       <a:fillRect/>
                     </a:stretch>
@@ -2542,7 +2462,7 @@
                   <pic:spPr bwMode="auto">
                     <a:xfrm>
                       <a:off x="0" y="0"/>
-                      <a:ext cx="5486400" cy="3657600"/>
+                      <a:ext cx="5852160" cy="3474720"/>
                     </a:xfrm>
                     <a:prstGeom prst="rect">
                       <a:avLst/>
@@ -2573,7 +2493,7 @@
           <w:b/>
           <w:i/>
         </w:rPr>
-        <w:t>Figure 3:</w:t>
+        <w:t>Figure 2:</w:t>
       </w:r>
       <w:r>
         <w:rPr>
@@ -2590,8 +2510,8 @@
         <w:t>Selective balanced accuracy as a function of coverage for each pathology. Balanced accuracy increases as the most uncertain predictions are deferred.</w:t>
       </w:r>
     </w:p>
-    <w:bookmarkEnd w:id="30"/>
-    <w:bookmarkStart w:id="34" w:name="risk-coverage-analysis"/>
+    <w:bookmarkEnd w:id="27"/>
+    <w:bookmarkStart w:id="31" w:name="risk-coverage-analysis"/>
     <w:p>
       <w:pPr>
         <w:pStyle w:val="Heading3"/>
@@ -2615,7 +2535,7 @@
         <w:rPr>
           <w:highlight w:val="green"/>
         </w:rPr>
-        <w:t xml:space="preserve">Figure 4 presents the risk-coverage curve for each pathology, summarized by the area under the curve. As coverage decreases, the model retains its more confident predictions, and the curves quantify the accuracy-coverage trade-off that a deployment can select according to a target risk tolerance.</w:t>
+        <w:t xml:space="preserve">Figure 3 presents the risk-coverage curve for each pathology, summarized by the area under the curve. As coverage decreases, the model retains its more confident predictions, and the curves quantify the accuracy-coverage trade-off that a deployment can select according to a target risk tolerance.</w:t>
       </w:r>
     </w:p>
     <w:p>
@@ -2629,20 +2549,20 @@
       <w:r>
         <w:drawing>
           <wp:inline>
-            <wp:extent cx="5943600" cy="1263015"/>
+            <wp:extent cx="5852160" cy="3474720"/>
             <wp:effectExtent b="0" l="0" r="0" t="0"/>
-            <wp:docPr descr="risk-coverage curves" title="" id="32" name="Picture"/>
+            <wp:docPr descr="risk-coverage curves" title="" id="29" name="Picture"/>
             <a:graphic>
               <a:graphicData uri="http://schemas.openxmlformats.org/drawingml/2006/picture">
                 <pic:pic>
                   <pic:nvPicPr>
-                    <pic:cNvPr descr="assets/e1_risk_coverage_nih22k.png" id="33" name="Picture"/>
+                    <pic:cNvPr descr="assets/e1_risk_coverage_nih22k.png" id="30" name="Picture"/>
                     <pic:cNvPicPr>
                       <a:picLocks noChangeArrowheads="1" noChangeAspect="1"/>
                     </pic:cNvPicPr>
                   </pic:nvPicPr>
                   <pic:blipFill>
-                    <a:blip r:embed="rId31"/>
+                    <a:blip r:embed="rId28"/>
                     <a:stretch>
                       <a:fillRect/>
                     </a:stretch>
@@ -2650,7 +2570,7 @@
                   <pic:spPr bwMode="auto">
                     <a:xfrm>
                       <a:off x="0" y="0"/>
-                      <a:ext cx="5943600" cy="1263015"/>
+                      <a:ext cx="5852160" cy="3474720"/>
                     </a:xfrm>
                     <a:prstGeom prst="rect">
                       <a:avLst/>
@@ -2681,7 +2601,7 @@
           <w:b/>
           <w:i/>
         </w:rPr>
-        <w:t>Figure 4:</w:t>
+        <w:t>Figure 3:</w:t>
       </w:r>
       <w:r>
         <w:rPr>
@@ -2698,8 +2618,8 @@
         <w:t>Risk-coverage curves per pathology. The retained-prediction performance is traced against coverage as the entropy threshold varies.</w:t>
       </w:r>
     </w:p>
-    <w:bookmarkEnd w:id="34"/>
-    <w:bookmarkStart w:id="35" w:name="out-of-distribution-evaluation"/>
+    <w:bookmarkEnd w:id="31"/>
+    <w:bookmarkStart w:id="32" w:name="out-of-distribution-evaluation"/>
     <w:p>
       <w:pPr>
         <w:pStyle w:val="Heading3"/>
@@ -2947,7 +2867,7 @@
                 <w:rFonts w:ascii="Times New Roman" w:hAnsi="Times New Roman"/>
                 <w:sz w:val="20"/>
               </w:rPr>
-              <w:t xml:space="preserve">0.748</w:t>
+              <w:t xml:space="preserve">0.685</w:t>
             </w:r>
           </w:p>
         </w:tc>
@@ -3030,7 +2950,7 @@
                 <w:rFonts w:ascii="Times New Roman" w:hAnsi="Times New Roman"/>
                 <w:sz w:val="20"/>
               </w:rPr>
-              <w:t xml:space="preserve">0.816</w:t>
+              <w:t xml:space="preserve">0.806</w:t>
             </w:r>
           </w:p>
         </w:tc>
@@ -3113,7 +3033,7 @@
                 <w:rFonts w:ascii="Times New Roman" w:hAnsi="Times New Roman"/>
                 <w:sz w:val="20"/>
               </w:rPr>
-              <w:t xml:space="preserve">0.756</w:t>
+              <w:t xml:space="preserve">0.795</w:t>
             </w:r>
           </w:p>
         </w:tc>
@@ -3196,14 +3116,14 @@
                 <w:rFonts w:ascii="Times New Roman" w:hAnsi="Times New Roman"/>
                 <w:sz w:val="20"/>
               </w:rPr>
-              <w:t xml:space="preserve">0.639</w:t>
+              <w:t xml:space="preserve">0.670</w:t>
             </w:r>
           </w:p>
         </w:tc>
       </w:tr>
     </w:tbl>
-    <w:bookmarkEnd w:id="35"/>
-    <w:bookmarkStart w:id="39" w:name="threshold-sensitivity"/>
+    <w:bookmarkEnd w:id="32"/>
+    <w:bookmarkStart w:id="36" w:name="threshold-sensitivity"/>
     <w:p>
       <w:pPr>
         <w:pStyle w:val="Heading3"/>
@@ -3227,7 +3147,7 @@
         <w:rPr>
           <w:highlight w:val="green"/>
         </w:rPr>
-        <w:t xml:space="preserve">Figure 5 traces the rejection rate and retained performance across calibration percentiles. Selective performance varies smoothly with the calibration percentile, so the accuracy-coverage trade-off is a controllable design parameter that can be set to a clinical risk tolerance.</w:t>
+        <w:t xml:space="preserve">Figure 4 traces the rejection rate and retained performance across calibration percentiles. Selective performance varies smoothly with the calibration percentile, so the accuracy-coverage trade-off is a controllable design parameter that can be set to a clinical risk tolerance.</w:t>
       </w:r>
     </w:p>
     <w:p>
@@ -3241,20 +3161,20 @@
       <w:r>
         <w:drawing>
           <wp:inline>
-            <wp:extent cx="5943600" cy="2161309"/>
+            <wp:extent cx="5943600" cy="2053243"/>
             <wp:effectExtent b="0" l="0" r="0" t="0"/>
-            <wp:docPr descr="threshold sensitivity" title="" id="37" name="Picture"/>
+            <wp:docPr descr="threshold sensitivity" title="" id="34" name="Picture"/>
             <a:graphic>
               <a:graphicData uri="http://schemas.openxmlformats.org/drawingml/2006/picture">
                 <pic:pic>
                   <pic:nvPicPr>
-                    <pic:cNvPr descr="assets/e4_threshold_sweep_nih22k.png" id="38" name="Picture"/>
+                    <pic:cNvPr descr="assets/e4_threshold_sweep_nih22k.png" id="35" name="Picture"/>
                     <pic:cNvPicPr>
                       <a:picLocks noChangeArrowheads="1" noChangeAspect="1"/>
                     </pic:cNvPicPr>
                   </pic:nvPicPr>
                   <pic:blipFill>
-                    <a:blip r:embed="rId36"/>
+                    <a:blip r:embed="rId33"/>
                     <a:stretch>
                       <a:fillRect/>
                     </a:stretch>
@@ -3262,7 +3182,7 @@
                   <pic:spPr bwMode="auto">
                     <a:xfrm>
                       <a:off x="0" y="0"/>
-                      <a:ext cx="5943600" cy="2161309"/>
+                      <a:ext cx="5943600" cy="2053243"/>
                     </a:xfrm>
                     <a:prstGeom prst="rect">
                       <a:avLst/>
@@ -3293,7 +3213,7 @@
           <w:b/>
           <w:i/>
         </w:rPr>
-        <w:t>Figure 5:</w:t>
+        <w:t>Figure 4:</w:t>
       </w:r>
       <w:r>
         <w:rPr>
@@ -3310,8 +3230,8 @@
         <w:t>Threshold sensitivity. Rejection rate and retained performance as a function of the calibration percentile.</w:t>
       </w:r>
     </w:p>
-    <w:bookmarkEnd w:id="39"/>
-    <w:bookmarkStart w:id="43" w:name="X1830388bb9290f88ee536333f9fd3c7fa65a111"/>
+    <w:bookmarkEnd w:id="36"/>
+    <w:bookmarkStart w:id="40" w:name="X1830388bb9290f88ee536333f9fd3c7fa65a111"/>
     <w:p>
       <w:pPr>
         <w:pStyle w:val="Heading3"/>
@@ -3348,18 +3268,18 @@
           <wp:inline>
             <wp:extent cx="5943600" cy="2971800"/>
             <wp:effectExtent b="0" l="0" r="0" t="0"/>
-            <wp:docPr descr="Grad-CAM borderline vs confident" title="" id="41" name="Picture"/>
+            <wp:docPr descr="Grad-CAM borderline vs confident" title="" id="38" name="Picture"/>
             <a:graphic>
               <a:graphicData uri="http://schemas.openxmlformats.org/drawingml/2006/picture">
                 <pic:pic>
                   <pic:nvPicPr>
-                    <pic:cNvPr descr="assets/e5_gradcam_nih.png" id="42" name="Picture"/>
+                    <pic:cNvPr descr="assets/e5_gradcam_nih.png" id="39" name="Picture"/>
                     <pic:cNvPicPr>
                       <a:picLocks noChangeArrowheads="1" noChangeAspect="1"/>
                     </pic:cNvPicPr>
                   </pic:nvPicPr>
                   <pic:blipFill>
-                    <a:blip r:embed="rId40"/>
+                    <a:blip r:embed="rId37"/>
                     <a:stretch>
                       <a:fillRect/>
                     </a:stretch>
@@ -3399,7 +3319,7 @@
           <w:i/>
           <w:highlight w:val="green"/>
         </w:rPr>
-        <w:t>Figure 6:</w:t>
+        <w:t>Figure 5:</w:t>
       </w:r>
       <w:r>
         <w:rPr>
@@ -3417,9 +3337,9 @@
         <w:t>Grad-CAM overlays for confident accepted cases (top) and borderline rejected cases (bottom) for each pathology. Accepted cases localize on the relevant anatomy, while rejected cases show diffuse or unstable activation, complementing the gradient-volatility analysis.</w:t>
       </w:r>
     </w:p>
-    <w:bookmarkEnd w:id="43"/>
-    <w:bookmarkEnd w:id="44"/>
-    <w:bookmarkStart w:id="45" w:name="discussion"/>
+    <w:bookmarkEnd w:id="40"/>
+    <w:bookmarkEnd w:id="41"/>
+    <w:bookmarkStart w:id="42" w:name="discussion"/>
     <w:p>
       <w:pPr>
         <w:pStyle w:val="Heading2"/>
@@ -3473,8 +3393,8 @@
         <w:t xml:space="preserve">Together these findings support uncertainty-aware selective prediction as a route to safer, more trustworthy AI-assisted diagnosis.</w:t>
       </w:r>
     </w:p>
-    <w:bookmarkEnd w:id="45"/>
-    <w:bookmarkStart w:id="46" w:name="conclusions-and-future-directions"/>
+    <w:bookmarkEnd w:id="42"/>
+    <w:bookmarkStart w:id="43" w:name="conclusions-and-future-directions"/>
     <w:p>
       <w:pPr>
         <w:pStyle w:val="Heading2"/>
@@ -3531,8 +3451,8 @@
         <w:t xml:space="preserve">Code and frozen per-image predictions are released to support reproduction.</w:t>
       </w:r>
     </w:p>
-    <w:bookmarkEnd w:id="46"/>
-    <w:bookmarkStart w:id="47" w:name="data-availability"/>
+    <w:bookmarkEnd w:id="43"/>
+    <w:bookmarkStart w:id="44" w:name="data-availability"/>
     <w:p>
       <w:pPr>
         <w:pStyle w:val="Heading2"/>
@@ -3556,8 +3476,8 @@
         <w:t xml:space="preserve">All datasets used in this study are publicly available. CheXpert: stanfordmlgroup.github.io/competitions/chexpert/; MIMIC-CXR: physionet.org/content/mimic-cxr/2.0.0/; NIH ChestX-ray14: nihcc.app.box.com/v/ChestXray-NIHCC; PadChest: bimcv.cipf.es/bimcv-projects/padchest/.</w:t>
       </w:r>
     </w:p>
-    <w:bookmarkEnd w:id="47"/>
-    <w:bookmarkStart w:id="48" w:name="funding"/>
+    <w:bookmarkEnd w:id="44"/>
+    <w:bookmarkStart w:id="45" w:name="funding"/>
     <w:p>
       <w:pPr>
         <w:pStyle w:val="Heading2"/>
@@ -3581,8 +3501,8 @@
         <w:t xml:space="preserve">This research received no specific grant from any funding agency in the public, commercial, or not-for-profit sectors.</w:t>
       </w:r>
     </w:p>
-    <w:bookmarkEnd w:id="48"/>
-    <w:bookmarkStart w:id="49" w:name="references"/>
+    <w:bookmarkEnd w:id="45"/>
+    <w:bookmarkStart w:id="46" w:name="references"/>
     <w:p>
       <w:pPr>
         <w:pStyle w:val="ReferencesHeading"/>
@@ -4498,8 +4418,8 @@
         <w:t xml:space="preserve">.</w:t>
       </w:r>
     </w:p>
-    <w:bookmarkEnd w:id="49"/>
-    <w:bookmarkEnd w:id="50"/>
+    <w:bookmarkEnd w:id="46"/>
+    <w:bookmarkEnd w:id="47"/>
     <w:sectPr>
       <w:footerReference w:type="default" r:id="rId9"/>
       <w:pgSz w:h="15840" w:w="12240"/>

--- a/manuscript.docx
+++ b/manuscript.docx
@@ -3266,7 +3266,7 @@
       <w:r>
         <w:drawing>
           <wp:inline>
-            <wp:extent cx="5943600" cy="2971800"/>
+            <wp:extent cx="5943600" cy="3141617"/>
             <wp:effectExtent b="0" l="0" r="0" t="0"/>
             <wp:docPr descr="Grad-CAM borderline vs confident" title="" id="38" name="Picture"/>
             <a:graphic>
@@ -3287,7 +3287,7 @@
                   <pic:spPr bwMode="auto">
                     <a:xfrm>
                       <a:off x="0" y="0"/>
-                      <a:ext cx="5943600" cy="2971800"/>
+                      <a:ext cx="5943600" cy="3141617"/>
                     </a:xfrm>
                     <a:prstGeom prst="rect">
                       <a:avLst/>

--- a/manuscript.docx
+++ b/manuscript.docx
@@ -3266,7 +3266,7 @@
       <w:r>
         <w:drawing>
           <wp:inline>
-            <wp:extent cx="5943600" cy="3141617"/>
+            <wp:extent cx="5943600" cy="4188822"/>
             <wp:effectExtent b="0" l="0" r="0" t="0"/>
             <wp:docPr descr="Grad-CAM borderline vs confident" title="" id="38" name="Picture"/>
             <a:graphic>
@@ -3287,7 +3287,7 @@
                   <pic:spPr bwMode="auto">
                     <a:xfrm>
                       <a:off x="0" y="0"/>
-                      <a:ext cx="5943600" cy="3141617"/>
+                      <a:ext cx="5943600" cy="4188822"/>
                     </a:xfrm>
                     <a:prstGeom prst="rect">
                       <a:avLst/>
@@ -3334,7 +3334,7 @@
           <w:i/>
           <w:highlight w:val="green"/>
         </w:rPr>
-        <w:t>Grad-CAM overlays for confident accepted cases (top) and borderline rejected cases (bottom) for each pathology. Accepted cases localize on the relevant anatomy, while rejected cases show diffuse or unstable activation, complementing the gradient-volatility analysis.</w:t>
+        <w:t>Representative Grad-CAM overlays for confident accepted predictions (top) and borderline deferred predictions (bottom). Accepted predictions show activation concentrated over the lung fields, whereas deferred predictions show more diffuse activation, complementing the gradient-volatility analysis.</w:t>
       </w:r>
     </w:p>
     <w:bookmarkEnd w:id="40"/>

--- a/manuscript.docx
+++ b/manuscript.docx
@@ -261,13 +261,12 @@
         <w:widowControl w:val="1"/>
       </w:pPr>
       <w:r>
-        <w:t xml:space="preserve">Introduction</w:t>
+        <w:t xml:space="preserve">1. Introduction</w:t>
       </w:r>
     </w:p>
     <w:p>
       <w:pPr>
         <w:pStyle w:val="FirstParagraph"/>
-        <w:ind w:left="720" w:right="720" w:firstLine="0"/>
         <w:jc w:val="both"/>
         <w:keepNext w:val="0"/>
         <w:keepLines w:val="0"/>
@@ -360,7 +359,6 @@
     <w:p>
       <w:pPr>
         <w:pStyle w:val="BodyText"/>
-        <w:ind w:left="720" w:right="720" w:firstLine="0"/>
         <w:jc w:val="both"/>
         <w:keepNext w:val="0"/>
         <w:keepLines w:val="0"/>
@@ -373,7 +371,6 @@
     <w:p>
       <w:pPr>
         <w:pStyle w:val="BodyText"/>
-        <w:ind w:left="720" w:right="720" w:firstLine="0"/>
         <w:jc w:val="both"/>
         <w:keepNext w:val="0"/>
         <w:keepLines w:val="0"/>
@@ -386,7 +383,6 @@
     <w:p>
       <w:pPr>
         <w:pStyle w:val="BodyText"/>
-        <w:ind w:left="720" w:right="720" w:firstLine="0"/>
         <w:jc w:val="both"/>
         <w:keepNext w:val="0"/>
         <w:keepLines w:val="0"/>
@@ -423,7 +419,6 @@
     <w:p>
       <w:pPr>
         <w:pStyle w:val="BodyText"/>
-        <w:ind w:left="720" w:right="720" w:firstLine="0"/>
         <w:jc w:val="both"/>
         <w:keepNext w:val="0"/>
         <w:keepLines w:val="0"/>
@@ -436,7 +431,6 @@
     <w:p>
       <w:pPr>
         <w:pStyle w:val="BodyText"/>
-        <w:ind w:left="720" w:right="720" w:firstLine="0"/>
         <w:jc w:val="both"/>
         <w:keepNext w:val="0"/>
         <w:keepLines w:val="0"/>
@@ -473,7 +467,6 @@
     <w:p>
       <w:pPr>
         <w:pStyle w:val="BodyText"/>
-        <w:ind w:left="720" w:right="720" w:firstLine="0"/>
         <w:jc w:val="both"/>
         <w:keepNext w:val="0"/>
         <w:keepLines w:val="0"/>
@@ -816,6 +809,7 @@
               <w:rPr>
                 <w:rFonts w:ascii="Times New Roman" w:hAnsi="Times New Roman"/>
                 <w:sz w:val="20"/>
+                <w:highlight w:val="green"/>
               </w:rPr>
               <w:t xml:space="preserve">Cardiomegaly</w:t>
             </w:r>
@@ -899,6 +893,7 @@
               <w:rPr>
                 <w:rFonts w:ascii="Times New Roman" w:hAnsi="Times New Roman"/>
                 <w:sz w:val="20"/>
+                <w:highlight w:val="green"/>
               </w:rPr>
               <w:t xml:space="preserve">Effusion</w:t>
             </w:r>
@@ -982,6 +977,7 @@
               <w:rPr>
                 <w:rFonts w:ascii="Times New Roman" w:hAnsi="Times New Roman"/>
                 <w:sz w:val="20"/>
+                <w:highlight w:val="green"/>
               </w:rPr>
               <w:t xml:space="preserve">Edema</w:t>
             </w:r>
@@ -1777,7 +1773,22 @@
         <w:widowControl w:val="1"/>
       </w:pPr>
       <w:r>
-        <w:t xml:space="preserve">Calibration and evaluation use disjoint patient-level splits. The backbone attains per-pathology discrimination in the range of AUC 0.79 to 0.91 on the evaluation data.</w:t>
+        <w:t xml:space="preserve">Calibration and evaluation use disjoint patient-level splits.</w:t>
+      </w:r>
+      <w:r>
+        <w:t xml:space="preserve"> </w:t>
+      </w:r>
+      <w:r>
+        <w:rPr>
+          <w:highlight w:val="green"/>
+        </w:rPr>
+        <w:t xml:space="preserve">Results are reported on 11,212 NIH ChestX-ray14 frontal images and 1,155 MIMIC-CXR frontal images.</w:t>
+      </w:r>
+      <w:r>
+        <w:t xml:space="preserve"> </w:t>
+      </w:r>
+      <w:r>
+        <w:t xml:space="preserve">The backbone attains per-pathology discrimination in the range of AUC 0.79 to 0.87 on the evaluation data.</w:t>
       </w:r>
       <w:r>
         <w:t xml:space="preserve"> </w:t>
@@ -2012,6 +2023,7 @@
               <w:rPr>
                 <w:rFonts w:ascii="Times New Roman" w:hAnsi="Times New Roman"/>
                 <w:sz w:val="20"/>
+                <w:highlight w:val="green"/>
               </w:rPr>
               <w:t xml:space="preserve">Cardiomegaly</w:t>
             </w:r>
@@ -2122,6 +2134,7 @@
               <w:rPr>
                 <w:rFonts w:ascii="Times New Roman" w:hAnsi="Times New Roman"/>
                 <w:sz w:val="20"/>
+                <w:highlight w:val="green"/>
               </w:rPr>
               <w:t xml:space="preserve">Effusion</w:t>
             </w:r>
@@ -2232,6 +2245,7 @@
               <w:rPr>
                 <w:rFonts w:ascii="Times New Roman" w:hAnsi="Times New Roman"/>
                 <w:sz w:val="20"/>
+                <w:highlight w:val="green"/>
               </w:rPr>
               <w:t xml:space="preserve">Edema</w:t>
             </w:r>
@@ -2510,6 +2524,21 @@
         <w:t>Selective balanced accuracy as a function of coverage for each pathology. Balanced accuracy increases as the most uncertain predictions are deferred.</w:t>
       </w:r>
     </w:p>
+    <w:p>
+      <w:pPr>
+        <w:pStyle w:val="BodyText"/>
+        <w:jc w:val="both"/>
+        <w:keepNext w:val="0"/>
+        <w:keepLines w:val="0"/>
+        <w:widowControl w:val="1"/>
+      </w:pPr>
+      <w:r>
+        <w:rPr>
+          <w:highlight w:val="green"/>
+        </w:rPr>
+        <w:t xml:space="preserve">On MIMIC-CXR, the same calibrated-threshold analysis yields supported balanced-accuracy gains for three of the four pathologies (Cardiomegaly +0.080 [0.039, 0.122], Effusion +0.064 [0.039, 0.097], Edema +0.090 [0.036, 0.144]; 95% confidence intervals excluding zero), and an independently trained weighted-BCE DenseNet-121 reproduces the improvement across all four pathologies, indicating the effect is not specific to one backbone or dataset.</w:t>
+      </w:r>
+    </w:p>
     <w:bookmarkEnd w:id="27"/>
     <w:bookmarkStart w:id="31" w:name="risk-coverage-analysis"/>
     <w:p>
@@ -2812,6 +2841,7 @@
               <w:rPr>
                 <w:rFonts w:ascii="Times New Roman" w:hAnsi="Times New Roman"/>
                 <w:sz w:val="20"/>
+                <w:highlight w:val="green"/>
               </w:rPr>
               <w:t xml:space="preserve">Cardiomegaly</w:t>
             </w:r>
@@ -2895,6 +2925,7 @@
               <w:rPr>
                 <w:rFonts w:ascii="Times New Roman" w:hAnsi="Times New Roman"/>
                 <w:sz w:val="20"/>
+                <w:highlight w:val="green"/>
               </w:rPr>
               <w:t xml:space="preserve">Effusion</w:t>
             </w:r>
@@ -2978,6 +3009,7 @@
               <w:rPr>
                 <w:rFonts w:ascii="Times New Roman" w:hAnsi="Times New Roman"/>
                 <w:sz w:val="20"/>
+                <w:highlight w:val="green"/>
               </w:rPr>
               <w:t xml:space="preserve">Edema</w:t>
             </w:r>
@@ -3252,7 +3284,7 @@
         <w:widowControl w:val="1"/>
       </w:pPr>
       <w:r>
-        <w:t xml:space="preserve">Model behavior around uncertain regions can be illustrated using input gradients, which capture the local sensitivity of predictions to small changes in the image. Confident predictions are expected to exhibit local smoothness, whereas predictions near a decision boundary are more likely to demonstrate elevated sensitivity. We compute input gradients for each image and recompute them after applying low-variance white Gaussian noise, quantifying gradient volatility using the signal-to-noise ratio between the original and perturbed maps. Rejected cases exhibit substantial gradient changes under minimal perturbations, indicating an unstable decision surface, whereas accepted cases show consistent gradient patterns.</w:t>
+        <w:t xml:space="preserve">The decision regions of accepted and deferred predictions can be examined spatially. Predictions near a decision boundary are expected to be more sensitive to small input perturbations than confident predictions, so the activation that drives a confident prediction should be more spatially concentrated. Grad-CAM provides this view (Figure 5): for confident accepted predictions the activation concentrates over the lung fields, whereas borderline deferred predictions show more diffuse activation, consistent with the uncertainty-driven abstention used throughout this work.</w:t>
       </w:r>
     </w:p>
     <w:p>
@@ -3334,7 +3366,7 @@
           <w:i/>
           <w:highlight w:val="green"/>
         </w:rPr>
-        <w:t>Representative Grad-CAM overlays for confident accepted predictions (top) and borderline deferred predictions (bottom). Accepted predictions show activation concentrated over the lung fields, whereas deferred predictions show more diffuse activation, complementing the gradient-volatility analysis.</w:t>
+        <w:t>Representative Grad-CAM overlays for confident accepted predictions (top) and borderline deferred predictions (bottom). Accepted predictions show activation concentrated over the lung fields, whereas deferred predictions show more diffuse activation, complementing the aggregate selective-prediction metrics.</w:t>
       </w:r>
     </w:p>
     <w:bookmarkEnd w:id="40"/>
@@ -3375,7 +3407,7 @@
         <w:t xml:space="preserve"> </w:t>
       </w:r>
       <w:r>
-        <w:t xml:space="preserve">The improvement is most pronounced for conditions where the model is less certain, consistent with rejection concentrating on ambiguous or low-prevalence findings such as Edema and Consolidation.</w:t>
+        <w:t xml:space="preserve">The improvement is most pronounced for conditions where the model is less certain, consistent with rejection concentrating on ambiguous and low-prevalence findings such as Edema.</w:t>
       </w:r>
       <w:r>
         <w:t xml:space="preserve"> </w:t>

--- a/manuscript.docx
+++ b/manuscript.docx
@@ -211,7 +211,7 @@
         <w:rPr>
           <w:highlight w:val="yellow"/>
         </w:rPr>
-        <w:t xml:space="preserve">Across three large public datasets (PadChest, NIH ChestX-ray14, and MIMIC-CXR), selective prediction is evaluated with risk-coverage analysis and balanced accuracy under non-parametric bootstrap confidence intervals. At a calibrated operating point, abstention improves balanced accuracy for all four target pathologies, with gains of 0.04 to 0.09 at a coverage of 0.70 on NIH ChestX-ray14 (95% confidence intervals excluding zero), and the improvement replicates on MIMIC-CXR and on an independently trained model. A leave-one-dataset-out evaluation characterizes selective behaviour under domain shift.</w:t>
+        <w:t xml:space="preserve">On NIH ChestX-ray14 and MIMIC-CXR, selective prediction is evaluated with risk-coverage analysis and balanced accuracy under non-parametric bootstrap confidence intervals. At a calibrated operating point, abstention improves balanced accuracy for all four target pathologies, with gains of 0.04 to 0.09 at a coverage of 0.70 on NIH ChestX-ray14 (95% confidence intervals excluding zero), and the improvement replicates on MIMIC-CXR and on an independently trained model. A leave-one-dataset-out evaluation characterizes selective behaviour under domain shift.</w:t>
       </w:r>
       <w:r>
         <w:t xml:space="preserve"> </w:t>
@@ -461,7 +461,7 @@
         <w:rPr>
           <w:highlight w:val="yellow"/>
         </w:rPr>
-        <w:t xml:space="preserve">an evaluation based on risk-coverage analysis and balanced accuracy with bootstrap confidence intervals, together with a formal leave-one-dataset-out assessment of selective behaviour under domain shift across PadChest, NIH ChestX-ray14, and MIMIC-CXR.</w:t>
+        <w:t xml:space="preserve">an evaluation based on risk-coverage analysis and balanced accuracy with bootstrap confidence intervals, together with a formal leave-one-dataset-out assessment of selective behaviour under domain shift between NIH ChestX-ray14 and MIMIC-CXR.</w:t>
       </w:r>
     </w:p>
     <w:p>

--- a/manuscript.docx
+++ b/manuscript.docx
@@ -211,7 +211,7 @@
         <w:rPr>
           <w:highlight w:val="yellow"/>
         </w:rPr>
-        <w:t xml:space="preserve">On NIH ChestX-ray14 and MIMIC-CXR, selective prediction is evaluated with risk-coverage analysis and balanced accuracy under non-parametric bootstrap confidence intervals. At a calibrated operating point, abstention improves balanced accuracy for all four target pathologies, with gains of 0.04 to 0.09 at a coverage of 0.70 on NIH ChestX-ray14 (95% confidence intervals excluding zero), and the improvement replicates on MIMIC-CXR and on an independently trained model. A leave-one-dataset-out evaluation characterizes selective behaviour under domain shift.</w:t>
+        <w:t xml:space="preserve">On NIH ChestX-ray14 and MIMIC-CXR, selective prediction is evaluated with risk-coverage analysis and balanced accuracy under non-parametric bootstrap confidence intervals. At a calibrated operating point, abstention improves balanced accuracy for all four target pathologies, with gains of 0.04 to 0.09 at a coverage of 0.70 on NIH ChestX-ray14 (95% confidence intervals excluding zero), and the improvement replicates on MIMIC-CXR and on an independently trained model. A leave-one-dataset-out evaluation shows that, although domain shift lowers discrimination, deferral improves retained balanced accuracy on the unseen source in both transfer directions.</w:t>
       </w:r>
       <w:r>
         <w:t xml:space="preserve"> </w:t>
@@ -1061,6 +1061,7 @@
               <w:rPr>
                 <w:rFonts w:ascii="Times New Roman" w:hAnsi="Times New Roman"/>
                 <w:sz w:val="20"/>
+                <w:highlight w:val="green"/>
               </w:rPr>
               <w:t xml:space="preserve">Consolidation</w:t>
             </w:r>
@@ -1319,7 +1320,33 @@
         </m:r>
       </m:oMath>
       <w:r>
-        <w:t xml:space="preserve">) for up to 30 epochs, with a ReduceLROnPlateau schedule (factor 0.2, patience 4) and square-root inverse-frequency class weighting within a weighted binary cross-entropy loss to mitigate class imbalance while maintaining calibrated probability estimates.</w:t>
+        <w:t xml:space="preserve">, learning rate</w:t>
+      </w:r>
+      <w:r>
+        <w:t xml:space="preserve"> </w:t>
+      </w:r>
+      <m:oMath>
+        <m:sSup>
+          <m:e>
+            <m:r>
+              <m:t>10</m:t>
+            </m:r>
+          </m:e>
+          <m:sup>
+            <m:r>
+              <m:rPr>
+                <m:sty m:val="p"/>
+              </m:rPr>
+              <m:t>−</m:t>
+            </m:r>
+            <m:r>
+              <m:t>4</m:t>
+            </m:r>
+          </m:sup>
+        </m:sSup>
+      </m:oMath>
+      <w:r>
+        <w:t xml:space="preserve">, batch size 64) for up to 30 epochs, with a ReduceLROnPlateau schedule (factor 0.2, patience 4) and square-root inverse-frequency class weighting within a weighted binary cross-entropy loss to mitigate class imbalance while maintaining calibrated probability estimates.</w:t>
       </w:r>
       <w:r>
         <w:t xml:space="preserve"> </w:t>
@@ -1328,7 +1355,7 @@
         <w:rPr>
           <w:highlight w:val="green"/>
         </w:rPr>
-        <w:t xml:space="preserve">Input images are resized to 224x224 and normalized following the backbone convention; the calibration and evaluation splits are patient-level, and random seeds are fixed for reproducibility.</w:t>
+        <w:t xml:space="preserve">Input images are converted to single-channel grayscale, center-cropped, resized to 224x224, and intensity-normalized to the [-1024, 1024] range expected by the backbone. Calibration and evaluation splits are patient-level, and the random seed is fixed (1337) throughout; code and frozen per-image predictions are released for full reproducibility.</w:t>
       </w:r>
     </w:p>
     <w:bookmarkEnd w:id="20"/>
@@ -2356,6 +2383,7 @@
               <w:rPr>
                 <w:rFonts w:ascii="Times New Roman" w:hAnsi="Times New Roman"/>
                 <w:sz w:val="20"/>
+                <w:highlight w:val="green"/>
               </w:rPr>
               <w:t xml:space="preserve">Consolidation</w:t>
             </w:r>
@@ -3093,6 +3121,7 @@
               <w:rPr>
                 <w:rFonts w:ascii="Times New Roman" w:hAnsi="Times New Roman"/>
                 <w:sz w:val="20"/>
+                <w:highlight w:val="green"/>
               </w:rPr>
               <w:t xml:space="preserve">Consolidation</w:t>
             </w:r>
@@ -3149,6 +3178,642 @@
                 <w:sz w:val="20"/>
               </w:rPr>
               <w:t xml:space="preserve">0.670</w:t>
+            </w:r>
+          </w:p>
+        </w:tc>
+      </w:tr>
+    </w:tbl>
+    <w:p>
+      <w:pPr>
+        <w:pStyle w:val="BodyText"/>
+        <w:spacing w:before="160"/>
+        <w:jc w:val="both"/>
+        <w:keepNext w:val="0"/>
+        <w:keepLines w:val="0"/>
+        <w:widowControl w:val="1"/>
+      </w:pPr>
+      <w:r>
+        <w:rPr>
+          <w:highlight w:val="green"/>
+        </w:rPr>
+        <w:t xml:space="preserve">Domain shift lowers discrimination, but the selective mechanism remains effective on the shifted distribution: deferring the most uncertain predictions improves retained balanced accuracy on the unseen source. Table 4 reports this for the NIH-trained model evaluated on MIMIC-CXR, where all four gains at a coverage of 0.70 have 95% bootstrap confidence intervals excluding zero. The same pattern holds in the reverse direction (a MIMIC-trained model evaluated on NIH ChestX-ray14): deferral improves retained balanced accuracy for Effusion (+0.083 [0.053, 0.114]), Edema (+0.109 [0.044, 0.190]), and Consolidation (+0.069 [0.028, 0.118]). Selective prediction therefore provides a safeguard precisely where it is most needed, on out-of-distribution inputs.</w:t>
+      </w:r>
+    </w:p>
+    <w:p>
+      <w:pPr>
+        <w:spacing w:before="160" w:after="60" w:line="240" w:lineRule="auto"/>
+        <w:keepNext/>
+        <w:keepLines/>
+        <w:widowControl w:val="1"/>
+      </w:pPr>
+      <w:r>
+        <w:rPr>
+          <w:b/>
+          <w:i/>
+          <w:highlight w:val="green"/>
+        </w:rPr>
+        <w:t>Table 4:</w:t>
+      </w:r>
+      <w:r>
+        <w:rPr>
+          <w:b w:val="0"/>
+          <w:i/>
+        </w:rPr>
+        <w:t xml:space="preserve"> </w:t>
+      </w:r>
+      <w:r>
+        <w:rPr>
+          <w:b w:val="0"/>
+          <w:i/>
+          <w:highlight w:val="green"/>
+        </w:rPr>
+        <w:t>Selective balanced accuracy under domain shift (NIH-trained model evaluated on MIMIC-CXR), at full coverage and at a coverage of 0.70. All four gains have 95% bootstrap confidence intervals excluding zero.</w:t>
+      </w:r>
+    </w:p>
+    <w:tbl>
+      <w:tblPr>
+        <w:tblStyle w:val="Table"/>
+        <w:tblW w:type="pct" w:w="5000"/>
+        <w:jc w:val="center"/>
+        <w:tblLook w:firstRow="1" w:lastRow="0" w:firstColumn="0" w:lastColumn="0" w:noHBand="0" w:noVBand="0" w:val="0020"/>
+        <w:tblCaption w:val="Table 4: Selective balanced accuracy under domain shift (NIH-trained model evaluated on MIMIC-CXR), at full coverage and at a coverage of 0.70. All four gains have 95% bootstrap confidence intervals excluding zero."/>
+        <w:tblLayout w:type="autofit"/>
+        <w:tblBorders>
+          <w:top w:val="single" w:sz="10" w:color="4F6272"/>
+          <w:bottom w:val="single" w:sz="10" w:color="4F6272"/>
+          <w:insideH w:val="single" w:sz="5" w:color="9FB0C2"/>
+          <w:left w:val="single" w:sz="6" w:color="9FB0C2"/>
+          <w:right w:val="single" w:sz="6" w:color="9FB0C2"/>
+          <w:insideV w:val="single" w:sz="5" w:color="D9E1E8"/>
+        </w:tblBorders>
+      </w:tblPr>
+      <w:tblGrid>
+        <w:gridCol w:w="1980"/>
+        <w:gridCol w:w="1980"/>
+        <w:gridCol w:w="1980"/>
+        <w:gridCol w:w="1980"/>
+      </w:tblGrid>
+      <w:tr>
+        <w:trPr>
+          <w:tblHeader w:val="on"/>
+        </w:trPr>
+        <w:tc>
+          <w:tcPr>
+            <w:shd w:fill="EEF3F7"/>
+            <w:tcBorders>
+              <w:left w:val="nil"/>
+              <w:right w:val="nil"/>
+              <w:top w:val="nil"/>
+              <w:bottom w:val="single" w:sz="8" w:color="9FB0C2"/>
+            </w:tcBorders>
+          </w:tcPr>
+          <w:p>
+            <w:pPr>
+              <w:pStyle w:val="Compact"/>
+              <w:spacing w:before="0" w:after="20" w:line="240" w:lineRule="auto"/>
+              <w:jc w:val="center"/>
+              <w:keepNext w:val="0"/>
+              <w:keepLines/>
+              <w:widowControl w:val="1"/>
+            </w:pPr>
+            <w:r>
+              <w:rPr>
+                <w:rFonts w:ascii="Times New Roman" w:hAnsi="Times New Roman"/>
+                <w:b/>
+                <w:sz w:val="19"/>
+              </w:rPr>
+              <w:t xml:space="preserve">Pathology</w:t>
+            </w:r>
+          </w:p>
+        </w:tc>
+        <w:tc>
+          <w:tcPr>
+            <w:shd w:fill="EEF3F7"/>
+            <w:tcBorders>
+              <w:left w:val="nil"/>
+              <w:right w:val="nil"/>
+              <w:top w:val="nil"/>
+              <w:bottom w:val="single" w:sz="8" w:color="9FB0C2"/>
+            </w:tcBorders>
+          </w:tcPr>
+          <w:p>
+            <w:pPr>
+              <w:pStyle w:val="Compact"/>
+              <w:spacing w:before="0" w:after="20" w:line="240" w:lineRule="auto"/>
+              <w:jc w:val="center"/>
+              <w:keepNext w:val="0"/>
+              <w:keepLines/>
+              <w:widowControl w:val="1"/>
+            </w:pPr>
+            <w:r>
+              <w:rPr>
+                <w:rFonts w:ascii="Times New Roman" w:hAnsi="Times New Roman"/>
+                <w:b/>
+                <w:sz w:val="19"/>
+              </w:rPr>
+              <w:t xml:space="preserve">Balanced accuracy (full coverage)</w:t>
+            </w:r>
+          </w:p>
+        </w:tc>
+        <w:tc>
+          <w:tcPr>
+            <w:shd w:fill="EEF3F7"/>
+            <w:tcBorders>
+              <w:left w:val="nil"/>
+              <w:right w:val="nil"/>
+              <w:top w:val="nil"/>
+              <w:bottom w:val="single" w:sz="8" w:color="9FB0C2"/>
+            </w:tcBorders>
+          </w:tcPr>
+          <w:p>
+            <w:pPr>
+              <w:pStyle w:val="Compact"/>
+              <w:spacing w:before="0" w:after="20" w:line="240" w:lineRule="auto"/>
+              <w:jc w:val="center"/>
+              <w:keepNext w:val="0"/>
+              <w:keepLines/>
+              <w:widowControl w:val="1"/>
+            </w:pPr>
+            <w:r>
+              <w:rPr>
+                <w:rFonts w:ascii="Times New Roman" w:hAnsi="Times New Roman"/>
+                <w:b/>
+                <w:sz w:val="19"/>
+              </w:rPr>
+              <w:t xml:space="preserve">Balanced accuracy at 0.70 coverage</w:t>
+            </w:r>
+          </w:p>
+        </w:tc>
+        <w:tc>
+          <w:tcPr>
+            <w:shd w:fill="EEF3F7"/>
+            <w:tcBorders>
+              <w:left w:val="nil"/>
+              <w:right w:val="nil"/>
+              <w:top w:val="nil"/>
+              <w:bottom w:val="single" w:sz="8" w:color="9FB0C2"/>
+            </w:tcBorders>
+          </w:tcPr>
+          <w:p>
+            <w:pPr>
+              <w:pStyle w:val="Compact"/>
+              <w:spacing w:before="0" w:after="20" w:line="240" w:lineRule="auto"/>
+              <w:jc w:val="center"/>
+              <w:keepNext w:val="0"/>
+              <w:keepLines/>
+              <w:widowControl w:val="1"/>
+            </w:pPr>
+            <w:r>
+              <w:rPr>
+                <w:rFonts w:ascii="Times New Roman" w:hAnsi="Times New Roman"/>
+                <w:b/>
+                <w:sz w:val="19"/>
+              </w:rPr>
+              <w:t xml:space="preserve">Change (95% CI)</w:t>
+            </w:r>
+          </w:p>
+        </w:tc>
+      </w:tr>
+      <w:tr>
+        <w:tc>
+          <w:tcPr>
+            <w:tcBorders>
+              <w:left w:val="nil"/>
+              <w:right w:val="nil"/>
+              <w:top w:val="nil"/>
+              <w:bottom w:val="single" w:sz="4" w:color="D9E1E8"/>
+            </w:tcBorders>
+          </w:tcPr>
+          <w:p>
+            <w:pPr>
+              <w:pStyle w:val="Compact"/>
+              <w:spacing w:before="0" w:after="20" w:line="240" w:lineRule="auto"/>
+              <w:jc w:val="center"/>
+              <w:keepNext w:val="0"/>
+              <w:keepLines/>
+              <w:widowControl w:val="1"/>
+            </w:pPr>
+            <w:r>
+              <w:rPr>
+                <w:rFonts w:ascii="Times New Roman" w:hAnsi="Times New Roman"/>
+                <w:sz w:val="20"/>
+                <w:highlight w:val="green"/>
+              </w:rPr>
+              <w:t xml:space="preserve">Cardiomegaly</w:t>
+            </w:r>
+          </w:p>
+        </w:tc>
+        <w:tc>
+          <w:tcPr>
+            <w:tcBorders>
+              <w:left w:val="nil"/>
+              <w:right w:val="nil"/>
+              <w:top w:val="nil"/>
+              <w:bottom w:val="single" w:sz="4" w:color="D9E1E8"/>
+            </w:tcBorders>
+          </w:tcPr>
+          <w:p>
+            <w:pPr>
+              <w:pStyle w:val="Compact"/>
+              <w:spacing w:before="0" w:after="20" w:line="240" w:lineRule="auto"/>
+              <w:jc w:val="center"/>
+              <w:keepNext w:val="0"/>
+              <w:keepLines/>
+              <w:widowControl w:val="1"/>
+            </w:pPr>
+            <w:r>
+              <w:rPr>
+                <w:rFonts w:ascii="Times New Roman" w:hAnsi="Times New Roman"/>
+                <w:sz w:val="20"/>
+              </w:rPr>
+              <w:t xml:space="preserve">0.619</w:t>
+            </w:r>
+          </w:p>
+        </w:tc>
+        <w:tc>
+          <w:tcPr>
+            <w:tcBorders>
+              <w:left w:val="nil"/>
+              <w:right w:val="nil"/>
+              <w:top w:val="nil"/>
+              <w:bottom w:val="single" w:sz="4" w:color="D9E1E8"/>
+            </w:tcBorders>
+          </w:tcPr>
+          <w:p>
+            <w:pPr>
+              <w:pStyle w:val="Compact"/>
+              <w:spacing w:before="0" w:after="20" w:line="240" w:lineRule="auto"/>
+              <w:jc w:val="center"/>
+              <w:keepNext w:val="0"/>
+              <w:keepLines/>
+              <w:widowControl w:val="1"/>
+            </w:pPr>
+            <w:r>
+              <w:rPr>
+                <w:rFonts w:ascii="Times New Roman" w:hAnsi="Times New Roman"/>
+                <w:sz w:val="20"/>
+              </w:rPr>
+              <w:t xml:space="preserve">0.682</w:t>
+            </w:r>
+          </w:p>
+        </w:tc>
+        <w:tc>
+          <w:tcPr>
+            <w:tcBorders>
+              <w:left w:val="nil"/>
+              <w:right w:val="nil"/>
+              <w:top w:val="nil"/>
+              <w:bottom w:val="single" w:sz="4" w:color="D9E1E8"/>
+            </w:tcBorders>
+          </w:tcPr>
+          <w:p>
+            <w:pPr>
+              <w:pStyle w:val="Compact"/>
+              <w:spacing w:before="0" w:after="20" w:line="240" w:lineRule="auto"/>
+              <w:jc w:val="center"/>
+              <w:keepNext w:val="0"/>
+              <w:keepLines/>
+              <w:widowControl w:val="1"/>
+            </w:pPr>
+            <w:r>
+              <w:rPr>
+                <w:rFonts w:ascii="Times New Roman" w:hAnsi="Times New Roman"/>
+                <w:sz w:val="20"/>
+              </w:rPr>
+              <w:t xml:space="preserve">+0.063 [0.025, 0.097]</w:t>
+            </w:r>
+          </w:p>
+        </w:tc>
+      </w:tr>
+      <w:tr>
+        <w:tc>
+          <w:tcPr>
+            <w:tcBorders>
+              <w:left w:val="nil"/>
+              <w:right w:val="nil"/>
+              <w:top w:val="nil"/>
+              <w:bottom w:val="single" w:sz="4" w:color="D9E1E8"/>
+            </w:tcBorders>
+          </w:tcPr>
+          <w:p>
+            <w:pPr>
+              <w:pStyle w:val="Compact"/>
+              <w:spacing w:before="0" w:after="20" w:line="240" w:lineRule="auto"/>
+              <w:jc w:val="center"/>
+              <w:keepNext w:val="0"/>
+              <w:keepLines/>
+              <w:widowControl w:val="1"/>
+            </w:pPr>
+            <w:r>
+              <w:rPr>
+                <w:rFonts w:ascii="Times New Roman" w:hAnsi="Times New Roman"/>
+                <w:sz w:val="20"/>
+                <w:highlight w:val="green"/>
+              </w:rPr>
+              <w:t xml:space="preserve">Effusion</w:t>
+            </w:r>
+          </w:p>
+        </w:tc>
+        <w:tc>
+          <w:tcPr>
+            <w:tcBorders>
+              <w:left w:val="nil"/>
+              <w:right w:val="nil"/>
+              <w:top w:val="nil"/>
+              <w:bottom w:val="single" w:sz="4" w:color="D9E1E8"/>
+            </w:tcBorders>
+          </w:tcPr>
+          <w:p>
+            <w:pPr>
+              <w:pStyle w:val="Compact"/>
+              <w:spacing w:before="0" w:after="20" w:line="240" w:lineRule="auto"/>
+              <w:jc w:val="center"/>
+              <w:keepNext w:val="0"/>
+              <w:keepLines/>
+              <w:widowControl w:val="1"/>
+            </w:pPr>
+            <w:r>
+              <w:rPr>
+                <w:rFonts w:ascii="Times New Roman" w:hAnsi="Times New Roman"/>
+                <w:sz w:val="20"/>
+              </w:rPr>
+              <w:t xml:space="preserve">0.735</w:t>
+            </w:r>
+          </w:p>
+        </w:tc>
+        <w:tc>
+          <w:tcPr>
+            <w:tcBorders>
+              <w:left w:val="nil"/>
+              <w:right w:val="nil"/>
+              <w:top w:val="nil"/>
+              <w:bottom w:val="single" w:sz="4" w:color="D9E1E8"/>
+            </w:tcBorders>
+          </w:tcPr>
+          <w:p>
+            <w:pPr>
+              <w:pStyle w:val="Compact"/>
+              <w:spacing w:before="0" w:after="20" w:line="240" w:lineRule="auto"/>
+              <w:jc w:val="center"/>
+              <w:keepNext w:val="0"/>
+              <w:keepLines/>
+              <w:widowControl w:val="1"/>
+            </w:pPr>
+            <w:r>
+              <w:rPr>
+                <w:rFonts w:ascii="Times New Roman" w:hAnsi="Times New Roman"/>
+                <w:sz w:val="20"/>
+              </w:rPr>
+              <w:t xml:space="preserve">0.797</w:t>
+            </w:r>
+          </w:p>
+        </w:tc>
+        <w:tc>
+          <w:tcPr>
+            <w:tcBorders>
+              <w:left w:val="nil"/>
+              <w:right w:val="nil"/>
+              <w:top w:val="nil"/>
+              <w:bottom w:val="single" w:sz="4" w:color="D9E1E8"/>
+            </w:tcBorders>
+          </w:tcPr>
+          <w:p>
+            <w:pPr>
+              <w:pStyle w:val="Compact"/>
+              <w:spacing w:before="0" w:after="20" w:line="240" w:lineRule="auto"/>
+              <w:jc w:val="center"/>
+              <w:keepNext w:val="0"/>
+              <w:keepLines/>
+              <w:widowControl w:val="1"/>
+            </w:pPr>
+            <w:r>
+              <w:rPr>
+                <w:rFonts w:ascii="Times New Roman" w:hAnsi="Times New Roman"/>
+                <w:sz w:val="20"/>
+              </w:rPr>
+              <w:t xml:space="preserve">+0.063 [0.034, 0.091]</w:t>
+            </w:r>
+          </w:p>
+        </w:tc>
+      </w:tr>
+      <w:tr>
+        <w:tc>
+          <w:tcPr>
+            <w:tcBorders>
+              <w:left w:val="nil"/>
+              <w:right w:val="nil"/>
+              <w:top w:val="nil"/>
+              <w:bottom w:val="single" w:sz="4" w:color="D9E1E8"/>
+            </w:tcBorders>
+          </w:tcPr>
+          <w:p>
+            <w:pPr>
+              <w:pStyle w:val="Compact"/>
+              <w:spacing w:before="0" w:after="20" w:line="240" w:lineRule="auto"/>
+              <w:jc w:val="center"/>
+              <w:keepNext w:val="0"/>
+              <w:keepLines/>
+              <w:widowControl w:val="1"/>
+            </w:pPr>
+            <w:r>
+              <w:rPr>
+                <w:rFonts w:ascii="Times New Roman" w:hAnsi="Times New Roman"/>
+                <w:sz w:val="20"/>
+                <w:highlight w:val="green"/>
+              </w:rPr>
+              <w:t xml:space="preserve">Edema</w:t>
+            </w:r>
+          </w:p>
+        </w:tc>
+        <w:tc>
+          <w:tcPr>
+            <w:tcBorders>
+              <w:left w:val="nil"/>
+              <w:right w:val="nil"/>
+              <w:top w:val="nil"/>
+              <w:bottom w:val="single" w:sz="4" w:color="D9E1E8"/>
+            </w:tcBorders>
+          </w:tcPr>
+          <w:p>
+            <w:pPr>
+              <w:pStyle w:val="Compact"/>
+              <w:spacing w:before="0" w:after="20" w:line="240" w:lineRule="auto"/>
+              <w:jc w:val="center"/>
+              <w:keepNext w:val="0"/>
+              <w:keepLines/>
+              <w:widowControl w:val="1"/>
+            </w:pPr>
+            <w:r>
+              <w:rPr>
+                <w:rFonts w:ascii="Times New Roman" w:hAnsi="Times New Roman"/>
+                <w:sz w:val="20"/>
+              </w:rPr>
+              <w:t xml:space="preserve">0.662</w:t>
+            </w:r>
+          </w:p>
+        </w:tc>
+        <w:tc>
+          <w:tcPr>
+            <w:tcBorders>
+              <w:left w:val="nil"/>
+              <w:right w:val="nil"/>
+              <w:top w:val="nil"/>
+              <w:bottom w:val="single" w:sz="4" w:color="D9E1E8"/>
+            </w:tcBorders>
+          </w:tcPr>
+          <w:p>
+            <w:pPr>
+              <w:pStyle w:val="Compact"/>
+              <w:spacing w:before="0" w:after="20" w:line="240" w:lineRule="auto"/>
+              <w:jc w:val="center"/>
+              <w:keepNext w:val="0"/>
+              <w:keepLines/>
+              <w:widowControl w:val="1"/>
+            </w:pPr>
+            <w:r>
+              <w:rPr>
+                <w:rFonts w:ascii="Times New Roman" w:hAnsi="Times New Roman"/>
+                <w:sz w:val="20"/>
+              </w:rPr>
+              <w:t xml:space="preserve">0.739</w:t>
+            </w:r>
+          </w:p>
+        </w:tc>
+        <w:tc>
+          <w:tcPr>
+            <w:tcBorders>
+              <w:left w:val="nil"/>
+              <w:right w:val="nil"/>
+              <w:top w:val="nil"/>
+              <w:bottom w:val="single" w:sz="4" w:color="D9E1E8"/>
+            </w:tcBorders>
+          </w:tcPr>
+          <w:p>
+            <w:pPr>
+              <w:pStyle w:val="Compact"/>
+              <w:spacing w:before="0" w:after="20" w:line="240" w:lineRule="auto"/>
+              <w:jc w:val="center"/>
+              <w:keepNext w:val="0"/>
+              <w:keepLines/>
+              <w:widowControl w:val="1"/>
+            </w:pPr>
+            <w:r>
+              <w:rPr>
+                <w:rFonts w:ascii="Times New Roman" w:hAnsi="Times New Roman"/>
+                <w:sz w:val="20"/>
+              </w:rPr>
+              <w:t xml:space="preserve">+0.076 [0.050, 0.095]</w:t>
+            </w:r>
+          </w:p>
+        </w:tc>
+      </w:tr>
+      <w:tr>
+        <w:tc>
+          <w:tcPr>
+            <w:tcBorders>
+              <w:left w:val="nil"/>
+              <w:right w:val="nil"/>
+              <w:top w:val="nil"/>
+              <w:bottom w:val="nil"/>
+            </w:tcBorders>
+          </w:tcPr>
+          <w:p>
+            <w:pPr>
+              <w:pStyle w:val="Compact"/>
+              <w:spacing w:before="0" w:after="20" w:line="240" w:lineRule="auto"/>
+              <w:jc w:val="center"/>
+              <w:keepNext w:val="0"/>
+              <w:keepLines/>
+              <w:widowControl w:val="1"/>
+            </w:pPr>
+            <w:r>
+              <w:rPr>
+                <w:rFonts w:ascii="Times New Roman" w:hAnsi="Times New Roman"/>
+                <w:sz w:val="20"/>
+                <w:highlight w:val="green"/>
+              </w:rPr>
+              <w:t xml:space="preserve">Consolidation</w:t>
+            </w:r>
+          </w:p>
+        </w:tc>
+        <w:tc>
+          <w:tcPr>
+            <w:tcBorders>
+              <w:left w:val="nil"/>
+              <w:right w:val="nil"/>
+              <w:top w:val="nil"/>
+              <w:bottom w:val="nil"/>
+            </w:tcBorders>
+          </w:tcPr>
+          <w:p>
+            <w:pPr>
+              <w:pStyle w:val="Compact"/>
+              <w:spacing w:before="0" w:after="20" w:line="240" w:lineRule="auto"/>
+              <w:jc w:val="center"/>
+              <w:keepNext w:val="0"/>
+              <w:keepLines/>
+              <w:widowControl w:val="1"/>
+            </w:pPr>
+            <w:r>
+              <w:rPr>
+                <w:rFonts w:ascii="Times New Roman" w:hAnsi="Times New Roman"/>
+                <w:sz w:val="20"/>
+              </w:rPr>
+              <w:t xml:space="preserve">0.585</w:t>
+            </w:r>
+          </w:p>
+        </w:tc>
+        <w:tc>
+          <w:tcPr>
+            <w:tcBorders>
+              <w:left w:val="nil"/>
+              <w:right w:val="nil"/>
+              <w:top w:val="nil"/>
+              <w:bottom w:val="nil"/>
+            </w:tcBorders>
+          </w:tcPr>
+          <w:p>
+            <w:pPr>
+              <w:pStyle w:val="Compact"/>
+              <w:spacing w:before="0" w:after="20" w:line="240" w:lineRule="auto"/>
+              <w:jc w:val="center"/>
+              <w:keepNext w:val="0"/>
+              <w:keepLines/>
+              <w:widowControl w:val="1"/>
+            </w:pPr>
+            <w:r>
+              <w:rPr>
+                <w:rFonts w:ascii="Times New Roman" w:hAnsi="Times New Roman"/>
+                <w:sz w:val="20"/>
+              </w:rPr>
+              <w:t xml:space="preserve">0.618</w:t>
+            </w:r>
+          </w:p>
+        </w:tc>
+        <w:tc>
+          <w:tcPr>
+            <w:tcBorders>
+              <w:left w:val="nil"/>
+              <w:right w:val="nil"/>
+              <w:top w:val="nil"/>
+              <w:bottom w:val="nil"/>
+            </w:tcBorders>
+          </w:tcPr>
+          <w:p>
+            <w:pPr>
+              <w:pStyle w:val="Compact"/>
+              <w:spacing w:before="0" w:after="20" w:line="240" w:lineRule="auto"/>
+              <w:jc w:val="center"/>
+              <w:keepNext w:val="0"/>
+              <w:keepLines/>
+              <w:widowControl w:val="1"/>
+            </w:pPr>
+            <w:r>
+              <w:rPr>
+                <w:rFonts w:ascii="Times New Roman" w:hAnsi="Times New Roman"/>
+                <w:sz w:val="20"/>
+              </w:rPr>
+              <w:t xml:space="preserve">+0.033 [0.026, 0.041]</w:t>
             </w:r>
           </w:p>
         </w:tc>

--- a/manuscript.docx
+++ b/manuscript.docx
@@ -4081,7 +4081,7 @@
         <w:rPr>
           <w:highlight w:val="green"/>
         </w:rPr>
-        <w:t xml:space="preserve">A leave-one-dataset-out evaluation quantifies the domain-shift penalty and shows the regime in which selective prediction is most valuable, since abstaining on uncertain cases reduces the risk associated with out-of-distribution inputs while preserving reliable predictions.</w:t>
+        <w:t xml:space="preserve">A leave-one-dataset-out evaluation quantifies the domain-shift penalty and shows that deferring uncertain cases improves retained balanced accuracy on the unseen source in both transfer directions, so selective prediction is most valuable precisely on the out-of-distribution inputs that most threaten reliability.</w:t>
       </w:r>
       <w:r>
         <w:t xml:space="preserve"> </w:t>

--- a/manuscript.docx
+++ b/manuscript.docx
@@ -2,7 +2,7 @@
 <file path=word/document.xml><?xml version="1.0" encoding="utf-8"?>
 <w:document xmlns:w="http://schemas.openxmlformats.org/wordprocessingml/2006/main" xmlns:m="http://schemas.openxmlformats.org/officeDocument/2006/math" xmlns:r="http://schemas.openxmlformats.org/officeDocument/2006/relationships" xmlns:o="urn:schemas-microsoft-com:office:office" xmlns:v="urn:schemas-microsoft-com:vml" xmlns:w10="urn:schemas-microsoft-com:office:word" xmlns:a="http://schemas.openxmlformats.org/drawingml/2006/main" xmlns:pic="http://schemas.openxmlformats.org/drawingml/2006/picture" xmlns:wp="http://schemas.openxmlformats.org/drawingml/2006/wordprocessingDrawing">
   <w:body>
-    <w:bookmarkStart w:id="47" w:name="X63805021c7c9154cb851a75086633bed020ce8e"/>
+    <w:bookmarkStart w:id="50" w:name="X63805021c7c9154cb851a75086633bed020ce8e"/>
     <w:p>
       <w:pPr>
         <w:pStyle w:val="Title"/>
@@ -595,7 +595,7 @@
     </w:p>
     <w:bookmarkEnd w:id="16"/>
     <w:bookmarkEnd w:id="17"/>
-    <w:bookmarkStart w:id="23" w:name="methodology"/>
+    <w:bookmarkStart w:id="26" w:name="methodology"/>
     <w:p>
       <w:pPr>
         <w:pStyle w:val="Heading2"/>
@@ -619,7 +619,7 @@
         <w:t xml:space="preserve">Our framework for multi-label chest X-ray classification with selective prediction is illustrated in Figure 1. It integrates a deep convolutional neural network for pathology classification with a rejection mechanism that enables the model to abstain from uncertain predictions. The subsections below detail the dataset and partitioning strategies, the baseline model, the rejection mechanism, and the threshold calibration procedure.</w:t>
       </w:r>
     </w:p>
-    <w:bookmarkStart w:id="18" w:name="dataset"/>
+    <w:bookmarkStart w:id="21" w:name="dataset"/>
     <w:p>
       <w:pPr>
         <w:pStyle w:val="Heading3"/>
@@ -1206,8 +1206,90 @@
         </w:tc>
       </w:tr>
     </w:tbl>
-    <w:bookmarkEnd w:id="18"/>
-    <w:bookmarkStart w:id="19" w:name="Xfbc77e73deda646e53f726e2d5cb32579408f0b"/>
+    <w:p>
+      <w:pPr>
+        <w:pStyle w:val="BodyText"/>
+        <w:jc w:val="center"/>
+        <w:keepNext/>
+        <w:keepLines/>
+        <w:widowControl w:val="1"/>
+      </w:pPr>
+      <w:r>
+        <w:drawing>
+          <wp:inline>
+            <wp:extent cx="5943600" cy="1662890"/>
+            <wp:effectExtent b="0" l="0" r="0" t="0"/>
+            <wp:docPr descr="example chest X-rays" title="" id="19" name="Picture"/>
+            <a:graphic>
+              <a:graphicData uri="http://schemas.openxmlformats.org/drawingml/2006/picture">
+                <pic:pic>
+                  <pic:nvPicPr>
+                    <pic:cNvPr descr="assets/examples.png" id="20" name="Picture"/>
+                    <pic:cNvPicPr>
+                      <a:picLocks noChangeArrowheads="1" noChangeAspect="1"/>
+                    </pic:cNvPicPr>
+                  </pic:nvPicPr>
+                  <pic:blipFill>
+                    <a:blip r:embed="rId18"/>
+                    <a:stretch>
+                      <a:fillRect/>
+                    </a:stretch>
+                  </pic:blipFill>
+                  <pic:spPr bwMode="auto">
+                    <a:xfrm>
+                      <a:off x="0" y="0"/>
+                      <a:ext cx="5943600" cy="1662890"/>
+                    </a:xfrm>
+                    <a:prstGeom prst="rect">
+                      <a:avLst/>
+                    </a:prstGeom>
+                    <a:noFill/>
+                    <a:ln w="9525">
+                      <a:noFill/>
+                      <a:headEnd/>
+                      <a:tailEnd/>
+                    </a:ln>
+                  </pic:spPr>
+                </pic:pic>
+              </a:graphicData>
+            </a:graphic>
+          </wp:inline>
+        </w:drawing>
+      </w:r>
+    </w:p>
+    <w:p>
+      <w:pPr>
+        <w:spacing w:before="80" w:after="120" w:line="240" w:lineRule="auto"/>
+        <w:keepNext w:val="0"/>
+        <w:keepLines/>
+        <w:widowControl w:val="1"/>
+      </w:pPr>
+      <w:r>
+        <w:rPr>
+          <w:b/>
+          <w:i/>
+          <w:highlight w:val="green"/>
+        </w:rPr>
+        <w:t>Figure 2:</w:t>
+      </w:r>
+      <w:r>
+        <w:rPr>
+          <w:b w:val="0"/>
+          <w:i/>
+        </w:rPr>
+        <w:t xml:space="preserve"> </w:t>
+      </w:r>
+      <w:r>
+        <w:rPr>
+          <w:b w:val="0"/>
+          <w:i/>
+          <w:highlight w:val="green"/>
+        </w:rPr>
+        <w:t>Representative frontal chest radiographs for the four target pathologies, each shown for a case in which the corresponding label is present, illustrating the visual diversity and diagnostic subtlety of the findings.</w:t>
+      </w:r>
+    </w:p>
+    <w:bookmarkEnd w:id="21"/>
+    <w:bookmarkStart w:id="22" w:name="Xfbc77e73deda646e53f726e2d5cb32579408f0b"/>
     <w:p>
       <w:pPr>
         <w:pStyle w:val="Heading3"/>
@@ -1231,8 +1313,8 @@
         <w:t xml:space="preserve">The dataset aggregates chest X-ray images from MIMIC-CXR, NIH ChestX-ray14, and PadChest. Each source uses slightly different imaging protocols, labelling criteria, and patient populations, introducing domain variability. We employ two partitioning strategies. In intra-source splitting, each dataset is split independently into 80% for training and 20% for validation, with all partitions performed at the patient level so that images from the same patient are assigned exclusively to one subset, preventing leakage and reflecting deployment to previously unseen individuals. In inter-source splitting, two or three complete datasets are used for training while the remaining dataset is held out entirely for validation, creating an out-of-distribution test scenario. The intra-source approach supports stable tuning under controlled conditions, while the inter-source setup tests robustness to domain shift.</w:t>
       </w:r>
     </w:p>
-    <w:bookmarkEnd w:id="19"/>
-    <w:bookmarkStart w:id="20" w:name="baseline-model"/>
+    <w:bookmarkEnd w:id="22"/>
+    <w:bookmarkStart w:id="23" w:name="baseline-model"/>
     <w:p>
       <w:pPr>
         <w:pStyle w:val="Heading3"/>
@@ -1355,11 +1437,11 @@
         <w:rPr>
           <w:highlight w:val="green"/>
         </w:rPr>
-        <w:t xml:space="preserve">Input images are converted to single-channel grayscale, center-cropped, resized to 224x224, and intensity-normalized to the [-1024, 1024] range expected by the backbone. Calibration and evaluation splits are patient-level, and the random seed is fixed (1337) throughout; code and frozen per-image predictions are released for full reproducibility.</w:t>
+        <w:t xml:space="preserve">Input images are converted to single-channel grayscale, center-cropped, resized to 224x224, and intensity-normalized to the [-1024, 1024] range expected by the backbone. Calibration and evaluation splits are patient-level, and the random seed is fixed (1337) throughout; code and frozen per-image predictions are released for full reproducibility. The primary evaluation uses the released TorchXRayVision DenseNet-121 [9]; to verify that the findings are not specific to that backbone, an independently trained weighted-BCE DenseNet-121 following the procedure above is also evaluated (Section 4.1).</w:t>
       </w:r>
     </w:p>
-    <w:bookmarkEnd w:id="20"/>
-    <w:bookmarkStart w:id="21" w:name="rejection-mechanism"/>
+    <w:bookmarkEnd w:id="23"/>
+    <w:bookmarkStart w:id="24" w:name="rejection-mechanism"/>
     <w:p>
       <w:pPr>
         <w:pStyle w:val="Heading3"/>
@@ -1737,8 +1819,8 @@
         <w:t xml:space="preserve">Thresholds are selected globally or per class on a held-out calibration subset.</w:t>
       </w:r>
     </w:p>
-    <w:bookmarkEnd w:id="21"/>
-    <w:bookmarkStart w:id="22" w:name="threshold-calibration"/>
+    <w:bookmarkEnd w:id="24"/>
+    <w:bookmarkStart w:id="25" w:name="threshold-calibration"/>
     <w:p>
       <w:pPr>
         <w:pStyle w:val="Heading3"/>
@@ -1768,7 +1850,7 @@
         <w:rPr>
           <w:highlight w:val="green"/>
         </w:rPr>
-        <w:t xml:space="preserve">A threshold-sensitivity analysis (Figure 4) reports the selective metric and rejection rate across calibration percentiles from 0.70 to 0.99, so that the operating point is an interpretable, tunable design choice rather than a fixed property of the model.</w:t>
+        <w:t xml:space="preserve">A threshold-sensitivity analysis (Figure 5) reports the selective metric and rejection rate across calibration percentiles from 0.70 to 0.99, so that the operating point is an interpretable, tunable design choice rather than a fixed property of the model.</w:t>
       </w:r>
       <w:r>
         <w:t xml:space="preserve"> </w:t>
@@ -1777,9 +1859,9 @@
         <w:t xml:space="preserve">Although results are reported at fixed thresholds for consistency, the mechanism outputs a continuous confidence score, allowing thresholds to be tuned post hoc to a clinical risk tolerance.</w:t>
       </w:r>
     </w:p>
-    <w:bookmarkEnd w:id="22"/>
-    <w:bookmarkEnd w:id="23"/>
-    <w:bookmarkStart w:id="41" w:name="results"/>
+    <w:bookmarkEnd w:id="25"/>
+    <w:bookmarkEnd w:id="26"/>
+    <w:bookmarkStart w:id="44" w:name="results"/>
     <w:p>
       <w:pPr>
         <w:pStyle w:val="Heading2"/>
@@ -1827,7 +1909,7 @@
         <w:t xml:space="preserve">We characterize selective behaviour with two complementary, threshold-aware measures: balanced accuracy at a calibrated operating point, and the risk-coverage curve. Both are reported with 1000-sample non-parametric bootstrap confidence intervals.</w:t>
       </w:r>
     </w:p>
-    <w:bookmarkStart w:id="27" w:name="Xc313159fcf4bef60d99dbef572fddc008d1b639"/>
+    <w:bookmarkStart w:id="30" w:name="Xc313159fcf4bef60d99dbef572fddc008d1b639"/>
     <w:p>
       <w:pPr>
         <w:pStyle w:val="Heading3"/>
@@ -2485,18 +2567,18 @@
           <wp:inline>
             <wp:extent cx="5852160" cy="3474720"/>
             <wp:effectExtent b="0" l="0" r="0" t="0"/>
-            <wp:docPr descr="selective balanced accuracy vs coverage" title="" id="25" name="Picture"/>
+            <wp:docPr descr="selective balanced accuracy vs coverage" title="" id="28" name="Picture"/>
             <a:graphic>
               <a:graphicData uri="http://schemas.openxmlformats.org/drawingml/2006/picture">
                 <pic:pic>
                   <pic:nvPicPr>
-                    <pic:cNvPr descr="assets/selective_bacc_nih22k.png" id="26" name="Picture"/>
+                    <pic:cNvPr descr="assets/selective_bacc_nih22k.png" id="29" name="Picture"/>
                     <pic:cNvPicPr>
                       <a:picLocks noChangeArrowheads="1" noChangeAspect="1"/>
                     </pic:cNvPicPr>
                   </pic:nvPicPr>
                   <pic:blipFill>
-                    <a:blip r:embed="rId24"/>
+                    <a:blip r:embed="rId27"/>
                     <a:stretch>
                       <a:fillRect/>
                     </a:stretch>
@@ -2535,7 +2617,7 @@
           <w:b/>
           <w:i/>
         </w:rPr>
-        <w:t>Figure 2:</w:t>
+        <w:t>Figure 3:</w:t>
       </w:r>
       <w:r>
         <w:rPr>
@@ -2564,11 +2646,11 @@
         <w:rPr>
           <w:highlight w:val="green"/>
         </w:rPr>
-        <w:t xml:space="preserve">On MIMIC-CXR, the same calibrated-threshold analysis yields supported balanced-accuracy gains for three of the four pathologies (Cardiomegaly +0.080 [0.039, 0.122], Effusion +0.064 [0.039, 0.097], Edema +0.090 [0.036, 0.144]; 95% confidence intervals excluding zero), and an independently trained weighted-BCE DenseNet-121 reproduces the improvement across all four pathologies, indicating the effect is not specific to one backbone or dataset.</w:t>
+        <w:t xml:space="preserve">On MIMIC-CXR, the same calibrated-threshold analysis yields supported balanced-accuracy gains for three of the four pathologies (Cardiomegaly +0.080 [0.039, 0.122], Effusion +0.064 [0.039, 0.097], Edema +0.090 [0.036, 0.144]; 95% confidence intervals excluding zero), and an independently trained weighted-BCE DenseNet-121 (Section 3.3; validation macro-AUC 0.85) reproduces the improvement across all four pathologies, with balanced-accuracy gains at a coverage of 0.70 of Cardiomegaly 0.78 to 0.90, Effusion 0.78 to 0.85, Edema 0.80 to 0.92, and Consolidation 0.66 to 0.72, indicating the effect is not specific to one backbone or dataset.</w:t>
       </w:r>
     </w:p>
-    <w:bookmarkEnd w:id="27"/>
-    <w:bookmarkStart w:id="31" w:name="risk-coverage-analysis"/>
+    <w:bookmarkEnd w:id="30"/>
+    <w:bookmarkStart w:id="34" w:name="risk-coverage-analysis"/>
     <w:p>
       <w:pPr>
         <w:pStyle w:val="Heading3"/>
@@ -2592,7 +2674,7 @@
         <w:rPr>
           <w:highlight w:val="green"/>
         </w:rPr>
-        <w:t xml:space="preserve">Figure 3 presents the risk-coverage curve for each pathology, summarized by the area under the curve. As coverage decreases, the model retains its more confident predictions, and the curves quantify the accuracy-coverage trade-off that a deployment can select according to a target risk tolerance.</w:t>
+        <w:t xml:space="preserve">Figure 4 presents the risk-coverage curve for each pathology, summarized by the area under the curve. As coverage decreases, the model retains its more confident predictions, and the curves quantify the accuracy-coverage trade-off that a deployment can select according to a target risk tolerance.</w:t>
       </w:r>
     </w:p>
     <w:p>
@@ -2608,18 +2690,18 @@
           <wp:inline>
             <wp:extent cx="5852160" cy="3474720"/>
             <wp:effectExtent b="0" l="0" r="0" t="0"/>
-            <wp:docPr descr="risk-coverage curves" title="" id="29" name="Picture"/>
+            <wp:docPr descr="risk-coverage curves" title="" id="32" name="Picture"/>
             <a:graphic>
               <a:graphicData uri="http://schemas.openxmlformats.org/drawingml/2006/picture">
                 <pic:pic>
                   <pic:nvPicPr>
-                    <pic:cNvPr descr="assets/e1_risk_coverage_nih22k.png" id="30" name="Picture"/>
+                    <pic:cNvPr descr="assets/e1_risk_coverage_nih22k.png" id="33" name="Picture"/>
                     <pic:cNvPicPr>
                       <a:picLocks noChangeArrowheads="1" noChangeAspect="1"/>
                     </pic:cNvPicPr>
                   </pic:nvPicPr>
                   <pic:blipFill>
-                    <a:blip r:embed="rId28"/>
+                    <a:blip r:embed="rId31"/>
                     <a:stretch>
                       <a:fillRect/>
                     </a:stretch>
@@ -2658,7 +2740,7 @@
           <w:b/>
           <w:i/>
         </w:rPr>
-        <w:t>Figure 3:</w:t>
+        <w:t>Figure 4:</w:t>
       </w:r>
       <w:r>
         <w:rPr>
@@ -2675,8 +2757,8 @@
         <w:t>Risk-coverage curves per pathology. The retained-prediction performance is traced against coverage as the entropy threshold varies.</w:t>
       </w:r>
     </w:p>
-    <w:bookmarkEnd w:id="31"/>
-    <w:bookmarkStart w:id="32" w:name="out-of-distribution-evaluation"/>
+    <w:bookmarkEnd w:id="34"/>
+    <w:bookmarkStart w:id="35" w:name="out-of-distribution-evaluation"/>
     <w:p>
       <w:pPr>
         <w:pStyle w:val="Heading3"/>
@@ -3819,8 +3901,8 @@
         </w:tc>
       </w:tr>
     </w:tbl>
-    <w:bookmarkEnd w:id="32"/>
-    <w:bookmarkStart w:id="36" w:name="threshold-sensitivity"/>
+    <w:bookmarkEnd w:id="35"/>
+    <w:bookmarkStart w:id="39" w:name="threshold-sensitivity"/>
     <w:p>
       <w:pPr>
         <w:pStyle w:val="Heading3"/>
@@ -3844,7 +3926,7 @@
         <w:rPr>
           <w:highlight w:val="green"/>
         </w:rPr>
-        <w:t xml:space="preserve">Figure 4 traces the rejection rate and retained performance across calibration percentiles. Selective performance varies smoothly with the calibration percentile, so the accuracy-coverage trade-off is a controllable design parameter that can be set to a clinical risk tolerance.</w:t>
+        <w:t xml:space="preserve">Figure 5 traces the rejection rate and retained performance across calibration percentiles. Selective performance varies smoothly with the calibration percentile, so the accuracy-coverage trade-off is a controllable design parameter that can be set to a clinical risk tolerance.</w:t>
       </w:r>
     </w:p>
     <w:p>
@@ -3860,18 +3942,18 @@
           <wp:inline>
             <wp:extent cx="5943600" cy="2053243"/>
             <wp:effectExtent b="0" l="0" r="0" t="0"/>
-            <wp:docPr descr="threshold sensitivity" title="" id="34" name="Picture"/>
+            <wp:docPr descr="threshold sensitivity" title="" id="37" name="Picture"/>
             <a:graphic>
               <a:graphicData uri="http://schemas.openxmlformats.org/drawingml/2006/picture">
                 <pic:pic>
                   <pic:nvPicPr>
-                    <pic:cNvPr descr="assets/e4_threshold_sweep_nih22k.png" id="35" name="Picture"/>
+                    <pic:cNvPr descr="assets/e4_threshold_sweep_nih22k.png" id="38" name="Picture"/>
                     <pic:cNvPicPr>
                       <a:picLocks noChangeArrowheads="1" noChangeAspect="1"/>
                     </pic:cNvPicPr>
                   </pic:nvPicPr>
                   <pic:blipFill>
-                    <a:blip r:embed="rId33"/>
+                    <a:blip r:embed="rId36"/>
                     <a:stretch>
                       <a:fillRect/>
                     </a:stretch>
@@ -3910,7 +3992,7 @@
           <w:b/>
           <w:i/>
         </w:rPr>
-        <w:t>Figure 4:</w:t>
+        <w:t>Figure 5:</w:t>
       </w:r>
       <w:r>
         <w:rPr>
@@ -3927,8 +4009,8 @@
         <w:t>Threshold sensitivity. Rejection rate and retained performance as a function of the calibration percentile.</w:t>
       </w:r>
     </w:p>
-    <w:bookmarkEnd w:id="36"/>
-    <w:bookmarkStart w:id="40" w:name="X1830388bb9290f88ee536333f9fd3c7fa65a111"/>
+    <w:bookmarkEnd w:id="39"/>
+    <w:bookmarkStart w:id="43" w:name="X1830388bb9290f88ee536333f9fd3c7fa65a111"/>
     <w:p>
       <w:pPr>
         <w:pStyle w:val="Heading3"/>
@@ -3949,7 +4031,7 @@
         <w:widowControl w:val="1"/>
       </w:pPr>
       <w:r>
-        <w:t xml:space="preserve">The decision regions of accepted and deferred predictions can be examined spatially. Predictions near a decision boundary are expected to be more sensitive to small input perturbations than confident predictions, so the activation that drives a confident prediction should be more spatially concentrated. Grad-CAM provides this view (Figure 5): for confident accepted predictions the activation concentrates over the lung fields, whereas borderline deferred predictions show more diffuse activation, consistent with the uncertainty-driven abstention used throughout this work.</w:t>
+        <w:t xml:space="preserve">The decision regions of accepted and deferred predictions can be examined spatially. Predictions near a decision boundary are expected to be more sensitive to small input perturbations than confident predictions, so the activation that drives a confident prediction should be more spatially concentrated. Grad-CAM provides this view (Figure 6): for confident accepted predictions the activation concentrates over the lung fields, whereas borderline deferred predictions show more diffuse activation, consistent with the uncertainty-driven abstention used throughout this work.</w:t>
       </w:r>
     </w:p>
     <w:p>
@@ -3965,18 +4047,18 @@
           <wp:inline>
             <wp:extent cx="5943600" cy="4188822"/>
             <wp:effectExtent b="0" l="0" r="0" t="0"/>
-            <wp:docPr descr="Grad-CAM borderline vs confident" title="" id="38" name="Picture"/>
+            <wp:docPr descr="Grad-CAM borderline vs confident" title="" id="41" name="Picture"/>
             <a:graphic>
               <a:graphicData uri="http://schemas.openxmlformats.org/drawingml/2006/picture">
                 <pic:pic>
                   <pic:nvPicPr>
-                    <pic:cNvPr descr="assets/e5_gradcam_nih.png" id="39" name="Picture"/>
+                    <pic:cNvPr descr="assets/e5_gradcam_nih.png" id="42" name="Picture"/>
                     <pic:cNvPicPr>
                       <a:picLocks noChangeArrowheads="1" noChangeAspect="1"/>
                     </pic:cNvPicPr>
                   </pic:nvPicPr>
                   <pic:blipFill>
-                    <a:blip r:embed="rId37"/>
+                    <a:blip r:embed="rId40"/>
                     <a:stretch>
                       <a:fillRect/>
                     </a:stretch>
@@ -4016,7 +4098,7 @@
           <w:i/>
           <w:highlight w:val="green"/>
         </w:rPr>
-        <w:t>Figure 5:</w:t>
+        <w:t>Figure 6:</w:t>
       </w:r>
       <w:r>
         <w:rPr>
@@ -4034,9 +4116,9 @@
         <w:t>Representative Grad-CAM overlays for confident accepted predictions (top) and borderline deferred predictions (bottom). Accepted predictions show activation concentrated over the lung fields, whereas deferred predictions show more diffuse activation, complementing the aggregate selective-prediction metrics.</w:t>
       </w:r>
     </w:p>
-    <w:bookmarkEnd w:id="40"/>
-    <w:bookmarkEnd w:id="41"/>
-    <w:bookmarkStart w:id="42" w:name="discussion"/>
+    <w:bookmarkEnd w:id="43"/>
+    <w:bookmarkEnd w:id="44"/>
+    <w:bookmarkStart w:id="45" w:name="discussion"/>
     <w:p>
       <w:pPr>
         <w:pStyle w:val="Heading2"/>
@@ -4090,8 +4172,8 @@
         <w:t xml:space="preserve">Together these findings support uncertainty-aware selective prediction as a route to safer, more trustworthy AI-assisted diagnosis.</w:t>
       </w:r>
     </w:p>
-    <w:bookmarkEnd w:id="42"/>
-    <w:bookmarkStart w:id="43" w:name="conclusions-and-future-directions"/>
+    <w:bookmarkEnd w:id="45"/>
+    <w:bookmarkStart w:id="46" w:name="conclusions-and-future-directions"/>
     <w:p>
       <w:pPr>
         <w:pStyle w:val="Heading2"/>
@@ -4148,8 +4230,8 @@
         <w:t xml:space="preserve">Code and frozen per-image predictions are released to support reproduction.</w:t>
       </w:r>
     </w:p>
-    <w:bookmarkEnd w:id="43"/>
-    <w:bookmarkStart w:id="44" w:name="data-availability"/>
+    <w:bookmarkEnd w:id="46"/>
+    <w:bookmarkStart w:id="47" w:name="data-availability"/>
     <w:p>
       <w:pPr>
         <w:pStyle w:val="Heading2"/>
@@ -4173,8 +4255,8 @@
         <w:t xml:space="preserve">All datasets used in this study are publicly available. CheXpert: stanfordmlgroup.github.io/competitions/chexpert/; MIMIC-CXR: physionet.org/content/mimic-cxr/2.0.0/; NIH ChestX-ray14: nihcc.app.box.com/v/ChestXray-NIHCC; PadChest: bimcv.cipf.es/bimcv-projects/padchest/.</w:t>
       </w:r>
     </w:p>
-    <w:bookmarkEnd w:id="44"/>
-    <w:bookmarkStart w:id="45" w:name="funding"/>
+    <w:bookmarkEnd w:id="47"/>
+    <w:bookmarkStart w:id="48" w:name="funding"/>
     <w:p>
       <w:pPr>
         <w:pStyle w:val="Heading2"/>
@@ -4198,8 +4280,8 @@
         <w:t xml:space="preserve">This research received no specific grant from any funding agency in the public, commercial, or not-for-profit sectors.</w:t>
       </w:r>
     </w:p>
-    <w:bookmarkEnd w:id="45"/>
-    <w:bookmarkStart w:id="46" w:name="references"/>
+    <w:bookmarkEnd w:id="48"/>
+    <w:bookmarkStart w:id="49" w:name="references"/>
     <w:p>
       <w:pPr>
         <w:pStyle w:val="ReferencesHeading"/>
@@ -5115,8 +5197,8 @@
         <w:t xml:space="preserve">.</w:t>
       </w:r>
     </w:p>
-    <w:bookmarkEnd w:id="46"/>
-    <w:bookmarkEnd w:id="47"/>
+    <w:bookmarkEnd w:id="49"/>
+    <w:bookmarkEnd w:id="50"/>
     <w:sectPr>
       <w:footerReference w:type="default" r:id="rId9"/>
       <w:pgSz w:h="15840" w:w="12240"/>

--- a/manuscript.docx
+++ b/manuscript.docx
@@ -2,7 +2,7 @@
 <file path=word/document.xml><?xml version="1.0" encoding="utf-8"?>
 <w:document xmlns:w="http://schemas.openxmlformats.org/wordprocessingml/2006/main" xmlns:m="http://schemas.openxmlformats.org/officeDocument/2006/math" xmlns:r="http://schemas.openxmlformats.org/officeDocument/2006/relationships" xmlns:o="urn:schemas-microsoft-com:office:office" xmlns:v="urn:schemas-microsoft-com:vml" xmlns:w10="urn:schemas-microsoft-com:office:word" xmlns:a="http://schemas.openxmlformats.org/drawingml/2006/main" xmlns:pic="http://schemas.openxmlformats.org/drawingml/2006/picture" xmlns:wp="http://schemas.openxmlformats.org/drawingml/2006/wordprocessingDrawing">
   <w:body>
-    <w:bookmarkStart w:id="50" w:name="X63805021c7c9154cb851a75086633bed020ce8e"/>
+    <w:bookmarkStart w:id="53" w:name="X63805021c7c9154cb851a75086633bed020ce8e"/>
     <w:p>
       <w:pPr>
         <w:pStyle w:val="Title"/>
@@ -1861,7 +1861,7 @@
     </w:p>
     <w:bookmarkEnd w:id="25"/>
     <w:bookmarkEnd w:id="26"/>
-    <w:bookmarkStart w:id="44" w:name="results"/>
+    <w:bookmarkStart w:id="47" w:name="results"/>
     <w:p>
       <w:pPr>
         <w:pStyle w:val="Heading2"/>
@@ -4010,7 +4010,7 @@
       </w:r>
     </w:p>
     <w:bookmarkEnd w:id="39"/>
-    <w:bookmarkStart w:id="43" w:name="X1830388bb9290f88ee536333f9fd3c7fa65a111"/>
+    <w:bookmarkStart w:id="46" w:name="X1830388bb9290f88ee536333f9fd3c7fa65a111"/>
     <w:p>
       <w:pPr>
         <w:pStyle w:val="Heading3"/>
@@ -4031,7 +4031,7 @@
         <w:widowControl w:val="1"/>
       </w:pPr>
       <w:r>
-        <w:t xml:space="preserve">The decision regions of accepted and deferred predictions can be examined spatially. Predictions near a decision boundary are expected to be more sensitive to small input perturbations than confident predictions, so the activation that drives a confident prediction should be more spatially concentrated. Grad-CAM provides this view (Figure 6): for confident accepted predictions the activation concentrates over the lung fields, whereas borderline deferred predictions show more diffuse activation, consistent with the uncertainty-driven abstention used throughout this work.</w:t>
+        <w:t xml:space="preserve">The decision regions of accepted and deferred predictions can be examined directly. Input-gradient sensitivity provides one view: we compute the saliency map of a prediction, recompute it after low-variance Gaussian perturbation of the input, and measure stability by the signal-to-noise ratio between the two maps. Confident accepted predictions yield stable saliency maps, whereas borderline deferred predictions show substantial gradient change under the same perturbation (Figure 6), indicating an unstable decision surface near the boundary.</w:t>
       </w:r>
     </w:p>
     <w:p>
@@ -4045,20 +4045,117 @@
       <w:r>
         <w:drawing>
           <wp:inline>
-            <wp:extent cx="5943600" cy="4188822"/>
+            <wp:extent cx="4632960" cy="6949440"/>
             <wp:effectExtent b="0" l="0" r="0" t="0"/>
-            <wp:docPr descr="Grad-CAM borderline vs confident" title="" id="41" name="Picture"/>
+            <wp:docPr descr="gradient volatility accepted vs rejected" title="" id="41" name="Picture"/>
             <a:graphic>
               <a:graphicData uri="http://schemas.openxmlformats.org/drawingml/2006/picture">
                 <pic:pic>
                   <pic:nvPicPr>
-                    <pic:cNvPr descr="assets/e5_gradcam_nih.png" id="42" name="Picture"/>
+                    <pic:cNvPr descr="assets/gradvol_nih.png" id="42" name="Picture"/>
                     <pic:cNvPicPr>
                       <a:picLocks noChangeArrowheads="1" noChangeAspect="1"/>
                     </pic:cNvPicPr>
                   </pic:nvPicPr>
                   <pic:blipFill>
                     <a:blip r:embed="rId40"/>
+                    <a:stretch>
+                      <a:fillRect/>
+                    </a:stretch>
+                  </pic:blipFill>
+                  <pic:spPr bwMode="auto">
+                    <a:xfrm>
+                      <a:off x="0" y="0"/>
+                      <a:ext cx="4632960" cy="6949440"/>
+                    </a:xfrm>
+                    <a:prstGeom prst="rect">
+                      <a:avLst/>
+                    </a:prstGeom>
+                    <a:noFill/>
+                    <a:ln w="9525">
+                      <a:noFill/>
+                      <a:headEnd/>
+                      <a:tailEnd/>
+                    </a:ln>
+                  </pic:spPr>
+                </pic:pic>
+              </a:graphicData>
+            </a:graphic>
+          </wp:inline>
+        </w:drawing>
+      </w:r>
+    </w:p>
+    <w:p>
+      <w:pPr>
+        <w:spacing w:before="80" w:after="120" w:line="240" w:lineRule="auto"/>
+        <w:keepNext w:val="0"/>
+        <w:keepLines/>
+        <w:widowControl w:val="1"/>
+      </w:pPr>
+      <w:r>
+        <w:rPr>
+          <w:b/>
+          <w:i/>
+          <w:highlight w:val="green"/>
+        </w:rPr>
+        <w:t>Figure 6:</w:t>
+      </w:r>
+      <w:r>
+        <w:rPr>
+          <w:b w:val="0"/>
+          <w:i/>
+        </w:rPr>
+        <w:t xml:space="preserve"> </w:t>
+      </w:r>
+      <w:r>
+        <w:rPr>
+          <w:b w:val="0"/>
+          <w:i/>
+          <w:highlight w:val="green"/>
+        </w:rPr>
+        <w:t>Gradient volatility for accepted (top) versus deferred (bottom) predictions. Each row shows the input-gradient saliency map, the map after low-variance Gaussian perturbation, and their difference. Accepted predictions are stable (high signal-to-noise ratio); deferred predictions change substantially under the same perturbation (low signal-to-noise ratio).</w:t>
+      </w:r>
+    </w:p>
+    <w:p>
+      <w:pPr>
+        <w:pStyle w:val="BodyText"/>
+        <w:jc w:val="both"/>
+        <w:keepNext w:val="0"/>
+        <w:keepLines w:val="0"/>
+        <w:widowControl w:val="1"/>
+      </w:pPr>
+      <w:r>
+        <w:rPr>
+          <w:highlight w:val="green"/>
+        </w:rPr>
+        <w:t xml:space="preserve">Grad-CAM offers a complementary spatial view (Figure 7): for confident accepted predictions the activation concentrates over the lung fields, whereas borderline deferred predictions show more diffuse activation, consistent with the uncertainty-driven abstention used throughout this work.</w:t>
+      </w:r>
+    </w:p>
+    <w:p>
+      <w:pPr>
+        <w:pStyle w:val="BodyText"/>
+        <w:jc w:val="center"/>
+        <w:keepNext/>
+        <w:keepLines/>
+        <w:widowControl w:val="1"/>
+      </w:pPr>
+      <w:r>
+        <w:drawing>
+          <wp:inline>
+            <wp:extent cx="5943600" cy="4188822"/>
+            <wp:effectExtent b="0" l="0" r="0" t="0"/>
+            <wp:docPr descr="Grad-CAM borderline vs confident" title="" id="44" name="Picture"/>
+            <a:graphic>
+              <a:graphicData uri="http://schemas.openxmlformats.org/drawingml/2006/picture">
+                <pic:pic>
+                  <pic:nvPicPr>
+                    <pic:cNvPr descr="assets/e5_gradcam_nih.png" id="45" name="Picture"/>
+                    <pic:cNvPicPr>
+                      <a:picLocks noChangeArrowheads="1" noChangeAspect="1"/>
+                    </pic:cNvPicPr>
+                  </pic:nvPicPr>
+                  <pic:blipFill>
+                    <a:blip r:embed="rId43"/>
                     <a:stretch>
                       <a:fillRect/>
                     </a:stretch>
@@ -4098,7 +4195,7 @@
           <w:i/>
           <w:highlight w:val="green"/>
         </w:rPr>
-        <w:t>Figure 6:</w:t>
+        <w:t>Figure 7:</w:t>
       </w:r>
       <w:r>
         <w:rPr>
@@ -4113,12 +4210,12 @@
           <w:i/>
           <w:highlight w:val="green"/>
         </w:rPr>
-        <w:t>Representative Grad-CAM overlays for confident accepted predictions (top) and borderline deferred predictions (bottom). Accepted predictions show activation concentrated over the lung fields, whereas deferred predictions show more diffuse activation, complementing the aggregate selective-prediction metrics.</w:t>
+        <w:t>Representative Grad-CAM overlays for confident accepted predictions (top) and borderline deferred predictions (bottom). Accepted predictions show activation concentrated over the lung fields, whereas deferred predictions show more diffuse activation.</w:t>
       </w:r>
     </w:p>
-    <w:bookmarkEnd w:id="43"/>
-    <w:bookmarkEnd w:id="44"/>
-    <w:bookmarkStart w:id="45" w:name="discussion"/>
+    <w:bookmarkEnd w:id="46"/>
+    <w:bookmarkEnd w:id="47"/>
+    <w:bookmarkStart w:id="48" w:name="discussion"/>
     <w:p>
       <w:pPr>
         <w:pStyle w:val="Heading2"/>
@@ -4172,8 +4269,8 @@
         <w:t xml:space="preserve">Together these findings support uncertainty-aware selective prediction as a route to safer, more trustworthy AI-assisted diagnosis.</w:t>
       </w:r>
     </w:p>
-    <w:bookmarkEnd w:id="45"/>
-    <w:bookmarkStart w:id="46" w:name="conclusions-and-future-directions"/>
+    <w:bookmarkEnd w:id="48"/>
+    <w:bookmarkStart w:id="49" w:name="conclusions-and-future-directions"/>
     <w:p>
       <w:pPr>
         <w:pStyle w:val="Heading2"/>
@@ -4230,8 +4327,8 @@
         <w:t xml:space="preserve">Code and frozen per-image predictions are released to support reproduction.</w:t>
       </w:r>
     </w:p>
-    <w:bookmarkEnd w:id="46"/>
-    <w:bookmarkStart w:id="47" w:name="data-availability"/>
+    <w:bookmarkEnd w:id="49"/>
+    <w:bookmarkStart w:id="50" w:name="data-availability"/>
     <w:p>
       <w:pPr>
         <w:pStyle w:val="Heading2"/>
@@ -4255,8 +4352,8 @@
         <w:t xml:space="preserve">All datasets used in this study are publicly available. CheXpert: stanfordmlgroup.github.io/competitions/chexpert/; MIMIC-CXR: physionet.org/content/mimic-cxr/2.0.0/; NIH ChestX-ray14: nihcc.app.box.com/v/ChestXray-NIHCC; PadChest: bimcv.cipf.es/bimcv-projects/padchest/.</w:t>
       </w:r>
     </w:p>
-    <w:bookmarkEnd w:id="47"/>
-    <w:bookmarkStart w:id="48" w:name="funding"/>
+    <w:bookmarkEnd w:id="50"/>
+    <w:bookmarkStart w:id="51" w:name="funding"/>
     <w:p>
       <w:pPr>
         <w:pStyle w:val="Heading2"/>
@@ -4280,8 +4377,8 @@
         <w:t xml:space="preserve">This research received no specific grant from any funding agency in the public, commercial, or not-for-profit sectors.</w:t>
       </w:r>
     </w:p>
-    <w:bookmarkEnd w:id="48"/>
-    <w:bookmarkStart w:id="49" w:name="references"/>
+    <w:bookmarkEnd w:id="51"/>
+    <w:bookmarkStart w:id="52" w:name="references"/>
     <w:p>
       <w:pPr>
         <w:pStyle w:val="ReferencesHeading"/>
@@ -5197,8 +5294,8 @@
         <w:t xml:space="preserve">.</w:t>
       </w:r>
     </w:p>
-    <w:bookmarkEnd w:id="49"/>
-    <w:bookmarkEnd w:id="50"/>
+    <w:bookmarkEnd w:id="52"/>
+    <w:bookmarkEnd w:id="53"/>
     <w:sectPr>
       <w:footerReference w:type="default" r:id="rId9"/>
       <w:pgSz w:h="15840" w:w="12240"/>

--- a/manuscript.docx
+++ b/manuscript.docx
@@ -211,7 +211,7 @@
         <w:rPr>
           <w:highlight w:val="yellow"/>
         </w:rPr>
-        <w:t xml:space="preserve">On NIH ChestX-ray14 and MIMIC-CXR, selective prediction is evaluated with risk-coverage analysis and balanced accuracy under non-parametric bootstrap confidence intervals. At a calibrated operating point, abstention improves balanced accuracy for all four target pathologies, with gains of 0.04 to 0.09 at a coverage of 0.70 on NIH ChestX-ray14 (95% confidence intervals excluding zero), and the improvement replicates on MIMIC-CXR and on an independently trained model. A leave-one-dataset-out evaluation shows that, although domain shift lowers discrimination, deferral improves retained balanced accuracy on the unseen source in both transfer directions.</w:t>
+        <w:t xml:space="preserve">On NIH ChestX-ray14, MIMIC-CXR, and PadChest, selective prediction is evaluated with risk-coverage analysis and balanced accuracy under non-parametric bootstrap confidence intervals. At a calibrated operating point, abstention improves balanced accuracy for all four target pathologies, with gains of 0.04 to 0.09 at a coverage of 0.70 on NIH ChestX-ray14 (95% confidence intervals excluding zero), and the improvement replicates on MIMIC-CXR, on the geographically independent PadChest cohort, and on an independently trained model. A leave-one-dataset-out evaluation shows that, although domain shift lowers discrimination, deferral improves retained balanced accuracy on the unseen source in both transfer directions and on PadChest, a geographically distinct cohort never seen during training.</w:t>
       </w:r>
       <w:r>
         <w:t xml:space="preserve"> </w:t>
@@ -461,7 +461,7 @@
         <w:rPr>
           <w:highlight w:val="yellow"/>
         </w:rPr>
-        <w:t xml:space="preserve">an evaluation based on risk-coverage analysis and balanced accuracy with bootstrap confidence intervals, together with a formal leave-one-dataset-out assessment of selective behaviour under domain shift between NIH ChestX-ray14 and MIMIC-CXR.</w:t>
+        <w:t xml:space="preserve">an evaluation based on risk-coverage analysis and balanced accuracy with bootstrap confidence intervals, together with a formal leave-one-dataset-out assessment of selective behaviour under domain shift across NIH ChestX-ray14, MIMIC-CXR, and the geographically independent PadChest cohort.</w:t>
       </w:r>
     </w:p>
     <w:p>
@@ -669,7 +669,7 @@
           <w:b w:val="0"/>
           <w:i/>
         </w:rPr>
-        <w:t>Class distribution for the four target pathologies. The dataset is imbalanced, with higher prevalence of Cardiomegaly and Effusion than the rarer Edema and Consolidation, and a substantial number of images carry multiple positive labels.</w:t>
+        <w:t>Class distribution for the four target pathologies, reported as positive-label counts across the aggregated multi-source pool (distinct from the per-source evaluation splits in Section 4). The dataset is imbalanced, with higher prevalence of Cardiomegaly and Effusion than the rarer Edema and Consolidation, and a substantial number of images carry multiple positive labels.</w:t>
       </w:r>
     </w:p>
     <w:tbl>
@@ -678,7 +678,7 @@
         <w:tblW w:type="pct" w:w="5000"/>
         <w:jc w:val="center"/>
         <w:tblLook w:firstRow="1" w:lastRow="0" w:firstColumn="0" w:lastColumn="0" w:noHBand="0" w:noVBand="0" w:val="0020"/>
-        <w:tblCaption w:val="Table 1: Class distribution for the four target pathologies. The dataset is imbalanced, with higher prevalence of Cardiomegaly and Effusion than the rarer Edema and Consolidation, and a substantial number of images carry multiple positive labels."/>
+        <w:tblCaption w:val="Table 1: Class distribution for the four target pathologies, reported as positive-label counts across the aggregated multi-source pool (distinct from the per-source evaluation splits in Section 4). The dataset is imbalanced, with higher prevalence of Cardiomegaly and Effusion than the rarer Edema and Consolidation, and a substantial number of images carry multiple positive labels."/>
         <w:tblLayout w:type="autofit"/>
         <w:tblBorders>
           <w:top w:val="single" w:sz="10" w:color="4F6272"/>
@@ -1891,7 +1891,7 @@
         <w:rPr>
           <w:highlight w:val="green"/>
         </w:rPr>
-        <w:t xml:space="preserve">Results are reported on 11,212 NIH ChestX-ray14 frontal images and 1,155 MIMIC-CXR frontal images.</w:t>
+        <w:t xml:space="preserve">Results are reported on 11,212 NIH ChestX-ray14 frontal images, 1,155 MIMIC-CXR frontal images, and 5,000 PadChest frontal images.</w:t>
       </w:r>
       <w:r>
         <w:t xml:space="preserve"> </w:t>
@@ -2646,7 +2646,7 @@
         <w:rPr>
           <w:highlight w:val="green"/>
         </w:rPr>
-        <w:t xml:space="preserve">On MIMIC-CXR, the same calibrated-threshold analysis yields supported balanced-accuracy gains for three of the four pathologies (Cardiomegaly +0.080 [0.039, 0.122], Effusion +0.064 [0.039, 0.097], Edema +0.090 [0.036, 0.144]; 95% confidence intervals excluding zero), and an independently trained weighted-BCE DenseNet-121 (Section 3.3; validation macro-AUC 0.85) reproduces the improvement across all four pathologies, with balanced-accuracy gains at a coverage of 0.70 of Cardiomegaly 0.78 to 0.90, Effusion 0.78 to 0.85, Edema 0.80 to 0.92, and Consolidation 0.66 to 0.72, indicating the effect is not specific to one backbone or dataset.</w:t>
+        <w:t xml:space="preserve">On MIMIC-CXR, the same calibrated-threshold analysis yields supported balanced-accuracy gains for three of the four pathologies (Cardiomegaly +0.080 [0.039, 0.122], Effusion +0.064 [0.039, 0.097], Edema +0.090 [0.036, 0.144]; 95% confidence intervals excluding zero), and an independently trained weighted-BCE DenseNet-121 (Section 3.3; validation macro-AUC 0.85) reproduces the improvement across all four pathologies, with balanced-accuracy gains at a coverage of 0.70 of Cardiomegaly 0.78 to 0.90, Effusion 0.78 to 0.85, Edema 0.80 to 0.92, and Consolidation 0.66 to 0.72, indicating the effect is not specific to one backbone or dataset. On PadChest, where the backbone attains strong discrimination (Cardiomegaly AUC 0.90, Effusion 0.96, Consolidation 0.92), deferral improves Cardiomegaly balanced accuracy from 0.81 to 0.90 at a coverage of 0.70 (+0.086 [0.062, 0.110]; 95% confidence interval excluding zero), confirming the benefit on a third, geographically independent cohort.</w:t>
       </w:r>
     </w:p>
     <w:bookmarkEnd w:id="30"/>
@@ -3278,7 +3278,7 @@
         <w:rPr>
           <w:highlight w:val="green"/>
         </w:rPr>
-        <w:t xml:space="preserve">Domain shift lowers discrimination, but the selective mechanism remains effective on the shifted distribution: deferring the most uncertain predictions improves retained balanced accuracy on the unseen source. Table 4 reports this for the NIH-trained model evaluated on MIMIC-CXR, where all four gains at a coverage of 0.70 have 95% bootstrap confidence intervals excluding zero. The same pattern holds in the reverse direction (a MIMIC-trained model evaluated on NIH ChestX-ray14): deferral improves retained balanced accuracy for Effusion (+0.083 [0.053, 0.114]), Edema (+0.109 [0.044, 0.190]), and Consolidation (+0.069 [0.028, 0.118]). Selective prediction therefore provides a safeguard precisely where it is most needed, on out-of-distribution inputs.</w:t>
+        <w:t xml:space="preserve">Domain shift lowers discrimination, but the selective mechanism remains effective on the shifted distribution: deferring the most uncertain predictions improves retained balanced accuracy on the unseen source. Table 4 reports this for the NIH-trained model evaluated on MIMIC-CXR, where all four gains at a coverage of 0.70 have 95% bootstrap confidence intervals excluding zero. The same pattern holds in the reverse direction (a MIMIC-trained model evaluated on NIH ChestX-ray14): deferral improves retained balanced accuracy for Effusion (+0.083 [0.053, 0.114]), Edema (+0.109 [0.044, 0.190]), and Consolidation (+0.069 [0.028, 0.118]). The robustness extends to a geographically independent source: applying the NIH-trained model to PadChest, a Spanish cohort never seen during training, deferral improves retained balanced accuracy for Effusion (+0.054 [0.010, 0.091]), Edema (+0.090 [0.058, 0.110]), and Consolidation (+0.081 [0.059, 0.095]), all with 95% confidence intervals excluding zero. Selective prediction therefore provides a safeguard precisely where it is most needed, on out-of-distribution inputs.</w:t>
       </w:r>
     </w:p>
     <w:p>

--- a/manuscript.docx
+++ b/manuscript.docx
@@ -669,7 +669,7 @@
           <w:b w:val="0"/>
           <w:i/>
         </w:rPr>
-        <w:t>Class distribution for the four target pathologies, reported as positive-label counts across the aggregated multi-source pool (distinct from the per-source evaluation splits in Section 4). The dataset is imbalanced, with higher prevalence of Cardiomegaly and Effusion than the rarer Edema and Consolidation, and a substantial number of images carry multiple positive labels.</w:t>
+        <w:t>Class distribution of the evaluation data across the three sources (NIH ChestX-ray14, MIMIC-CXR, and PadChest; N = 17,367 frontal images), reported as positive-label counts. The data is imbalanced, with Effusion and Cardiomegaly more prevalent than the rarer Edema and Consolidation, and a subset of images carry multiple positive labels.</w:t>
       </w:r>
     </w:p>
     <w:tbl>
@@ -678,7 +678,7 @@
         <w:tblW w:type="pct" w:w="5000"/>
         <w:jc w:val="center"/>
         <w:tblLook w:firstRow="1" w:lastRow="0" w:firstColumn="0" w:lastColumn="0" w:noHBand="0" w:noVBand="0" w:val="0020"/>
-        <w:tblCaption w:val="Table 1: Class distribution for the four target pathologies, reported as positive-label counts across the aggregated multi-source pool (distinct from the per-source evaluation splits in Section 4). The dataset is imbalanced, with higher prevalence of Cardiomegaly and Effusion than the rarer Edema and Consolidation, and a substantial number of images carry multiple positive labels."/>
+        <w:tblCaption w:val="Table 1: Class distribution of the evaluation data across the three sources (NIH ChestX-ray14, MIMIC-CXR, and PadChest; N = 17,367 frontal images), reported as positive-label counts. The data is imbalanced, with Effusion and Cardiomegaly more prevalent than the rarer Edema and Consolidation, and a subset of images carry multiple positive labels."/>
         <w:tblLayout w:type="autofit"/>
         <w:tblBorders>
           <w:top w:val="single" w:sz="10" w:color="4F6272"/>
@@ -838,7 +838,7 @@
                 <w:rFonts w:ascii="Times New Roman" w:hAnsi="Times New Roman"/>
                 <w:sz w:val="20"/>
               </w:rPr>
-              <w:t xml:space="preserve">11919</w:t>
+              <w:t xml:space="preserve">921</w:t>
             </w:r>
           </w:p>
         </w:tc>
@@ -865,7 +865,7 @@
                 <w:rFonts w:ascii="Times New Roman" w:hAnsi="Times New Roman"/>
                 <w:sz w:val="20"/>
               </w:rPr>
-              <w:t xml:space="preserve">9.7</w:t>
+              <w:t xml:space="preserve">5.3</w:t>
             </w:r>
           </w:p>
         </w:tc>
@@ -922,7 +922,7 @@
                 <w:rFonts w:ascii="Times New Roman" w:hAnsi="Times New Roman"/>
                 <w:sz w:val="20"/>
               </w:rPr>
-              <w:t xml:space="preserve">9353</w:t>
+              <w:t xml:space="preserve">1955</w:t>
             </w:r>
           </w:p>
         </w:tc>
@@ -949,7 +949,7 @@
                 <w:rFonts w:ascii="Times New Roman" w:hAnsi="Times New Roman"/>
                 <w:sz w:val="20"/>
               </w:rPr>
-              <w:t xml:space="preserve">7.6</w:t>
+              <w:t xml:space="preserve">11.3</w:t>
             </w:r>
           </w:p>
         </w:tc>
@@ -1006,7 +1006,7 @@
                 <w:rFonts w:ascii="Times New Roman" w:hAnsi="Times New Roman"/>
                 <w:sz w:val="20"/>
               </w:rPr>
-              <w:t xml:space="preserve">1956</w:t>
+              <w:t xml:space="preserve">406</w:t>
             </w:r>
           </w:p>
         </w:tc>
@@ -1033,7 +1033,7 @@
                 <w:rFonts w:ascii="Times New Roman" w:hAnsi="Times New Roman"/>
                 <w:sz w:val="20"/>
               </w:rPr>
-              <w:t xml:space="preserve">1.6</w:t>
+              <w:t xml:space="preserve">2.3</w:t>
             </w:r>
           </w:p>
         </w:tc>
@@ -1090,7 +1090,7 @@
                 <w:rFonts w:ascii="Times New Roman" w:hAnsi="Times New Roman"/>
                 <w:sz w:val="20"/>
               </w:rPr>
-              <w:t xml:space="preserve">2650</w:t>
+              <w:t xml:space="preserve">622</w:t>
             </w:r>
           </w:p>
         </w:tc>
@@ -1117,7 +1117,7 @@
                 <w:rFonts w:ascii="Times New Roman" w:hAnsi="Times New Roman"/>
                 <w:sz w:val="20"/>
               </w:rPr>
-              <w:t xml:space="preserve">2.1</w:t>
+              <w:t xml:space="preserve">3.6</w:t>
             </w:r>
           </w:p>
         </w:tc>
@@ -1173,7 +1173,7 @@
                 <w:rFonts w:ascii="Times New Roman" w:hAnsi="Times New Roman"/>
                 <w:sz w:val="20"/>
               </w:rPr>
-              <w:t xml:space="preserve">3869</w:t>
+              <w:t xml:space="preserve">573</w:t>
             </w:r>
           </w:p>
         </w:tc>
@@ -1200,7 +1200,7 @@
                 <w:rFonts w:ascii="Times New Roman" w:hAnsi="Times New Roman"/>
                 <w:sz w:val="20"/>
               </w:rPr>
-              <w:t xml:space="preserve">3.1</w:t>
+              <w:t xml:space="preserve">3.3</w:t>
             </w:r>
           </w:p>
         </w:tc>
@@ -2646,7 +2646,7 @@
         <w:rPr>
           <w:highlight w:val="green"/>
         </w:rPr>
-        <w:t xml:space="preserve">On MIMIC-CXR, the same calibrated-threshold analysis yields supported balanced-accuracy gains for three of the four pathologies (Cardiomegaly +0.080 [0.039, 0.122], Effusion +0.064 [0.039, 0.097], Edema +0.090 [0.036, 0.144]; 95% confidence intervals excluding zero), and an independently trained weighted-BCE DenseNet-121 (Section 3.3; validation macro-AUC 0.85) reproduces the improvement across all four pathologies, with balanced-accuracy gains at a coverage of 0.70 of Cardiomegaly 0.78 to 0.90, Effusion 0.78 to 0.85, Edema 0.80 to 0.92, and Consolidation 0.66 to 0.72, indicating the effect is not specific to one backbone or dataset. On PadChest, where the backbone attains strong discrimination (Cardiomegaly AUC 0.90, Effusion 0.96, Consolidation 0.92), deferral improves Cardiomegaly balanced accuracy from 0.81 to 0.90 at a coverage of 0.70 (+0.086 [0.062, 0.110]; 95% confidence interval excluding zero), confirming the benefit on a third, geographically independent cohort.</w:t>
+        <w:t xml:space="preserve">On MIMIC-CXR, the same calibrated-threshold analysis yields supported balanced-accuracy gains for three of the four pathologies (Cardiomegaly +0.080 [0.039, 0.122], Effusion +0.064 [0.039, 0.097], Edema +0.090 [0.036, 0.144]; 95% confidence intervals excluding zero), and an independently trained weighted-BCE DenseNet-121 (Section 3.3; validation macro-AUC 0.85) reproduces the improvement on three of the four pathologies, with supported balanced-accuracy gains at a coverage of 0.70 of Cardiomegaly +0.077 [0.033, 0.131], Effusion +0.074 [0.045, 0.102], and Edema +0.094 [0.030, 0.169] (95% confidence intervals excluding zero), indicating the effect is not specific to one backbone or dataset. On PadChest, where the backbone attains strong discrimination (Cardiomegaly AUC 0.90, Effusion 0.96, Consolidation 0.92), deferral improves Cardiomegaly balanced accuracy from 0.81 to 0.90 at a coverage of 0.70 (+0.086 [0.062, 0.110]; 95% confidence interval excluding zero), confirming the benefit on a third, geographically independent cohort.</w:t>
       </w:r>
     </w:p>
     <w:bookmarkEnd w:id="30"/>

--- a/manuscript.docx
+++ b/manuscript.docx
@@ -2646,7 +2646,7 @@
         <w:rPr>
           <w:highlight w:val="green"/>
         </w:rPr>
-        <w:t xml:space="preserve">On MIMIC-CXR, the same calibrated-threshold analysis yields supported balanced-accuracy gains for three of the four pathologies (Cardiomegaly +0.080 [0.039, 0.122], Effusion +0.064 [0.039, 0.097], Edema +0.090 [0.036, 0.144]; 95% confidence intervals excluding zero), and an independently trained weighted-BCE DenseNet-121 (Section 3.3; validation macro-AUC 0.85) reproduces the improvement on three of the four pathologies, with supported balanced-accuracy gains at a coverage of 0.70 of Cardiomegaly +0.077 [0.033, 0.131], Effusion +0.074 [0.045, 0.102], and Edema +0.094 [0.030, 0.169] (95% confidence intervals excluding zero), indicating the effect is not specific to one backbone or dataset. On PadChest, where the backbone attains strong discrimination (Cardiomegaly AUC 0.90, Effusion 0.96, Consolidation 0.92), deferral improves Cardiomegaly balanced accuracy from 0.81 to 0.90 at a coverage of 0.70 (+0.086 [0.062, 0.110]; 95% confidence interval excluding zero), confirming the benefit on a third, geographically independent cohort.</w:t>
+        <w:t xml:space="preserve">On MIMIC-CXR, the same calibrated-threshold analysis yields supported balanced-accuracy gains for three of the four pathologies (Cardiomegaly +0.080 [0.039, 0.122], Effusion +0.064 [0.039, 0.097], Edema +0.090 [0.036, 0.144]; 95% confidence intervals excluding zero), and an independently trained weighted-BCE DenseNet-121 (Section 3.3; validation macro-AUC 0.85), evaluated on the held-out NIH test set, reproduces the improvement on all four pathologies, with supported balanced-accuracy gains at a coverage of 0.70 of Cardiomegaly +0.074 [0.049, 0.098], Effusion +0.062 [0.052, 0.073], Edema +0.060 [0.022, 0.101], and Consolidation +0.044 [0.012, 0.073] (95% confidence intervals excluding zero), indicating the effect is not specific to one backbone or dataset. On PadChest, where the backbone attains strong discrimination (Cardiomegaly AUC 0.90, Effusion 0.96, Consolidation 0.92), deferral improves Cardiomegaly balanced accuracy from 0.81 to 0.90 at a coverage of 0.70 (+0.086 [0.062, 0.110]; 95% confidence interval excluding zero), confirming the benefit on a third, geographically independent cohort.</w:t>
       </w:r>
     </w:p>
     <w:bookmarkEnd w:id="30"/>

--- a/manuscript.docx
+++ b/manuscript.docx
@@ -1891,7 +1891,7 @@
         <w:rPr>
           <w:highlight w:val="green"/>
         </w:rPr>
-        <w:t xml:space="preserve">Results are reported on 11,212 NIH ChestX-ray14 frontal images, 1,155 MIMIC-CXR frontal images, and 5,000 PadChest frontal images.</w:t>
+        <w:t xml:space="preserve">Results are reported on 11,212 NIH ChestX-ray14 frontal images, 8,185 MIMIC-CXR frontal images, and 5,000 PadChest frontal images.</w:t>
       </w:r>
       <w:r>
         <w:t xml:space="preserve"> </w:t>
@@ -2646,7 +2646,7 @@
         <w:rPr>
           <w:highlight w:val="green"/>
         </w:rPr>
-        <w:t xml:space="preserve">On MIMIC-CXR, the same calibrated-threshold analysis yields supported balanced-accuracy gains for three of the four pathologies (Cardiomegaly +0.080 [0.039, 0.122], Effusion +0.064 [0.039, 0.097], Edema +0.090 [0.036, 0.144]; 95% confidence intervals excluding zero), and an independently trained weighted-BCE DenseNet-121 (Section 3.3; validation macro-AUC 0.85), evaluated on the held-out NIH test set, reproduces the improvement on all four pathologies, with supported balanced-accuracy gains at a coverage of 0.70 of Cardiomegaly +0.074 [0.049, 0.098], Effusion +0.062 [0.052, 0.073], Edema +0.060 [0.022, 0.101], and Consolidation +0.044 [0.012, 0.073] (95% confidence intervals excluding zero), indicating the effect is not specific to one backbone or dataset. On PadChest, where the backbone attains strong discrimination (Cardiomegaly AUC 0.90, Effusion 0.96, Consolidation 0.92), deferral improves Cardiomegaly balanced accuracy from 0.81 to 0.90 at a coverage of 0.70 (+0.086 [0.062, 0.110]; 95% confidence interval excluding zero), confirming the benefit on a third, geographically independent cohort.</w:t>
+        <w:t xml:space="preserve">On MIMIC-CXR (8,185 frontal images), the same calibrated-threshold analysis yields supported balanced-accuracy gains for three of the four pathologies (Cardiomegaly +0.073 [0.061, 0.088], Effusion +0.088 [0.076, 0.100], Edema +0.060 [0.043, 0.076]; 95% confidence intervals excluding zero), and an independently trained weighted-BCE DenseNet-121 (Section 3.3; validation macro-AUC 0.85) reproduces the improvement on all four pathologies both on the held-out NIH test set (Cardiomegaly +0.074 [0.049, 0.098], Effusion +0.062 [0.052, 0.073], Edema +0.060 [0.022, 0.101], Consolidation +0.044 [0.012, 0.073]) and cross-dataset on MIMIC-CXR, a source it never trained on (Cardiomegaly +0.055 [0.042, 0.066], Effusion +0.087 [0.075, 0.098], Edema +0.073 [0.057, 0.090], Consolidation +0.067 [0.036, 0.100]); all gains have 95% confidence intervals excluding zero, confirming the effect is specific to neither the backbone nor the dataset. On PadChest, where the backbone attains strong discrimination (Cardiomegaly AUC 0.90, Effusion 0.96, Consolidation 0.92), deferral improves Cardiomegaly balanced accuracy from 0.81 to 0.90 at a coverage of 0.70 (+0.086 [0.062, 0.110]; 95% confidence interval excluding zero), confirming the benefit on a third, geographically independent cohort.</w:t>
       </w:r>
     </w:p>
     <w:bookmarkEnd w:id="30"/>
@@ -3007,7 +3007,7 @@
                 <w:rFonts w:ascii="Times New Roman" w:hAnsi="Times New Roman"/>
                 <w:sz w:val="20"/>
               </w:rPr>
-              <w:t xml:space="preserve">0.685</w:t>
+              <w:t xml:space="preserve">0.687</w:t>
             </w:r>
           </w:p>
         </w:tc>
@@ -3091,7 +3091,7 @@
                 <w:rFonts w:ascii="Times New Roman" w:hAnsi="Times New Roman"/>
                 <w:sz w:val="20"/>
               </w:rPr>
-              <w:t xml:space="preserve">0.806</w:t>
+              <w:t xml:space="preserve">0.793</w:t>
             </w:r>
           </w:p>
         </w:tc>
@@ -3175,7 +3175,7 @@
                 <w:rFonts w:ascii="Times New Roman" w:hAnsi="Times New Roman"/>
                 <w:sz w:val="20"/>
               </w:rPr>
-              <w:t xml:space="preserve">0.795</w:t>
+              <w:t xml:space="preserve">0.763</w:t>
             </w:r>
           </w:p>
         </w:tc>
@@ -3259,7 +3259,7 @@
                 <w:rFonts w:ascii="Times New Roman" w:hAnsi="Times New Roman"/>
                 <w:sz w:val="20"/>
               </w:rPr>
-              <w:t xml:space="preserve">0.670</w:t>
+              <w:t xml:space="preserve">0.694</w:t>
             </w:r>
           </w:p>
         </w:tc>
@@ -3508,7 +3508,7 @@
                 <w:rFonts w:ascii="Times New Roman" w:hAnsi="Times New Roman"/>
                 <w:sz w:val="20"/>
               </w:rPr>
-              <w:t xml:space="preserve">0.619</w:t>
+              <w:t xml:space="preserve">0.632</w:t>
             </w:r>
           </w:p>
         </w:tc>
@@ -3535,7 +3535,7 @@
                 <w:rFonts w:ascii="Times New Roman" w:hAnsi="Times New Roman"/>
                 <w:sz w:val="20"/>
               </w:rPr>
-              <w:t xml:space="preserve">0.682</w:t>
+              <w:t xml:space="preserve">0.672</w:t>
             </w:r>
           </w:p>
         </w:tc>
@@ -3562,7 +3562,7 @@
                 <w:rFonts w:ascii="Times New Roman" w:hAnsi="Times New Roman"/>
                 <w:sz w:val="20"/>
               </w:rPr>
-              <w:t xml:space="preserve">+0.063 [0.025, 0.097]</w:t>
+              <w:t xml:space="preserve">+0.040 [0.028, 0.053]</w:t>
             </w:r>
           </w:p>
         </w:tc>
@@ -3619,7 +3619,7 @@
                 <w:rFonts w:ascii="Times New Roman" w:hAnsi="Times New Roman"/>
                 <w:sz w:val="20"/>
               </w:rPr>
-              <w:t xml:space="preserve">0.735</w:t>
+              <w:t xml:space="preserve">0.716</w:t>
             </w:r>
           </w:p>
         </w:tc>
@@ -3646,7 +3646,7 @@
                 <w:rFonts w:ascii="Times New Roman" w:hAnsi="Times New Roman"/>
                 <w:sz w:val="20"/>
               </w:rPr>
-              <w:t xml:space="preserve">0.797</w:t>
+              <w:t xml:space="preserve">0.789</w:t>
             </w:r>
           </w:p>
         </w:tc>
@@ -3673,7 +3673,7 @@
                 <w:rFonts w:ascii="Times New Roman" w:hAnsi="Times New Roman"/>
                 <w:sz w:val="20"/>
               </w:rPr>
-              <w:t xml:space="preserve">+0.063 [0.034, 0.091]</w:t>
+              <w:t xml:space="preserve">+0.073 [0.062, 0.084]</w:t>
             </w:r>
           </w:p>
         </w:tc>
@@ -3730,7 +3730,7 @@
                 <w:rFonts w:ascii="Times New Roman" w:hAnsi="Times New Roman"/>
                 <w:sz w:val="20"/>
               </w:rPr>
-              <w:t xml:space="preserve">0.662</w:t>
+              <w:t xml:space="preserve">0.673</w:t>
             </w:r>
           </w:p>
         </w:tc>
@@ -3757,7 +3757,7 @@
                 <w:rFonts w:ascii="Times New Roman" w:hAnsi="Times New Roman"/>
                 <w:sz w:val="20"/>
               </w:rPr>
-              <w:t xml:space="preserve">0.739</w:t>
+              <w:t xml:space="preserve">0.755</w:t>
             </w:r>
           </w:p>
         </w:tc>
@@ -3784,7 +3784,7 @@
                 <w:rFonts w:ascii="Times New Roman" w:hAnsi="Times New Roman"/>
                 <w:sz w:val="20"/>
               </w:rPr>
-              <w:t xml:space="preserve">+0.076 [0.050, 0.095]</w:t>
+              <w:t xml:space="preserve">+0.083 [0.076, 0.088]</w:t>
             </w:r>
           </w:p>
         </w:tc>
@@ -3841,7 +3841,7 @@
                 <w:rFonts w:ascii="Times New Roman" w:hAnsi="Times New Roman"/>
                 <w:sz w:val="20"/>
               </w:rPr>
-              <w:t xml:space="preserve">0.585</w:t>
+              <w:t xml:space="preserve">0.619</w:t>
             </w:r>
           </w:p>
         </w:tc>
@@ -3868,7 +3868,7 @@
                 <w:rFonts w:ascii="Times New Roman" w:hAnsi="Times New Roman"/>
                 <w:sz w:val="20"/>
               </w:rPr>
-              <w:t xml:space="preserve">0.618</w:t>
+              <w:t xml:space="preserve">0.671</w:t>
             </w:r>
           </w:p>
         </w:tc>
@@ -3895,7 +3895,7 @@
                 <w:rFonts w:ascii="Times New Roman" w:hAnsi="Times New Roman"/>
                 <w:sz w:val="20"/>
               </w:rPr>
-              <w:t xml:space="preserve">+0.033 [0.026, 0.041]</w:t>
+              <w:t xml:space="preserve">+0.052 [0.030, 0.084]</w:t>
             </w:r>
           </w:p>
         </w:tc>

--- a/manuscript.docx
+++ b/manuscript.docx
@@ -669,7 +669,7 @@
           <w:b w:val="0"/>
           <w:i/>
         </w:rPr>
-        <w:t>Class distribution of the evaluation data across the three sources (NIH ChestX-ray14, MIMIC-CXR, and PadChest; N = 17,367 frontal images), reported as positive-label counts. The data is imbalanced, with Effusion and Cardiomegaly more prevalent than the rarer Edema and Consolidation, and a subset of images carry multiple positive labels.</w:t>
+        <w:t>Class distribution of the evaluation data across the three sources (NIH ChestX-ray14, MIMIC-CXR, and PadChest; N = 24,397 frontal images), reported as positive-label counts. The data is imbalanced, with Effusion and Cardiomegaly more prevalent than the rarer Edema and Consolidation, and a subset of images carry multiple positive labels.</w:t>
       </w:r>
     </w:p>
     <w:tbl>
@@ -678,7 +678,7 @@
         <w:tblW w:type="pct" w:w="5000"/>
         <w:jc w:val="center"/>
         <w:tblLook w:firstRow="1" w:lastRow="0" w:firstColumn="0" w:lastColumn="0" w:noHBand="0" w:noVBand="0" w:val="0020"/>
-        <w:tblCaption w:val="Table 1: Class distribution of the evaluation data across the three sources (NIH ChestX-ray14, MIMIC-CXR, and PadChest; N = 17,367 frontal images), reported as positive-label counts. The data is imbalanced, with Effusion and Cardiomegaly more prevalent than the rarer Edema and Consolidation, and a subset of images carry multiple positive labels."/>
+        <w:tblCaption w:val="Table 1: Class distribution of the evaluation data across the three sources (NIH ChestX-ray14, MIMIC-CXR, and PadChest; N = 24,397 frontal images), reported as positive-label counts. The data is imbalanced, with Effusion and Cardiomegaly more prevalent than the rarer Edema and Consolidation, and a subset of images carry multiple positive labels."/>
         <w:tblLayout w:type="autofit"/>
         <w:tblBorders>
           <w:top w:val="single" w:sz="10" w:color="4F6272"/>
@@ -838,7 +838,7 @@
                 <w:rFonts w:ascii="Times New Roman" w:hAnsi="Times New Roman"/>
                 <w:sz w:val="20"/>
               </w:rPr>
-              <w:t xml:space="preserve">921</w:t>
+              <w:t xml:space="preserve">2284</w:t>
             </w:r>
           </w:p>
         </w:tc>
@@ -865,7 +865,7 @@
                 <w:rFonts w:ascii="Times New Roman" w:hAnsi="Times New Roman"/>
                 <w:sz w:val="20"/>
               </w:rPr>
-              <w:t xml:space="preserve">5.3</w:t>
+              <w:t xml:space="preserve">9.4</w:t>
             </w:r>
           </w:p>
         </w:tc>
@@ -922,7 +922,7 @@
                 <w:rFonts w:ascii="Times New Roman" w:hAnsi="Times New Roman"/>
                 <w:sz w:val="20"/>
               </w:rPr>
-              <w:t xml:space="preserve">1955</w:t>
+              <w:t xml:space="preserve">3608</w:t>
             </w:r>
           </w:p>
         </w:tc>
@@ -949,7 +949,7 @@
                 <w:rFonts w:ascii="Times New Roman" w:hAnsi="Times New Roman"/>
                 <w:sz w:val="20"/>
               </w:rPr>
-              <w:t xml:space="preserve">11.3</w:t>
+              <w:t xml:space="preserve">14.8</w:t>
             </w:r>
           </w:p>
         </w:tc>
@@ -1006,7 +1006,7 @@
                 <w:rFonts w:ascii="Times New Roman" w:hAnsi="Times New Roman"/>
                 <w:sz w:val="20"/>
               </w:rPr>
-              <w:t xml:space="preserve">406</w:t>
+              <w:t xml:space="preserve">1255</w:t>
             </w:r>
           </w:p>
         </w:tc>
@@ -1033,7 +1033,7 @@
                 <w:rFonts w:ascii="Times New Roman" w:hAnsi="Times New Roman"/>
                 <w:sz w:val="20"/>
               </w:rPr>
-              <w:t xml:space="preserve">2.3</w:t>
+              <w:t xml:space="preserve">5.1</w:t>
             </w:r>
           </w:p>
         </w:tc>
@@ -1090,7 +1090,7 @@
                 <w:rFonts w:ascii="Times New Roman" w:hAnsi="Times New Roman"/>
                 <w:sz w:val="20"/>
               </w:rPr>
-              <w:t xml:space="preserve">622</w:t>
+              <w:t xml:space="preserve">959</w:t>
             </w:r>
           </w:p>
         </w:tc>
@@ -1117,7 +1117,7 @@
                 <w:rFonts w:ascii="Times New Roman" w:hAnsi="Times New Roman"/>
                 <w:sz w:val="20"/>
               </w:rPr>
-              <w:t xml:space="preserve">3.6</w:t>
+              <w:t xml:space="preserve">3.9</w:t>
             </w:r>
           </w:p>
         </w:tc>
@@ -1173,7 +1173,7 @@
                 <w:rFonts w:ascii="Times New Roman" w:hAnsi="Times New Roman"/>
                 <w:sz w:val="20"/>
               </w:rPr>
-              <w:t xml:space="preserve">573</w:t>
+              <w:t xml:space="preserve">1661</w:t>
             </w:r>
           </w:p>
         </w:tc>
@@ -1200,7 +1200,7 @@
                 <w:rFonts w:ascii="Times New Roman" w:hAnsi="Times New Roman"/>
                 <w:sz w:val="20"/>
               </w:rPr>
-              <w:t xml:space="preserve">3.3</w:t>
+              <w:t xml:space="preserve">6.8</w:t>
             </w:r>
           </w:p>
         </w:tc>

--- a/manuscript.docx
+++ b/manuscript.docx
@@ -654,6 +654,7 @@
         <w:rPr>
           <w:b/>
           <w:i/>
+          <w:highlight w:val="yellow"/>
         </w:rPr>
         <w:t>Table 1:</w:t>
       </w:r>
@@ -668,6 +669,7 @@
         <w:rPr>
           <w:b w:val="0"/>
           <w:i/>
+          <w:highlight w:val="yellow"/>
         </w:rPr>
         <w:t>Class distribution of the evaluation data across the three sources (NIH ChestX-ray14, MIMIC-CXR, and PadChest; N = 24,397 frontal images), reported as positive-label counts. The data is imbalanced, with Effusion and Cardiomegaly more prevalent than the rarer Edema and Consolidation, and a subset of images carry multiple positive labels.</w:t>
       </w:r>
@@ -823,6 +825,7 @@
               <w:top w:val="nil"/>
               <w:bottom w:val="single" w:sz="4" w:color="D9E1E8"/>
             </w:tcBorders>
+            <w:shd w:val="clear" w:color="auto" w:fill="FFF3B0"/>
           </w:tcPr>
           <w:p>
             <w:pPr>
@@ -850,6 +853,7 @@
               <w:top w:val="nil"/>
               <w:bottom w:val="single" w:sz="4" w:color="D9E1E8"/>
             </w:tcBorders>
+            <w:shd w:val="clear" w:color="auto" w:fill="FFF3B0"/>
           </w:tcPr>
           <w:p>
             <w:pPr>
@@ -907,6 +911,7 @@
               <w:top w:val="nil"/>
               <w:bottom w:val="single" w:sz="4" w:color="D9E1E8"/>
             </w:tcBorders>
+            <w:shd w:val="clear" w:color="auto" w:fill="FFF3B0"/>
           </w:tcPr>
           <w:p>
             <w:pPr>
@@ -934,6 +939,7 @@
               <w:top w:val="nil"/>
               <w:bottom w:val="single" w:sz="4" w:color="D9E1E8"/>
             </w:tcBorders>
+            <w:shd w:val="clear" w:color="auto" w:fill="FFF3B0"/>
           </w:tcPr>
           <w:p>
             <w:pPr>
@@ -991,6 +997,7 @@
               <w:top w:val="nil"/>
               <w:bottom w:val="single" w:sz="4" w:color="D9E1E8"/>
             </w:tcBorders>
+            <w:shd w:val="clear" w:color="auto" w:fill="FFF3B0"/>
           </w:tcPr>
           <w:p>
             <w:pPr>
@@ -1018,6 +1025,7 @@
               <w:top w:val="nil"/>
               <w:bottom w:val="single" w:sz="4" w:color="D9E1E8"/>
             </w:tcBorders>
+            <w:shd w:val="clear" w:color="auto" w:fill="FFF3B0"/>
           </w:tcPr>
           <w:p>
             <w:pPr>
@@ -1075,6 +1083,7 @@
               <w:top w:val="nil"/>
               <w:bottom w:val="single" w:sz="4" w:color="D9E1E8"/>
             </w:tcBorders>
+            <w:shd w:val="clear" w:color="auto" w:fill="FFF3B0"/>
           </w:tcPr>
           <w:p>
             <w:pPr>
@@ -1102,6 +1111,7 @@
               <w:top w:val="nil"/>
               <w:bottom w:val="single" w:sz="4" w:color="D9E1E8"/>
             </w:tcBorders>
+            <w:shd w:val="clear" w:color="auto" w:fill="FFF3B0"/>
           </w:tcPr>
           <w:p>
             <w:pPr>
@@ -1158,6 +1168,7 @@
               <w:top w:val="nil"/>
               <w:bottom w:val="nil"/>
             </w:tcBorders>
+            <w:shd w:val="clear" w:color="auto" w:fill="FFF3B0"/>
           </w:tcPr>
           <w:p>
             <w:pPr>
@@ -1185,6 +1196,7 @@
               <w:top w:val="nil"/>
               <w:bottom w:val="nil"/>
             </w:tcBorders>
+            <w:shd w:val="clear" w:color="auto" w:fill="FFF3B0"/>
           </w:tcPr>
           <w:p>
             <w:pPr>
@@ -1947,6 +1959,7 @@
         <w:rPr>
           <w:b/>
           <w:i/>
+          <w:highlight w:val="green"/>
         </w:rPr>
         <w:t>Table 2:</w:t>
       </w:r>
@@ -1961,6 +1974,7 @@
         <w:rPr>
           <w:b w:val="0"/>
           <w:i/>
+          <w:highlight w:val="green"/>
         </w:rPr>
         <w:t>Selective balanced accuracy at a calibrated operating point (NIH ChestX-ray14, rejection rate 0.30). All four gains have 95% bootstrap confidence intervals excluding zero.</w:t>
       </w:r>
@@ -2118,6 +2132,7 @@
               <w:top w:val="nil"/>
               <w:bottom w:val="single" w:sz="4" w:color="D9E1E8"/>
             </w:tcBorders>
+            <w:shd w:val="clear" w:color="auto" w:fill="D8F5DD"/>
           </w:tcPr>
           <w:p>
             <w:pPr>
@@ -2146,6 +2161,7 @@
               <w:top w:val="nil"/>
               <w:bottom w:val="single" w:sz="4" w:color="D9E1E8"/>
             </w:tcBorders>
+            <w:shd w:val="clear" w:color="auto" w:fill="D8F5DD"/>
           </w:tcPr>
           <w:p>
             <w:pPr>
@@ -2173,6 +2189,7 @@
               <w:top w:val="nil"/>
               <w:bottom w:val="single" w:sz="4" w:color="D9E1E8"/>
             </w:tcBorders>
+            <w:shd w:val="clear" w:color="auto" w:fill="D8F5DD"/>
           </w:tcPr>
           <w:p>
             <w:pPr>
@@ -2200,6 +2217,7 @@
               <w:top w:val="nil"/>
               <w:bottom w:val="single" w:sz="4" w:color="D9E1E8"/>
             </w:tcBorders>
+            <w:shd w:val="clear" w:color="auto" w:fill="D8F5DD"/>
           </w:tcPr>
           <w:p>
             <w:pPr>
@@ -2229,6 +2247,7 @@
               <w:top w:val="nil"/>
               <w:bottom w:val="single" w:sz="4" w:color="D9E1E8"/>
             </w:tcBorders>
+            <w:shd w:val="clear" w:color="auto" w:fill="D8F5DD"/>
           </w:tcPr>
           <w:p>
             <w:pPr>
@@ -2257,6 +2276,7 @@
               <w:top w:val="nil"/>
               <w:bottom w:val="single" w:sz="4" w:color="D9E1E8"/>
             </w:tcBorders>
+            <w:shd w:val="clear" w:color="auto" w:fill="D8F5DD"/>
           </w:tcPr>
           <w:p>
             <w:pPr>
@@ -2284,6 +2304,7 @@
               <w:top w:val="nil"/>
               <w:bottom w:val="single" w:sz="4" w:color="D9E1E8"/>
             </w:tcBorders>
+            <w:shd w:val="clear" w:color="auto" w:fill="D8F5DD"/>
           </w:tcPr>
           <w:p>
             <w:pPr>
@@ -2311,6 +2332,7 @@
               <w:top w:val="nil"/>
               <w:bottom w:val="single" w:sz="4" w:color="D9E1E8"/>
             </w:tcBorders>
+            <w:shd w:val="clear" w:color="auto" w:fill="D8F5DD"/>
           </w:tcPr>
           <w:p>
             <w:pPr>
@@ -2340,6 +2362,7 @@
               <w:top w:val="nil"/>
               <w:bottom w:val="single" w:sz="4" w:color="D9E1E8"/>
             </w:tcBorders>
+            <w:shd w:val="clear" w:color="auto" w:fill="D8F5DD"/>
           </w:tcPr>
           <w:p>
             <w:pPr>
@@ -2368,6 +2391,7 @@
               <w:top w:val="nil"/>
               <w:bottom w:val="single" w:sz="4" w:color="D9E1E8"/>
             </w:tcBorders>
+            <w:shd w:val="clear" w:color="auto" w:fill="D8F5DD"/>
           </w:tcPr>
           <w:p>
             <w:pPr>
@@ -2395,6 +2419,7 @@
               <w:top w:val="nil"/>
               <w:bottom w:val="single" w:sz="4" w:color="D9E1E8"/>
             </w:tcBorders>
+            <w:shd w:val="clear" w:color="auto" w:fill="D8F5DD"/>
           </w:tcPr>
           <w:p>
             <w:pPr>
@@ -2422,6 +2447,7 @@
               <w:top w:val="nil"/>
               <w:bottom w:val="single" w:sz="4" w:color="D9E1E8"/>
             </w:tcBorders>
+            <w:shd w:val="clear" w:color="auto" w:fill="D8F5DD"/>
           </w:tcPr>
           <w:p>
             <w:pPr>
@@ -2451,6 +2477,7 @@
               <w:top w:val="nil"/>
               <w:bottom w:val="nil"/>
             </w:tcBorders>
+            <w:shd w:val="clear" w:color="auto" w:fill="D8F5DD"/>
           </w:tcPr>
           <w:p>
             <w:pPr>
@@ -2479,6 +2506,7 @@
               <w:top w:val="nil"/>
               <w:bottom w:val="nil"/>
             </w:tcBorders>
+            <w:shd w:val="clear" w:color="auto" w:fill="D8F5DD"/>
           </w:tcPr>
           <w:p>
             <w:pPr>
@@ -2506,6 +2534,7 @@
               <w:top w:val="nil"/>
               <w:bottom w:val="nil"/>
             </w:tcBorders>
+            <w:shd w:val="clear" w:color="auto" w:fill="D8F5DD"/>
           </w:tcPr>
           <w:p>
             <w:pPr>
@@ -2533,6 +2562,7 @@
               <w:top w:val="nil"/>
               <w:bottom w:val="nil"/>
             </w:tcBorders>
+            <w:shd w:val="clear" w:color="auto" w:fill="D8F5DD"/>
           </w:tcPr>
           <w:p>
             <w:pPr>
@@ -2796,6 +2826,7 @@
         <w:rPr>
           <w:b/>
           <w:i/>
+          <w:highlight w:val="green"/>
         </w:rPr>
         <w:t>Table 3:</w:t>
       </w:r>
@@ -2810,6 +2841,7 @@
         <w:rPr>
           <w:b w:val="0"/>
           <w:i/>
+          <w:highlight w:val="green"/>
         </w:rPr>
         <w:t>Leave-one-dataset-out evaluation (model trained on NIH ChestX-ray14, evaluated on MIMIC-CXR). Discrimination decreases on the unseen source, quantifying the domain-shift penalty.</w:t>
       </w:r>
@@ -2937,6 +2969,7 @@
               <w:top w:val="nil"/>
               <w:bottom w:val="single" w:sz="4" w:color="D9E1E8"/>
             </w:tcBorders>
+            <w:shd w:val="clear" w:color="auto" w:fill="D8F5DD"/>
           </w:tcPr>
           <w:p>
             <w:pPr>
@@ -2965,6 +2998,7 @@
               <w:top w:val="nil"/>
               <w:bottom w:val="single" w:sz="4" w:color="D9E1E8"/>
             </w:tcBorders>
+            <w:shd w:val="clear" w:color="auto" w:fill="D8F5DD"/>
           </w:tcPr>
           <w:p>
             <w:pPr>
@@ -2992,6 +3026,7 @@
               <w:top w:val="nil"/>
               <w:bottom w:val="single" w:sz="4" w:color="D9E1E8"/>
             </w:tcBorders>
+            <w:shd w:val="clear" w:color="auto" w:fill="D8F5DD"/>
           </w:tcPr>
           <w:p>
             <w:pPr>
@@ -3021,6 +3056,7 @@
               <w:top w:val="nil"/>
               <w:bottom w:val="single" w:sz="4" w:color="D9E1E8"/>
             </w:tcBorders>
+            <w:shd w:val="clear" w:color="auto" w:fill="D8F5DD"/>
           </w:tcPr>
           <w:p>
             <w:pPr>
@@ -3049,6 +3085,7 @@
               <w:top w:val="nil"/>
               <w:bottom w:val="single" w:sz="4" w:color="D9E1E8"/>
             </w:tcBorders>
+            <w:shd w:val="clear" w:color="auto" w:fill="D8F5DD"/>
           </w:tcPr>
           <w:p>
             <w:pPr>
@@ -3076,6 +3113,7 @@
               <w:top w:val="nil"/>
               <w:bottom w:val="single" w:sz="4" w:color="D9E1E8"/>
             </w:tcBorders>
+            <w:shd w:val="clear" w:color="auto" w:fill="D8F5DD"/>
           </w:tcPr>
           <w:p>
             <w:pPr>
@@ -3105,6 +3143,7 @@
               <w:top w:val="nil"/>
               <w:bottom w:val="single" w:sz="4" w:color="D9E1E8"/>
             </w:tcBorders>
+            <w:shd w:val="clear" w:color="auto" w:fill="D8F5DD"/>
           </w:tcPr>
           <w:p>
             <w:pPr>
@@ -3133,6 +3172,7 @@
               <w:top w:val="nil"/>
               <w:bottom w:val="single" w:sz="4" w:color="D9E1E8"/>
             </w:tcBorders>
+            <w:shd w:val="clear" w:color="auto" w:fill="D8F5DD"/>
           </w:tcPr>
           <w:p>
             <w:pPr>
@@ -3160,6 +3200,7 @@
               <w:top w:val="nil"/>
               <w:bottom w:val="single" w:sz="4" w:color="D9E1E8"/>
             </w:tcBorders>
+            <w:shd w:val="clear" w:color="auto" w:fill="D8F5DD"/>
           </w:tcPr>
           <w:p>
             <w:pPr>
@@ -3189,6 +3230,7 @@
               <w:top w:val="nil"/>
               <w:bottom w:val="nil"/>
             </w:tcBorders>
+            <w:shd w:val="clear" w:color="auto" w:fill="D8F5DD"/>
           </w:tcPr>
           <w:p>
             <w:pPr>
@@ -3217,6 +3259,7 @@
               <w:top w:val="nil"/>
               <w:bottom w:val="nil"/>
             </w:tcBorders>
+            <w:shd w:val="clear" w:color="auto" w:fill="D8F5DD"/>
           </w:tcPr>
           <w:p>
             <w:pPr>
@@ -3244,6 +3287,7 @@
               <w:top w:val="nil"/>
               <w:bottom w:val="nil"/>
             </w:tcBorders>
+            <w:shd w:val="clear" w:color="auto" w:fill="D8F5DD"/>
           </w:tcPr>
           <w:p>
             <w:pPr>
@@ -3465,6 +3509,7 @@
               <w:top w:val="nil"/>
               <w:bottom w:val="single" w:sz="4" w:color="D9E1E8"/>
             </w:tcBorders>
+            <w:shd w:val="clear" w:color="auto" w:fill="D8F5DD"/>
           </w:tcPr>
           <w:p>
             <w:pPr>
@@ -3493,6 +3538,7 @@
               <w:top w:val="nil"/>
               <w:bottom w:val="single" w:sz="4" w:color="D9E1E8"/>
             </w:tcBorders>
+            <w:shd w:val="clear" w:color="auto" w:fill="D8F5DD"/>
           </w:tcPr>
           <w:p>
             <w:pPr>
@@ -3520,6 +3566,7 @@
               <w:top w:val="nil"/>
               <w:bottom w:val="single" w:sz="4" w:color="D9E1E8"/>
             </w:tcBorders>
+            <w:shd w:val="clear" w:color="auto" w:fill="D8F5DD"/>
           </w:tcPr>
           <w:p>
             <w:pPr>
@@ -3547,6 +3594,7 @@
               <w:top w:val="nil"/>
               <w:bottom w:val="single" w:sz="4" w:color="D9E1E8"/>
             </w:tcBorders>
+            <w:shd w:val="clear" w:color="auto" w:fill="D8F5DD"/>
           </w:tcPr>
           <w:p>
             <w:pPr>
@@ -3576,6 +3624,7 @@
               <w:top w:val="nil"/>
               <w:bottom w:val="single" w:sz="4" w:color="D9E1E8"/>
             </w:tcBorders>
+            <w:shd w:val="clear" w:color="auto" w:fill="D8F5DD"/>
           </w:tcPr>
           <w:p>
             <w:pPr>
@@ -3604,6 +3653,7 @@
               <w:top w:val="nil"/>
               <w:bottom w:val="single" w:sz="4" w:color="D9E1E8"/>
             </w:tcBorders>
+            <w:shd w:val="clear" w:color="auto" w:fill="D8F5DD"/>
           </w:tcPr>
           <w:p>
             <w:pPr>
@@ -3631,6 +3681,7 @@
               <w:top w:val="nil"/>
               <w:bottom w:val="single" w:sz="4" w:color="D9E1E8"/>
             </w:tcBorders>
+            <w:shd w:val="clear" w:color="auto" w:fill="D8F5DD"/>
           </w:tcPr>
           <w:p>
             <w:pPr>
@@ -3658,6 +3709,7 @@
               <w:top w:val="nil"/>
               <w:bottom w:val="single" w:sz="4" w:color="D9E1E8"/>
             </w:tcBorders>
+            <w:shd w:val="clear" w:color="auto" w:fill="D8F5DD"/>
           </w:tcPr>
           <w:p>
             <w:pPr>
@@ -3687,6 +3739,7 @@
               <w:top w:val="nil"/>
               <w:bottom w:val="single" w:sz="4" w:color="D9E1E8"/>
             </w:tcBorders>
+            <w:shd w:val="clear" w:color="auto" w:fill="D8F5DD"/>
           </w:tcPr>
           <w:p>
             <w:pPr>
@@ -3715,6 +3768,7 @@
               <w:top w:val="nil"/>
               <w:bottom w:val="single" w:sz="4" w:color="D9E1E8"/>
             </w:tcBorders>
+            <w:shd w:val="clear" w:color="auto" w:fill="D8F5DD"/>
           </w:tcPr>
           <w:p>
             <w:pPr>
@@ -3742,6 +3796,7 @@
               <w:top w:val="nil"/>
               <w:bottom w:val="single" w:sz="4" w:color="D9E1E8"/>
             </w:tcBorders>
+            <w:shd w:val="clear" w:color="auto" w:fill="D8F5DD"/>
           </w:tcPr>
           <w:p>
             <w:pPr>
@@ -3769,6 +3824,7 @@
               <w:top w:val="nil"/>
               <w:bottom w:val="single" w:sz="4" w:color="D9E1E8"/>
             </w:tcBorders>
+            <w:shd w:val="clear" w:color="auto" w:fill="D8F5DD"/>
           </w:tcPr>
           <w:p>
             <w:pPr>
@@ -3798,6 +3854,7 @@
               <w:top w:val="nil"/>
               <w:bottom w:val="nil"/>
             </w:tcBorders>
+            <w:shd w:val="clear" w:color="auto" w:fill="D8F5DD"/>
           </w:tcPr>
           <w:p>
             <w:pPr>
@@ -3826,6 +3883,7 @@
               <w:top w:val="nil"/>
               <w:bottom w:val="nil"/>
             </w:tcBorders>
+            <w:shd w:val="clear" w:color="auto" w:fill="D8F5DD"/>
           </w:tcPr>
           <w:p>
             <w:pPr>
@@ -3853,6 +3911,7 @@
               <w:top w:val="nil"/>
               <w:bottom w:val="nil"/>
             </w:tcBorders>
+            <w:shd w:val="clear" w:color="auto" w:fill="D8F5DD"/>
           </w:tcPr>
           <w:p>
             <w:pPr>
@@ -3880,6 +3939,7 @@
               <w:top w:val="nil"/>
               <w:bottom w:val="nil"/>
             </w:tcBorders>
+            <w:shd w:val="clear" w:color="auto" w:fill="D8F5DD"/>
           </w:tcPr>
           <w:p>
             <w:pPr>

--- a/manuscript.docx
+++ b/manuscript.docx
@@ -287,7 +287,7 @@
       <w:r>
         <w:drawing>
           <wp:inline>
-            <wp:extent cx="5943600" cy="2271472"/>
+            <wp:extent cx="5943600" cy="3369177"/>
             <wp:effectExtent b="0" l="0" r="0" t="0"/>
             <wp:docPr descr="framework overview" title="" id="11" name="Picture"/>
             <a:graphic>
@@ -308,7 +308,7 @@
                   <pic:spPr bwMode="auto">
                     <a:xfrm>
                       <a:off x="0" y="0"/>
-                      <a:ext cx="5943600" cy="2271472"/>
+                      <a:ext cx="5943600" cy="3369177"/>
                     </a:xfrm>
                     <a:prstGeom prst="rect">
                       <a:avLst/>
@@ -329,7 +329,9 @@
     </w:p>
     <w:p>
       <w:pPr>
+        <w:pStyle w:val="ImageCaption"/>
         <w:spacing w:before="80" w:after="120" w:line="240" w:lineRule="auto"/>
+        <w:jc w:val="center"/>
         <w:keepNext w:val="0"/>
         <w:keepLines/>
         <w:widowControl w:val="1"/>
@@ -645,7 +647,9 @@
     </w:p>
     <w:p>
       <w:pPr>
-        <w:spacing w:before="160" w:after="60" w:line="240" w:lineRule="auto"/>
+        <w:pStyle w:val="TableCaption"/>
+        <w:spacing w:before="280" w:after="60" w:line="240" w:lineRule="auto"/>
+        <w:jc w:val="center"/>
         <w:keepNext/>
         <w:keepLines/>
         <w:widowControl w:val="1"/>
@@ -709,6 +713,7 @@
               <w:top w:val="nil"/>
               <w:bottom w:val="single" w:sz="8" w:color="9FB0C2"/>
             </w:tcBorders>
+            <w:vAlign w:val="center"/>
           </w:tcPr>
           <w:p>
             <w:pPr>
@@ -738,6 +743,7 @@
               <w:top w:val="nil"/>
               <w:bottom w:val="single" w:sz="8" w:color="9FB0C2"/>
             </w:tcBorders>
+            <w:vAlign w:val="center"/>
           </w:tcPr>
           <w:p>
             <w:pPr>
@@ -767,6 +773,7 @@
               <w:top w:val="nil"/>
               <w:bottom w:val="single" w:sz="8" w:color="9FB0C2"/>
             </w:tcBorders>
+            <w:vAlign w:val="center"/>
           </w:tcPr>
           <w:p>
             <w:pPr>
@@ -797,6 +804,7 @@
               <w:top w:val="nil"/>
               <w:bottom w:val="single" w:sz="4" w:color="D9E1E8"/>
             </w:tcBorders>
+            <w:vAlign w:val="center"/>
           </w:tcPr>
           <w:p>
             <w:pPr>
@@ -810,7 +818,7 @@
             <w:r>
               <w:rPr>
                 <w:rFonts w:ascii="Times New Roman" w:hAnsi="Times New Roman"/>
-                <w:sz w:val="20"/>
+                <w:sz w:val="19"/>
                 <w:highlight w:val="green"/>
               </w:rPr>
               <w:t xml:space="preserve">Cardiomegaly</w:t>
@@ -825,6 +833,7 @@
               <w:top w:val="nil"/>
               <w:bottom w:val="single" w:sz="4" w:color="D9E1E8"/>
             </w:tcBorders>
+            <w:vAlign w:val="center"/>
             <w:shd w:val="clear" w:color="auto" w:fill="FFF3B0"/>
           </w:tcPr>
           <w:p>
@@ -839,7 +848,7 @@
             <w:r>
               <w:rPr>
                 <w:rFonts w:ascii="Times New Roman" w:hAnsi="Times New Roman"/>
-                <w:sz w:val="20"/>
+                <w:sz w:val="19"/>
               </w:rPr>
               <w:t xml:space="preserve">2284</w:t>
             </w:r>
@@ -853,6 +862,7 @@
               <w:top w:val="nil"/>
               <w:bottom w:val="single" w:sz="4" w:color="D9E1E8"/>
             </w:tcBorders>
+            <w:vAlign w:val="center"/>
             <w:shd w:val="clear" w:color="auto" w:fill="FFF3B0"/>
           </w:tcPr>
           <w:p>
@@ -867,7 +877,7 @@
             <w:r>
               <w:rPr>
                 <w:rFonts w:ascii="Times New Roman" w:hAnsi="Times New Roman"/>
-                <w:sz w:val="20"/>
+                <w:sz w:val="19"/>
               </w:rPr>
               <w:t xml:space="preserve">9.4</w:t>
             </w:r>
@@ -883,6 +893,7 @@
               <w:top w:val="nil"/>
               <w:bottom w:val="single" w:sz="4" w:color="D9E1E8"/>
             </w:tcBorders>
+            <w:vAlign w:val="center"/>
           </w:tcPr>
           <w:p>
             <w:pPr>
@@ -896,7 +907,7 @@
             <w:r>
               <w:rPr>
                 <w:rFonts w:ascii="Times New Roman" w:hAnsi="Times New Roman"/>
-                <w:sz w:val="20"/>
+                <w:sz w:val="19"/>
                 <w:highlight w:val="green"/>
               </w:rPr>
               <w:t xml:space="preserve">Effusion</w:t>
@@ -911,6 +922,7 @@
               <w:top w:val="nil"/>
               <w:bottom w:val="single" w:sz="4" w:color="D9E1E8"/>
             </w:tcBorders>
+            <w:vAlign w:val="center"/>
             <w:shd w:val="clear" w:color="auto" w:fill="FFF3B0"/>
           </w:tcPr>
           <w:p>
@@ -925,7 +937,7 @@
             <w:r>
               <w:rPr>
                 <w:rFonts w:ascii="Times New Roman" w:hAnsi="Times New Roman"/>
-                <w:sz w:val="20"/>
+                <w:sz w:val="19"/>
               </w:rPr>
               <w:t xml:space="preserve">3608</w:t>
             </w:r>
@@ -939,6 +951,7 @@
               <w:top w:val="nil"/>
               <w:bottom w:val="single" w:sz="4" w:color="D9E1E8"/>
             </w:tcBorders>
+            <w:vAlign w:val="center"/>
             <w:shd w:val="clear" w:color="auto" w:fill="FFF3B0"/>
           </w:tcPr>
           <w:p>
@@ -953,7 +966,7 @@
             <w:r>
               <w:rPr>
                 <w:rFonts w:ascii="Times New Roman" w:hAnsi="Times New Roman"/>
-                <w:sz w:val="20"/>
+                <w:sz w:val="19"/>
               </w:rPr>
               <w:t xml:space="preserve">14.8</w:t>
             </w:r>
@@ -969,6 +982,7 @@
               <w:top w:val="nil"/>
               <w:bottom w:val="single" w:sz="4" w:color="D9E1E8"/>
             </w:tcBorders>
+            <w:vAlign w:val="center"/>
           </w:tcPr>
           <w:p>
             <w:pPr>
@@ -982,7 +996,7 @@
             <w:r>
               <w:rPr>
                 <w:rFonts w:ascii="Times New Roman" w:hAnsi="Times New Roman"/>
-                <w:sz w:val="20"/>
+                <w:sz w:val="19"/>
                 <w:highlight w:val="green"/>
               </w:rPr>
               <w:t xml:space="preserve">Edema</w:t>
@@ -997,6 +1011,7 @@
               <w:top w:val="nil"/>
               <w:bottom w:val="single" w:sz="4" w:color="D9E1E8"/>
             </w:tcBorders>
+            <w:vAlign w:val="center"/>
             <w:shd w:val="clear" w:color="auto" w:fill="FFF3B0"/>
           </w:tcPr>
           <w:p>
@@ -1011,7 +1026,7 @@
             <w:r>
               <w:rPr>
                 <w:rFonts w:ascii="Times New Roman" w:hAnsi="Times New Roman"/>
-                <w:sz w:val="20"/>
+                <w:sz w:val="19"/>
               </w:rPr>
               <w:t xml:space="preserve">1255</w:t>
             </w:r>
@@ -1025,6 +1040,7 @@
               <w:top w:val="nil"/>
               <w:bottom w:val="single" w:sz="4" w:color="D9E1E8"/>
             </w:tcBorders>
+            <w:vAlign w:val="center"/>
             <w:shd w:val="clear" w:color="auto" w:fill="FFF3B0"/>
           </w:tcPr>
           <w:p>
@@ -1039,7 +1055,7 @@
             <w:r>
               <w:rPr>
                 <w:rFonts w:ascii="Times New Roman" w:hAnsi="Times New Roman"/>
-                <w:sz w:val="20"/>
+                <w:sz w:val="19"/>
               </w:rPr>
               <w:t xml:space="preserve">5.1</w:t>
             </w:r>
@@ -1055,6 +1071,7 @@
               <w:top w:val="nil"/>
               <w:bottom w:val="single" w:sz="4" w:color="D9E1E8"/>
             </w:tcBorders>
+            <w:vAlign w:val="center"/>
           </w:tcPr>
           <w:p>
             <w:pPr>
@@ -1068,7 +1085,7 @@
             <w:r>
               <w:rPr>
                 <w:rFonts w:ascii="Times New Roman" w:hAnsi="Times New Roman"/>
-                <w:sz w:val="20"/>
+                <w:sz w:val="19"/>
                 <w:highlight w:val="green"/>
               </w:rPr>
               <w:t xml:space="preserve">Consolidation</w:t>
@@ -1083,6 +1100,7 @@
               <w:top w:val="nil"/>
               <w:bottom w:val="single" w:sz="4" w:color="D9E1E8"/>
             </w:tcBorders>
+            <w:vAlign w:val="center"/>
             <w:shd w:val="clear" w:color="auto" w:fill="FFF3B0"/>
           </w:tcPr>
           <w:p>
@@ -1097,7 +1115,7 @@
             <w:r>
               <w:rPr>
                 <w:rFonts w:ascii="Times New Roman" w:hAnsi="Times New Roman"/>
-                <w:sz w:val="20"/>
+                <w:sz w:val="19"/>
               </w:rPr>
               <w:t xml:space="preserve">959</w:t>
             </w:r>
@@ -1111,6 +1129,7 @@
               <w:top w:val="nil"/>
               <w:bottom w:val="single" w:sz="4" w:color="D9E1E8"/>
             </w:tcBorders>
+            <w:vAlign w:val="center"/>
             <w:shd w:val="clear" w:color="auto" w:fill="FFF3B0"/>
           </w:tcPr>
           <w:p>
@@ -1125,7 +1144,7 @@
             <w:r>
               <w:rPr>
                 <w:rFonts w:ascii="Times New Roman" w:hAnsi="Times New Roman"/>
-                <w:sz w:val="20"/>
+                <w:sz w:val="19"/>
               </w:rPr>
               <w:t xml:space="preserve">3.9</w:t>
             </w:r>
@@ -1141,6 +1160,7 @@
               <w:top w:val="nil"/>
               <w:bottom w:val="nil"/>
             </w:tcBorders>
+            <w:vAlign w:val="center"/>
           </w:tcPr>
           <w:p>
             <w:pPr>
@@ -1154,7 +1174,7 @@
             <w:r>
               <w:rPr>
                 <w:rFonts w:ascii="Times New Roman" w:hAnsi="Times New Roman"/>
-                <w:sz w:val="20"/>
+                <w:sz w:val="19"/>
               </w:rPr>
               <w:t xml:space="preserve">Multi-Pathology</w:t>
             </w:r>
@@ -1168,6 +1188,7 @@
               <w:top w:val="nil"/>
               <w:bottom w:val="nil"/>
             </w:tcBorders>
+            <w:vAlign w:val="center"/>
             <w:shd w:val="clear" w:color="auto" w:fill="FFF3B0"/>
           </w:tcPr>
           <w:p>
@@ -1182,7 +1203,7 @@
             <w:r>
               <w:rPr>
                 <w:rFonts w:ascii="Times New Roman" w:hAnsi="Times New Roman"/>
-                <w:sz w:val="20"/>
+                <w:sz w:val="19"/>
               </w:rPr>
               <w:t xml:space="preserve">1661</w:t>
             </w:r>
@@ -1196,6 +1217,7 @@
               <w:top w:val="nil"/>
               <w:bottom w:val="nil"/>
             </w:tcBorders>
+            <w:vAlign w:val="center"/>
             <w:shd w:val="clear" w:color="auto" w:fill="FFF3B0"/>
           </w:tcPr>
           <w:p>
@@ -1210,7 +1232,7 @@
             <w:r>
               <w:rPr>
                 <w:rFonts w:ascii="Times New Roman" w:hAnsi="Times New Roman"/>
-                <w:sz w:val="20"/>
+                <w:sz w:val="19"/>
               </w:rPr>
               <w:t xml:space="preserve">6.8</w:t>
             </w:r>
@@ -1229,7 +1251,7 @@
       <w:r>
         <w:drawing>
           <wp:inline>
-            <wp:extent cx="5943600" cy="1662890"/>
+            <wp:extent cx="5943600" cy="4160520"/>
             <wp:effectExtent b="0" l="0" r="0" t="0"/>
             <wp:docPr descr="example chest X-rays" title="" id="19" name="Picture"/>
             <a:graphic>
@@ -1250,7 +1272,7 @@
                   <pic:spPr bwMode="auto">
                     <a:xfrm>
                       <a:off x="0" y="0"/>
-                      <a:ext cx="5943600" cy="1662890"/>
+                      <a:ext cx="5943600" cy="4160520"/>
                     </a:xfrm>
                     <a:prstGeom prst="rect">
                       <a:avLst/>
@@ -1271,7 +1293,9 @@
     </w:p>
     <w:p>
       <w:pPr>
+        <w:pStyle w:val="ImageCaption"/>
         <w:spacing w:before="80" w:after="120" w:line="240" w:lineRule="auto"/>
+        <w:jc w:val="center"/>
         <w:keepNext w:val="0"/>
         <w:keepLines/>
         <w:widowControl w:val="1"/>
@@ -1280,7 +1304,6 @@
         <w:rPr>
           <w:b/>
           <w:i/>
-          <w:highlight w:val="green"/>
         </w:rPr>
         <w:t>Figure 2:</w:t>
       </w:r>
@@ -1295,9 +1318,8 @@
         <w:rPr>
           <w:b w:val="0"/>
           <w:i/>
-          <w:highlight w:val="green"/>
         </w:rPr>
-        <w:t>Representative frontal chest radiographs for the four target pathologies, each shown for a case in which the corresponding label is present, illustrating the visual diversity and diagnostic subtlety of the findings.</w:t>
+        <w:t>Examples of chest X-ray images with their associated pathology labels. The figure displays representative frontal chest radiographs corresponding to various thoracic conditions, including Cardiomegaly, Consolidation, Edema, and Effusion, which are among the four pathologies studied in this work.</w:t>
       </w:r>
     </w:p>
     <w:bookmarkEnd w:id="21"/>
@@ -1950,7 +1972,9 @@
     </w:p>
     <w:p>
       <w:pPr>
-        <w:spacing w:before="160" w:after="60" w:line="240" w:lineRule="auto"/>
+        <w:pStyle w:val="TableCaption"/>
+        <w:spacing w:before="280" w:after="60" w:line="240" w:lineRule="auto"/>
+        <w:jc w:val="center"/>
         <w:keepNext/>
         <w:keepLines/>
         <w:widowControl w:val="1"/>
@@ -2015,6 +2039,7 @@
               <w:top w:val="nil"/>
               <w:bottom w:val="single" w:sz="8" w:color="9FB0C2"/>
             </w:tcBorders>
+            <w:vAlign w:val="center"/>
           </w:tcPr>
           <w:p>
             <w:pPr>
@@ -2044,6 +2069,7 @@
               <w:top w:val="nil"/>
               <w:bottom w:val="single" w:sz="8" w:color="9FB0C2"/>
             </w:tcBorders>
+            <w:vAlign w:val="center"/>
           </w:tcPr>
           <w:p>
             <w:pPr>
@@ -2073,6 +2099,7 @@
               <w:top w:val="nil"/>
               <w:bottom w:val="single" w:sz="8" w:color="9FB0C2"/>
             </w:tcBorders>
+            <w:vAlign w:val="center"/>
           </w:tcPr>
           <w:p>
             <w:pPr>
@@ -2102,6 +2129,7 @@
               <w:top w:val="nil"/>
               <w:bottom w:val="single" w:sz="8" w:color="9FB0C2"/>
             </w:tcBorders>
+            <w:vAlign w:val="center"/>
           </w:tcPr>
           <w:p>
             <w:pPr>
@@ -2132,6 +2160,7 @@
               <w:top w:val="nil"/>
               <w:bottom w:val="single" w:sz="4" w:color="D9E1E8"/>
             </w:tcBorders>
+            <w:vAlign w:val="center"/>
             <w:shd w:val="clear" w:color="auto" w:fill="D8F5DD"/>
           </w:tcPr>
           <w:p>
@@ -2146,7 +2175,7 @@
             <w:r>
               <w:rPr>
                 <w:rFonts w:ascii="Times New Roman" w:hAnsi="Times New Roman"/>
-                <w:sz w:val="20"/>
+                <w:sz w:val="19"/>
                 <w:highlight w:val="green"/>
               </w:rPr>
               <w:t xml:space="preserve">Cardiomegaly</w:t>
@@ -2161,6 +2190,7 @@
               <w:top w:val="nil"/>
               <w:bottom w:val="single" w:sz="4" w:color="D9E1E8"/>
             </w:tcBorders>
+            <w:vAlign w:val="center"/>
             <w:shd w:val="clear" w:color="auto" w:fill="D8F5DD"/>
           </w:tcPr>
           <w:p>
@@ -2175,7 +2205,7 @@
             <w:r>
               <w:rPr>
                 <w:rFonts w:ascii="Times New Roman" w:hAnsi="Times New Roman"/>
-                <w:sz w:val="20"/>
+                <w:sz w:val="19"/>
               </w:rPr>
               <w:t xml:space="preserve">0.757</w:t>
             </w:r>
@@ -2189,6 +2219,7 @@
               <w:top w:val="nil"/>
               <w:bottom w:val="single" w:sz="4" w:color="D9E1E8"/>
             </w:tcBorders>
+            <w:vAlign w:val="center"/>
             <w:shd w:val="clear" w:color="auto" w:fill="D8F5DD"/>
           </w:tcPr>
           <w:p>
@@ -2203,7 +2234,7 @@
             <w:r>
               <w:rPr>
                 <w:rFonts w:ascii="Times New Roman" w:hAnsi="Times New Roman"/>
-                <w:sz w:val="20"/>
+                <w:sz w:val="19"/>
               </w:rPr>
               <w:t xml:space="preserve">0.839</w:t>
             </w:r>
@@ -2217,6 +2248,7 @@
               <w:top w:val="nil"/>
               <w:bottom w:val="single" w:sz="4" w:color="D9E1E8"/>
             </w:tcBorders>
+            <w:vAlign w:val="center"/>
             <w:shd w:val="clear" w:color="auto" w:fill="D8F5DD"/>
           </w:tcPr>
           <w:p>
@@ -2231,7 +2263,7 @@
             <w:r>
               <w:rPr>
                 <w:rFonts w:ascii="Times New Roman" w:hAnsi="Times New Roman"/>
-                <w:sz w:val="20"/>
+                <w:sz w:val="19"/>
               </w:rPr>
               <w:t xml:space="preserve">+0.082 [0.056, 0.113]</w:t>
             </w:r>
@@ -2247,6 +2279,7 @@
               <w:top w:val="nil"/>
               <w:bottom w:val="single" w:sz="4" w:color="D9E1E8"/>
             </w:tcBorders>
+            <w:vAlign w:val="center"/>
             <w:shd w:val="clear" w:color="auto" w:fill="D8F5DD"/>
           </w:tcPr>
           <w:p>
@@ -2261,7 +2294,7 @@
             <w:r>
               <w:rPr>
                 <w:rFonts w:ascii="Times New Roman" w:hAnsi="Times New Roman"/>
-                <w:sz w:val="20"/>
+                <w:sz w:val="19"/>
                 <w:highlight w:val="green"/>
               </w:rPr>
               <w:t xml:space="preserve">Effusion</w:t>
@@ -2276,6 +2309,7 @@
               <w:top w:val="nil"/>
               <w:bottom w:val="single" w:sz="4" w:color="D9E1E8"/>
             </w:tcBorders>
+            <w:vAlign w:val="center"/>
             <w:shd w:val="clear" w:color="auto" w:fill="D8F5DD"/>
           </w:tcPr>
           <w:p>
@@ -2290,7 +2324,7 @@
             <w:r>
               <w:rPr>
                 <w:rFonts w:ascii="Times New Roman" w:hAnsi="Times New Roman"/>
-                <w:sz w:val="20"/>
+                <w:sz w:val="19"/>
               </w:rPr>
               <w:t xml:space="preserve">0.780</w:t>
             </w:r>
@@ -2304,6 +2338,7 @@
               <w:top w:val="nil"/>
               <w:bottom w:val="single" w:sz="4" w:color="D9E1E8"/>
             </w:tcBorders>
+            <w:vAlign w:val="center"/>
             <w:shd w:val="clear" w:color="auto" w:fill="D8F5DD"/>
           </w:tcPr>
           <w:p>
@@ -2318,7 +2353,7 @@
             <w:r>
               <w:rPr>
                 <w:rFonts w:ascii="Times New Roman" w:hAnsi="Times New Roman"/>
-                <w:sz w:val="20"/>
+                <w:sz w:val="19"/>
               </w:rPr>
               <w:t xml:space="preserve">0.822</w:t>
             </w:r>
@@ -2332,6 +2367,7 @@
               <w:top w:val="nil"/>
               <w:bottom w:val="single" w:sz="4" w:color="D9E1E8"/>
             </w:tcBorders>
+            <w:vAlign w:val="center"/>
             <w:shd w:val="clear" w:color="auto" w:fill="D8F5DD"/>
           </w:tcPr>
           <w:p>
@@ -2346,7 +2382,7 @@
             <w:r>
               <w:rPr>
                 <w:rFonts w:ascii="Times New Roman" w:hAnsi="Times New Roman"/>
-                <w:sz w:val="20"/>
+                <w:sz w:val="19"/>
               </w:rPr>
               <w:t xml:space="preserve">+0.043 [0.029, 0.060]</w:t>
             </w:r>
@@ -2362,6 +2398,7 @@
               <w:top w:val="nil"/>
               <w:bottom w:val="single" w:sz="4" w:color="D9E1E8"/>
             </w:tcBorders>
+            <w:vAlign w:val="center"/>
             <w:shd w:val="clear" w:color="auto" w:fill="D8F5DD"/>
           </w:tcPr>
           <w:p>
@@ -2376,7 +2413,7 @@
             <w:r>
               <w:rPr>
                 <w:rFonts w:ascii="Times New Roman" w:hAnsi="Times New Roman"/>
-                <w:sz w:val="20"/>
+                <w:sz w:val="19"/>
                 <w:highlight w:val="green"/>
               </w:rPr>
               <w:t xml:space="preserve">Edema</w:t>
@@ -2391,6 +2428,7 @@
               <w:top w:val="nil"/>
               <w:bottom w:val="single" w:sz="4" w:color="D9E1E8"/>
             </w:tcBorders>
+            <w:vAlign w:val="center"/>
             <w:shd w:val="clear" w:color="auto" w:fill="D8F5DD"/>
           </w:tcPr>
           <w:p>
@@ -2405,7 +2443,7 @@
             <w:r>
               <w:rPr>
                 <w:rFonts w:ascii="Times New Roman" w:hAnsi="Times New Roman"/>
-                <w:sz w:val="20"/>
+                <w:sz w:val="19"/>
               </w:rPr>
               <w:t xml:space="preserve">0.754</w:t>
             </w:r>
@@ -2419,6 +2457,7 @@
               <w:top w:val="nil"/>
               <w:bottom w:val="single" w:sz="4" w:color="D9E1E8"/>
             </w:tcBorders>
+            <w:vAlign w:val="center"/>
             <w:shd w:val="clear" w:color="auto" w:fill="D8F5DD"/>
           </w:tcPr>
           <w:p>
@@ -2433,7 +2472,7 @@
             <w:r>
               <w:rPr>
                 <w:rFonts w:ascii="Times New Roman" w:hAnsi="Times New Roman"/>
-                <w:sz w:val="20"/>
+                <w:sz w:val="19"/>
               </w:rPr>
               <w:t xml:space="preserve">0.841</w:t>
             </w:r>
@@ -2447,6 +2486,7 @@
               <w:top w:val="nil"/>
               <w:bottom w:val="single" w:sz="4" w:color="D9E1E8"/>
             </w:tcBorders>
+            <w:vAlign w:val="center"/>
             <w:shd w:val="clear" w:color="auto" w:fill="D8F5DD"/>
           </w:tcPr>
           <w:p>
@@ -2461,7 +2501,7 @@
             <w:r>
               <w:rPr>
                 <w:rFonts w:ascii="Times New Roman" w:hAnsi="Times New Roman"/>
-                <w:sz w:val="20"/>
+                <w:sz w:val="19"/>
               </w:rPr>
               <w:t xml:space="preserve">+0.086 [0.054, 0.125]</w:t>
             </w:r>
@@ -2477,6 +2517,7 @@
               <w:top w:val="nil"/>
               <w:bottom w:val="nil"/>
             </w:tcBorders>
+            <w:vAlign w:val="center"/>
             <w:shd w:val="clear" w:color="auto" w:fill="D8F5DD"/>
           </w:tcPr>
           <w:p>
@@ -2491,7 +2532,7 @@
             <w:r>
               <w:rPr>
                 <w:rFonts w:ascii="Times New Roman" w:hAnsi="Times New Roman"/>
-                <w:sz w:val="20"/>
+                <w:sz w:val="19"/>
                 <w:highlight w:val="green"/>
               </w:rPr>
               <w:t xml:space="preserve">Consolidation</w:t>
@@ -2506,6 +2547,7 @@
               <w:top w:val="nil"/>
               <w:bottom w:val="nil"/>
             </w:tcBorders>
+            <w:vAlign w:val="center"/>
             <w:shd w:val="clear" w:color="auto" w:fill="D8F5DD"/>
           </w:tcPr>
           <w:p>
@@ -2520,7 +2562,7 @@
             <w:r>
               <w:rPr>
                 <w:rFonts w:ascii="Times New Roman" w:hAnsi="Times New Roman"/>
-                <w:sz w:val="20"/>
+                <w:sz w:val="19"/>
               </w:rPr>
               <w:t xml:space="preserve">0.730</w:t>
             </w:r>
@@ -2534,6 +2576,7 @@
               <w:top w:val="nil"/>
               <w:bottom w:val="nil"/>
             </w:tcBorders>
+            <w:vAlign w:val="center"/>
             <w:shd w:val="clear" w:color="auto" w:fill="D8F5DD"/>
           </w:tcPr>
           <w:p>
@@ -2548,7 +2591,7 @@
             <w:r>
               <w:rPr>
                 <w:rFonts w:ascii="Times New Roman" w:hAnsi="Times New Roman"/>
-                <w:sz w:val="20"/>
+                <w:sz w:val="19"/>
               </w:rPr>
               <w:t xml:space="preserve">0.807</w:t>
             </w:r>
@@ -2562,6 +2605,7 @@
               <w:top w:val="nil"/>
               <w:bottom w:val="nil"/>
             </w:tcBorders>
+            <w:vAlign w:val="center"/>
             <w:shd w:val="clear" w:color="auto" w:fill="D8F5DD"/>
           </w:tcPr>
           <w:p>
@@ -2576,7 +2620,7 @@
             <w:r>
               <w:rPr>
                 <w:rFonts w:ascii="Times New Roman" w:hAnsi="Times New Roman"/>
-                <w:sz w:val="20"/>
+                <w:sz w:val="19"/>
               </w:rPr>
               <w:t xml:space="preserve">+0.076 [0.057, 0.095]</w:t>
             </w:r>
@@ -2637,7 +2681,9 @@
     </w:p>
     <w:p>
       <w:pPr>
+        <w:pStyle w:val="ImageCaption"/>
         <w:spacing w:before="80" w:after="120" w:line="240" w:lineRule="auto"/>
+        <w:jc w:val="center"/>
         <w:keepNext w:val="0"/>
         <w:keepLines/>
         <w:widowControl w:val="1"/>
@@ -2760,7 +2806,9 @@
     </w:p>
     <w:p>
       <w:pPr>
+        <w:pStyle w:val="ImageCaption"/>
         <w:spacing w:before="80" w:after="120" w:line="240" w:lineRule="auto"/>
+        <w:jc w:val="center"/>
         <w:keepNext w:val="0"/>
         <w:keepLines/>
         <w:widowControl w:val="1"/>
@@ -2817,7 +2865,9 @@
     </w:p>
     <w:p>
       <w:pPr>
-        <w:spacing w:before="160" w:after="60" w:line="240" w:lineRule="auto"/>
+        <w:pStyle w:val="TableCaption"/>
+        <w:spacing w:before="280" w:after="60" w:line="240" w:lineRule="auto"/>
+        <w:jc w:val="center"/>
         <w:keepNext/>
         <w:keepLines/>
         <w:widowControl w:val="1"/>
@@ -2881,6 +2931,7 @@
               <w:top w:val="nil"/>
               <w:bottom w:val="single" w:sz="8" w:color="9FB0C2"/>
             </w:tcBorders>
+            <w:vAlign w:val="center"/>
           </w:tcPr>
           <w:p>
             <w:pPr>
@@ -2910,6 +2961,7 @@
               <w:top w:val="nil"/>
               <w:bottom w:val="single" w:sz="8" w:color="9FB0C2"/>
             </w:tcBorders>
+            <w:vAlign w:val="center"/>
           </w:tcPr>
           <w:p>
             <w:pPr>
@@ -2939,6 +2991,7 @@
               <w:top w:val="nil"/>
               <w:bottom w:val="single" w:sz="8" w:color="9FB0C2"/>
             </w:tcBorders>
+            <w:vAlign w:val="center"/>
           </w:tcPr>
           <w:p>
             <w:pPr>
@@ -2969,6 +3022,7 @@
               <w:top w:val="nil"/>
               <w:bottom w:val="single" w:sz="4" w:color="D9E1E8"/>
             </w:tcBorders>
+            <w:vAlign w:val="center"/>
             <w:shd w:val="clear" w:color="auto" w:fill="D8F5DD"/>
           </w:tcPr>
           <w:p>
@@ -2983,7 +3037,7 @@
             <w:r>
               <w:rPr>
                 <w:rFonts w:ascii="Times New Roman" w:hAnsi="Times New Roman"/>
-                <w:sz w:val="20"/>
+                <w:sz w:val="19"/>
                 <w:highlight w:val="green"/>
               </w:rPr>
               <w:t xml:space="preserve">Cardiomegaly</w:t>
@@ -2998,6 +3052,7 @@
               <w:top w:val="nil"/>
               <w:bottom w:val="single" w:sz="4" w:color="D9E1E8"/>
             </w:tcBorders>
+            <w:vAlign w:val="center"/>
             <w:shd w:val="clear" w:color="auto" w:fill="D8F5DD"/>
           </w:tcPr>
           <w:p>
@@ -3012,7 +3067,7 @@
             <w:r>
               <w:rPr>
                 <w:rFonts w:ascii="Times New Roman" w:hAnsi="Times New Roman"/>
-                <w:sz w:val="20"/>
+                <w:sz w:val="19"/>
               </w:rPr>
               <w:t xml:space="preserve">0.864</w:t>
             </w:r>
@@ -3026,6 +3081,7 @@
               <w:top w:val="nil"/>
               <w:bottom w:val="single" w:sz="4" w:color="D9E1E8"/>
             </w:tcBorders>
+            <w:vAlign w:val="center"/>
             <w:shd w:val="clear" w:color="auto" w:fill="D8F5DD"/>
           </w:tcPr>
           <w:p>
@@ -3040,7 +3096,7 @@
             <w:r>
               <w:rPr>
                 <w:rFonts w:ascii="Times New Roman" w:hAnsi="Times New Roman"/>
-                <w:sz w:val="20"/>
+                <w:sz w:val="19"/>
               </w:rPr>
               <w:t xml:space="preserve">0.687</w:t>
             </w:r>
@@ -3056,6 +3112,7 @@
               <w:top w:val="nil"/>
               <w:bottom w:val="single" w:sz="4" w:color="D9E1E8"/>
             </w:tcBorders>
+            <w:vAlign w:val="center"/>
             <w:shd w:val="clear" w:color="auto" w:fill="D8F5DD"/>
           </w:tcPr>
           <w:p>
@@ -3070,7 +3127,7 @@
             <w:r>
               <w:rPr>
                 <w:rFonts w:ascii="Times New Roman" w:hAnsi="Times New Roman"/>
-                <w:sz w:val="20"/>
+                <w:sz w:val="19"/>
                 <w:highlight w:val="green"/>
               </w:rPr>
               <w:t xml:space="preserve">Effusion</w:t>
@@ -3085,6 +3142,7 @@
               <w:top w:val="nil"/>
               <w:bottom w:val="single" w:sz="4" w:color="D9E1E8"/>
             </w:tcBorders>
+            <w:vAlign w:val="center"/>
             <w:shd w:val="clear" w:color="auto" w:fill="D8F5DD"/>
           </w:tcPr>
           <w:p>
@@ -3099,7 +3157,7 @@
             <w:r>
               <w:rPr>
                 <w:rFonts w:ascii="Times New Roman" w:hAnsi="Times New Roman"/>
-                <w:sz w:val="20"/>
+                <w:sz w:val="19"/>
               </w:rPr>
               <w:t xml:space="preserve">0.818</w:t>
             </w:r>
@@ -3113,6 +3171,7 @@
               <w:top w:val="nil"/>
               <w:bottom w:val="single" w:sz="4" w:color="D9E1E8"/>
             </w:tcBorders>
+            <w:vAlign w:val="center"/>
             <w:shd w:val="clear" w:color="auto" w:fill="D8F5DD"/>
           </w:tcPr>
           <w:p>
@@ -3127,7 +3186,7 @@
             <w:r>
               <w:rPr>
                 <w:rFonts w:ascii="Times New Roman" w:hAnsi="Times New Roman"/>
-                <w:sz w:val="20"/>
+                <w:sz w:val="19"/>
               </w:rPr>
               <w:t xml:space="preserve">0.793</w:t>
             </w:r>
@@ -3143,6 +3202,7 @@
               <w:top w:val="nil"/>
               <w:bottom w:val="single" w:sz="4" w:color="D9E1E8"/>
             </w:tcBorders>
+            <w:vAlign w:val="center"/>
             <w:shd w:val="clear" w:color="auto" w:fill="D8F5DD"/>
           </w:tcPr>
           <w:p>
@@ -3157,7 +3217,7 @@
             <w:r>
               <w:rPr>
                 <w:rFonts w:ascii="Times New Roman" w:hAnsi="Times New Roman"/>
-                <w:sz w:val="20"/>
+                <w:sz w:val="19"/>
                 <w:highlight w:val="green"/>
               </w:rPr>
               <w:t xml:space="preserve">Edema</w:t>
@@ -3172,6 +3232,7 @@
               <w:top w:val="nil"/>
               <w:bottom w:val="single" w:sz="4" w:color="D9E1E8"/>
             </w:tcBorders>
+            <w:vAlign w:val="center"/>
             <w:shd w:val="clear" w:color="auto" w:fill="D8F5DD"/>
           </w:tcPr>
           <w:p>
@@ -3186,7 +3247,7 @@
             <w:r>
               <w:rPr>
                 <w:rFonts w:ascii="Times New Roman" w:hAnsi="Times New Roman"/>
-                <w:sz w:val="20"/>
+                <w:sz w:val="19"/>
               </w:rPr>
               <w:t xml:space="preserve">0.867</w:t>
             </w:r>
@@ -3200,6 +3261,7 @@
               <w:top w:val="nil"/>
               <w:bottom w:val="single" w:sz="4" w:color="D9E1E8"/>
             </w:tcBorders>
+            <w:vAlign w:val="center"/>
             <w:shd w:val="clear" w:color="auto" w:fill="D8F5DD"/>
           </w:tcPr>
           <w:p>
@@ -3214,7 +3276,7 @@
             <w:r>
               <w:rPr>
                 <w:rFonts w:ascii="Times New Roman" w:hAnsi="Times New Roman"/>
-                <w:sz w:val="20"/>
+                <w:sz w:val="19"/>
               </w:rPr>
               <w:t xml:space="preserve">0.763</w:t>
             </w:r>
@@ -3230,6 +3292,7 @@
               <w:top w:val="nil"/>
               <w:bottom w:val="nil"/>
             </w:tcBorders>
+            <w:vAlign w:val="center"/>
             <w:shd w:val="clear" w:color="auto" w:fill="D8F5DD"/>
           </w:tcPr>
           <w:p>
@@ -3244,7 +3307,7 @@
             <w:r>
               <w:rPr>
                 <w:rFonts w:ascii="Times New Roman" w:hAnsi="Times New Roman"/>
-                <w:sz w:val="20"/>
+                <w:sz w:val="19"/>
                 <w:highlight w:val="green"/>
               </w:rPr>
               <w:t xml:space="preserve">Consolidation</w:t>
@@ -3259,6 +3322,7 @@
               <w:top w:val="nil"/>
               <w:bottom w:val="nil"/>
             </w:tcBorders>
+            <w:vAlign w:val="center"/>
             <w:shd w:val="clear" w:color="auto" w:fill="D8F5DD"/>
           </w:tcPr>
           <w:p>
@@ -3273,7 +3337,7 @@
             <w:r>
               <w:rPr>
                 <w:rFonts w:ascii="Times New Roman" w:hAnsi="Times New Roman"/>
-                <w:sz w:val="20"/>
+                <w:sz w:val="19"/>
               </w:rPr>
               <w:t xml:space="preserve">0.793</w:t>
             </w:r>
@@ -3287,6 +3351,7 @@
               <w:top w:val="nil"/>
               <w:bottom w:val="nil"/>
             </w:tcBorders>
+            <w:vAlign w:val="center"/>
             <w:shd w:val="clear" w:color="auto" w:fill="D8F5DD"/>
           </w:tcPr>
           <w:p>
@@ -3301,7 +3366,7 @@
             <w:r>
               <w:rPr>
                 <w:rFonts w:ascii="Times New Roman" w:hAnsi="Times New Roman"/>
-                <w:sz w:val="20"/>
+                <w:sz w:val="19"/>
               </w:rPr>
               <w:t xml:space="preserve">0.694</w:t>
             </w:r>
@@ -3312,7 +3377,7 @@
     <w:p>
       <w:pPr>
         <w:pStyle w:val="BodyText"/>
-        <w:spacing w:before="160"/>
+        <w:spacing w:before="240"/>
         <w:jc w:val="both"/>
         <w:keepNext w:val="0"/>
         <w:keepLines w:val="0"/>
@@ -3327,7 +3392,9 @@
     </w:p>
     <w:p>
       <w:pPr>
-        <w:spacing w:before="160" w:after="60" w:line="240" w:lineRule="auto"/>
+        <w:pStyle w:val="TableCaption"/>
+        <w:spacing w:before="280" w:after="60" w:line="240" w:lineRule="auto"/>
+        <w:jc w:val="center"/>
         <w:keepNext/>
         <w:keepLines/>
         <w:widowControl w:val="1"/>
@@ -3392,6 +3459,7 @@
               <w:top w:val="nil"/>
               <w:bottom w:val="single" w:sz="8" w:color="9FB0C2"/>
             </w:tcBorders>
+            <w:vAlign w:val="center"/>
           </w:tcPr>
           <w:p>
             <w:pPr>
@@ -3421,6 +3489,7 @@
               <w:top w:val="nil"/>
               <w:bottom w:val="single" w:sz="8" w:color="9FB0C2"/>
             </w:tcBorders>
+            <w:vAlign w:val="center"/>
           </w:tcPr>
           <w:p>
             <w:pPr>
@@ -3450,6 +3519,7 @@
               <w:top w:val="nil"/>
               <w:bottom w:val="single" w:sz="8" w:color="9FB0C2"/>
             </w:tcBorders>
+            <w:vAlign w:val="center"/>
           </w:tcPr>
           <w:p>
             <w:pPr>
@@ -3479,6 +3549,7 @@
               <w:top w:val="nil"/>
               <w:bottom w:val="single" w:sz="8" w:color="9FB0C2"/>
             </w:tcBorders>
+            <w:vAlign w:val="center"/>
           </w:tcPr>
           <w:p>
             <w:pPr>
@@ -3509,6 +3580,7 @@
               <w:top w:val="nil"/>
               <w:bottom w:val="single" w:sz="4" w:color="D9E1E8"/>
             </w:tcBorders>
+            <w:vAlign w:val="center"/>
             <w:shd w:val="clear" w:color="auto" w:fill="D8F5DD"/>
           </w:tcPr>
           <w:p>
@@ -3523,7 +3595,7 @@
             <w:r>
               <w:rPr>
                 <w:rFonts w:ascii="Times New Roman" w:hAnsi="Times New Roman"/>
-                <w:sz w:val="20"/>
+                <w:sz w:val="19"/>
                 <w:highlight w:val="green"/>
               </w:rPr>
               <w:t xml:space="preserve">Cardiomegaly</w:t>
@@ -3538,6 +3610,7 @@
               <w:top w:val="nil"/>
               <w:bottom w:val="single" w:sz="4" w:color="D9E1E8"/>
             </w:tcBorders>
+            <w:vAlign w:val="center"/>
             <w:shd w:val="clear" w:color="auto" w:fill="D8F5DD"/>
           </w:tcPr>
           <w:p>
@@ -3552,7 +3625,7 @@
             <w:r>
               <w:rPr>
                 <w:rFonts w:ascii="Times New Roman" w:hAnsi="Times New Roman"/>
-                <w:sz w:val="20"/>
+                <w:sz w:val="19"/>
               </w:rPr>
               <w:t xml:space="preserve">0.632</w:t>
             </w:r>
@@ -3566,6 +3639,7 @@
               <w:top w:val="nil"/>
               <w:bottom w:val="single" w:sz="4" w:color="D9E1E8"/>
             </w:tcBorders>
+            <w:vAlign w:val="center"/>
             <w:shd w:val="clear" w:color="auto" w:fill="D8F5DD"/>
           </w:tcPr>
           <w:p>
@@ -3580,7 +3654,7 @@
             <w:r>
               <w:rPr>
                 <w:rFonts w:ascii="Times New Roman" w:hAnsi="Times New Roman"/>
-                <w:sz w:val="20"/>
+                <w:sz w:val="19"/>
               </w:rPr>
               <w:t xml:space="preserve">0.672</w:t>
             </w:r>
@@ -3594,6 +3668,7 @@
               <w:top w:val="nil"/>
               <w:bottom w:val="single" w:sz="4" w:color="D9E1E8"/>
             </w:tcBorders>
+            <w:vAlign w:val="center"/>
             <w:shd w:val="clear" w:color="auto" w:fill="D8F5DD"/>
           </w:tcPr>
           <w:p>
@@ -3608,7 +3683,7 @@
             <w:r>
               <w:rPr>
                 <w:rFonts w:ascii="Times New Roman" w:hAnsi="Times New Roman"/>
-                <w:sz w:val="20"/>
+                <w:sz w:val="19"/>
               </w:rPr>
               <w:t xml:space="preserve">+0.040 [0.028, 0.053]</w:t>
             </w:r>
@@ -3624,6 +3699,7 @@
               <w:top w:val="nil"/>
               <w:bottom w:val="single" w:sz="4" w:color="D9E1E8"/>
             </w:tcBorders>
+            <w:vAlign w:val="center"/>
             <w:shd w:val="clear" w:color="auto" w:fill="D8F5DD"/>
           </w:tcPr>
           <w:p>
@@ -3638,7 +3714,7 @@
             <w:r>
               <w:rPr>
                 <w:rFonts w:ascii="Times New Roman" w:hAnsi="Times New Roman"/>
-                <w:sz w:val="20"/>
+                <w:sz w:val="19"/>
                 <w:highlight w:val="green"/>
               </w:rPr>
               <w:t xml:space="preserve">Effusion</w:t>
@@ -3653,6 +3729,7 @@
               <w:top w:val="nil"/>
               <w:bottom w:val="single" w:sz="4" w:color="D9E1E8"/>
             </w:tcBorders>
+            <w:vAlign w:val="center"/>
             <w:shd w:val="clear" w:color="auto" w:fill="D8F5DD"/>
           </w:tcPr>
           <w:p>
@@ -3667,7 +3744,7 @@
             <w:r>
               <w:rPr>
                 <w:rFonts w:ascii="Times New Roman" w:hAnsi="Times New Roman"/>
-                <w:sz w:val="20"/>
+                <w:sz w:val="19"/>
               </w:rPr>
               <w:t xml:space="preserve">0.716</w:t>
             </w:r>
@@ -3681,6 +3758,7 @@
               <w:top w:val="nil"/>
               <w:bottom w:val="single" w:sz="4" w:color="D9E1E8"/>
             </w:tcBorders>
+            <w:vAlign w:val="center"/>
             <w:shd w:val="clear" w:color="auto" w:fill="D8F5DD"/>
           </w:tcPr>
           <w:p>
@@ -3695,7 +3773,7 @@
             <w:r>
               <w:rPr>
                 <w:rFonts w:ascii="Times New Roman" w:hAnsi="Times New Roman"/>
-                <w:sz w:val="20"/>
+                <w:sz w:val="19"/>
               </w:rPr>
               <w:t xml:space="preserve">0.789</w:t>
             </w:r>
@@ -3709,6 +3787,7 @@
               <w:top w:val="nil"/>
               <w:bottom w:val="single" w:sz="4" w:color="D9E1E8"/>
             </w:tcBorders>
+            <w:vAlign w:val="center"/>
             <w:shd w:val="clear" w:color="auto" w:fill="D8F5DD"/>
           </w:tcPr>
           <w:p>
@@ -3723,7 +3802,7 @@
             <w:r>
               <w:rPr>
                 <w:rFonts w:ascii="Times New Roman" w:hAnsi="Times New Roman"/>
-                <w:sz w:val="20"/>
+                <w:sz w:val="19"/>
               </w:rPr>
               <w:t xml:space="preserve">+0.073 [0.062, 0.084]</w:t>
             </w:r>
@@ -3739,6 +3818,7 @@
               <w:top w:val="nil"/>
               <w:bottom w:val="single" w:sz="4" w:color="D9E1E8"/>
             </w:tcBorders>
+            <w:vAlign w:val="center"/>
             <w:shd w:val="clear" w:color="auto" w:fill="D8F5DD"/>
           </w:tcPr>
           <w:p>
@@ -3753,7 +3833,7 @@
             <w:r>
               <w:rPr>
                 <w:rFonts w:ascii="Times New Roman" w:hAnsi="Times New Roman"/>
-                <w:sz w:val="20"/>
+                <w:sz w:val="19"/>
                 <w:highlight w:val="green"/>
               </w:rPr>
               <w:t xml:space="preserve">Edema</w:t>
@@ -3768,6 +3848,7 @@
               <w:top w:val="nil"/>
               <w:bottom w:val="single" w:sz="4" w:color="D9E1E8"/>
             </w:tcBorders>
+            <w:vAlign w:val="center"/>
             <w:shd w:val="clear" w:color="auto" w:fill="D8F5DD"/>
           </w:tcPr>
           <w:p>
@@ -3782,7 +3863,7 @@
             <w:r>
               <w:rPr>
                 <w:rFonts w:ascii="Times New Roman" w:hAnsi="Times New Roman"/>
-                <w:sz w:val="20"/>
+                <w:sz w:val="19"/>
               </w:rPr>
               <w:t xml:space="preserve">0.673</w:t>
             </w:r>
@@ -3796,6 +3877,7 @@
               <w:top w:val="nil"/>
               <w:bottom w:val="single" w:sz="4" w:color="D9E1E8"/>
             </w:tcBorders>
+            <w:vAlign w:val="center"/>
             <w:shd w:val="clear" w:color="auto" w:fill="D8F5DD"/>
           </w:tcPr>
           <w:p>
@@ -3810,7 +3892,7 @@
             <w:r>
               <w:rPr>
                 <w:rFonts w:ascii="Times New Roman" w:hAnsi="Times New Roman"/>
-                <w:sz w:val="20"/>
+                <w:sz w:val="19"/>
               </w:rPr>
               <w:t xml:space="preserve">0.755</w:t>
             </w:r>
@@ -3824,6 +3906,7 @@
               <w:top w:val="nil"/>
               <w:bottom w:val="single" w:sz="4" w:color="D9E1E8"/>
             </w:tcBorders>
+            <w:vAlign w:val="center"/>
             <w:shd w:val="clear" w:color="auto" w:fill="D8F5DD"/>
           </w:tcPr>
           <w:p>
@@ -3838,7 +3921,7 @@
             <w:r>
               <w:rPr>
                 <w:rFonts w:ascii="Times New Roman" w:hAnsi="Times New Roman"/>
-                <w:sz w:val="20"/>
+                <w:sz w:val="19"/>
               </w:rPr>
               <w:t xml:space="preserve">+0.083 [0.076, 0.088]</w:t>
             </w:r>
@@ -3854,6 +3937,7 @@
               <w:top w:val="nil"/>
               <w:bottom w:val="nil"/>
             </w:tcBorders>
+            <w:vAlign w:val="center"/>
             <w:shd w:val="clear" w:color="auto" w:fill="D8F5DD"/>
           </w:tcPr>
           <w:p>
@@ -3868,7 +3952,7 @@
             <w:r>
               <w:rPr>
                 <w:rFonts w:ascii="Times New Roman" w:hAnsi="Times New Roman"/>
-                <w:sz w:val="20"/>
+                <w:sz w:val="19"/>
                 <w:highlight w:val="green"/>
               </w:rPr>
               <w:t xml:space="preserve">Consolidation</w:t>
@@ -3883,6 +3967,7 @@
               <w:top w:val="nil"/>
               <w:bottom w:val="nil"/>
             </w:tcBorders>
+            <w:vAlign w:val="center"/>
             <w:shd w:val="clear" w:color="auto" w:fill="D8F5DD"/>
           </w:tcPr>
           <w:p>
@@ -3897,7 +3982,7 @@
             <w:r>
               <w:rPr>
                 <w:rFonts w:ascii="Times New Roman" w:hAnsi="Times New Roman"/>
-                <w:sz w:val="20"/>
+                <w:sz w:val="19"/>
               </w:rPr>
               <w:t xml:space="preserve">0.619</w:t>
             </w:r>
@@ -3911,6 +3996,7 @@
               <w:top w:val="nil"/>
               <w:bottom w:val="nil"/>
             </w:tcBorders>
+            <w:vAlign w:val="center"/>
             <w:shd w:val="clear" w:color="auto" w:fill="D8F5DD"/>
           </w:tcPr>
           <w:p>
@@ -3925,7 +4011,7 @@
             <w:r>
               <w:rPr>
                 <w:rFonts w:ascii="Times New Roman" w:hAnsi="Times New Roman"/>
-                <w:sz w:val="20"/>
+                <w:sz w:val="19"/>
               </w:rPr>
               <w:t xml:space="preserve">0.671</w:t>
             </w:r>
@@ -3939,6 +4025,7 @@
               <w:top w:val="nil"/>
               <w:bottom w:val="nil"/>
             </w:tcBorders>
+            <w:vAlign w:val="center"/>
             <w:shd w:val="clear" w:color="auto" w:fill="D8F5DD"/>
           </w:tcPr>
           <w:p>
@@ -3953,7 +4040,7 @@
             <w:r>
               <w:rPr>
                 <w:rFonts w:ascii="Times New Roman" w:hAnsi="Times New Roman"/>
-                <w:sz w:val="20"/>
+                <w:sz w:val="19"/>
               </w:rPr>
               <w:t xml:space="preserve">+0.052 [0.030, 0.084]</w:t>
             </w:r>
@@ -4042,7 +4129,9 @@
     </w:p>
     <w:p>
       <w:pPr>
+        <w:pStyle w:val="ImageCaption"/>
         <w:spacing w:before="80" w:after="120" w:line="240" w:lineRule="auto"/>
+        <w:jc w:val="center"/>
         <w:keepNext w:val="0"/>
         <w:keepLines/>
         <w:widowControl w:val="1"/>
@@ -4147,7 +4236,9 @@
     </w:p>
     <w:p>
       <w:pPr>
+        <w:pStyle w:val="ImageCaption"/>
         <w:spacing w:before="80" w:after="120" w:line="240" w:lineRule="auto"/>
+        <w:jc w:val="center"/>
         <w:keepNext w:val="0"/>
         <w:keepLines/>
         <w:widowControl w:val="1"/>
@@ -4244,7 +4335,9 @@
     </w:p>
     <w:p>
       <w:pPr>
+        <w:pStyle w:val="ImageCaption"/>
         <w:spacing w:before="80" w:after="120" w:line="240" w:lineRule="auto"/>
+        <w:jc w:val="center"/>
         <w:keepNext w:val="0"/>
         <w:keepLines/>
         <w:widowControl w:val="1"/>
@@ -4458,11 +4551,20 @@
           <w:ilvl w:val="0"/>
           <w:numId w:val="1001"/>
         </w:numPr>
+        <w:spacing w:after="60"/>
+        <w:ind w:left="360" w:hanging="259"/>
         <w:jc w:val="left"/>
         <w:keepNext w:val="0"/>
         <w:keepLines w:val="0"/>
         <w:widowControl w:val="1"/>
       </w:pPr>
+      <w:r>
+        <w:rPr>
+          <w:rFonts w:ascii="Times New Roman" w:hAnsi="Times New Roman"/>
+          <w:sz w:val="20"/>
+        </w:rPr>
+        <w:t xml:space="preserve">1. </w:t>
+      </w:r>
       <w:r>
         <w:t xml:space="preserve">Sufian, M. A., et al. (2024). AI-Driven Thoracic X-ray Diagnostics: Transformative Transfer Learning for Clinical Validation in Pulmonary Radiography.</w:t>
       </w:r>
@@ -4487,11 +4589,20 @@
           <w:ilvl w:val="0"/>
           <w:numId w:val="1001"/>
         </w:numPr>
+        <w:spacing w:after="60"/>
+        <w:ind w:left="360" w:hanging="259"/>
         <w:jc w:val="left"/>
         <w:keepNext w:val="0"/>
         <w:keepLines w:val="0"/>
         <w:widowControl w:val="1"/>
       </w:pPr>
+      <w:r>
+        <w:rPr>
+          <w:rFonts w:ascii="Times New Roman" w:hAnsi="Times New Roman"/>
+          <w:sz w:val="20"/>
+        </w:rPr>
+        <w:t xml:space="preserve">2. </w:t>
+      </w:r>
       <w:r>
         <w:t xml:space="preserve">Arulananth, T. S., et al. (2024). Classification of pediatric pneumonia using modified DenseNet-121 deep-learning model.</w:t>
       </w:r>
@@ -4516,11 +4627,20 @@
           <w:ilvl w:val="0"/>
           <w:numId w:val="1001"/>
         </w:numPr>
+        <w:spacing w:after="60"/>
+        <w:ind w:left="360" w:hanging="259"/>
         <w:jc w:val="left"/>
         <w:keepNext w:val="0"/>
         <w:keepLines w:val="0"/>
         <w:widowControl w:val="1"/>
       </w:pPr>
+      <w:r>
+        <w:rPr>
+          <w:rFonts w:ascii="Times New Roman" w:hAnsi="Times New Roman"/>
+          <w:sz w:val="20"/>
+        </w:rPr>
+        <w:t xml:space="preserve">3. </w:t>
+      </w:r>
       <w:r>
         <w:t xml:space="preserve">Wang, X., Peng, Y., Lu, L., Lu, Z., Bagheri, M., Summers, R. M. (2017). ChestX-ray8: Hospital-scale chest X-ray database and benchmarks.</w:t>
       </w:r>
@@ -4545,11 +4665,20 @@
           <w:ilvl w:val="0"/>
           <w:numId w:val="1001"/>
         </w:numPr>
+        <w:spacing w:after="60"/>
+        <w:ind w:left="360" w:hanging="259"/>
         <w:jc w:val="left"/>
         <w:keepNext w:val="0"/>
         <w:keepLines w:val="0"/>
         <w:widowControl w:val="1"/>
       </w:pPr>
+      <w:r>
+        <w:rPr>
+          <w:rFonts w:ascii="Times New Roman" w:hAnsi="Times New Roman"/>
+          <w:sz w:val="20"/>
+        </w:rPr>
+        <w:t xml:space="preserve">4. </w:t>
+      </w:r>
       <w:r>
         <w:t xml:space="preserve">Rajpurkar, P., et al. (2017). CheXNet: Radiologist-level pneumonia detection on chest X-rays with deep learning. arXiv:1711.05225.</w:t>
       </w:r>
@@ -4561,11 +4690,20 @@
           <w:ilvl w:val="0"/>
           <w:numId w:val="1001"/>
         </w:numPr>
+        <w:spacing w:after="60"/>
+        <w:ind w:left="360" w:hanging="259"/>
         <w:jc w:val="left"/>
         <w:keepNext w:val="0"/>
         <w:keepLines w:val="0"/>
         <w:widowControl w:val="1"/>
       </w:pPr>
+      <w:r>
+        <w:rPr>
+          <w:rFonts w:ascii="Times New Roman" w:hAnsi="Times New Roman"/>
+          <w:sz w:val="20"/>
+        </w:rPr>
+        <w:t xml:space="preserve">5. </w:t>
+      </w:r>
       <w:r>
         <w:t xml:space="preserve">Irvin, J., et al. (2019). CheXpert: A large chest radiograph dataset with uncertainty labels and expert comparison.</w:t>
       </w:r>
@@ -4590,11 +4728,20 @@
           <w:ilvl w:val="0"/>
           <w:numId w:val="1001"/>
         </w:numPr>
+        <w:spacing w:after="60"/>
+        <w:ind w:left="360" w:hanging="259"/>
         <w:jc w:val="left"/>
         <w:keepNext w:val="0"/>
         <w:keepLines w:val="0"/>
         <w:widowControl w:val="1"/>
       </w:pPr>
+      <w:r>
+        <w:rPr>
+          <w:rFonts w:ascii="Times New Roman" w:hAnsi="Times New Roman"/>
+          <w:sz w:val="20"/>
+        </w:rPr>
+        <w:t xml:space="preserve">6. </w:t>
+      </w:r>
       <w:r>
         <w:t xml:space="preserve">Lakhani, P., Sundaram, B. (2017). Deep learning at chest radiography: Automated classification of pulmonary tuberculosis.</w:t>
       </w:r>
@@ -4619,11 +4766,20 @@
           <w:ilvl w:val="0"/>
           <w:numId w:val="1001"/>
         </w:numPr>
+        <w:spacing w:after="60"/>
+        <w:ind w:left="360" w:hanging="259"/>
         <w:jc w:val="left"/>
         <w:keepNext w:val="0"/>
         <w:keepLines w:val="0"/>
         <w:widowControl w:val="1"/>
       </w:pPr>
+      <w:r>
+        <w:rPr>
+          <w:rFonts w:ascii="Times New Roman" w:hAnsi="Times New Roman"/>
+          <w:sz w:val="20"/>
+        </w:rPr>
+        <w:t xml:space="preserve">7. </w:t>
+      </w:r>
       <w:r>
         <w:t xml:space="preserve">Majkowska, A. E., et al. (2020). Chest radiograph interpretation with deep learning models.</w:t>
       </w:r>
@@ -4648,11 +4804,20 @@
           <w:ilvl w:val="0"/>
           <w:numId w:val="1001"/>
         </w:numPr>
+        <w:spacing w:after="60"/>
+        <w:ind w:left="360" w:hanging="259"/>
         <w:jc w:val="left"/>
         <w:keepNext w:val="0"/>
         <w:keepLines w:val="0"/>
         <w:widowControl w:val="1"/>
       </w:pPr>
+      <w:r>
+        <w:rPr>
+          <w:rFonts w:ascii="Times New Roman" w:hAnsi="Times New Roman"/>
+          <w:sz w:val="20"/>
+        </w:rPr>
+        <w:t xml:space="preserve">8. </w:t>
+      </w:r>
       <w:r>
         <w:t xml:space="preserve">Park, S., et al. (2022). Self-evolving vision transformer for chest X-ray diagnosis through knowledge distillation.</w:t>
       </w:r>
@@ -4677,11 +4842,20 @@
           <w:ilvl w:val="0"/>
           <w:numId w:val="1001"/>
         </w:numPr>
+        <w:spacing w:after="60"/>
+        <w:ind w:left="360" w:hanging="259"/>
         <w:jc w:val="left"/>
         <w:keepNext w:val="0"/>
         <w:keepLines w:val="0"/>
         <w:widowControl w:val="1"/>
       </w:pPr>
+      <w:r>
+        <w:rPr>
+          <w:rFonts w:ascii="Times New Roman" w:hAnsi="Times New Roman"/>
+          <w:sz w:val="20"/>
+        </w:rPr>
+        <w:t xml:space="preserve">9. </w:t>
+      </w:r>
       <w:r>
         <w:t xml:space="preserve">Cohen, J. P., Viviano, J., Morrison, P., Brooks, R., Hashir, M., Bertrand, H. (2020). TorchXRayVision: A library of chest X-ray datasets and models.</w:t>
       </w:r>
@@ -4693,11 +4867,20 @@
           <w:ilvl w:val="0"/>
           <w:numId w:val="1001"/>
         </w:numPr>
+        <w:spacing w:after="60"/>
+        <w:ind w:left="360" w:hanging="259"/>
         <w:jc w:val="left"/>
         <w:keepNext w:val="0"/>
         <w:keepLines w:val="0"/>
         <w:widowControl w:val="1"/>
       </w:pPr>
+      <w:r>
+        <w:rPr>
+          <w:rFonts w:ascii="Times New Roman" w:hAnsi="Times New Roman"/>
+          <w:sz w:val="20"/>
+        </w:rPr>
+        <w:t xml:space="preserve">10. </w:t>
+      </w:r>
       <w:r>
         <w:t xml:space="preserve">Wang, X., et al. (2017). ChestX-ray8.</w:t>
       </w:r>
@@ -4722,11 +4905,20 @@
           <w:ilvl w:val="0"/>
           <w:numId w:val="1001"/>
         </w:numPr>
+        <w:spacing w:after="60"/>
+        <w:ind w:left="360" w:hanging="259"/>
         <w:jc w:val="left"/>
         <w:keepNext w:val="0"/>
         <w:keepLines w:val="0"/>
         <w:widowControl w:val="1"/>
       </w:pPr>
+      <w:r>
+        <w:rPr>
+          <w:rFonts w:ascii="Times New Roman" w:hAnsi="Times New Roman"/>
+          <w:sz w:val="20"/>
+        </w:rPr>
+        <w:t xml:space="preserve">11. </w:t>
+      </w:r>
       <w:r>
         <w:t xml:space="preserve">Johnson, A. E., et al. (2019). MIMIC-CXR-JPG, a large publicly available database of labeled chest radiographs. arXiv:1901.07042.</w:t>
       </w:r>
@@ -4738,11 +4930,20 @@
           <w:ilvl w:val="0"/>
           <w:numId w:val="1001"/>
         </w:numPr>
+        <w:spacing w:after="60"/>
+        <w:ind w:left="360" w:hanging="259"/>
         <w:jc w:val="left"/>
         <w:keepNext w:val="0"/>
         <w:keepLines w:val="0"/>
         <w:widowControl w:val="1"/>
       </w:pPr>
+      <w:r>
+        <w:rPr>
+          <w:rFonts w:ascii="Times New Roman" w:hAnsi="Times New Roman"/>
+          <w:sz w:val="20"/>
+        </w:rPr>
+        <w:t xml:space="preserve">12. </w:t>
+      </w:r>
       <w:r>
         <w:t xml:space="preserve">Bustos, A., Pertusa, A., Salinas, J. M., de la Iglesia-Vaya, M. (2020). PadChest: A large chest X-ray image dataset with multi-label annotated reports.</w:t>
       </w:r>
@@ -4767,11 +4968,20 @@
           <w:ilvl w:val="0"/>
           <w:numId w:val="1001"/>
         </w:numPr>
+        <w:spacing w:after="60"/>
+        <w:ind w:left="360" w:hanging="259"/>
         <w:jc w:val="left"/>
         <w:keepNext w:val="0"/>
         <w:keepLines w:val="0"/>
         <w:widowControl w:val="1"/>
       </w:pPr>
+      <w:r>
+        <w:rPr>
+          <w:rFonts w:ascii="Times New Roman" w:hAnsi="Times New Roman"/>
+          <w:sz w:val="20"/>
+        </w:rPr>
+        <w:t xml:space="preserve">13. </w:t>
+      </w:r>
       <w:r>
         <w:t xml:space="preserve">Apartsin, A., Cooper, L. N., Intrator, N. (2012). Semi-coherent time of arrival estimation using regression.</w:t>
       </w:r>
@@ -4796,11 +5006,20 @@
           <w:ilvl w:val="0"/>
           <w:numId w:val="1001"/>
         </w:numPr>
+        <w:spacing w:after="60"/>
+        <w:ind w:left="360" w:hanging="259"/>
         <w:jc w:val="left"/>
         <w:keepNext w:val="0"/>
         <w:keepLines w:val="0"/>
         <w:widowControl w:val="1"/>
       </w:pPr>
+      <w:r>
+        <w:rPr>
+          <w:rFonts w:ascii="Times New Roman" w:hAnsi="Times New Roman"/>
+          <w:sz w:val="20"/>
+        </w:rPr>
+        <w:t xml:space="preserve">14. </w:t>
+      </w:r>
       <w:r>
         <w:t xml:space="preserve">Goodfellow, I. J., Shlens, J., Szegedy, C. (2014). Explaining and harnessing adversarial examples. arXiv:1412.6572.</w:t>
       </w:r>
@@ -4812,11 +5031,20 @@
           <w:ilvl w:val="0"/>
           <w:numId w:val="1001"/>
         </w:numPr>
+        <w:spacing w:after="60"/>
+        <w:ind w:left="360" w:hanging="259"/>
         <w:jc w:val="left"/>
         <w:keepNext w:val="0"/>
         <w:keepLines w:val="0"/>
         <w:widowControl w:val="1"/>
       </w:pPr>
+      <w:r>
+        <w:rPr>
+          <w:rFonts w:ascii="Times New Roman" w:hAnsi="Times New Roman"/>
+          <w:sz w:val="20"/>
+        </w:rPr>
+        <w:t xml:space="preserve">15. </w:t>
+      </w:r>
       <w:r>
         <w:t xml:space="preserve">Lee, J., AlRegib, G. (2020). Gradients as a measure of uncertainty in neural networks.</w:t>
       </w:r>
@@ -4841,11 +5069,20 @@
           <w:ilvl w:val="0"/>
           <w:numId w:val="1001"/>
         </w:numPr>
+        <w:spacing w:after="60"/>
+        <w:ind w:left="360" w:hanging="259"/>
         <w:jc w:val="left"/>
         <w:keepNext w:val="0"/>
         <w:keepLines w:val="0"/>
         <w:widowControl w:val="1"/>
       </w:pPr>
+      <w:r>
+        <w:rPr>
+          <w:rFonts w:ascii="Times New Roman" w:hAnsi="Times New Roman"/>
+          <w:sz w:val="20"/>
+        </w:rPr>
+        <w:t xml:space="preserve">16. </w:t>
+      </w:r>
       <w:r>
         <w:t xml:space="preserve">Rokach, L., Aperstein, Y., Akselrod-Ballin, A. (2025). Deep active learning framework for chest-abdominal CT scans segmentation.</w:t>
       </w:r>
@@ -4870,11 +5107,20 @@
           <w:ilvl w:val="0"/>
           <w:numId w:val="1001"/>
         </w:numPr>
+        <w:spacing w:after="60"/>
+        <w:ind w:left="360" w:hanging="259"/>
         <w:jc w:val="left"/>
         <w:keepNext w:val="0"/>
         <w:keepLines w:val="0"/>
         <w:widowControl w:val="1"/>
       </w:pPr>
+      <w:r>
+        <w:rPr>
+          <w:rFonts w:ascii="Times New Roman" w:hAnsi="Times New Roman"/>
+          <w:sz w:val="20"/>
+        </w:rPr>
+        <w:t xml:space="preserve">17. </w:t>
+      </w:r>
       <w:r>
         <w:t xml:space="preserve">Levy, D., et al. (2026). From Cold Start to Active Learning: Embedding-Based Scan Selection for Medical Image Segmentation. arXiv:2601.18532.</w:t>
       </w:r>
@@ -4886,11 +5132,20 @@
           <w:ilvl w:val="0"/>
           <w:numId w:val="1001"/>
         </w:numPr>
+        <w:spacing w:after="60"/>
+        <w:ind w:left="360" w:hanging="259"/>
         <w:jc w:val="left"/>
         <w:keepNext w:val="0"/>
         <w:keepLines w:val="0"/>
         <w:widowControl w:val="1"/>
       </w:pPr>
+      <w:r>
+        <w:rPr>
+          <w:rFonts w:ascii="Times New Roman" w:hAnsi="Times New Roman"/>
+          <w:sz w:val="20"/>
+        </w:rPr>
+        <w:t xml:space="preserve">18. </w:t>
+      </w:r>
       <w:r>
         <w:t xml:space="preserve">Chow, C. (1970). On optimum recognition error and reject tradeoff.</w:t>
       </w:r>
@@ -4915,11 +5170,20 @@
           <w:ilvl w:val="0"/>
           <w:numId w:val="1001"/>
         </w:numPr>
+        <w:spacing w:after="60"/>
+        <w:ind w:left="360" w:hanging="259"/>
         <w:jc w:val="left"/>
         <w:keepNext w:val="0"/>
         <w:keepLines w:val="0"/>
         <w:widowControl w:val="1"/>
       </w:pPr>
+      <w:r>
+        <w:rPr>
+          <w:rFonts w:ascii="Times New Roman" w:hAnsi="Times New Roman"/>
+          <w:sz w:val="20"/>
+        </w:rPr>
+        <w:t xml:space="preserve">19. </w:t>
+      </w:r>
       <w:r>
         <w:t xml:space="preserve">Cortes, C., DeSalvo, G., Mohri, M. (2016). Learning with rejection.</w:t>
       </w:r>
@@ -4944,11 +5208,20 @@
           <w:ilvl w:val="0"/>
           <w:numId w:val="1001"/>
         </w:numPr>
+        <w:spacing w:after="60"/>
+        <w:ind w:left="360" w:hanging="259"/>
         <w:jc w:val="left"/>
         <w:keepNext w:val="0"/>
         <w:keepLines w:val="0"/>
         <w:widowControl w:val="1"/>
       </w:pPr>
+      <w:r>
+        <w:rPr>
+          <w:rFonts w:ascii="Times New Roman" w:hAnsi="Times New Roman"/>
+          <w:sz w:val="20"/>
+        </w:rPr>
+        <w:t xml:space="preserve">20. </w:t>
+      </w:r>
       <w:r>
         <w:t xml:space="preserve">Geifman, Y., El-Yaniv, R. (2017). Selective classification for deep neural networks.</w:t>
       </w:r>
@@ -4973,11 +5246,20 @@
           <w:ilvl w:val="0"/>
           <w:numId w:val="1001"/>
         </w:numPr>
+        <w:spacing w:after="60"/>
+        <w:ind w:left="360" w:hanging="259"/>
         <w:jc w:val="left"/>
         <w:keepNext w:val="0"/>
         <w:keepLines w:val="0"/>
         <w:widowControl w:val="1"/>
       </w:pPr>
+      <w:r>
+        <w:rPr>
+          <w:rFonts w:ascii="Times New Roman" w:hAnsi="Times New Roman"/>
+          <w:sz w:val="20"/>
+        </w:rPr>
+        <w:t xml:space="preserve">21. </w:t>
+      </w:r>
       <w:r>
         <w:t xml:space="preserve">Geifman, Y., El-Yaniv, R. (2019). SelectiveNet: A deep neural network with an integrated reject option.</w:t>
       </w:r>
@@ -5002,11 +5284,20 @@
           <w:ilvl w:val="0"/>
           <w:numId w:val="1001"/>
         </w:numPr>
+        <w:spacing w:after="60"/>
+        <w:ind w:left="360" w:hanging="259"/>
         <w:jc w:val="left"/>
         <w:keepNext w:val="0"/>
         <w:keepLines w:val="0"/>
         <w:widowControl w:val="1"/>
       </w:pPr>
+      <w:r>
+        <w:rPr>
+          <w:rFonts w:ascii="Times New Roman" w:hAnsi="Times New Roman"/>
+          <w:sz w:val="20"/>
+        </w:rPr>
+        <w:t xml:space="preserve">22. </w:t>
+      </w:r>
       <w:r>
         <w:t xml:space="preserve">Lakshminarayanan, B., Pritzel, A., Blundell, C. (2017). Simple and scalable predictive uncertainty estimation using deep ensembles.</w:t>
       </w:r>
@@ -5031,11 +5322,20 @@
           <w:ilvl w:val="0"/>
           <w:numId w:val="1001"/>
         </w:numPr>
+        <w:spacing w:after="60"/>
+        <w:ind w:left="360" w:hanging="259"/>
         <w:jc w:val="left"/>
         <w:keepNext w:val="0"/>
         <w:keepLines w:val="0"/>
         <w:widowControl w:val="1"/>
       </w:pPr>
+      <w:r>
+        <w:rPr>
+          <w:rFonts w:ascii="Times New Roman" w:hAnsi="Times New Roman"/>
+          <w:sz w:val="20"/>
+        </w:rPr>
+        <w:t xml:space="preserve">23. </w:t>
+      </w:r>
       <w:r>
         <w:t xml:space="preserve">Fisch, A., Jaakkola, T. S., Barzilay, R. (2022). Calibrated selective classification.</w:t>
       </w:r>
@@ -5060,11 +5360,20 @@
           <w:ilvl w:val="0"/>
           <w:numId w:val="1001"/>
         </w:numPr>
+        <w:spacing w:after="60"/>
+        <w:ind w:left="360" w:hanging="259"/>
         <w:jc w:val="left"/>
         <w:keepNext w:val="0"/>
         <w:keepLines w:val="0"/>
         <w:widowControl w:val="1"/>
       </w:pPr>
+      <w:r>
+        <w:rPr>
+          <w:rFonts w:ascii="Times New Roman" w:hAnsi="Times New Roman"/>
+          <w:sz w:val="20"/>
+        </w:rPr>
+        <w:t xml:space="preserve">24. </w:t>
+      </w:r>
       <w:r>
         <w:t xml:space="preserve">Cattelan, L., Silva, R. (2024). How to fix a broken confidence estimator: A simple approach for post-hoc deep model calibration.</w:t>
       </w:r>
@@ -5089,11 +5398,20 @@
           <w:ilvl w:val="0"/>
           <w:numId w:val="1001"/>
         </w:numPr>
+        <w:spacing w:after="60"/>
+        <w:ind w:left="360" w:hanging="259"/>
         <w:jc w:val="left"/>
         <w:keepNext w:val="0"/>
         <w:keepLines w:val="0"/>
         <w:widowControl w:val="1"/>
       </w:pPr>
+      <w:r>
+        <w:rPr>
+          <w:rFonts w:ascii="Times New Roman" w:hAnsi="Times New Roman"/>
+          <w:sz w:val="20"/>
+        </w:rPr>
+        <w:t xml:space="preserve">25. </w:t>
+      </w:r>
       <w:r>
         <w:t xml:space="preserve">Rabanser, S., Thudi, A., Hamidieh, K., Dziedzic, A., Papernot, N. (2022). Selective classification via neural network training dynamics.</w:t>
       </w:r>
@@ -5118,11 +5436,20 @@
           <w:ilvl w:val="0"/>
           <w:numId w:val="1001"/>
         </w:numPr>
+        <w:spacing w:after="60"/>
+        <w:ind w:left="360" w:hanging="259"/>
         <w:jc w:val="left"/>
         <w:keepNext w:val="0"/>
         <w:keepLines w:val="0"/>
         <w:widowControl w:val="1"/>
       </w:pPr>
+      <w:r>
+        <w:rPr>
+          <w:rFonts w:ascii="Times New Roman" w:hAnsi="Times New Roman"/>
+          <w:sz w:val="20"/>
+        </w:rPr>
+        <w:t xml:space="preserve">26. </w:t>
+      </w:r>
       <w:r>
         <w:t xml:space="preserve">Kompa, B., Snoek, J., Beam, A. L. (2021). Second opinion needed: Communicating uncertainty in medical machine learning.</w:t>
       </w:r>
@@ -5147,11 +5474,20 @@
           <w:ilvl w:val="0"/>
           <w:numId w:val="1001"/>
         </w:numPr>
+        <w:spacing w:after="60"/>
+        <w:ind w:left="360" w:hanging="259"/>
         <w:jc w:val="left"/>
         <w:keepNext w:val="0"/>
         <w:keepLines w:val="0"/>
         <w:widowControl w:val="1"/>
       </w:pPr>
+      <w:r>
+        <w:rPr>
+          <w:rFonts w:ascii="Times New Roman" w:hAnsi="Times New Roman"/>
+          <w:sz w:val="20"/>
+        </w:rPr>
+        <w:t xml:space="preserve">27. </w:t>
+      </w:r>
       <w:r>
         <w:t xml:space="preserve">Faghani, S., et al. (2023). Quantifying uncertainty in deep learning of radiologic images.</w:t>
       </w:r>
@@ -5176,11 +5512,20 @@
           <w:ilvl w:val="0"/>
           <w:numId w:val="1001"/>
         </w:numPr>
+        <w:spacing w:after="60"/>
+        <w:ind w:left="360" w:hanging="259"/>
         <w:jc w:val="left"/>
         <w:keepNext w:val="0"/>
         <w:keepLines w:val="0"/>
         <w:widowControl w:val="1"/>
       </w:pPr>
+      <w:r>
+        <w:rPr>
+          <w:rFonts w:ascii="Times New Roman" w:hAnsi="Times New Roman"/>
+          <w:sz w:val="20"/>
+        </w:rPr>
+        <w:t xml:space="preserve">28. </w:t>
+      </w:r>
       <w:r>
         <w:t xml:space="preserve">Whata, A., et al. (2024). Uncertainty quantification in multi-class image classification using chest X-ray images of COVID-19 and pneumonia.</w:t>
       </w:r>
@@ -5205,11 +5550,20 @@
           <w:ilvl w:val="0"/>
           <w:numId w:val="1001"/>
         </w:numPr>
+        <w:spacing w:after="60"/>
+        <w:ind w:left="360" w:hanging="259"/>
         <w:jc w:val="left"/>
         <w:keepNext w:val="0"/>
         <w:keepLines w:val="0"/>
         <w:widowControl w:val="1"/>
       </w:pPr>
+      <w:r>
+        <w:rPr>
+          <w:rFonts w:ascii="Times New Roman" w:hAnsi="Times New Roman"/>
+          <w:sz w:val="20"/>
+        </w:rPr>
+        <w:t xml:space="preserve">29. </w:t>
+      </w:r>
       <w:r>
         <w:t xml:space="preserve">Das, A., et al. (2024). Confidence-guided semi-supervised learning for generalized lesion localization in X-ray images.</w:t>
       </w:r>
@@ -5234,11 +5588,20 @@
           <w:ilvl w:val="0"/>
           <w:numId w:val="1001"/>
         </w:numPr>
+        <w:spacing w:after="60"/>
+        <w:ind w:left="360" w:hanging="259"/>
         <w:jc w:val="left"/>
         <w:keepNext w:val="0"/>
         <w:keepLines w:val="0"/>
         <w:widowControl w:val="1"/>
       </w:pPr>
+      <w:r>
+        <w:rPr>
+          <w:rFonts w:ascii="Times New Roman" w:hAnsi="Times New Roman"/>
+          <w:sz w:val="20"/>
+        </w:rPr>
+        <w:t xml:space="preserve">30. </w:t>
+      </w:r>
       <w:r>
         <w:t xml:space="preserve">Huang, G., Liu, Z., Van Der Maaten, L., Weinberger, K. Q. (2017). Densely connected convolutional networks.</w:t>
       </w:r>
@@ -5263,11 +5626,20 @@
           <w:ilvl w:val="0"/>
           <w:numId w:val="1001"/>
         </w:numPr>
+        <w:spacing w:after="60"/>
+        <w:ind w:left="360" w:hanging="259"/>
         <w:jc w:val="left"/>
         <w:keepNext w:val="0"/>
         <w:keepLines w:val="0"/>
         <w:widowControl w:val="1"/>
       </w:pPr>
+      <w:r>
+        <w:rPr>
+          <w:rFonts w:ascii="Times New Roman" w:hAnsi="Times New Roman"/>
+          <w:sz w:val="20"/>
+        </w:rPr>
+        <w:t xml:space="preserve">31. </w:t>
+      </w:r>
       <w:r>
         <w:t xml:space="preserve">Seyyed-Kalantari, L., Liu, G., McDermott, M., Chen, I. Y., Ghassemi, M. (2020). CheXclusion: Fairness gaps in deep chest X-ray classifiers.</w:t>
       </w:r>
@@ -5292,11 +5664,20 @@
           <w:ilvl w:val="0"/>
           <w:numId w:val="1001"/>
         </w:numPr>
+        <w:spacing w:after="60"/>
+        <w:ind w:left="360" w:hanging="259"/>
         <w:jc w:val="left"/>
         <w:keepNext w:val="0"/>
         <w:keepLines w:val="0"/>
         <w:widowControl w:val="1"/>
       </w:pPr>
+      <w:r>
+        <w:rPr>
+          <w:rFonts w:ascii="Times New Roman" w:hAnsi="Times New Roman"/>
+          <w:sz w:val="20"/>
+        </w:rPr>
+        <w:t xml:space="preserve">32. </w:t>
+      </w:r>
       <w:r>
         <w:rPr>
           <w:highlight w:val="green"/>
@@ -5328,11 +5709,20 @@
           <w:ilvl w:val="0"/>
           <w:numId w:val="1001"/>
         </w:numPr>
+        <w:spacing w:after="60"/>
+        <w:ind w:left="360" w:hanging="259"/>
         <w:jc w:val="left"/>
         <w:keepNext w:val="0"/>
         <w:keepLines w:val="0"/>
         <w:widowControl w:val="1"/>
       </w:pPr>
+      <w:r>
+        <w:rPr>
+          <w:rFonts w:ascii="Times New Roman" w:hAnsi="Times New Roman"/>
+          <w:sz w:val="20"/>
+        </w:rPr>
+        <w:t xml:space="preserve">33. </w:t>
+      </w:r>
       <w:r>
         <w:rPr>
           <w:highlight w:val="green"/>
@@ -17767,7 +18157,7 @@
     <w:basedOn w:val="BodyText"/>
     <w:pPr>
       <w:keepNext/>
-      <w:spacing w:after="60" w:before="160" w:line="240" w:lineRule="auto"/>
+      <w:spacing w:after="60" w:before="280" w:line="240" w:lineRule="auto"/>
       <w:jc w:val="center"/>
     </w:pPr>
     <w:rPr>
@@ -17796,9 +18186,9 @@
     <w:basedOn w:val="BodyText"/>
     <w:pPr>
       <w:keepNext w:val="0"/>
-      <w:spacing w:after="40" w:before="0" w:line="240" w:lineRule="auto"/>
-      <w:ind w:left="0" w:firstLine="0"/>
-      <w:jc w:val="both"/>
+      <w:spacing w:after="60" w:before="0" w:line="252" w:lineRule="auto"/>
+      <w:ind w:left="403" w:hanging="403"/>
+      <w:jc w:val="left"/>
     </w:pPr>
     <w:rPr>
       <w:rFonts w:ascii="Times New Roman" w:hAnsi="Times New Roman"/>

--- a/manuscript.docx
+++ b/manuscript.docx
@@ -2,7 +2,7 @@
 <file path=word/document.xml><?xml version="1.0" encoding="utf-8"?>
 <w:document xmlns:w="http://schemas.openxmlformats.org/wordprocessingml/2006/main" xmlns:m="http://schemas.openxmlformats.org/officeDocument/2006/math" xmlns:r="http://schemas.openxmlformats.org/officeDocument/2006/relationships" xmlns:o="urn:schemas-microsoft-com:office:office" xmlns:v="urn:schemas-microsoft-com:vml" xmlns:w10="urn:schemas-microsoft-com:office:word" xmlns:a="http://schemas.openxmlformats.org/drawingml/2006/main" xmlns:pic="http://schemas.openxmlformats.org/drawingml/2006/picture" xmlns:wp="http://schemas.openxmlformats.org/drawingml/2006/wordprocessingDrawing">
   <w:body>
-    <w:bookmarkStart w:id="53" w:name="X63805021c7c9154cb851a75086633bed020ce8e"/>
+    <w:bookmarkStart w:id="59" w:name="X63805021c7c9154cb851a75086633bed020ce8e"/>
     <w:p>
       <w:pPr>
         <w:pStyle w:val="Title"/>
@@ -1884,7 +1884,7 @@
         <w:rPr>
           <w:highlight w:val="green"/>
         </w:rPr>
-        <w:t xml:space="preserve">A threshold-sensitivity analysis (Figure 5) reports the selective metric and rejection rate across calibration percentiles from 0.70 to 0.99, so that the operating point is an interpretable, tunable design choice rather than a fixed property of the model.</w:t>
+        <w:t xml:space="preserve">A threshold-sensitivity analysis (Figure 7) reports the selective metric and rejection rate across calibration percentiles from 0.70 to 0.99, so that the operating point is an interpretable, tunable design choice rather than a fixed property of the model.</w:t>
       </w:r>
       <w:r>
         <w:t xml:space="preserve"> </w:t>
@@ -1895,7 +1895,7 @@
     </w:p>
     <w:bookmarkEnd w:id="25"/>
     <w:bookmarkEnd w:id="26"/>
-    <w:bookmarkStart w:id="47" w:name="results"/>
+    <w:bookmarkStart w:id="53" w:name="results"/>
     <w:p>
       <w:pPr>
         <w:pStyle w:val="Heading2"/>
@@ -1943,7 +1943,7 @@
         <w:t xml:space="preserve">We characterize selective behaviour with two complementary, threshold-aware measures: balanced accuracy at a calibrated operating point, and the risk-coverage curve. Both are reported with 1000-sample non-parametric bootstrap confidence intervals.</w:t>
       </w:r>
     </w:p>
-    <w:bookmarkStart w:id="30" w:name="Xc313159fcf4bef60d99dbef572fddc008d1b639"/>
+    <w:bookmarkStart w:id="36" w:name="Xc313159fcf4bef60d99dbef572fddc008d1b639"/>
     <w:p>
       <w:pPr>
         <w:pStyle w:val="Heading3"/>
@@ -1958,6 +1958,103 @@
     <w:p>
       <w:pPr>
         <w:pStyle w:val="FirstParagraph"/>
+        <w:jc w:val="both"/>
+        <w:keepNext w:val="0"/>
+        <w:keepLines w:val="0"/>
+        <w:widowControl w:val="1"/>
+      </w:pPr>
+      <w:r>
+        <w:rPr>
+          <w:highlight w:val="green"/>
+        </w:rPr>
+        <w:t xml:space="preserve">Predictive entropy is informative about correctness: incorrect predictions concentrate at high entropy and correct predictions at low entropy (Figure 3), the signal that selective deferral exploits.</w:t>
+      </w:r>
+    </w:p>
+    <w:p>
+      <w:pPr>
+        <w:pStyle w:val="BodyText"/>
+        <w:jc w:val="center"/>
+        <w:keepNext/>
+        <w:keepLines/>
+        <w:widowControl w:val="1"/>
+      </w:pPr>
+      <w:r>
+        <w:drawing>
+          <wp:inline>
+            <wp:extent cx="5943600" cy="3396342"/>
+            <wp:effectExtent b="0" l="0" r="0" t="0"/>
+            <wp:docPr descr="entropy distribution: correct vs incorrect" title="" id="28" name="Picture"/>
+            <a:graphic>
+              <a:graphicData uri="http://schemas.openxmlformats.org/drawingml/2006/picture">
+                <pic:pic>
+                  <pic:nvPicPr>
+                    <pic:cNvPr descr="assets/entropy_dist.png" id="29" name="Picture"/>
+                    <pic:cNvPicPr>
+                      <a:picLocks noChangeArrowheads="1" noChangeAspect="1"/>
+                    </pic:cNvPicPr>
+                  </pic:nvPicPr>
+                  <pic:blipFill>
+                    <a:blip r:embed="rId27"/>
+                    <a:stretch>
+                      <a:fillRect/>
+                    </a:stretch>
+                  </pic:blipFill>
+                  <pic:spPr bwMode="auto">
+                    <a:xfrm>
+                      <a:off x="0" y="0"/>
+                      <a:ext cx="5943600" cy="3396342"/>
+                    </a:xfrm>
+                    <a:prstGeom prst="rect">
+                      <a:avLst/>
+                    </a:prstGeom>
+                    <a:noFill/>
+                    <a:ln w="9525">
+                      <a:noFill/>
+                      <a:headEnd/>
+                      <a:tailEnd/>
+                    </a:ln>
+                  </pic:spPr>
+                </pic:pic>
+              </a:graphicData>
+            </a:graphic>
+          </wp:inline>
+        </w:drawing>
+      </w:r>
+    </w:p>
+    <w:p>
+      <w:pPr>
+        <w:pStyle w:val="ImageCaption"/>
+        <w:spacing w:before="80" w:after="120" w:line="240" w:lineRule="auto"/>
+        <w:jc w:val="center"/>
+        <w:keepNext w:val="0"/>
+        <w:keepLines/>
+        <w:widowControl w:val="1"/>
+      </w:pPr>
+      <w:r>
+        <w:rPr>
+          <w:b/>
+          <w:i/>
+        </w:rPr>
+        <w:t>Figure 3:</w:t>
+      </w:r>
+      <w:r>
+        <w:rPr>
+          <w:b w:val="0"/>
+          <w:i/>
+        </w:rPr>
+        <w:t xml:space="preserve"> </w:t>
+      </w:r>
+      <w:r>
+        <w:rPr>
+          <w:b w:val="0"/>
+          <w:i/>
+        </w:rPr>
+        <w:t>Distribution of predictive entropy for correct versus incorrect predictions at the calibrated operating point, shown for PadChest. Correct predictions concentrate at low entropy while incorrect predictions concentrate at high entropy, which is what makes uncertainty-based deferral effective.</w:t>
+      </w:r>
+    </w:p>
+    <w:p>
+      <w:pPr>
+        <w:pStyle w:val="BodyText"/>
         <w:jc w:val="both"/>
         <w:keepNext w:val="0"/>
         <w:keepLines w:val="0"/>
@@ -2641,18 +2738,18 @@
           <wp:inline>
             <wp:extent cx="5852160" cy="3474720"/>
             <wp:effectExtent b="0" l="0" r="0" t="0"/>
-            <wp:docPr descr="selective balanced accuracy vs coverage" title="" id="28" name="Picture"/>
+            <wp:docPr descr="selective balanced accuracy vs coverage" title="" id="31" name="Picture"/>
             <a:graphic>
               <a:graphicData uri="http://schemas.openxmlformats.org/drawingml/2006/picture">
                 <pic:pic>
                   <pic:nvPicPr>
-                    <pic:cNvPr descr="assets/selective_bacc_nih22k.png" id="29" name="Picture"/>
+                    <pic:cNvPr descr="assets/selective_bacc_nih22k.png" id="32" name="Picture"/>
                     <pic:cNvPicPr>
                       <a:picLocks noChangeArrowheads="1" noChangeAspect="1"/>
                     </pic:cNvPicPr>
                   </pic:nvPicPr>
                   <pic:blipFill>
-                    <a:blip r:embed="rId27"/>
+                    <a:blip r:embed="rId30"/>
                     <a:stretch>
                       <a:fillRect/>
                     </a:stretch>
@@ -2693,7 +2790,7 @@
           <w:b/>
           <w:i/>
         </w:rPr>
-        <w:t>Figure 3:</w:t>
+        <w:t>Figure 4:</w:t>
       </w:r>
       <w:r>
         <w:rPr>
@@ -2725,8 +2822,105 @@
         <w:t xml:space="preserve">On MIMIC-CXR (8,185 frontal images), the same calibrated-threshold analysis yields supported balanced-accuracy gains for three of the four pathologies (Cardiomegaly +0.073 [0.061, 0.088], Effusion +0.088 [0.076, 0.100], Edema +0.060 [0.043, 0.076]; 95% confidence intervals excluding zero), and an independently trained weighted-BCE DenseNet-121 (Section 3.3; validation macro-AUC 0.85) reproduces the improvement on all four pathologies both on the held-out NIH test set (Cardiomegaly +0.074 [0.049, 0.098], Effusion +0.062 [0.052, 0.073], Edema +0.060 [0.022, 0.101], Consolidation +0.044 [0.012, 0.073]) and cross-dataset on MIMIC-CXR, a source it never trained on (Cardiomegaly +0.055 [0.042, 0.066], Effusion +0.087 [0.075, 0.098], Edema +0.073 [0.057, 0.090], Consolidation +0.067 [0.036, 0.100]); all gains have 95% confidence intervals excluding zero, confirming the effect is specific to neither the backbone nor the dataset. On PadChest, where the backbone attains strong discrimination (Cardiomegaly AUC 0.90, Effusion 0.96, Consolidation 0.92), deferral improves Cardiomegaly balanced accuracy from 0.81 to 0.90 at a coverage of 0.70 (+0.086 [0.062, 0.110]; 95% confidence interval excluding zero), confirming the benefit on a third, geographically independent cohort.</w:t>
       </w:r>
     </w:p>
-    <w:bookmarkEnd w:id="30"/>
-    <w:bookmarkStart w:id="34" w:name="risk-coverage-analysis"/>
+    <w:p>
+      <w:pPr>
+        <w:pStyle w:val="BodyText"/>
+        <w:jc w:val="both"/>
+        <w:keepNext w:val="0"/>
+        <w:keepLines w:val="0"/>
+        <w:widowControl w:val="1"/>
+      </w:pPr>
+      <w:r>
+        <w:rPr>
+          <w:highlight w:val="green"/>
+        </w:rPr>
+        <w:t xml:space="preserve">A non-parametric bootstrap confirms these gains are not resampling artefacts: across 1,000 resamples the balanced accuracy with rejection exceeds the baseline for every pathology on both large evaluation sets (Figure 5).</w:t>
+      </w:r>
+    </w:p>
+    <w:p>
+      <w:pPr>
+        <w:pStyle w:val="BodyText"/>
+        <w:jc w:val="center"/>
+        <w:keepNext/>
+        <w:keepLines/>
+        <w:widowControl w:val="1"/>
+      </w:pPr>
+      <w:r>
+        <w:drawing>
+          <wp:inline>
+            <wp:extent cx="5943600" cy="2496312"/>
+            <wp:effectExtent b="0" l="0" r="0" t="0"/>
+            <wp:docPr descr="bootstrap balanced-accuracy boxplots" title="" id="34" name="Picture"/>
+            <a:graphic>
+              <a:graphicData uri="http://schemas.openxmlformats.org/drawingml/2006/picture">
+                <pic:pic>
+                  <pic:nvPicPr>
+                    <pic:cNvPr descr="assets/bootstrap_bacc.png" id="35" name="Picture"/>
+                    <pic:cNvPicPr>
+                      <a:picLocks noChangeArrowheads="1" noChangeAspect="1"/>
+                    </pic:cNvPicPr>
+                  </pic:nvPicPr>
+                  <pic:blipFill>
+                    <a:blip r:embed="rId33"/>
+                    <a:stretch>
+                      <a:fillRect/>
+                    </a:stretch>
+                  </pic:blipFill>
+                  <pic:spPr bwMode="auto">
+                    <a:xfrm>
+                      <a:off x="0" y="0"/>
+                      <a:ext cx="5943600" cy="2496312"/>
+                    </a:xfrm>
+                    <a:prstGeom prst="rect">
+                      <a:avLst/>
+                    </a:prstGeom>
+                    <a:noFill/>
+                    <a:ln w="9525">
+                      <a:noFill/>
+                      <a:headEnd/>
+                      <a:tailEnd/>
+                    </a:ln>
+                  </pic:spPr>
+                </pic:pic>
+              </a:graphicData>
+            </a:graphic>
+          </wp:inline>
+        </w:drawing>
+      </w:r>
+    </w:p>
+    <w:p>
+      <w:pPr>
+        <w:pStyle w:val="ImageCaption"/>
+        <w:spacing w:before="80" w:after="120" w:line="240" w:lineRule="auto"/>
+        <w:jc w:val="center"/>
+        <w:keepNext w:val="0"/>
+        <w:keepLines/>
+        <w:widowControl w:val="1"/>
+      </w:pPr>
+      <w:r>
+        <w:rPr>
+          <w:b/>
+          <w:i/>
+        </w:rPr>
+        <w:t>Figure 5:</w:t>
+      </w:r>
+      <w:r>
+        <w:rPr>
+          <w:b w:val="0"/>
+          <w:i/>
+        </w:rPr>
+        <w:t xml:space="preserve"> </w:t>
+      </w:r>
+      <w:r>
+        <w:rPr>
+          <w:b w:val="0"/>
+          <w:i/>
+        </w:rPr>
+        <w:t>Bootstrap validation of the balanced-accuracy change before and after rejection. Boxplots show the distribution of balanced accuracy over 1,000 bootstrap resamples at full coverage (baseline, blue) and at a coverage of 0.70 (with rejection, orange), per pathology, on the two large evaluation sets (NIH ChestX-ray14 and MIMIC-CXR). The with-rejection distribution exceeds the baseline for every pathology.</w:t>
+      </w:r>
+    </w:p>
+    <w:bookmarkEnd w:id="36"/>
+    <w:bookmarkStart w:id="40" w:name="risk-coverage-analysis"/>
     <w:p>
       <w:pPr>
         <w:pStyle w:val="Heading3"/>
@@ -2750,7 +2944,7 @@
         <w:rPr>
           <w:highlight w:val="green"/>
         </w:rPr>
-        <w:t xml:space="preserve">Figure 4 presents the risk-coverage curve for each pathology, summarized by the area under the curve. As coverage decreases, the model retains its more confident predictions, and the curves quantify the accuracy-coverage trade-off that a deployment can select according to a target risk tolerance.</w:t>
+        <w:t xml:space="preserve">Figure 6 presents the risk-coverage curve for each pathology, summarized by the area under the curve. As coverage decreases, the model retains its more confident predictions, and the curves quantify the accuracy-coverage trade-off that a deployment can select according to a target risk tolerance.</w:t>
       </w:r>
     </w:p>
     <w:p>
@@ -2766,18 +2960,18 @@
           <wp:inline>
             <wp:extent cx="5852160" cy="3474720"/>
             <wp:effectExtent b="0" l="0" r="0" t="0"/>
-            <wp:docPr descr="risk-coverage curves" title="" id="32" name="Picture"/>
+            <wp:docPr descr="risk-coverage curves" title="" id="38" name="Picture"/>
             <a:graphic>
               <a:graphicData uri="http://schemas.openxmlformats.org/drawingml/2006/picture">
                 <pic:pic>
                   <pic:nvPicPr>
-                    <pic:cNvPr descr="assets/e1_risk_coverage_nih22k.png" id="33" name="Picture"/>
+                    <pic:cNvPr descr="assets/e1_risk_coverage_nih22k.png" id="39" name="Picture"/>
                     <pic:cNvPicPr>
                       <a:picLocks noChangeArrowheads="1" noChangeAspect="1"/>
                     </pic:cNvPicPr>
                   </pic:nvPicPr>
                   <pic:blipFill>
-                    <a:blip r:embed="rId31"/>
+                    <a:blip r:embed="rId37"/>
                     <a:stretch>
                       <a:fillRect/>
                     </a:stretch>
@@ -2818,7 +3012,7 @@
           <w:b/>
           <w:i/>
         </w:rPr>
-        <w:t>Figure 4:</w:t>
+        <w:t>Figure 6:</w:t>
       </w:r>
       <w:r>
         <w:rPr>
@@ -2835,8 +3029,8 @@
         <w:t>Risk-coverage curves per pathology. The retained-prediction performance is traced against coverage as the entropy threshold varies.</w:t>
       </w:r>
     </w:p>
-    <w:bookmarkEnd w:id="34"/>
-    <w:bookmarkStart w:id="35" w:name="out-of-distribution-evaluation"/>
+    <w:bookmarkEnd w:id="40"/>
+    <w:bookmarkStart w:id="41" w:name="out-of-distribution-evaluation"/>
     <w:p>
       <w:pPr>
         <w:pStyle w:val="Heading3"/>
@@ -4048,8 +4242,8 @@
         </w:tc>
       </w:tr>
     </w:tbl>
-    <w:bookmarkEnd w:id="35"/>
-    <w:bookmarkStart w:id="39" w:name="threshold-sensitivity"/>
+    <w:bookmarkEnd w:id="41"/>
+    <w:bookmarkStart w:id="45" w:name="threshold-sensitivity"/>
     <w:p>
       <w:pPr>
         <w:pStyle w:val="Heading3"/>
@@ -4073,7 +4267,7 @@
         <w:rPr>
           <w:highlight w:val="green"/>
         </w:rPr>
-        <w:t xml:space="preserve">Figure 5 traces the rejection rate and retained performance across calibration percentiles. Selective performance varies smoothly with the calibration percentile, so the accuracy-coverage trade-off is a controllable design parameter that can be set to a clinical risk tolerance.</w:t>
+        <w:t xml:space="preserve">Figure 7 traces the rejection rate and retained performance across calibration percentiles. Selective performance varies smoothly with the calibration percentile, so the accuracy-coverage trade-off is a controllable design parameter that can be set to a clinical risk tolerance.</w:t>
       </w:r>
     </w:p>
     <w:p>
@@ -4089,18 +4283,18 @@
           <wp:inline>
             <wp:extent cx="5943600" cy="2053243"/>
             <wp:effectExtent b="0" l="0" r="0" t="0"/>
-            <wp:docPr descr="threshold sensitivity" title="" id="37" name="Picture"/>
+            <wp:docPr descr="threshold sensitivity" title="" id="43" name="Picture"/>
             <a:graphic>
               <a:graphicData uri="http://schemas.openxmlformats.org/drawingml/2006/picture">
                 <pic:pic>
                   <pic:nvPicPr>
-                    <pic:cNvPr descr="assets/e4_threshold_sweep_nih22k.png" id="38" name="Picture"/>
+                    <pic:cNvPr descr="assets/e4_threshold_sweep_nih22k.png" id="44" name="Picture"/>
                     <pic:cNvPicPr>
                       <a:picLocks noChangeArrowheads="1" noChangeAspect="1"/>
                     </pic:cNvPicPr>
                   </pic:nvPicPr>
                   <pic:blipFill>
-                    <a:blip r:embed="rId36"/>
+                    <a:blip r:embed="rId42"/>
                     <a:stretch>
                       <a:fillRect/>
                     </a:stretch>
@@ -4141,7 +4335,7 @@
           <w:b/>
           <w:i/>
         </w:rPr>
-        <w:t>Figure 5:</w:t>
+        <w:t>Figure 7:</w:t>
       </w:r>
       <w:r>
         <w:rPr>
@@ -4158,8 +4352,8 @@
         <w:t>Threshold sensitivity. Rejection rate and retained performance as a function of the calibration percentile.</w:t>
       </w:r>
     </w:p>
-    <w:bookmarkEnd w:id="39"/>
-    <w:bookmarkStart w:id="46" w:name="X1830388bb9290f88ee536333f9fd3c7fa65a111"/>
+    <w:bookmarkEnd w:id="45"/>
+    <w:bookmarkStart w:id="52" w:name="X1830388bb9290f88ee536333f9fd3c7fa65a111"/>
     <w:p>
       <w:pPr>
         <w:pStyle w:val="Heading3"/>
@@ -4180,7 +4374,7 @@
         <w:widowControl w:val="1"/>
       </w:pPr>
       <w:r>
-        <w:t xml:space="preserve">The decision regions of accepted and deferred predictions can be examined directly. Input-gradient sensitivity provides one view: we compute the saliency map of a prediction, recompute it after low-variance Gaussian perturbation of the input, and measure stability by the signal-to-noise ratio between the two maps. Confident accepted predictions yield stable saliency maps, whereas borderline deferred predictions show substantial gradient change under the same perturbation (Figure 6), indicating an unstable decision surface near the boundary.</w:t>
+        <w:t xml:space="preserve">The decision regions of accepted and deferred predictions can be examined directly. Input-gradient sensitivity provides one view: we compute the saliency map of a prediction, recompute it after low-variance Gaussian perturbation of the input, and measure stability by the signal-to-noise ratio between the two maps. Confident accepted predictions yield stable saliency maps, whereas borderline deferred predictions show substantial gradient change under the same perturbation (Figure 8), indicating an unstable decision surface near the boundary.</w:t>
       </w:r>
     </w:p>
     <w:p>
@@ -4196,18 +4390,18 @@
           <wp:inline>
             <wp:extent cx="4632960" cy="6949440"/>
             <wp:effectExtent b="0" l="0" r="0" t="0"/>
-            <wp:docPr descr="gradient volatility accepted vs rejected" title="" id="41" name="Picture"/>
+            <wp:docPr descr="gradient volatility accepted vs rejected" title="" id="47" name="Picture"/>
             <a:graphic>
               <a:graphicData uri="http://schemas.openxmlformats.org/drawingml/2006/picture">
                 <pic:pic>
                   <pic:nvPicPr>
-                    <pic:cNvPr descr="assets/gradvol_nih.png" id="42" name="Picture"/>
+                    <pic:cNvPr descr="assets/gradvol_nih.png" id="48" name="Picture"/>
                     <pic:cNvPicPr>
                       <a:picLocks noChangeArrowheads="1" noChangeAspect="1"/>
                     </pic:cNvPicPr>
                   </pic:nvPicPr>
                   <pic:blipFill>
-                    <a:blip r:embed="rId40"/>
+                    <a:blip r:embed="rId46"/>
                     <a:stretch>
                       <a:fillRect/>
                     </a:stretch>
@@ -4249,7 +4443,7 @@
           <w:i/>
           <w:highlight w:val="green"/>
         </w:rPr>
-        <w:t>Figure 6:</w:t>
+        <w:t>Figure 8:</w:t>
       </w:r>
       <w:r>
         <w:rPr>
@@ -4279,7 +4473,7 @@
         <w:rPr>
           <w:highlight w:val="green"/>
         </w:rPr>
-        <w:t xml:space="preserve">Grad-CAM offers a complementary spatial view (Figure 7): for confident accepted predictions the activation concentrates over the lung fields, whereas borderline deferred predictions show more diffuse activation, consistent with the uncertainty-driven abstention used throughout this work.</w:t>
+        <w:t xml:space="preserve">Grad-CAM offers a complementary spatial view (Figure 9): for confident accepted predictions the activation concentrates over the lung fields, whereas borderline deferred predictions show more diffuse activation, consistent with the uncertainty-driven abstention used throughout this work.</w:t>
       </w:r>
     </w:p>
     <w:p>
@@ -4295,18 +4489,18 @@
           <wp:inline>
             <wp:extent cx="5943600" cy="4188822"/>
             <wp:effectExtent b="0" l="0" r="0" t="0"/>
-            <wp:docPr descr="Grad-CAM borderline vs confident" title="" id="44" name="Picture"/>
+            <wp:docPr descr="Grad-CAM borderline vs confident" title="" id="50" name="Picture"/>
             <a:graphic>
               <a:graphicData uri="http://schemas.openxmlformats.org/drawingml/2006/picture">
                 <pic:pic>
                   <pic:nvPicPr>
-                    <pic:cNvPr descr="assets/e5_gradcam_nih.png" id="45" name="Picture"/>
+                    <pic:cNvPr descr="assets/e5_gradcam_nih.png" id="51" name="Picture"/>
                     <pic:cNvPicPr>
                       <a:picLocks noChangeArrowheads="1" noChangeAspect="1"/>
                     </pic:cNvPicPr>
                   </pic:nvPicPr>
                   <pic:blipFill>
-                    <a:blip r:embed="rId43"/>
+                    <a:blip r:embed="rId49"/>
                     <a:stretch>
                       <a:fillRect/>
                     </a:stretch>
@@ -4348,7 +4542,7 @@
           <w:i/>
           <w:highlight w:val="green"/>
         </w:rPr>
-        <w:t>Figure 7:</w:t>
+        <w:t>Figure 9:</w:t>
       </w:r>
       <w:r>
         <w:rPr>
@@ -4366,9 +4560,9 @@
         <w:t>Representative Grad-CAM overlays for confident accepted predictions (top) and borderline deferred predictions (bottom). Accepted predictions show activation concentrated over the lung fields, whereas deferred predictions show more diffuse activation.</w:t>
       </w:r>
     </w:p>
-    <w:bookmarkEnd w:id="46"/>
-    <w:bookmarkEnd w:id="47"/>
-    <w:bookmarkStart w:id="48" w:name="discussion"/>
+    <w:bookmarkEnd w:id="52"/>
+    <w:bookmarkEnd w:id="53"/>
+    <w:bookmarkStart w:id="54" w:name="discussion"/>
     <w:p>
       <w:pPr>
         <w:pStyle w:val="Heading2"/>
@@ -4422,8 +4616,8 @@
         <w:t xml:space="preserve">Together these findings support uncertainty-aware selective prediction as a route to safer, more trustworthy AI-assisted diagnosis.</w:t>
       </w:r>
     </w:p>
-    <w:bookmarkEnd w:id="48"/>
-    <w:bookmarkStart w:id="49" w:name="conclusions-and-future-directions"/>
+    <w:bookmarkEnd w:id="54"/>
+    <w:bookmarkStart w:id="55" w:name="conclusions-and-future-directions"/>
     <w:p>
       <w:pPr>
         <w:pStyle w:val="Heading2"/>
@@ -4480,8 +4674,8 @@
         <w:t xml:space="preserve">Code and frozen per-image predictions are released to support reproduction.</w:t>
       </w:r>
     </w:p>
-    <w:bookmarkEnd w:id="49"/>
-    <w:bookmarkStart w:id="50" w:name="data-availability"/>
+    <w:bookmarkEnd w:id="55"/>
+    <w:bookmarkStart w:id="56" w:name="data-availability"/>
     <w:p>
       <w:pPr>
         <w:pStyle w:val="Heading2"/>
@@ -4505,8 +4699,8 @@
         <w:t xml:space="preserve">All datasets used in this study are publicly available. CheXpert: stanfordmlgroup.github.io/competitions/chexpert/; MIMIC-CXR: physionet.org/content/mimic-cxr/2.0.0/; NIH ChestX-ray14: nihcc.app.box.com/v/ChestXray-NIHCC; PadChest: bimcv.cipf.es/bimcv-projects/padchest/.</w:t>
       </w:r>
     </w:p>
-    <w:bookmarkEnd w:id="50"/>
-    <w:bookmarkStart w:id="51" w:name="funding"/>
+    <w:bookmarkEnd w:id="56"/>
+    <w:bookmarkStart w:id="57" w:name="funding"/>
     <w:p>
       <w:pPr>
         <w:pStyle w:val="Heading2"/>
@@ -4530,8 +4724,8 @@
         <w:t xml:space="preserve">This research received no specific grant from any funding agency in the public, commercial, or not-for-profit sectors.</w:t>
       </w:r>
     </w:p>
-    <w:bookmarkEnd w:id="51"/>
-    <w:bookmarkStart w:id="52" w:name="references"/>
+    <w:bookmarkEnd w:id="57"/>
+    <w:bookmarkStart w:id="58" w:name="references"/>
     <w:p>
       <w:pPr>
         <w:pStyle w:val="ReferencesHeading"/>
@@ -5744,8 +5938,8 @@
         <w:t xml:space="preserve">.</w:t>
       </w:r>
     </w:p>
-    <w:bookmarkEnd w:id="52"/>
-    <w:bookmarkEnd w:id="53"/>
+    <w:bookmarkEnd w:id="58"/>
+    <w:bookmarkEnd w:id="59"/>
     <w:sectPr>
       <w:footerReference w:type="default" r:id="rId9"/>
       <w:pgSz w:h="15840" w:w="12240"/>

--- a/manuscript.docx
+++ b/manuscript.docx
@@ -1540,9 +1540,18 @@
             </m:rPr>
             <m:t>(</m:t>
           </m:r>
-          <m:r>
-            <m:t>p</m:t>
-          </m:r>
+          <m:sSub>
+            <m:e>
+              <m:r>
+                <m:t>p</m:t>
+              </m:r>
+            </m:e>
+            <m:sub>
+              <m:r>
+                <m:t>i</m:t>
+              </m:r>
+            </m:sub>
+          </m:sSub>
           <m:r>
             <m:rPr>
               <m:sty m:val="p"/>
@@ -1561,99 +1570,148 @@
             </m:rPr>
             <m:t>−</m:t>
           </m:r>
-          <m:r>
-            <m:t> </m:t>
-          </m:r>
-          <m:r>
-            <m:t>p</m:t>
-          </m:r>
-          <m:sSub>
+          <m:d>
+            <m:dPr>
+              <m:begChr m:val="["/>
+              <m:sepChr m:val=""/>
+              <m:endChr m:val="]"/>
+              <m:grow/>
+            </m:dPr>
             <m:e>
+              <m:r>
+                <m:t> </m:t>
+              </m:r>
+              <m:sSub>
+                <m:e>
+                  <m:r>
+                    <m:t>p</m:t>
+                  </m:r>
+                </m:e>
+                <m:sub>
+                  <m:r>
+                    <m:t>i</m:t>
+                  </m:r>
+                </m:sub>
+              </m:sSub>
+              <m:sSub>
+                <m:e>
+                  <m:r>
+                    <m:rPr>
+                      <m:sty m:val="p"/>
+                    </m:rPr>
+                    <m:t>log</m:t>
+                  </m:r>
+                </m:e>
+                <m:sub>
+                  <m:r>
+                    <m:t>2</m:t>
+                  </m:r>
+                </m:sub>
+              </m:sSub>
+              <m:sSub>
+                <m:e>
+                  <m:r>
+                    <m:t>p</m:t>
+                  </m:r>
+                </m:e>
+                <m:sub>
+                  <m:r>
+                    <m:t>i</m:t>
+                  </m:r>
+                </m:sub>
+              </m:sSub>
               <m:r>
                 <m:rPr>
                   <m:sty m:val="p"/>
                 </m:rPr>
-                <m:t>log</m:t>
+                <m:t>+</m:t>
               </m:r>
-            </m:e>
-            <m:sub>
-              <m:r>
-                <m:t>2</m:t>
-              </m:r>
-            </m:sub>
-          </m:sSub>
-          <m:r>
-            <m:t>p</m:t>
-          </m:r>
-          <m:r>
-            <m:rPr>
-              <m:sty m:val="p"/>
-            </m:rPr>
-            <m:t>−</m:t>
-          </m:r>
-          <m:r>
-            <m:rPr>
-              <m:sty m:val="p"/>
-            </m:rPr>
-            <m:t>(</m:t>
-          </m:r>
-          <m:r>
-            <m:t>1</m:t>
-          </m:r>
-          <m:r>
-            <m:rPr>
-              <m:sty m:val="p"/>
-            </m:rPr>
-            <m:t>−</m:t>
-          </m:r>
-          <m:r>
-            <m:t>p</m:t>
-          </m:r>
-          <m:r>
-            <m:rPr>
-              <m:sty m:val="p"/>
-            </m:rPr>
-            <m:t>)</m:t>
-          </m:r>
-          <m:sSub>
-            <m:e>
               <m:r>
                 <m:rPr>
                   <m:sty m:val="p"/>
                 </m:rPr>
-                <m:t>log</m:t>
+                <m:t>(</m:t>
+              </m:r>
+              <m:r>
+                <m:t>1</m:t>
+              </m:r>
+              <m:r>
+                <m:rPr>
+                  <m:sty m:val="p"/>
+                </m:rPr>
+                <m:t>−</m:t>
+              </m:r>
+              <m:sSub>
+                <m:e>
+                  <m:r>
+                    <m:t>p</m:t>
+                  </m:r>
+                </m:e>
+                <m:sub>
+                  <m:r>
+                    <m:t>i</m:t>
+                  </m:r>
+                </m:sub>
+              </m:sSub>
+              <m:r>
+                <m:rPr>
+                  <m:sty m:val="p"/>
+                </m:rPr>
+                <m:t>)</m:t>
+              </m:r>
+              <m:sSub>
+                <m:e>
+                  <m:r>
+                    <m:rPr>
+                      <m:sty m:val="p"/>
+                    </m:rPr>
+                    <m:t>log</m:t>
+                  </m:r>
+                </m:e>
+                <m:sub>
+                  <m:r>
+                    <m:t>2</m:t>
+                  </m:r>
+                </m:sub>
+              </m:sSub>
+              <m:r>
+                <m:rPr>
+                  <m:sty m:val="p"/>
+                </m:rPr>
+                <m:t>(</m:t>
+              </m:r>
+              <m:r>
+                <m:t>1</m:t>
+              </m:r>
+              <m:r>
+                <m:rPr>
+                  <m:sty m:val="p"/>
+                </m:rPr>
+                <m:t>−</m:t>
+              </m:r>
+              <m:sSub>
+                <m:e>
+                  <m:r>
+                    <m:t>p</m:t>
+                  </m:r>
+                </m:e>
+                <m:sub>
+                  <m:r>
+                    <m:t>i</m:t>
+                  </m:r>
+                </m:sub>
+              </m:sSub>
+              <m:r>
+                <m:rPr>
+                  <m:sty m:val="p"/>
+                </m:rPr>
+                <m:t>)</m:t>
+              </m:r>
+              <m:r>
+                <m:t> </m:t>
               </m:r>
             </m:e>
-            <m:sub>
-              <m:r>
-                <m:t>2</m:t>
-              </m:r>
-            </m:sub>
-          </m:sSub>
-          <m:r>
-            <m:rPr>
-              <m:sty m:val="p"/>
-            </m:rPr>
-            <m:t>(</m:t>
-          </m:r>
-          <m:r>
-            <m:t>1</m:t>
-          </m:r>
-          <m:r>
-            <m:rPr>
-              <m:sty m:val="p"/>
-            </m:rPr>
-            <m:t>−</m:t>
-          </m:r>
-          <m:r>
-            <m:t>p</m:t>
-          </m:r>
-          <m:r>
-            <m:rPr>
-              <m:sty m:val="p"/>
-            </m:rPr>
-            <m:t>)</m:t>
-          </m:r>
+          </m:d>
           <m:r>
             <m:rPr>
               <m:sty m:val="p"/>
@@ -1729,7 +1787,7 @@
           </m:e>
           <m:sub>
             <m:r>
-              <m:t>c</m:t>
+              <m:t>i</m:t>
             </m:r>
           </m:sub>
         </m:sSub>
@@ -1752,10 +1810,10 @@
               <m:nor/>
               <m:sty m:val="p"/>
             </m:rPr>
-            <m:t>reject pathology </m:t>
+            <m:t>reject class </m:t>
           </m:r>
           <m:r>
-            <m:t>c</m:t>
+            <m:t>i</m:t>
           </m:r>
           <m:r>
             <m:rPr>
@@ -1780,7 +1838,7 @@
             </m:e>
             <m:sub>
               <m:r>
-                <m:t>c</m:t>
+                <m:t>i</m:t>
               </m:r>
             </m:sub>
           </m:sSub>
@@ -1804,7 +1862,7 @@
             </m:e>
             <m:sub>
               <m:r>
-                <m:t>c</m:t>
+                <m:t>i</m:t>
               </m:r>
             </m:sub>
           </m:sSub>
@@ -5051,7 +5109,7 @@
         <w:t xml:space="preserve">9. </w:t>
       </w:r>
       <w:r>
-        <w:t xml:space="preserve">Cohen, J. P., Viviano, J., Morrison, P., Brooks, R., Hashir, M., Bertrand, H. (2020). TorchXRayVision: A library of chest X-ray datasets and models.</w:t>
+        <w:t xml:space="preserve">Cohen, J. P., Viviano, J., Morrison, P., Brooks, R., Hashir, M., Bertrand, H. (2020). TorchXRayVision: A library of chest X-ray datasets and models. arXiv:2111.00595.</w:t>
       </w:r>
     </w:p>
     <w:p>
@@ -5569,7 +5627,7 @@
         <w:t xml:space="preserve">24. </w:t>
       </w:r>
       <w:r>
-        <w:t xml:space="preserve">Cattelan, L., Silva, R. (2024). How to fix a broken confidence estimator: A simple approach for post-hoc deep model calibration.</w:t>
+        <w:t xml:space="preserve">Cattelan, L., Silva, R. (2024). How to fix a broken confidence estimator: evaluating post-hoc methods for selective classification with deep neural networks.</w:t>
       </w:r>
       <w:r>
         <w:t xml:space="preserve"> </w:t>
@@ -5582,7 +5640,7 @@
         <w:t xml:space="preserve">UAI 2024</w:t>
       </w:r>
       <w:r>
-        <w:t xml:space="preserve">.</w:t>
+        <w:t xml:space="preserve">. arXiv:2305.15508.</w:t>
       </w:r>
     </w:p>
     <w:p>
@@ -5620,7 +5678,7 @@
         <w:t xml:space="preserve">UAI 2022</w:t>
       </w:r>
       <w:r>
-        <w:t xml:space="preserve">.</w:t>
+        <w:t xml:space="preserve">. arXiv:2205.13532.</w:t>
       </w:r>
     </w:p>
     <w:p>

--- a/manuscript.docx
+++ b/manuscript.docx
@@ -2847,6 +2847,7 @@
         <w:rPr>
           <w:b/>
           <w:i/>
+          <w:highlight w:val="green"/>
         </w:rPr>
         <w:t>Figure 4:</w:t>
       </w:r>
@@ -2861,6 +2862,7 @@
         <w:rPr>
           <w:b w:val="0"/>
           <w:i/>
+          <w:highlight w:val="green"/>
         </w:rPr>
         <w:t>Selective balanced accuracy as a function of coverage for each pathology. Balanced accuracy increases as the most uncertain predictions are deferred.</w:t>
       </w:r>
@@ -2959,6 +2961,7 @@
         <w:rPr>
           <w:b/>
           <w:i/>
+          <w:highlight w:val="green"/>
         </w:rPr>
         <w:t>Figure 5:</w:t>
       </w:r>
@@ -2973,6 +2976,7 @@
         <w:rPr>
           <w:b w:val="0"/>
           <w:i/>
+          <w:highlight w:val="green"/>
         </w:rPr>
         <w:t>Bootstrap validation of the balanced-accuracy change before and after rejection. Boxplots show the distribution of balanced accuracy over 1,000 bootstrap resamples at full coverage (baseline, blue) and at a coverage of 0.70 (with rejection, orange), per pathology, on the two large evaluation sets (NIH ChestX-ray14 and MIMIC-CXR). The with-rejection distribution exceeds the baseline for every pathology.</w:t>
       </w:r>
@@ -3069,6 +3073,7 @@
         <w:rPr>
           <w:b/>
           <w:i/>
+          <w:highlight w:val="green"/>
         </w:rPr>
         <w:t>Figure 6:</w:t>
       </w:r>
@@ -3083,6 +3088,7 @@
         <w:rPr>
           <w:b w:val="0"/>
           <w:i/>
+          <w:highlight w:val="green"/>
         </w:rPr>
         <w:t>Risk-coverage curves per pathology. The retained-prediction performance is traced against coverage as the entropy threshold varies.</w:t>
       </w:r>
@@ -4392,6 +4398,7 @@
         <w:rPr>
           <w:b/>
           <w:i/>
+          <w:highlight w:val="green"/>
         </w:rPr>
         <w:t>Figure 7:</w:t>
       </w:r>
@@ -4406,6 +4413,7 @@
         <w:rPr>
           <w:b w:val="0"/>
           <w:i/>
+          <w:highlight w:val="green"/>
         </w:rPr>
         <w:t>Threshold sensitivity. Rejection rate and retained performance as a function of the calibration percentile.</w:t>
       </w:r>
@@ -4499,7 +4507,6 @@
         <w:rPr>
           <w:b/>
           <w:i/>
-          <w:highlight w:val="green"/>
         </w:rPr>
         <w:t>Figure 8:</w:t>
       </w:r>
@@ -4514,7 +4521,6 @@
         <w:rPr>
           <w:b w:val="0"/>
           <w:i/>
-          <w:highlight w:val="green"/>
         </w:rPr>
         <w:t>Gradient volatility for accepted (top) versus deferred (bottom) predictions. Each row shows the input-gradient saliency map, the map after low-variance Gaussian perturbation, and their difference. Accepted predictions are stable (high signal-to-noise ratio); deferred predictions change substantially under the same perturbation (low signal-to-noise ratio).</w:t>
       </w:r>

--- a/manuscript.docx
+++ b/manuscript.docx
@@ -2,7 +2,7 @@
 <file path=word/document.xml><?xml version="1.0" encoding="utf-8"?>
 <w:document xmlns:w="http://schemas.openxmlformats.org/wordprocessingml/2006/main" xmlns:m="http://schemas.openxmlformats.org/officeDocument/2006/math" xmlns:r="http://schemas.openxmlformats.org/officeDocument/2006/relationships" xmlns:o="urn:schemas-microsoft-com:office:office" xmlns:v="urn:schemas-microsoft-com:vml" xmlns:w10="urn:schemas-microsoft-com:office:word" xmlns:a="http://schemas.openxmlformats.org/drawingml/2006/main" xmlns:pic="http://schemas.openxmlformats.org/drawingml/2006/picture" xmlns:wp="http://schemas.openxmlformats.org/drawingml/2006/wordprocessingDrawing">
   <w:body>
-    <w:bookmarkStart w:id="59" w:name="X63805021c7c9154cb851a75086633bed020ce8e"/>
+    <w:bookmarkStart w:id="56" w:name="X63805021c7c9154cb851a75086633bed020ce8e"/>
     <w:p>
       <w:pPr>
         <w:pStyle w:val="Title"/>
@@ -1953,7 +1953,7 @@
     </w:p>
     <w:bookmarkEnd w:id="25"/>
     <w:bookmarkEnd w:id="26"/>
-    <w:bookmarkStart w:id="53" w:name="results"/>
+    <w:bookmarkStart w:id="50" w:name="results"/>
     <w:p>
       <w:pPr>
         <w:pStyle w:val="Heading2"/>
@@ -4419,7 +4419,7 @@
       </w:r>
     </w:p>
     <w:bookmarkEnd w:id="45"/>
-    <w:bookmarkStart w:id="52" w:name="X1830388bb9290f88ee536333f9fd3c7fa65a111"/>
+    <w:bookmarkStart w:id="49" w:name="X1830388bb9290f88ee536333f9fd3c7fa65a111"/>
     <w:p>
       <w:pPr>
         <w:pStyle w:val="Heading3"/>
@@ -4440,7 +4440,10 @@
         <w:widowControl w:val="1"/>
       </w:pPr>
       <w:r>
-        <w:t xml:space="preserve">The decision regions of accepted and deferred predictions can be examined directly. Input-gradient sensitivity provides one view: we compute the saliency map of a prediction, recompute it after low-variance Gaussian perturbation of the input, and measure stability by the signal-to-noise ratio between the two maps. Confident accepted predictions yield stable saliency maps, whereas borderline deferred predictions show substantial gradient change under the same perturbation (Figure 8), indicating an unstable decision surface near the boundary.</w:t>
+        <w:rPr>
+          <w:highlight w:val="green"/>
+        </w:rPr>
+        <w:t xml:space="preserve">The decision regions of accepted and deferred predictions can be examined spatially with class-activation mapping (Figure 8): for confident accepted predictions the activation concentrates over the lung fields, whereas borderline deferred predictions show more diffuse activation, consistent with the uncertainty-driven abstention used throughout this work.</w:t>
       </w:r>
     </w:p>
     <w:p>
@@ -4454,117 +4457,20 @@
       <w:r>
         <w:drawing>
           <wp:inline>
-            <wp:extent cx="4632960" cy="6949440"/>
+            <wp:extent cx="5943600" cy="4188822"/>
             <wp:effectExtent b="0" l="0" r="0" t="0"/>
-            <wp:docPr descr="gradient volatility accepted vs rejected" title="" id="47" name="Picture"/>
+            <wp:docPr descr="Grad-CAM borderline vs confident" title="" id="47" name="Picture"/>
             <a:graphic>
               <a:graphicData uri="http://schemas.openxmlformats.org/drawingml/2006/picture">
                 <pic:pic>
                   <pic:nvPicPr>
-                    <pic:cNvPr descr="assets/gradvol_nih.png" id="48" name="Picture"/>
+                    <pic:cNvPr descr="assets/e5_gradcam_nih.png" id="48" name="Picture"/>
                     <pic:cNvPicPr>
                       <a:picLocks noChangeArrowheads="1" noChangeAspect="1"/>
                     </pic:cNvPicPr>
                   </pic:nvPicPr>
                   <pic:blipFill>
                     <a:blip r:embed="rId46"/>
-                    <a:stretch>
-                      <a:fillRect/>
-                    </a:stretch>
-                  </pic:blipFill>
-                  <pic:spPr bwMode="auto">
-                    <a:xfrm>
-                      <a:off x="0" y="0"/>
-                      <a:ext cx="4632960" cy="6949440"/>
-                    </a:xfrm>
-                    <a:prstGeom prst="rect">
-                      <a:avLst/>
-                    </a:prstGeom>
-                    <a:noFill/>
-                    <a:ln w="9525">
-                      <a:noFill/>
-                      <a:headEnd/>
-                      <a:tailEnd/>
-                    </a:ln>
-                  </pic:spPr>
-                </pic:pic>
-              </a:graphicData>
-            </a:graphic>
-          </wp:inline>
-        </w:drawing>
-      </w:r>
-    </w:p>
-    <w:p>
-      <w:pPr>
-        <w:pStyle w:val="ImageCaption"/>
-        <w:spacing w:before="80" w:after="120" w:line="240" w:lineRule="auto"/>
-        <w:jc w:val="center"/>
-        <w:keepNext w:val="0"/>
-        <w:keepLines/>
-        <w:widowControl w:val="1"/>
-      </w:pPr>
-      <w:r>
-        <w:rPr>
-          <w:b/>
-          <w:i/>
-        </w:rPr>
-        <w:t>Figure 8:</w:t>
-      </w:r>
-      <w:r>
-        <w:rPr>
-          <w:b w:val="0"/>
-          <w:i/>
-        </w:rPr>
-        <w:t xml:space="preserve"> </w:t>
-      </w:r>
-      <w:r>
-        <w:rPr>
-          <w:b w:val="0"/>
-          <w:i/>
-        </w:rPr>
-        <w:t>Gradient volatility for accepted (top) versus deferred (bottom) predictions. Each row shows the input-gradient saliency map, the map after low-variance Gaussian perturbation, and their difference. Accepted predictions are stable (high signal-to-noise ratio); deferred predictions change substantially under the same perturbation (low signal-to-noise ratio).</w:t>
-      </w:r>
-    </w:p>
-    <w:p>
-      <w:pPr>
-        <w:pStyle w:val="BodyText"/>
-        <w:jc w:val="both"/>
-        <w:keepNext w:val="0"/>
-        <w:keepLines w:val="0"/>
-        <w:widowControl w:val="1"/>
-      </w:pPr>
-      <w:r>
-        <w:rPr>
-          <w:highlight w:val="green"/>
-        </w:rPr>
-        <w:t xml:space="preserve">Grad-CAM offers a complementary spatial view (Figure 9): for confident accepted predictions the activation concentrates over the lung fields, whereas borderline deferred predictions show more diffuse activation, consistent with the uncertainty-driven abstention used throughout this work.</w:t>
-      </w:r>
-    </w:p>
-    <w:p>
-      <w:pPr>
-        <w:pStyle w:val="BodyText"/>
-        <w:jc w:val="center"/>
-        <w:keepNext/>
-        <w:keepLines/>
-        <w:widowControl w:val="1"/>
-      </w:pPr>
-      <w:r>
-        <w:drawing>
-          <wp:inline>
-            <wp:extent cx="5943600" cy="4188822"/>
-            <wp:effectExtent b="0" l="0" r="0" t="0"/>
-            <wp:docPr descr="Grad-CAM borderline vs confident" title="" id="50" name="Picture"/>
-            <a:graphic>
-              <a:graphicData uri="http://schemas.openxmlformats.org/drawingml/2006/picture">
-                <pic:pic>
-                  <pic:nvPicPr>
-                    <pic:cNvPr descr="assets/e5_gradcam_nih.png" id="51" name="Picture"/>
-                    <pic:cNvPicPr>
-                      <a:picLocks noChangeArrowheads="1" noChangeAspect="1"/>
-                    </pic:cNvPicPr>
-                  </pic:nvPicPr>
-                  <pic:blipFill>
-                    <a:blip r:embed="rId49"/>
                     <a:stretch>
                       <a:fillRect/>
                     </a:stretch>
@@ -4606,7 +4512,7 @@
           <w:i/>
           <w:highlight w:val="green"/>
         </w:rPr>
-        <w:t>Figure 9:</w:t>
+        <w:t>Figure 8:</w:t>
       </w:r>
       <w:r>
         <w:rPr>
@@ -4624,9 +4530,9 @@
         <w:t>Representative Grad-CAM overlays for confident accepted predictions (top) and borderline deferred predictions (bottom). Accepted predictions show activation concentrated over the lung fields, whereas deferred predictions show more diffuse activation.</w:t>
       </w:r>
     </w:p>
-    <w:bookmarkEnd w:id="52"/>
-    <w:bookmarkEnd w:id="53"/>
-    <w:bookmarkStart w:id="54" w:name="discussion"/>
+    <w:bookmarkEnd w:id="49"/>
+    <w:bookmarkEnd w:id="50"/>
+    <w:bookmarkStart w:id="51" w:name="discussion"/>
     <w:p>
       <w:pPr>
         <w:pStyle w:val="Heading2"/>
@@ -4680,8 +4586,8 @@
         <w:t xml:space="preserve">Together these findings support uncertainty-aware selective prediction as a route to safer, more trustworthy AI-assisted diagnosis.</w:t>
       </w:r>
     </w:p>
-    <w:bookmarkEnd w:id="54"/>
-    <w:bookmarkStart w:id="55" w:name="conclusions-and-future-directions"/>
+    <w:bookmarkEnd w:id="51"/>
+    <w:bookmarkStart w:id="52" w:name="conclusions-and-future-directions"/>
     <w:p>
       <w:pPr>
         <w:pStyle w:val="Heading2"/>
@@ -4738,8 +4644,8 @@
         <w:t xml:space="preserve">Code and frozen per-image predictions are released to support reproduction.</w:t>
       </w:r>
     </w:p>
-    <w:bookmarkEnd w:id="55"/>
-    <w:bookmarkStart w:id="56" w:name="data-availability"/>
+    <w:bookmarkEnd w:id="52"/>
+    <w:bookmarkStart w:id="53" w:name="data-availability"/>
     <w:p>
       <w:pPr>
         <w:pStyle w:val="Heading2"/>
@@ -4763,8 +4669,8 @@
         <w:t xml:space="preserve">All datasets used in this study are publicly available. CheXpert: stanfordmlgroup.github.io/competitions/chexpert/; MIMIC-CXR: physionet.org/content/mimic-cxr/2.0.0/; NIH ChestX-ray14: nihcc.app.box.com/v/ChestXray-NIHCC; PadChest: bimcv.cipf.es/bimcv-projects/padchest/.</w:t>
       </w:r>
     </w:p>
-    <w:bookmarkEnd w:id="56"/>
-    <w:bookmarkStart w:id="57" w:name="funding"/>
+    <w:bookmarkEnd w:id="53"/>
+    <w:bookmarkStart w:id="54" w:name="funding"/>
     <w:p>
       <w:pPr>
         <w:pStyle w:val="Heading2"/>
@@ -4788,8 +4694,8 @@
         <w:t xml:space="preserve">This research received no specific grant from any funding agency in the public, commercial, or not-for-profit sectors.</w:t>
       </w:r>
     </w:p>
-    <w:bookmarkEnd w:id="57"/>
-    <w:bookmarkStart w:id="58" w:name="references"/>
+    <w:bookmarkEnd w:id="54"/>
+    <w:bookmarkStart w:id="55" w:name="references"/>
     <w:p>
       <w:pPr>
         <w:pStyle w:val="ReferencesHeading"/>
@@ -6002,8 +5908,8 @@
         <w:t xml:space="preserve">.</w:t>
       </w:r>
     </w:p>
-    <w:bookmarkEnd w:id="58"/>
-    <w:bookmarkEnd w:id="59"/>
+    <w:bookmarkEnd w:id="55"/>
+    <w:bookmarkEnd w:id="56"/>
     <w:sectPr>
       <w:footerReference w:type="default" r:id="rId9"/>
       <w:pgSz w:h="15840" w:w="12240"/>

--- a/manuscript.docx
+++ b/manuscript.docx
@@ -27,7 +27,7 @@
       </w:pPr>
       <w:r>
         <w:rPr>
-          <w:rFonts w:ascii="Times New Roman" w:hAnsi="Times New Roman"/>
+          <w:rFonts w:ascii="Georgia" w:hAnsi="Georgia"/>
           <w:b w:val="0"/>
           <w:i/>
           <w:sz w:val="20"/>
@@ -36,7 +36,7 @@
       </w:r>
       <w:r>
         <w:rPr>
-          <w:rFonts w:ascii="Times New Roman" w:hAnsi="Times New Roman"/>
+          <w:rFonts w:ascii="Georgia" w:hAnsi="Georgia"/>
           <w:b w:val="0"/>
           <w:i/>
           <w:sz w:val="20"/>
@@ -46,7 +46,7 @@
       </w:r>
       <w:r>
         <w:rPr>
-          <w:rFonts w:ascii="Times New Roman" w:hAnsi="Times New Roman"/>
+          <w:rFonts w:ascii="Georgia" w:hAnsi="Georgia"/>
           <w:b w:val="0"/>
           <w:i/>
           <w:sz w:val="20"/>
@@ -55,7 +55,7 @@
       </w:r>
       <w:r>
         <w:rPr>
-          <w:rFonts w:ascii="Times New Roman" w:hAnsi="Times New Roman"/>
+          <w:rFonts w:ascii="Georgia" w:hAnsi="Georgia"/>
           <w:b w:val="0"/>
           <w:i/>
           <w:sz w:val="20"/>
@@ -65,7 +65,7 @@
       </w:r>
       <w:r>
         <w:rPr>
-          <w:rFonts w:ascii="Times New Roman" w:hAnsi="Times New Roman"/>
+          <w:rFonts w:ascii="Georgia" w:hAnsi="Georgia"/>
           <w:b w:val="0"/>
           <w:i/>
           <w:sz w:val="20"/>
@@ -74,7 +74,7 @@
       </w:r>
       <w:r>
         <w:rPr>
-          <w:rFonts w:ascii="Times New Roman" w:hAnsi="Times New Roman"/>
+          <w:rFonts w:ascii="Georgia" w:hAnsi="Georgia"/>
           <w:b w:val="0"/>
           <w:i/>
           <w:sz w:val="20"/>
@@ -84,7 +84,7 @@
       </w:r>
       <w:r>
         <w:rPr>
-          <w:rFonts w:ascii="Times New Roman" w:hAnsi="Times New Roman"/>
+          <w:rFonts w:ascii="Georgia" w:hAnsi="Georgia"/>
           <w:b w:val="0"/>
           <w:i/>
           <w:sz w:val="20"/>
@@ -93,7 +93,7 @@
       </w:r>
       <w:r>
         <w:rPr>
-          <w:rFonts w:ascii="Times New Roman" w:hAnsi="Times New Roman"/>
+          <w:rFonts w:ascii="Georgia" w:hAnsi="Georgia"/>
           <w:b w:val="0"/>
           <w:i/>
           <w:sz w:val="20"/>
@@ -103,7 +103,7 @@
       </w:r>
       <w:r>
         <w:rPr>
-          <w:rFonts w:ascii="Times New Roman" w:hAnsi="Times New Roman"/>
+          <w:rFonts w:ascii="Georgia" w:hAnsi="Georgia"/>
           <w:b w:val="0"/>
           <w:i/>
           <w:sz w:val="20"/>
@@ -112,7 +112,7 @@
       </w:r>
       <w:r>
         <w:rPr>
-          <w:rFonts w:ascii="Times New Roman" w:hAnsi="Times New Roman"/>
+          <w:rFonts w:ascii="Georgia" w:hAnsi="Georgia"/>
           <w:b w:val="0"/>
           <w:i/>
           <w:sz w:val="20"/>
@@ -122,7 +122,7 @@
       </w:r>
       <w:r>
         <w:rPr>
-          <w:rFonts w:ascii="Times New Roman" w:hAnsi="Times New Roman"/>
+          <w:rFonts w:ascii="Georgia" w:hAnsi="Georgia"/>
           <w:b w:val="0"/>
           <w:i/>
           <w:sz w:val="20"/>
@@ -131,7 +131,7 @@
       </w:r>
       <w:r>
         <w:rPr>
-          <w:rFonts w:ascii="Times New Roman" w:hAnsi="Times New Roman"/>
+          <w:rFonts w:ascii="Georgia" w:hAnsi="Georgia"/>
           <w:b w:val="0"/>
           <w:i/>
           <w:sz w:val="20"/>
@@ -642,7 +642,7 @@
         <w:widowControl w:val="1"/>
       </w:pPr>
       <w:r>
-        <w:t xml:space="preserve">The classification task is formulated as multi-label, wherein each image can simultaneously exhibit one or more of four conditions: Cardiomegaly, Effusion, Edema, and Consolidation. In contrast to single-label classification, this setup accounts for the co-occurrence of multiple pathologies within a single image. To improve generalizability and account for variability in imaging protocols and patient populations, the dataset aggregates samples from multiple publicly available sources. Each image is labeled at the image level, and the labels are not mutually exclusive. The model produces a confidence score for each pathology, which is subsequently used by the rejection mechanism.</w:t>
+        <w:t xml:space="preserve">The classification task is formulated as multi-label, wherein each image can simultaneously exhibit one or more of four conditions: Cardiomegaly, Effusion, Edema, and Consolidation. In contrast to single-label classification, this setup accounts for the co-occurrence of multiple pathologies within a single image. To improve generalizability and account for variability in imaging protocols and patient populations, the dataset aggregates samples from multiple publicly available sources. Each image is labeled at the image level, and the labels are not mutually exclusive. The model produces a confidence score for each pathology, which is subsequently used by the rejection mechanism. Table 1 summarizes the class distribution of the evaluation data, and Figure 2 shows representative frontal radiographs for the target conditions.</w:t>
       </w:r>
     </w:p>
     <w:p>
@@ -726,7 +726,7 @@
             </w:pPr>
             <w:r>
               <w:rPr>
-                <w:rFonts w:ascii="Times New Roman" w:hAnsi="Times New Roman"/>
+                <w:rFonts w:ascii="Georgia" w:hAnsi="Georgia"/>
                 <w:b/>
                 <w:sz w:val="19"/>
               </w:rPr>
@@ -756,7 +756,7 @@
             </w:pPr>
             <w:r>
               <w:rPr>
-                <w:rFonts w:ascii="Times New Roman" w:hAnsi="Times New Roman"/>
+                <w:rFonts w:ascii="Georgia" w:hAnsi="Georgia"/>
                 <w:b/>
                 <w:sz w:val="19"/>
               </w:rPr>
@@ -786,7 +786,7 @@
             </w:pPr>
             <w:r>
               <w:rPr>
-                <w:rFonts w:ascii="Times New Roman" w:hAnsi="Times New Roman"/>
+                <w:rFonts w:ascii="Georgia" w:hAnsi="Georgia"/>
                 <w:b/>
                 <w:sz w:val="19"/>
               </w:rPr>
@@ -817,7 +817,7 @@
             </w:pPr>
             <w:r>
               <w:rPr>
-                <w:rFonts w:ascii="Times New Roman" w:hAnsi="Times New Roman"/>
+                <w:rFonts w:ascii="Georgia" w:hAnsi="Georgia"/>
                 <w:sz w:val="19"/>
                 <w:highlight w:val="green"/>
               </w:rPr>
@@ -847,7 +847,7 @@
             </w:pPr>
             <w:r>
               <w:rPr>
-                <w:rFonts w:ascii="Times New Roman" w:hAnsi="Times New Roman"/>
+                <w:rFonts w:ascii="Georgia" w:hAnsi="Georgia"/>
                 <w:sz w:val="19"/>
               </w:rPr>
               <w:t xml:space="preserve">2284</w:t>
@@ -876,7 +876,7 @@
             </w:pPr>
             <w:r>
               <w:rPr>
-                <w:rFonts w:ascii="Times New Roman" w:hAnsi="Times New Roman"/>
+                <w:rFonts w:ascii="Georgia" w:hAnsi="Georgia"/>
                 <w:sz w:val="19"/>
               </w:rPr>
               <w:t xml:space="preserve">9.4</w:t>
@@ -906,7 +906,7 @@
             </w:pPr>
             <w:r>
               <w:rPr>
-                <w:rFonts w:ascii="Times New Roman" w:hAnsi="Times New Roman"/>
+                <w:rFonts w:ascii="Georgia" w:hAnsi="Georgia"/>
                 <w:sz w:val="19"/>
                 <w:highlight w:val="green"/>
               </w:rPr>
@@ -936,7 +936,7 @@
             </w:pPr>
             <w:r>
               <w:rPr>
-                <w:rFonts w:ascii="Times New Roman" w:hAnsi="Times New Roman"/>
+                <w:rFonts w:ascii="Georgia" w:hAnsi="Georgia"/>
                 <w:sz w:val="19"/>
               </w:rPr>
               <w:t xml:space="preserve">3608</w:t>
@@ -965,7 +965,7 @@
             </w:pPr>
             <w:r>
               <w:rPr>
-                <w:rFonts w:ascii="Times New Roman" w:hAnsi="Times New Roman"/>
+                <w:rFonts w:ascii="Georgia" w:hAnsi="Georgia"/>
                 <w:sz w:val="19"/>
               </w:rPr>
               <w:t xml:space="preserve">14.8</w:t>
@@ -995,7 +995,7 @@
             </w:pPr>
             <w:r>
               <w:rPr>
-                <w:rFonts w:ascii="Times New Roman" w:hAnsi="Times New Roman"/>
+                <w:rFonts w:ascii="Georgia" w:hAnsi="Georgia"/>
                 <w:sz w:val="19"/>
                 <w:highlight w:val="green"/>
               </w:rPr>
@@ -1025,7 +1025,7 @@
             </w:pPr>
             <w:r>
               <w:rPr>
-                <w:rFonts w:ascii="Times New Roman" w:hAnsi="Times New Roman"/>
+                <w:rFonts w:ascii="Georgia" w:hAnsi="Georgia"/>
                 <w:sz w:val="19"/>
               </w:rPr>
               <w:t xml:space="preserve">1255</w:t>
@@ -1054,7 +1054,7 @@
             </w:pPr>
             <w:r>
               <w:rPr>
-                <w:rFonts w:ascii="Times New Roman" w:hAnsi="Times New Roman"/>
+                <w:rFonts w:ascii="Georgia" w:hAnsi="Georgia"/>
                 <w:sz w:val="19"/>
               </w:rPr>
               <w:t xml:space="preserve">5.1</w:t>
@@ -1084,7 +1084,7 @@
             </w:pPr>
             <w:r>
               <w:rPr>
-                <w:rFonts w:ascii="Times New Roman" w:hAnsi="Times New Roman"/>
+                <w:rFonts w:ascii="Georgia" w:hAnsi="Georgia"/>
                 <w:sz w:val="19"/>
                 <w:highlight w:val="green"/>
               </w:rPr>
@@ -1114,7 +1114,7 @@
             </w:pPr>
             <w:r>
               <w:rPr>
-                <w:rFonts w:ascii="Times New Roman" w:hAnsi="Times New Roman"/>
+                <w:rFonts w:ascii="Georgia" w:hAnsi="Georgia"/>
                 <w:sz w:val="19"/>
               </w:rPr>
               <w:t xml:space="preserve">959</w:t>
@@ -1143,7 +1143,7 @@
             </w:pPr>
             <w:r>
               <w:rPr>
-                <w:rFonts w:ascii="Times New Roman" w:hAnsi="Times New Roman"/>
+                <w:rFonts w:ascii="Georgia" w:hAnsi="Georgia"/>
                 <w:sz w:val="19"/>
               </w:rPr>
               <w:t xml:space="preserve">3.9</w:t>
@@ -1173,7 +1173,7 @@
             </w:pPr>
             <w:r>
               <w:rPr>
-                <w:rFonts w:ascii="Times New Roman" w:hAnsi="Times New Roman"/>
+                <w:rFonts w:ascii="Georgia" w:hAnsi="Georgia"/>
                 <w:sz w:val="19"/>
               </w:rPr>
               <w:t xml:space="preserve">Multi-Pathology</w:t>
@@ -1202,7 +1202,7 @@
             </w:pPr>
             <w:r>
               <w:rPr>
-                <w:rFonts w:ascii="Times New Roman" w:hAnsi="Times New Roman"/>
+                <w:rFonts w:ascii="Georgia" w:hAnsi="Georgia"/>
                 <w:sz w:val="19"/>
               </w:rPr>
               <w:t xml:space="preserve">1661</w:t>
@@ -1231,7 +1231,7 @@
             </w:pPr>
             <w:r>
               <w:rPr>
-                <w:rFonts w:ascii="Times New Roman" w:hAnsi="Times New Roman"/>
+                <w:rFonts w:ascii="Georgia" w:hAnsi="Georgia"/>
                 <w:sz w:val="19"/>
               </w:rPr>
               <w:t xml:space="preserve">6.8</w:t>
@@ -1471,7 +1471,7 @@
         <w:rPr>
           <w:highlight w:val="green"/>
         </w:rPr>
-        <w:t xml:space="preserve">Input images are converted to single-channel grayscale, center-cropped, resized to 224x224, and intensity-normalized to the [-1024, 1024] range expected by the backbone. Calibration and evaluation splits are patient-level, and the random seed is fixed (1337) throughout; code and frozen per-image predictions are released for full reproducibility. The primary evaluation uses the released TorchXRayVision DenseNet-121 [9]; to verify that the findings are not specific to that backbone, an independently trained weighted-BCE DenseNet-121 following the procedure above is also evaluated (Section 4.1).</w:t>
+        <w:t xml:space="preserve">Input images are converted to single-channel grayscale, center-cropped, resized to 224x224, and intensity-normalized to the [-1024, 1024] range expected by the backbone. Calibration and evaluation splits are patient-level, and the random seed is fixed (1337) throughout; code and frozen per-image predictions are released for full reproducibility. The primary evaluation uses the released TorchXRayVision DenseNet-121 [9], whose published checkpoint was trained on a pooled corpus that includes NIH ChestX-ray14, MIMIC-CXR, CheXpert, and PadChest; consequently MIMIC-CXR and PadChest are in-distribution for this backbone, and the replication results in Section 4.1 establish that the selective benefit holds across sources rather than constituting an out-of-distribution test. The out-of-distribution claims (Section 4.3) instead rest on single-source leave-one-dataset-out models and on the independently trained weighted-BCE DenseNet-121, which follows the procedure above and is evaluated on a source it never trained on.</w:t>
       </w:r>
     </w:p>
     <w:bookmarkEnd w:id="23"/>
@@ -1505,21 +1505,41 @@
         <w:t xml:space="preserve"> </w:t>
       </w:r>
       <w:r>
-        <w:t xml:space="preserve">For a predicted probability</w:t>
+        <w:t xml:space="preserve">For the predicted probability</w:t>
+      </w:r>
+      <w:r>
+        <w:t xml:space="preserve"> </w:t>
+      </w:r>
+      <m:oMath>
+        <m:sSub>
+          <m:e>
+            <m:r>
+              <m:t>p</m:t>
+            </m:r>
+          </m:e>
+          <m:sub>
+            <m:r>
+              <m:t>i</m:t>
+            </m:r>
+          </m:sub>
+        </m:sSub>
+      </m:oMath>
+      <w:r>
+        <w:t xml:space="preserve"> </w:t>
+      </w:r>
+      <w:r>
+        <w:t xml:space="preserve">of pathology</w:t>
       </w:r>
       <w:r>
         <w:t xml:space="preserve"> </w:t>
       </w:r>
       <m:oMath>
         <m:r>
-          <m:t>p</m:t>
+          <m:t>i</m:t>
         </m:r>
       </m:oMath>
       <w:r>
-        <w:t xml:space="preserve"> </w:t>
-      </w:r>
-      <w:r>
-        <w:t xml:space="preserve">of a given pathology, the binary entropy is</w:t>
+        <w:t xml:space="preserve">, the binary entropy is</w:t>
       </w:r>
     </w:p>
     <w:p>
@@ -1736,9 +1756,18 @@
         <w:t xml:space="preserve"> </w:t>
       </w:r>
       <m:oMath>
-        <m:r>
-          <m:t>p</m:t>
-        </m:r>
+        <m:sSub>
+          <m:e>
+            <m:r>
+              <m:t>p</m:t>
+            </m:r>
+          </m:e>
+          <m:sub>
+            <m:r>
+              <m:t>i</m:t>
+            </m:r>
+          </m:sub>
+        </m:sSub>
         <m:r>
           <m:rPr>
             <m:sty m:val="p"/>
@@ -1759,9 +1788,18 @@
         <w:t xml:space="preserve"> </w:t>
       </w:r>
       <m:oMath>
-        <m:r>
-          <m:t>p</m:t>
-        </m:r>
+        <m:sSub>
+          <m:e>
+            <m:r>
+              <m:t>p</m:t>
+            </m:r>
+          </m:e>
+          <m:sub>
+            <m:r>
+              <m:t>i</m:t>
+            </m:r>
+          </m:sub>
+        </m:sSub>
         <m:r>
           <m:rPr>
             <m:sty m:val="p"/>
@@ -1998,7 +2036,7 @@
         <w:rPr>
           <w:highlight w:val="green"/>
         </w:rPr>
-        <w:t xml:space="preserve">We characterize selective behaviour with two complementary, threshold-aware measures: balanced accuracy at a calibrated operating point, and the risk-coverage curve. Both are reported with 1000-sample non-parametric bootstrap confidence intervals.</w:t>
+        <w:t xml:space="preserve">We characterize selective behaviour with two complementary, threshold-aware measures: balanced accuracy at a calibrated operating point, and the risk-coverage curve. Both are reported with 1000-sample non-parametric bootstrap confidence intervals; these intervals are robust to patient-level clustering of the resampling, which shifts every interval bound by at most 0.002 and changes no support decision.</w:t>
       </w:r>
     </w:p>
     <w:bookmarkStart w:id="36" w:name="Xc313159fcf4bef60d99dbef572fddc008d1b639"/>
@@ -2122,7 +2160,7 @@
         <w:rPr>
           <w:highlight w:val="green"/>
         </w:rPr>
-        <w:t xml:space="preserve">At a calibrated operating point, deferring the most uncertain predictions improves balanced accuracy for every target pathology. Table 2 reports the balanced accuracy at full coverage and at a coverage of 0.70 (a rejection rate of 0.30) on NIH ChestX-ray14, with bootstrap confidence intervals on the change. All four improvements are supported (95% confidence intervals excluding zero), and the effect replicates on MIMIC-CXR and on an independently trained model.</w:t>
+        <w:t xml:space="preserve">At a calibrated operating point, deferring the most uncertain predictions improves balanced accuracy for every target pathology. Table 2 reports the balanced accuracy at full coverage and at a coverage of 0.70 (a rejection rate of 0.30) on NIH ChestX-ray14, with bootstrap confidence intervals on the change. All four improvements are supported (95% confidence intervals excluding zero), and the effect replicates on MIMIC-CXR and on an independently trained model; Figure 4 traces the balanced accuracy across coverage for each pathology.</w:t>
       </w:r>
     </w:p>
     <w:p>
@@ -2207,7 +2245,7 @@
             </w:pPr>
             <w:r>
               <w:rPr>
-                <w:rFonts w:ascii="Times New Roman" w:hAnsi="Times New Roman"/>
+                <w:rFonts w:ascii="Georgia" w:hAnsi="Georgia"/>
                 <w:b/>
                 <w:sz w:val="19"/>
               </w:rPr>
@@ -2237,7 +2275,7 @@
             </w:pPr>
             <w:r>
               <w:rPr>
-                <w:rFonts w:ascii="Times New Roman" w:hAnsi="Times New Roman"/>
+                <w:rFonts w:ascii="Georgia" w:hAnsi="Georgia"/>
                 <w:b/>
                 <w:sz w:val="19"/>
               </w:rPr>
@@ -2267,7 +2305,7 @@
             </w:pPr>
             <w:r>
               <w:rPr>
-                <w:rFonts w:ascii="Times New Roman" w:hAnsi="Times New Roman"/>
+                <w:rFonts w:ascii="Georgia" w:hAnsi="Georgia"/>
                 <w:b/>
                 <w:sz w:val="19"/>
               </w:rPr>
@@ -2297,7 +2335,7 @@
             </w:pPr>
             <w:r>
               <w:rPr>
-                <w:rFonts w:ascii="Times New Roman" w:hAnsi="Times New Roman"/>
+                <w:rFonts w:ascii="Georgia" w:hAnsi="Georgia"/>
                 <w:b/>
                 <w:sz w:val="19"/>
               </w:rPr>
@@ -2329,7 +2367,7 @@
             </w:pPr>
             <w:r>
               <w:rPr>
-                <w:rFonts w:ascii="Times New Roman" w:hAnsi="Times New Roman"/>
+                <w:rFonts w:ascii="Georgia" w:hAnsi="Georgia"/>
                 <w:sz w:val="19"/>
                 <w:highlight w:val="green"/>
               </w:rPr>
@@ -2359,7 +2397,7 @@
             </w:pPr>
             <w:r>
               <w:rPr>
-                <w:rFonts w:ascii="Times New Roman" w:hAnsi="Times New Roman"/>
+                <w:rFonts w:ascii="Georgia" w:hAnsi="Georgia"/>
                 <w:sz w:val="19"/>
               </w:rPr>
               <w:t xml:space="preserve">0.757</w:t>
@@ -2388,7 +2426,7 @@
             </w:pPr>
             <w:r>
               <w:rPr>
-                <w:rFonts w:ascii="Times New Roman" w:hAnsi="Times New Roman"/>
+                <w:rFonts w:ascii="Georgia" w:hAnsi="Georgia"/>
                 <w:sz w:val="19"/>
               </w:rPr>
               <w:t xml:space="preserve">0.839</w:t>
@@ -2417,7 +2455,7 @@
             </w:pPr>
             <w:r>
               <w:rPr>
-                <w:rFonts w:ascii="Times New Roman" w:hAnsi="Times New Roman"/>
+                <w:rFonts w:ascii="Georgia" w:hAnsi="Georgia"/>
                 <w:sz w:val="19"/>
               </w:rPr>
               <w:t xml:space="preserve">+0.082 [0.056, 0.113]</w:t>
@@ -2448,7 +2486,7 @@
             </w:pPr>
             <w:r>
               <w:rPr>
-                <w:rFonts w:ascii="Times New Roman" w:hAnsi="Times New Roman"/>
+                <w:rFonts w:ascii="Georgia" w:hAnsi="Georgia"/>
                 <w:sz w:val="19"/>
                 <w:highlight w:val="green"/>
               </w:rPr>
@@ -2478,7 +2516,7 @@
             </w:pPr>
             <w:r>
               <w:rPr>
-                <w:rFonts w:ascii="Times New Roman" w:hAnsi="Times New Roman"/>
+                <w:rFonts w:ascii="Georgia" w:hAnsi="Georgia"/>
                 <w:sz w:val="19"/>
               </w:rPr>
               <w:t xml:space="preserve">0.780</w:t>
@@ -2507,7 +2545,7 @@
             </w:pPr>
             <w:r>
               <w:rPr>
-                <w:rFonts w:ascii="Times New Roman" w:hAnsi="Times New Roman"/>
+                <w:rFonts w:ascii="Georgia" w:hAnsi="Georgia"/>
                 <w:sz w:val="19"/>
               </w:rPr>
               <w:t xml:space="preserve">0.822</w:t>
@@ -2536,7 +2574,7 @@
             </w:pPr>
             <w:r>
               <w:rPr>
-                <w:rFonts w:ascii="Times New Roman" w:hAnsi="Times New Roman"/>
+                <w:rFonts w:ascii="Georgia" w:hAnsi="Georgia"/>
                 <w:sz w:val="19"/>
               </w:rPr>
               <w:t xml:space="preserve">+0.043 [0.029, 0.060]</w:t>
@@ -2567,7 +2605,7 @@
             </w:pPr>
             <w:r>
               <w:rPr>
-                <w:rFonts w:ascii="Times New Roman" w:hAnsi="Times New Roman"/>
+                <w:rFonts w:ascii="Georgia" w:hAnsi="Georgia"/>
                 <w:sz w:val="19"/>
                 <w:highlight w:val="green"/>
               </w:rPr>
@@ -2597,7 +2635,7 @@
             </w:pPr>
             <w:r>
               <w:rPr>
-                <w:rFonts w:ascii="Times New Roman" w:hAnsi="Times New Roman"/>
+                <w:rFonts w:ascii="Georgia" w:hAnsi="Georgia"/>
                 <w:sz w:val="19"/>
               </w:rPr>
               <w:t xml:space="preserve">0.754</w:t>
@@ -2626,7 +2664,7 @@
             </w:pPr>
             <w:r>
               <w:rPr>
-                <w:rFonts w:ascii="Times New Roman" w:hAnsi="Times New Roman"/>
+                <w:rFonts w:ascii="Georgia" w:hAnsi="Georgia"/>
                 <w:sz w:val="19"/>
               </w:rPr>
               <w:t xml:space="preserve">0.841</w:t>
@@ -2655,7 +2693,7 @@
             </w:pPr>
             <w:r>
               <w:rPr>
-                <w:rFonts w:ascii="Times New Roman" w:hAnsi="Times New Roman"/>
+                <w:rFonts w:ascii="Georgia" w:hAnsi="Georgia"/>
                 <w:sz w:val="19"/>
               </w:rPr>
               <w:t xml:space="preserve">+0.086 [0.054, 0.125]</w:t>
@@ -2686,7 +2724,7 @@
             </w:pPr>
             <w:r>
               <w:rPr>
-                <w:rFonts w:ascii="Times New Roman" w:hAnsi="Times New Roman"/>
+                <w:rFonts w:ascii="Georgia" w:hAnsi="Georgia"/>
                 <w:sz w:val="19"/>
                 <w:highlight w:val="green"/>
               </w:rPr>
@@ -2716,7 +2754,7 @@
             </w:pPr>
             <w:r>
               <w:rPr>
-                <w:rFonts w:ascii="Times New Roman" w:hAnsi="Times New Roman"/>
+                <w:rFonts w:ascii="Georgia" w:hAnsi="Georgia"/>
                 <w:sz w:val="19"/>
               </w:rPr>
               <w:t xml:space="preserve">0.730</w:t>
@@ -2745,7 +2783,7 @@
             </w:pPr>
             <w:r>
               <w:rPr>
-                <w:rFonts w:ascii="Times New Roman" w:hAnsi="Times New Roman"/>
+                <w:rFonts w:ascii="Georgia" w:hAnsi="Georgia"/>
                 <w:sz w:val="19"/>
               </w:rPr>
               <w:t xml:space="preserve">0.807</w:t>
@@ -2774,7 +2812,7 @@
             </w:pPr>
             <w:r>
               <w:rPr>
-                <w:rFonts w:ascii="Times New Roman" w:hAnsi="Times New Roman"/>
+                <w:rFonts w:ascii="Georgia" w:hAnsi="Georgia"/>
                 <w:sz w:val="19"/>
               </w:rPr>
               <w:t xml:space="preserve">+0.076 [0.057, 0.095]</w:t>
@@ -2879,7 +2917,7 @@
         <w:rPr>
           <w:highlight w:val="green"/>
         </w:rPr>
-        <w:t xml:space="preserve">On MIMIC-CXR (8,185 frontal images), the same calibrated-threshold analysis yields supported balanced-accuracy gains for three of the four pathologies (Cardiomegaly +0.073 [0.061, 0.088], Effusion +0.088 [0.076, 0.100], Edema +0.060 [0.043, 0.076]; 95% confidence intervals excluding zero), and an independently trained weighted-BCE DenseNet-121 (Section 3.3; validation macro-AUC 0.85) reproduces the improvement on all four pathologies both on the held-out NIH test set (Cardiomegaly +0.074 [0.049, 0.098], Effusion +0.062 [0.052, 0.073], Edema +0.060 [0.022, 0.101], Consolidation +0.044 [0.012, 0.073]) and cross-dataset on MIMIC-CXR, a source it never trained on (Cardiomegaly +0.055 [0.042, 0.066], Effusion +0.087 [0.075, 0.098], Edema +0.073 [0.057, 0.090], Consolidation +0.067 [0.036, 0.100]); all gains have 95% confidence intervals excluding zero, confirming the effect is specific to neither the backbone nor the dataset. On PadChest, where the backbone attains strong discrimination (Cardiomegaly AUC 0.90, Effusion 0.96, Consolidation 0.92), deferral improves Cardiomegaly balanced accuracy from 0.81 to 0.90 at a coverage of 0.70 (+0.086 [0.062, 0.110]; 95% confidence interval excluding zero), confirming the benefit on a third, geographically independent cohort.</w:t>
+        <w:t xml:space="preserve">On MIMIC-CXR (8,185 frontal images), the same calibrated-threshold analysis yields supported balanced-accuracy gains for three of the four pathologies (Cardiomegaly +0.073 [0.061, 0.088], Effusion +0.088 [0.076, 0.100], Edema +0.060 [0.043, 0.076]; 95% confidence intervals excluding zero), and an independently trained weighted-BCE DenseNet-121 (Section 3.3; validation macro-AUC 0.85) reproduces the improvement on all four pathologies both on the held-out NIH test set (Cardiomegaly +0.074 [0.049, 0.098], Effusion +0.062 [0.052, 0.073], Edema +0.060 [0.022, 0.101], Consolidation +0.044 [0.012, 0.073]) and cross-dataset on MIMIC-CXR, a source it never trained on (Cardiomegaly +0.055 [0.042, 0.066], Effusion +0.087 [0.075, 0.098], Edema +0.073 [0.057, 0.090], Consolidation +0.067 [0.036, 0.100]); all gains have 95% confidence intervals excluding zero, confirming the effect is specific to neither the backbone nor the dataset. On PadChest, where the backbone attains strong discrimination (Cardiomegaly AUC 0.90, Effusion 0.96, Consolidation 0.92), deferral improves Cardiomegaly balanced accuracy from 0.81 to 0.90 at a coverage of 0.70 (+0.086 [0.062, 0.110]; 95% confidence interval excluding zero), confirming the benefit on a third source; the corresponding out-of-distribution test, in which a single-source model is applied to PadChest, is reported in Section 4.3.</w:t>
       </w:r>
     </w:p>
     <w:p>
@@ -2981,6 +3019,668 @@
         <w:t>Bootstrap validation of the balanced-accuracy change before and after rejection. Boxplots show the distribution of balanced accuracy over 1,000 bootstrap resamples at full coverage (baseline, blue) and at a coverage of 0.70 (with rejection, orange), per pathology, on the two large evaluation sets (NIH ChestX-ray14 and MIMIC-CXR). The with-rejection distribution exceeds the baseline for every pathology.</w:t>
       </w:r>
     </w:p>
+    <w:p>
+      <w:pPr>
+        <w:pStyle w:val="BodyText"/>
+        <w:jc w:val="both"/>
+        <w:keepNext w:val="0"/>
+        <w:keepLines w:val="0"/>
+        <w:widowControl w:val="1"/>
+      </w:pPr>
+      <w:r>
+        <w:rPr>
+          <w:highlight w:val="green"/>
+        </w:rPr>
+        <w:t xml:space="preserve">To confirm that these gains come from the uncertainty signal rather than from evaluating on a smaller retained set, entropy-based deferral is compared against a random-rejection control and against alternative confidence scores on the same NIH evaluation split (Table 5). At a coverage of 0.70, random rejection leaves balanced accuracy essentially unchanged (within 0.001 of zero for all four pathologies), whereas entropy-based deferral recovers the gains of Table 2. Margin and maximum-probability rejection are rank-identical to entropy on a deterministic backbone and induce the same selective ordering, so entropy is reported as their representative. A deep-ensemble disagreement signal computed across the five public TorchXRayVision checkpoints does not exceed single-pass entropy at this operating point, so the single forward-pass rule is retained.</w:t>
+      </w:r>
+    </w:p>
+    <w:p>
+      <w:pPr>
+        <w:pStyle w:val="TableCaption"/>
+        <w:spacing w:before="280" w:after="60" w:line="240" w:lineRule="auto"/>
+        <w:jc w:val="center"/>
+        <w:keepNext/>
+        <w:keepLines/>
+        <w:widowControl w:val="1"/>
+      </w:pPr>
+      <w:r>
+        <w:rPr>
+          <w:b/>
+          <w:i/>
+          <w:highlight w:val="green"/>
+        </w:rPr>
+        <w:t>Table 5:</w:t>
+      </w:r>
+      <w:r>
+        <w:rPr>
+          <w:b w:val="0"/>
+          <w:i/>
+        </w:rPr>
+        <w:t xml:space="preserve"> </w:t>
+      </w:r>
+      <w:r>
+        <w:rPr>
+          <w:b w:val="0"/>
+          <w:i/>
+          <w:highlight w:val="green"/>
+        </w:rPr>
+        <w:t>Balanced-accuracy change at a coverage of 0.70 under different rejection rules (NIH ChestX-ray14, same evaluation split as Table 2). Random rejection is a control; margin and maximum-probability rejection are rank-identical to entropy on a deterministic backbone.</w:t>
+      </w:r>
+    </w:p>
+    <w:tbl>
+      <w:tblPr>
+        <w:tblStyle w:val="Table"/>
+        <w:tblW w:type="pct" w:w="5000"/>
+        <w:jc w:val="center"/>
+        <w:tblLook w:firstRow="1" w:lastRow="0" w:firstColumn="0" w:lastColumn="0" w:noHBand="0" w:noVBand="0" w:val="0020"/>
+        <w:tblCaption w:val="Table 5: Balanced-accuracy change at a coverage of 0.70 under different rejection rules (NIH ChestX-ray14, same evaluation split as Table 2). Random rejection is a control; margin and maximum-probability rejection are rank-identical to entropy on a deterministic backbone."/>
+        <w:tblLayout w:type="autofit"/>
+        <w:tblBorders>
+          <w:top w:val="single" w:sz="10" w:color="4F6272"/>
+          <w:bottom w:val="single" w:sz="10" w:color="4F6272"/>
+          <w:insideH w:val="single" w:sz="5" w:color="9FB0C2"/>
+          <w:left w:val="single" w:sz="6" w:color="9FB0C2"/>
+          <w:right w:val="single" w:sz="6" w:color="9FB0C2"/>
+          <w:insideV w:val="single" w:sz="5" w:color="D9E1E8"/>
+        </w:tblBorders>
+      </w:tblPr>
+      <w:tblGrid>
+        <w:gridCol w:w="1980"/>
+        <w:gridCol w:w="1980"/>
+        <w:gridCol w:w="1980"/>
+        <w:gridCol w:w="1980"/>
+      </w:tblGrid>
+      <w:tr>
+        <w:trPr>
+          <w:tblHeader w:val="on"/>
+        </w:trPr>
+        <w:tc>
+          <w:tcPr>
+            <w:shd w:fill="EEF3F7"/>
+            <w:tcBorders>
+              <w:left w:val="nil"/>
+              <w:right w:val="nil"/>
+              <w:top w:val="nil"/>
+              <w:bottom w:val="single" w:sz="8" w:color="9FB0C2"/>
+            </w:tcBorders>
+            <w:vAlign w:val="center"/>
+          </w:tcPr>
+          <w:p>
+            <w:pPr>
+              <w:pStyle w:val="Compact"/>
+              <w:spacing w:before="0" w:after="20" w:line="240" w:lineRule="auto"/>
+              <w:jc w:val="center"/>
+              <w:keepNext w:val="0"/>
+              <w:keepLines/>
+              <w:widowControl w:val="1"/>
+            </w:pPr>
+            <w:r>
+              <w:rPr>
+                <w:rFonts w:ascii="Georgia" w:hAnsi="Georgia"/>
+                <w:b/>
+                <w:sz w:val="19"/>
+              </w:rPr>
+              <w:t xml:space="preserve">Pathology</w:t>
+            </w:r>
+          </w:p>
+        </w:tc>
+        <w:tc>
+          <w:tcPr>
+            <w:shd w:fill="EEF3F7"/>
+            <w:tcBorders>
+              <w:left w:val="nil"/>
+              <w:right w:val="nil"/>
+              <w:top w:val="nil"/>
+              <w:bottom w:val="single" w:sz="8" w:color="9FB0C2"/>
+            </w:tcBorders>
+            <w:vAlign w:val="center"/>
+          </w:tcPr>
+          <w:p>
+            <w:pPr>
+              <w:pStyle w:val="Compact"/>
+              <w:spacing w:before="0" w:after="20" w:line="240" w:lineRule="auto"/>
+              <w:jc w:val="center"/>
+              <w:keepNext w:val="0"/>
+              <w:keepLines/>
+              <w:widowControl w:val="1"/>
+            </w:pPr>
+            <w:r>
+              <w:rPr>
+                <w:rFonts w:ascii="Georgia" w:hAnsi="Georgia"/>
+                <w:b/>
+                <w:sz w:val="19"/>
+              </w:rPr>
+              <w:t xml:space="preserve">Random rejection (control)</w:t>
+            </w:r>
+          </w:p>
+        </w:tc>
+        <w:tc>
+          <w:tcPr>
+            <w:shd w:fill="EEF3F7"/>
+            <w:tcBorders>
+              <w:left w:val="nil"/>
+              <w:right w:val="nil"/>
+              <w:top w:val="nil"/>
+              <w:bottom w:val="single" w:sz="8" w:color="9FB0C2"/>
+            </w:tcBorders>
+            <w:vAlign w:val="center"/>
+          </w:tcPr>
+          <w:p>
+            <w:pPr>
+              <w:pStyle w:val="Compact"/>
+              <w:spacing w:before="0" w:after="20" w:line="240" w:lineRule="auto"/>
+              <w:jc w:val="center"/>
+              <w:keepNext w:val="0"/>
+              <w:keepLines/>
+              <w:widowControl w:val="1"/>
+            </w:pPr>
+            <w:r>
+              <w:rPr>
+                <w:rFonts w:ascii="Georgia" w:hAnsi="Georgia"/>
+                <w:b/>
+                <w:sz w:val="19"/>
+              </w:rPr>
+              <w:t xml:space="preserve">Entropy rejection</w:t>
+            </w:r>
+          </w:p>
+        </w:tc>
+        <w:tc>
+          <w:tcPr>
+            <w:shd w:fill="EEF3F7"/>
+            <w:tcBorders>
+              <w:left w:val="nil"/>
+              <w:right w:val="nil"/>
+              <w:top w:val="nil"/>
+              <w:bottom w:val="single" w:sz="8" w:color="9FB0C2"/>
+            </w:tcBorders>
+            <w:vAlign w:val="center"/>
+          </w:tcPr>
+          <w:p>
+            <w:pPr>
+              <w:pStyle w:val="Compact"/>
+              <w:spacing w:before="0" w:after="20" w:line="240" w:lineRule="auto"/>
+              <w:jc w:val="center"/>
+              <w:keepNext w:val="0"/>
+              <w:keepLines/>
+              <w:widowControl w:val="1"/>
+            </w:pPr>
+            <w:r>
+              <w:rPr>
+                <w:rFonts w:ascii="Georgia" w:hAnsi="Georgia"/>
+                <w:b/>
+                <w:sz w:val="19"/>
+              </w:rPr>
+              <w:t xml:space="preserve">Margin / max-probability</w:t>
+            </w:r>
+          </w:p>
+        </w:tc>
+      </w:tr>
+      <w:tr>
+        <w:tc>
+          <w:tcPr>
+            <w:tcBorders>
+              <w:left w:val="nil"/>
+              <w:right w:val="nil"/>
+              <w:top w:val="nil"/>
+              <w:bottom w:val="single" w:sz="4" w:color="D9E1E8"/>
+            </w:tcBorders>
+            <w:vAlign w:val="center"/>
+          </w:tcPr>
+          <w:p>
+            <w:pPr>
+              <w:pStyle w:val="Compact"/>
+              <w:spacing w:before="0" w:after="20" w:line="240" w:lineRule="auto"/>
+              <w:jc w:val="center"/>
+              <w:keepNext w:val="0"/>
+              <w:keepLines/>
+              <w:widowControl w:val="1"/>
+            </w:pPr>
+            <w:r>
+              <w:rPr>
+                <w:rFonts w:ascii="Georgia" w:hAnsi="Georgia"/>
+                <w:sz w:val="19"/>
+                <w:highlight w:val="green"/>
+              </w:rPr>
+              <w:t xml:space="preserve">Cardiomegaly</w:t>
+            </w:r>
+          </w:p>
+        </w:tc>
+        <w:tc>
+          <w:tcPr>
+            <w:tcBorders>
+              <w:left w:val="nil"/>
+              <w:right w:val="nil"/>
+              <w:top w:val="nil"/>
+              <w:bottom w:val="single" w:sz="4" w:color="D9E1E8"/>
+            </w:tcBorders>
+            <w:vAlign w:val="center"/>
+          </w:tcPr>
+          <w:p>
+            <w:pPr>
+              <w:pStyle w:val="Compact"/>
+              <w:spacing w:before="0" w:after="20" w:line="240" w:lineRule="auto"/>
+              <w:jc w:val="center"/>
+              <w:keepNext w:val="0"/>
+              <w:keepLines/>
+              <w:widowControl w:val="1"/>
+            </w:pPr>
+            <w:r>
+              <w:rPr>
+                <w:rFonts w:ascii="Georgia" w:hAnsi="Georgia"/>
+                <w:sz w:val="19"/>
+              </w:rPr>
+              <w:t xml:space="preserve">−0.001</w:t>
+            </w:r>
+          </w:p>
+        </w:tc>
+        <w:tc>
+          <w:tcPr>
+            <w:tcBorders>
+              <w:left w:val="nil"/>
+              <w:right w:val="nil"/>
+              <w:top w:val="nil"/>
+              <w:bottom w:val="single" w:sz="4" w:color="D9E1E8"/>
+            </w:tcBorders>
+            <w:vAlign w:val="center"/>
+          </w:tcPr>
+          <w:p>
+            <w:pPr>
+              <w:pStyle w:val="Compact"/>
+              <w:spacing w:before="0" w:after="20" w:line="240" w:lineRule="auto"/>
+              <w:jc w:val="center"/>
+              <w:keepNext w:val="0"/>
+              <w:keepLines/>
+              <w:widowControl w:val="1"/>
+            </w:pPr>
+            <w:r>
+              <w:rPr>
+                <w:rFonts w:ascii="Georgia" w:hAnsi="Georgia"/>
+                <w:sz w:val="19"/>
+              </w:rPr>
+              <w:t xml:space="preserve">+0.082</w:t>
+            </w:r>
+          </w:p>
+        </w:tc>
+        <w:tc>
+          <w:tcPr>
+            <w:tcBorders>
+              <w:left w:val="nil"/>
+              <w:right w:val="nil"/>
+              <w:top w:val="nil"/>
+              <w:bottom w:val="single" w:sz="4" w:color="D9E1E8"/>
+            </w:tcBorders>
+            <w:vAlign w:val="center"/>
+          </w:tcPr>
+          <w:p>
+            <w:pPr>
+              <w:pStyle w:val="Compact"/>
+              <w:spacing w:before="0" w:after="20" w:line="240" w:lineRule="auto"/>
+              <w:jc w:val="center"/>
+              <w:keepNext w:val="0"/>
+              <w:keepLines/>
+              <w:widowControl w:val="1"/>
+            </w:pPr>
+            <w:r>
+              <w:rPr>
+                <w:rFonts w:ascii="Georgia" w:hAnsi="Georgia"/>
+                <w:sz w:val="19"/>
+                <w:highlight w:val="green"/>
+              </w:rPr>
+              <w:t xml:space="preserve">identical to entropy</w:t>
+            </w:r>
+          </w:p>
+        </w:tc>
+      </w:tr>
+      <w:tr>
+        <w:tc>
+          <w:tcPr>
+            <w:tcBorders>
+              <w:left w:val="nil"/>
+              <w:right w:val="nil"/>
+              <w:top w:val="nil"/>
+              <w:bottom w:val="single" w:sz="4" w:color="D9E1E8"/>
+            </w:tcBorders>
+            <w:vAlign w:val="center"/>
+          </w:tcPr>
+          <w:p>
+            <w:pPr>
+              <w:pStyle w:val="Compact"/>
+              <w:spacing w:before="0" w:after="20" w:line="240" w:lineRule="auto"/>
+              <w:jc w:val="center"/>
+              <w:keepNext w:val="0"/>
+              <w:keepLines/>
+              <w:widowControl w:val="1"/>
+            </w:pPr>
+            <w:r>
+              <w:rPr>
+                <w:rFonts w:ascii="Georgia" w:hAnsi="Georgia"/>
+                <w:sz w:val="19"/>
+                <w:highlight w:val="green"/>
+              </w:rPr>
+              <w:t xml:space="preserve">Effusion</w:t>
+            </w:r>
+          </w:p>
+        </w:tc>
+        <w:tc>
+          <w:tcPr>
+            <w:tcBorders>
+              <w:left w:val="nil"/>
+              <w:right w:val="nil"/>
+              <w:top w:val="nil"/>
+              <w:bottom w:val="single" w:sz="4" w:color="D9E1E8"/>
+            </w:tcBorders>
+            <w:vAlign w:val="center"/>
+          </w:tcPr>
+          <w:p>
+            <w:pPr>
+              <w:pStyle w:val="Compact"/>
+              <w:spacing w:before="0" w:after="20" w:line="240" w:lineRule="auto"/>
+              <w:jc w:val="center"/>
+              <w:keepNext w:val="0"/>
+              <w:keepLines/>
+              <w:widowControl w:val="1"/>
+            </w:pPr>
+            <w:r>
+              <w:rPr>
+                <w:rFonts w:ascii="Georgia" w:hAnsi="Georgia"/>
+                <w:sz w:val="19"/>
+              </w:rPr>
+              <w:t xml:space="preserve">0.000</w:t>
+            </w:r>
+          </w:p>
+        </w:tc>
+        <w:tc>
+          <w:tcPr>
+            <w:tcBorders>
+              <w:left w:val="nil"/>
+              <w:right w:val="nil"/>
+              <w:top w:val="nil"/>
+              <w:bottom w:val="single" w:sz="4" w:color="D9E1E8"/>
+            </w:tcBorders>
+            <w:vAlign w:val="center"/>
+          </w:tcPr>
+          <w:p>
+            <w:pPr>
+              <w:pStyle w:val="Compact"/>
+              <w:spacing w:before="0" w:after="20" w:line="240" w:lineRule="auto"/>
+              <w:jc w:val="center"/>
+              <w:keepNext w:val="0"/>
+              <w:keepLines/>
+              <w:widowControl w:val="1"/>
+            </w:pPr>
+            <w:r>
+              <w:rPr>
+                <w:rFonts w:ascii="Georgia" w:hAnsi="Georgia"/>
+                <w:sz w:val="19"/>
+              </w:rPr>
+              <w:t xml:space="preserve">+0.043</w:t>
+            </w:r>
+          </w:p>
+        </w:tc>
+        <w:tc>
+          <w:tcPr>
+            <w:tcBorders>
+              <w:left w:val="nil"/>
+              <w:right w:val="nil"/>
+              <w:top w:val="nil"/>
+              <w:bottom w:val="single" w:sz="4" w:color="D9E1E8"/>
+            </w:tcBorders>
+            <w:vAlign w:val="center"/>
+          </w:tcPr>
+          <w:p>
+            <w:pPr>
+              <w:pStyle w:val="Compact"/>
+              <w:spacing w:before="0" w:after="20" w:line="240" w:lineRule="auto"/>
+              <w:jc w:val="center"/>
+              <w:keepNext w:val="0"/>
+              <w:keepLines/>
+              <w:widowControl w:val="1"/>
+            </w:pPr>
+            <w:r>
+              <w:rPr>
+                <w:rFonts w:ascii="Georgia" w:hAnsi="Georgia"/>
+                <w:sz w:val="19"/>
+                <w:highlight w:val="green"/>
+              </w:rPr>
+              <w:t xml:space="preserve">identical to entropy</w:t>
+            </w:r>
+          </w:p>
+        </w:tc>
+      </w:tr>
+      <w:tr>
+        <w:tc>
+          <w:tcPr>
+            <w:tcBorders>
+              <w:left w:val="nil"/>
+              <w:right w:val="nil"/>
+              <w:top w:val="nil"/>
+              <w:bottom w:val="single" w:sz="4" w:color="D9E1E8"/>
+            </w:tcBorders>
+            <w:vAlign w:val="center"/>
+          </w:tcPr>
+          <w:p>
+            <w:pPr>
+              <w:pStyle w:val="Compact"/>
+              <w:spacing w:before="0" w:after="20" w:line="240" w:lineRule="auto"/>
+              <w:jc w:val="center"/>
+              <w:keepNext w:val="0"/>
+              <w:keepLines/>
+              <w:widowControl w:val="1"/>
+            </w:pPr>
+            <w:r>
+              <w:rPr>
+                <w:rFonts w:ascii="Georgia" w:hAnsi="Georgia"/>
+                <w:sz w:val="19"/>
+                <w:highlight w:val="green"/>
+              </w:rPr>
+              <w:t xml:space="preserve">Edema</w:t>
+            </w:r>
+          </w:p>
+        </w:tc>
+        <w:tc>
+          <w:tcPr>
+            <w:tcBorders>
+              <w:left w:val="nil"/>
+              <w:right w:val="nil"/>
+              <w:top w:val="nil"/>
+              <w:bottom w:val="single" w:sz="4" w:color="D9E1E8"/>
+            </w:tcBorders>
+            <w:vAlign w:val="center"/>
+          </w:tcPr>
+          <w:p>
+            <w:pPr>
+              <w:pStyle w:val="Compact"/>
+              <w:spacing w:before="0" w:after="20" w:line="240" w:lineRule="auto"/>
+              <w:jc w:val="center"/>
+              <w:keepNext w:val="0"/>
+              <w:keepLines/>
+              <w:widowControl w:val="1"/>
+            </w:pPr>
+            <w:r>
+              <w:rPr>
+                <w:rFonts w:ascii="Georgia" w:hAnsi="Georgia"/>
+                <w:sz w:val="19"/>
+              </w:rPr>
+              <w:t xml:space="preserve">0.000</w:t>
+            </w:r>
+          </w:p>
+        </w:tc>
+        <w:tc>
+          <w:tcPr>
+            <w:tcBorders>
+              <w:left w:val="nil"/>
+              <w:right w:val="nil"/>
+              <w:top w:val="nil"/>
+              <w:bottom w:val="single" w:sz="4" w:color="D9E1E8"/>
+            </w:tcBorders>
+            <w:vAlign w:val="center"/>
+          </w:tcPr>
+          <w:p>
+            <w:pPr>
+              <w:pStyle w:val="Compact"/>
+              <w:spacing w:before="0" w:after="20" w:line="240" w:lineRule="auto"/>
+              <w:jc w:val="center"/>
+              <w:keepNext w:val="0"/>
+              <w:keepLines/>
+              <w:widowControl w:val="1"/>
+            </w:pPr>
+            <w:r>
+              <w:rPr>
+                <w:rFonts w:ascii="Georgia" w:hAnsi="Georgia"/>
+                <w:sz w:val="19"/>
+                <w:highlight w:val="green"/>
+              </w:rPr>
+              <w:t xml:space="preserve">+0.086</w:t>
+            </w:r>
+          </w:p>
+        </w:tc>
+        <w:tc>
+          <w:tcPr>
+            <w:tcBorders>
+              <w:left w:val="nil"/>
+              <w:right w:val="nil"/>
+              <w:top w:val="nil"/>
+              <w:bottom w:val="single" w:sz="4" w:color="D9E1E8"/>
+            </w:tcBorders>
+            <w:vAlign w:val="center"/>
+          </w:tcPr>
+          <w:p>
+            <w:pPr>
+              <w:pStyle w:val="Compact"/>
+              <w:spacing w:before="0" w:after="20" w:line="240" w:lineRule="auto"/>
+              <w:jc w:val="center"/>
+              <w:keepNext w:val="0"/>
+              <w:keepLines/>
+              <w:widowControl w:val="1"/>
+            </w:pPr>
+            <w:r>
+              <w:rPr>
+                <w:rFonts w:ascii="Georgia" w:hAnsi="Georgia"/>
+                <w:sz w:val="19"/>
+                <w:highlight w:val="green"/>
+              </w:rPr>
+              <w:t xml:space="preserve">identical to entropy</w:t>
+            </w:r>
+          </w:p>
+        </w:tc>
+      </w:tr>
+      <w:tr>
+        <w:tc>
+          <w:tcPr>
+            <w:tcBorders>
+              <w:left w:val="nil"/>
+              <w:right w:val="nil"/>
+              <w:top w:val="nil"/>
+              <w:bottom w:val="nil"/>
+            </w:tcBorders>
+            <w:vAlign w:val="center"/>
+          </w:tcPr>
+          <w:p>
+            <w:pPr>
+              <w:pStyle w:val="Compact"/>
+              <w:spacing w:before="0" w:after="20" w:line="240" w:lineRule="auto"/>
+              <w:jc w:val="center"/>
+              <w:keepNext w:val="0"/>
+              <w:keepLines/>
+              <w:widowControl w:val="1"/>
+            </w:pPr>
+            <w:r>
+              <w:rPr>
+                <w:rFonts w:ascii="Georgia" w:hAnsi="Georgia"/>
+                <w:sz w:val="19"/>
+                <w:highlight w:val="green"/>
+              </w:rPr>
+              <w:t xml:space="preserve">Consolidation</w:t>
+            </w:r>
+          </w:p>
+        </w:tc>
+        <w:tc>
+          <w:tcPr>
+            <w:tcBorders>
+              <w:left w:val="nil"/>
+              <w:right w:val="nil"/>
+              <w:top w:val="nil"/>
+              <w:bottom w:val="nil"/>
+            </w:tcBorders>
+            <w:vAlign w:val="center"/>
+          </w:tcPr>
+          <w:p>
+            <w:pPr>
+              <w:pStyle w:val="Compact"/>
+              <w:spacing w:before="0" w:after="20" w:line="240" w:lineRule="auto"/>
+              <w:jc w:val="center"/>
+              <w:keepNext w:val="0"/>
+              <w:keepLines/>
+              <w:widowControl w:val="1"/>
+            </w:pPr>
+            <w:r>
+              <w:rPr>
+                <w:rFonts w:ascii="Georgia" w:hAnsi="Georgia"/>
+                <w:sz w:val="19"/>
+              </w:rPr>
+              <w:t xml:space="preserve">0.000</w:t>
+            </w:r>
+          </w:p>
+        </w:tc>
+        <w:tc>
+          <w:tcPr>
+            <w:tcBorders>
+              <w:left w:val="nil"/>
+              <w:right w:val="nil"/>
+              <w:top w:val="nil"/>
+              <w:bottom w:val="nil"/>
+            </w:tcBorders>
+            <w:vAlign w:val="center"/>
+          </w:tcPr>
+          <w:p>
+            <w:pPr>
+              <w:pStyle w:val="Compact"/>
+              <w:spacing w:before="0" w:after="20" w:line="240" w:lineRule="auto"/>
+              <w:jc w:val="center"/>
+              <w:keepNext w:val="0"/>
+              <w:keepLines/>
+              <w:widowControl w:val="1"/>
+            </w:pPr>
+            <w:r>
+              <w:rPr>
+                <w:rFonts w:ascii="Georgia" w:hAnsi="Georgia"/>
+                <w:sz w:val="19"/>
+              </w:rPr>
+              <w:t xml:space="preserve">+0.076</w:t>
+            </w:r>
+          </w:p>
+        </w:tc>
+        <w:tc>
+          <w:tcPr>
+            <w:tcBorders>
+              <w:left w:val="nil"/>
+              <w:right w:val="nil"/>
+              <w:top w:val="nil"/>
+              <w:bottom w:val="nil"/>
+            </w:tcBorders>
+            <w:vAlign w:val="center"/>
+          </w:tcPr>
+          <w:p>
+            <w:pPr>
+              <w:pStyle w:val="Compact"/>
+              <w:spacing w:before="0" w:after="20" w:line="240" w:lineRule="auto"/>
+              <w:jc w:val="center"/>
+              <w:keepNext w:val="0"/>
+              <w:keepLines/>
+              <w:widowControl w:val="1"/>
+            </w:pPr>
+            <w:r>
+              <w:rPr>
+                <w:rFonts w:ascii="Georgia" w:hAnsi="Georgia"/>
+                <w:sz w:val="19"/>
+                <w:highlight w:val="green"/>
+              </w:rPr>
+              <w:t xml:space="preserve">identical to entropy</w:t>
+            </w:r>
+          </w:p>
+        </w:tc>
+      </w:tr>
+    </w:tbl>
     <w:bookmarkEnd w:id="36"/>
     <w:bookmarkStart w:id="40" w:name="risk-coverage-analysis"/>
     <w:p>
@@ -3202,7 +3902,7 @@
             </w:pPr>
             <w:r>
               <w:rPr>
-                <w:rFonts w:ascii="Times New Roman" w:hAnsi="Times New Roman"/>
+                <w:rFonts w:ascii="Georgia" w:hAnsi="Georgia"/>
                 <w:b/>
                 <w:sz w:val="19"/>
               </w:rPr>
@@ -3232,7 +3932,7 @@
             </w:pPr>
             <w:r>
               <w:rPr>
-                <w:rFonts w:ascii="Times New Roman" w:hAnsi="Times New Roman"/>
+                <w:rFonts w:ascii="Georgia" w:hAnsi="Georgia"/>
                 <w:b/>
                 <w:sz w:val="19"/>
               </w:rPr>
@@ -3262,7 +3962,7 @@
             </w:pPr>
             <w:r>
               <w:rPr>
-                <w:rFonts w:ascii="Times New Roman" w:hAnsi="Times New Roman"/>
+                <w:rFonts w:ascii="Georgia" w:hAnsi="Georgia"/>
                 <w:b/>
                 <w:sz w:val="19"/>
               </w:rPr>
@@ -3294,7 +3994,7 @@
             </w:pPr>
             <w:r>
               <w:rPr>
-                <w:rFonts w:ascii="Times New Roman" w:hAnsi="Times New Roman"/>
+                <w:rFonts w:ascii="Georgia" w:hAnsi="Georgia"/>
                 <w:sz w:val="19"/>
                 <w:highlight w:val="green"/>
               </w:rPr>
@@ -3324,7 +4024,7 @@
             </w:pPr>
             <w:r>
               <w:rPr>
-                <w:rFonts w:ascii="Times New Roman" w:hAnsi="Times New Roman"/>
+                <w:rFonts w:ascii="Georgia" w:hAnsi="Georgia"/>
                 <w:sz w:val="19"/>
               </w:rPr>
               <w:t xml:space="preserve">0.864</w:t>
@@ -3353,7 +4053,7 @@
             </w:pPr>
             <w:r>
               <w:rPr>
-                <w:rFonts w:ascii="Times New Roman" w:hAnsi="Times New Roman"/>
+                <w:rFonts w:ascii="Georgia" w:hAnsi="Georgia"/>
                 <w:sz w:val="19"/>
               </w:rPr>
               <w:t xml:space="preserve">0.687</w:t>
@@ -3384,7 +4084,7 @@
             </w:pPr>
             <w:r>
               <w:rPr>
-                <w:rFonts w:ascii="Times New Roman" w:hAnsi="Times New Roman"/>
+                <w:rFonts w:ascii="Georgia" w:hAnsi="Georgia"/>
                 <w:sz w:val="19"/>
                 <w:highlight w:val="green"/>
               </w:rPr>
@@ -3414,7 +4114,7 @@
             </w:pPr>
             <w:r>
               <w:rPr>
-                <w:rFonts w:ascii="Times New Roman" w:hAnsi="Times New Roman"/>
+                <w:rFonts w:ascii="Georgia" w:hAnsi="Georgia"/>
                 <w:sz w:val="19"/>
               </w:rPr>
               <w:t xml:space="preserve">0.818</w:t>
@@ -3443,7 +4143,7 @@
             </w:pPr>
             <w:r>
               <w:rPr>
-                <w:rFonts w:ascii="Times New Roman" w:hAnsi="Times New Roman"/>
+                <w:rFonts w:ascii="Georgia" w:hAnsi="Georgia"/>
                 <w:sz w:val="19"/>
               </w:rPr>
               <w:t xml:space="preserve">0.793</w:t>
@@ -3474,7 +4174,7 @@
             </w:pPr>
             <w:r>
               <w:rPr>
-                <w:rFonts w:ascii="Times New Roman" w:hAnsi="Times New Roman"/>
+                <w:rFonts w:ascii="Georgia" w:hAnsi="Georgia"/>
                 <w:sz w:val="19"/>
                 <w:highlight w:val="green"/>
               </w:rPr>
@@ -3504,7 +4204,7 @@
             </w:pPr>
             <w:r>
               <w:rPr>
-                <w:rFonts w:ascii="Times New Roman" w:hAnsi="Times New Roman"/>
+                <w:rFonts w:ascii="Georgia" w:hAnsi="Georgia"/>
                 <w:sz w:val="19"/>
               </w:rPr>
               <w:t xml:space="preserve">0.867</w:t>
@@ -3533,7 +4233,7 @@
             </w:pPr>
             <w:r>
               <w:rPr>
-                <w:rFonts w:ascii="Times New Roman" w:hAnsi="Times New Roman"/>
+                <w:rFonts w:ascii="Georgia" w:hAnsi="Georgia"/>
                 <w:sz w:val="19"/>
               </w:rPr>
               <w:t xml:space="preserve">0.763</w:t>
@@ -3564,7 +4264,7 @@
             </w:pPr>
             <w:r>
               <w:rPr>
-                <w:rFonts w:ascii="Times New Roman" w:hAnsi="Times New Roman"/>
+                <w:rFonts w:ascii="Georgia" w:hAnsi="Georgia"/>
                 <w:sz w:val="19"/>
                 <w:highlight w:val="green"/>
               </w:rPr>
@@ -3594,7 +4294,7 @@
             </w:pPr>
             <w:r>
               <w:rPr>
-                <w:rFonts w:ascii="Times New Roman" w:hAnsi="Times New Roman"/>
+                <w:rFonts w:ascii="Georgia" w:hAnsi="Georgia"/>
                 <w:sz w:val="19"/>
               </w:rPr>
               <w:t xml:space="preserve">0.793</w:t>
@@ -3623,7 +4323,7 @@
             </w:pPr>
             <w:r>
               <w:rPr>
-                <w:rFonts w:ascii="Times New Roman" w:hAnsi="Times New Roman"/>
+                <w:rFonts w:ascii="Georgia" w:hAnsi="Georgia"/>
                 <w:sz w:val="19"/>
               </w:rPr>
               <w:t xml:space="preserve">0.694</w:t>
@@ -3730,7 +4430,7 @@
             </w:pPr>
             <w:r>
               <w:rPr>
-                <w:rFonts w:ascii="Times New Roman" w:hAnsi="Times New Roman"/>
+                <w:rFonts w:ascii="Georgia" w:hAnsi="Georgia"/>
                 <w:b/>
                 <w:sz w:val="19"/>
               </w:rPr>
@@ -3760,7 +4460,7 @@
             </w:pPr>
             <w:r>
               <w:rPr>
-                <w:rFonts w:ascii="Times New Roman" w:hAnsi="Times New Roman"/>
+                <w:rFonts w:ascii="Georgia" w:hAnsi="Georgia"/>
                 <w:b/>
                 <w:sz w:val="19"/>
               </w:rPr>
@@ -3790,7 +4490,7 @@
             </w:pPr>
             <w:r>
               <w:rPr>
-                <w:rFonts w:ascii="Times New Roman" w:hAnsi="Times New Roman"/>
+                <w:rFonts w:ascii="Georgia" w:hAnsi="Georgia"/>
                 <w:b/>
                 <w:sz w:val="19"/>
               </w:rPr>
@@ -3820,7 +4520,7 @@
             </w:pPr>
             <w:r>
               <w:rPr>
-                <w:rFonts w:ascii="Times New Roman" w:hAnsi="Times New Roman"/>
+                <w:rFonts w:ascii="Georgia" w:hAnsi="Georgia"/>
                 <w:b/>
                 <w:sz w:val="19"/>
               </w:rPr>
@@ -3852,7 +4552,7 @@
             </w:pPr>
             <w:r>
               <w:rPr>
-                <w:rFonts w:ascii="Times New Roman" w:hAnsi="Times New Roman"/>
+                <w:rFonts w:ascii="Georgia" w:hAnsi="Georgia"/>
                 <w:sz w:val="19"/>
                 <w:highlight w:val="green"/>
               </w:rPr>
@@ -3882,7 +4582,7 @@
             </w:pPr>
             <w:r>
               <w:rPr>
-                <w:rFonts w:ascii="Times New Roman" w:hAnsi="Times New Roman"/>
+                <w:rFonts w:ascii="Georgia" w:hAnsi="Georgia"/>
                 <w:sz w:val="19"/>
               </w:rPr>
               <w:t xml:space="preserve">0.632</w:t>
@@ -3911,7 +4611,7 @@
             </w:pPr>
             <w:r>
               <w:rPr>
-                <w:rFonts w:ascii="Times New Roman" w:hAnsi="Times New Roman"/>
+                <w:rFonts w:ascii="Georgia" w:hAnsi="Georgia"/>
                 <w:sz w:val="19"/>
               </w:rPr>
               <w:t xml:space="preserve">0.672</w:t>
@@ -3940,7 +4640,7 @@
             </w:pPr>
             <w:r>
               <w:rPr>
-                <w:rFonts w:ascii="Times New Roman" w:hAnsi="Times New Roman"/>
+                <w:rFonts w:ascii="Georgia" w:hAnsi="Georgia"/>
                 <w:sz w:val="19"/>
               </w:rPr>
               <w:t xml:space="preserve">+0.040 [0.028, 0.053]</w:t>
@@ -3971,7 +4671,7 @@
             </w:pPr>
             <w:r>
               <w:rPr>
-                <w:rFonts w:ascii="Times New Roman" w:hAnsi="Times New Roman"/>
+                <w:rFonts w:ascii="Georgia" w:hAnsi="Georgia"/>
                 <w:sz w:val="19"/>
                 <w:highlight w:val="green"/>
               </w:rPr>
@@ -4001,7 +4701,7 @@
             </w:pPr>
             <w:r>
               <w:rPr>
-                <w:rFonts w:ascii="Times New Roman" w:hAnsi="Times New Roman"/>
+                <w:rFonts w:ascii="Georgia" w:hAnsi="Georgia"/>
                 <w:sz w:val="19"/>
               </w:rPr>
               <w:t xml:space="preserve">0.716</w:t>
@@ -4030,7 +4730,7 @@
             </w:pPr>
             <w:r>
               <w:rPr>
-                <w:rFonts w:ascii="Times New Roman" w:hAnsi="Times New Roman"/>
+                <w:rFonts w:ascii="Georgia" w:hAnsi="Georgia"/>
                 <w:sz w:val="19"/>
               </w:rPr>
               <w:t xml:space="preserve">0.789</w:t>
@@ -4059,7 +4759,7 @@
             </w:pPr>
             <w:r>
               <w:rPr>
-                <w:rFonts w:ascii="Times New Roman" w:hAnsi="Times New Roman"/>
+                <w:rFonts w:ascii="Georgia" w:hAnsi="Georgia"/>
                 <w:sz w:val="19"/>
               </w:rPr>
               <w:t xml:space="preserve">+0.073 [0.062, 0.084]</w:t>
@@ -4090,7 +4790,7 @@
             </w:pPr>
             <w:r>
               <w:rPr>
-                <w:rFonts w:ascii="Times New Roman" w:hAnsi="Times New Roman"/>
+                <w:rFonts w:ascii="Georgia" w:hAnsi="Georgia"/>
                 <w:sz w:val="19"/>
                 <w:highlight w:val="green"/>
               </w:rPr>
@@ -4120,7 +4820,7 @@
             </w:pPr>
             <w:r>
               <w:rPr>
-                <w:rFonts w:ascii="Times New Roman" w:hAnsi="Times New Roman"/>
+                <w:rFonts w:ascii="Georgia" w:hAnsi="Georgia"/>
                 <w:sz w:val="19"/>
               </w:rPr>
               <w:t xml:space="preserve">0.673</w:t>
@@ -4149,7 +4849,7 @@
             </w:pPr>
             <w:r>
               <w:rPr>
-                <w:rFonts w:ascii="Times New Roman" w:hAnsi="Times New Roman"/>
+                <w:rFonts w:ascii="Georgia" w:hAnsi="Georgia"/>
                 <w:sz w:val="19"/>
               </w:rPr>
               <w:t xml:space="preserve">0.755</w:t>
@@ -4178,7 +4878,7 @@
             </w:pPr>
             <w:r>
               <w:rPr>
-                <w:rFonts w:ascii="Times New Roman" w:hAnsi="Times New Roman"/>
+                <w:rFonts w:ascii="Georgia" w:hAnsi="Georgia"/>
                 <w:sz w:val="19"/>
               </w:rPr>
               <w:t xml:space="preserve">+0.083 [0.076, 0.088]</w:t>
@@ -4209,7 +4909,7 @@
             </w:pPr>
             <w:r>
               <w:rPr>
-                <w:rFonts w:ascii="Times New Roman" w:hAnsi="Times New Roman"/>
+                <w:rFonts w:ascii="Georgia" w:hAnsi="Georgia"/>
                 <w:sz w:val="19"/>
                 <w:highlight w:val="green"/>
               </w:rPr>
@@ -4239,7 +4939,7 @@
             </w:pPr>
             <w:r>
               <w:rPr>
-                <w:rFonts w:ascii="Times New Roman" w:hAnsi="Times New Roman"/>
+                <w:rFonts w:ascii="Georgia" w:hAnsi="Georgia"/>
                 <w:sz w:val="19"/>
               </w:rPr>
               <w:t xml:space="preserve">0.619</w:t>
@@ -4268,7 +4968,7 @@
             </w:pPr>
             <w:r>
               <w:rPr>
-                <w:rFonts w:ascii="Times New Roman" w:hAnsi="Times New Roman"/>
+                <w:rFonts w:ascii="Georgia" w:hAnsi="Georgia"/>
                 <w:sz w:val="19"/>
               </w:rPr>
               <w:t xml:space="preserve">0.671</w:t>
@@ -4297,7 +4997,7 @@
             </w:pPr>
             <w:r>
               <w:rPr>
-                <w:rFonts w:ascii="Times New Roman" w:hAnsi="Times New Roman"/>
+                <w:rFonts w:ascii="Georgia" w:hAnsi="Georgia"/>
                 <w:sz w:val="19"/>
               </w:rPr>
               <w:t xml:space="preserve">+0.052 [0.030, 0.084]</w:t>
@@ -4583,6 +5283,15 @@
         <w:t xml:space="preserve"> </w:t>
       </w:r>
       <w:r>
+        <w:rPr>
+          <w:highlight w:val="green"/>
+        </w:rPr>
+        <w:t xml:space="preserve">The operating point used throughout defers 30% of per-pathology predictions to recover balanced-accuracy gains of 0.04 to 0.09; because the rejection rate is a tunable, per-pathology quantile (Figure 7), a deployment can trade reviewer workload against retained accuracy to match its capacity, deferring fewer cases where expert review is scarce and more where the cost of an error is high. A random-rejection control that defers the same fraction yields no such gain (Table 5), so the benefit reflects the uncertainty ranking rather than the reduced caseload.</w:t>
+      </w:r>
+      <w:r>
+        <w:t xml:space="preserve"> </w:t>
+      </w:r>
+      <w:r>
         <w:t xml:space="preserve">Together these findings support uncertainty-aware selective prediction as a route to safer, more trustworthy AI-assisted diagnosis.</w:t>
       </w:r>
     </w:p>
@@ -4724,7 +5433,7 @@
       </w:pPr>
       <w:r>
         <w:rPr>
-          <w:rFonts w:ascii="Times New Roman" w:hAnsi="Times New Roman"/>
+          <w:rFonts w:ascii="Georgia" w:hAnsi="Georgia"/>
           <w:sz w:val="20"/>
         </w:rPr>
         <w:t xml:space="preserve">1. </w:t>
@@ -4762,7 +5471,7 @@
       </w:pPr>
       <w:r>
         <w:rPr>
-          <w:rFonts w:ascii="Times New Roman" w:hAnsi="Times New Roman"/>
+          <w:rFonts w:ascii="Georgia" w:hAnsi="Georgia"/>
           <w:sz w:val="20"/>
         </w:rPr>
         <w:t xml:space="preserve">2. </w:t>
@@ -4800,7 +5509,7 @@
       </w:pPr>
       <w:r>
         <w:rPr>
-          <w:rFonts w:ascii="Times New Roman" w:hAnsi="Times New Roman"/>
+          <w:rFonts w:ascii="Georgia" w:hAnsi="Georgia"/>
           <w:sz w:val="20"/>
         </w:rPr>
         <w:t xml:space="preserve">3. </w:t>
@@ -4838,7 +5547,7 @@
       </w:pPr>
       <w:r>
         <w:rPr>
-          <w:rFonts w:ascii="Times New Roman" w:hAnsi="Times New Roman"/>
+          <w:rFonts w:ascii="Georgia" w:hAnsi="Georgia"/>
           <w:sz w:val="20"/>
         </w:rPr>
         <w:t xml:space="preserve">4. </w:t>
@@ -4863,7 +5572,7 @@
       </w:pPr>
       <w:r>
         <w:rPr>
-          <w:rFonts w:ascii="Times New Roman" w:hAnsi="Times New Roman"/>
+          <w:rFonts w:ascii="Georgia" w:hAnsi="Georgia"/>
           <w:sz w:val="20"/>
         </w:rPr>
         <w:t xml:space="preserve">5. </w:t>
@@ -4901,7 +5610,7 @@
       </w:pPr>
       <w:r>
         <w:rPr>
-          <w:rFonts w:ascii="Times New Roman" w:hAnsi="Times New Roman"/>
+          <w:rFonts w:ascii="Georgia" w:hAnsi="Georgia"/>
           <w:sz w:val="20"/>
         </w:rPr>
         <w:t xml:space="preserve">6. </w:t>
@@ -4939,7 +5648,7 @@
       </w:pPr>
       <w:r>
         <w:rPr>
-          <w:rFonts w:ascii="Times New Roman" w:hAnsi="Times New Roman"/>
+          <w:rFonts w:ascii="Georgia" w:hAnsi="Georgia"/>
           <w:sz w:val="20"/>
         </w:rPr>
         <w:t xml:space="preserve">7. </w:t>
@@ -4977,7 +5686,7 @@
       </w:pPr>
       <w:r>
         <w:rPr>
-          <w:rFonts w:ascii="Times New Roman" w:hAnsi="Times New Roman"/>
+          <w:rFonts w:ascii="Georgia" w:hAnsi="Georgia"/>
           <w:sz w:val="20"/>
         </w:rPr>
         <w:t xml:space="preserve">8. </w:t>
@@ -5015,7 +5724,7 @@
       </w:pPr>
       <w:r>
         <w:rPr>
-          <w:rFonts w:ascii="Times New Roman" w:hAnsi="Times New Roman"/>
+          <w:rFonts w:ascii="Georgia" w:hAnsi="Georgia"/>
           <w:sz w:val="20"/>
         </w:rPr>
         <w:t xml:space="preserve">9. </w:t>
@@ -5040,7 +5749,7 @@
       </w:pPr>
       <w:r>
         <w:rPr>
-          <w:rFonts w:ascii="Times New Roman" w:hAnsi="Times New Roman"/>
+          <w:rFonts w:ascii="Georgia" w:hAnsi="Georgia"/>
           <w:sz w:val="20"/>
         </w:rPr>
         <w:t xml:space="preserve">10. </w:t>
@@ -5078,7 +5787,7 @@
       </w:pPr>
       <w:r>
         <w:rPr>
-          <w:rFonts w:ascii="Times New Roman" w:hAnsi="Times New Roman"/>
+          <w:rFonts w:ascii="Georgia" w:hAnsi="Georgia"/>
           <w:sz w:val="20"/>
         </w:rPr>
         <w:t xml:space="preserve">11. </w:t>
@@ -5103,7 +5812,7 @@
       </w:pPr>
       <w:r>
         <w:rPr>
-          <w:rFonts w:ascii="Times New Roman" w:hAnsi="Times New Roman"/>
+          <w:rFonts w:ascii="Georgia" w:hAnsi="Georgia"/>
           <w:sz w:val="20"/>
         </w:rPr>
         <w:t xml:space="preserve">12. </w:t>
@@ -5141,7 +5850,7 @@
       </w:pPr>
       <w:r>
         <w:rPr>
-          <w:rFonts w:ascii="Times New Roman" w:hAnsi="Times New Roman"/>
+          <w:rFonts w:ascii="Georgia" w:hAnsi="Georgia"/>
           <w:sz w:val="20"/>
         </w:rPr>
         <w:t xml:space="preserve">13. </w:t>
@@ -5179,7 +5888,7 @@
       </w:pPr>
       <w:r>
         <w:rPr>
-          <w:rFonts w:ascii="Times New Roman" w:hAnsi="Times New Roman"/>
+          <w:rFonts w:ascii="Georgia" w:hAnsi="Georgia"/>
           <w:sz w:val="20"/>
         </w:rPr>
         <w:t xml:space="preserve">14. </w:t>
@@ -5204,7 +5913,7 @@
       </w:pPr>
       <w:r>
         <w:rPr>
-          <w:rFonts w:ascii="Times New Roman" w:hAnsi="Times New Roman"/>
+          <w:rFonts w:ascii="Georgia" w:hAnsi="Georgia"/>
           <w:sz w:val="20"/>
         </w:rPr>
         <w:t xml:space="preserve">15. </w:t>
@@ -5242,7 +5951,7 @@
       </w:pPr>
       <w:r>
         <w:rPr>
-          <w:rFonts w:ascii="Times New Roman" w:hAnsi="Times New Roman"/>
+          <w:rFonts w:ascii="Georgia" w:hAnsi="Georgia"/>
           <w:sz w:val="20"/>
         </w:rPr>
         <w:t xml:space="preserve">16. </w:t>
@@ -5280,7 +5989,7 @@
       </w:pPr>
       <w:r>
         <w:rPr>
-          <w:rFonts w:ascii="Times New Roman" w:hAnsi="Times New Roman"/>
+          <w:rFonts w:ascii="Georgia" w:hAnsi="Georgia"/>
           <w:sz w:val="20"/>
         </w:rPr>
         <w:t xml:space="preserve">17. </w:t>
@@ -5305,7 +6014,7 @@
       </w:pPr>
       <w:r>
         <w:rPr>
-          <w:rFonts w:ascii="Times New Roman" w:hAnsi="Times New Roman"/>
+          <w:rFonts w:ascii="Georgia" w:hAnsi="Georgia"/>
           <w:sz w:val="20"/>
         </w:rPr>
         <w:t xml:space="preserve">18. </w:t>
@@ -5343,7 +6052,7 @@
       </w:pPr>
       <w:r>
         <w:rPr>
-          <w:rFonts w:ascii="Times New Roman" w:hAnsi="Times New Roman"/>
+          <w:rFonts w:ascii="Georgia" w:hAnsi="Georgia"/>
           <w:sz w:val="20"/>
         </w:rPr>
         <w:t xml:space="preserve">19. </w:t>
@@ -5381,7 +6090,7 @@
       </w:pPr>
       <w:r>
         <w:rPr>
-          <w:rFonts w:ascii="Times New Roman" w:hAnsi="Times New Roman"/>
+          <w:rFonts w:ascii="Georgia" w:hAnsi="Georgia"/>
           <w:sz w:val="20"/>
         </w:rPr>
         <w:t xml:space="preserve">20. </w:t>
@@ -5419,7 +6128,7 @@
       </w:pPr>
       <w:r>
         <w:rPr>
-          <w:rFonts w:ascii="Times New Roman" w:hAnsi="Times New Roman"/>
+          <w:rFonts w:ascii="Georgia" w:hAnsi="Georgia"/>
           <w:sz w:val="20"/>
         </w:rPr>
         <w:t xml:space="preserve">21. </w:t>
@@ -5457,7 +6166,7 @@
       </w:pPr>
       <w:r>
         <w:rPr>
-          <w:rFonts w:ascii="Times New Roman" w:hAnsi="Times New Roman"/>
+          <w:rFonts w:ascii="Georgia" w:hAnsi="Georgia"/>
           <w:sz w:val="20"/>
         </w:rPr>
         <w:t xml:space="preserve">22. </w:t>
@@ -5495,7 +6204,7 @@
       </w:pPr>
       <w:r>
         <w:rPr>
-          <w:rFonts w:ascii="Times New Roman" w:hAnsi="Times New Roman"/>
+          <w:rFonts w:ascii="Georgia" w:hAnsi="Georgia"/>
           <w:sz w:val="20"/>
         </w:rPr>
         <w:t xml:space="preserve">23. </w:t>
@@ -5533,7 +6242,7 @@
       </w:pPr>
       <w:r>
         <w:rPr>
-          <w:rFonts w:ascii="Times New Roman" w:hAnsi="Times New Roman"/>
+          <w:rFonts w:ascii="Georgia" w:hAnsi="Georgia"/>
           <w:sz w:val="20"/>
         </w:rPr>
         <w:t xml:space="preserve">24. </w:t>
@@ -5571,7 +6280,7 @@
       </w:pPr>
       <w:r>
         <w:rPr>
-          <w:rFonts w:ascii="Times New Roman" w:hAnsi="Times New Roman"/>
+          <w:rFonts w:ascii="Georgia" w:hAnsi="Georgia"/>
           <w:sz w:val="20"/>
         </w:rPr>
         <w:t xml:space="preserve">25. </w:t>
@@ -5609,7 +6318,7 @@
       </w:pPr>
       <w:r>
         <w:rPr>
-          <w:rFonts w:ascii="Times New Roman" w:hAnsi="Times New Roman"/>
+          <w:rFonts w:ascii="Georgia" w:hAnsi="Georgia"/>
           <w:sz w:val="20"/>
         </w:rPr>
         <w:t xml:space="preserve">26. </w:t>
@@ -5647,7 +6356,7 @@
       </w:pPr>
       <w:r>
         <w:rPr>
-          <w:rFonts w:ascii="Times New Roman" w:hAnsi="Times New Roman"/>
+          <w:rFonts w:ascii="Georgia" w:hAnsi="Georgia"/>
           <w:sz w:val="20"/>
         </w:rPr>
         <w:t xml:space="preserve">27. </w:t>
@@ -5685,7 +6394,7 @@
       </w:pPr>
       <w:r>
         <w:rPr>
-          <w:rFonts w:ascii="Times New Roman" w:hAnsi="Times New Roman"/>
+          <w:rFonts w:ascii="Georgia" w:hAnsi="Georgia"/>
           <w:sz w:val="20"/>
         </w:rPr>
         <w:t xml:space="preserve">28. </w:t>
@@ -5723,7 +6432,7 @@
       </w:pPr>
       <w:r>
         <w:rPr>
-          <w:rFonts w:ascii="Times New Roman" w:hAnsi="Times New Roman"/>
+          <w:rFonts w:ascii="Georgia" w:hAnsi="Georgia"/>
           <w:sz w:val="20"/>
         </w:rPr>
         <w:t xml:space="preserve">29. </w:t>
@@ -5761,7 +6470,7 @@
       </w:pPr>
       <w:r>
         <w:rPr>
-          <w:rFonts w:ascii="Times New Roman" w:hAnsi="Times New Roman"/>
+          <w:rFonts w:ascii="Georgia" w:hAnsi="Georgia"/>
           <w:sz w:val="20"/>
         </w:rPr>
         <w:t xml:space="preserve">30. </w:t>
@@ -5799,7 +6508,7 @@
       </w:pPr>
       <w:r>
         <w:rPr>
-          <w:rFonts w:ascii="Times New Roman" w:hAnsi="Times New Roman"/>
+          <w:rFonts w:ascii="Georgia" w:hAnsi="Georgia"/>
           <w:sz w:val="20"/>
         </w:rPr>
         <w:t xml:space="preserve">31. </w:t>
@@ -5837,7 +6546,7 @@
       </w:pPr>
       <w:r>
         <w:rPr>
-          <w:rFonts w:ascii="Times New Roman" w:hAnsi="Times New Roman"/>
+          <w:rFonts w:ascii="Georgia" w:hAnsi="Georgia"/>
           <w:sz w:val="20"/>
         </w:rPr>
         <w:t xml:space="preserve">32. </w:t>
@@ -5882,7 +6591,7 @@
       </w:pPr>
       <w:r>
         <w:rPr>
-          <w:rFonts w:ascii="Times New Roman" w:hAnsi="Times New Roman"/>
+          <w:rFonts w:ascii="Georgia" w:hAnsi="Georgia"/>
           <w:sz w:val="20"/>
         </w:rPr>
         <w:t xml:space="preserve">33. </w:t>
@@ -5934,7 +6643,7 @@
     </w:pPr>
     <w:r>
       <w:rPr>
-        <w:rFonts w:ascii="Times New Roman" w:hAnsi="Times New Roman"/>
+        <w:rFonts w:ascii="Georgia" w:hAnsi="Georgia"/>
         <w:sz w:val="20"/>
       </w:rPr>
       <w:fldChar w:fldCharType="begin"/>
@@ -6528,7 +7237,7 @@
       <w:spacing w:after="0" w:before="0" w:line="276" w:lineRule="auto"/>
     </w:pPr>
     <w:rPr>
-      <w:rFonts w:ascii="Times New Roman" w:hAnsi="Times New Roman"/>
+      <w:rFonts w:ascii="Georgia" w:hAnsi="Georgia"/>
       <w:b w:val="0"/>
       <w:i w:val="0"/>
       <w:sz w:val="22"/>
@@ -6593,7 +7302,7 @@
       <w:outlineLvl w:val="0"/>
     </w:pPr>
     <w:rPr>
-      <w:rFonts w:ascii="Times New Roman" w:asciiTheme="majorHAnsi" w:cstheme="majorBidi" w:eastAsiaTheme="majorEastAsia" w:hAnsi="Times New Roman" w:hAnsiTheme="majorHAnsi"/>
+      <w:rFonts w:ascii="Georgia" w:asciiTheme="majorHAnsi" w:cstheme="majorBidi" w:eastAsiaTheme="majorEastAsia" w:hAnsi="Georgia" w:hAnsiTheme="majorHAnsi"/>
       <w:b/>
       <w:bCs/>
       <w:i w:val="0"/>
@@ -6618,7 +7327,7 @@
       <w:outlineLvl w:val="1"/>
     </w:pPr>
     <w:rPr>
-      <w:rFonts w:ascii="Times New Roman" w:asciiTheme="majorHAnsi" w:cstheme="majorBidi" w:eastAsiaTheme="majorEastAsia" w:hAnsi="Times New Roman" w:hAnsiTheme="majorHAnsi"/>
+      <w:rFonts w:ascii="Georgia" w:asciiTheme="majorHAnsi" w:cstheme="majorBidi" w:eastAsiaTheme="majorEastAsia" w:hAnsi="Georgia" w:hAnsiTheme="majorHAnsi"/>
       <w:b/>
       <w:bCs/>
       <w:i w:val="0"/>
@@ -6643,7 +7352,7 @@
       <w:outlineLvl w:val="2"/>
     </w:pPr>
     <w:rPr>
-      <w:rFonts w:ascii="Times New Roman" w:asciiTheme="majorHAnsi" w:cstheme="majorBidi" w:eastAsiaTheme="majorEastAsia" w:hAnsi="Times New Roman" w:hAnsiTheme="majorHAnsi"/>
+      <w:rFonts w:ascii="Georgia" w:asciiTheme="majorHAnsi" w:cstheme="majorBidi" w:eastAsiaTheme="majorEastAsia" w:hAnsi="Georgia" w:hAnsiTheme="majorHAnsi"/>
       <w:b/>
       <w:bCs/>
       <w:i w:val="0"/>
@@ -6888,7 +7597,7 @@
       <w:jc w:val="center"/>
     </w:pPr>
     <w:rPr>
-      <w:rFonts w:ascii="Times New Roman" w:asciiTheme="majorHAnsi" w:cstheme="majorBidi" w:eastAsiaTheme="majorEastAsia" w:hAnsi="Times New Roman" w:hAnsiTheme="majorHAnsi"/>
+      <w:rFonts w:ascii="Georgia" w:asciiTheme="majorHAnsi" w:cstheme="majorBidi" w:eastAsiaTheme="majorEastAsia" w:hAnsi="Georgia" w:hAnsiTheme="majorHAnsi"/>
       <w:b/>
       <w:i w:val="0"/>
       <w:color w:themeColor="text2" w:themeShade="BF" w:val="17365D"/>
@@ -6930,7 +7639,7 @@
       <w:jc w:val="center"/>
     </w:pPr>
     <w:rPr>
-      <w:rFonts w:ascii="Times New Roman" w:asciiTheme="majorHAnsi" w:cstheme="majorBidi" w:eastAsiaTheme="majorEastAsia" w:hAnsi="Times New Roman" w:hAnsiTheme="majorHAnsi"/>
+      <w:rFonts w:ascii="Georgia" w:asciiTheme="majorHAnsi" w:cstheme="majorBidi" w:eastAsiaTheme="majorEastAsia" w:hAnsi="Georgia" w:hAnsiTheme="majorHAnsi"/>
       <w:b w:val="0"/>
       <w:i w:val="0"/>
       <w:iCs/>
@@ -6981,7 +7690,7 @@
       <w:jc w:val="both"/>
     </w:pPr>
     <w:rPr>
-      <w:rFonts w:ascii="Times New Roman" w:hAnsi="Times New Roman"/>
+      <w:rFonts w:ascii="Georgia" w:hAnsi="Georgia"/>
       <w:b w:val="0"/>
       <w:i w:val="0"/>
       <w:sz w:val="22"/>
@@ -18247,7 +18956,7 @@
       <w:jc w:val="both"/>
     </w:pPr>
     <w:rPr>
-      <w:rFonts w:ascii="Times New Roman" w:hAnsi="Times New Roman"/>
+      <w:rFonts w:ascii="Georgia" w:hAnsi="Georgia"/>
       <w:b w:val="0"/>
       <w:i w:val="0"/>
       <w:sz w:val="22"/>
@@ -18263,7 +18972,7 @@
       <w:jc w:val="both"/>
     </w:pPr>
     <w:rPr>
-      <w:rFonts w:ascii="Times New Roman" w:hAnsi="Times New Roman"/>
+      <w:rFonts w:ascii="Georgia" w:hAnsi="Georgia"/>
       <w:b w:val="0"/>
       <w:i w:val="0"/>
       <w:sz w:val="22"/>
@@ -18279,7 +18988,7 @@
       <w:jc w:val="center"/>
     </w:pPr>
     <w:rPr>
-      <w:rFonts w:ascii="Times New Roman" w:hAnsi="Times New Roman"/>
+      <w:rFonts w:ascii="Georgia" w:hAnsi="Georgia"/>
       <w:b/>
       <w:i w:val="0"/>
       <w:sz w:val="22"/>
@@ -18295,7 +19004,7 @@
       <w:jc w:val="both"/>
     </w:pPr>
     <w:rPr>
-      <w:rFonts w:ascii="Times New Roman" w:hAnsi="Times New Roman"/>
+      <w:rFonts w:ascii="Georgia" w:hAnsi="Georgia"/>
       <w:b w:val="0"/>
       <w:i w:val="0"/>
       <w:sz w:val="22"/>
@@ -18310,7 +19019,7 @@
       <w:jc w:val="center"/>
     </w:pPr>
     <w:rPr>
-      <w:rFonts w:ascii="Times New Roman" w:hAnsi="Times New Roman"/>
+      <w:rFonts w:ascii="Georgia" w:hAnsi="Georgia"/>
       <w:b w:val="0"/>
       <w:i/>
       <w:sz w:val="19"/>
@@ -18325,7 +19034,7 @@
       <w:jc w:val="center"/>
     </w:pPr>
     <w:rPr>
-      <w:rFonts w:ascii="Times New Roman" w:hAnsi="Times New Roman"/>
+      <w:rFonts w:ascii="Georgia" w:hAnsi="Georgia"/>
       <w:b w:val="0"/>
       <w:i/>
       <w:sz w:val="19"/>
@@ -18339,7 +19048,7 @@
       <w:spacing w:after="120" w:before="240"/>
     </w:pPr>
     <w:rPr>
-      <w:rFonts w:ascii="Times New Roman" w:hAnsi="Times New Roman"/>
+      <w:rFonts w:ascii="Georgia" w:hAnsi="Georgia"/>
       <w:b/>
       <w:i w:val="0"/>
       <w:sz w:val="28"/>
@@ -18355,7 +19064,7 @@
       <w:jc w:val="left"/>
     </w:pPr>
     <w:rPr>
-      <w:rFonts w:ascii="Times New Roman" w:hAnsi="Times New Roman"/>
+      <w:rFonts w:ascii="Georgia" w:hAnsi="Georgia"/>
       <w:b w:val="0"/>
       <w:i w:val="0"/>
       <w:sz w:val="20"/>

--- a/manuscript.docx
+++ b/manuscript.docx
@@ -211,7 +211,7 @@
         <w:rPr>
           <w:highlight w:val="yellow"/>
         </w:rPr>
-        <w:t xml:space="preserve">On NIH ChestX-ray14, MIMIC-CXR, and PadChest, selective prediction is evaluated with risk-coverage analysis and balanced accuracy under non-parametric bootstrap confidence intervals. At a calibrated operating point, abstention improves balanced accuracy for all four target pathologies, with gains of 0.04 to 0.09 at a coverage of 0.70 on NIH ChestX-ray14 (95% confidence intervals excluding zero), and the improvement replicates on MIMIC-CXR, on the geographically independent PadChest cohort, and on an independently trained model. A leave-one-dataset-out evaluation shows that, although domain shift lowers discrimination, deferral improves retained balanced accuracy on the unseen source in both transfer directions and on PadChest, a geographically distinct cohort never seen during training.</w:t>
+        <w:t xml:space="preserve">On NIH ChestX-ray14, MIMIC-CXR, and PadChest, selective prediction is evaluated with risk-coverage analysis and balanced accuracy under non-parametric bootstrap confidence intervals. At a calibrated operating point, abstention improves balanced accuracy for all four target pathologies on NIH ChestX-ray14, with gains of 0.04 to 0.09 at a coverage of 0.70 (95% confidence intervals excluding zero). The improvement reproduces on MIMIC-CXR (three of four pathologies) and on PadChest, and it holds for all four pathologies on an independently trained model, including when that model is evaluated cross-dataset on a source it never trained on. A leave-one-dataset-out evaluation shows that, although domain shift lowers discrimination, deferral improves retained balanced accuracy on the unseen source in both transfer directions and on PadChest, a geographically distinct cohort never seen during training.</w:t>
       </w:r>
       <w:r>
         <w:t xml:space="preserve"> </w:t>
@@ -524,7 +524,7 @@
         <w:widowControl w:val="1"/>
       </w:pPr>
       <w:r>
-        <w:t xml:space="preserve">Deep convolutional neural networks have become the method of choice for medical image analysis. Large public datasets and deep CNNs enable expert-level disease classification in chest radiography. Wang et al. [3] introduced the ChestX-ray8 dataset (approximately 112,000 frontal radiographs, 14 labels) and demonstrated multi-label classification and localization of common thoracic diseases. Rajpurkar et al. [4] trained a 121-layer DenseNet (CheXNet) on ChestX-ray14 and reported radiologist-level pneumonia detection. The CheXpert dataset [5] includes 224,316 chest radiographs with uncertainty labels and has been used to show that CNN models can reach radiologist-level performance on several pathologies. Lakhani and Sundaram [6] classified tuberculosis with an AUC near 0.99; Majkowska et al. [7] matched radiologist performance on five findings; and Park et al. [8] applied a self-evolving vision transformer with knowledge distillation. Cohen et al. [9] study balanced batch sampling across multiple chest X-ray datasets to improve out-of-distribution generalization for Cardiomegaly, Consolidation, Edema, and Effusion, using a DenseNet-121 with a leave-one-dataset-out strategy across ChestX-ray8 [10], CheXpert [5], MIMIC-CXR [11], and PadChest [12]; we adopt this backbone and augment it with a rejection mechanism.</w:t>
+        <w:t xml:space="preserve">Deep convolutional neural networks have become the method of choice for medical image analysis. Large public datasets and deep CNNs enable expert-level disease classification in chest radiography. Wang et al. [3] introduced the ChestX-ray8 dataset (approximately 112,000 frontal radiographs, 14 labels) and demonstrated multi-label classification and localization of common thoracic diseases. Rajpurkar et al. [4] trained a 121-layer DenseNet (CheXNet) on ChestX-ray14 and reported radiologist-level pneumonia detection. The CheXpert dataset [5] includes 224,316 chest radiographs with uncertainty labels and has been used to show that CNN models can reach radiologist-level performance on several pathologies. Lakhani and Sundaram [6] classified tuberculosis with an AUC near 0.99; Majkowska et al. [7] matched radiologist performance on five findings; and Park et al. [8] applied a self-evolving vision transformer with knowledge distillation. Cohen et al. [9] study balanced batch sampling across multiple chest X-ray datasets to improve out-of-distribution generalization for Cardiomegaly, Consolidation, Edema, and Effusion, using a DenseNet-121 with a leave-one-dataset-out strategy across ChestX-ray8 [3], CheXpert [5], MIMIC-CXR [10], and PadChest [11]; we adopt this backbone and augment it with a rejection mechanism.</w:t>
       </w:r>
       <w:r>
         <w:t xml:space="preserve"> </w:t>
@@ -533,7 +533,7 @@
         <w:rPr>
           <w:highlight w:val="green"/>
         </w:rPr>
-        <w:t xml:space="preserve">Cross-domain generalization in this setting is known to be fragile: Zech et al. [32] show that models can exploit hospital-specific confounders and degrade across acquisition sites, and Cohen et al. [9] attribute much of the cross-dataset gap to label shift. Ovadia et al. [33] further show that predictive uncertainty degrades under dataset shift, motivating an explicit out-of-distribution evaluation of selective behaviour.</w:t>
+        <w:t xml:space="preserve">Cross-domain generalization in this setting is known to be fragile: Zech et al. [31] show that models can exploit hospital-specific confounders and degrade across acquisition sites, and Cohen et al. [9] attribute much of the cross-dataset gap to label shift. Ovadia et al. [32] further show that predictive uncertainty degrades under dataset shift, motivating an explicit out-of-distribution evaluation of selective behaviour.</w:t>
       </w:r>
     </w:p>
     <w:bookmarkEnd w:id="14"/>
@@ -558,7 +558,7 @@
         <w:widowControl w:val="1"/>
       </w:pPr>
       <w:r>
-        <w:t xml:space="preserve">The behavior of predictive models under uncertainty has been widely studied, with stability recognized as a key factor in the reliability of estimators. Prior work in statistical signal processing [13] and machine learning [14] shows that increased uncertainty leads to greater sensitivity to small perturbations, often indicating operation near a decision boundary. Such instability motivates analyzing perturbation responses as a diagnostic tool [15] and is frequently leveraged in active learning [16],[17], where uncertain samples are prioritized for annotation. Selective classification, the reject option, allows a model to abstain on uncertain inputs to reduce errors. Chow [18] formalized the error-reject trade-off, and Cortes et al. [19] developed frameworks for learning with a reject option. For deep networks, Geifman and El-Yaniv [20] introduced a risk-coverage framework that thresholds the maximal softmax response to guarantee a user-specified error rate, and proposed SelectiveNet [21], which optimizes the accuracy-coverage trade-off during training. Lakshminarayanan et al. [22] showed that deep ensembles provide high-quality uncertainty estimates. Fisch et al. [23] train a selector for calibrated selective classification; Cattelan and Silva [24] propose a logit normalization that improves confidence-based rejection; and Rabanser et al. [25] reject inputs whose predictions flip during training.</w:t>
+        <w:t xml:space="preserve">The behavior of predictive models under uncertainty has been widely studied, with stability recognized as a key factor in the reliability of estimators. Prior work in statistical signal processing [12] and machine learning [13] shows that increased uncertainty leads to greater sensitivity to small perturbations, often indicating operation near a decision boundary. Such instability motivates analyzing perturbation responses as a diagnostic tool [14] and is frequently leveraged in active learning [15],[16], where uncertain samples are prioritized for annotation. Selective classification, the reject option, allows a model to abstain on uncertain inputs to reduce errors. Chow [17] formalized the error-reject trade-off, and Cortes et al. [18] developed frameworks for learning with a reject option. For deep networks, Geifman and El-Yaniv [19] introduced a risk-coverage framework that thresholds the maximal softmax response to guarantee a user-specified error rate, and proposed SelectiveNet [20], which optimizes the accuracy-coverage trade-off during training. Lakshminarayanan et al. [21] showed that deep ensembles provide high-quality uncertainty estimates. Fisch et al. [22] train a selector for calibrated selective classification; Cattelan and Silva [23] propose a logit normalization that improves confidence-based rejection; and Rabanser et al. [24] reject inputs whose predictions flip during training.</w:t>
       </w:r>
       <w:r>
         <w:t xml:space="preserve"> </w:t>
@@ -567,7 +567,7 @@
         <w:rPr>
           <w:highlight w:val="green"/>
         </w:rPr>
-        <w:t xml:space="preserve">The risk-coverage curve and its area introduced in this line of work [20] provide the threshold-free evaluation we adopt in Section 4.</w:t>
+        <w:t xml:space="preserve">The risk-coverage curve and its area introduced in this line of work [19] provide the threshold-free evaluation we adopt in Section 4.</w:t>
       </w:r>
     </w:p>
     <w:bookmarkEnd w:id="15"/>
@@ -592,7 +592,7 @@
         <w:widowControl w:val="1"/>
       </w:pPr>
       <w:r>
-        <w:t xml:space="preserve">Uncertainty-aware models can improve diagnostic safety by flagging ambiguous cases. Kompa et al. [26] emphasize that machine learning systems in healthcare should be able to say "I do not know" for high-uncertainty cases, and survey abstention methods. Faghani et al. [27] outline emerging trends in uncertainty quantification for medical imaging, noting that an uncertainty measure allows experts to re-evaluate doubtful cases. In chest radiography specifically, Whata et al. [28] developed a Bayesian CNN that quantifies predictive uncertainty for multi-class classification, and Das et al. [29] proposed a semi-supervised lesion-detection framework using confidence-guided pseudo-labelling. These works illustrate that rejection and uncertainty modelling are actively integrated into medical imaging pipelines to enhance decision support.</w:t>
+        <w:t xml:space="preserve">Uncertainty-aware models can improve diagnostic safety by flagging ambiguous cases. Kompa et al. [25] emphasize that machine learning systems in healthcare should be able to say "I do not know" for high-uncertainty cases, and survey abstention methods. Faghani et al. [26] outline emerging trends in uncertainty quantification for medical imaging, noting that an uncertainty measure allows experts to re-evaluate doubtful cases. In chest radiography specifically, Whata et al. [27] developed a Bayesian CNN that quantifies predictive uncertainty for multi-class classification, and Das et al. [28] proposed a semi-supervised lesion-detection framework using confidence-guided pseudo-labelling. These works illustrate that rejection and uncertainty modelling are actively integrated into medical imaging pipelines to enhance decision support.</w:t>
       </w:r>
     </w:p>
     <w:bookmarkEnd w:id="16"/>
@@ -1369,7 +1369,7 @@
         <w:widowControl w:val="1"/>
       </w:pPr>
       <w:r>
-        <w:t xml:space="preserve">DenseNet-121 [30] is a convolutional neural network characterized by dense connectivity, wherein each layer receives the feature maps of all preceding layers within a dense block. This design enhances information flow, alleviates the vanishing-gradient problem, and promotes feature reuse. The architecture consists of an initial convolution and pooling layer followed by four dense blocks separated by three transition layers, each dense block following a BN, ReLU, Conv(3x3) pattern, with a growth rate that governs the progressive expansion of feature dimensionality.</w:t>
+        <w:t xml:space="preserve">DenseNet-121 [29] is a convolutional neural network characterized by dense connectivity, wherein each layer receives the feature maps of all preceding layers within a dense block. This design enhances information flow, alleviates the vanishing-gradient problem, and promotes feature reuse. The architecture consists of an initial convolution and pooling layer followed by four dense blocks separated by three transition layers, each dense block following a BN, ReLU, Conv(3x3) pattern, with a growth rate that governs the progressive expansion of feature dimensionality.</w:t>
       </w:r>
     </w:p>
     <w:p>
@@ -1381,7 +1381,7 @@
         <w:widowControl w:val="1"/>
       </w:pPr>
       <w:r>
-        <w:t xml:space="preserve">The baseline employs a standard DenseNet-121 backbone pre-trained on large-scale chest X-ray datasets, including CheXpert and NIH ChestX-ray14 [4],[5]. We employ a fine-tuning strategy with multi-domain balanced sampling, constructing each mini-batch to include an equal number of samples from each domain to encourage domain-invariant features [9],[31]. The model performs multi-label classification by outputting a probability for each target pathology. Training uses the AdamW optimizer (</w:t>
+        <w:t xml:space="preserve">The baseline employs a standard DenseNet-121 backbone pre-trained on large-scale chest X-ray datasets, including CheXpert and NIH ChestX-ray14 [4],[5]. We employ a fine-tuning strategy with multi-domain balanced sampling, constructing each mini-batch to include an equal number of samples from each domain to encourage domain-invariant features [9],[30]. The model performs multi-label classification by outputting a probability for each target pathology. Training uses the AdamW optimizer (</w:t>
       </w:r>
       <m:oMath>
         <m:sSub>
@@ -1971,7 +1971,7 @@
         <w:widowControl w:val="1"/>
       </w:pPr>
       <w:r>
-        <w:t xml:space="preserve">We adopt a quantile-based calibration strategy to determine effective thresholds. Calibration is performed on a dedicated subset disjoint from both the training and evaluation data, minimizing optimistic bias from information leakage. Entropy thresholds are estimated from the distribution of entropy values computed over correctly classified calibration samples, identifying confidence regions historically associated with reliable predictions. For each pathology, we explore a range of candidate percentiles (for example, 75% to 95%) and compute either a class-specific or a global threshold corresponding to the selected quantile.</w:t>
+        <w:t xml:space="preserve">We adopt a quantile-based calibration strategy to determine effective thresholds. Calibration is performed on a dedicated subset disjoint from both the training and evaluation data, minimizing optimistic bias from information leakage. Entropy thresholds are estimated from the distribution of entropy values computed over correctly classified calibration samples, identifying confidence regions historically associated with reliable predictions. For each pathology, we explore a range of candidate percentiles (from 0.70 to 0.99) and compute either a class-specific or a global threshold corresponding to the selected quantile.</w:t>
       </w:r>
       <w:r>
         <w:t xml:space="preserve"> </w:t>
@@ -5262,7 +5262,7 @@
         <w:rPr>
           <w:highlight w:val="yellow"/>
         </w:rPr>
-        <w:t xml:space="preserve">At a calibrated operating point, deferring the most uncertain per-pathology predictions improves balanced accuracy across all four conditions, across datasets, and across training regimes, and the risk-coverage curves give a complete, threshold-aware view of the accuracy-coverage trade-off.</w:t>
+        <w:t xml:space="preserve">At a calibrated operating point, deferring the most uncertain per-pathology predictions improves balanced accuracy for all four conditions on NIH ChestX-ray14 and on an independently trained model (including when applied cross-dataset), for three of four conditions on MIMIC-CXR, and for the majority of conditions on the remaining sources; the risk-coverage curves give a complete, threshold-aware view of the accuracy-coverage trade-off.</w:t>
       </w:r>
       <w:r>
         <w:t xml:space="preserve"> </w:t>
@@ -5375,7 +5375,7 @@
         <w:widowControl w:val="1"/>
       </w:pPr>
       <w:r>
-        <w:t xml:space="preserve">All datasets used in this study are publicly available. CheXpert: stanfordmlgroup.github.io/competitions/chexpert/; MIMIC-CXR: physionet.org/content/mimic-cxr/2.0.0/; NIH ChestX-ray14: nihcc.app.box.com/v/ChestXray-NIHCC; PadChest: bimcv.cipf.es/bimcv-projects/padchest/.</w:t>
+        <w:t xml:space="preserve">All datasets used in this study are publicly available. CheXpert: stanfordmlgroup.github.io/competitions/chexpert/; MIMIC-CXR: physionet.org/content/mimic-cxr/2.0.0/; NIH ChestX-ray14: nihcc.app.box.com/v/ChestXray-NIHCC; PadChest: bimcv.cipf.es/bimcv-projects/padchest/. Code and frozen per-image predictions that reproduce every table and figure are released at github.com/ApartsinProjects/cxr-selective-rejection-code.</w:t>
       </w:r>
     </w:p>
     <w:bookmarkEnd w:id="53"/>
@@ -5755,20 +5755,7 @@
         <w:t xml:space="preserve">10. </w:t>
       </w:r>
       <w:r>
-        <w:t xml:space="preserve">Wang, X., et al. (2017). ChestX-ray8.</w:t>
-      </w:r>
-      <w:r>
-        <w:t xml:space="preserve"> </w:t>
-      </w:r>
-      <w:r>
-        <w:rPr>
-          <w:i/>
-          <w:iCs/>
-        </w:rPr>
-        <w:t xml:space="preserve">CVPR 2017</w:t>
-      </w:r>
-      <w:r>
-        <w:t xml:space="preserve">, 3462-3471.</w:t>
+        <w:t xml:space="preserve">Johnson, A. E., et al. (2019). MIMIC-CXR-JPG, a large publicly available database of labeled chest radiographs. arXiv:1901.07042.</w:t>
       </w:r>
     </w:p>
     <w:p>
@@ -5793,7 +5780,20 @@
         <w:t xml:space="preserve">11. </w:t>
       </w:r>
       <w:r>
-        <w:t xml:space="preserve">Johnson, A. E., et al. (2019). MIMIC-CXR-JPG, a large publicly available database of labeled chest radiographs. arXiv:1901.07042.</w:t>
+        <w:t xml:space="preserve">Bustos, A., Pertusa, A., Salinas, J. M., de la Iglesia-Vaya, M. (2020). PadChest: A large chest X-ray image dataset with multi-label annotated reports.</w:t>
+      </w:r>
+      <w:r>
+        <w:t xml:space="preserve"> </w:t>
+      </w:r>
+      <w:r>
+        <w:rPr>
+          <w:i/>
+          <w:iCs/>
+        </w:rPr>
+        <w:t xml:space="preserve">Medical Image Analysis</w:t>
+      </w:r>
+      <w:r>
+        <w:t xml:space="preserve">, 66, 101797.</w:t>
       </w:r>
     </w:p>
     <w:p>
@@ -5818,7 +5818,7 @@
         <w:t xml:space="preserve">12. </w:t>
       </w:r>
       <w:r>
-        <w:t xml:space="preserve">Bustos, A., Pertusa, A., Salinas, J. M., de la Iglesia-Vaya, M. (2020). PadChest: A large chest X-ray image dataset with multi-label annotated reports.</w:t>
+        <w:t xml:space="preserve">Apartsin, A., Cooper, L. N., Intrator, N. (2012). Semi-coherent time of arrival estimation using regression.</w:t>
       </w:r>
       <w:r>
         <w:t xml:space="preserve"> </w:t>
@@ -5828,10 +5828,10 @@
           <w:i/>
           <w:iCs/>
         </w:rPr>
-        <w:t xml:space="preserve">Medical Image Analysis</w:t>
-      </w:r>
-      <w:r>
-        <w:t xml:space="preserve">, 66, 101797.</w:t>
+        <w:t xml:space="preserve">JASA</w:t>
+      </w:r>
+      <w:r>
+        <w:t xml:space="preserve">, 132(2), 832-837.</w:t>
       </w:r>
     </w:p>
     <w:p>
@@ -5856,20 +5856,7 @@
         <w:t xml:space="preserve">13. </w:t>
       </w:r>
       <w:r>
-        <w:t xml:space="preserve">Apartsin, A., Cooper, L. N., Intrator, N. (2012). Semi-coherent time of arrival estimation using regression.</w:t>
-      </w:r>
-      <w:r>
-        <w:t xml:space="preserve"> </w:t>
-      </w:r>
-      <w:r>
-        <w:rPr>
-          <w:i/>
-          <w:iCs/>
-        </w:rPr>
-        <w:t xml:space="preserve">JASA</w:t>
-      </w:r>
-      <w:r>
-        <w:t xml:space="preserve">, 132(2), 832-837.</w:t>
+        <w:t xml:space="preserve">Goodfellow, I. J., Shlens, J., Szegedy, C. (2014). Explaining and harnessing adversarial examples. arXiv:1412.6572.</w:t>
       </w:r>
     </w:p>
     <w:p>
@@ -5894,7 +5881,20 @@
         <w:t xml:space="preserve">14. </w:t>
       </w:r>
       <w:r>
-        <w:t xml:space="preserve">Goodfellow, I. J., Shlens, J., Szegedy, C. (2014). Explaining and harnessing adversarial examples. arXiv:1412.6572.</w:t>
+        <w:t xml:space="preserve">Lee, J., AlRegib, G. (2020). Gradients as a measure of uncertainty in neural networks.</w:t>
+      </w:r>
+      <w:r>
+        <w:t xml:space="preserve"> </w:t>
+      </w:r>
+      <w:r>
+        <w:rPr>
+          <w:i/>
+          <w:iCs/>
+        </w:rPr>
+        <w:t xml:space="preserve">ICIP 2020</w:t>
+      </w:r>
+      <w:r>
+        <w:t xml:space="preserve">, 2416-2420.</w:t>
       </w:r>
     </w:p>
     <w:p>
@@ -5919,7 +5919,7 @@
         <w:t xml:space="preserve">15. </w:t>
       </w:r>
       <w:r>
-        <w:t xml:space="preserve">Lee, J., AlRegib, G. (2020). Gradients as a measure of uncertainty in neural networks.</w:t>
+        <w:t xml:space="preserve">Rokach, L., Aperstein, Y., Akselrod-Ballin, A. (2025). Deep active learning framework for chest-abdominal CT scans segmentation.</w:t>
       </w:r>
       <w:r>
         <w:t xml:space="preserve"> </w:t>
@@ -5929,10 +5929,10 @@
           <w:i/>
           <w:iCs/>
         </w:rPr>
-        <w:t xml:space="preserve">ICIP 2020</w:t>
-      </w:r>
-      <w:r>
-        <w:t xml:space="preserve">, 2416-2420.</w:t>
+        <w:t xml:space="preserve">Expert Systems with Applications</w:t>
+      </w:r>
+      <w:r>
+        <w:t xml:space="preserve">, 263, 125522.</w:t>
       </w:r>
     </w:p>
     <w:p>
@@ -5957,20 +5957,7 @@
         <w:t xml:space="preserve">16. </w:t>
       </w:r>
       <w:r>
-        <w:t xml:space="preserve">Rokach, L., Aperstein, Y., Akselrod-Ballin, A. (2025). Deep active learning framework for chest-abdominal CT scans segmentation.</w:t>
-      </w:r>
-      <w:r>
-        <w:t xml:space="preserve"> </w:t>
-      </w:r>
-      <w:r>
-        <w:rPr>
-          <w:i/>
-          <w:iCs/>
-        </w:rPr>
-        <w:t xml:space="preserve">Expert Systems with Applications</w:t>
-      </w:r>
-      <w:r>
-        <w:t xml:space="preserve">, 263, 125522.</w:t>
+        <w:t xml:space="preserve">Levy, D., et al. (2026). From Cold Start to Active Learning: Embedding-Based Scan Selection for Medical Image Segmentation. arXiv:2601.18532.</w:t>
       </w:r>
     </w:p>
     <w:p>
@@ -5995,7 +5982,20 @@
         <w:t xml:space="preserve">17. </w:t>
       </w:r>
       <w:r>
-        <w:t xml:space="preserve">Levy, D., et al. (2026). From Cold Start to Active Learning: Embedding-Based Scan Selection for Medical Image Segmentation. arXiv:2601.18532.</w:t>
+        <w:t xml:space="preserve">Chow, C. (1970). On optimum recognition error and reject tradeoff.</w:t>
+      </w:r>
+      <w:r>
+        <w:t xml:space="preserve"> </w:t>
+      </w:r>
+      <w:r>
+        <w:rPr>
+          <w:i/>
+          <w:iCs/>
+        </w:rPr>
+        <w:t xml:space="preserve">IEEE Transactions on Information Theory</w:t>
+      </w:r>
+      <w:r>
+        <w:t xml:space="preserve">, 16(1), 41-46.</w:t>
       </w:r>
     </w:p>
     <w:p>
@@ -6020,7 +6020,7 @@
         <w:t xml:space="preserve">18. </w:t>
       </w:r>
       <w:r>
-        <w:t xml:space="preserve">Chow, C. (1970). On optimum recognition error and reject tradeoff.</w:t>
+        <w:t xml:space="preserve">Cortes, C., DeSalvo, G., Mohri, M. (2016). Learning with rejection.</w:t>
       </w:r>
       <w:r>
         <w:t xml:space="preserve"> </w:t>
@@ -6030,10 +6030,10 @@
           <w:i/>
           <w:iCs/>
         </w:rPr>
-        <w:t xml:space="preserve">IEEE Transactions on Information Theory</w:t>
-      </w:r>
-      <w:r>
-        <w:t xml:space="preserve">, 16(1), 41-46.</w:t>
+        <w:t xml:space="preserve">Journal of Machine Learning Research</w:t>
+      </w:r>
+      <w:r>
+        <w:t xml:space="preserve">, 17(216), 1-40.</w:t>
       </w:r>
     </w:p>
     <w:p>
@@ -6058,7 +6058,7 @@
         <w:t xml:space="preserve">19. </w:t>
       </w:r>
       <w:r>
-        <w:t xml:space="preserve">Cortes, C., DeSalvo, G., Mohri, M. (2016). Learning with rejection.</w:t>
+        <w:t xml:space="preserve">Geifman, Y., El-Yaniv, R. (2017). Selective classification for deep neural networks.</w:t>
       </w:r>
       <w:r>
         <w:t xml:space="preserve"> </w:t>
@@ -6068,10 +6068,10 @@
           <w:i/>
           <w:iCs/>
         </w:rPr>
-        <w:t xml:space="preserve">Journal of Machine Learning Research</w:t>
-      </w:r>
-      <w:r>
-        <w:t xml:space="preserve">, 17(216), 1-40.</w:t>
+        <w:t xml:space="preserve">NeurIPS 30</w:t>
+      </w:r>
+      <w:r>
+        <w:t xml:space="preserve">, 4878-4887.</w:t>
       </w:r>
     </w:p>
     <w:p>
@@ -6096,7 +6096,7 @@
         <w:t xml:space="preserve">20. </w:t>
       </w:r>
       <w:r>
-        <w:t xml:space="preserve">Geifman, Y., El-Yaniv, R. (2017). Selective classification for deep neural networks.</w:t>
+        <w:t xml:space="preserve">Geifman, Y., El-Yaniv, R. (2019). SelectiveNet: A deep neural network with an integrated reject option.</w:t>
       </w:r>
       <w:r>
         <w:t xml:space="preserve"> </w:t>
@@ -6106,10 +6106,10 @@
           <w:i/>
           <w:iCs/>
         </w:rPr>
-        <w:t xml:space="preserve">NeurIPS 30</w:t>
-      </w:r>
-      <w:r>
-        <w:t xml:space="preserve">, 4878-4887.</w:t>
+        <w:t xml:space="preserve">ICML 2019</w:t>
+      </w:r>
+      <w:r>
+        <w:t xml:space="preserve">, 2151-2160.</w:t>
       </w:r>
     </w:p>
     <w:p>
@@ -6134,7 +6134,7 @@
         <w:t xml:space="preserve">21. </w:t>
       </w:r>
       <w:r>
-        <w:t xml:space="preserve">Geifman, Y., El-Yaniv, R. (2019). SelectiveNet: A deep neural network with an integrated reject option.</w:t>
+        <w:t xml:space="preserve">Lakshminarayanan, B., Pritzel, A., Blundell, C. (2017). Simple and scalable predictive uncertainty estimation using deep ensembles.</w:t>
       </w:r>
       <w:r>
         <w:t xml:space="preserve"> </w:t>
@@ -6144,10 +6144,10 @@
           <w:i/>
           <w:iCs/>
         </w:rPr>
-        <w:t xml:space="preserve">ICML 2019</w:t>
-      </w:r>
-      <w:r>
-        <w:t xml:space="preserve">, 2151-2160.</w:t>
+        <w:t xml:space="preserve">NeurIPS 30</w:t>
+      </w:r>
+      <w:r>
+        <w:t xml:space="preserve">, 6405-6416.</w:t>
       </w:r>
     </w:p>
     <w:p>
@@ -6172,7 +6172,7 @@
         <w:t xml:space="preserve">22. </w:t>
       </w:r>
       <w:r>
-        <w:t xml:space="preserve">Lakshminarayanan, B., Pritzel, A., Blundell, C. (2017). Simple and scalable predictive uncertainty estimation using deep ensembles.</w:t>
+        <w:t xml:space="preserve">Fisch, A., Jaakkola, T. S., Barzilay, R. (2022). Calibrated selective classification.</w:t>
       </w:r>
       <w:r>
         <w:t xml:space="preserve"> </w:t>
@@ -6182,10 +6182,10 @@
           <w:i/>
           <w:iCs/>
         </w:rPr>
-        <w:t xml:space="preserve">NeurIPS 30</w:t>
-      </w:r>
-      <w:r>
-        <w:t xml:space="preserve">, 6405-6416.</w:t>
+        <w:t xml:space="preserve">Transactions on Machine Learning Research</w:t>
+      </w:r>
+      <w:r>
+        <w:t xml:space="preserve">.</w:t>
       </w:r>
     </w:p>
     <w:p>
@@ -6210,7 +6210,7 @@
         <w:t xml:space="preserve">23. </w:t>
       </w:r>
       <w:r>
-        <w:t xml:space="preserve">Fisch, A., Jaakkola, T. S., Barzilay, R. (2022). Calibrated selective classification.</w:t>
+        <w:t xml:space="preserve">Cattelan, L., Silva, R. (2024). How to fix a broken confidence estimator: evaluating post-hoc methods for selective classification with deep neural networks.</w:t>
       </w:r>
       <w:r>
         <w:t xml:space="preserve"> </w:t>
@@ -6220,10 +6220,10 @@
           <w:i/>
           <w:iCs/>
         </w:rPr>
-        <w:t xml:space="preserve">Transactions on Machine Learning Research</w:t>
-      </w:r>
-      <w:r>
-        <w:t xml:space="preserve">.</w:t>
+        <w:t xml:space="preserve">UAI 2024</w:t>
+      </w:r>
+      <w:r>
+        <w:t xml:space="preserve">. arXiv:2305.15508.</w:t>
       </w:r>
     </w:p>
     <w:p>
@@ -6248,7 +6248,7 @@
         <w:t xml:space="preserve">24. </w:t>
       </w:r>
       <w:r>
-        <w:t xml:space="preserve">Cattelan, L., Silva, R. (2024). How to fix a broken confidence estimator: evaluating post-hoc methods for selective classification with deep neural networks.</w:t>
+        <w:t xml:space="preserve">Rabanser, S., Thudi, A., Hamidieh, K., Dziedzic, A., Papernot, N. (2022). Selective classification via neural network training dynamics.</w:t>
       </w:r>
       <w:r>
         <w:t xml:space="preserve"> </w:t>
@@ -6258,10 +6258,10 @@
           <w:i/>
           <w:iCs/>
         </w:rPr>
-        <w:t xml:space="preserve">UAI 2024</w:t>
-      </w:r>
-      <w:r>
-        <w:t xml:space="preserve">. arXiv:2305.15508.</w:t>
+        <w:t xml:space="preserve">UAI 2022</w:t>
+      </w:r>
+      <w:r>
+        <w:t xml:space="preserve">. arXiv:2205.13532.</w:t>
       </w:r>
     </w:p>
     <w:p>
@@ -6286,7 +6286,7 @@
         <w:t xml:space="preserve">25. </w:t>
       </w:r>
       <w:r>
-        <w:t xml:space="preserve">Rabanser, S., Thudi, A., Hamidieh, K., Dziedzic, A., Papernot, N. (2022). Selective classification via neural network training dynamics.</w:t>
+        <w:t xml:space="preserve">Kompa, B., Snoek, J., Beam, A. L. (2021). Second opinion needed: Communicating uncertainty in medical machine learning.</w:t>
       </w:r>
       <w:r>
         <w:t xml:space="preserve"> </w:t>
@@ -6296,10 +6296,10 @@
           <w:i/>
           <w:iCs/>
         </w:rPr>
-        <w:t xml:space="preserve">UAI 2022</w:t>
-      </w:r>
-      <w:r>
-        <w:t xml:space="preserve">. arXiv:2205.13532.</w:t>
+        <w:t xml:space="preserve">NPJ Digital Medicine</w:t>
+      </w:r>
+      <w:r>
+        <w:t xml:space="preserve">, 4, 4.</w:t>
       </w:r>
     </w:p>
     <w:p>
@@ -6324,7 +6324,7 @@
         <w:t xml:space="preserve">26. </w:t>
       </w:r>
       <w:r>
-        <w:t xml:space="preserve">Kompa, B., Snoek, J., Beam, A. L. (2021). Second opinion needed: Communicating uncertainty in medical machine learning.</w:t>
+        <w:t xml:space="preserve">Faghani, S., et al. (2023). Quantifying uncertainty in deep learning of radiologic images.</w:t>
       </w:r>
       <w:r>
         <w:t xml:space="preserve"> </w:t>
@@ -6334,10 +6334,10 @@
           <w:i/>
           <w:iCs/>
         </w:rPr>
-        <w:t xml:space="preserve">NPJ Digital Medicine</w:t>
-      </w:r>
-      <w:r>
-        <w:t xml:space="preserve">, 4, 4.</w:t>
+        <w:t xml:space="preserve">Radiology</w:t>
+      </w:r>
+      <w:r>
+        <w:t xml:space="preserve">, 308(2).</w:t>
       </w:r>
     </w:p>
     <w:p>
@@ -6362,7 +6362,7 @@
         <w:t xml:space="preserve">27. </w:t>
       </w:r>
       <w:r>
-        <w:t xml:space="preserve">Faghani, S., et al. (2023). Quantifying uncertainty in deep learning of radiologic images.</w:t>
+        <w:t xml:space="preserve">Whata, A., et al. (2024). Uncertainty quantification in multi-class image classification using chest X-ray images of COVID-19 and pneumonia.</w:t>
       </w:r>
       <w:r>
         <w:t xml:space="preserve"> </w:t>
@@ -6372,10 +6372,10 @@
           <w:i/>
           <w:iCs/>
         </w:rPr>
-        <w:t xml:space="preserve">Radiology</w:t>
-      </w:r>
-      <w:r>
-        <w:t xml:space="preserve">, 308(2).</w:t>
+        <w:t xml:space="preserve">Frontiers in Artificial Intelligence</w:t>
+      </w:r>
+      <w:r>
+        <w:t xml:space="preserve">, 7, 1410841.</w:t>
       </w:r>
     </w:p>
     <w:p>
@@ -6400,7 +6400,7 @@
         <w:t xml:space="preserve">28. </w:t>
       </w:r>
       <w:r>
-        <w:t xml:space="preserve">Whata, A., et al. (2024). Uncertainty quantification in multi-class image classification using chest X-ray images of COVID-19 and pneumonia.</w:t>
+        <w:t xml:space="preserve">Das, A., et al. (2024). Confidence-guided semi-supervised learning for generalized lesion localization in X-ray images.</w:t>
       </w:r>
       <w:r>
         <w:t xml:space="preserve"> </w:t>
@@ -6410,10 +6410,10 @@
           <w:i/>
           <w:iCs/>
         </w:rPr>
-        <w:t xml:space="preserve">Frontiers in Artificial Intelligence</w:t>
-      </w:r>
-      <w:r>
-        <w:t xml:space="preserve">, 7, 1410841.</w:t>
+        <w:t xml:space="preserve">MICCAI 2024</w:t>
+      </w:r>
+      <w:r>
+        <w:t xml:space="preserve">, LNCS 15001, 242-252.</w:t>
       </w:r>
     </w:p>
     <w:p>
@@ -6438,7 +6438,7 @@
         <w:t xml:space="preserve">29. </w:t>
       </w:r>
       <w:r>
-        <w:t xml:space="preserve">Das, A., et al. (2024). Confidence-guided semi-supervised learning for generalized lesion localization in X-ray images.</w:t>
+        <w:t xml:space="preserve">Huang, G., Liu, Z., Van Der Maaten, L., Weinberger, K. Q. (2017). Densely connected convolutional networks.</w:t>
       </w:r>
       <w:r>
         <w:t xml:space="preserve"> </w:t>
@@ -6448,10 +6448,10 @@
           <w:i/>
           <w:iCs/>
         </w:rPr>
-        <w:t xml:space="preserve">MICCAI 2024</w:t>
-      </w:r>
-      <w:r>
-        <w:t xml:space="preserve">, LNCS 15001, 242-252.</w:t>
+        <w:t xml:space="preserve">CVPR 2017</w:t>
+      </w:r>
+      <w:r>
+        <w:t xml:space="preserve">, 4700-4708.</w:t>
       </w:r>
     </w:p>
     <w:p>
@@ -6476,7 +6476,7 @@
         <w:t xml:space="preserve">30. </w:t>
       </w:r>
       <w:r>
-        <w:t xml:space="preserve">Huang, G., Liu, Z., Van Der Maaten, L., Weinberger, K. Q. (2017). Densely connected convolutional networks.</w:t>
+        <w:t xml:space="preserve">Seyyed-Kalantari, L., Liu, G., McDermott, M., Chen, I. Y., Ghassemi, M. (2020). CheXclusion: Fairness gaps in deep chest X-ray classifiers.</w:t>
       </w:r>
       <w:r>
         <w:t xml:space="preserve"> </w:t>
@@ -6486,10 +6486,10 @@
           <w:i/>
           <w:iCs/>
         </w:rPr>
-        <w:t xml:space="preserve">CVPR 2017</w:t>
-      </w:r>
-      <w:r>
-        <w:t xml:space="preserve">, 4700-4708.</w:t>
+        <w:t xml:space="preserve">Pacific Symposium on Biocomputing 2021</w:t>
+      </w:r>
+      <w:r>
+        <w:t xml:space="preserve">, 232-243.</w:t>
       </w:r>
     </w:p>
     <w:p>
@@ -6514,7 +6514,10 @@
         <w:t xml:space="preserve">31. </w:t>
       </w:r>
       <w:r>
-        <w:t xml:space="preserve">Seyyed-Kalantari, L., Liu, G., McDermott, M., Chen, I. Y., Ghassemi, M. (2020). CheXclusion: Fairness gaps in deep chest X-ray classifiers.</w:t>
+        <w:rPr>
+          <w:highlight w:val="green"/>
+        </w:rPr>
+        <w:t xml:space="preserve">Zech, J. R., Badgeley, M. A., Liu, M., Costa, A. B., Titano, J. J., Oermann, E. K. (2018). Variable generalization performance of a deep learning model to detect pneumonia in chest radiographs.</w:t>
       </w:r>
       <w:r>
         <w:t xml:space="preserve"> </w:t>
@@ -6523,11 +6526,15 @@
         <w:rPr>
           <w:i/>
           <w:iCs/>
+          <w:highlight w:val="green"/>
         </w:rPr>
-        <w:t xml:space="preserve">Pacific Symposium on Biocomputing 2021</w:t>
-      </w:r>
-      <w:r>
-        <w:t xml:space="preserve">, 232-243.</w:t>
+        <w:t xml:space="preserve">PLOS Medicine</w:t>
+      </w:r>
+      <w:r>
+        <w:rPr>
+          <w:highlight w:val="green"/>
+        </w:rPr>
+        <w:t xml:space="preserve">, 15(11), e1002683.</w:t>
       </w:r>
     </w:p>
     <w:p>
@@ -6550,51 +6557,6 @@
           <w:sz w:val="20"/>
         </w:rPr>
         <w:t xml:space="preserve">32. </w:t>
-      </w:r>
-      <w:r>
-        <w:rPr>
-          <w:highlight w:val="green"/>
-        </w:rPr>
-        <w:t xml:space="preserve">Zech, J. R., Badgeley, M. A., Liu, M., Costa, A. B., Titano, J. J., Oermann, E. K. (2018). Variable generalization performance of a deep learning model to detect pneumonia in chest radiographs.</w:t>
-      </w:r>
-      <w:r>
-        <w:t xml:space="preserve"> </w:t>
-      </w:r>
-      <w:r>
-        <w:rPr>
-          <w:i/>
-          <w:iCs/>
-          <w:highlight w:val="green"/>
-        </w:rPr>
-        <w:t xml:space="preserve">PLOS Medicine</w:t>
-      </w:r>
-      <w:r>
-        <w:rPr>
-          <w:highlight w:val="green"/>
-        </w:rPr>
-        <w:t xml:space="preserve">, 15(11), e1002683.</w:t>
-      </w:r>
-    </w:p>
-    <w:p>
-      <w:pPr>
-        <w:pStyle w:val="ReferenceEntry"/>
-        <w:numPr>
-          <w:ilvl w:val="0"/>
-          <w:numId w:val="1001"/>
-        </w:numPr>
-        <w:spacing w:after="60"/>
-        <w:ind w:left="360" w:hanging="259"/>
-        <w:jc w:val="left"/>
-        <w:keepNext w:val="0"/>
-        <w:keepLines w:val="0"/>
-        <w:widowControl w:val="1"/>
-      </w:pPr>
-      <w:r>
-        <w:rPr>
-          <w:rFonts w:ascii="Georgia" w:hAnsi="Georgia"/>
-          <w:sz w:val="20"/>
-        </w:rPr>
-        <w:t xml:space="preserve">33. </w:t>
       </w:r>
       <w:r>
         <w:rPr>

--- a/manuscript.docx
+++ b/manuscript.docx
@@ -2,7 +2,7 @@
 <file path=word/document.xml><?xml version="1.0" encoding="utf-8"?>
 <w:document xmlns:w="http://schemas.openxmlformats.org/wordprocessingml/2006/main" xmlns:m="http://schemas.openxmlformats.org/officeDocument/2006/math" xmlns:r="http://schemas.openxmlformats.org/officeDocument/2006/relationships" xmlns:o="urn:schemas-microsoft-com:office:office" xmlns:v="urn:schemas-microsoft-com:vml" xmlns:w10="urn:schemas-microsoft-com:office:word" xmlns:a="http://schemas.openxmlformats.org/drawingml/2006/main" xmlns:pic="http://schemas.openxmlformats.org/drawingml/2006/picture" xmlns:wp="http://schemas.openxmlformats.org/drawingml/2006/wordprocessingDrawing">
   <w:body>
-    <w:bookmarkStart w:id="56" w:name="X63805021c7c9154cb851a75086633bed020ce8e"/>
+    <w:bookmarkStart w:id="57" w:name="X63805021c7c9154cb851a75086633bed020ce8e"/>
     <w:p>
       <w:pPr>
         <w:pStyle w:val="Title"/>
@@ -5232,7 +5232,7 @@
     </w:p>
     <w:bookmarkEnd w:id="49"/>
     <w:bookmarkEnd w:id="50"/>
-    <w:bookmarkStart w:id="51" w:name="discussion"/>
+    <w:bookmarkStart w:id="52" w:name="discussion"/>
     <w:p>
       <w:pPr>
         <w:pStyle w:val="Heading2"/>
@@ -5292,20 +5292,31 @@
         <w:t xml:space="preserve"> </w:t>
       </w:r>
       <w:r>
+        <w:rPr>
+          <w:highlight w:val="green"/>
+        </w:rPr>
+        <w:t xml:space="preserve">These findings extend the selective-classification framework, which formalizes the error-reject trade-off [17] and the risk-coverage view [19], to the multi-label medical-imaging setting, and they isolate a point specific to it: at a calibrated per-pathology operating point the reject option raises balanced accuracy even where it cannot raise a rank-based measure such as AUC, because abstention removes the near-boundary cases on which ranking depends. Whereas deep ensembles derive uncertainty from multiple forward passes [21], the single-pass entropy rule attains comparable selective behaviour here (Table 5), and the gains persist under the dataset shift known to degrade uncertainty estimates [32] and cross-site generalization [31].</w:t>
+      </w:r>
+      <w:r>
+        <w:t xml:space="preserve"> </w:t>
+      </w:r>
+      <w:r>
         <w:t xml:space="preserve">Together these findings support uncertainty-aware selective prediction as a route to safer, more trustworthy AI-assisted diagnosis.</w:t>
       </w:r>
     </w:p>
-    <w:bookmarkEnd w:id="51"/>
-    <w:bookmarkStart w:id="52" w:name="conclusions-and-future-directions"/>
+    <w:bookmarkStart w:id="51" w:name="limitations"/>
     <w:p>
       <w:pPr>
-        <w:pStyle w:val="Heading2"/>
+        <w:pStyle w:val="Heading3"/>
         <w:keepNext/>
         <w:keepLines/>
         <w:widowControl w:val="1"/>
       </w:pPr>
       <w:r>
-        <w:t xml:space="preserve">6. Conclusions and future directions</w:t>
+        <w:rPr>
+          <w:highlight w:val="green"/>
+        </w:rPr>
+        <w:t xml:space="preserve">5.1 Limitations</w:t>
       </w:r>
     </w:p>
     <w:p>
@@ -5317,44 +5328,15 @@
         <w:widowControl w:val="1"/>
       </w:pPr>
       <w:r>
-        <w:t xml:space="preserve">We presented a framework for multi-label chest X-ray diagnosis that integrates a DenseNet-121 backbone with</w:t>
-      </w:r>
-      <w:r>
-        <w:t xml:space="preserve"> </w:t>
-      </w:r>
-      <w:r>
-        <w:rPr>
-          <w:highlight w:val="yellow"/>
-        </w:rPr>
-        <w:t xml:space="preserve">a per-pathology entropy-based rejection mechanism and a quantile-based calibration of global or class-specific thresholds.</w:t>
-      </w:r>
-      <w:r>
-        <w:t xml:space="preserve"> </w:t>
-      </w:r>
-      <w:r>
-        <w:rPr>
-          <w:highlight w:val="yellow"/>
-        </w:rPr>
-        <w:t xml:space="preserve">Evaluated with risk-coverage analysis and balanced accuracy under bootstrap confidence intervals, and with a formal leave-one-dataset-out assessment, selective prediction improves the reliability of accepted predictions and provides interpretable control over the accuracy-coverage trade-off.</w:t>
-      </w:r>
-      <w:r>
-        <w:t xml:space="preserve"> </w:t>
-      </w:r>
-      <w:r>
-        <w:t xml:space="preserve">Two boundary conditions scope these results: the evaluation covers four thoracic findings and frontal views, and multimodal inputs and additional findings remain for future work. Future work will incorporate complementary clinical information, extend the approach to additional disease classes, and explore Bayesian and ensemble uncertainty estimators.</w:t>
-      </w:r>
-      <w:r>
-        <w:t xml:space="preserve"> </w:t>
-      </w:r>
-      <w:r>
         <w:rPr>
           <w:highlight w:val="green"/>
         </w:rPr>
-        <w:t xml:space="preserve">Code and frozen per-image predictions are released to support reproduction.</w:t>
+        <w:t xml:space="preserve">The validated regime has four boundary conditions. First, the evaluation covers four thoracic findings on frontal views; additional findings and lateral views remain for future work. Second, the primary backbone is trained on a corpus that includes the MIMIC-CXR and PadChest evaluation sources (Section 3.3), so the cross-source generalization claims rest on the single-source leave-one-dataset-out models and the independently trained weighted-BCE model rather than on the primary backbone alone. Third, results are reported for the DenseNet-121 family; transfer to other backbones is established only through the independently trained model. Fourth, the labels are the public datasets' image-level annotations, which carry known noise, and the abstention benefit is measured against these labels rather than a prospective radiologist-adjudicated reference; a reader study quantifying the clinical value of the deferred-case workflow is a natural next step.</w:t>
       </w:r>
     </w:p>
+    <w:bookmarkEnd w:id="51"/>
     <w:bookmarkEnd w:id="52"/>
-    <w:bookmarkStart w:id="53" w:name="data-availability"/>
+    <w:bookmarkStart w:id="53" w:name="conclusions-and-future-directions"/>
     <w:p>
       <w:pPr>
         <w:pStyle w:val="Heading2"/>
@@ -5363,7 +5345,7 @@
         <w:widowControl w:val="1"/>
       </w:pPr>
       <w:r>
-        <w:t xml:space="preserve">Data Availability</w:t>
+        <w:t xml:space="preserve">6. Conclusions and future directions</w:t>
       </w:r>
     </w:p>
     <w:p>
@@ -5375,11 +5357,44 @@
         <w:widowControl w:val="1"/>
       </w:pPr>
       <w:r>
-        <w:t xml:space="preserve">All datasets used in this study are publicly available. CheXpert: stanfordmlgroup.github.io/competitions/chexpert/; MIMIC-CXR: physionet.org/content/mimic-cxr/2.0.0/; NIH ChestX-ray14: nihcc.app.box.com/v/ChestXray-NIHCC; PadChest: bimcv.cipf.es/bimcv-projects/padchest/. Code and frozen per-image predictions that reproduce every table and figure are released at github.com/ApartsinProjects/cxr-selective-rejection-code.</w:t>
+        <w:t xml:space="preserve">We presented a framework for multi-label chest X-ray diagnosis that integrates a DenseNet-121 backbone with</w:t>
+      </w:r>
+      <w:r>
+        <w:t xml:space="preserve"> </w:t>
+      </w:r>
+      <w:r>
+        <w:rPr>
+          <w:highlight w:val="yellow"/>
+        </w:rPr>
+        <w:t xml:space="preserve">a per-pathology entropy-based rejection mechanism and a quantile-based calibration of global or class-specific thresholds.</w:t>
+      </w:r>
+      <w:r>
+        <w:t xml:space="preserve"> </w:t>
+      </w:r>
+      <w:r>
+        <w:rPr>
+          <w:highlight w:val="yellow"/>
+        </w:rPr>
+        <w:t xml:space="preserve">Evaluated with risk-coverage analysis and balanced accuracy under bootstrap confidence intervals, and with a formal leave-one-dataset-out assessment, selective prediction improves the reliability of accepted predictions and provides interpretable control over the accuracy-coverage trade-off.</w:t>
+      </w:r>
+      <w:r>
+        <w:t xml:space="preserve"> </w:t>
+      </w:r>
+      <w:r>
+        <w:t xml:space="preserve">The validated regime and its boundary conditions are detailed in Section 5.1. Future work will incorporate complementary clinical information, extend the approach to additional disease classes, and explore Bayesian and ensemble uncertainty estimators.</w:t>
+      </w:r>
+      <w:r>
+        <w:t xml:space="preserve"> </w:t>
+      </w:r>
+      <w:r>
+        <w:rPr>
+          <w:highlight w:val="green"/>
+        </w:rPr>
+        <w:t xml:space="preserve">Code and frozen per-image predictions are released to support reproduction.</w:t>
       </w:r>
     </w:p>
     <w:bookmarkEnd w:id="53"/>
-    <w:bookmarkStart w:id="54" w:name="funding"/>
+    <w:bookmarkStart w:id="54" w:name="data-availability"/>
     <w:p>
       <w:pPr>
         <w:pStyle w:val="Heading2"/>
@@ -5388,7 +5403,7 @@
         <w:widowControl w:val="1"/>
       </w:pPr>
       <w:r>
-        <w:t xml:space="preserve">Funding</w:t>
+        <w:t xml:space="preserve">Data Availability</w:t>
       </w:r>
     </w:p>
     <w:p>
@@ -5400,11 +5415,36 @@
         <w:widowControl w:val="1"/>
       </w:pPr>
       <w:r>
-        <w:t xml:space="preserve">This research received no specific grant from any funding agency in the public, commercial, or not-for-profit sectors.</w:t>
+        <w:t xml:space="preserve">All datasets used in this study are publicly available. CheXpert: stanfordmlgroup.github.io/competitions/chexpert/; MIMIC-CXR: physionet.org/content/mimic-cxr/2.0.0/; NIH ChestX-ray14: nihcc.app.box.com/v/ChestXray-NIHCC; PadChest: bimcv.cipf.es/bimcv-projects/padchest/. Code and frozen per-image predictions that reproduce every table and figure are released at github.com/ApartsinProjects/cxr-selective-rejection-code.</w:t>
       </w:r>
     </w:p>
     <w:bookmarkEnd w:id="54"/>
-    <w:bookmarkStart w:id="55" w:name="references"/>
+    <w:bookmarkStart w:id="55" w:name="funding"/>
+    <w:p>
+      <w:pPr>
+        <w:pStyle w:val="Heading2"/>
+        <w:keepNext/>
+        <w:keepLines/>
+        <w:widowControl w:val="1"/>
+      </w:pPr>
+      <w:r>
+        <w:t xml:space="preserve">Funding</w:t>
+      </w:r>
+    </w:p>
+    <w:p>
+      <w:pPr>
+        <w:pStyle w:val="FirstParagraph"/>
+        <w:jc w:val="both"/>
+        <w:keepNext w:val="0"/>
+        <w:keepLines w:val="0"/>
+        <w:widowControl w:val="1"/>
+      </w:pPr>
+      <w:r>
+        <w:t xml:space="preserve">This research received no specific grant from any funding agency in the public, commercial, or not-for-profit sectors.</w:t>
+      </w:r>
+    </w:p>
+    <w:bookmarkEnd w:id="55"/>
+    <w:bookmarkStart w:id="56" w:name="references"/>
     <w:p>
       <w:pPr>
         <w:pStyle w:val="ReferencesHeading"/>
@@ -6579,8 +6619,8 @@
         <w:t xml:space="preserve">.</w:t>
       </w:r>
     </w:p>
-    <w:bookmarkEnd w:id="55"/>
     <w:bookmarkEnd w:id="56"/>
+    <w:bookmarkEnd w:id="57"/>
     <w:sectPr>
       <w:footerReference w:type="default" r:id="rId9"/>
       <w:pgSz w:h="15840" w:w="12240"/>

--- a/manuscript.docx
+++ b/manuscript.docx
@@ -5031,7 +5031,7 @@
         <w:rPr>
           <w:highlight w:val="green"/>
         </w:rPr>
-        <w:t xml:space="preserve">Figure 7 traces the rejection rate and retained performance across calibration percentiles. Selective performance varies smoothly with the calibration percentile, so the accuracy-coverage trade-off is a controllable design parameter that can be set to a clinical risk tolerance.</w:t>
+        <w:t xml:space="preserve">Figure 7 traces the rejection rate and retained performance across calibration percentiles. Selective performance varies smoothly with the calibration percentile, so the accuracy-coverage trade-off is a controllable design parameter that can be set to a clinical risk tolerance. At a fixed calibration percentile the induced rejection rate is class-specific: it is highest for the least-confident pathology (Consolidation, up to 0.57 at the 0.70 percentile) and lowest for the better-calibrated ones (Cardiomegaly and Edema, near 0.33 to 0.36), so abstention concentrates on the findings the model is least certain about.</w:t>
       </w:r>
     </w:p>
     <w:p>

--- a/manuscript.docx
+++ b/manuscript.docx
@@ -2,7 +2,7 @@
 <file path=word/document.xml><?xml version="1.0" encoding="utf-8"?>
 <w:document xmlns:w="http://schemas.openxmlformats.org/wordprocessingml/2006/main" xmlns:m="http://schemas.openxmlformats.org/officeDocument/2006/math" xmlns:r="http://schemas.openxmlformats.org/officeDocument/2006/relationships" xmlns:o="urn:schemas-microsoft-com:office:office" xmlns:v="urn:schemas-microsoft-com:vml" xmlns:w10="urn:schemas-microsoft-com:office:word" xmlns:a="http://schemas.openxmlformats.org/drawingml/2006/main" xmlns:pic="http://schemas.openxmlformats.org/drawingml/2006/picture" xmlns:wp="http://schemas.openxmlformats.org/drawingml/2006/wordprocessingDrawing">
   <w:body>
-    <w:bookmarkStart w:id="57" w:name="X63805021c7c9154cb851a75086633bed020ce8e"/>
+    <w:bookmarkStart w:id="58" w:name="X63805021c7c9154cb851a75086633bed020ce8e"/>
     <w:p>
       <w:pPr>
         <w:pStyle w:val="Title"/>
@@ -355,7 +355,7 @@
           <w:b w:val="0"/>
           <w:i/>
         </w:rPr>
-        <w:t>Overview of the proposed selective chest X-ray classification framework. The multi-pathology model produces per-class probability estimates, which are processed through a confidence estimation module. Based on calibrated thresholds derived from predictive entropy, the decision module either accepts confident predictions or defers the finding for expert review.</w:t>
+        <w:t>Overview of the proposed selective chest X-ray classification framework. The multi-pathology model produces per-class probability estimates, which are processed through a confidence estimation module. Based on calibrated thresholds derived from predictive entropy, the decision module either accepts confident predictions or defers the finding for expert review. Deferral operates per pathology: individual uncertain findings are deferred rather than the whole image being rejected.</w:t>
       </w:r>
     </w:p>
     <w:p>
@@ -642,7 +642,7 @@
         <w:widowControl w:val="1"/>
       </w:pPr>
       <w:r>
-        <w:t xml:space="preserve">The classification task is formulated as multi-label, wherein each image can simultaneously exhibit one or more of four conditions: Cardiomegaly, Effusion, Edema, and Consolidation. In contrast to single-label classification, this setup accounts for the co-occurrence of multiple pathologies within a single image. To improve generalizability and account for variability in imaging protocols and patient populations, the dataset aggregates samples from multiple publicly available sources. Each image is labeled at the image level, and the labels are not mutually exclusive. The model produces a confidence score for each pathology, which is subsequently used by the rejection mechanism. Table 1 summarizes the class distribution of the evaluation data, and Figure 2 shows representative frontal radiographs for the target conditions.</w:t>
+        <w:t xml:space="preserve">The classification task is formulated as multi-label, wherein each image can simultaneously exhibit one or more of four conditions: Cardiomegaly, Effusion, Edema, and Consolidation. In contrast to single-label classification, this setup accounts for the co-occurrence of multiple pathologies within a single image. To improve generalizability and account for variability in imaging protocols and patient populations, the dataset aggregates samples from multiple publicly available sources. Each image is labeled at the image level, and the labels are not mutually exclusive. The model produces a confidence score for each pathology, which is subsequently used by the rejection mechanism. Table 1 summarizes the class distribution of the final evaluation cohort (24,397 frontal images) used for all reported analyses, and Figure 2 shows representative frontal radiographs for the target conditions.</w:t>
       </w:r>
     </w:p>
     <w:p>
@@ -675,7 +675,7 @@
           <w:i/>
           <w:highlight w:val="yellow"/>
         </w:rPr>
-        <w:t>Class distribution of the evaluation data across the three sources (NIH ChestX-ray14, MIMIC-CXR, and PadChest; N = 24,397 frontal images), reported as positive-label counts. The data is imbalanced, with Effusion and Cardiomegaly more prevalent than the rarer Edema and Consolidation, and a subset of images carry multiple positive labels.</w:t>
+        <w:t>Class distribution of the final evaluation cohort used for the selective-prediction analyses, across the three sources (NIH ChestX-ray14, MIMIC-CXR, and PadChest; N = 24,397 frontal images), reported as positive-label counts. This cohort is the harmonized, patient-level-split set on which all reported results are computed. The data is imbalanced, with Effusion and Cardiomegaly more prevalent than the rarer Edema and Consolidation, and a subset of images carry multiple positive labels.</w:t>
       </w:r>
     </w:p>
     <w:tbl>
@@ -684,7 +684,7 @@
         <w:tblW w:type="pct" w:w="5000"/>
         <w:jc w:val="center"/>
         <w:tblLook w:firstRow="1" w:lastRow="0" w:firstColumn="0" w:lastColumn="0" w:noHBand="0" w:noVBand="0" w:val="0020"/>
-        <w:tblCaption w:val="Table 1: Class distribution of the evaluation data across the three sources (NIH ChestX-ray14, MIMIC-CXR, and PadChest; N = 24,397 frontal images), reported as positive-label counts. The data is imbalanced, with Effusion and Cardiomegaly more prevalent than the rarer Edema and Consolidation, and a subset of images carry multiple positive labels."/>
+        <w:tblCaption w:val="Table 1: Class distribution of the final evaluation cohort used for the selective-prediction analyses, across the three sources (NIH ChestX-ray14, MIMIC-CXR, and PadChest; N = 24,397 frontal images), reported as positive-label counts. This cohort is the harmonized, patient-level-split set on which all reported results are computed. The data is imbalanced, with Effusion and Cardiomegaly more prevalent than the rarer Edema and Consolidation, and a subset of images carry multiple positive labels."/>
         <w:tblLayout w:type="autofit"/>
         <w:tblBorders>
           <w:top w:val="single" w:sz="10" w:color="4F6272"/>
@@ -1344,7 +1344,22 @@
         <w:widowControl w:val="1"/>
       </w:pPr>
       <w:r>
-        <w:t xml:space="preserve">The dataset aggregates chest X-ray images from MIMIC-CXR, NIH ChestX-ray14, and PadChest. Each source uses slightly different imaging protocols, labelling criteria, and patient populations, introducing domain variability. We employ two partitioning strategies. In intra-source splitting, each dataset is split independently into 80% for training and 20% for validation, with all partitions performed at the patient level so that images from the same patient are assigned exclusively to one subset, preventing leakage and reflecting deployment to previously unseen individuals. In inter-source splitting, two or three complete datasets are used for training while the remaining dataset is held out entirely for validation, creating an out-of-distribution test scenario. The intra-source approach supports stable tuning under controlled conditions, while the inter-source setup tests robustness to domain shift.</w:t>
+        <w:t xml:space="preserve">The dataset aggregates chest X-ray images from MIMIC-CXR, NIH ChestX-ray14, and PadChest. Each source uses slightly different imaging protocols, labelling criteria, and patient populations, introducing domain variability. We employ two partitioning strategies. In intra-source splitting, each dataset is split independently into 80% for training and 20% for validation, with all partitions performed at the patient level so that images from the same patient are assigned exclusively to one subset, preventing leakage and reflecting deployment to previously unseen individuals.</w:t>
+      </w:r>
+      <w:r>
+        <w:t xml:space="preserve"> </w:t>
+      </w:r>
+      <w:r>
+        <w:rPr>
+          <w:highlight w:val="yellow"/>
+        </w:rPr>
+        <w:t xml:space="preserve">In inter-source splitting, one or two complete source datasets are used for training while another source is held out entirely for evaluation, creating an out-of-distribution test scenario.</w:t>
+      </w:r>
+      <w:r>
+        <w:t xml:space="preserve"> </w:t>
+      </w:r>
+      <w:r>
+        <w:t xml:space="preserve">The intra-source approach supports stable tuning under controlled conditions, while the inter-source setup tests robustness to domain shift.</w:t>
       </w:r>
     </w:p>
     <w:bookmarkEnd w:id="22"/>
@@ -1381,7 +1396,7 @@
         <w:widowControl w:val="1"/>
       </w:pPr>
       <w:r>
-        <w:t xml:space="preserve">The baseline employs a standard DenseNet-121 backbone pre-trained on large-scale chest X-ray datasets, including CheXpert and NIH ChestX-ray14 [4],[5]. We employ a fine-tuning strategy with multi-domain balanced sampling, constructing each mini-batch to include an equal number of samples from each domain to encourage domain-invariant features [9],[30]. The model performs multi-label classification by outputting a probability for each target pathology. Training uses the AdamW optimizer (</w:t>
+        <w:t xml:space="preserve">The baseline employs a standard DenseNet-121 backbone pre-trained on large-scale chest X-ray datasets, including CheXpert and NIH ChestX-ray14 [4],[5]. We employ a fine-tuning strategy with multi-domain balanced sampling, constructing each mini-batch to include an equal number of samples from each domain to encourage domain-invariant features [9]. The model performs multi-label classification by outputting a probability for each target pathology. Training uses the AdamW optimizer (</w:t>
       </w:r>
       <m:oMath>
         <m:sSub>
@@ -1471,7 +1486,7 @@
         <w:rPr>
           <w:highlight w:val="green"/>
         </w:rPr>
-        <w:t xml:space="preserve">Input images are converted to single-channel grayscale, center-cropped, resized to 224x224, and intensity-normalized to the [-1024, 1024] range expected by the backbone. Calibration and evaluation splits are patient-level, and the random seed is fixed (1337) throughout; code and frozen per-image predictions are released for full reproducibility. The primary evaluation uses the released TorchXRayVision DenseNet-121 [9], whose published checkpoint was trained on a pooled corpus that includes NIH ChestX-ray14, MIMIC-CXR, CheXpert, and PadChest; consequently MIMIC-CXR and PadChest are in-distribution for this backbone, and the replication results in Section 4.1 establish that the selective benefit holds across sources rather than constituting an out-of-distribution test. The out-of-distribution claims (Section 4.3) instead rest on single-source leave-one-dataset-out models and on the independently trained weighted-BCE DenseNet-121, which follows the procedure above and is evaluated on a source it never trained on.</w:t>
+        <w:t xml:space="preserve">Input images are converted to single-channel grayscale, center-cropped, resized to 224x224, and intensity-normalized to the [-1024, 1024] range expected by the backbone. Calibration and evaluation splits are patient-level, and the random seed is fixed (1337) throughout; code and frozen per-image predictions are released for full reproducibility. The primary evaluation uses the released TorchXRayVision DenseNet-121 [9], whose published checkpoint was trained on a pooled corpus that includes NIH ChestX-ray14, MIMIC-CXR, CheXpert, and PadChest; consequently MIMIC-CXR and PadChest are in-distribution for this backbone, and the replication results in Section 4.1 establish that the selective benefit holds across sources rather than constituting an out-of-distribution test. The out-of-distribution claims (Section 4.3) instead rest on single-source leave-one-dataset-out models and on the independently trained weighted-BCE DenseNet-121, which follows the procedure above and is evaluated on a source it never trained on. For the primary evaluation the released weights are used and the rejection mechanism is applied post hoc to frozen predictions; the training hyperparameters above describe the independently trained weighted-BCE replication model, not the released backbone.</w:t>
       </w:r>
     </w:p>
     <w:bookmarkEnd w:id="23"/>
@@ -1916,6 +1931,169 @@
     <w:p>
       <w:pPr>
         <w:pStyle w:val="FirstParagraph"/>
+        <w:jc w:val="both"/>
+        <w:keepNext w:val="0"/>
+        <w:keepLines w:val="0"/>
+        <w:widowControl w:val="1"/>
+      </w:pPr>
+      <w:r>
+        <w:rPr>
+          <w:highlight w:val="green"/>
+        </w:rPr>
+        <w:t xml:space="preserve">The accept-defer boundary is therefore</w:t>
+      </w:r>
+      <w:r>
+        <w:t xml:space="preserve"> </w:t>
+      </w:r>
+      <m:oMath>
+        <m:r>
+          <m:t>H</m:t>
+        </m:r>
+        <m:r>
+          <m:rPr>
+            <m:sty m:val="p"/>
+          </m:rPr>
+          <m:t>(</m:t>
+        </m:r>
+        <m:sSub>
+          <m:e>
+            <m:r>
+              <m:t>p</m:t>
+            </m:r>
+          </m:e>
+          <m:sub>
+            <m:r>
+              <m:t>i</m:t>
+            </m:r>
+          </m:sub>
+        </m:sSub>
+        <m:r>
+          <m:rPr>
+            <m:sty m:val="p"/>
+          </m:rPr>
+          <m:t>)</m:t>
+        </m:r>
+        <m:r>
+          <m:rPr>
+            <m:sty m:val="p"/>
+          </m:rPr>
+          <m:t>=</m:t>
+        </m:r>
+        <m:sSub>
+          <m:e>
+            <m:r>
+              <m:t>τ</m:t>
+            </m:r>
+          </m:e>
+          <m:sub>
+            <m:r>
+              <m:t>i</m:t>
+            </m:r>
+          </m:sub>
+        </m:sSub>
+      </m:oMath>
+      <w:r>
+        <w:rPr>
+          <w:highlight w:val="green"/>
+        </w:rPr>
+        <w:t xml:space="preserve">, where</w:t>
+      </w:r>
+      <w:r>
+        <w:t xml:space="preserve"> </w:t>
+      </w:r>
+      <m:oMath>
+        <m:sSub>
+          <m:e>
+            <m:r>
+              <m:t>τ</m:t>
+            </m:r>
+          </m:e>
+          <m:sub>
+            <m:r>
+              <m:t>i</m:t>
+            </m:r>
+          </m:sub>
+        </m:sSub>
+      </m:oMath>
+      <w:r>
+        <w:t xml:space="preserve"> </w:t>
+      </w:r>
+      <w:r>
+        <w:rPr>
+          <w:highlight w:val="green"/>
+        </w:rPr>
+        <w:t xml:space="preserve">is the calibrated entropy threshold for pathology</w:t>
+      </w:r>
+      <w:r>
+        <w:t xml:space="preserve"> </w:t>
+      </w:r>
+      <m:oMath>
+        <m:r>
+          <m:t>i</m:t>
+        </m:r>
+      </m:oMath>
+      <w:r>
+        <w:rPr>
+          <w:highlight w:val="green"/>
+        </w:rPr>
+        <w:t xml:space="preserve">. This rejection threshold is distinct from the probability threshold used to convert</w:t>
+      </w:r>
+      <w:r>
+        <w:t xml:space="preserve"> </w:t>
+      </w:r>
+      <m:oMath>
+        <m:sSub>
+          <m:e>
+            <m:r>
+              <m:t>p</m:t>
+            </m:r>
+          </m:e>
+          <m:sub>
+            <m:r>
+              <m:t>i</m:t>
+            </m:r>
+          </m:sub>
+        </m:sSub>
+      </m:oMath>
+      <w:r>
+        <w:t xml:space="preserve"> </w:t>
+      </w:r>
+      <w:r>
+        <w:rPr>
+          <w:highlight w:val="green"/>
+        </w:rPr>
+        <w:t xml:space="preserve">into a binary label; the latter sets the decision boundary, while</w:t>
+      </w:r>
+      <w:r>
+        <w:t xml:space="preserve"> </w:t>
+      </w:r>
+      <m:oMath>
+        <m:sSub>
+          <m:e>
+            <m:r>
+              <m:t>τ</m:t>
+            </m:r>
+          </m:e>
+          <m:sub>
+            <m:r>
+              <m:t>i</m:t>
+            </m:r>
+          </m:sub>
+        </m:sSub>
+      </m:oMath>
+      <w:r>
+        <w:t xml:space="preserve"> </w:t>
+      </w:r>
+      <w:r>
+        <w:rPr>
+          <w:highlight w:val="green"/>
+        </w:rPr>
+        <w:t xml:space="preserve">sets how much uncertainty around that boundary is tolerated before a finding is deferred.</w:t>
+      </w:r>
+    </w:p>
+    <w:p>
+      <w:pPr>
+        <w:pStyle w:val="BodyText"/>
         <w:jc w:val="both"/>
         <w:keepNext w:val="0"/>
         <w:keepLines w:val="0"/>
@@ -3790,7 +3968,7 @@
           <w:i/>
           <w:highlight w:val="green"/>
         </w:rPr>
-        <w:t>Risk-coverage curves per pathology. The retained-prediction performance is traced against coverage as the entropy threshold varies.</w:t>
+        <w:t>Risk-coverage curves per pathology. The retained-prediction performance is traced against coverage as the entropy threshold varies. Area under the risk-coverage curve over the plotted coverage range (AURC; lower is better): Cardiomegaly 0.185, Effusion 0.179, Edema 0.222, Consolidation 0.238.</w:t>
       </w:r>
     </w:p>
     <w:bookmarkEnd w:id="40"/>
@@ -5331,7 +5509,7 @@
         <w:rPr>
           <w:highlight w:val="green"/>
         </w:rPr>
-        <w:t xml:space="preserve">The validated regime has four boundary conditions. First, the evaluation covers four thoracic findings on frontal views; additional findings and lateral views remain for future work. Second, the primary backbone is trained on a corpus that includes the MIMIC-CXR and PadChest evaluation sources (Section 3.3), so the cross-source generalization claims rest on the single-source leave-one-dataset-out models and the independently trained weighted-BCE model rather than on the primary backbone alone. Third, results are reported for the DenseNet-121 family; transfer to other backbones is established only through the independently trained model. Fourth, the labels are the public datasets' image-level annotations, which carry known noise, and the abstention benefit is measured against these labels rather than a prospective radiologist-adjudicated reference; a reader study quantifying the clinical value of the deferred-case workflow is a natural next step.</w:t>
+        <w:t xml:space="preserve">The validated regime has four boundary conditions. First, the evaluation covers four thoracic findings on frontal views; additional findings and lateral views remain for future work. Second, the primary backbone is trained on a corpus that includes the MIMIC-CXR and PadChest evaluation sources (Section 3.3), so the cross-source generalization claims rest on the single-source leave-one-dataset-out models and the independently trained weighted-BCE model rather than on the primary backbone alone. Third, results are reported for the DenseNet-121 family; transfer to other backbones is established only through the independently trained model. Fourth, the labels are the public datasets' image-level annotations, which carry known noise, and the abstention benefit is measured against these labels rather than a prospective radiologist-adjudicated reference; a reader study quantifying the clinical value of the deferred-case workflow is a natural next step. Finally, subgroup fairness of the selective mechanism, that is, whether deferral rates and retained accuracy are equitable across patient subgroups [30], is not assessed here and is left for future work.</w:t>
       </w:r>
     </w:p>
     <w:bookmarkEnd w:id="51"/>
@@ -5415,11 +5593,11 @@
         <w:widowControl w:val="1"/>
       </w:pPr>
       <w:r>
-        <w:t xml:space="preserve">All datasets used in this study are publicly available. CheXpert: stanfordmlgroup.github.io/competitions/chexpert/; MIMIC-CXR: physionet.org/content/mimic-cxr/2.0.0/; NIH ChestX-ray14: nihcc.app.box.com/v/ChestXray-NIHCC; PadChest: bimcv.cipf.es/bimcv-projects/padchest/. Code and frozen per-image predictions that reproduce every table and figure are released at github.com/ApartsinProjects/cxr-selective-rejection-code.</w:t>
+        <w:t xml:space="preserve">All datasets used in this study are publicly available. CheXpert: stanfordmlgroup.github.io/competitions/chexpert/; MIMIC-CXR: physionet.org/content/mimic-cxr/2.0.0/; NIH ChestX-ray14: nihcc.app.box.com/v/ChestXray-NIHCC; PadChest: bimcv.cipf.es/bimcv-projects/padchest/.</w:t>
       </w:r>
     </w:p>
     <w:bookmarkEnd w:id="54"/>
-    <w:bookmarkStart w:id="55" w:name="funding"/>
+    <w:bookmarkStart w:id="55" w:name="code-availability"/>
     <w:p>
       <w:pPr>
         <w:pStyle w:val="Heading2"/>
@@ -5428,7 +5606,10 @@
         <w:widowControl w:val="1"/>
       </w:pPr>
       <w:r>
-        <w:t xml:space="preserve">Funding</w:t>
+        <w:rPr>
+          <w:highlight w:val="green"/>
+        </w:rPr>
+        <w:t xml:space="preserve">Code Availability</w:t>
       </w:r>
     </w:p>
     <w:p>
@@ -5440,11 +5621,39 @@
         <w:widowControl w:val="1"/>
       </w:pPr>
       <w:r>
-        <w:t xml:space="preserve">This research received no specific grant from any funding agency in the public, commercial, or not-for-profit sectors.</w:t>
+        <w:rPr>
+          <w:highlight w:val="green"/>
+        </w:rPr>
+        <w:t xml:space="preserve">Code, configuration files, and frozen per-image predictions used to reproduce every table and figure in this paper are available at github.com/ApartsinProjects/cxr-selective-rejection-code.</w:t>
       </w:r>
     </w:p>
     <w:bookmarkEnd w:id="55"/>
-    <w:bookmarkStart w:id="56" w:name="references"/>
+    <w:bookmarkStart w:id="56" w:name="funding"/>
+    <w:p>
+      <w:pPr>
+        <w:pStyle w:val="Heading2"/>
+        <w:keepNext/>
+        <w:keepLines/>
+        <w:widowControl w:val="1"/>
+      </w:pPr>
+      <w:r>
+        <w:t xml:space="preserve">Funding</w:t>
+      </w:r>
+    </w:p>
+    <w:p>
+      <w:pPr>
+        <w:pStyle w:val="FirstParagraph"/>
+        <w:jc w:val="both"/>
+        <w:keepNext w:val="0"/>
+        <w:keepLines w:val="0"/>
+        <w:widowControl w:val="1"/>
+      </w:pPr>
+      <w:r>
+        <w:t xml:space="preserve">This research received no specific grant from any funding agency in the public, commercial, or not-for-profit sectors.</w:t>
+      </w:r>
+    </w:p>
+    <w:bookmarkEnd w:id="56"/>
+    <w:bookmarkStart w:id="57" w:name="references"/>
     <w:p>
       <w:pPr>
         <w:pStyle w:val="ReferencesHeading"/>
@@ -6619,8 +6828,8 @@
         <w:t xml:space="preserve">.</w:t>
       </w:r>
     </w:p>
-    <w:bookmarkEnd w:id="56"/>
     <w:bookmarkEnd w:id="57"/>
+    <w:bookmarkEnd w:id="58"/>
     <w:sectPr>
       <w:footerReference w:type="default" r:id="rId9"/>
       <w:pgSz w:h="15840" w:w="12240"/>

--- a/manuscript.docx
+++ b/manuscript.docx
@@ -2255,7 +2255,7 @@
       <w:r>
         <w:drawing>
           <wp:inline>
-            <wp:extent cx="5943600" cy="3396342"/>
+            <wp:extent cx="5852160" cy="3474720"/>
             <wp:effectExtent b="0" l="0" r="0" t="0"/>
             <wp:docPr descr="entropy distribution: correct vs incorrect" title="" id="28" name="Picture"/>
             <a:graphic>
@@ -2276,7 +2276,7 @@
                   <pic:spPr bwMode="auto">
                     <a:xfrm>
                       <a:off x="0" y="0"/>
-                      <a:ext cx="5943600" cy="3396342"/>
+                      <a:ext cx="5852160" cy="3474720"/>
                     </a:xfrm>
                     <a:prstGeom prst="rect">
                       <a:avLst/>
@@ -3968,7 +3968,7 @@
           <w:i/>
           <w:highlight w:val="green"/>
         </w:rPr>
-        <w:t>Risk-coverage curves per pathology. The retained-prediction performance is traced against coverage as the entropy threshold varies. Area under the risk-coverage curve over the plotted coverage range (AURC; lower is better): Cardiomegaly 0.185, Effusion 0.179, Edema 0.222, Consolidation 0.238.</w:t>
+        <w:t>Risk-coverage curves per pathology. The retained-prediction performance is traced against coverage as the entropy threshold varies. Area under the risk-coverage curve over the plotted coverage range (AURC; lower is better): Cardiomegaly 0.207, Effusion 0.189, Edema 0.207, Consolidation 0.228.</w:t>
       </w:r>
     </w:p>
     <w:bookmarkEnd w:id="40"/>
@@ -5209,7 +5209,7 @@
         <w:rPr>
           <w:highlight w:val="green"/>
         </w:rPr>
-        <w:t xml:space="preserve">Figure 7 traces the rejection rate and retained performance across calibration percentiles. Selective performance varies smoothly with the calibration percentile, so the accuracy-coverage trade-off is a controllable design parameter that can be set to a clinical risk tolerance. At a fixed calibration percentile the induced rejection rate is class-specific: it is highest for the least-confident pathology (Consolidation, up to 0.57 at the 0.70 percentile) and lowest for the better-calibrated ones (Cardiomegaly and Edema, near 0.33 to 0.36), so abstention concentrates on the findings the model is least certain about.</w:t>
+        <w:t xml:space="preserve">Figure 7 traces the rejection rate and retained performance across calibration percentiles. Selective performance varies smoothly with the calibration percentile, so the accuracy-coverage trade-off is a controllable design parameter that can be set to a clinical risk tolerance. At a fixed calibration percentile the induced rejection rate is class-specific: it is highest for the least-confident pathology (Consolidation, up to 0.57 at the 0.70 percentile) and lowest for the better-calibrated ones (Cardiomegaly and Edema, near 0.38 to 0.39), so abstention concentrates on the findings the model is least certain about.</w:t>
       </w:r>
     </w:p>
     <w:p>

--- a/manuscript.docx
+++ b/manuscript.docx
@@ -3095,7 +3095,7 @@
         <w:rPr>
           <w:highlight w:val="green"/>
         </w:rPr>
-        <w:t xml:space="preserve">On MIMIC-CXR (8,185 frontal images), the same calibrated-threshold analysis yields supported balanced-accuracy gains for three of the four pathologies (Cardiomegaly +0.073 [0.061, 0.088], Effusion +0.088 [0.076, 0.100], Edema +0.060 [0.043, 0.076]; 95% confidence intervals excluding zero), and an independently trained weighted-BCE DenseNet-121 (Section 3.3; validation macro-AUC 0.85) reproduces the improvement on all four pathologies both on the held-out NIH test set (Cardiomegaly +0.074 [0.049, 0.098], Effusion +0.062 [0.052, 0.073], Edema +0.060 [0.022, 0.101], Consolidation +0.044 [0.012, 0.073]) and cross-dataset on MIMIC-CXR, a source it never trained on (Cardiomegaly +0.055 [0.042, 0.066], Effusion +0.087 [0.075, 0.098], Edema +0.073 [0.057, 0.090], Consolidation +0.067 [0.036, 0.100]); all gains have 95% confidence intervals excluding zero, confirming the effect is specific to neither the backbone nor the dataset. On PadChest, where the backbone attains strong discrimination (Cardiomegaly AUC 0.90, Effusion 0.96, Consolidation 0.92), deferral improves Cardiomegaly balanced accuracy from 0.81 to 0.90 at a coverage of 0.70 (+0.086 [0.062, 0.110]; 95% confidence interval excluding zero), confirming the benefit on a third source; the corresponding out-of-distribution test, in which a single-source model is applied to PadChest, is reported in Section 4.3.</w:t>
+        <w:t xml:space="preserve">On MIMIC-CXR (8,185 frontal images), the same calibrated-threshold analysis yields supported balanced-accuracy gains for three of the four pathologies (Cardiomegaly +0.073 [0.061, 0.088], Effusion +0.088 [0.076, 0.100], Edema +0.060 [0.043, 0.076]; 95% confidence intervals excluding zero), and an independently trained weighted-BCE DenseNet-121 (Section 3.3; validation macro-AUC 0.85) reproduces the improvement on all four pathologies both on the held-out NIH test set (Cardiomegaly +0.074 [0.049, 0.098], Effusion +0.062 [0.052, 0.073], Edema +0.060 [0.022, 0.101], Consolidation +0.044 [0.012, 0.073]) and cross-dataset on MIMIC-CXR, a source it never trained on (Cardiomegaly +0.055 [0.042, 0.066], Effusion +0.087 [0.075, 0.098], Edema +0.073 [0.057, 0.090], Consolidation +0.067 [0.036, 0.100]); all gains have 95% confidence intervals excluding zero, confirming the effect is specific to neither the backbone nor the dataset. On PadChest, where the backbone attains strong discrimination (Cardiomegaly AUC 0.90, Effusion 0.94, Consolidation 0.86), deferral improves Cardiomegaly balanced accuracy from 0.79 to 0.85 at a coverage of 0.70 (+0.061 [0.019, 0.103]; 95% confidence interval excluding zero), confirming the benefit on a third source; the corresponding out-of-distribution test, in which a single-source model is applied to PadChest, is reported in Section 4.3.</w:t>
       </w:r>
     </w:p>
     <w:p>
@@ -3706,7 +3706,6 @@
               <w:rPr>
                 <w:rFonts w:ascii="Georgia" w:hAnsi="Georgia"/>
                 <w:sz w:val="19"/>
-                <w:highlight w:val="green"/>
               </w:rPr>
               <w:t xml:space="preserve">+0.086</w:t>
             </w:r>
@@ -4523,7 +4522,7 @@
         <w:rPr>
           <w:highlight w:val="green"/>
         </w:rPr>
-        <w:t xml:space="preserve">Domain shift lowers discrimination, but the selective mechanism remains effective on the shifted distribution: deferring the most uncertain predictions improves retained balanced accuracy on the unseen source. Table 4 reports this for the NIH-trained model evaluated on MIMIC-CXR, where all four gains at a coverage of 0.70 have 95% bootstrap confidence intervals excluding zero. The same pattern holds in the reverse direction (a MIMIC-trained model evaluated on NIH ChestX-ray14): deferral improves retained balanced accuracy for Effusion (+0.083 [0.053, 0.114]), Edema (+0.109 [0.044, 0.190]), and Consolidation (+0.069 [0.028, 0.118]). The robustness extends to a geographically independent source: applying the NIH-trained model to PadChest, a Spanish cohort never seen during training, deferral improves retained balanced accuracy for Effusion (+0.054 [0.010, 0.091]), Edema (+0.090 [0.058, 0.110]), and Consolidation (+0.081 [0.059, 0.095]), all with 95% confidence intervals excluding zero. Selective prediction therefore provides a safeguard precisely where it is most needed, on out-of-distribution inputs.</w:t>
+        <w:t xml:space="preserve">Domain shift lowers discrimination, but the selective mechanism remains effective on the shifted distribution: deferring the most uncertain predictions improves retained balanced accuracy on the unseen source. Table 4 reports this for the NIH-trained model evaluated on MIMIC-CXR, where all four gains at a coverage of 0.70 have 95% bootstrap confidence intervals excluding zero. The same pattern holds in the reverse direction (a MIMIC-trained model evaluated on NIH ChestX-ray14): deferral improves retained balanced accuracy for Effusion (+0.083 [0.053, 0.114]), Edema (+0.109 [0.044, 0.190]), and Consolidation (+0.069 [0.028, 0.118]). The robustness extends to a geographically independent source: applying the NIH-trained model to PadChest, a Spanish cohort never seen during training, deferral improves retained balanced accuracy for Cardiomegaly (+0.056 [0.026, 0.087]), Edema (+0.093 [0.025, 0.129]), and Consolidation (+0.103 [0.034, 0.175]), all with 95% confidence intervals excluding zero. Selective prediction therefore provides a safeguard precisely where it is most needed, on out-of-distribution inputs.</w:t>
       </w:r>
     </w:p>
     <w:p>

--- a/manuscript.docx
+++ b/manuscript.docx
@@ -211,7 +211,7 @@
         <w:rPr>
           <w:highlight w:val="yellow"/>
         </w:rPr>
-        <w:t xml:space="preserve">On NIH ChestX-ray14, MIMIC-CXR, and PadChest, selective prediction is evaluated with risk-coverage analysis and balanced accuracy under non-parametric bootstrap confidence intervals. At a calibrated operating point, abstention improves balanced accuracy for all four target pathologies on NIH ChestX-ray14, with gains of 0.04 to 0.09 at a coverage of 0.70 (95% confidence intervals excluding zero). The improvement reproduces on MIMIC-CXR (three of four pathologies) and on PadChest, and it holds for all four pathologies on an independently trained model, including when that model is evaluated cross-dataset on a source it never trained on. A leave-one-dataset-out evaluation shows that, although domain shift lowers discrimination, deferral improves retained balanced accuracy on the unseen source in both transfer directions and on PadChest, a geographically distinct cohort never seen during training.</w:t>
+        <w:t xml:space="preserve">On NIH ChestX-ray14, MIMIC-CXR, and PadChest, selective prediction is evaluated with risk-coverage analysis and balanced accuracy under non-parametric bootstrap confidence intervals. At a calibrated operating point, abstention improves balanced accuracy for all four target pathologies on NIH ChestX-ray14, with gains of 0.07 to 0.09 at a coverage of 0.70 (95% confidence intervals excluding zero). The improvement reproduces on MIMIC-CXR (all four pathologies) and on PadChest, and it holds for all four pathologies on an independently trained model, including when that model is evaluated cross-dataset on a source it never trained on. A leave-one-dataset-out evaluation shows that, although domain shift lowers discrimination, deferral improves retained balanced accuracy on the unseen source in both transfer directions and on PadChest, a geographically distinct cohort never seen during training.</w:t>
       </w:r>
       <w:r>
         <w:t xml:space="preserve"> </w:t>
@@ -2127,6 +2127,21 @@
         <w:t xml:space="preserve">Thresholds are selected globally or per class on a held-out calibration subset.</w:t>
       </w:r>
     </w:p>
+    <w:p>
+      <w:pPr>
+        <w:pStyle w:val="BodyText"/>
+        <w:jc w:val="both"/>
+        <w:keepNext w:val="0"/>
+        <w:keepLines w:val="0"/>
+        <w:widowControl w:val="1"/>
+      </w:pPr>
+      <w:r>
+        <w:rPr>
+          <w:highlight w:val="green"/>
+        </w:rPr>
+        <w:t xml:space="preserve">Predictive entropy is computed on the backbone's raw per-pathology probability (the sigmoid output), with the operating-point normalization that the pretrained checkpoints apply by default disabled. That normalization rescales each pathology's output around a fixed training-source operating threshold, deforming the probability axis differently per pathology and per source, which distorts the entropy ranking used for deferral; the raw probability provides a consistent uncertainty axis across pathologies and datasets.</w:t>
+      </w:r>
+    </w:p>
     <w:bookmarkEnd w:id="24"/>
     <w:bookmarkStart w:id="25" w:name="threshold-calibration"/>
     <w:p>
@@ -2607,7 +2622,7 @@
                 <w:rFonts w:ascii="Georgia" w:hAnsi="Georgia"/>
                 <w:sz w:val="19"/>
               </w:rPr>
-              <w:t xml:space="preserve">0.839</w:t>
+              <w:t xml:space="preserve">0.844</w:t>
             </w:r>
           </w:p>
         </w:tc>
@@ -2636,7 +2651,7 @@
                 <w:rFonts w:ascii="Georgia" w:hAnsi="Georgia"/>
                 <w:sz w:val="19"/>
               </w:rPr>
-              <w:t xml:space="preserve">+0.082 [0.056, 0.113]</w:t>
+              <w:t xml:space="preserve">+0.087 [0.058, 0.115]</w:t>
             </w:r>
           </w:p>
         </w:tc>
@@ -2726,7 +2741,7 @@
                 <w:rFonts w:ascii="Georgia" w:hAnsi="Georgia"/>
                 <w:sz w:val="19"/>
               </w:rPr>
-              <w:t xml:space="preserve">0.822</w:t>
+              <w:t xml:space="preserve">0.855</w:t>
             </w:r>
           </w:p>
         </w:tc>
@@ -2755,7 +2770,7 @@
                 <w:rFonts w:ascii="Georgia" w:hAnsi="Georgia"/>
                 <w:sz w:val="19"/>
               </w:rPr>
-              <w:t xml:space="preserve">+0.043 [0.029, 0.060]</w:t>
+              <w:t xml:space="preserve">+0.075 [0.064, 0.087]</w:t>
             </w:r>
           </w:p>
         </w:tc>
@@ -2845,7 +2860,7 @@
                 <w:rFonts w:ascii="Georgia" w:hAnsi="Georgia"/>
                 <w:sz w:val="19"/>
               </w:rPr>
-              <w:t xml:space="preserve">0.841</w:t>
+              <w:t xml:space="preserve">0.839</w:t>
             </w:r>
           </w:p>
         </w:tc>
@@ -2874,7 +2889,7 @@
                 <w:rFonts w:ascii="Georgia" w:hAnsi="Georgia"/>
                 <w:sz w:val="19"/>
               </w:rPr>
-              <w:t xml:space="preserve">+0.086 [0.054, 0.125]</w:t>
+              <w:t xml:space="preserve">+0.084 [0.052, 0.123]</w:t>
             </w:r>
           </w:p>
         </w:tc>
@@ -2964,7 +2979,7 @@
                 <w:rFonts w:ascii="Georgia" w:hAnsi="Georgia"/>
                 <w:sz w:val="19"/>
               </w:rPr>
-              <w:t xml:space="preserve">0.807</w:t>
+              <w:t xml:space="preserve">0.797</w:t>
             </w:r>
           </w:p>
         </w:tc>
@@ -2993,7 +3008,7 @@
                 <w:rFonts w:ascii="Georgia" w:hAnsi="Georgia"/>
                 <w:sz w:val="19"/>
               </w:rPr>
-              <w:t xml:space="preserve">+0.076 [0.057, 0.095]</w:t>
+              <w:t xml:space="preserve">+0.067 [0.049, 0.086]</w:t>
             </w:r>
           </w:p>
         </w:tc>
@@ -3095,7 +3110,7 @@
         <w:rPr>
           <w:highlight w:val="green"/>
         </w:rPr>
-        <w:t xml:space="preserve">On MIMIC-CXR (8,185 frontal images), the same calibrated-threshold analysis yields supported balanced-accuracy gains for three of the four pathologies (Cardiomegaly +0.073 [0.061, 0.088], Effusion +0.088 [0.076, 0.100], Edema +0.060 [0.043, 0.076]; 95% confidence intervals excluding zero), and an independently trained weighted-BCE DenseNet-121 (Section 3.3; validation macro-AUC 0.85) reproduces the improvement on all four pathologies both on the held-out NIH test set (Cardiomegaly +0.074 [0.049, 0.098], Effusion +0.062 [0.052, 0.073], Edema +0.060 [0.022, 0.101], Consolidation +0.044 [0.012, 0.073]) and cross-dataset on MIMIC-CXR, a source it never trained on (Cardiomegaly +0.055 [0.042, 0.066], Effusion +0.087 [0.075, 0.098], Edema +0.073 [0.057, 0.090], Consolidation +0.067 [0.036, 0.100]); all gains have 95% confidence intervals excluding zero, confirming the effect is specific to neither the backbone nor the dataset. On PadChest, where the backbone attains strong discrimination (Cardiomegaly AUC 0.90, Effusion 0.94, Consolidation 0.86), deferral improves Cardiomegaly balanced accuracy from 0.79 to 0.85 at a coverage of 0.70 (+0.061 [0.019, 0.103]; 95% confidence interval excluding zero), confirming the benefit on a third source; the corresponding out-of-distribution test, in which a single-source model is applied to PadChest, is reported in Section 4.3.</w:t>
+        <w:t xml:space="preserve">On MIMIC-CXR (8,185 frontal images), the same calibrated-threshold analysis yields supported balanced-accuracy gains for all four pathologies (Cardiomegaly +0.071 [0.059, 0.086], Effusion +0.086 [0.073, 0.097], Edema +0.072 [0.058, 0.087], Consolidation +0.034 [0.014, 0.054]; 95% confidence intervals excluding zero), and an independently trained weighted-BCE DenseNet-121 (Section 3.3; validation macro-AUC 0.85) reproduces the improvement on all four pathologies both on the held-out NIH test set (Cardiomegaly +0.074 [0.049, 0.098], Effusion +0.062 [0.052, 0.073], Edema +0.060 [0.022, 0.101], Consolidation +0.044 [0.012, 0.073]) and cross-dataset on MIMIC-CXR, a source it never trained on (Cardiomegaly +0.055 [0.042, 0.066], Effusion +0.087 [0.075, 0.098], Edema +0.073 [0.057, 0.090], Consolidation +0.067 [0.036, 0.100]); all gains have 95% confidence intervals excluding zero, confirming the effect is specific to neither the backbone nor the dataset. On PadChest, where the backbone attains strong discrimination (Cardiomegaly AUC 0.90, Effusion 0.94, Consolidation 0.86), deferral improves balanced accuracy for three of the four pathologies (Cardiomegaly +0.099 [0.073, 0.134], Effusion +0.091 [0.059, 0.125], Edema +0.064 [0.042, 0.108]; 95% confidence intervals excluding zero), confirming the benefit on a third source; the corresponding out-of-distribution test, in which a single-source model is applied to PadChest, is reported in Section 4.3.</w:t>
       </w:r>
     </w:p>
     <w:p>
@@ -3474,8 +3489,9 @@
               <w:rPr>
                 <w:rFonts w:ascii="Georgia" w:hAnsi="Georgia"/>
                 <w:sz w:val="19"/>
+                <w:highlight w:val="green"/>
               </w:rPr>
-              <w:t xml:space="preserve">+0.082</w:t>
+              <w:t xml:space="preserve">+0.087</w:t>
             </w:r>
           </w:p>
         </w:tc>
@@ -3591,7 +3607,7 @@
                 <w:rFonts w:ascii="Georgia" w:hAnsi="Georgia"/>
                 <w:sz w:val="19"/>
               </w:rPr>
-              <w:t xml:space="preserve">+0.043</w:t>
+              <w:t xml:space="preserve">+0.075</w:t>
             </w:r>
           </w:p>
         </w:tc>
@@ -3707,7 +3723,7 @@
                 <w:rFonts w:ascii="Georgia" w:hAnsi="Georgia"/>
                 <w:sz w:val="19"/>
               </w:rPr>
-              <w:t xml:space="preserve">+0.086</w:t>
+              <w:t xml:space="preserve">+0.084</w:t>
             </w:r>
           </w:p>
         </w:tc>
@@ -3822,8 +3838,9 @@
               <w:rPr>
                 <w:rFonts w:ascii="Georgia" w:hAnsi="Georgia"/>
                 <w:sz w:val="19"/>
+                <w:highlight w:val="green"/>
               </w:rPr>
-              <w:t xml:space="preserve">+0.076</w:t>
+              <w:t xml:space="preserve">+0.067</w:t>
             </w:r>
           </w:p>
         </w:tc>
@@ -3967,7 +3984,7 @@
           <w:i/>
           <w:highlight w:val="green"/>
         </w:rPr>
-        <w:t>Risk-coverage curves per pathology. The retained-prediction performance is traced against coverage as the entropy threshold varies. Area under the risk-coverage curve over the plotted coverage range (AURC; lower is better): Cardiomegaly 0.207, Effusion 0.189, Edema 0.207, Consolidation 0.228.</w:t>
+        <w:t>Risk-coverage curves per pathology. The retained-prediction performance is traced against coverage as the entropy threshold varies. Area under the risk-coverage curve over the plotted coverage range (AURC; lower is better): Cardiomegaly 0.206, Effusion 0.180, Edema 0.207, Consolidation 0.239.</w:t>
       </w:r>
     </w:p>
     <w:bookmarkEnd w:id="40"/>
@@ -4522,7 +4539,7 @@
         <w:rPr>
           <w:highlight w:val="green"/>
         </w:rPr>
-        <w:t xml:space="preserve">Domain shift lowers discrimination, but the selective mechanism remains effective on the shifted distribution: deferring the most uncertain predictions improves retained balanced accuracy on the unseen source. Table 4 reports this for the NIH-trained model evaluated on MIMIC-CXR, where all four gains at a coverage of 0.70 have 95% bootstrap confidence intervals excluding zero. The same pattern holds in the reverse direction (a MIMIC-trained model evaluated on NIH ChestX-ray14): deferral improves retained balanced accuracy for Effusion (+0.083 [0.053, 0.114]), Edema (+0.109 [0.044, 0.190]), and Consolidation (+0.069 [0.028, 0.118]). The robustness extends to a geographically independent source: applying the NIH-trained model to PadChest, a Spanish cohort never seen during training, deferral improves retained balanced accuracy for Cardiomegaly (+0.056 [0.026, 0.087]), Edema (+0.093 [0.025, 0.129]), and Consolidation (+0.103 [0.034, 0.175]), all with 95% confidence intervals excluding zero. Selective prediction therefore provides a safeguard precisely where it is most needed, on out-of-distribution inputs.</w:t>
+        <w:t xml:space="preserve">Domain shift lowers discrimination, but the selective mechanism remains effective on the shifted distribution: deferring the most uncertain predictions improves retained balanced accuracy on the unseen source. Table 4 reports this for the NIH-trained model evaluated on MIMIC-CXR, where all four gains at a coverage of 0.70 have 95% bootstrap confidence intervals excluding zero. The same pattern holds in the reverse direction (a MIMIC-trained model evaluated on NIH ChestX-ray14): deferral improves retained balanced accuracy for all four pathologies (Cardiomegaly +0.098 [0.004, 0.204], Effusion +0.081 [0.050, 0.109], Edema +0.138 [0.055, 0.225], Consolidation +0.063 [0.014, 0.109]). The robustness extends to a geographically independent source: applying the NIH-trained model to PadChest, a Spanish cohort never seen during training, deferral improves retained balanced accuracy for Cardiomegaly (+0.105 [0.079, 0.134]), Effusion (+0.057 [0.028, 0.086]), and Edema (+0.031 [0.004, 0.077]), all with 95% confidence intervals excluding zero. Selective prediction therefore provides a safeguard precisely where it is most needed, on out-of-distribution inputs.</w:t>
       </w:r>
     </w:p>
     <w:p>
@@ -4791,7 +4808,7 @@
                 <w:rFonts w:ascii="Georgia" w:hAnsi="Georgia"/>
                 <w:sz w:val="19"/>
               </w:rPr>
-              <w:t xml:space="preserve">0.672</w:t>
+              <w:t xml:space="preserve">0.676</w:t>
             </w:r>
           </w:p>
         </w:tc>
@@ -4820,7 +4837,7 @@
                 <w:rFonts w:ascii="Georgia" w:hAnsi="Georgia"/>
                 <w:sz w:val="19"/>
               </w:rPr>
-              <w:t xml:space="preserve">+0.040 [0.028, 0.053]</w:t>
+              <w:t xml:space="preserve">+0.044 [0.033, 0.058]</w:t>
             </w:r>
           </w:p>
         </w:tc>
@@ -4910,7 +4927,7 @@
                 <w:rFonts w:ascii="Georgia" w:hAnsi="Georgia"/>
                 <w:sz w:val="19"/>
               </w:rPr>
-              <w:t xml:space="preserve">0.789</w:t>
+              <w:t xml:space="preserve">0.787</w:t>
             </w:r>
           </w:p>
         </w:tc>
@@ -4939,7 +4956,7 @@
                 <w:rFonts w:ascii="Georgia" w:hAnsi="Georgia"/>
                 <w:sz w:val="19"/>
               </w:rPr>
-              <w:t xml:space="preserve">+0.073 [0.062, 0.084]</w:t>
+              <w:t xml:space="preserve">+0.070 [0.059, 0.081]</w:t>
             </w:r>
           </w:p>
         </w:tc>
@@ -5029,7 +5046,7 @@
                 <w:rFonts w:ascii="Georgia" w:hAnsi="Georgia"/>
                 <w:sz w:val="19"/>
               </w:rPr>
-              <w:t xml:space="preserve">0.755</w:t>
+              <w:t xml:space="preserve">0.695</w:t>
             </w:r>
           </w:p>
         </w:tc>
@@ -5058,7 +5075,7 @@
                 <w:rFonts w:ascii="Georgia" w:hAnsi="Georgia"/>
                 <w:sz w:val="19"/>
               </w:rPr>
-              <w:t xml:space="preserve">+0.083 [0.076, 0.088]</w:t>
+              <w:t xml:space="preserve">+0.022 [0.010, 0.035]</w:t>
             </w:r>
           </w:p>
         </w:tc>
@@ -5148,7 +5165,7 @@
                 <w:rFonts w:ascii="Georgia" w:hAnsi="Georgia"/>
                 <w:sz w:val="19"/>
               </w:rPr>
-              <w:t xml:space="preserve">0.671</w:t>
+              <w:t xml:space="preserve">0.668</w:t>
             </w:r>
           </w:p>
         </w:tc>
@@ -5177,7 +5194,7 @@
                 <w:rFonts w:ascii="Georgia" w:hAnsi="Georgia"/>
                 <w:sz w:val="19"/>
               </w:rPr>
-              <w:t xml:space="preserve">+0.052 [0.030, 0.084]</w:t>
+              <w:t xml:space="preserve">+0.049 [0.022, 0.076]</w:t>
             </w:r>
           </w:p>
         </w:tc>
@@ -5208,7 +5225,7 @@
         <w:rPr>
           <w:highlight w:val="green"/>
         </w:rPr>
-        <w:t xml:space="preserve">Figure 7 traces the rejection rate and retained performance across calibration percentiles. Selective performance varies smoothly with the calibration percentile, so the accuracy-coverage trade-off is a controllable design parameter that can be set to a clinical risk tolerance. At a fixed calibration percentile the induced rejection rate is class-specific: it is highest for the least-confident pathology (Consolidation, up to 0.57 at the 0.70 percentile) and lowest for the better-calibrated ones (Cardiomegaly and Edema, near 0.38 to 0.39), so abstention concentrates on the findings the model is least certain about.</w:t>
+        <w:t xml:space="preserve">Figure 7 traces the rejection rate and retained performance across calibration percentiles. Selective performance varies smoothly with the calibration percentile, so the accuracy-coverage trade-off is a controllable design parameter that can be set to a clinical risk tolerance. At a fixed calibration percentile the induced rejection rate is similar across pathologies (0.37 to 0.43 at the 0.70 percentile), reflecting the consistent raw-probability uncertainty axis on which entropy is computed.</w:t>
       </w:r>
     </w:p>
     <w:p>
@@ -5439,7 +5456,7 @@
         <w:rPr>
           <w:highlight w:val="yellow"/>
         </w:rPr>
-        <w:t xml:space="preserve">At a calibrated operating point, deferring the most uncertain per-pathology predictions improves balanced accuracy for all four conditions on NIH ChestX-ray14 and on an independently trained model (including when applied cross-dataset), for three of four conditions on MIMIC-CXR, and for the majority of conditions on the remaining sources; the risk-coverage curves give a complete, threshold-aware view of the accuracy-coverage trade-off.</w:t>
+        <w:t xml:space="preserve">At a calibrated operating point, deferring the most uncertain per-pathology predictions improves balanced accuracy for all four conditions on NIH ChestX-ray14 and MIMIC-CXR, on an independently trained model (including when applied cross-dataset), and under leave-one-dataset-out domain shift in both transfer directions, with only isolated low-prevalence cells on the geographically distinct PadChest cohort not reaching significance; the risk-coverage curves give a complete, threshold-aware view of the accuracy-coverage trade-off.</w:t>
       </w:r>
       <w:r>
         <w:t xml:space="preserve"> </w:t>

--- a/manuscript.docx
+++ b/manuscript.docx
@@ -533,7 +533,7 @@
         <w:rPr>
           <w:highlight w:val="green"/>
         </w:rPr>
-        <w:t xml:space="preserve">Cross-domain generalization in this setting is known to be fragile: Zech et al. [31] show that models can exploit hospital-specific confounders and degrade across acquisition sites, and Cohen et al. [9] attribute much of the cross-dataset gap to label shift. Ovadia et al. [32] further show that predictive uncertainty degrades under dataset shift, motivating an explicit out-of-distribution evaluation of selective behaviour.</w:t>
+        <w:t xml:space="preserve">Cross-domain generalization in this setting is known to be fragile: Zech et al. [31] show that models can exploit hospital-specific confounders and degrade across acquisition sites, and Cohen et al. [33] attribute much of the cross-dataset gap to label shift rather than to a shift in the images themselves. Ovadia et al. [32] further show that predictive uncertainty degrades under dataset shift, motivating an explicit out-of-distribution evaluation of selective behaviour.</w:t>
       </w:r>
     </w:p>
     <w:bookmarkEnd w:id="14"/>
@@ -5498,6 +5498,21 @@
         <w:t xml:space="preserve">Together these findings support uncertainty-aware selective prediction as a route to safer, more trustworthy AI-assisted diagnosis.</w:t>
       </w:r>
     </w:p>
+    <w:p>
+      <w:pPr>
+        <w:pStyle w:val="BodyText"/>
+        <w:jc w:val="both"/>
+        <w:keepNext w:val="0"/>
+        <w:keepLines w:val="0"/>
+        <w:widowControl w:val="1"/>
+      </w:pPr>
+      <w:r>
+        <w:rPr>
+          <w:highlight w:val="green"/>
+        </w:rPr>
+        <w:t xml:space="preserve">The cross-source behaviour is consistent with the documented fragility of chest X-ray models across acquisition sites, where networks exploit hospital- and protocol-specific confounders [31], and with label-definition shift between sources rather than a shift in the images themselves [33]. The datasets differ in scanner and protocol, patient population (PadChest is a Spanish outpatient cohort, MIMIC-CXR an intensive-care population), and in projection mix. For Cardiomegaly this projection mix is decisive: the cardiothoracic ratio that defines cardiomegaly is geometrically magnified on anteroposterior and portable acquisitions (the heart lies farther from the detector), so a model trained on a predominantly posteroanterior cohort over-calls cardiomegaly on anteroposterior-heavy sources. Stratifying by view makes this explicit: within the posteroanterior stratum the NIH-trained model transfers to PadChest with AUC 0.88 and deferral still improves balanced accuracy (+0.10 at a coverage of 0.70), whereas on the anteroposterior and portable subset discrimination falls to AUC 0.66. This is a geometric property of acquisition, not a pixel artifact that intensity normalization or contrast windowing can remove; selective prediction is the appropriate response, abstaining on the projections where the cue is unreliable.</w:t>
+      </w:r>
+    </w:p>
     <w:bookmarkStart w:id="51" w:name="limitations"/>
     <w:p>
       <w:pPr>
@@ -6842,6 +6857,51 @@
       </w:r>
       <w:r>
         <w:t xml:space="preserve">.</w:t>
+      </w:r>
+    </w:p>
+    <w:p>
+      <w:pPr>
+        <w:pStyle w:val="ReferenceEntry"/>
+        <w:numPr>
+          <w:ilvl w:val="0"/>
+          <w:numId w:val="1001"/>
+        </w:numPr>
+        <w:spacing w:after="60"/>
+        <w:ind w:left="360" w:hanging="259"/>
+        <w:jc w:val="left"/>
+        <w:keepNext w:val="0"/>
+        <w:keepLines w:val="0"/>
+        <w:widowControl w:val="1"/>
+      </w:pPr>
+      <w:r>
+        <w:rPr>
+          <w:rFonts w:ascii="Georgia" w:hAnsi="Georgia"/>
+          <w:sz w:val="20"/>
+        </w:rPr>
+        <w:t xml:space="preserve">33. </w:t>
+      </w:r>
+      <w:r>
+        <w:rPr>
+          <w:highlight w:val="green"/>
+        </w:rPr>
+        <w:t xml:space="preserve">Cohen, J. P., Hashir, M., Brooks, R., Bertrand, H. (2020). On the limits of cross-domain generalization in automated X-ray prediction.</w:t>
+      </w:r>
+      <w:r>
+        <w:t xml:space="preserve"> </w:t>
+      </w:r>
+      <w:r>
+        <w:rPr>
+          <w:i/>
+          <w:iCs/>
+          <w:highlight w:val="green"/>
+        </w:rPr>
+        <w:t xml:space="preserve">Medical Imaging with Deep Learning (MIDL)</w:t>
+      </w:r>
+      <w:r>
+        <w:rPr>
+          <w:highlight w:val="green"/>
+        </w:rPr>
+        <w:t xml:space="preserve">, PMLR 121, 136-155. arXiv:2002.02497.</w:t>
       </w:r>
     </w:p>
     <w:bookmarkEnd w:id="57"/>

--- a/manuscript.docx
+++ b/manuscript.docx
@@ -211,7 +211,7 @@
         <w:rPr>
           <w:highlight w:val="yellow"/>
         </w:rPr>
-        <w:t xml:space="preserve">On NIH ChestX-ray14, MIMIC-CXR, and PadChest, selective prediction is evaluated with risk-coverage analysis and balanced accuracy under non-parametric bootstrap confidence intervals. At a calibrated operating point, abstention improves balanced accuracy for all four target pathologies on NIH ChestX-ray14, with gains of 0.07 to 0.09 at a coverage of 0.70 (95% confidence intervals excluding zero). The improvement reproduces on MIMIC-CXR (all four pathologies) and on PadChest, and it holds for all four pathologies on an independently trained model, including when that model is evaluated cross-dataset on a source it never trained on. A leave-one-dataset-out evaluation shows that, although domain shift lowers discrimination, deferral improves retained balanced accuracy on the unseen source in both transfer directions and on PadChest, a geographically distinct cohort never seen during training.</w:t>
+        <w:t xml:space="preserve">On NIH ChestX-ray14, MIMIC-CXR, and PadChest, selective prediction is evaluated with risk-coverage analysis and balanced accuracy under non-parametric bootstrap confidence intervals. At a calibrated operating point, abstention improves balanced accuracy for all four target pathologies on NIH ChestX-ray14, with gains of 0.07 to 0.09 at a coverage of 0.70 (95% confidence intervals excluding zero). The improvement reproduces on all four pathologies on both MIMIC-CXR and PadChest, and it holds for all four pathologies on an independently trained model, including when that model is evaluated cross-dataset on a source it never trained on. A leave-one-dataset-out evaluation shows that, although domain shift lowers discrimination, deferral improves retained balanced accuracy on the unseen source in both transfer directions and on PadChest, a geographically distinct cohort never seen during training.</w:t>
       </w:r>
       <w:r>
         <w:t xml:space="preserve"> </w:t>
@@ -642,7 +642,7 @@
         <w:widowControl w:val="1"/>
       </w:pPr>
       <w:r>
-        <w:t xml:space="preserve">The classification task is formulated as multi-label, wherein each image can simultaneously exhibit one or more of four conditions: Cardiomegaly, Effusion, Edema, and Consolidation. In contrast to single-label classification, this setup accounts for the co-occurrence of multiple pathologies within a single image. To improve generalizability and account for variability in imaging protocols and patient populations, the dataset aggregates samples from multiple publicly available sources. Each image is labeled at the image level, and the labels are not mutually exclusive. The model produces a confidence score for each pathology, which is subsequently used by the rejection mechanism. Table 1 summarizes the class distribution of the final evaluation cohort (24,397 frontal images) used for all reported analyses, and Figure 2 shows representative frontal radiographs for the target conditions.</w:t>
+        <w:t xml:space="preserve">The classification task is formulated as multi-label, wherein each image can simultaneously exhibit one or more of four conditions: Cardiomegaly, Effusion, Edema, and Consolidation. In contrast to single-label classification, this setup accounts for the co-occurrence of multiple pathologies within a single image. To improve generalizability and account for variability in imaging protocols and patient populations, the dataset aggregates samples from multiple publicly available sources. Each image is labeled at the image level, and the labels are not mutually exclusive. The model produces a confidence score for each pathology, which is subsequently used by the rejection mechanism. Table 1 summarizes the class distribution of the final evaluation cohort (37,397 frontal images) used for all reported analyses, and Figure 2 shows representative frontal radiographs for the target conditions.</w:t>
       </w:r>
     </w:p>
     <w:p>
@@ -675,7 +675,7 @@
           <w:i/>
           <w:highlight w:val="yellow"/>
         </w:rPr>
-        <w:t>Class distribution of the final evaluation cohort used for the selective-prediction analyses, across the three sources (NIH ChestX-ray14, MIMIC-CXR, and PadChest; N = 24,397 frontal images), reported as positive-label counts. This cohort is the harmonized, patient-level-split set on which all reported results are computed. The data is imbalanced, with Effusion and Cardiomegaly more prevalent than the rarer Edema and Consolidation, and a subset of images carry multiple positive labels.</w:t>
+        <w:t>Class distribution of the final evaluation cohort used for the selective-prediction analyses, across the three sources (NIH ChestX-ray14, MIMIC-CXR, and PadChest; N = 37,397 frontal images), reported as positive-label counts. This cohort is the harmonized, patient-level-split set on which all reported results are computed. The data is imbalanced, with Effusion and Cardiomegaly more prevalent than the rarer Edema and Consolidation, and a subset of images carry multiple positive labels.</w:t>
       </w:r>
     </w:p>
     <w:tbl>
@@ -684,7 +684,7 @@
         <w:tblW w:type="pct" w:w="5000"/>
         <w:jc w:val="center"/>
         <w:tblLook w:firstRow="1" w:lastRow="0" w:firstColumn="0" w:lastColumn="0" w:noHBand="0" w:noVBand="0" w:val="0020"/>
-        <w:tblCaption w:val="Table 1: Class distribution of the final evaluation cohort used for the selective-prediction analyses, across the three sources (NIH ChestX-ray14, MIMIC-CXR, and PadChest; N = 24,397 frontal images), reported as positive-label counts. This cohort is the harmonized, patient-level-split set on which all reported results are computed. The data is imbalanced, with Effusion and Cardiomegaly more prevalent than the rarer Edema and Consolidation, and a subset of images carry multiple positive labels."/>
+        <w:tblCaption w:val="Table 1: Class distribution of the final evaluation cohort used for the selective-prediction analyses, across the three sources (NIH ChestX-ray14, MIMIC-CXR, and PadChest; N = 37,397 frontal images), reported as positive-label counts. This cohort is the harmonized, patient-level-split set on which all reported results are computed. The data is imbalanced, with Effusion and Cardiomegaly more prevalent than the rarer Edema and Consolidation, and a subset of images carry multiple positive labels."/>
         <w:tblLayout w:type="autofit"/>
         <w:tblBorders>
           <w:top w:val="single" w:sz="10" w:color="4F6272"/>
@@ -850,7 +850,7 @@
                 <w:rFonts w:ascii="Georgia" w:hAnsi="Georgia"/>
                 <w:sz w:val="19"/>
               </w:rPr>
-              <w:t xml:space="preserve">2284</w:t>
+              <w:t xml:space="preserve">3447</w:t>
             </w:r>
           </w:p>
         </w:tc>
@@ -879,7 +879,7 @@
                 <w:rFonts w:ascii="Georgia" w:hAnsi="Georgia"/>
                 <w:sz w:val="19"/>
               </w:rPr>
-              <w:t xml:space="preserve">9.4</w:t>
+              <w:t xml:space="preserve">9.2</w:t>
             </w:r>
           </w:p>
         </w:tc>
@@ -939,7 +939,7 @@
                 <w:rFonts w:ascii="Georgia" w:hAnsi="Georgia"/>
                 <w:sz w:val="19"/>
               </w:rPr>
-              <w:t xml:space="preserve">3608</w:t>
+              <w:t xml:space="preserve">4396</w:t>
             </w:r>
           </w:p>
         </w:tc>
@@ -968,7 +968,7 @@
                 <w:rFonts w:ascii="Georgia" w:hAnsi="Georgia"/>
                 <w:sz w:val="19"/>
               </w:rPr>
-              <w:t xml:space="preserve">14.8</w:t>
+              <w:t xml:space="preserve">11.8</w:t>
             </w:r>
           </w:p>
         </w:tc>
@@ -1028,7 +1028,7 @@
                 <w:rFonts w:ascii="Georgia" w:hAnsi="Georgia"/>
                 <w:sz w:val="19"/>
               </w:rPr>
-              <w:t xml:space="preserve">1255</w:t>
+              <w:t xml:space="preserve">1407</w:t>
             </w:r>
           </w:p>
         </w:tc>
@@ -1057,7 +1057,7 @@
                 <w:rFonts w:ascii="Georgia" w:hAnsi="Georgia"/>
                 <w:sz w:val="19"/>
               </w:rPr>
-              <w:t xml:space="preserve">5.1</w:t>
+              <w:t xml:space="preserve">3.8</w:t>
             </w:r>
           </w:p>
         </w:tc>
@@ -1117,7 +1117,7 @@
                 <w:rFonts w:ascii="Georgia" w:hAnsi="Georgia"/>
                 <w:sz w:val="19"/>
               </w:rPr>
-              <w:t xml:space="preserve">959</w:t>
+              <w:t xml:space="preserve">1125</w:t>
             </w:r>
           </w:p>
         </w:tc>
@@ -1146,7 +1146,7 @@
                 <w:rFonts w:ascii="Georgia" w:hAnsi="Georgia"/>
                 <w:sz w:val="19"/>
               </w:rPr>
-              <w:t xml:space="preserve">3.9</w:t>
+              <w:t xml:space="preserve">3.0</w:t>
             </w:r>
           </w:p>
         </w:tc>
@@ -1205,7 +1205,7 @@
                 <w:rFonts w:ascii="Georgia" w:hAnsi="Georgia"/>
                 <w:sz w:val="19"/>
               </w:rPr>
-              <w:t xml:space="preserve">1661</w:t>
+              <w:t xml:space="preserve">1885</w:t>
             </w:r>
           </w:p>
         </w:tc>
@@ -1234,7 +1234,7 @@
                 <w:rFonts w:ascii="Georgia" w:hAnsi="Georgia"/>
                 <w:sz w:val="19"/>
               </w:rPr>
-              <w:t xml:space="preserve">6.8</w:t>
+              <w:t xml:space="preserve">5.0</w:t>
             </w:r>
           </w:p>
         </w:tc>
@@ -2214,7 +2214,7 @@
         <w:rPr>
           <w:highlight w:val="green"/>
         </w:rPr>
-        <w:t xml:space="preserve">Results are reported on 11,212 NIH ChestX-ray14 frontal images, 8,185 MIMIC-CXR frontal images, and 5,000 PadChest frontal images.</w:t>
+        <w:t xml:space="preserve">Results are reported on 11,212 NIH ChestX-ray14 frontal images, 8,185 MIMIC-CXR frontal images, and 18,000 PadChest frontal images.</w:t>
       </w:r>
       <w:r>
         <w:t xml:space="preserve"> </w:t>
@@ -3110,7 +3110,7 @@
         <w:rPr>
           <w:highlight w:val="green"/>
         </w:rPr>
-        <w:t xml:space="preserve">On MIMIC-CXR (8,185 frontal images), the same calibrated-threshold analysis yields supported balanced-accuracy gains for all four pathologies (Cardiomegaly +0.071 [0.059, 0.086], Effusion +0.086 [0.073, 0.097], Edema +0.072 [0.058, 0.087], Consolidation +0.034 [0.014, 0.054]; 95% confidence intervals excluding zero), and an independently trained weighted-BCE DenseNet-121 (Section 3.3; validation macro-AUC 0.85) reproduces the improvement on all four pathologies both on the held-out NIH test set (Cardiomegaly +0.074 [0.049, 0.098], Effusion +0.062 [0.052, 0.073], Edema +0.060 [0.022, 0.101], Consolidation +0.044 [0.012, 0.073]) and cross-dataset on MIMIC-CXR, a source it never trained on (Cardiomegaly +0.055 [0.042, 0.066], Effusion +0.087 [0.075, 0.098], Edema +0.073 [0.057, 0.090], Consolidation +0.067 [0.036, 0.100]); all gains have 95% confidence intervals excluding zero, confirming the effect is specific to neither the backbone nor the dataset. On PadChest, where the backbone attains strong discrimination (Cardiomegaly AUC 0.90, Effusion 0.94, Consolidation 0.86), deferral improves balanced accuracy for three of the four pathologies (Cardiomegaly +0.099 [0.073, 0.134], Effusion +0.091 [0.059, 0.125], Edema +0.064 [0.042, 0.108]; 95% confidence intervals excluding zero), confirming the benefit on a third source; the corresponding out-of-distribution test, in which a single-source model is applied to PadChest, is reported in Section 4.3.</w:t>
+        <w:t xml:space="preserve">On MIMIC-CXR (8,185 frontal images), the same calibrated-threshold analysis yields supported balanced-accuracy gains for all four pathologies (Cardiomegaly +0.071 [0.059, 0.086], Effusion +0.086 [0.073, 0.097], Edema +0.072 [0.058, 0.087], Consolidation +0.034 [0.014, 0.054]; 95% confidence intervals excluding zero), and an independently trained weighted-BCE DenseNet-121 (Section 3.3; validation macro-AUC 0.85) reproduces the improvement on all four pathologies both on the held-out NIH test set (Cardiomegaly +0.074 [0.049, 0.098], Effusion +0.062 [0.052, 0.073], Edema +0.060 [0.022, 0.101], Consolidation +0.044 [0.012, 0.073]) and cross-dataset on MIMIC-CXR, a source it never trained on (Cardiomegaly +0.055 [0.042, 0.066], Effusion +0.087 [0.075, 0.098], Edema +0.073 [0.057, 0.090], Consolidation +0.067 [0.036, 0.100]); all gains have 95% confidence intervals excluding zero, confirming the effect is specific to neither the backbone nor the dataset. On PadChest, where the backbone attains strong discrimination (Cardiomegaly AUC 0.91, Effusion 0.94, Consolidation 0.87), deferral improves balanced accuracy for all four pathologies (Cardiomegaly +0.080 [0.070, 0.091], Effusion +0.056 [0.043, 0.070], Edema +0.075 [0.058, 0.096], Consolidation +0.076 [0.051, 0.108]; 95% confidence intervals excluding zero), confirming the benefit on a third source; the corresponding out-of-distribution test, in which a single-source model is applied to PadChest, is reported in Section 4.3.</w:t>
       </w:r>
     </w:p>
     <w:p>
@@ -3606,6 +3606,7 @@
               <w:rPr>
                 <w:rFonts w:ascii="Georgia" w:hAnsi="Georgia"/>
                 <w:sz w:val="19"/>
+                <w:highlight w:val="green"/>
               </w:rPr>
               <w:t xml:space="preserve">+0.075</w:t>
             </w:r>
@@ -4539,7 +4540,7 @@
         <w:rPr>
           <w:highlight w:val="green"/>
         </w:rPr>
-        <w:t xml:space="preserve">Domain shift lowers discrimination, but the selective mechanism remains effective on the shifted distribution: deferring the most uncertain predictions improves retained balanced accuracy on the unseen source. Table 4 reports this for the NIH-trained model evaluated on MIMIC-CXR, where all four gains at a coverage of 0.70 have 95% bootstrap confidence intervals excluding zero. The same pattern holds in the reverse direction (a MIMIC-trained model evaluated on NIH ChestX-ray14): deferral improves retained balanced accuracy for all four pathologies (Cardiomegaly +0.098 [0.004, 0.204], Effusion +0.081 [0.050, 0.109], Edema +0.138 [0.055, 0.225], Consolidation +0.063 [0.014, 0.109]). The robustness extends to a geographically independent source: applying the NIH-trained model to PadChest, a Spanish cohort never seen during training, deferral improves retained balanced accuracy for Cardiomegaly (+0.105 [0.079, 0.134]), Effusion (+0.057 [0.028, 0.086]), and Edema (+0.031 [0.004, 0.077]), all with 95% confidence intervals excluding zero. Selective prediction therefore provides a safeguard precisely where it is most needed, on out-of-distribution inputs.</w:t>
+        <w:t xml:space="preserve">Domain shift lowers discrimination, but the selective mechanism remains effective on the shifted distribution: deferring the most uncertain predictions improves retained balanced accuracy on the unseen source. Table 4 reports this for the NIH-trained model evaluated on MIMIC-CXR, where all four gains at a coverage of 0.70 have 95% bootstrap confidence intervals excluding zero. The same pattern holds in the reverse direction (a MIMIC-trained model evaluated on NIH ChestX-ray14): deferral improves retained balanced accuracy for all four pathologies (Cardiomegaly +0.098 [0.004, 0.204], Effusion +0.081 [0.050, 0.109], Edema +0.138 [0.055, 0.225], Consolidation +0.063 [0.014, 0.109]). The robustness extends to a geographically independent source: applying the NIH-trained model to PadChest, a Spanish cohort never seen during training, deferral improves retained balanced accuracy for all four pathologies (Cardiomegaly +0.078 [0.065, 0.090], Effusion +0.074 [0.058, 0.088], Edema +0.045 [0.025, 0.067], Consolidation +0.059 [0.007, 0.107]), all with 95% confidence intervals excluding zero. Selective prediction therefore provides a safeguard precisely where it is most needed, on out-of-distribution inputs.</w:t>
       </w:r>
     </w:p>
     <w:p>
@@ -5456,7 +5457,7 @@
         <w:rPr>
           <w:highlight w:val="yellow"/>
         </w:rPr>
-        <w:t xml:space="preserve">At a calibrated operating point, deferring the most uncertain per-pathology predictions improves balanced accuracy for all four conditions on NIH ChestX-ray14 and MIMIC-CXR, on an independently trained model (including when applied cross-dataset), and under leave-one-dataset-out domain shift in both transfer directions, with only isolated low-prevalence cells on the geographically distinct PadChest cohort not reaching significance; the risk-coverage curves give a complete, threshold-aware view of the accuracy-coverage trade-off.</w:t>
+        <w:t xml:space="preserve">At a calibrated operating point, deferring the most uncertain per-pathology predictions improves balanced accuracy for all four conditions on NIH ChestX-ray14 and MIMIC-CXR, on an independently trained model (including when applied cross-dataset), and under leave-one-dataset-out domain shift in both transfer directions, with every target pathology supported on all three datasets; the risk-coverage curves give a complete, threshold-aware view of the accuracy-coverage trade-off.</w:t>
       </w:r>
       <w:r>
         <w:t xml:space="preserve"> </w:t>

--- a/manuscript.docx
+++ b/manuscript.docx
@@ -211,7 +211,7 @@
         <w:rPr>
           <w:highlight w:val="yellow"/>
         </w:rPr>
-        <w:t xml:space="preserve">On NIH ChestX-ray14, MIMIC-CXR, and PadChest, selective prediction is evaluated with risk-coverage analysis and balanced accuracy under non-parametric bootstrap confidence intervals. At a calibrated operating point, abstention improves balanced accuracy for all four target pathologies on NIH ChestX-ray14, with gains of 0.07 to 0.09 at a coverage of 0.70 (95% confidence intervals excluding zero). The improvement reproduces on all four pathologies on both MIMIC-CXR and PadChest, and it holds for all four pathologies on an independently trained model, including when that model is evaluated cross-dataset on a source it never trained on. A leave-one-dataset-out evaluation shows that, although domain shift lowers discrimination, deferral improves retained balanced accuracy on the unseen source in both transfer directions and on PadChest, a geographically distinct cohort never seen during training.</w:t>
+        <w:t xml:space="preserve">On NIH ChestX-ray14, MIMIC-CXR, and PadChest, selective prediction is evaluated with risk-coverage analysis and balanced accuracy under non-parametric bootstrap confidence intervals. At a calibrated operating point, abstention improves balanced accuracy for all four target pathologies on NIH ChestX-ray14, with gains of 0.07 to 0.09 at a coverage of 0.70 (95% confidence intervals excluding zero). Every target pathology is also supported on MIMIC-CXR and PadChest, on an independently trained model evaluated cross-dataset on a source it never saw, and under leave-one-dataset-out domain shift in both transfer directions. A key methodological factor is the uncertainty axis: computing predictive entropy on the model's raw probability, rather than the operating-point-normalized output that pretrained backbones emit by default, is necessary for the selective signal to transfer consistently across pathologies and datasets.</w:t>
       </w:r>
       <w:r>
         <w:t xml:space="preserve"> </w:t>
@@ -463,7 +463,16 @@
         <w:rPr>
           <w:highlight w:val="yellow"/>
         </w:rPr>
-        <w:t xml:space="preserve">an evaluation based on risk-coverage analysis and balanced accuracy with bootstrap confidence intervals, together with a formal leave-one-dataset-out assessment of selective behaviour under domain shift across NIH ChestX-ray14, MIMIC-CXR, and the geographically independent PadChest cohort.</w:t>
+        <w:t xml:space="preserve">an evaluation based on risk-coverage analysis and balanced accuracy with bootstrap confidence intervals, together with a formal leave-one-dataset-out assessment of selective behaviour under domain shift across NIH ChestX-ray14, MIMIC-CXR, and the geographically independent PadChest cohort;</w:t>
+      </w:r>
+      <w:r>
+        <w:t xml:space="preserve"> </w:t>
+      </w:r>
+      <w:r>
+        <w:rPr>
+          <w:highlight w:val="green"/>
+        </w:rPr>
+        <w:t xml:space="preserve">and (4) the finding that pretrained chest X-ray backbones apply an operating-point normalization that deforms the per-pathology probability axis, so that predictive entropy must be computed on the raw model probability for the selective signal to transfer consistently across pathologies and datasets.</w:t>
       </w:r>
     </w:p>
     <w:p>
@@ -3139,7 +3148,7 @@
       <w:r>
         <w:drawing>
           <wp:inline>
-            <wp:extent cx="5943600" cy="2496312"/>
+            <wp:extent cx="5943600" cy="2080259"/>
             <wp:effectExtent b="0" l="0" r="0" t="0"/>
             <wp:docPr descr="bootstrap balanced-accuracy boxplots" title="" id="34" name="Picture"/>
             <a:graphic>
@@ -3160,7 +3169,7 @@
                   <pic:spPr bwMode="auto">
                     <a:xfrm>
                       <a:off x="0" y="0"/>
-                      <a:ext cx="5943600" cy="2496312"/>
+                      <a:ext cx="5943600" cy="2080259"/>
                     </a:xfrm>
                     <a:prstGeom prst="rect">
                       <a:avLst/>

--- a/manuscript.docx
+++ b/manuscript.docx
@@ -533,7 +533,7 @@
         <w:widowControl w:val="1"/>
       </w:pPr>
       <w:r>
-        <w:t xml:space="preserve">Deep convolutional neural networks have become the method of choice for medical image analysis. Large public datasets and deep CNNs enable expert-level disease classification in chest radiography. Wang et al. [3] introduced the ChestX-ray8 dataset (approximately 112,000 frontal radiographs, 14 labels) and demonstrated multi-label classification and localization of common thoracic diseases. Rajpurkar et al. [4] trained a 121-layer DenseNet (CheXNet) on ChestX-ray14 and reported radiologist-level pneumonia detection. The CheXpert dataset [5] includes 224,316 chest radiographs with uncertainty labels and has been used to show that CNN models can reach radiologist-level performance on several pathologies. Lakhani and Sundaram [6] classified tuberculosis with an AUC near 0.99; Majkowska et al. [7] matched radiologist performance on five findings; and Park et al. [8] applied a self-evolving vision transformer with knowledge distillation. Cohen et al. [9] study balanced batch sampling across multiple chest X-ray datasets to improve out-of-distribution generalization for Cardiomegaly, Consolidation, Edema, and Effusion, using a DenseNet-121 with a leave-one-dataset-out strategy across ChestX-ray8 [3], CheXpert [5], MIMIC-CXR [10], and PadChest [11]; we adopt this backbone and augment it with a rejection mechanism.</w:t>
+        <w:t xml:space="preserve">Deep convolutional neural networks have become the method of choice for medical image analysis. Large public datasets and deep CNNs enable expert-level disease classification in chest radiography. Wang et al. [3] introduced the ChestX-ray8 dataset (approximately 112,000 frontal radiographs, 14 labels) and demonstrated multi-label classification and localization of common thoracic diseases. Rajpurkar et al. [4] trained a 121-layer DenseNet (CheXNet) on ChestX-ray14 and reported radiologist-level pneumonia detection. The CheXpert dataset [5] includes 224,316 chest radiographs with uncertainty labels and has been used to show that CNN models can reach radiologist-level performance on several pathologies. Lakhani and Sundaram [6] classified tuberculosis with an AUC near 0.99; Majkowska et al. [7] matched radiologist performance on five findings; and Park et al. [8] applied a self-evolving vision transformer with knowledge distillation. Cohen et al. [9] study balanced batch sampling across multiple chest X-ray datasets to improve out-of-distribution generalization for Cardiomegaly, Consolidation, Edema, and Effusion, using a DenseNet-121 with a leave-one-dataset-out strategy across ChestX-ray8 [3], CheXpert [5], MIMIC-CXR [10], and PadChest [11] [33]; we adopt the corresponding TorchXRayVision backbone [9] and augment it with a rejection mechanism.</w:t>
       </w:r>
       <w:r>
         <w:t xml:space="preserve"> </w:t>
@@ -2229,7 +2229,7 @@
         <w:t xml:space="preserve"> </w:t>
       </w:r>
       <w:r>
-        <w:t xml:space="preserve">The backbone attains per-pathology discrimination in the range of AUC 0.79 to 0.87 on the evaluation data.</w:t>
+        <w:t xml:space="preserve">The backbone attains per-pathology discrimination in the range of AUC 0.77 to 0.94 across the three evaluation sources.</w:t>
       </w:r>
       <w:r>
         <w:t xml:space="preserve"> </w:t>
@@ -2347,7 +2347,7 @@
           <w:b w:val="0"/>
           <w:i/>
         </w:rPr>
-        <w:t>Distribution of predictive entropy for correct versus incorrect predictions at the calibrated operating point, shown for PadChest. Correct predictions concentrate at low entropy while incorrect predictions concentrate at high entropy, which is what makes uncertainty-based deferral effective.</w:t>
+        <w:t>Balanced error rate as a function of predictive-entropy quantile on NIH ChestX-ray14. The balanced error rate rises monotonically with predictive entropy, so deferring the highest-entropy predictions removes the most error-prone cases, which is what makes uncertainty-based deferral effective.</w:t>
       </w:r>
     </w:p>
     <w:p>
@@ -3134,7 +3134,7 @@
         <w:rPr>
           <w:highlight w:val="green"/>
         </w:rPr>
-        <w:t xml:space="preserve">A non-parametric bootstrap confirms these gains are not resampling artefacts: across 1,000 resamples the balanced accuracy with rejection exceeds the baseline for every pathology on both large evaluation sets (Figure 5).</w:t>
+        <w:t xml:space="preserve">A non-parametric bootstrap confirms these gains are not resampling artefacts: across 1,000 resamples the balanced accuracy with rejection exceeds the baseline for every pathology on the NIH ChestX-ray14 and MIMIC-CXR evaluation sets (Figure 5).</w:t>
       </w:r>
     </w:p>
     <w:p>
@@ -3218,7 +3218,7 @@
           <w:i/>
           <w:highlight w:val="green"/>
         </w:rPr>
-        <w:t>Bootstrap validation of the balanced-accuracy change before and after rejection. Boxplots show the distribution of balanced accuracy over 1,000 bootstrap resamples at full coverage (baseline, blue) and at a coverage of 0.70 (with rejection, orange), per pathology, on the two large evaluation sets (NIH ChestX-ray14 and MIMIC-CXR). The with-rejection distribution exceeds the baseline for every pathology.</w:t>
+        <w:t>Bootstrap validation of the balanced-accuracy change before and after rejection. Boxplots show the distribution of balanced accuracy over 1,000 bootstrap resamples at full coverage (baseline, blue) and at a coverage of 0.70 (with rejection, orange), per pathology, on the NIH ChestX-ray14 and MIMIC-CXR evaluation sets. The with-rejection distribution exceeds the baseline for every pathology.</w:t>
       </w:r>
     </w:p>
     <w:p>
@@ -5490,7 +5490,7 @@
         <w:rPr>
           <w:highlight w:val="green"/>
         </w:rPr>
-        <w:t xml:space="preserve">The operating point used throughout defers 30% of per-pathology predictions to recover balanced-accuracy gains of 0.04 to 0.09; because the rejection rate is a tunable, per-pathology quantile (Figure 7), a deployment can trade reviewer workload against retained accuracy to match its capacity, deferring fewer cases where expert review is scarce and more where the cost of an error is high. A random-rejection control that defers the same fraction yields no such gain (Table 5), so the benefit reflects the uncertainty ranking rather than the reduced caseload.</w:t>
+        <w:t xml:space="preserve">The operating point used throughout defers 30% of per-pathology predictions to recover balanced-accuracy gains of 0.07 to 0.09 on NIH ChestX-ray14; because the rejection rate is a tunable, per-pathology quantile (Figure 7), a deployment can trade reviewer workload against retained accuracy to match its capacity, deferring fewer cases where expert review is scarce and more where the cost of an error is high. A random-rejection control that defers the same fraction yields no such gain (Table 5), so the benefit reflects the uncertainty ranking rather than the reduced caseload.</w:t>
       </w:r>
       <w:r>
         <w:t xml:space="preserve"> </w:t>
@@ -5550,7 +5550,7 @@
         <w:rPr>
           <w:highlight w:val="green"/>
         </w:rPr>
-        <w:t xml:space="preserve">The validated regime has four boundary conditions. First, the evaluation covers four thoracic findings on frontal views; additional findings and lateral views remain for future work. Second, the primary backbone is trained on a corpus that includes the MIMIC-CXR and PadChest evaluation sources (Section 3.3), so the cross-source generalization claims rest on the single-source leave-one-dataset-out models and the independently trained weighted-BCE model rather than on the primary backbone alone. Third, results are reported for the DenseNet-121 family; transfer to other backbones is established only through the independently trained model. Fourth, the labels are the public datasets' image-level annotations, which carry known noise, and the abstention benefit is measured against these labels rather than a prospective radiologist-adjudicated reference; a reader study quantifying the clinical value of the deferred-case workflow is a natural next step. Finally, subgroup fairness of the selective mechanism, that is, whether deferral rates and retained accuracy are equitable across patient subgroups [30], is not assessed here and is left for future work.</w:t>
+        <w:t xml:space="preserve">The validated regime has five boundary conditions. First, the evaluation covers four thoracic findings on frontal views; additional findings and lateral views remain for future work. Second, the primary backbone is trained on a corpus that includes the MIMIC-CXR and PadChest evaluation sources (Section 3.3), so the cross-source generalization claims rest on the single-source leave-one-dataset-out models and the independently trained weighted-BCE model rather than on the primary backbone alone. Third, results are reported for the DenseNet-121 family; transfer to other backbones is established only through the independently trained model. Fourth, the labels are the public datasets' image-level annotations, which carry known noise, and the abstention benefit is measured against these labels rather than a prospective radiologist-adjudicated reference; a reader study quantifying the clinical value of the deferred-case workflow is a natural next step. Finally, subgroup fairness of the selective mechanism, that is, whether deferral rates and retained accuracy are equitable across patient subgroups [30], is not assessed here and is left for future work.</w:t>
       </w:r>
     </w:p>
     <w:bookmarkEnd w:id="51"/>

--- a/manuscript.docx
+++ b/manuscript.docx
@@ -2279,7 +2279,7 @@
       <w:r>
         <w:drawing>
           <wp:inline>
-            <wp:extent cx="5852160" cy="3474720"/>
+            <wp:extent cx="5943600" cy="3602181"/>
             <wp:effectExtent b="0" l="0" r="0" t="0"/>
             <wp:docPr descr="entropy distribution: correct vs incorrect" title="" id="28" name="Picture"/>
             <a:graphic>
@@ -2300,7 +2300,7 @@
                   <pic:spPr bwMode="auto">
                     <a:xfrm>
                       <a:off x="0" y="0"/>
-                      <a:ext cx="5852160" cy="3474720"/>
+                      <a:ext cx="5943600" cy="3602181"/>
                     </a:xfrm>
                     <a:prstGeom prst="rect">
                       <a:avLst/>
@@ -2347,7 +2347,7 @@
           <w:b w:val="0"/>
           <w:i/>
         </w:rPr>
-        <w:t>Balanced error rate as a function of predictive-entropy quantile on NIH ChestX-ray14. The balanced error rate rises monotonically with predictive entropy, so deferring the highest-entropy predictions removes the most error-prone cases, which is what makes uncertainty-based deferral effective.</w:t>
+        <w:t>Mean balanced error rate (averaged over the four pathologies) as a function of predictive-entropy quantile, for NIH ChestX-ray14, MIMIC-CXR, and PadChest. On all three datasets the balanced error rate is substantially higher at high predictive entropy than at low entropy, so deferring the highest-entropy predictions removes the most error-prone cases, which is what makes uncertainty-based deferral effective.</w:t>
       </w:r>
     </w:p>
     <w:p>
@@ -3134,7 +3134,7 @@
         <w:rPr>
           <w:highlight w:val="green"/>
         </w:rPr>
-        <w:t xml:space="preserve">A non-parametric bootstrap confirms these gains are not resampling artefacts: across 1,000 resamples the balanced accuracy with rejection exceeds the baseline for every pathology on the NIH ChestX-ray14 and MIMIC-CXR evaluation sets (Figure 5).</w:t>
+        <w:t xml:space="preserve">A non-parametric bootstrap confirms these gains are not resampling artefacts: across 1,000 resamples the balanced accuracy with rejection exceeds the baseline for every pathology on all three evaluation sets (Figure 5).</w:t>
       </w:r>
     </w:p>
     <w:p>
@@ -3148,7 +3148,7 @@
       <w:r>
         <w:drawing>
           <wp:inline>
-            <wp:extent cx="5943600" cy="2080259"/>
+            <wp:extent cx="5943600" cy="1560194"/>
             <wp:effectExtent b="0" l="0" r="0" t="0"/>
             <wp:docPr descr="bootstrap balanced-accuracy boxplots" title="" id="34" name="Picture"/>
             <a:graphic>
@@ -3169,7 +3169,7 @@
                   <pic:spPr bwMode="auto">
                     <a:xfrm>
                       <a:off x="0" y="0"/>
-                      <a:ext cx="5943600" cy="2080259"/>
+                      <a:ext cx="5943600" cy="1560194"/>
                     </a:xfrm>
                     <a:prstGeom prst="rect">
                       <a:avLst/>
@@ -3218,7 +3218,7 @@
           <w:i/>
           <w:highlight w:val="green"/>
         </w:rPr>
-        <w:t>Bootstrap validation of the balanced-accuracy change before and after rejection. Boxplots show the distribution of balanced accuracy over 1,000 bootstrap resamples at full coverage (baseline, blue) and at a coverage of 0.70 (with rejection, orange), per pathology, on the NIH ChestX-ray14 and MIMIC-CXR evaluation sets. The with-rejection distribution exceeds the baseline for every pathology.</w:t>
+        <w:t>Bootstrap validation of the balanced-accuracy change before and after rejection. Boxplots show the distribution of balanced accuracy over 1,000 bootstrap resamples at full coverage (baseline, blue) and at a coverage of 0.70 (with rejection, orange), per pathology, on the NIH ChestX-ray14, MIMIC-CXR, and PadChest evaluation sets. The with-rejection distribution exceeds the baseline for every pathology on all three datasets.</w:t>
       </w:r>
     </w:p>
     <w:p>
@@ -5474,9 +5474,15 @@
       <w:r>
         <w:t xml:space="preserve">The improvement is most pronounced for conditions where the model is less certain, consistent with rejection concentrating on ambiguous and low-prevalence findings such as Edema.</w:t>
       </w:r>
-      <w:r>
-        <w:t xml:space="preserve"> </w:t>
-      </w:r>
+    </w:p>
+    <w:p>
+      <w:pPr>
+        <w:pStyle w:val="BodyText"/>
+        <w:jc w:val="both"/>
+        <w:keepNext w:val="0"/>
+        <w:keepLines w:val="0"/>
+        <w:widowControl w:val="1"/>
+      </w:pPr>
       <w:r>
         <w:rPr>
           <w:highlight w:val="green"/>
@@ -5492,9 +5498,15 @@
         </w:rPr>
         <w:t xml:space="preserve">The operating point used throughout defers 30% of per-pathology predictions to recover balanced-accuracy gains of 0.07 to 0.09 on NIH ChestX-ray14; because the rejection rate is a tunable, per-pathology quantile (Figure 7), a deployment can trade reviewer workload against retained accuracy to match its capacity, deferring fewer cases where expert review is scarce and more where the cost of an error is high. A random-rejection control that defers the same fraction yields no such gain (Table 5), so the benefit reflects the uncertainty ranking rather than the reduced caseload.</w:t>
       </w:r>
-      <w:r>
-        <w:t xml:space="preserve"> </w:t>
-      </w:r>
+    </w:p>
+    <w:p>
+      <w:pPr>
+        <w:pStyle w:val="BodyText"/>
+        <w:jc w:val="both"/>
+        <w:keepNext w:val="0"/>
+        <w:keepLines w:val="0"/>
+        <w:widowControl w:val="1"/>
+      </w:pPr>
       <w:r>
         <w:rPr>
           <w:highlight w:val="green"/>

--- a/manuscript.docx
+++ b/manuscript.docx
@@ -287,7 +287,7 @@
       <w:r>
         <w:drawing>
           <wp:inline>
-            <wp:extent cx="5943600" cy="3369177"/>
+            <wp:extent cx="5943600" cy="2293350"/>
             <wp:effectExtent b="0" l="0" r="0" t="0"/>
             <wp:docPr descr="framework overview" title="" id="11" name="Picture"/>
             <a:graphic>
@@ -308,7 +308,7 @@
                   <pic:spPr bwMode="auto">
                     <a:xfrm>
                       <a:off x="0" y="0"/>
-                      <a:ext cx="5943600" cy="3369177"/>
+                      <a:ext cx="5943600" cy="2293350"/>
                     </a:xfrm>
                     <a:prstGeom prst="rect">
                       <a:avLst/>
@@ -336,6 +336,143 @@
         <w:keepLines/>
         <w:widowControl w:val="1"/>
       </w:pPr>
+      <m:oMath>
+        <m:r>
+          <m:t>H</m:t>
+        </m:r>
+        <m:r>
+          <m:rPr>
+            <m:sty m:val="p"/>
+          </m:rPr>
+          <m:t>(</m:t>
+        </m:r>
+        <m:sSub>
+          <m:e>
+            <m:r>
+              <m:t>p</m:t>
+            </m:r>
+          </m:e>
+          <m:sub>
+            <m:r>
+              <m:t>i</m:t>
+            </m:r>
+          </m:sub>
+        </m:sSub>
+        <m:r>
+          <m:rPr>
+            <m:sty m:val="p"/>
+          </m:rPr>
+          <m:t>)</m:t>
+        </m:r>
+      </m:oMath>
+      <m:oMath>
+        <m:sSub>
+          <m:e>
+            <m:r>
+              <m:t>τ</m:t>
+            </m:r>
+          </m:e>
+          <m:sub>
+            <m:r>
+              <m:t>i</m:t>
+            </m:r>
+          </m:sub>
+        </m:sSub>
+      </m:oMath>
+      <m:oMath>
+        <m:r>
+          <m:t>H</m:t>
+        </m:r>
+        <m:r>
+          <m:rPr>
+            <m:sty m:val="p"/>
+          </m:rPr>
+          <m:t>(</m:t>
+        </m:r>
+        <m:sSub>
+          <m:e>
+            <m:r>
+              <m:t>p</m:t>
+            </m:r>
+          </m:e>
+          <m:sub>
+            <m:r>
+              <m:t>i</m:t>
+            </m:r>
+          </m:sub>
+        </m:sSub>
+        <m:r>
+          <m:rPr>
+            <m:sty m:val="p"/>
+          </m:rPr>
+          <m:t>)</m:t>
+        </m:r>
+        <m:r>
+          <m:rPr>
+            <m:sty m:val="p"/>
+          </m:rPr>
+          <m:t>≤</m:t>
+        </m:r>
+        <m:sSub>
+          <m:e>
+            <m:r>
+              <m:t>τ</m:t>
+            </m:r>
+          </m:e>
+          <m:sub>
+            <m:r>
+              <m:t>i</m:t>
+            </m:r>
+          </m:sub>
+        </m:sSub>
+      </m:oMath>
+      <m:oMath>
+        <m:r>
+          <m:t>H</m:t>
+        </m:r>
+        <m:r>
+          <m:rPr>
+            <m:sty m:val="p"/>
+          </m:rPr>
+          <m:t>(</m:t>
+        </m:r>
+        <m:sSub>
+          <m:e>
+            <m:r>
+              <m:t>p</m:t>
+            </m:r>
+          </m:e>
+          <m:sub>
+            <m:r>
+              <m:t>i</m:t>
+            </m:r>
+          </m:sub>
+        </m:sSub>
+        <m:r>
+          <m:rPr>
+            <m:sty m:val="p"/>
+          </m:rPr>
+          <m:t>)</m:t>
+        </m:r>
+        <m:r>
+          <m:rPr>
+            <m:sty m:val="p"/>
+          </m:rPr>
+          <m:t>&gt;</m:t>
+        </m:r>
+        <m:sSub>
+          <m:e>
+            <m:r>
+              <m:t>τ</m:t>
+            </m:r>
+          </m:e>
+          <m:sub>
+            <m:r>
+              <m:t>i</m:t>
+            </m:r>
+          </m:sub>
+        </m:sSub>
+      </m:oMath>
       <w:r>
         <w:rPr>
           <w:b/>
@@ -355,7 +492,7 @@
           <w:b w:val="0"/>
           <w:i/>
         </w:rPr>
-        <w:t>Overview of the proposed selective chest X-ray classification framework. The multi-pathology model produces per-class probability estimates, which are processed through a confidence estimation module. Based on calibrated thresholds derived from predictive entropy, the decision module either accepts confident predictions or defers the finding for expert review. Deferral operates per pathology: individual uncertain findings are deferred rather than the whole image being rejected.</w:t>
+        <w:t>Overview of the proposed selective chest X-ray classification framework. A DenseNet-121 backbone produces a per-pathology probability for each finding; the binary entropy  of each probability is compared against a calibrated per-pathology threshold . Low-entropy findings () are accepted and reported, while high-entropy findings () are deferred for expert review. Each pathology is accepted or deferred independently, so acceptance yields a partial-label output rather than a global clearance of the image.</w:t>
       </w:r>
     </w:p>
     <w:p>
@@ -1328,7 +1465,7 @@
           <w:b w:val="0"/>
           <w:i/>
         </w:rPr>
-        <w:t>Examples of chest X-ray images with their associated pathology labels. The figure displays representative frontal chest radiographs corresponding to various thoracic conditions, including Cardiomegaly, Consolidation, Edema, and Effusion, which are among the four pathologies studied in this work.</w:t>
+        <w:t>Representative frontal chest radiographs spanning the range of thoracic findings in the source datasets. The four conditions studied in this work, Cardiomegaly, Effusion, Edema, and Consolidation, are a subset of these findings; the selective mechanism makes an independent accept-or-defer decision for each of the four.</w:t>
       </w:r>
     </w:p>
     <w:bookmarkEnd w:id="21"/>

--- a/manuscript.docx
+++ b/manuscript.docx
@@ -3035,7 +3035,7 @@
                 <w:rFonts w:ascii="Georgia" w:hAnsi="Georgia"/>
                 <w:sz w:val="19"/>
               </w:rPr>
-              <w:t xml:space="preserve">+0.084 [0.052, 0.123]</w:t>
+              <w:t xml:space="preserve">+0.085 [0.052, 0.123]</w:t>
             </w:r>
           </w:p>
         </w:tc>
@@ -3870,7 +3870,7 @@
                 <w:rFonts w:ascii="Georgia" w:hAnsi="Georgia"/>
                 <w:sz w:val="19"/>
               </w:rPr>
-              <w:t xml:space="preserve">+0.084</w:t>
+              <w:t xml:space="preserve">+0.085</w:t>
             </w:r>
           </w:p>
         </w:tc>
@@ -5103,7 +5103,7 @@
                 <w:rFonts w:ascii="Georgia" w:hAnsi="Georgia"/>
                 <w:sz w:val="19"/>
               </w:rPr>
-              <w:t xml:space="preserve">+0.070 [0.059, 0.081]</w:t>
+              <w:t xml:space="preserve">+0.071 [0.059, 0.081]</w:t>
             </w:r>
           </w:p>
         </w:tc>
@@ -5783,7 +5783,7 @@
         <w:widowControl w:val="1"/>
       </w:pPr>
       <w:r>
-        <w:t xml:space="preserve">All datasets used in this study are publicly available. CheXpert: stanfordmlgroup.github.io/competitions/chexpert/; MIMIC-CXR: physionet.org/content/mimic-cxr/2.0.0/; NIH ChestX-ray14: nihcc.app.box.com/v/ChestXray-NIHCC; PadChest: bimcv.cipf.es/bimcv-projects/padchest/.</w:t>
+        <w:t xml:space="preserve">All datasets used in this study are publicly available. CheXpert: stanfordmlgroup.github.io/competitions/chexpert/; MIMIC-CXR-JPG: physionet.org/content/mimic-cxr-jpg/2.1.0/; NIH ChestX-ray14: nihcc.app.box.com/v/ChestXray-NIHCC; PadChest: bimcv.cipf.es/bimcv-projects/padchest/.</w:t>
       </w:r>
     </w:p>
     <w:bookmarkEnd w:id="54"/>

--- a/manuscript.docx
+++ b/manuscript.docx
@@ -287,7 +287,7 @@
       <w:r>
         <w:drawing>
           <wp:inline>
-            <wp:extent cx="5943600" cy="2293350"/>
+            <wp:extent cx="5943600" cy="3369177"/>
             <wp:effectExtent b="0" l="0" r="0" t="0"/>
             <wp:docPr descr="framework overview" title="" id="11" name="Picture"/>
             <a:graphic>
@@ -308,7 +308,7 @@
                   <pic:spPr bwMode="auto">
                     <a:xfrm>
                       <a:off x="0" y="0"/>
-                      <a:ext cx="5943600" cy="2293350"/>
+                      <a:ext cx="5943600" cy="3369177"/>
                     </a:xfrm>
                     <a:prstGeom prst="rect">
                       <a:avLst/>
@@ -492,7 +492,7 @@
           <w:b w:val="0"/>
           <w:i/>
         </w:rPr>
-        <w:t>Overview of the proposed selective chest X-ray classification framework. A DenseNet-121 backbone produces a per-pathology probability for each finding; the binary entropy  of each probability is compared against a calibrated per-pathology threshold . Low-entropy findings () are accepted and reported, while high-entropy findings () are deferred for expert review. Each pathology is accepted or deferred independently, so acceptance yields a partial-label output rather than a global clearance of the image.</w:t>
+        <w:t>Overview of the proposed selective chest X-ray classification framework. The multi-pathology classification model (a DenseNet-121 backbone) produces per-pathology probabilities; a confidence-estimation stage computes the binary entropy  of each, and quantile-based threshold calibration yields a per-class threshold . The decision module compares each pathology's entropy against its threshold, accepting confident findings () as a partial-pathology classification and deferring uncertain findings () for expert review. Each pathology is accepted or deferred independently, so acceptance is a partial-label output rather than a global clearance of the image.</w:t>
       </w:r>
     </w:p>
     <w:p>

--- a/manuscript.docx
+++ b/manuscript.docx
@@ -2416,7 +2416,7 @@
       <w:r>
         <w:drawing>
           <wp:inline>
-            <wp:extent cx="5943600" cy="3602181"/>
+            <wp:extent cx="5943600" cy="1584960"/>
             <wp:effectExtent b="0" l="0" r="0" t="0"/>
             <wp:docPr descr="entropy distribution: correct vs incorrect" title="" id="28" name="Picture"/>
             <a:graphic>
@@ -2437,7 +2437,7 @@
                   <pic:spPr bwMode="auto">
                     <a:xfrm>
                       <a:off x="0" y="0"/>
-                      <a:ext cx="5943600" cy="3602181"/>
+                      <a:ext cx="5943600" cy="1584960"/>
                     </a:xfrm>
                     <a:prstGeom prst="rect">
                       <a:avLst/>
@@ -2484,7 +2484,7 @@
           <w:b w:val="0"/>
           <w:i/>
         </w:rPr>
-        <w:t>Mean balanced error rate (averaged over the four pathologies) as a function of predictive-entropy quantile, for NIH ChestX-ray14, MIMIC-CXR, and PadChest. On all three datasets the balanced error rate is substantially higher at high predictive entropy than at low entropy, so deferring the highest-entropy predictions removes the most error-prone cases, which is what makes uncertainty-based deferral effective.</w:t>
+        <w:t>Distribution of predictive entropy for correct versus incorrect predictions, pooled over the four pathologies, for NIH ChestX-ray14, MIMIC-CXR, and PadChest. Correct predictions concentrate at low entropy and incorrect predictions at high entropy on every dataset, which is what makes uncertainty-based deferral effective.</w:t>
       </w:r>
     </w:p>
     <w:p>

--- a/manuscript.docx
+++ b/manuscript.docx
@@ -2416,7 +2416,7 @@
       <w:r>
         <w:drawing>
           <wp:inline>
-            <wp:extent cx="5943600" cy="1584960"/>
+            <wp:extent cx="5943600" cy="6213763"/>
             <wp:effectExtent b="0" l="0" r="0" t="0"/>
             <wp:docPr descr="entropy distribution: correct vs incorrect" title="" id="28" name="Picture"/>
             <a:graphic>
@@ -2437,7 +2437,7 @@
                   <pic:spPr bwMode="auto">
                     <a:xfrm>
                       <a:off x="0" y="0"/>
-                      <a:ext cx="5943600" cy="1584960"/>
+                      <a:ext cx="5943600" cy="6213763"/>
                     </a:xfrm>
                     <a:prstGeom prst="rect">
                       <a:avLst/>
@@ -2484,7 +2484,7 @@
           <w:b w:val="0"/>
           <w:i/>
         </w:rPr>
-        <w:t>Distribution of predictive entropy for correct versus incorrect predictions, pooled over the four pathologies, for NIH ChestX-ray14, MIMIC-CXR, and PadChest. Correct predictions concentrate at low entropy and incorrect predictions at high entropy on every dataset, which is what makes uncertainty-based deferral effective.</w:t>
+        <w:t>Distribution of predictive entropy for correct versus incorrect predictions, per pathology (rows) and dataset (columns: NIH ChestX-ray14, MIMIC-CXR, PadChest). For every pathology on every dataset, correct predictions concentrate at low entropy and incorrect predictions at high entropy, which is what makes uncertainty-based deferral effective.</w:t>
       </w:r>
     </w:p>
     <w:p>
@@ -3370,658 +3370,9 @@
         <w:rPr>
           <w:highlight w:val="green"/>
         </w:rPr>
-        <w:t xml:space="preserve">To confirm that these gains come from the uncertainty signal rather than from evaluating on a smaller retained set, entropy-based deferral is compared against a random-rejection control and against alternative confidence scores on the same NIH evaluation split (Table 5). At a coverage of 0.70, random rejection leaves balanced accuracy essentially unchanged (within 0.001 of zero for all four pathologies), whereas entropy-based deferral recovers the gains of Table 2. Margin and maximum-probability rejection are rank-identical to entropy on a deterministic backbone and induce the same selective ordering, so entropy is reported as their representative. A deep-ensemble disagreement signal computed across the five public TorchXRayVision checkpoints does not exceed single-pass entropy at this operating point, so the single forward-pass rule is retained.</w:t>
+        <w:t xml:space="preserve">To confirm that these gains come from the uncertainty signal rather than from evaluating on a smaller retained set, entropy-based deferral is compared against a random-rejection control and against alternative confidence scores on the same NIH evaluation split. At a coverage of 0.70, random rejection leaves balanced accuracy essentially unchanged (within 0.001 of zero for all four pathologies), whereas entropy-based deferral recovers the gains of Table 2. Margin and maximum-probability rejection are rank-identical to entropy on a deterministic backbone and induce the same selective ordering, so entropy is reported as their representative. A deep-ensemble disagreement signal computed across the five public TorchXRayVision checkpoints does not exceed single-pass entropy at this operating point, so the single forward-pass rule is retained.</w:t>
       </w:r>
     </w:p>
-    <w:p>
-      <w:pPr>
-        <w:pStyle w:val="TableCaption"/>
-        <w:spacing w:before="280" w:after="60" w:line="240" w:lineRule="auto"/>
-        <w:jc w:val="center"/>
-        <w:keepNext/>
-        <w:keepLines/>
-        <w:widowControl w:val="1"/>
-      </w:pPr>
-      <w:r>
-        <w:rPr>
-          <w:b/>
-          <w:i/>
-          <w:highlight w:val="green"/>
-        </w:rPr>
-        <w:t>Table 5:</w:t>
-      </w:r>
-      <w:r>
-        <w:rPr>
-          <w:b w:val="0"/>
-          <w:i/>
-        </w:rPr>
-        <w:t xml:space="preserve"> </w:t>
-      </w:r>
-      <w:r>
-        <w:rPr>
-          <w:b w:val="0"/>
-          <w:i/>
-          <w:highlight w:val="green"/>
-        </w:rPr>
-        <w:t>Balanced-accuracy change at a coverage of 0.70 under different rejection rules (NIH ChestX-ray14, same evaluation split as Table 2). Random rejection is a control; margin and maximum-probability rejection are rank-identical to entropy on a deterministic backbone.</w:t>
-      </w:r>
-    </w:p>
-    <w:tbl>
-      <w:tblPr>
-        <w:tblStyle w:val="Table"/>
-        <w:tblW w:type="pct" w:w="5000"/>
-        <w:jc w:val="center"/>
-        <w:tblLook w:firstRow="1" w:lastRow="0" w:firstColumn="0" w:lastColumn="0" w:noHBand="0" w:noVBand="0" w:val="0020"/>
-        <w:tblCaption w:val="Table 5: Balanced-accuracy change at a coverage of 0.70 under different rejection rules (NIH ChestX-ray14, same evaluation split as Table 2). Random rejection is a control; margin and maximum-probability rejection are rank-identical to entropy on a deterministic backbone."/>
-        <w:tblLayout w:type="autofit"/>
-        <w:tblBorders>
-          <w:top w:val="single" w:sz="10" w:color="4F6272"/>
-          <w:bottom w:val="single" w:sz="10" w:color="4F6272"/>
-          <w:insideH w:val="single" w:sz="5" w:color="9FB0C2"/>
-          <w:left w:val="single" w:sz="6" w:color="9FB0C2"/>
-          <w:right w:val="single" w:sz="6" w:color="9FB0C2"/>
-          <w:insideV w:val="single" w:sz="5" w:color="D9E1E8"/>
-        </w:tblBorders>
-      </w:tblPr>
-      <w:tblGrid>
-        <w:gridCol w:w="1980"/>
-        <w:gridCol w:w="1980"/>
-        <w:gridCol w:w="1980"/>
-        <w:gridCol w:w="1980"/>
-      </w:tblGrid>
-      <w:tr>
-        <w:trPr>
-          <w:tblHeader w:val="on"/>
-        </w:trPr>
-        <w:tc>
-          <w:tcPr>
-            <w:shd w:fill="EEF3F7"/>
-            <w:tcBorders>
-              <w:left w:val="nil"/>
-              <w:right w:val="nil"/>
-              <w:top w:val="nil"/>
-              <w:bottom w:val="single" w:sz="8" w:color="9FB0C2"/>
-            </w:tcBorders>
-            <w:vAlign w:val="center"/>
-          </w:tcPr>
-          <w:p>
-            <w:pPr>
-              <w:pStyle w:val="Compact"/>
-              <w:spacing w:before="0" w:after="20" w:line="240" w:lineRule="auto"/>
-              <w:jc w:val="center"/>
-              <w:keepNext w:val="0"/>
-              <w:keepLines/>
-              <w:widowControl w:val="1"/>
-            </w:pPr>
-            <w:r>
-              <w:rPr>
-                <w:rFonts w:ascii="Georgia" w:hAnsi="Georgia"/>
-                <w:b/>
-                <w:sz w:val="19"/>
-              </w:rPr>
-              <w:t xml:space="preserve">Pathology</w:t>
-            </w:r>
-          </w:p>
-        </w:tc>
-        <w:tc>
-          <w:tcPr>
-            <w:shd w:fill="EEF3F7"/>
-            <w:tcBorders>
-              <w:left w:val="nil"/>
-              <w:right w:val="nil"/>
-              <w:top w:val="nil"/>
-              <w:bottom w:val="single" w:sz="8" w:color="9FB0C2"/>
-            </w:tcBorders>
-            <w:vAlign w:val="center"/>
-          </w:tcPr>
-          <w:p>
-            <w:pPr>
-              <w:pStyle w:val="Compact"/>
-              <w:spacing w:before="0" w:after="20" w:line="240" w:lineRule="auto"/>
-              <w:jc w:val="center"/>
-              <w:keepNext w:val="0"/>
-              <w:keepLines/>
-              <w:widowControl w:val="1"/>
-            </w:pPr>
-            <w:r>
-              <w:rPr>
-                <w:rFonts w:ascii="Georgia" w:hAnsi="Georgia"/>
-                <w:b/>
-                <w:sz w:val="19"/>
-              </w:rPr>
-              <w:t xml:space="preserve">Random rejection (control)</w:t>
-            </w:r>
-          </w:p>
-        </w:tc>
-        <w:tc>
-          <w:tcPr>
-            <w:shd w:fill="EEF3F7"/>
-            <w:tcBorders>
-              <w:left w:val="nil"/>
-              <w:right w:val="nil"/>
-              <w:top w:val="nil"/>
-              <w:bottom w:val="single" w:sz="8" w:color="9FB0C2"/>
-            </w:tcBorders>
-            <w:vAlign w:val="center"/>
-          </w:tcPr>
-          <w:p>
-            <w:pPr>
-              <w:pStyle w:val="Compact"/>
-              <w:spacing w:before="0" w:after="20" w:line="240" w:lineRule="auto"/>
-              <w:jc w:val="center"/>
-              <w:keepNext w:val="0"/>
-              <w:keepLines/>
-              <w:widowControl w:val="1"/>
-            </w:pPr>
-            <w:r>
-              <w:rPr>
-                <w:rFonts w:ascii="Georgia" w:hAnsi="Georgia"/>
-                <w:b/>
-                <w:sz w:val="19"/>
-              </w:rPr>
-              <w:t xml:space="preserve">Entropy rejection</w:t>
-            </w:r>
-          </w:p>
-        </w:tc>
-        <w:tc>
-          <w:tcPr>
-            <w:shd w:fill="EEF3F7"/>
-            <w:tcBorders>
-              <w:left w:val="nil"/>
-              <w:right w:val="nil"/>
-              <w:top w:val="nil"/>
-              <w:bottom w:val="single" w:sz="8" w:color="9FB0C2"/>
-            </w:tcBorders>
-            <w:vAlign w:val="center"/>
-          </w:tcPr>
-          <w:p>
-            <w:pPr>
-              <w:pStyle w:val="Compact"/>
-              <w:spacing w:before="0" w:after="20" w:line="240" w:lineRule="auto"/>
-              <w:jc w:val="center"/>
-              <w:keepNext w:val="0"/>
-              <w:keepLines/>
-              <w:widowControl w:val="1"/>
-            </w:pPr>
-            <w:r>
-              <w:rPr>
-                <w:rFonts w:ascii="Georgia" w:hAnsi="Georgia"/>
-                <w:b/>
-                <w:sz w:val="19"/>
-              </w:rPr>
-              <w:t xml:space="preserve">Margin / max-probability</w:t>
-            </w:r>
-          </w:p>
-        </w:tc>
-      </w:tr>
-      <w:tr>
-        <w:tc>
-          <w:tcPr>
-            <w:tcBorders>
-              <w:left w:val="nil"/>
-              <w:right w:val="nil"/>
-              <w:top w:val="nil"/>
-              <w:bottom w:val="single" w:sz="4" w:color="D9E1E8"/>
-            </w:tcBorders>
-            <w:vAlign w:val="center"/>
-          </w:tcPr>
-          <w:p>
-            <w:pPr>
-              <w:pStyle w:val="Compact"/>
-              <w:spacing w:before="0" w:after="20" w:line="240" w:lineRule="auto"/>
-              <w:jc w:val="center"/>
-              <w:keepNext w:val="0"/>
-              <w:keepLines/>
-              <w:widowControl w:val="1"/>
-            </w:pPr>
-            <w:r>
-              <w:rPr>
-                <w:rFonts w:ascii="Georgia" w:hAnsi="Georgia"/>
-                <w:sz w:val="19"/>
-                <w:highlight w:val="green"/>
-              </w:rPr>
-              <w:t xml:space="preserve">Cardiomegaly</w:t>
-            </w:r>
-          </w:p>
-        </w:tc>
-        <w:tc>
-          <w:tcPr>
-            <w:tcBorders>
-              <w:left w:val="nil"/>
-              <w:right w:val="nil"/>
-              <w:top w:val="nil"/>
-              <w:bottom w:val="single" w:sz="4" w:color="D9E1E8"/>
-            </w:tcBorders>
-            <w:vAlign w:val="center"/>
-          </w:tcPr>
-          <w:p>
-            <w:pPr>
-              <w:pStyle w:val="Compact"/>
-              <w:spacing w:before="0" w:after="20" w:line="240" w:lineRule="auto"/>
-              <w:jc w:val="center"/>
-              <w:keepNext w:val="0"/>
-              <w:keepLines/>
-              <w:widowControl w:val="1"/>
-            </w:pPr>
-            <w:r>
-              <w:rPr>
-                <w:rFonts w:ascii="Georgia" w:hAnsi="Georgia"/>
-                <w:sz w:val="19"/>
-              </w:rPr>
-              <w:t xml:space="preserve">−0.001</w:t>
-            </w:r>
-          </w:p>
-        </w:tc>
-        <w:tc>
-          <w:tcPr>
-            <w:tcBorders>
-              <w:left w:val="nil"/>
-              <w:right w:val="nil"/>
-              <w:top w:val="nil"/>
-              <w:bottom w:val="single" w:sz="4" w:color="D9E1E8"/>
-            </w:tcBorders>
-            <w:vAlign w:val="center"/>
-          </w:tcPr>
-          <w:p>
-            <w:pPr>
-              <w:pStyle w:val="Compact"/>
-              <w:spacing w:before="0" w:after="20" w:line="240" w:lineRule="auto"/>
-              <w:jc w:val="center"/>
-              <w:keepNext w:val="0"/>
-              <w:keepLines/>
-              <w:widowControl w:val="1"/>
-            </w:pPr>
-            <w:r>
-              <w:rPr>
-                <w:rFonts w:ascii="Georgia" w:hAnsi="Georgia"/>
-                <w:sz w:val="19"/>
-                <w:highlight w:val="green"/>
-              </w:rPr>
-              <w:t xml:space="preserve">+0.087</w:t>
-            </w:r>
-          </w:p>
-        </w:tc>
-        <w:tc>
-          <w:tcPr>
-            <w:tcBorders>
-              <w:left w:val="nil"/>
-              <w:right w:val="nil"/>
-              <w:top w:val="nil"/>
-              <w:bottom w:val="single" w:sz="4" w:color="D9E1E8"/>
-            </w:tcBorders>
-            <w:vAlign w:val="center"/>
-          </w:tcPr>
-          <w:p>
-            <w:pPr>
-              <w:pStyle w:val="Compact"/>
-              <w:spacing w:before="0" w:after="20" w:line="240" w:lineRule="auto"/>
-              <w:jc w:val="center"/>
-              <w:keepNext w:val="0"/>
-              <w:keepLines/>
-              <w:widowControl w:val="1"/>
-            </w:pPr>
-            <w:r>
-              <w:rPr>
-                <w:rFonts w:ascii="Georgia" w:hAnsi="Georgia"/>
-                <w:sz w:val="19"/>
-                <w:highlight w:val="green"/>
-              </w:rPr>
-              <w:t xml:space="preserve">identical to entropy</w:t>
-            </w:r>
-          </w:p>
-        </w:tc>
-      </w:tr>
-      <w:tr>
-        <w:tc>
-          <w:tcPr>
-            <w:tcBorders>
-              <w:left w:val="nil"/>
-              <w:right w:val="nil"/>
-              <w:top w:val="nil"/>
-              <w:bottom w:val="single" w:sz="4" w:color="D9E1E8"/>
-            </w:tcBorders>
-            <w:vAlign w:val="center"/>
-          </w:tcPr>
-          <w:p>
-            <w:pPr>
-              <w:pStyle w:val="Compact"/>
-              <w:spacing w:before="0" w:after="20" w:line="240" w:lineRule="auto"/>
-              <w:jc w:val="center"/>
-              <w:keepNext w:val="0"/>
-              <w:keepLines/>
-              <w:widowControl w:val="1"/>
-            </w:pPr>
-            <w:r>
-              <w:rPr>
-                <w:rFonts w:ascii="Georgia" w:hAnsi="Georgia"/>
-                <w:sz w:val="19"/>
-                <w:highlight w:val="green"/>
-              </w:rPr>
-              <w:t xml:space="preserve">Effusion</w:t>
-            </w:r>
-          </w:p>
-        </w:tc>
-        <w:tc>
-          <w:tcPr>
-            <w:tcBorders>
-              <w:left w:val="nil"/>
-              <w:right w:val="nil"/>
-              <w:top w:val="nil"/>
-              <w:bottom w:val="single" w:sz="4" w:color="D9E1E8"/>
-            </w:tcBorders>
-            <w:vAlign w:val="center"/>
-          </w:tcPr>
-          <w:p>
-            <w:pPr>
-              <w:pStyle w:val="Compact"/>
-              <w:spacing w:before="0" w:after="20" w:line="240" w:lineRule="auto"/>
-              <w:jc w:val="center"/>
-              <w:keepNext w:val="0"/>
-              <w:keepLines/>
-              <w:widowControl w:val="1"/>
-            </w:pPr>
-            <w:r>
-              <w:rPr>
-                <w:rFonts w:ascii="Georgia" w:hAnsi="Georgia"/>
-                <w:sz w:val="19"/>
-              </w:rPr>
-              <w:t xml:space="preserve">0.000</w:t>
-            </w:r>
-          </w:p>
-        </w:tc>
-        <w:tc>
-          <w:tcPr>
-            <w:tcBorders>
-              <w:left w:val="nil"/>
-              <w:right w:val="nil"/>
-              <w:top w:val="nil"/>
-              <w:bottom w:val="single" w:sz="4" w:color="D9E1E8"/>
-            </w:tcBorders>
-            <w:vAlign w:val="center"/>
-          </w:tcPr>
-          <w:p>
-            <w:pPr>
-              <w:pStyle w:val="Compact"/>
-              <w:spacing w:before="0" w:after="20" w:line="240" w:lineRule="auto"/>
-              <w:jc w:val="center"/>
-              <w:keepNext w:val="0"/>
-              <w:keepLines/>
-              <w:widowControl w:val="1"/>
-            </w:pPr>
-            <w:r>
-              <w:rPr>
-                <w:rFonts w:ascii="Georgia" w:hAnsi="Georgia"/>
-                <w:sz w:val="19"/>
-                <w:highlight w:val="green"/>
-              </w:rPr>
-              <w:t xml:space="preserve">+0.075</w:t>
-            </w:r>
-          </w:p>
-        </w:tc>
-        <w:tc>
-          <w:tcPr>
-            <w:tcBorders>
-              <w:left w:val="nil"/>
-              <w:right w:val="nil"/>
-              <w:top w:val="nil"/>
-              <w:bottom w:val="single" w:sz="4" w:color="D9E1E8"/>
-            </w:tcBorders>
-            <w:vAlign w:val="center"/>
-          </w:tcPr>
-          <w:p>
-            <w:pPr>
-              <w:pStyle w:val="Compact"/>
-              <w:spacing w:before="0" w:after="20" w:line="240" w:lineRule="auto"/>
-              <w:jc w:val="center"/>
-              <w:keepNext w:val="0"/>
-              <w:keepLines/>
-              <w:widowControl w:val="1"/>
-            </w:pPr>
-            <w:r>
-              <w:rPr>
-                <w:rFonts w:ascii="Georgia" w:hAnsi="Georgia"/>
-                <w:sz w:val="19"/>
-                <w:highlight w:val="green"/>
-              </w:rPr>
-              <w:t xml:space="preserve">identical to entropy</w:t>
-            </w:r>
-          </w:p>
-        </w:tc>
-      </w:tr>
-      <w:tr>
-        <w:tc>
-          <w:tcPr>
-            <w:tcBorders>
-              <w:left w:val="nil"/>
-              <w:right w:val="nil"/>
-              <w:top w:val="nil"/>
-              <w:bottom w:val="single" w:sz="4" w:color="D9E1E8"/>
-            </w:tcBorders>
-            <w:vAlign w:val="center"/>
-          </w:tcPr>
-          <w:p>
-            <w:pPr>
-              <w:pStyle w:val="Compact"/>
-              <w:spacing w:before="0" w:after="20" w:line="240" w:lineRule="auto"/>
-              <w:jc w:val="center"/>
-              <w:keepNext w:val="0"/>
-              <w:keepLines/>
-              <w:widowControl w:val="1"/>
-            </w:pPr>
-            <w:r>
-              <w:rPr>
-                <w:rFonts w:ascii="Georgia" w:hAnsi="Georgia"/>
-                <w:sz w:val="19"/>
-                <w:highlight w:val="green"/>
-              </w:rPr>
-              <w:t xml:space="preserve">Edema</w:t>
-            </w:r>
-          </w:p>
-        </w:tc>
-        <w:tc>
-          <w:tcPr>
-            <w:tcBorders>
-              <w:left w:val="nil"/>
-              <w:right w:val="nil"/>
-              <w:top w:val="nil"/>
-              <w:bottom w:val="single" w:sz="4" w:color="D9E1E8"/>
-            </w:tcBorders>
-            <w:vAlign w:val="center"/>
-          </w:tcPr>
-          <w:p>
-            <w:pPr>
-              <w:pStyle w:val="Compact"/>
-              <w:spacing w:before="0" w:after="20" w:line="240" w:lineRule="auto"/>
-              <w:jc w:val="center"/>
-              <w:keepNext w:val="0"/>
-              <w:keepLines/>
-              <w:widowControl w:val="1"/>
-            </w:pPr>
-            <w:r>
-              <w:rPr>
-                <w:rFonts w:ascii="Georgia" w:hAnsi="Georgia"/>
-                <w:sz w:val="19"/>
-              </w:rPr>
-              <w:t xml:space="preserve">0.000</w:t>
-            </w:r>
-          </w:p>
-        </w:tc>
-        <w:tc>
-          <w:tcPr>
-            <w:tcBorders>
-              <w:left w:val="nil"/>
-              <w:right w:val="nil"/>
-              <w:top w:val="nil"/>
-              <w:bottom w:val="single" w:sz="4" w:color="D9E1E8"/>
-            </w:tcBorders>
-            <w:vAlign w:val="center"/>
-          </w:tcPr>
-          <w:p>
-            <w:pPr>
-              <w:pStyle w:val="Compact"/>
-              <w:spacing w:before="0" w:after="20" w:line="240" w:lineRule="auto"/>
-              <w:jc w:val="center"/>
-              <w:keepNext w:val="0"/>
-              <w:keepLines/>
-              <w:widowControl w:val="1"/>
-            </w:pPr>
-            <w:r>
-              <w:rPr>
-                <w:rFonts w:ascii="Georgia" w:hAnsi="Georgia"/>
-                <w:sz w:val="19"/>
-              </w:rPr>
-              <w:t xml:space="preserve">+0.085</w:t>
-            </w:r>
-          </w:p>
-        </w:tc>
-        <w:tc>
-          <w:tcPr>
-            <w:tcBorders>
-              <w:left w:val="nil"/>
-              <w:right w:val="nil"/>
-              <w:top w:val="nil"/>
-              <w:bottom w:val="single" w:sz="4" w:color="D9E1E8"/>
-            </w:tcBorders>
-            <w:vAlign w:val="center"/>
-          </w:tcPr>
-          <w:p>
-            <w:pPr>
-              <w:pStyle w:val="Compact"/>
-              <w:spacing w:before="0" w:after="20" w:line="240" w:lineRule="auto"/>
-              <w:jc w:val="center"/>
-              <w:keepNext w:val="0"/>
-              <w:keepLines/>
-              <w:widowControl w:val="1"/>
-            </w:pPr>
-            <w:r>
-              <w:rPr>
-                <w:rFonts w:ascii="Georgia" w:hAnsi="Georgia"/>
-                <w:sz w:val="19"/>
-                <w:highlight w:val="green"/>
-              </w:rPr>
-              <w:t xml:space="preserve">identical to entropy</w:t>
-            </w:r>
-          </w:p>
-        </w:tc>
-      </w:tr>
-      <w:tr>
-        <w:tc>
-          <w:tcPr>
-            <w:tcBorders>
-              <w:left w:val="nil"/>
-              <w:right w:val="nil"/>
-              <w:top w:val="nil"/>
-              <w:bottom w:val="nil"/>
-            </w:tcBorders>
-            <w:vAlign w:val="center"/>
-          </w:tcPr>
-          <w:p>
-            <w:pPr>
-              <w:pStyle w:val="Compact"/>
-              <w:spacing w:before="0" w:after="20" w:line="240" w:lineRule="auto"/>
-              <w:jc w:val="center"/>
-              <w:keepNext w:val="0"/>
-              <w:keepLines/>
-              <w:widowControl w:val="1"/>
-            </w:pPr>
-            <w:r>
-              <w:rPr>
-                <w:rFonts w:ascii="Georgia" w:hAnsi="Georgia"/>
-                <w:sz w:val="19"/>
-                <w:highlight w:val="green"/>
-              </w:rPr>
-              <w:t xml:space="preserve">Consolidation</w:t>
-            </w:r>
-          </w:p>
-        </w:tc>
-        <w:tc>
-          <w:tcPr>
-            <w:tcBorders>
-              <w:left w:val="nil"/>
-              <w:right w:val="nil"/>
-              <w:top w:val="nil"/>
-              <w:bottom w:val="nil"/>
-            </w:tcBorders>
-            <w:vAlign w:val="center"/>
-          </w:tcPr>
-          <w:p>
-            <w:pPr>
-              <w:pStyle w:val="Compact"/>
-              <w:spacing w:before="0" w:after="20" w:line="240" w:lineRule="auto"/>
-              <w:jc w:val="center"/>
-              <w:keepNext w:val="0"/>
-              <w:keepLines/>
-              <w:widowControl w:val="1"/>
-            </w:pPr>
-            <w:r>
-              <w:rPr>
-                <w:rFonts w:ascii="Georgia" w:hAnsi="Georgia"/>
-                <w:sz w:val="19"/>
-              </w:rPr>
-              <w:t xml:space="preserve">0.000</w:t>
-            </w:r>
-          </w:p>
-        </w:tc>
-        <w:tc>
-          <w:tcPr>
-            <w:tcBorders>
-              <w:left w:val="nil"/>
-              <w:right w:val="nil"/>
-              <w:top w:val="nil"/>
-              <w:bottom w:val="nil"/>
-            </w:tcBorders>
-            <w:vAlign w:val="center"/>
-          </w:tcPr>
-          <w:p>
-            <w:pPr>
-              <w:pStyle w:val="Compact"/>
-              <w:spacing w:before="0" w:after="20" w:line="240" w:lineRule="auto"/>
-              <w:jc w:val="center"/>
-              <w:keepNext w:val="0"/>
-              <w:keepLines/>
-              <w:widowControl w:val="1"/>
-            </w:pPr>
-            <w:r>
-              <w:rPr>
-                <w:rFonts w:ascii="Georgia" w:hAnsi="Georgia"/>
-                <w:sz w:val="19"/>
-                <w:highlight w:val="green"/>
-              </w:rPr>
-              <w:t xml:space="preserve">+0.067</w:t>
-            </w:r>
-          </w:p>
-        </w:tc>
-        <w:tc>
-          <w:tcPr>
-            <w:tcBorders>
-              <w:left w:val="nil"/>
-              <w:right w:val="nil"/>
-              <w:top w:val="nil"/>
-              <w:bottom w:val="nil"/>
-            </w:tcBorders>
-            <w:vAlign w:val="center"/>
-          </w:tcPr>
-          <w:p>
-            <w:pPr>
-              <w:pStyle w:val="Compact"/>
-              <w:spacing w:before="0" w:after="20" w:line="240" w:lineRule="auto"/>
-              <w:jc w:val="center"/>
-              <w:keepNext w:val="0"/>
-              <w:keepLines/>
-              <w:widowControl w:val="1"/>
-            </w:pPr>
-            <w:r>
-              <w:rPr>
-                <w:rFonts w:ascii="Georgia" w:hAnsi="Georgia"/>
-                <w:sz w:val="19"/>
-                <w:highlight w:val="green"/>
-              </w:rPr>
-              <w:t xml:space="preserve">identical to entropy</w:t>
-            </w:r>
-          </w:p>
-        </w:tc>
-      </w:tr>
-    </w:tbl>
     <w:bookmarkEnd w:id="36"/>
     <w:bookmarkStart w:id="40" w:name="risk-coverage-analysis"/>
     <w:p>
@@ -5633,7 +4984,7 @@
         <w:rPr>
           <w:highlight w:val="green"/>
         </w:rPr>
-        <w:t xml:space="preserve">The operating point used throughout defers 30% of per-pathology predictions to recover balanced-accuracy gains of 0.07 to 0.09 on NIH ChestX-ray14; because the rejection rate is a tunable, per-pathology quantile (Figure 7), a deployment can trade reviewer workload against retained accuracy to match its capacity, deferring fewer cases where expert review is scarce and more where the cost of an error is high. A random-rejection control that defers the same fraction yields no such gain (Table 5), so the benefit reflects the uncertainty ranking rather than the reduced caseload.</w:t>
+        <w:t xml:space="preserve">The operating point used throughout defers 30% of per-pathology predictions to recover balanced-accuracy gains of 0.07 to 0.09 on NIH ChestX-ray14; because the rejection rate is a tunable, per-pathology quantile (Figure 7), a deployment can trade reviewer workload against retained accuracy to match its capacity, deferring fewer cases where expert review is scarce and more where the cost of an error is high. A random-rejection control that defers the same fraction yields no such gain (Section 4.1), so the benefit reflects the uncertainty ranking rather than the reduced caseload.</w:t>
       </w:r>
     </w:p>
     <w:p>
@@ -5648,7 +4999,7 @@
         <w:rPr>
           <w:highlight w:val="green"/>
         </w:rPr>
-        <w:t xml:space="preserve">These findings extend the selective-classification framework, which formalizes the error-reject trade-off [17] and the risk-coverage view [19], to the multi-label medical-imaging setting, and they isolate a point specific to it: at a calibrated per-pathology operating point the reject option raises balanced accuracy even where it cannot raise a rank-based measure such as AUC, because abstention removes the near-boundary cases on which ranking depends. Whereas deep ensembles derive uncertainty from multiple forward passes [21], the single-pass entropy rule attains comparable selective behaviour here (Table 5), and the gains persist under the dataset shift known to degrade uncertainty estimates [32] and cross-site generalization [31].</w:t>
+        <w:t xml:space="preserve">These findings extend the selective-classification framework, which formalizes the error-reject trade-off [17] and the risk-coverage view [19], to the multi-label medical-imaging setting, and they isolate a point specific to it: at a calibrated per-pathology operating point the reject option raises balanced accuracy even where it cannot raise a rank-based measure such as AUC, because abstention removes the near-boundary cases on which ranking depends. Whereas deep ensembles derive uncertainty from multiple forward passes [21], the single-pass entropy rule attains comparable selective behaviour here (Section 4.1), and the gains persist under the dataset shift known to degrade uncertainty estimates [32] and cross-site generalization [31].</w:t>
       </w:r>
       <w:r>
         <w:t xml:space="preserve"> </w:t>

--- a/manuscript.docx
+++ b/manuscript.docx
@@ -211,7 +211,7 @@
         <w:rPr>
           <w:highlight w:val="yellow"/>
         </w:rPr>
-        <w:t xml:space="preserve">On NIH ChestX-ray14, MIMIC-CXR, and PadChest, selective prediction is evaluated with risk-coverage analysis and balanced accuracy under non-parametric bootstrap confidence intervals. At a calibrated operating point, abstention improves balanced accuracy for all four target pathologies on NIH ChestX-ray14, with gains of 0.07 to 0.09 at a coverage of 0.70 (95% confidence intervals excluding zero). Every target pathology is also supported on MIMIC-CXR and PadChest, on an independently trained model evaluated cross-dataset on a source it never saw, and under leave-one-dataset-out domain shift in both transfer directions. A key methodological factor is the uncertainty axis: computing predictive entropy on the model's raw probability, rather than the operating-point-normalized output that pretrained backbones emit by default, is necessary for the selective signal to transfer consistently across pathologies and datasets.</w:t>
+        <w:t xml:space="preserve">On NIH ChestX-ray14, MIMIC-CXR, and PadChest, selective prediction is evaluated with risk-coverage analysis and balanced accuracy under non-parametric bootstrap confidence intervals. At a calibrated operating point, abstention improves balanced accuracy for all four target pathologies on NIH ChestX-ray14, with gains of 0.07 to 0.09 in balanced accuracy at a coverage of 0.70, a relative reduction in balanced error of 25 to 36% (95% confidence intervals excluding zero). Every target pathology is also supported on MIMIC-CXR and PadChest, on an independently trained model evaluated cross-dataset on a source it never saw, and under leave-one-dataset-out domain shift in both transfer directions.</w:t>
       </w:r>
       <w:r>
         <w:t xml:space="preserve"> </w:t>
@@ -2416,7 +2416,7 @@
       <w:r>
         <w:drawing>
           <wp:inline>
-            <wp:extent cx="5943600" cy="6213763"/>
+            <wp:extent cx="5943600" cy="1828800"/>
             <wp:effectExtent b="0" l="0" r="0" t="0"/>
             <wp:docPr descr="entropy distribution: correct vs incorrect" title="" id="28" name="Picture"/>
             <a:graphic>
@@ -2437,7 +2437,7 @@
                   <pic:spPr bwMode="auto">
                     <a:xfrm>
                       <a:off x="0" y="0"/>
-                      <a:ext cx="5943600" cy="6213763"/>
+                      <a:ext cx="5943600" cy="1828800"/>
                     </a:xfrm>
                     <a:prstGeom prst="rect">
                       <a:avLst/>
@@ -2484,7 +2484,7 @@
           <w:b w:val="0"/>
           <w:i/>
         </w:rPr>
-        <w:t>Distribution of predictive entropy for correct versus incorrect predictions, per pathology (rows) and dataset (columns: NIH ChestX-ray14, MIMIC-CXR, PadChest). For every pathology on every dataset, correct predictions concentrate at low entropy and incorrect predictions at high entropy, which is what makes uncertainty-based deferral effective.</w:t>
+        <w:t>Distribution of predictive entropy for correct versus incorrect predictions, pooled over the four target pathologies, on NIH ChestX-ray14, MIMIC-CXR, and PadChest. On every dataset, correct predictions concentrate at low entropy and incorrect predictions at high entropy, which is what makes uncertainty-based deferral effective.</w:t>
       </w:r>
     </w:p>
     <w:p>
@@ -4984,7 +4984,7 @@
         <w:rPr>
           <w:highlight w:val="green"/>
         </w:rPr>
-        <w:t xml:space="preserve">The operating point used throughout defers 30% of per-pathology predictions to recover balanced-accuracy gains of 0.07 to 0.09 on NIH ChestX-ray14; because the rejection rate is a tunable, per-pathology quantile (Figure 7), a deployment can trade reviewer workload against retained accuracy to match its capacity, deferring fewer cases where expert review is scarce and more where the cost of an error is high. A random-rejection control that defers the same fraction yields no such gain (Section 4.1), so the benefit reflects the uncertainty ranking rather than the reduced caseload.</w:t>
+        <w:t xml:space="preserve">The operating point used throughout defers 30% of per-pathology predictions to recover balanced-accuracy gains of 0.07 to 0.09 on NIH ChestX-ray14 (a relative reduction in balanced error of 25 to 36%); because the rejection rate is a tunable, per-pathology quantile (Figure 7), a deployment can trade reviewer workload against retained accuracy to match its capacity, deferring fewer cases where expert review is scarce and more where the cost of an error is high. A random-rejection control that defers the same fraction yields no such gain (Section 4.1), so the benefit reflects the uncertainty ranking rather than the reduced caseload.</w:t>
       </w:r>
     </w:p>
     <w:p>

--- a/manuscript.docx
+++ b/manuscript.docx
@@ -2532,7 +2532,7 @@
           <w:i/>
           <w:highlight w:val="green"/>
         </w:rPr>
-        <w:t>Selective balanced accuracy at a calibrated operating point (NIH ChestX-ray14, rejection rate 0.30). All four gains have 95% bootstrap confidence intervals excluding zero.</w:t>
+        <w:t>Selective balanced accuracy at a calibrated operating point (NIH ChestX-ray14, rejection rate 0.30). All four gains have 95% bootstrap confidence intervals excluding zero. The final column reports the balanced-error reduction: the relative decrease in balanced error (one minus balanced accuracy) from full to 0.70 coverage.</w:t>
       </w:r>
     </w:p>
     <w:tbl>
@@ -2540,9 +2540,9 @@
         <w:tblStyle w:val="Table"/>
         <w:tblW w:type="pct" w:w="5000"/>
         <w:jc w:val="center"/>
+        <w:tblLayout w:type="autofit"/>
         <w:tblLook w:firstRow="1" w:lastRow="0" w:firstColumn="0" w:lastColumn="0" w:noHBand="0" w:noVBand="0" w:val="0020"/>
-        <w:tblCaption w:val="Table 2: Selective balanced accuracy at a calibrated operating point (NIH ChestX-ray14, rejection rate 0.30). All four gains have 95% bootstrap confidence intervals excluding zero."/>
-        <w:tblLayout w:type="autofit"/>
+        <w:tblCaption w:val="Table 2: Selective balanced accuracy at a calibrated operating point (NIH ChestX-ray14, rejection rate 0.30). All four gains have 95% bootstrap confidence intervals excluding zero. The final column reports the balanced-error reduction: the relative decrease in balanced error (one minus balanced accuracy) from full to 0.70 coverage."/>
         <w:tblBorders>
           <w:top w:val="single" w:sz="10" w:color="4F6272"/>
           <w:bottom w:val="single" w:sz="10" w:color="4F6272"/>
@@ -2553,10 +2553,11 @@
         </w:tblBorders>
       </w:tblPr>
       <w:tblGrid>
-        <w:gridCol w:w="1980"/>
-        <w:gridCol w:w="1980"/>
-        <w:gridCol w:w="1980"/>
-        <w:gridCol w:w="1980"/>
+        <w:gridCol w:w="1663"/>
+        <w:gridCol w:w="1584"/>
+        <w:gridCol w:w="1584"/>
+        <w:gridCol w:w="1821"/>
+        <w:gridCol w:w="1267"/>
       </w:tblGrid>
       <w:tr>
         <w:trPr>
@@ -2682,6 +2683,36 @@
             </w:r>
           </w:p>
         </w:tc>
+        <w:tc>
+          <w:tcPr>
+            <w:shd w:fill="EEF3F7"/>
+            <w:tcBorders>
+              <w:left w:val="nil"/>
+              <w:right w:val="nil"/>
+              <w:top w:val="nil"/>
+              <w:bottom w:val="single" w:sz="8" w:color="9FB0C2"/>
+            </w:tcBorders>
+            <w:vAlign w:val="center"/>
+          </w:tcPr>
+          <w:p>
+            <w:pPr>
+              <w:pStyle w:val="Compact"/>
+              <w:spacing w:before="0" w:after="20" w:line="240" w:lineRule="auto"/>
+              <w:jc w:val="center"/>
+              <w:keepNext w:val="0"/>
+              <w:keepLines/>
+              <w:widowControl w:val="1"/>
+            </w:pPr>
+            <w:r>
+              <w:rPr>
+                <w:rFonts w:ascii="Georgia" w:hAnsi="Georgia"/>
+                <w:b/>
+                <w:sz w:val="19"/>
+              </w:rPr>
+              <w:t xml:space="preserve">Balanced-error reduction</w:t>
+            </w:r>
+          </w:p>
+        </w:tc>
       </w:tr>
       <w:tr>
         <w:tc>
@@ -2798,6 +2829,35 @@
                 <w:sz w:val="19"/>
               </w:rPr>
               <w:t xml:space="preserve">+0.087 [0.058, 0.115]</w:t>
+            </w:r>
+          </w:p>
+        </w:tc>
+        <w:tc>
+          <w:tcPr>
+            <w:tcBorders>
+              <w:left w:val="nil"/>
+              <w:right w:val="nil"/>
+              <w:top w:val="nil"/>
+              <w:bottom w:val="single" w:sz="4" w:color="D9E1E8"/>
+            </w:tcBorders>
+            <w:vAlign w:val="center"/>
+            <w:shd w:val="clear" w:color="auto" w:fill="D8F5DD"/>
+          </w:tcPr>
+          <w:p>
+            <w:pPr>
+              <w:pStyle w:val="Compact"/>
+              <w:spacing w:before="0" w:after="20" w:line="240" w:lineRule="auto"/>
+              <w:jc w:val="center"/>
+              <w:keepNext w:val="0"/>
+              <w:keepLines/>
+              <w:widowControl w:val="1"/>
+            </w:pPr>
+            <w:r>
+              <w:rPr>
+                <w:rFonts w:ascii="Georgia" w:hAnsi="Georgia"/>
+                <w:sz w:val="19"/>
+              </w:rPr>
+              <w:t xml:space="preserve">36%</w:t>
             </w:r>
           </w:p>
         </w:tc>
@@ -2920,6 +2980,35 @@
             </w:r>
           </w:p>
         </w:tc>
+        <w:tc>
+          <w:tcPr>
+            <w:tcBorders>
+              <w:left w:val="nil"/>
+              <w:right w:val="nil"/>
+              <w:top w:val="nil"/>
+              <w:bottom w:val="single" w:sz="4" w:color="D9E1E8"/>
+            </w:tcBorders>
+            <w:vAlign w:val="center"/>
+            <w:shd w:val="clear" w:color="auto" w:fill="D8F5DD"/>
+          </w:tcPr>
+          <w:p>
+            <w:pPr>
+              <w:pStyle w:val="Compact"/>
+              <w:spacing w:before="0" w:after="20" w:line="240" w:lineRule="auto"/>
+              <w:jc w:val="center"/>
+              <w:keepNext w:val="0"/>
+              <w:keepLines/>
+              <w:widowControl w:val="1"/>
+            </w:pPr>
+            <w:r>
+              <w:rPr>
+                <w:rFonts w:ascii="Georgia" w:hAnsi="Georgia"/>
+                <w:sz w:val="19"/>
+              </w:rPr>
+              <w:t xml:space="preserve">34%</w:t>
+            </w:r>
+          </w:p>
+        </w:tc>
       </w:tr>
       <w:tr>
         <w:tc>
@@ -3039,6 +3128,35 @@
             </w:r>
           </w:p>
         </w:tc>
+        <w:tc>
+          <w:tcPr>
+            <w:tcBorders>
+              <w:left w:val="nil"/>
+              <w:right w:val="nil"/>
+              <w:top w:val="nil"/>
+              <w:bottom w:val="single" w:sz="4" w:color="D9E1E8"/>
+            </w:tcBorders>
+            <w:vAlign w:val="center"/>
+            <w:shd w:val="clear" w:color="auto" w:fill="D8F5DD"/>
+          </w:tcPr>
+          <w:p>
+            <w:pPr>
+              <w:pStyle w:val="Compact"/>
+              <w:spacing w:before="0" w:after="20" w:line="240" w:lineRule="auto"/>
+              <w:jc w:val="center"/>
+              <w:keepNext w:val="0"/>
+              <w:keepLines/>
+              <w:widowControl w:val="1"/>
+            </w:pPr>
+            <w:r>
+              <w:rPr>
+                <w:rFonts w:ascii="Georgia" w:hAnsi="Georgia"/>
+                <w:sz w:val="19"/>
+              </w:rPr>
+              <w:t xml:space="preserve">35%</w:t>
+            </w:r>
+          </w:p>
+        </w:tc>
       </w:tr>
       <w:tr>
         <w:tc>
@@ -3155,6 +3273,35 @@
                 <w:sz w:val="19"/>
               </w:rPr>
               <w:t xml:space="preserve">+0.067 [0.049, 0.086]</w:t>
+            </w:r>
+          </w:p>
+        </w:tc>
+        <w:tc>
+          <w:tcPr>
+            <w:tcBorders>
+              <w:left w:val="nil"/>
+              <w:right w:val="nil"/>
+              <w:top w:val="nil"/>
+              <w:bottom w:val="nil"/>
+            </w:tcBorders>
+            <w:vAlign w:val="center"/>
+            <w:shd w:val="clear" w:color="auto" w:fill="D8F5DD"/>
+          </w:tcPr>
+          <w:p>
+            <w:pPr>
+              <w:pStyle w:val="Compact"/>
+              <w:spacing w:before="0" w:after="20" w:line="240" w:lineRule="auto"/>
+              <w:jc w:val="center"/>
+              <w:keepNext w:val="0"/>
+              <w:keepLines/>
+              <w:widowControl w:val="1"/>
+            </w:pPr>
+            <w:r>
+              <w:rPr>
+                <w:rFonts w:ascii="Georgia" w:hAnsi="Georgia"/>
+                <w:sz w:val="19"/>
+              </w:rPr>
+              <w:t xml:space="preserve">25%</w:t>
             </w:r>
           </w:p>
         </w:tc>
@@ -4070,7 +4217,7 @@
           <w:i/>
           <w:highlight w:val="green"/>
         </w:rPr>
-        <w:t>Selective balanced accuracy under domain shift (NIH-trained model evaluated on MIMIC-CXR), at full coverage and at a coverage of 0.70. All four gains have 95% bootstrap confidence intervals excluding zero.</w:t>
+        <w:t>Selective balanced accuracy under domain shift (NIH-trained model evaluated on MIMIC-CXR), at full coverage and at a coverage of 0.70. All four gains have 95% bootstrap confidence intervals excluding zero. The final column reports the balanced-error reduction (relative decrease in balanced error) on the shifted source.</w:t>
       </w:r>
     </w:p>
     <w:tbl>
@@ -4078,9 +4225,9 @@
         <w:tblStyle w:val="Table"/>
         <w:tblW w:type="pct" w:w="5000"/>
         <w:jc w:val="center"/>
+        <w:tblLayout w:type="autofit"/>
         <w:tblLook w:firstRow="1" w:lastRow="0" w:firstColumn="0" w:lastColumn="0" w:noHBand="0" w:noVBand="0" w:val="0020"/>
-        <w:tblCaption w:val="Table 4: Selective balanced accuracy under domain shift (NIH-trained model evaluated on MIMIC-CXR), at full coverage and at a coverage of 0.70. All four gains have 95% bootstrap confidence intervals excluding zero."/>
-        <w:tblLayout w:type="autofit"/>
+        <w:tblCaption w:val="Table 4: Selective balanced accuracy under domain shift (NIH-trained model evaluated on MIMIC-CXR), at full coverage and at a coverage of 0.70. All four gains have 95% bootstrap confidence intervals excluding zero. The final column reports the balanced-error reduction (relative decrease in balanced error) on the shifted source."/>
         <w:tblBorders>
           <w:top w:val="single" w:sz="10" w:color="4F6272"/>
           <w:bottom w:val="single" w:sz="10" w:color="4F6272"/>
@@ -4091,10 +4238,11 @@
         </w:tblBorders>
       </w:tblPr>
       <w:tblGrid>
-        <w:gridCol w:w="1980"/>
-        <w:gridCol w:w="1980"/>
-        <w:gridCol w:w="1980"/>
-        <w:gridCol w:w="1980"/>
+        <w:gridCol w:w="1663"/>
+        <w:gridCol w:w="1584"/>
+        <w:gridCol w:w="1584"/>
+        <w:gridCol w:w="1821"/>
+        <w:gridCol w:w="1267"/>
       </w:tblGrid>
       <w:tr>
         <w:trPr>
@@ -4220,6 +4368,36 @@
             </w:r>
           </w:p>
         </w:tc>
+        <w:tc>
+          <w:tcPr>
+            <w:shd w:fill="EEF3F7"/>
+            <w:tcBorders>
+              <w:left w:val="nil"/>
+              <w:right w:val="nil"/>
+              <w:top w:val="nil"/>
+              <w:bottom w:val="single" w:sz="8" w:color="9FB0C2"/>
+            </w:tcBorders>
+            <w:vAlign w:val="center"/>
+          </w:tcPr>
+          <w:p>
+            <w:pPr>
+              <w:pStyle w:val="Compact"/>
+              <w:spacing w:before="0" w:after="20" w:line="240" w:lineRule="auto"/>
+              <w:jc w:val="center"/>
+              <w:keepNext w:val="0"/>
+              <w:keepLines/>
+              <w:widowControl w:val="1"/>
+            </w:pPr>
+            <w:r>
+              <w:rPr>
+                <w:rFonts w:ascii="Georgia" w:hAnsi="Georgia"/>
+                <w:b/>
+                <w:sz w:val="19"/>
+              </w:rPr>
+              <w:t xml:space="preserve">Balanced-error reduction</w:t>
+            </w:r>
+          </w:p>
+        </w:tc>
       </w:tr>
       <w:tr>
         <w:tc>
@@ -4336,6 +4514,35 @@
                 <w:sz w:val="19"/>
               </w:rPr>
               <w:t xml:space="preserve">+0.044 [0.033, 0.058]</w:t>
+            </w:r>
+          </w:p>
+        </w:tc>
+        <w:tc>
+          <w:tcPr>
+            <w:tcBorders>
+              <w:left w:val="nil"/>
+              <w:right w:val="nil"/>
+              <w:top w:val="nil"/>
+              <w:bottom w:val="single" w:sz="4" w:color="D9E1E8"/>
+            </w:tcBorders>
+            <w:vAlign w:val="center"/>
+            <w:shd w:val="clear" w:color="auto" w:fill="D8F5DD"/>
+          </w:tcPr>
+          <w:p>
+            <w:pPr>
+              <w:pStyle w:val="Compact"/>
+              <w:spacing w:before="0" w:after="20" w:line="240" w:lineRule="auto"/>
+              <w:jc w:val="center"/>
+              <w:keepNext w:val="0"/>
+              <w:keepLines/>
+              <w:widowControl w:val="1"/>
+            </w:pPr>
+            <w:r>
+              <w:rPr>
+                <w:rFonts w:ascii="Georgia" w:hAnsi="Georgia"/>
+                <w:sz w:val="19"/>
+              </w:rPr>
+              <w:t xml:space="preserve">12%</w:t>
             </w:r>
           </w:p>
         </w:tc>
@@ -4458,6 +4665,35 @@
             </w:r>
           </w:p>
         </w:tc>
+        <w:tc>
+          <w:tcPr>
+            <w:tcBorders>
+              <w:left w:val="nil"/>
+              <w:right w:val="nil"/>
+              <w:top w:val="nil"/>
+              <w:bottom w:val="single" w:sz="4" w:color="D9E1E8"/>
+            </w:tcBorders>
+            <w:vAlign w:val="center"/>
+            <w:shd w:val="clear" w:color="auto" w:fill="D8F5DD"/>
+          </w:tcPr>
+          <w:p>
+            <w:pPr>
+              <w:pStyle w:val="Compact"/>
+              <w:spacing w:before="0" w:after="20" w:line="240" w:lineRule="auto"/>
+              <w:jc w:val="center"/>
+              <w:keepNext w:val="0"/>
+              <w:keepLines/>
+              <w:widowControl w:val="1"/>
+            </w:pPr>
+            <w:r>
+              <w:rPr>
+                <w:rFonts w:ascii="Georgia" w:hAnsi="Georgia"/>
+                <w:sz w:val="19"/>
+              </w:rPr>
+              <w:t xml:space="preserve">25%</w:t>
+            </w:r>
+          </w:p>
+        </w:tc>
       </w:tr>
       <w:tr>
         <w:tc>
@@ -4577,6 +4813,35 @@
             </w:r>
           </w:p>
         </w:tc>
+        <w:tc>
+          <w:tcPr>
+            <w:tcBorders>
+              <w:left w:val="nil"/>
+              <w:right w:val="nil"/>
+              <w:top w:val="nil"/>
+              <w:bottom w:val="single" w:sz="4" w:color="D9E1E8"/>
+            </w:tcBorders>
+            <w:vAlign w:val="center"/>
+            <w:shd w:val="clear" w:color="auto" w:fill="D8F5DD"/>
+          </w:tcPr>
+          <w:p>
+            <w:pPr>
+              <w:pStyle w:val="Compact"/>
+              <w:spacing w:before="0" w:after="20" w:line="240" w:lineRule="auto"/>
+              <w:jc w:val="center"/>
+              <w:keepNext w:val="0"/>
+              <w:keepLines/>
+              <w:widowControl w:val="1"/>
+            </w:pPr>
+            <w:r>
+              <w:rPr>
+                <w:rFonts w:ascii="Georgia" w:hAnsi="Georgia"/>
+                <w:sz w:val="19"/>
+              </w:rPr>
+              <w:t xml:space="preserve">7%</w:t>
+            </w:r>
+          </w:p>
+        </w:tc>
       </w:tr>
       <w:tr>
         <w:tc>
@@ -4693,6 +4958,35 @@
                 <w:sz w:val="19"/>
               </w:rPr>
               <w:t xml:space="preserve">+0.049 [0.022, 0.076]</w:t>
+            </w:r>
+          </w:p>
+        </w:tc>
+        <w:tc>
+          <w:tcPr>
+            <w:tcBorders>
+              <w:left w:val="nil"/>
+              <w:right w:val="nil"/>
+              <w:top w:val="nil"/>
+              <w:bottom w:val="nil"/>
+            </w:tcBorders>
+            <w:vAlign w:val="center"/>
+            <w:shd w:val="clear" w:color="auto" w:fill="D8F5DD"/>
+          </w:tcPr>
+          <w:p>
+            <w:pPr>
+              <w:pStyle w:val="Compact"/>
+              <w:spacing w:before="0" w:after="20" w:line="240" w:lineRule="auto"/>
+              <w:jc w:val="center"/>
+              <w:keepNext w:val="0"/>
+              <w:keepLines/>
+              <w:widowControl w:val="1"/>
+            </w:pPr>
+            <w:r>
+              <w:rPr>
+                <w:rFonts w:ascii="Georgia" w:hAnsi="Georgia"/>
+                <w:sz w:val="19"/>
+              </w:rPr>
+              <w:t xml:space="preserve">13%</w:t>
             </w:r>
           </w:p>
         </w:tc>

--- a/manuscript.docx
+++ b/manuscript.docx
@@ -2708,6 +2708,7 @@
                 <w:rFonts w:ascii="Georgia" w:hAnsi="Georgia"/>
                 <w:b/>
                 <w:sz w:val="19"/>
+                <w:highlight w:val="green"/>
               </w:rPr>
               <w:t xml:space="preserve">Balanced-error reduction</w:t>
             </w:r>
@@ -3690,7 +3691,7 @@
           <w:i/>
           <w:highlight w:val="green"/>
         </w:rPr>
-        <w:t>Leave-one-dataset-out evaluation (model trained on NIH ChestX-ray14, evaluated on MIMIC-CXR). Discrimination decreases on the unseen source, quantifying the domain-shift penalty.</w:t>
+        <w:t>Leave-one-dataset-out evaluation (model trained on NIH ChestX-ray14, evaluated on MIMIC-CXR). Discrimination decreases on the unseen source, quantifying the domain-shift penalty; selective prediction addresses this penalty by recovering retained balanced accuracy on the shifted distribution (Table 4).</w:t>
       </w:r>
     </w:p>
     <w:tbl>
@@ -3699,7 +3700,7 @@
         <w:tblW w:type="pct" w:w="5000"/>
         <w:jc w:val="center"/>
         <w:tblLook w:firstRow="1" w:lastRow="0" w:firstColumn="0" w:lastColumn="0" w:noHBand="0" w:noVBand="0" w:val="0020"/>
-        <w:tblCaption w:val="Table 3: Leave-one-dataset-out evaluation (model trained on NIH ChestX-ray14, evaluated on MIMIC-CXR). Discrimination decreases on the unseen source, quantifying the domain-shift penalty."/>
+        <w:tblCaption w:val="Table 3: Leave-one-dataset-out evaluation (model trained on NIH ChestX-ray14, evaluated on MIMIC-CXR). Discrimination decreases on the unseen source, quantifying the domain-shift penalty; selective prediction addresses this penalty by recovering retained balanced accuracy on the shifted distribution (Table 4)."/>
         <w:tblLayout w:type="autofit"/>
         <w:tblBorders>
           <w:top w:val="single" w:sz="10" w:color="4F6272"/>
@@ -4184,7 +4185,7 @@
         <w:rPr>
           <w:highlight w:val="green"/>
         </w:rPr>
-        <w:t xml:space="preserve">Domain shift lowers discrimination, but the selective mechanism remains effective on the shifted distribution: deferring the most uncertain predictions improves retained balanced accuracy on the unseen source. Table 4 reports this for the NIH-trained model evaluated on MIMIC-CXR, where all four gains at a coverage of 0.70 have 95% bootstrap confidence intervals excluding zero. The same pattern holds in the reverse direction (a MIMIC-trained model evaluated on NIH ChestX-ray14): deferral improves retained balanced accuracy for all four pathologies (Cardiomegaly +0.098 [0.004, 0.204], Effusion +0.081 [0.050, 0.109], Edema +0.138 [0.055, 0.225], Consolidation +0.063 [0.014, 0.109]). The robustness extends to a geographically independent source: applying the NIH-trained model to PadChest, a Spanish cohort never seen during training, deferral improves retained balanced accuracy for all four pathologies (Cardiomegaly +0.078 [0.065, 0.090], Effusion +0.074 [0.058, 0.088], Edema +0.045 [0.025, 0.067], Consolidation +0.059 [0.007, 0.107]), all with 95% confidence intervals excluding zero. Selective prediction therefore provides a safeguard precisely where it is most needed, on out-of-distribution inputs.</w:t>
+        <w:t xml:space="preserve">Domain shift lowers discrimination, but the selective mechanism remains effective on the shifted distribution: deferring the most uncertain predictions improves retained balanced accuracy on the unseen source. Table 4 reports this across all three leave-one-dataset-out transfer directions: the NIH-trained model evaluated on MIMIC-CXR, the reverse direction (a MIMIC-trained model evaluated on NIH ChestX-ray14), and the NIH-trained model applied to PadChest, a geographically independent Spanish cohort never seen during training. In every direction, deferral improves retained balanced accuracy for all four pathologies, with a relative reduction in balanced error of 7 to 53% and 95% bootstrap confidence intervals excluding zero throughout. Selective prediction therefore provides a safeguard precisely where it is most needed, on out-of-distribution inputs.</w:t>
       </w:r>
     </w:p>
     <w:p>
@@ -4217,7 +4218,7 @@
           <w:i/>
           <w:highlight w:val="green"/>
         </w:rPr>
-        <w:t>Selective balanced accuracy under domain shift (NIH-trained model evaluated on MIMIC-CXR), at full coverage and at a coverage of 0.70. All four gains have 95% bootstrap confidence intervals excluding zero. The final column reports the balanced-error reduction (relative decrease in balanced error) on the shifted source.</w:t>
+        <w:t>Selective balanced accuracy under domain shift across all three leave-one-dataset-out transfer directions, at full coverage and at a coverage of 0.70. Every one of the twelve gains has a 95% bootstrap confidence interval excluding zero. Balanced-error reduction is the relative decrease in balanced error (one minus balanced accuracy) on the shifted source.</w:t>
       </w:r>
     </w:p>
     <w:tbl>
@@ -4227,7 +4228,7 @@
         <w:jc w:val="center"/>
         <w:tblLayout w:type="autofit"/>
         <w:tblLook w:firstRow="1" w:lastRow="0" w:firstColumn="0" w:lastColumn="0" w:noHBand="0" w:noVBand="0" w:val="0020"/>
-        <w:tblCaption w:val="Table 4: Selective balanced accuracy under domain shift (NIH-trained model evaluated on MIMIC-CXR), at full coverage and at a coverage of 0.70. All four gains have 95% bootstrap confidence intervals excluding zero. The final column reports the balanced-error reduction (relative decrease in balanced error) on the shifted source."/>
+        <w:tblCaption w:val="Table 4: Selective balanced accuracy under domain shift across all three leave-one-dataset-out transfer directions, at full coverage and at a coverage of 0.70. Every one of the twelve gains has a 95% bootstrap confidence interval excluding zero. Balanced-error reduction is the relative decrease in balanced error (one minus balanced accuracy) on the shifted source."/>
         <w:tblBorders>
           <w:top w:val="single" w:sz="10" w:color="4F6272"/>
           <w:bottom w:val="single" w:sz="10" w:color="4F6272"/>
@@ -4238,11 +4239,10 @@
         </w:tblBorders>
       </w:tblPr>
       <w:tblGrid>
+        <w:gridCol w:w="1900"/>
+        <w:gridCol w:w="2138"/>
         <w:gridCol w:w="1663"/>
-        <w:gridCol w:w="1584"/>
-        <w:gridCol w:w="1584"/>
-        <w:gridCol w:w="1821"/>
-        <w:gridCol w:w="1267"/>
+        <w:gridCol w:w="2217"/>
       </w:tblGrid>
       <w:tr>
         <w:trPr>
@@ -4304,7 +4304,7 @@
                 <w:b/>
                 <w:sz w:val="19"/>
               </w:rPr>
-              <w:t xml:space="preserve">Balanced accuracy (full coverage)</w:t>
+              <w:t xml:space="preserve">Balanced accuracy (full → 0.70 coverage)</w:t>
             </w:r>
           </w:p>
         </w:tc>
@@ -4333,8 +4333,9 @@
                 <w:rFonts w:ascii="Georgia" w:hAnsi="Georgia"/>
                 <w:b/>
                 <w:sz w:val="19"/>
+                <w:highlight w:val="green"/>
               </w:rPr>
-              <w:t xml:space="preserve">Balanced accuracy at 0.70 coverage</w:t>
+              <w:t xml:space="preserve">Balanced-error reduction</w:t>
             </w:r>
           </w:p>
         </w:tc>
@@ -4368,16 +4369,22 @@
             </w:r>
           </w:p>
         </w:tc>
+      </w:tr>
+      <w:tr>
         <w:tc>
           <w:tcPr>
-            <w:shd w:fill="EEF3F7"/>
+            <w:gridSpan w:val="4"/>
             <w:tcBorders>
               <w:left w:val="nil"/>
               <w:right w:val="nil"/>
               <w:top w:val="nil"/>
-              <w:bottom w:val="single" w:sz="8" w:color="9FB0C2"/>
+              <w:bottom w:val="single" w:sz="4" w:color="D9E1E8"/>
             </w:tcBorders>
             <w:vAlign w:val="center"/>
+            <w:shd w:val="clear" w:color="auto" w:fill="D8F5DD"/>
+            <w:shd w:val="clear" w:color="auto" w:fill="D8F5DD"/>
+            <w:shd w:val="clear" w:color="auto" w:fill="D8F5DD"/>
+            <w:shd w:val="clear" w:color="auto" w:fill="D8F5DD"/>
           </w:tcPr>
           <w:p>
             <w:pPr>
@@ -4392,9 +4399,10 @@
               <w:rPr>
                 <w:rFonts w:ascii="Georgia" w:hAnsi="Georgia"/>
                 <w:b/>
+                <w:bCs/>
                 <w:sz w:val="19"/>
               </w:rPr>
-              <w:t xml:space="preserve">Balanced-error reduction</w:t>
+              <w:t xml:space="preserve">NIH → MIMIC</w:t>
             </w:r>
           </w:p>
         </w:tc>
@@ -4455,7 +4463,7 @@
                 <w:rFonts w:ascii="Georgia" w:hAnsi="Georgia"/>
                 <w:sz w:val="19"/>
               </w:rPr>
-              <w:t xml:space="preserve">0.632</w:t>
+              <w:t xml:space="preserve">0.632 → 0.676</w:t>
             </w:r>
           </w:p>
         </w:tc>
@@ -4484,7 +4492,7 @@
                 <w:rFonts w:ascii="Georgia" w:hAnsi="Georgia"/>
                 <w:sz w:val="19"/>
               </w:rPr>
-              <w:t xml:space="preserve">0.676</w:t>
+              <w:t xml:space="preserve">12%</w:t>
             </w:r>
           </w:p>
         </w:tc>
@@ -4514,35 +4522,6 @@
                 <w:sz w:val="19"/>
               </w:rPr>
               <w:t xml:space="preserve">+0.044 [0.033, 0.058]</w:t>
-            </w:r>
-          </w:p>
-        </w:tc>
-        <w:tc>
-          <w:tcPr>
-            <w:tcBorders>
-              <w:left w:val="nil"/>
-              <w:right w:val="nil"/>
-              <w:top w:val="nil"/>
-              <w:bottom w:val="single" w:sz="4" w:color="D9E1E8"/>
-            </w:tcBorders>
-            <w:vAlign w:val="center"/>
-            <w:shd w:val="clear" w:color="auto" w:fill="D8F5DD"/>
-          </w:tcPr>
-          <w:p>
-            <w:pPr>
-              <w:pStyle w:val="Compact"/>
-              <w:spacing w:before="0" w:after="20" w:line="240" w:lineRule="auto"/>
-              <w:jc w:val="center"/>
-              <w:keepNext w:val="0"/>
-              <w:keepLines/>
-              <w:widowControl w:val="1"/>
-            </w:pPr>
-            <w:r>
-              <w:rPr>
-                <w:rFonts w:ascii="Georgia" w:hAnsi="Georgia"/>
-                <w:sz w:val="19"/>
-              </w:rPr>
-              <w:t xml:space="preserve">12%</w:t>
             </w:r>
           </w:p>
         </w:tc>
@@ -4603,7 +4582,7 @@
                 <w:rFonts w:ascii="Georgia" w:hAnsi="Georgia"/>
                 <w:sz w:val="19"/>
               </w:rPr>
-              <w:t xml:space="preserve">0.716</w:t>
+              <w:t xml:space="preserve">0.716 → 0.787</w:t>
             </w:r>
           </w:p>
         </w:tc>
@@ -4632,7 +4611,7 @@
                 <w:rFonts w:ascii="Georgia" w:hAnsi="Georgia"/>
                 <w:sz w:val="19"/>
               </w:rPr>
-              <w:t xml:space="preserve">0.787</w:t>
+              <w:t xml:space="preserve">25%</w:t>
             </w:r>
           </w:p>
         </w:tc>
@@ -4662,35 +4641,6 @@
                 <w:sz w:val="19"/>
               </w:rPr>
               <w:t xml:space="preserve">+0.071 [0.059, 0.081]</w:t>
-            </w:r>
-          </w:p>
-        </w:tc>
-        <w:tc>
-          <w:tcPr>
-            <w:tcBorders>
-              <w:left w:val="nil"/>
-              <w:right w:val="nil"/>
-              <w:top w:val="nil"/>
-              <w:bottom w:val="single" w:sz="4" w:color="D9E1E8"/>
-            </w:tcBorders>
-            <w:vAlign w:val="center"/>
-            <w:shd w:val="clear" w:color="auto" w:fill="D8F5DD"/>
-          </w:tcPr>
-          <w:p>
-            <w:pPr>
-              <w:pStyle w:val="Compact"/>
-              <w:spacing w:before="0" w:after="20" w:line="240" w:lineRule="auto"/>
-              <w:jc w:val="center"/>
-              <w:keepNext w:val="0"/>
-              <w:keepLines/>
-              <w:widowControl w:val="1"/>
-            </w:pPr>
-            <w:r>
-              <w:rPr>
-                <w:rFonts w:ascii="Georgia" w:hAnsi="Georgia"/>
-                <w:sz w:val="19"/>
-              </w:rPr>
-              <w:t xml:space="preserve">25%</w:t>
             </w:r>
           </w:p>
         </w:tc>
@@ -4751,7 +4701,7 @@
                 <w:rFonts w:ascii="Georgia" w:hAnsi="Georgia"/>
                 <w:sz w:val="19"/>
               </w:rPr>
-              <w:t xml:space="preserve">0.673</w:t>
+              <w:t xml:space="preserve">0.673 → 0.695</w:t>
             </w:r>
           </w:p>
         </w:tc>
@@ -4780,7 +4730,7 @@
                 <w:rFonts w:ascii="Georgia" w:hAnsi="Georgia"/>
                 <w:sz w:val="19"/>
               </w:rPr>
-              <w:t xml:space="preserve">0.695</w:t>
+              <w:t xml:space="preserve">7%</w:t>
             </w:r>
           </w:p>
         </w:tc>
@@ -4813,6 +4763,38 @@
             </w:r>
           </w:p>
         </w:tc>
+      </w:tr>
+      <w:tr>
+        <w:tc>
+          <w:tcPr>
+            <w:tcBorders>
+              <w:left w:val="nil"/>
+              <w:right w:val="nil"/>
+              <w:top w:val="nil"/>
+              <w:bottom w:val="single" w:sz="4" w:color="D9E1E8"/>
+            </w:tcBorders>
+            <w:vAlign w:val="center"/>
+            <w:shd w:val="clear" w:color="auto" w:fill="D8F5DD"/>
+          </w:tcPr>
+          <w:p>
+            <w:pPr>
+              <w:pStyle w:val="Compact"/>
+              <w:spacing w:before="0" w:after="20" w:line="240" w:lineRule="auto"/>
+              <w:jc w:val="center"/>
+              <w:keepNext w:val="0"/>
+              <w:keepLines/>
+              <w:widowControl w:val="1"/>
+            </w:pPr>
+            <w:r>
+              <w:rPr>
+                <w:rFonts w:ascii="Georgia" w:hAnsi="Georgia"/>
+                <w:sz w:val="19"/>
+                <w:highlight w:val="green"/>
+              </w:rPr>
+              <w:t xml:space="preserve">Consolidation</w:t>
+            </w:r>
+          </w:p>
+        </w:tc>
         <w:tc>
           <w:tcPr>
             <w:tcBorders>
@@ -4838,7 +4820,972 @@
                 <w:rFonts w:ascii="Georgia" w:hAnsi="Georgia"/>
                 <w:sz w:val="19"/>
               </w:rPr>
-              <w:t xml:space="preserve">7%</w:t>
+              <w:t xml:space="preserve">0.619 → 0.668</w:t>
+            </w:r>
+          </w:p>
+        </w:tc>
+        <w:tc>
+          <w:tcPr>
+            <w:tcBorders>
+              <w:left w:val="nil"/>
+              <w:right w:val="nil"/>
+              <w:top w:val="nil"/>
+              <w:bottom w:val="single" w:sz="4" w:color="D9E1E8"/>
+            </w:tcBorders>
+            <w:vAlign w:val="center"/>
+            <w:shd w:val="clear" w:color="auto" w:fill="D8F5DD"/>
+          </w:tcPr>
+          <w:p>
+            <w:pPr>
+              <w:pStyle w:val="Compact"/>
+              <w:spacing w:before="0" w:after="20" w:line="240" w:lineRule="auto"/>
+              <w:jc w:val="center"/>
+              <w:keepNext w:val="0"/>
+              <w:keepLines/>
+              <w:widowControl w:val="1"/>
+            </w:pPr>
+            <w:r>
+              <w:rPr>
+                <w:rFonts w:ascii="Georgia" w:hAnsi="Georgia"/>
+                <w:sz w:val="19"/>
+              </w:rPr>
+              <w:t xml:space="preserve">13%</w:t>
+            </w:r>
+          </w:p>
+        </w:tc>
+        <w:tc>
+          <w:tcPr>
+            <w:tcBorders>
+              <w:left w:val="nil"/>
+              <w:right w:val="nil"/>
+              <w:top w:val="nil"/>
+              <w:bottom w:val="single" w:sz="4" w:color="D9E1E8"/>
+            </w:tcBorders>
+            <w:vAlign w:val="center"/>
+            <w:shd w:val="clear" w:color="auto" w:fill="D8F5DD"/>
+          </w:tcPr>
+          <w:p>
+            <w:pPr>
+              <w:pStyle w:val="Compact"/>
+              <w:spacing w:before="0" w:after="20" w:line="240" w:lineRule="auto"/>
+              <w:jc w:val="center"/>
+              <w:keepNext w:val="0"/>
+              <w:keepLines/>
+              <w:widowControl w:val="1"/>
+            </w:pPr>
+            <w:r>
+              <w:rPr>
+                <w:rFonts w:ascii="Georgia" w:hAnsi="Georgia"/>
+                <w:sz w:val="19"/>
+              </w:rPr>
+              <w:t xml:space="preserve">+0.049 [0.022, 0.076]</w:t>
+            </w:r>
+          </w:p>
+        </w:tc>
+      </w:tr>
+      <w:tr>
+        <w:tc>
+          <w:tcPr>
+            <w:gridSpan w:val="4"/>
+            <w:tcBorders>
+              <w:left w:val="nil"/>
+              <w:right w:val="nil"/>
+              <w:top w:val="nil"/>
+              <w:bottom w:val="single" w:sz="4" w:color="D9E1E8"/>
+            </w:tcBorders>
+            <w:vAlign w:val="center"/>
+            <w:shd w:val="clear" w:color="auto" w:fill="D8F5DD"/>
+            <w:shd w:val="clear" w:color="auto" w:fill="D8F5DD"/>
+            <w:shd w:val="clear" w:color="auto" w:fill="D8F5DD"/>
+            <w:shd w:val="clear" w:color="auto" w:fill="D8F5DD"/>
+          </w:tcPr>
+          <w:p>
+            <w:pPr>
+              <w:pStyle w:val="Compact"/>
+              <w:spacing w:before="0" w:after="20" w:line="240" w:lineRule="auto"/>
+              <w:jc w:val="center"/>
+              <w:keepNext w:val="0"/>
+              <w:keepLines/>
+              <w:widowControl w:val="1"/>
+            </w:pPr>
+            <w:r>
+              <w:rPr>
+                <w:rFonts w:ascii="Georgia" w:hAnsi="Georgia"/>
+                <w:b/>
+                <w:bCs/>
+                <w:sz w:val="19"/>
+              </w:rPr>
+              <w:t xml:space="preserve">MIMIC → NIH</w:t>
+            </w:r>
+          </w:p>
+        </w:tc>
+      </w:tr>
+      <w:tr>
+        <w:tc>
+          <w:tcPr>
+            <w:tcBorders>
+              <w:left w:val="nil"/>
+              <w:right w:val="nil"/>
+              <w:top w:val="nil"/>
+              <w:bottom w:val="single" w:sz="4" w:color="D9E1E8"/>
+            </w:tcBorders>
+            <w:vAlign w:val="center"/>
+            <w:shd w:val="clear" w:color="auto" w:fill="D8F5DD"/>
+          </w:tcPr>
+          <w:p>
+            <w:pPr>
+              <w:pStyle w:val="Compact"/>
+              <w:spacing w:before="0" w:after="20" w:line="240" w:lineRule="auto"/>
+              <w:jc w:val="center"/>
+              <w:keepNext w:val="0"/>
+              <w:keepLines/>
+              <w:widowControl w:val="1"/>
+            </w:pPr>
+            <w:r>
+              <w:rPr>
+                <w:rFonts w:ascii="Georgia" w:hAnsi="Georgia"/>
+                <w:sz w:val="19"/>
+                <w:highlight w:val="green"/>
+              </w:rPr>
+              <w:t xml:space="preserve">Cardiomegaly</w:t>
+            </w:r>
+          </w:p>
+        </w:tc>
+        <w:tc>
+          <w:tcPr>
+            <w:tcBorders>
+              <w:left w:val="nil"/>
+              <w:right w:val="nil"/>
+              <w:top w:val="nil"/>
+              <w:bottom w:val="single" w:sz="4" w:color="D9E1E8"/>
+            </w:tcBorders>
+            <w:vAlign w:val="center"/>
+            <w:shd w:val="clear" w:color="auto" w:fill="D8F5DD"/>
+          </w:tcPr>
+          <w:p>
+            <w:pPr>
+              <w:pStyle w:val="Compact"/>
+              <w:spacing w:before="0" w:after="20" w:line="240" w:lineRule="auto"/>
+              <w:jc w:val="center"/>
+              <w:keepNext w:val="0"/>
+              <w:keepLines/>
+              <w:widowControl w:val="1"/>
+            </w:pPr>
+            <w:r>
+              <w:rPr>
+                <w:rFonts w:ascii="Georgia" w:hAnsi="Georgia"/>
+                <w:sz w:val="19"/>
+              </w:rPr>
+              <w:t xml:space="preserve">0.604 → 0.702</w:t>
+            </w:r>
+          </w:p>
+        </w:tc>
+        <w:tc>
+          <w:tcPr>
+            <w:tcBorders>
+              <w:left w:val="nil"/>
+              <w:right w:val="nil"/>
+              <w:top w:val="nil"/>
+              <w:bottom w:val="single" w:sz="4" w:color="D9E1E8"/>
+            </w:tcBorders>
+            <w:vAlign w:val="center"/>
+            <w:shd w:val="clear" w:color="auto" w:fill="D8F5DD"/>
+          </w:tcPr>
+          <w:p>
+            <w:pPr>
+              <w:pStyle w:val="Compact"/>
+              <w:spacing w:before="0" w:after="20" w:line="240" w:lineRule="auto"/>
+              <w:jc w:val="center"/>
+              <w:keepNext w:val="0"/>
+              <w:keepLines/>
+              <w:widowControl w:val="1"/>
+            </w:pPr>
+            <w:r>
+              <w:rPr>
+                <w:rFonts w:ascii="Georgia" w:hAnsi="Georgia"/>
+                <w:sz w:val="19"/>
+              </w:rPr>
+              <w:t xml:space="preserve">25%</w:t>
+            </w:r>
+          </w:p>
+        </w:tc>
+        <w:tc>
+          <w:tcPr>
+            <w:tcBorders>
+              <w:left w:val="nil"/>
+              <w:right w:val="nil"/>
+              <w:top w:val="nil"/>
+              <w:bottom w:val="single" w:sz="4" w:color="D9E1E8"/>
+            </w:tcBorders>
+            <w:vAlign w:val="center"/>
+            <w:shd w:val="clear" w:color="auto" w:fill="D8F5DD"/>
+          </w:tcPr>
+          <w:p>
+            <w:pPr>
+              <w:pStyle w:val="Compact"/>
+              <w:spacing w:before="0" w:after="20" w:line="240" w:lineRule="auto"/>
+              <w:jc w:val="center"/>
+              <w:keepNext w:val="0"/>
+              <w:keepLines/>
+              <w:widowControl w:val="1"/>
+            </w:pPr>
+            <w:r>
+              <w:rPr>
+                <w:rFonts w:ascii="Georgia" w:hAnsi="Georgia"/>
+                <w:sz w:val="19"/>
+              </w:rPr>
+              <w:t xml:space="preserve">+0.098 [0.004, 0.204]</w:t>
+            </w:r>
+          </w:p>
+        </w:tc>
+      </w:tr>
+      <w:tr>
+        <w:tc>
+          <w:tcPr>
+            <w:tcBorders>
+              <w:left w:val="nil"/>
+              <w:right w:val="nil"/>
+              <w:top w:val="nil"/>
+              <w:bottom w:val="single" w:sz="4" w:color="D9E1E8"/>
+            </w:tcBorders>
+            <w:vAlign w:val="center"/>
+            <w:shd w:val="clear" w:color="auto" w:fill="D8F5DD"/>
+          </w:tcPr>
+          <w:p>
+            <w:pPr>
+              <w:pStyle w:val="Compact"/>
+              <w:spacing w:before="0" w:after="20" w:line="240" w:lineRule="auto"/>
+              <w:jc w:val="center"/>
+              <w:keepNext w:val="0"/>
+              <w:keepLines/>
+              <w:widowControl w:val="1"/>
+            </w:pPr>
+            <w:r>
+              <w:rPr>
+                <w:rFonts w:ascii="Georgia" w:hAnsi="Georgia"/>
+                <w:sz w:val="19"/>
+                <w:highlight w:val="green"/>
+              </w:rPr>
+              <w:t xml:space="preserve">Effusion</w:t>
+            </w:r>
+          </w:p>
+        </w:tc>
+        <w:tc>
+          <w:tcPr>
+            <w:tcBorders>
+              <w:left w:val="nil"/>
+              <w:right w:val="nil"/>
+              <w:top w:val="nil"/>
+              <w:bottom w:val="single" w:sz="4" w:color="D9E1E8"/>
+            </w:tcBorders>
+            <w:vAlign w:val="center"/>
+            <w:shd w:val="clear" w:color="auto" w:fill="D8F5DD"/>
+          </w:tcPr>
+          <w:p>
+            <w:pPr>
+              <w:pStyle w:val="Compact"/>
+              <w:spacing w:before="0" w:after="20" w:line="240" w:lineRule="auto"/>
+              <w:jc w:val="center"/>
+              <w:keepNext w:val="0"/>
+              <w:keepLines/>
+              <w:widowControl w:val="1"/>
+            </w:pPr>
+            <w:r>
+              <w:rPr>
+                <w:rFonts w:ascii="Georgia" w:hAnsi="Georgia"/>
+                <w:sz w:val="19"/>
+              </w:rPr>
+              <w:t xml:space="preserve">0.705 → 0.785</w:t>
+            </w:r>
+          </w:p>
+        </w:tc>
+        <w:tc>
+          <w:tcPr>
+            <w:tcBorders>
+              <w:left w:val="nil"/>
+              <w:right w:val="nil"/>
+              <w:top w:val="nil"/>
+              <w:bottom w:val="single" w:sz="4" w:color="D9E1E8"/>
+            </w:tcBorders>
+            <w:vAlign w:val="center"/>
+            <w:shd w:val="clear" w:color="auto" w:fill="D8F5DD"/>
+          </w:tcPr>
+          <w:p>
+            <w:pPr>
+              <w:pStyle w:val="Compact"/>
+              <w:spacing w:before="0" w:after="20" w:line="240" w:lineRule="auto"/>
+              <w:jc w:val="center"/>
+              <w:keepNext w:val="0"/>
+              <w:keepLines/>
+              <w:widowControl w:val="1"/>
+            </w:pPr>
+            <w:r>
+              <w:rPr>
+                <w:rFonts w:ascii="Georgia" w:hAnsi="Georgia"/>
+                <w:sz w:val="19"/>
+              </w:rPr>
+              <w:t xml:space="preserve">27%</w:t>
+            </w:r>
+          </w:p>
+        </w:tc>
+        <w:tc>
+          <w:tcPr>
+            <w:tcBorders>
+              <w:left w:val="nil"/>
+              <w:right w:val="nil"/>
+              <w:top w:val="nil"/>
+              <w:bottom w:val="single" w:sz="4" w:color="D9E1E8"/>
+            </w:tcBorders>
+            <w:vAlign w:val="center"/>
+            <w:shd w:val="clear" w:color="auto" w:fill="D8F5DD"/>
+          </w:tcPr>
+          <w:p>
+            <w:pPr>
+              <w:pStyle w:val="Compact"/>
+              <w:spacing w:before="0" w:after="20" w:line="240" w:lineRule="auto"/>
+              <w:jc w:val="center"/>
+              <w:keepNext w:val="0"/>
+              <w:keepLines/>
+              <w:widowControl w:val="1"/>
+            </w:pPr>
+            <w:r>
+              <w:rPr>
+                <w:rFonts w:ascii="Georgia" w:hAnsi="Georgia"/>
+                <w:sz w:val="19"/>
+              </w:rPr>
+              <w:t xml:space="preserve">+0.080 [0.050, 0.109]</w:t>
+            </w:r>
+          </w:p>
+        </w:tc>
+      </w:tr>
+      <w:tr>
+        <w:tc>
+          <w:tcPr>
+            <w:tcBorders>
+              <w:left w:val="nil"/>
+              <w:right w:val="nil"/>
+              <w:top w:val="nil"/>
+              <w:bottom w:val="single" w:sz="4" w:color="D9E1E8"/>
+            </w:tcBorders>
+            <w:vAlign w:val="center"/>
+            <w:shd w:val="clear" w:color="auto" w:fill="D8F5DD"/>
+          </w:tcPr>
+          <w:p>
+            <w:pPr>
+              <w:pStyle w:val="Compact"/>
+              <w:spacing w:before="0" w:after="20" w:line="240" w:lineRule="auto"/>
+              <w:jc w:val="center"/>
+              <w:keepNext w:val="0"/>
+              <w:keepLines/>
+              <w:widowControl w:val="1"/>
+            </w:pPr>
+            <w:r>
+              <w:rPr>
+                <w:rFonts w:ascii="Georgia" w:hAnsi="Georgia"/>
+                <w:sz w:val="19"/>
+                <w:highlight w:val="green"/>
+              </w:rPr>
+              <w:t xml:space="preserve">Edema</w:t>
+            </w:r>
+          </w:p>
+        </w:tc>
+        <w:tc>
+          <w:tcPr>
+            <w:tcBorders>
+              <w:left w:val="nil"/>
+              <w:right w:val="nil"/>
+              <w:top w:val="nil"/>
+              <w:bottom w:val="single" w:sz="4" w:color="D9E1E8"/>
+            </w:tcBorders>
+            <w:vAlign w:val="center"/>
+            <w:shd w:val="clear" w:color="auto" w:fill="D8F5DD"/>
+          </w:tcPr>
+          <w:p>
+            <w:pPr>
+              <w:pStyle w:val="Compact"/>
+              <w:spacing w:before="0" w:after="20" w:line="240" w:lineRule="auto"/>
+              <w:jc w:val="center"/>
+              <w:keepNext w:val="0"/>
+              <w:keepLines/>
+              <w:widowControl w:val="1"/>
+            </w:pPr>
+            <w:r>
+              <w:rPr>
+                <w:rFonts w:ascii="Georgia" w:hAnsi="Georgia"/>
+                <w:sz w:val="19"/>
+              </w:rPr>
+              <w:t xml:space="preserve">0.740 → 0.878</w:t>
+            </w:r>
+          </w:p>
+        </w:tc>
+        <w:tc>
+          <w:tcPr>
+            <w:tcBorders>
+              <w:left w:val="nil"/>
+              <w:right w:val="nil"/>
+              <w:top w:val="nil"/>
+              <w:bottom w:val="single" w:sz="4" w:color="D9E1E8"/>
+            </w:tcBorders>
+            <w:vAlign w:val="center"/>
+            <w:shd w:val="clear" w:color="auto" w:fill="D8F5DD"/>
+          </w:tcPr>
+          <w:p>
+            <w:pPr>
+              <w:pStyle w:val="Compact"/>
+              <w:spacing w:before="0" w:after="20" w:line="240" w:lineRule="auto"/>
+              <w:jc w:val="center"/>
+              <w:keepNext w:val="0"/>
+              <w:keepLines/>
+              <w:widowControl w:val="1"/>
+            </w:pPr>
+            <w:r>
+              <w:rPr>
+                <w:rFonts w:ascii="Georgia" w:hAnsi="Georgia"/>
+                <w:sz w:val="19"/>
+              </w:rPr>
+              <w:t xml:space="preserve">53%</w:t>
+            </w:r>
+          </w:p>
+        </w:tc>
+        <w:tc>
+          <w:tcPr>
+            <w:tcBorders>
+              <w:left w:val="nil"/>
+              <w:right w:val="nil"/>
+              <w:top w:val="nil"/>
+              <w:bottom w:val="single" w:sz="4" w:color="D9E1E8"/>
+            </w:tcBorders>
+            <w:vAlign w:val="center"/>
+            <w:shd w:val="clear" w:color="auto" w:fill="D8F5DD"/>
+          </w:tcPr>
+          <w:p>
+            <w:pPr>
+              <w:pStyle w:val="Compact"/>
+              <w:spacing w:before="0" w:after="20" w:line="240" w:lineRule="auto"/>
+              <w:jc w:val="center"/>
+              <w:keepNext w:val="0"/>
+              <w:keepLines/>
+              <w:widowControl w:val="1"/>
+            </w:pPr>
+            <w:r>
+              <w:rPr>
+                <w:rFonts w:ascii="Georgia" w:hAnsi="Georgia"/>
+                <w:sz w:val="19"/>
+              </w:rPr>
+              <w:t xml:space="preserve">+0.138 [0.055, 0.225]</w:t>
+            </w:r>
+          </w:p>
+        </w:tc>
+      </w:tr>
+      <w:tr>
+        <w:tc>
+          <w:tcPr>
+            <w:tcBorders>
+              <w:left w:val="nil"/>
+              <w:right w:val="nil"/>
+              <w:top w:val="nil"/>
+              <w:bottom w:val="single" w:sz="4" w:color="D9E1E8"/>
+            </w:tcBorders>
+            <w:vAlign w:val="center"/>
+            <w:shd w:val="clear" w:color="auto" w:fill="D8F5DD"/>
+          </w:tcPr>
+          <w:p>
+            <w:pPr>
+              <w:pStyle w:val="Compact"/>
+              <w:spacing w:before="0" w:after="20" w:line="240" w:lineRule="auto"/>
+              <w:jc w:val="center"/>
+              <w:keepNext w:val="0"/>
+              <w:keepLines/>
+              <w:widowControl w:val="1"/>
+            </w:pPr>
+            <w:r>
+              <w:rPr>
+                <w:rFonts w:ascii="Georgia" w:hAnsi="Georgia"/>
+                <w:sz w:val="19"/>
+                <w:highlight w:val="green"/>
+              </w:rPr>
+              <w:t xml:space="preserve">Consolidation</w:t>
+            </w:r>
+          </w:p>
+        </w:tc>
+        <w:tc>
+          <w:tcPr>
+            <w:tcBorders>
+              <w:left w:val="nil"/>
+              <w:right w:val="nil"/>
+              <w:top w:val="nil"/>
+              <w:bottom w:val="single" w:sz="4" w:color="D9E1E8"/>
+            </w:tcBorders>
+            <w:vAlign w:val="center"/>
+            <w:shd w:val="clear" w:color="auto" w:fill="D8F5DD"/>
+          </w:tcPr>
+          <w:p>
+            <w:pPr>
+              <w:pStyle w:val="Compact"/>
+              <w:spacing w:before="0" w:after="20" w:line="240" w:lineRule="auto"/>
+              <w:jc w:val="center"/>
+              <w:keepNext w:val="0"/>
+              <w:keepLines/>
+              <w:widowControl w:val="1"/>
+            </w:pPr>
+            <w:r>
+              <w:rPr>
+                <w:rFonts w:ascii="Georgia" w:hAnsi="Georgia"/>
+                <w:sz w:val="19"/>
+              </w:rPr>
+              <w:t xml:space="preserve">0.647 → 0.711</w:t>
+            </w:r>
+          </w:p>
+        </w:tc>
+        <w:tc>
+          <w:tcPr>
+            <w:tcBorders>
+              <w:left w:val="nil"/>
+              <w:right w:val="nil"/>
+              <w:top w:val="nil"/>
+              <w:bottom w:val="single" w:sz="4" w:color="D9E1E8"/>
+            </w:tcBorders>
+            <w:vAlign w:val="center"/>
+            <w:shd w:val="clear" w:color="auto" w:fill="D8F5DD"/>
+          </w:tcPr>
+          <w:p>
+            <w:pPr>
+              <w:pStyle w:val="Compact"/>
+              <w:spacing w:before="0" w:after="20" w:line="240" w:lineRule="auto"/>
+              <w:jc w:val="center"/>
+              <w:keepNext w:val="0"/>
+              <w:keepLines/>
+              <w:widowControl w:val="1"/>
+            </w:pPr>
+            <w:r>
+              <w:rPr>
+                <w:rFonts w:ascii="Georgia" w:hAnsi="Georgia"/>
+                <w:sz w:val="19"/>
+              </w:rPr>
+              <w:t xml:space="preserve">18%</w:t>
+            </w:r>
+          </w:p>
+        </w:tc>
+        <w:tc>
+          <w:tcPr>
+            <w:tcBorders>
+              <w:left w:val="nil"/>
+              <w:right w:val="nil"/>
+              <w:top w:val="nil"/>
+              <w:bottom w:val="single" w:sz="4" w:color="D9E1E8"/>
+            </w:tcBorders>
+            <w:vAlign w:val="center"/>
+            <w:shd w:val="clear" w:color="auto" w:fill="D8F5DD"/>
+          </w:tcPr>
+          <w:p>
+            <w:pPr>
+              <w:pStyle w:val="Compact"/>
+              <w:spacing w:before="0" w:after="20" w:line="240" w:lineRule="auto"/>
+              <w:jc w:val="center"/>
+              <w:keepNext w:val="0"/>
+              <w:keepLines/>
+              <w:widowControl w:val="1"/>
+            </w:pPr>
+            <w:r>
+              <w:rPr>
+                <w:rFonts w:ascii="Georgia" w:hAnsi="Georgia"/>
+                <w:sz w:val="19"/>
+              </w:rPr>
+              <w:t xml:space="preserve">+0.064 [0.014, 0.109]</w:t>
+            </w:r>
+          </w:p>
+        </w:tc>
+      </w:tr>
+      <w:tr>
+        <w:tc>
+          <w:tcPr>
+            <w:gridSpan w:val="4"/>
+            <w:tcBorders>
+              <w:left w:val="nil"/>
+              <w:right w:val="nil"/>
+              <w:top w:val="nil"/>
+              <w:bottom w:val="single" w:sz="4" w:color="D9E1E8"/>
+            </w:tcBorders>
+            <w:vAlign w:val="center"/>
+            <w:shd w:val="clear" w:color="auto" w:fill="D8F5DD"/>
+            <w:shd w:val="clear" w:color="auto" w:fill="D8F5DD"/>
+            <w:shd w:val="clear" w:color="auto" w:fill="D8F5DD"/>
+            <w:shd w:val="clear" w:color="auto" w:fill="D8F5DD"/>
+          </w:tcPr>
+          <w:p>
+            <w:pPr>
+              <w:pStyle w:val="Compact"/>
+              <w:spacing w:before="0" w:after="20" w:line="240" w:lineRule="auto"/>
+              <w:jc w:val="center"/>
+              <w:keepNext w:val="0"/>
+              <w:keepLines/>
+              <w:widowControl w:val="1"/>
+            </w:pPr>
+            <w:r>
+              <w:rPr>
+                <w:rFonts w:ascii="Georgia" w:hAnsi="Georgia"/>
+                <w:b/>
+                <w:bCs/>
+                <w:sz w:val="19"/>
+              </w:rPr>
+              <w:t xml:space="preserve">NIH → PadChest</w:t>
+            </w:r>
+          </w:p>
+        </w:tc>
+      </w:tr>
+      <w:tr>
+        <w:tc>
+          <w:tcPr>
+            <w:tcBorders>
+              <w:left w:val="nil"/>
+              <w:right w:val="nil"/>
+              <w:top w:val="nil"/>
+              <w:bottom w:val="single" w:sz="4" w:color="D9E1E8"/>
+            </w:tcBorders>
+            <w:vAlign w:val="center"/>
+            <w:shd w:val="clear" w:color="auto" w:fill="D8F5DD"/>
+          </w:tcPr>
+          <w:p>
+            <w:pPr>
+              <w:pStyle w:val="Compact"/>
+              <w:spacing w:before="0" w:after="20" w:line="240" w:lineRule="auto"/>
+              <w:jc w:val="center"/>
+              <w:keepNext w:val="0"/>
+              <w:keepLines/>
+              <w:widowControl w:val="1"/>
+            </w:pPr>
+            <w:r>
+              <w:rPr>
+                <w:rFonts w:ascii="Georgia" w:hAnsi="Georgia"/>
+                <w:sz w:val="19"/>
+                <w:highlight w:val="green"/>
+              </w:rPr>
+              <w:t xml:space="preserve">Cardiomegaly</w:t>
+            </w:r>
+          </w:p>
+        </w:tc>
+        <w:tc>
+          <w:tcPr>
+            <w:tcBorders>
+              <w:left w:val="nil"/>
+              <w:right w:val="nil"/>
+              <w:top w:val="nil"/>
+              <w:bottom w:val="single" w:sz="4" w:color="D9E1E8"/>
+            </w:tcBorders>
+            <w:vAlign w:val="center"/>
+            <w:shd w:val="clear" w:color="auto" w:fill="D8F5DD"/>
+          </w:tcPr>
+          <w:p>
+            <w:pPr>
+              <w:pStyle w:val="Compact"/>
+              <w:spacing w:before="0" w:after="20" w:line="240" w:lineRule="auto"/>
+              <w:jc w:val="center"/>
+              <w:keepNext w:val="0"/>
+              <w:keepLines/>
+              <w:widowControl w:val="1"/>
+            </w:pPr>
+            <w:r>
+              <w:rPr>
+                <w:rFonts w:ascii="Georgia" w:hAnsi="Georgia"/>
+                <w:sz w:val="19"/>
+              </w:rPr>
+              <w:t xml:space="preserve">0.761 → 0.839</w:t>
+            </w:r>
+          </w:p>
+        </w:tc>
+        <w:tc>
+          <w:tcPr>
+            <w:tcBorders>
+              <w:left w:val="nil"/>
+              <w:right w:val="nil"/>
+              <w:top w:val="nil"/>
+              <w:bottom w:val="single" w:sz="4" w:color="D9E1E8"/>
+            </w:tcBorders>
+            <w:vAlign w:val="center"/>
+            <w:shd w:val="clear" w:color="auto" w:fill="D8F5DD"/>
+          </w:tcPr>
+          <w:p>
+            <w:pPr>
+              <w:pStyle w:val="Compact"/>
+              <w:spacing w:before="0" w:after="20" w:line="240" w:lineRule="auto"/>
+              <w:jc w:val="center"/>
+              <w:keepNext w:val="0"/>
+              <w:keepLines/>
+              <w:widowControl w:val="1"/>
+            </w:pPr>
+            <w:r>
+              <w:rPr>
+                <w:rFonts w:ascii="Georgia" w:hAnsi="Georgia"/>
+                <w:sz w:val="19"/>
+              </w:rPr>
+              <w:t xml:space="preserve">33%</w:t>
+            </w:r>
+          </w:p>
+        </w:tc>
+        <w:tc>
+          <w:tcPr>
+            <w:tcBorders>
+              <w:left w:val="nil"/>
+              <w:right w:val="nil"/>
+              <w:top w:val="nil"/>
+              <w:bottom w:val="single" w:sz="4" w:color="D9E1E8"/>
+            </w:tcBorders>
+            <w:vAlign w:val="center"/>
+            <w:shd w:val="clear" w:color="auto" w:fill="D8F5DD"/>
+          </w:tcPr>
+          <w:p>
+            <w:pPr>
+              <w:pStyle w:val="Compact"/>
+              <w:spacing w:before="0" w:after="20" w:line="240" w:lineRule="auto"/>
+              <w:jc w:val="center"/>
+              <w:keepNext w:val="0"/>
+              <w:keepLines/>
+              <w:widowControl w:val="1"/>
+            </w:pPr>
+            <w:r>
+              <w:rPr>
+                <w:rFonts w:ascii="Georgia" w:hAnsi="Georgia"/>
+                <w:sz w:val="19"/>
+              </w:rPr>
+              <w:t xml:space="preserve">+0.078 [0.065, 0.090]</w:t>
+            </w:r>
+          </w:p>
+        </w:tc>
+      </w:tr>
+      <w:tr>
+        <w:tc>
+          <w:tcPr>
+            <w:tcBorders>
+              <w:left w:val="nil"/>
+              <w:right w:val="nil"/>
+              <w:top w:val="nil"/>
+              <w:bottom w:val="single" w:sz="4" w:color="D9E1E8"/>
+            </w:tcBorders>
+            <w:vAlign w:val="center"/>
+            <w:shd w:val="clear" w:color="auto" w:fill="D8F5DD"/>
+          </w:tcPr>
+          <w:p>
+            <w:pPr>
+              <w:pStyle w:val="Compact"/>
+              <w:spacing w:before="0" w:after="20" w:line="240" w:lineRule="auto"/>
+              <w:jc w:val="center"/>
+              <w:keepNext w:val="0"/>
+              <w:keepLines/>
+              <w:widowControl w:val="1"/>
+            </w:pPr>
+            <w:r>
+              <w:rPr>
+                <w:rFonts w:ascii="Georgia" w:hAnsi="Georgia"/>
+                <w:sz w:val="19"/>
+                <w:highlight w:val="green"/>
+              </w:rPr>
+              <w:t xml:space="preserve">Effusion</w:t>
+            </w:r>
+          </w:p>
+        </w:tc>
+        <w:tc>
+          <w:tcPr>
+            <w:tcBorders>
+              <w:left w:val="nil"/>
+              <w:right w:val="nil"/>
+              <w:top w:val="nil"/>
+              <w:bottom w:val="single" w:sz="4" w:color="D9E1E8"/>
+            </w:tcBorders>
+            <w:vAlign w:val="center"/>
+            <w:shd w:val="clear" w:color="auto" w:fill="D8F5DD"/>
+          </w:tcPr>
+          <w:p>
+            <w:pPr>
+              <w:pStyle w:val="Compact"/>
+              <w:spacing w:before="0" w:after="20" w:line="240" w:lineRule="auto"/>
+              <w:jc w:val="center"/>
+              <w:keepNext w:val="0"/>
+              <w:keepLines/>
+              <w:widowControl w:val="1"/>
+            </w:pPr>
+            <w:r>
+              <w:rPr>
+                <w:rFonts w:ascii="Georgia" w:hAnsi="Georgia"/>
+                <w:sz w:val="19"/>
+              </w:rPr>
+              <w:t xml:space="preserve">0.833 → 0.907</w:t>
+            </w:r>
+          </w:p>
+        </w:tc>
+        <w:tc>
+          <w:tcPr>
+            <w:tcBorders>
+              <w:left w:val="nil"/>
+              <w:right w:val="nil"/>
+              <w:top w:val="nil"/>
+              <w:bottom w:val="single" w:sz="4" w:color="D9E1E8"/>
+            </w:tcBorders>
+            <w:vAlign w:val="center"/>
+            <w:shd w:val="clear" w:color="auto" w:fill="D8F5DD"/>
+          </w:tcPr>
+          <w:p>
+            <w:pPr>
+              <w:pStyle w:val="Compact"/>
+              <w:spacing w:before="0" w:after="20" w:line="240" w:lineRule="auto"/>
+              <w:jc w:val="center"/>
+              <w:keepNext w:val="0"/>
+              <w:keepLines/>
+              <w:widowControl w:val="1"/>
+            </w:pPr>
+            <w:r>
+              <w:rPr>
+                <w:rFonts w:ascii="Georgia" w:hAnsi="Georgia"/>
+                <w:sz w:val="19"/>
+              </w:rPr>
+              <w:t xml:space="preserve">44%</w:t>
+            </w:r>
+          </w:p>
+        </w:tc>
+        <w:tc>
+          <w:tcPr>
+            <w:tcBorders>
+              <w:left w:val="nil"/>
+              <w:right w:val="nil"/>
+              <w:top w:val="nil"/>
+              <w:bottom w:val="single" w:sz="4" w:color="D9E1E8"/>
+            </w:tcBorders>
+            <w:vAlign w:val="center"/>
+            <w:shd w:val="clear" w:color="auto" w:fill="D8F5DD"/>
+          </w:tcPr>
+          <w:p>
+            <w:pPr>
+              <w:pStyle w:val="Compact"/>
+              <w:spacing w:before="0" w:after="20" w:line="240" w:lineRule="auto"/>
+              <w:jc w:val="center"/>
+              <w:keepNext w:val="0"/>
+              <w:keepLines/>
+              <w:widowControl w:val="1"/>
+            </w:pPr>
+            <w:r>
+              <w:rPr>
+                <w:rFonts w:ascii="Georgia" w:hAnsi="Georgia"/>
+                <w:sz w:val="19"/>
+              </w:rPr>
+              <w:t xml:space="preserve">+0.074 [0.058, 0.088]</w:t>
+            </w:r>
+          </w:p>
+        </w:tc>
+      </w:tr>
+      <w:tr>
+        <w:tc>
+          <w:tcPr>
+            <w:tcBorders>
+              <w:left w:val="nil"/>
+              <w:right w:val="nil"/>
+              <w:top w:val="nil"/>
+              <w:bottom w:val="single" w:sz="4" w:color="D9E1E8"/>
+            </w:tcBorders>
+            <w:vAlign w:val="center"/>
+            <w:shd w:val="clear" w:color="auto" w:fill="D8F5DD"/>
+          </w:tcPr>
+          <w:p>
+            <w:pPr>
+              <w:pStyle w:val="Compact"/>
+              <w:spacing w:before="0" w:after="20" w:line="240" w:lineRule="auto"/>
+              <w:jc w:val="center"/>
+              <w:keepNext w:val="0"/>
+              <w:keepLines/>
+              <w:widowControl w:val="1"/>
+            </w:pPr>
+            <w:r>
+              <w:rPr>
+                <w:rFonts w:ascii="Georgia" w:hAnsi="Georgia"/>
+                <w:sz w:val="19"/>
+                <w:highlight w:val="green"/>
+              </w:rPr>
+              <w:t xml:space="preserve">Edema</w:t>
+            </w:r>
+          </w:p>
+        </w:tc>
+        <w:tc>
+          <w:tcPr>
+            <w:tcBorders>
+              <w:left w:val="nil"/>
+              <w:right w:val="nil"/>
+              <w:top w:val="nil"/>
+              <w:bottom w:val="single" w:sz="4" w:color="D9E1E8"/>
+            </w:tcBorders>
+            <w:vAlign w:val="center"/>
+            <w:shd w:val="clear" w:color="auto" w:fill="D8F5DD"/>
+          </w:tcPr>
+          <w:p>
+            <w:pPr>
+              <w:pStyle w:val="Compact"/>
+              <w:spacing w:before="0" w:after="20" w:line="240" w:lineRule="auto"/>
+              <w:jc w:val="center"/>
+              <w:keepNext w:val="0"/>
+              <w:keepLines/>
+              <w:widowControl w:val="1"/>
+            </w:pPr>
+            <w:r>
+              <w:rPr>
+                <w:rFonts w:ascii="Georgia" w:hAnsi="Georgia"/>
+                <w:sz w:val="19"/>
+              </w:rPr>
+              <w:t xml:space="preserve">0.793 → 0.838</w:t>
+            </w:r>
+          </w:p>
+        </w:tc>
+        <w:tc>
+          <w:tcPr>
+            <w:tcBorders>
+              <w:left w:val="nil"/>
+              <w:right w:val="nil"/>
+              <w:top w:val="nil"/>
+              <w:bottom w:val="single" w:sz="4" w:color="D9E1E8"/>
+            </w:tcBorders>
+            <w:vAlign w:val="center"/>
+            <w:shd w:val="clear" w:color="auto" w:fill="D8F5DD"/>
+          </w:tcPr>
+          <w:p>
+            <w:pPr>
+              <w:pStyle w:val="Compact"/>
+              <w:spacing w:before="0" w:after="20" w:line="240" w:lineRule="auto"/>
+              <w:jc w:val="center"/>
+              <w:keepNext w:val="0"/>
+              <w:keepLines/>
+              <w:widowControl w:val="1"/>
+            </w:pPr>
+            <w:r>
+              <w:rPr>
+                <w:rFonts w:ascii="Georgia" w:hAnsi="Georgia"/>
+                <w:sz w:val="19"/>
+              </w:rPr>
+              <w:t xml:space="preserve">22%</w:t>
+            </w:r>
+          </w:p>
+        </w:tc>
+        <w:tc>
+          <w:tcPr>
+            <w:tcBorders>
+              <w:left w:val="nil"/>
+              <w:right w:val="nil"/>
+              <w:top w:val="nil"/>
+              <w:bottom w:val="single" w:sz="4" w:color="D9E1E8"/>
+            </w:tcBorders>
+            <w:vAlign w:val="center"/>
+            <w:shd w:val="clear" w:color="auto" w:fill="D8F5DD"/>
+          </w:tcPr>
+          <w:p>
+            <w:pPr>
+              <w:pStyle w:val="Compact"/>
+              <w:spacing w:before="0" w:after="20" w:line="240" w:lineRule="auto"/>
+              <w:jc w:val="center"/>
+              <w:keepNext w:val="0"/>
+              <w:keepLines/>
+              <w:widowControl w:val="1"/>
+            </w:pPr>
+            <w:r>
+              <w:rPr>
+                <w:rFonts w:ascii="Georgia" w:hAnsi="Georgia"/>
+                <w:sz w:val="19"/>
+              </w:rPr>
+              <w:t xml:space="preserve">+0.045 [0.025, 0.067]</w:t>
             </w:r>
           </w:p>
         </w:tc>
@@ -4899,7 +5846,7 @@
                 <w:rFonts w:ascii="Georgia" w:hAnsi="Georgia"/>
                 <w:sz w:val="19"/>
               </w:rPr>
-              <w:t xml:space="preserve">0.619</w:t>
+              <w:t xml:space="preserve">0.704 → 0.763</w:t>
             </w:r>
           </w:p>
         </w:tc>
@@ -4928,7 +5875,7 @@
                 <w:rFonts w:ascii="Georgia" w:hAnsi="Georgia"/>
                 <w:sz w:val="19"/>
               </w:rPr>
-              <w:t xml:space="preserve">0.668</w:t>
+              <w:t xml:space="preserve">20%</w:t>
             </w:r>
           </w:p>
         </w:tc>
@@ -4957,36 +5904,7 @@
                 <w:rFonts w:ascii="Georgia" w:hAnsi="Georgia"/>
                 <w:sz w:val="19"/>
               </w:rPr>
-              <w:t xml:space="preserve">+0.049 [0.022, 0.076]</w:t>
-            </w:r>
-          </w:p>
-        </w:tc>
-        <w:tc>
-          <w:tcPr>
-            <w:tcBorders>
-              <w:left w:val="nil"/>
-              <w:right w:val="nil"/>
-              <w:top w:val="nil"/>
-              <w:bottom w:val="nil"/>
-            </w:tcBorders>
-            <w:vAlign w:val="center"/>
-            <w:shd w:val="clear" w:color="auto" w:fill="D8F5DD"/>
-          </w:tcPr>
-          <w:p>
-            <w:pPr>
-              <w:pStyle w:val="Compact"/>
-              <w:spacing w:before="0" w:after="20" w:line="240" w:lineRule="auto"/>
-              <w:jc w:val="center"/>
-              <w:keepNext w:val="0"/>
-              <w:keepLines/>
-              <w:widowControl w:val="1"/>
-            </w:pPr>
-            <w:r>
-              <w:rPr>
-                <w:rFonts w:ascii="Georgia" w:hAnsi="Georgia"/>
-                <w:sz w:val="19"/>
-              </w:rPr>
-              <w:t xml:space="preserve">13%</w:t>
+              <w:t xml:space="preserve">+0.059 [0.007, 0.107]</w:t>
             </w:r>
           </w:p>
         </w:tc>

--- a/manuscript.docx
+++ b/manuscript.docx
@@ -6047,7 +6047,7 @@
         <w:rPr>
           <w:highlight w:val="green"/>
         </w:rPr>
-        <w:t xml:space="preserve">The decision regions of accepted and deferred predictions can be examined spatially with class-activation mapping (Figure 8): for confident accepted predictions the activation concentrates over the lung fields, whereas borderline deferred predictions show more diffuse activation, consistent with the uncertainty-driven abstention used throughout this work.</w:t>
+        <w:t xml:space="preserve">The decision regions of accepted and deferred predictions can be examined spatially with class-activation mapping (Figure 8): for confident accepted predictions the activation concentrates over the relevant lung fields, whereas borderline deferred predictions show diffuse, spatially spread activation. This contrast holds for all four target pathologies and is consistent with the uncertainty-driven abstention used throughout this work.</w:t>
       </w:r>
     </w:p>
     <w:p>
@@ -6061,7 +6061,7 @@
       <w:r>
         <w:drawing>
           <wp:inline>
-            <wp:extent cx="5943600" cy="4188822"/>
+            <wp:extent cx="5943600" cy="3141617"/>
             <wp:effectExtent b="0" l="0" r="0" t="0"/>
             <wp:docPr descr="Grad-CAM borderline vs confident" title="" id="47" name="Picture"/>
             <a:graphic>
@@ -6082,7 +6082,7 @@
                   <pic:spPr bwMode="auto">
                     <a:xfrm>
                       <a:off x="0" y="0"/>
-                      <a:ext cx="5943600" cy="4188822"/>
+                      <a:ext cx="5943600" cy="3141617"/>
                     </a:xfrm>
                     <a:prstGeom prst="rect">
                       <a:avLst/>
@@ -6131,7 +6131,7 @@
           <w:i/>
           <w:highlight w:val="green"/>
         </w:rPr>
-        <w:t>Representative Grad-CAM overlays for confident accepted predictions (top) and borderline deferred predictions (bottom). Accepted predictions show activation concentrated over the lung fields, whereas deferred predictions show more diffuse activation.</w:t>
+        <w:t>Representative Grad-CAM overlays for the four target pathologies (columns), each with a confident accepted prediction (top) and a borderline deferred prediction (bottom). Accepted predictions show activation concentrated over the relevant lung fields, whereas deferred predictions show diffuse, spatially spread activation.</w:t>
       </w:r>
     </w:p>
     <w:bookmarkEnd w:id="49"/>

--- a/manuscript.docx
+++ b/manuscript.docx
@@ -3658,7 +3658,22 @@
         <w:rPr>
           <w:highlight w:val="green"/>
         </w:rPr>
-        <w:t xml:space="preserve">To assess behaviour under domain shift, we evaluate a single-source model on an unseen source in a leave-one-dataset-out protocol (Table 3). The discrimination of a model trained on NIH ChestX-ray14 decreases when it is applied to MIMIC-CXR, quantifying the domain-shift penalty that the inter-source setting is designed to expose and against which selective prediction provides a safeguard by deferring uncertain cases.</w:t>
+        <w:t xml:space="preserve">To assess behaviour under domain shift, we evaluate a single-source model on an unseen source in a leave-one-dataset-out protocol. The discrimination of a model trained on NIH ChestX-ray14 decreases when it is applied to MIMIC-CXR (per-pathology AUC falls from 0.864 to 0.687 for Cardiomegaly, 0.818 to 0.793 for Effusion, 0.867 to 0.763 for Edema, and 0.793 to 0.694 for Consolidation), quantifying the domain-shift penalty that the inter-source setting is designed to expose and against which selective prediction provides a safeguard by deferring uncertain cases.</w:t>
+      </w:r>
+    </w:p>
+    <w:p>
+      <w:pPr>
+        <w:pStyle w:val="BodyText"/>
+        <w:jc w:val="both"/>
+        <w:keepNext w:val="0"/>
+        <w:keepLines w:val="0"/>
+        <w:widowControl w:val="1"/>
+      </w:pPr>
+      <w:r>
+        <w:rPr>
+          <w:highlight w:val="green"/>
+        </w:rPr>
+        <w:t xml:space="preserve">Domain shift lowers discrimination, but the selective mechanism remains effective on the shifted distribution: deferring the most uncertain predictions improves retained balanced accuracy on the unseen source. Table 3 reports this across all three leave-one-dataset-out transfer directions: the NIH-trained model evaluated on MIMIC-CXR, the reverse direction (a MIMIC-trained model evaluated on NIH ChestX-ray14), and the NIH-trained model applied to PadChest, a geographically independent Spanish cohort never seen during training. In every direction, deferral improves retained balanced accuracy for all four pathologies, with a relative reduction in balanced error of 7 to 53% and 95% bootstrap confidence intervals excluding zero throughout. Selective prediction therefore provides a safeguard precisely where it is most needed, on out-of-distribution inputs.</w:t>
       </w:r>
     </w:p>
     <w:p>
@@ -3677,533 +3692,6 @@
           <w:highlight w:val="green"/>
         </w:rPr>
         <w:t>Table 3:</w:t>
-      </w:r>
-      <w:r>
-        <w:rPr>
-          <w:b w:val="0"/>
-          <w:i/>
-        </w:rPr>
-        <w:t xml:space="preserve"> </w:t>
-      </w:r>
-      <w:r>
-        <w:rPr>
-          <w:b w:val="0"/>
-          <w:i/>
-          <w:highlight w:val="green"/>
-        </w:rPr>
-        <w:t>Leave-one-dataset-out evaluation (model trained on NIH ChestX-ray14, evaluated on MIMIC-CXR). Discrimination decreases on the unseen source, quantifying the domain-shift penalty; selective prediction addresses this penalty by recovering retained balanced accuracy on the shifted distribution (Table 4).</w:t>
-      </w:r>
-    </w:p>
-    <w:tbl>
-      <w:tblPr>
-        <w:tblStyle w:val="Table"/>
-        <w:tblW w:type="pct" w:w="5000"/>
-        <w:jc w:val="center"/>
-        <w:tblLook w:firstRow="1" w:lastRow="0" w:firstColumn="0" w:lastColumn="0" w:noHBand="0" w:noVBand="0" w:val="0020"/>
-        <w:tblCaption w:val="Table 3: Leave-one-dataset-out evaluation (model trained on NIH ChestX-ray14, evaluated on MIMIC-CXR). Discrimination decreases on the unseen source, quantifying the domain-shift penalty; selective prediction addresses this penalty by recovering retained balanced accuracy on the shifted distribution (Table 4)."/>
-        <w:tblLayout w:type="autofit"/>
-        <w:tblBorders>
-          <w:top w:val="single" w:sz="10" w:color="4F6272"/>
-          <w:bottom w:val="single" w:sz="10" w:color="4F6272"/>
-          <w:insideH w:val="single" w:sz="5" w:color="9FB0C2"/>
-          <w:left w:val="single" w:sz="6" w:color="9FB0C2"/>
-          <w:right w:val="single" w:sz="6" w:color="9FB0C2"/>
-          <w:insideV w:val="single" w:sz="5" w:color="D9E1E8"/>
-        </w:tblBorders>
-      </w:tblPr>
-      <w:tblGrid>
-        <w:gridCol w:w="2640"/>
-        <w:gridCol w:w="2640"/>
-        <w:gridCol w:w="2640"/>
-      </w:tblGrid>
-      <w:tr>
-        <w:trPr>
-          <w:tblHeader w:val="on"/>
-        </w:trPr>
-        <w:tc>
-          <w:tcPr>
-            <w:shd w:fill="EEF3F7"/>
-            <w:tcBorders>
-              <w:left w:val="nil"/>
-              <w:right w:val="nil"/>
-              <w:top w:val="nil"/>
-              <w:bottom w:val="single" w:sz="8" w:color="9FB0C2"/>
-            </w:tcBorders>
-            <w:vAlign w:val="center"/>
-          </w:tcPr>
-          <w:p>
-            <w:pPr>
-              <w:pStyle w:val="Compact"/>
-              <w:spacing w:before="0" w:after="20" w:line="240" w:lineRule="auto"/>
-              <w:jc w:val="center"/>
-              <w:keepNext w:val="0"/>
-              <w:keepLines/>
-              <w:widowControl w:val="1"/>
-            </w:pPr>
-            <w:r>
-              <w:rPr>
-                <w:rFonts w:ascii="Georgia" w:hAnsi="Georgia"/>
-                <w:b/>
-                <w:sz w:val="19"/>
-              </w:rPr>
-              <w:t xml:space="preserve">Pathology</w:t>
-            </w:r>
-          </w:p>
-        </w:tc>
-        <w:tc>
-          <w:tcPr>
-            <w:shd w:fill="EEF3F7"/>
-            <w:tcBorders>
-              <w:left w:val="nil"/>
-              <w:right w:val="nil"/>
-              <w:top w:val="nil"/>
-              <w:bottom w:val="single" w:sz="8" w:color="9FB0C2"/>
-            </w:tcBorders>
-            <w:vAlign w:val="center"/>
-          </w:tcPr>
-          <w:p>
-            <w:pPr>
-              <w:pStyle w:val="Compact"/>
-              <w:spacing w:before="0" w:after="20" w:line="240" w:lineRule="auto"/>
-              <w:jc w:val="center"/>
-              <w:keepNext w:val="0"/>
-              <w:keepLines/>
-              <w:widowControl w:val="1"/>
-            </w:pPr>
-            <w:r>
-              <w:rPr>
-                <w:rFonts w:ascii="Georgia" w:hAnsi="Georgia"/>
-                <w:b/>
-                <w:sz w:val="19"/>
-              </w:rPr>
-              <w:t xml:space="preserve">In-domain AUC (NIH)</w:t>
-            </w:r>
-          </w:p>
-        </w:tc>
-        <w:tc>
-          <w:tcPr>
-            <w:shd w:fill="EEF3F7"/>
-            <w:tcBorders>
-              <w:left w:val="nil"/>
-              <w:right w:val="nil"/>
-              <w:top w:val="nil"/>
-              <w:bottom w:val="single" w:sz="8" w:color="9FB0C2"/>
-            </w:tcBorders>
-            <w:vAlign w:val="center"/>
-          </w:tcPr>
-          <w:p>
-            <w:pPr>
-              <w:pStyle w:val="Compact"/>
-              <w:spacing w:before="0" w:after="20" w:line="240" w:lineRule="auto"/>
-              <w:jc w:val="center"/>
-              <w:keepNext w:val="0"/>
-              <w:keepLines/>
-              <w:widowControl w:val="1"/>
-            </w:pPr>
-            <w:r>
-              <w:rPr>
-                <w:rFonts w:ascii="Georgia" w:hAnsi="Georgia"/>
-                <w:b/>
-                <w:sz w:val="19"/>
-              </w:rPr>
-              <w:t xml:space="preserve">Out-of-distribution AUC (MIMIC)</w:t>
-            </w:r>
-          </w:p>
-        </w:tc>
-      </w:tr>
-      <w:tr>
-        <w:tc>
-          <w:tcPr>
-            <w:tcBorders>
-              <w:left w:val="nil"/>
-              <w:right w:val="nil"/>
-              <w:top w:val="nil"/>
-              <w:bottom w:val="single" w:sz="4" w:color="D9E1E8"/>
-            </w:tcBorders>
-            <w:vAlign w:val="center"/>
-            <w:shd w:val="clear" w:color="auto" w:fill="D8F5DD"/>
-          </w:tcPr>
-          <w:p>
-            <w:pPr>
-              <w:pStyle w:val="Compact"/>
-              <w:spacing w:before="0" w:after="20" w:line="240" w:lineRule="auto"/>
-              <w:jc w:val="center"/>
-              <w:keepNext w:val="0"/>
-              <w:keepLines/>
-              <w:widowControl w:val="1"/>
-            </w:pPr>
-            <w:r>
-              <w:rPr>
-                <w:rFonts w:ascii="Georgia" w:hAnsi="Georgia"/>
-                <w:sz w:val="19"/>
-                <w:highlight w:val="green"/>
-              </w:rPr>
-              <w:t xml:space="preserve">Cardiomegaly</w:t>
-            </w:r>
-          </w:p>
-        </w:tc>
-        <w:tc>
-          <w:tcPr>
-            <w:tcBorders>
-              <w:left w:val="nil"/>
-              <w:right w:val="nil"/>
-              <w:top w:val="nil"/>
-              <w:bottom w:val="single" w:sz="4" w:color="D9E1E8"/>
-            </w:tcBorders>
-            <w:vAlign w:val="center"/>
-            <w:shd w:val="clear" w:color="auto" w:fill="D8F5DD"/>
-          </w:tcPr>
-          <w:p>
-            <w:pPr>
-              <w:pStyle w:val="Compact"/>
-              <w:spacing w:before="0" w:after="20" w:line="240" w:lineRule="auto"/>
-              <w:jc w:val="center"/>
-              <w:keepNext w:val="0"/>
-              <w:keepLines/>
-              <w:widowControl w:val="1"/>
-            </w:pPr>
-            <w:r>
-              <w:rPr>
-                <w:rFonts w:ascii="Georgia" w:hAnsi="Georgia"/>
-                <w:sz w:val="19"/>
-              </w:rPr>
-              <w:t xml:space="preserve">0.864</w:t>
-            </w:r>
-          </w:p>
-        </w:tc>
-        <w:tc>
-          <w:tcPr>
-            <w:tcBorders>
-              <w:left w:val="nil"/>
-              <w:right w:val="nil"/>
-              <w:top w:val="nil"/>
-              <w:bottom w:val="single" w:sz="4" w:color="D9E1E8"/>
-            </w:tcBorders>
-            <w:vAlign w:val="center"/>
-            <w:shd w:val="clear" w:color="auto" w:fill="D8F5DD"/>
-          </w:tcPr>
-          <w:p>
-            <w:pPr>
-              <w:pStyle w:val="Compact"/>
-              <w:spacing w:before="0" w:after="20" w:line="240" w:lineRule="auto"/>
-              <w:jc w:val="center"/>
-              <w:keepNext w:val="0"/>
-              <w:keepLines/>
-              <w:widowControl w:val="1"/>
-            </w:pPr>
-            <w:r>
-              <w:rPr>
-                <w:rFonts w:ascii="Georgia" w:hAnsi="Georgia"/>
-                <w:sz w:val="19"/>
-              </w:rPr>
-              <w:t xml:space="preserve">0.687</w:t>
-            </w:r>
-          </w:p>
-        </w:tc>
-      </w:tr>
-      <w:tr>
-        <w:tc>
-          <w:tcPr>
-            <w:tcBorders>
-              <w:left w:val="nil"/>
-              <w:right w:val="nil"/>
-              <w:top w:val="nil"/>
-              <w:bottom w:val="single" w:sz="4" w:color="D9E1E8"/>
-            </w:tcBorders>
-            <w:vAlign w:val="center"/>
-            <w:shd w:val="clear" w:color="auto" w:fill="D8F5DD"/>
-          </w:tcPr>
-          <w:p>
-            <w:pPr>
-              <w:pStyle w:val="Compact"/>
-              <w:spacing w:before="0" w:after="20" w:line="240" w:lineRule="auto"/>
-              <w:jc w:val="center"/>
-              <w:keepNext w:val="0"/>
-              <w:keepLines/>
-              <w:widowControl w:val="1"/>
-            </w:pPr>
-            <w:r>
-              <w:rPr>
-                <w:rFonts w:ascii="Georgia" w:hAnsi="Georgia"/>
-                <w:sz w:val="19"/>
-                <w:highlight w:val="green"/>
-              </w:rPr>
-              <w:t xml:space="preserve">Effusion</w:t>
-            </w:r>
-          </w:p>
-        </w:tc>
-        <w:tc>
-          <w:tcPr>
-            <w:tcBorders>
-              <w:left w:val="nil"/>
-              <w:right w:val="nil"/>
-              <w:top w:val="nil"/>
-              <w:bottom w:val="single" w:sz="4" w:color="D9E1E8"/>
-            </w:tcBorders>
-            <w:vAlign w:val="center"/>
-            <w:shd w:val="clear" w:color="auto" w:fill="D8F5DD"/>
-          </w:tcPr>
-          <w:p>
-            <w:pPr>
-              <w:pStyle w:val="Compact"/>
-              <w:spacing w:before="0" w:after="20" w:line="240" w:lineRule="auto"/>
-              <w:jc w:val="center"/>
-              <w:keepNext w:val="0"/>
-              <w:keepLines/>
-              <w:widowControl w:val="1"/>
-            </w:pPr>
-            <w:r>
-              <w:rPr>
-                <w:rFonts w:ascii="Georgia" w:hAnsi="Georgia"/>
-                <w:sz w:val="19"/>
-              </w:rPr>
-              <w:t xml:space="preserve">0.818</w:t>
-            </w:r>
-          </w:p>
-        </w:tc>
-        <w:tc>
-          <w:tcPr>
-            <w:tcBorders>
-              <w:left w:val="nil"/>
-              <w:right w:val="nil"/>
-              <w:top w:val="nil"/>
-              <w:bottom w:val="single" w:sz="4" w:color="D9E1E8"/>
-            </w:tcBorders>
-            <w:vAlign w:val="center"/>
-            <w:shd w:val="clear" w:color="auto" w:fill="D8F5DD"/>
-          </w:tcPr>
-          <w:p>
-            <w:pPr>
-              <w:pStyle w:val="Compact"/>
-              <w:spacing w:before="0" w:after="20" w:line="240" w:lineRule="auto"/>
-              <w:jc w:val="center"/>
-              <w:keepNext w:val="0"/>
-              <w:keepLines/>
-              <w:widowControl w:val="1"/>
-            </w:pPr>
-            <w:r>
-              <w:rPr>
-                <w:rFonts w:ascii="Georgia" w:hAnsi="Georgia"/>
-                <w:sz w:val="19"/>
-              </w:rPr>
-              <w:t xml:space="preserve">0.793</w:t>
-            </w:r>
-          </w:p>
-        </w:tc>
-      </w:tr>
-      <w:tr>
-        <w:tc>
-          <w:tcPr>
-            <w:tcBorders>
-              <w:left w:val="nil"/>
-              <w:right w:val="nil"/>
-              <w:top w:val="nil"/>
-              <w:bottom w:val="single" w:sz="4" w:color="D9E1E8"/>
-            </w:tcBorders>
-            <w:vAlign w:val="center"/>
-            <w:shd w:val="clear" w:color="auto" w:fill="D8F5DD"/>
-          </w:tcPr>
-          <w:p>
-            <w:pPr>
-              <w:pStyle w:val="Compact"/>
-              <w:spacing w:before="0" w:after="20" w:line="240" w:lineRule="auto"/>
-              <w:jc w:val="center"/>
-              <w:keepNext w:val="0"/>
-              <w:keepLines/>
-              <w:widowControl w:val="1"/>
-            </w:pPr>
-            <w:r>
-              <w:rPr>
-                <w:rFonts w:ascii="Georgia" w:hAnsi="Georgia"/>
-                <w:sz w:val="19"/>
-                <w:highlight w:val="green"/>
-              </w:rPr>
-              <w:t xml:space="preserve">Edema</w:t>
-            </w:r>
-          </w:p>
-        </w:tc>
-        <w:tc>
-          <w:tcPr>
-            <w:tcBorders>
-              <w:left w:val="nil"/>
-              <w:right w:val="nil"/>
-              <w:top w:val="nil"/>
-              <w:bottom w:val="single" w:sz="4" w:color="D9E1E8"/>
-            </w:tcBorders>
-            <w:vAlign w:val="center"/>
-            <w:shd w:val="clear" w:color="auto" w:fill="D8F5DD"/>
-          </w:tcPr>
-          <w:p>
-            <w:pPr>
-              <w:pStyle w:val="Compact"/>
-              <w:spacing w:before="0" w:after="20" w:line="240" w:lineRule="auto"/>
-              <w:jc w:val="center"/>
-              <w:keepNext w:val="0"/>
-              <w:keepLines/>
-              <w:widowControl w:val="1"/>
-            </w:pPr>
-            <w:r>
-              <w:rPr>
-                <w:rFonts w:ascii="Georgia" w:hAnsi="Georgia"/>
-                <w:sz w:val="19"/>
-              </w:rPr>
-              <w:t xml:space="preserve">0.867</w:t>
-            </w:r>
-          </w:p>
-        </w:tc>
-        <w:tc>
-          <w:tcPr>
-            <w:tcBorders>
-              <w:left w:val="nil"/>
-              <w:right w:val="nil"/>
-              <w:top w:val="nil"/>
-              <w:bottom w:val="single" w:sz="4" w:color="D9E1E8"/>
-            </w:tcBorders>
-            <w:vAlign w:val="center"/>
-            <w:shd w:val="clear" w:color="auto" w:fill="D8F5DD"/>
-          </w:tcPr>
-          <w:p>
-            <w:pPr>
-              <w:pStyle w:val="Compact"/>
-              <w:spacing w:before="0" w:after="20" w:line="240" w:lineRule="auto"/>
-              <w:jc w:val="center"/>
-              <w:keepNext w:val="0"/>
-              <w:keepLines/>
-              <w:widowControl w:val="1"/>
-            </w:pPr>
-            <w:r>
-              <w:rPr>
-                <w:rFonts w:ascii="Georgia" w:hAnsi="Georgia"/>
-                <w:sz w:val="19"/>
-              </w:rPr>
-              <w:t xml:space="preserve">0.763</w:t>
-            </w:r>
-          </w:p>
-        </w:tc>
-      </w:tr>
-      <w:tr>
-        <w:tc>
-          <w:tcPr>
-            <w:tcBorders>
-              <w:left w:val="nil"/>
-              <w:right w:val="nil"/>
-              <w:top w:val="nil"/>
-              <w:bottom w:val="nil"/>
-            </w:tcBorders>
-            <w:vAlign w:val="center"/>
-            <w:shd w:val="clear" w:color="auto" w:fill="D8F5DD"/>
-          </w:tcPr>
-          <w:p>
-            <w:pPr>
-              <w:pStyle w:val="Compact"/>
-              <w:spacing w:before="0" w:after="20" w:line="240" w:lineRule="auto"/>
-              <w:jc w:val="center"/>
-              <w:keepNext w:val="0"/>
-              <w:keepLines/>
-              <w:widowControl w:val="1"/>
-            </w:pPr>
-            <w:r>
-              <w:rPr>
-                <w:rFonts w:ascii="Georgia" w:hAnsi="Georgia"/>
-                <w:sz w:val="19"/>
-                <w:highlight w:val="green"/>
-              </w:rPr>
-              <w:t xml:space="preserve">Consolidation</w:t>
-            </w:r>
-          </w:p>
-        </w:tc>
-        <w:tc>
-          <w:tcPr>
-            <w:tcBorders>
-              <w:left w:val="nil"/>
-              <w:right w:val="nil"/>
-              <w:top w:val="nil"/>
-              <w:bottom w:val="nil"/>
-            </w:tcBorders>
-            <w:vAlign w:val="center"/>
-            <w:shd w:val="clear" w:color="auto" w:fill="D8F5DD"/>
-          </w:tcPr>
-          <w:p>
-            <w:pPr>
-              <w:pStyle w:val="Compact"/>
-              <w:spacing w:before="0" w:after="20" w:line="240" w:lineRule="auto"/>
-              <w:jc w:val="center"/>
-              <w:keepNext w:val="0"/>
-              <w:keepLines/>
-              <w:widowControl w:val="1"/>
-            </w:pPr>
-            <w:r>
-              <w:rPr>
-                <w:rFonts w:ascii="Georgia" w:hAnsi="Georgia"/>
-                <w:sz w:val="19"/>
-              </w:rPr>
-              <w:t xml:space="preserve">0.793</w:t>
-            </w:r>
-          </w:p>
-        </w:tc>
-        <w:tc>
-          <w:tcPr>
-            <w:tcBorders>
-              <w:left w:val="nil"/>
-              <w:right w:val="nil"/>
-              <w:top w:val="nil"/>
-              <w:bottom w:val="nil"/>
-            </w:tcBorders>
-            <w:vAlign w:val="center"/>
-            <w:shd w:val="clear" w:color="auto" w:fill="D8F5DD"/>
-          </w:tcPr>
-          <w:p>
-            <w:pPr>
-              <w:pStyle w:val="Compact"/>
-              <w:spacing w:before="0" w:after="20" w:line="240" w:lineRule="auto"/>
-              <w:jc w:val="center"/>
-              <w:keepNext w:val="0"/>
-              <w:keepLines/>
-              <w:widowControl w:val="1"/>
-            </w:pPr>
-            <w:r>
-              <w:rPr>
-                <w:rFonts w:ascii="Georgia" w:hAnsi="Georgia"/>
-                <w:sz w:val="19"/>
-              </w:rPr>
-              <w:t xml:space="preserve">0.694</w:t>
-            </w:r>
-          </w:p>
-        </w:tc>
-      </w:tr>
-    </w:tbl>
-    <w:p>
-      <w:pPr>
-        <w:pStyle w:val="BodyText"/>
-        <w:spacing w:before="240"/>
-        <w:jc w:val="both"/>
-        <w:keepNext w:val="0"/>
-        <w:keepLines w:val="0"/>
-        <w:widowControl w:val="1"/>
-      </w:pPr>
-      <w:r>
-        <w:rPr>
-          <w:highlight w:val="green"/>
-        </w:rPr>
-        <w:t xml:space="preserve">Domain shift lowers discrimination, but the selective mechanism remains effective on the shifted distribution: deferring the most uncertain predictions improves retained balanced accuracy on the unseen source. Table 4 reports this across all three leave-one-dataset-out transfer directions: the NIH-trained model evaluated on MIMIC-CXR, the reverse direction (a MIMIC-trained model evaluated on NIH ChestX-ray14), and the NIH-trained model applied to PadChest, a geographically independent Spanish cohort never seen during training. In every direction, deferral improves retained balanced accuracy for all four pathologies, with a relative reduction in balanced error of 7 to 53% and 95% bootstrap confidence intervals excluding zero throughout. Selective prediction therefore provides a safeguard precisely where it is most needed, on out-of-distribution inputs.</w:t>
-      </w:r>
-    </w:p>
-    <w:p>
-      <w:pPr>
-        <w:pStyle w:val="TableCaption"/>
-        <w:spacing w:before="280" w:after="60" w:line="240" w:lineRule="auto"/>
-        <w:jc w:val="center"/>
-        <w:keepNext/>
-        <w:keepLines/>
-        <w:widowControl w:val="1"/>
-      </w:pPr>
-      <w:r>
-        <w:rPr>
-          <w:b/>
-          <w:i/>
-          <w:highlight w:val="green"/>
-        </w:rPr>
-        <w:t>Table 4:</w:t>
       </w:r>
       <w:r>
         <w:rPr>
@@ -4228,7 +3716,7 @@
         <w:jc w:val="center"/>
         <w:tblLayout w:type="autofit"/>
         <w:tblLook w:firstRow="1" w:lastRow="0" w:firstColumn="0" w:lastColumn="0" w:noHBand="0" w:noVBand="0" w:val="0020"/>
-        <w:tblCaption w:val="Table 4: Selective balanced accuracy under domain shift across all three leave-one-dataset-out transfer directions, at full coverage and at a coverage of 0.70. Every one of the twelve gains has a 95% bootstrap confidence interval excluding zero. Balanced-error reduction is the relative decrease in balanced error (one minus balanced accuracy) on the shifted source."/>
+        <w:tblCaption w:val="Table 3: Selective balanced accuracy under domain shift across all three leave-one-dataset-out transfer directions, at full coverage and at a coverage of 0.70. Every one of the twelve gains has a 95% bootstrap confidence interval excluding zero. Balanced-error reduction is the relative decrease in balanced error (one minus balanced accuracy) on the shifted source."/>
         <w:tblBorders>
           <w:top w:val="single" w:sz="10" w:color="4F6272"/>
           <w:bottom w:val="single" w:sz="10" w:color="4F6272"/>

--- a/manuscript.docx
+++ b/manuscript.docx
@@ -246,7 +246,7 @@
       </w:r>
       <w:r>
         <w:rPr>
-          <w:highlight w:val="green"/>
+          <w:highlight w:val="yellow"/>
         </w:rPr>
         <w:t xml:space="preserve">Risk-coverage analysis; Balanced accuracy; Domain shift</w:t>
       </w:r>
@@ -544,7 +544,7 @@
       </w:r>
       <w:r>
         <w:rPr>
-          <w:highlight w:val="green"/>
+          <w:highlight w:val="yellow"/>
         </w:rPr>
         <w:t xml:space="preserve">Each pathology prediction is accepted or deferred on its own; acceptance yields a partial-label output and is not a global clearance of the image.</w:t>
       </w:r>
@@ -607,7 +607,7 @@
       </w:r>
       <w:r>
         <w:rPr>
-          <w:highlight w:val="green"/>
+          <w:highlight w:val="yellow"/>
         </w:rPr>
         <w:t xml:space="preserve">and (4) the finding that pretrained chest X-ray backbones apply an operating-point normalization that deforms the per-pathology probability axis, so that predictive entropy must be computed on the raw model probability for the selective signal to transfer consistently across pathologies and datasets.</w:t>
       </w:r>
@@ -677,7 +677,7 @@
       </w:r>
       <w:r>
         <w:rPr>
-          <w:highlight w:val="green"/>
+          <w:highlight w:val="yellow"/>
         </w:rPr>
         <w:t xml:space="preserve">Cross-domain generalization in this setting is known to be fragile: Zech et al. [31] show that models can exploit hospital-specific confounders and degrade across acquisition sites, and Cohen et al. [33] attribute much of the cross-dataset gap to label shift rather than to a shift in the images themselves. Ovadia et al. [32] further show that predictive uncertainty degrades under dataset shift, motivating an explicit out-of-distribution evaluation of selective behaviour.</w:t>
       </w:r>
@@ -711,7 +711,7 @@
       </w:r>
       <w:r>
         <w:rPr>
-          <w:highlight w:val="green"/>
+          <w:highlight w:val="yellow"/>
         </w:rPr>
         <w:t xml:space="preserve">The risk-coverage curve and its area introduced in this line of work [19] provide the threshold-free evaluation we adopt in Section 4.</w:t>
       </w:r>
@@ -965,7 +965,7 @@
               <w:rPr>
                 <w:rFonts w:ascii="Georgia" w:hAnsi="Georgia"/>
                 <w:sz w:val="19"/>
-                <w:highlight w:val="green"/>
+                <w:highlight w:val="yellow"/>
               </w:rPr>
               <w:t xml:space="preserve">Cardiomegaly</w:t>
             </w:r>
@@ -1054,7 +1054,7 @@
               <w:rPr>
                 <w:rFonts w:ascii="Georgia" w:hAnsi="Georgia"/>
                 <w:sz w:val="19"/>
-                <w:highlight w:val="green"/>
+                <w:highlight w:val="yellow"/>
               </w:rPr>
               <w:t xml:space="preserve">Effusion</w:t>
             </w:r>
@@ -1143,7 +1143,7 @@
               <w:rPr>
                 <w:rFonts w:ascii="Georgia" w:hAnsi="Georgia"/>
                 <w:sz w:val="19"/>
-                <w:highlight w:val="green"/>
+                <w:highlight w:val="yellow"/>
               </w:rPr>
               <w:t xml:space="preserve">Edema</w:t>
             </w:r>
@@ -1232,7 +1232,7 @@
               <w:rPr>
                 <w:rFonts w:ascii="Georgia" w:hAnsi="Georgia"/>
                 <w:sz w:val="19"/>
-                <w:highlight w:val="green"/>
+                <w:highlight w:val="yellow"/>
               </w:rPr>
               <w:t xml:space="preserve">Consolidation</w:t>
             </w:r>
@@ -1630,7 +1630,7 @@
       </w:r>
       <w:r>
         <w:rPr>
-          <w:highlight w:val="green"/>
+          <w:highlight w:val="yellow"/>
         </w:rPr>
         <w:t xml:space="preserve">Input images are converted to single-channel grayscale, center-cropped, resized to 224x224, and intensity-normalized to the [-1024, 1024] range expected by the backbone. Calibration and evaluation splits are patient-level, and the random seed is fixed (1337) throughout; code and frozen per-image predictions are released for full reproducibility. The primary evaluation uses the released TorchXRayVision DenseNet-121 [9], whose published checkpoint was trained on a pooled corpus that includes NIH ChestX-ray14, MIMIC-CXR, CheXpert, and PadChest; consequently MIMIC-CXR and PadChest are in-distribution for this backbone, and the replication results in Section 4.1 establish that the selective benefit holds across sources rather than constituting an out-of-distribution test. The out-of-distribution claims (Section 4.3) instead rest on single-source leave-one-dataset-out models and on the independently trained weighted-BCE DenseNet-121, which follows the procedure above and is evaluated on a source it never trained on. For the primary evaluation the released weights are used and the rejection mechanism is applied post hoc to frozen predictions; the training hyperparameters above describe the independently trained weighted-BCE replication model, not the released backbone.</w:t>
       </w:r>
@@ -2084,7 +2084,7 @@
       </w:pPr>
       <w:r>
         <w:rPr>
-          <w:highlight w:val="green"/>
+          <w:highlight w:val="yellow"/>
         </w:rPr>
         <w:t xml:space="preserve">The accept-defer boundary is therefore</w:t>
       </w:r>
@@ -2140,7 +2140,7 @@
       </m:oMath>
       <w:r>
         <w:rPr>
-          <w:highlight w:val="green"/>
+          <w:highlight w:val="yellow"/>
         </w:rPr>
         <w:t xml:space="preserve">, where</w:t>
       </w:r>
@@ -2166,7 +2166,7 @@
       </w:r>
       <w:r>
         <w:rPr>
-          <w:highlight w:val="green"/>
+          <w:highlight w:val="yellow"/>
         </w:rPr>
         <w:t xml:space="preserve">is the calibrated entropy threshold for pathology</w:t>
       </w:r>
@@ -2180,7 +2180,7 @@
       </m:oMath>
       <w:r>
         <w:rPr>
-          <w:highlight w:val="green"/>
+          <w:highlight w:val="yellow"/>
         </w:rPr>
         <w:t xml:space="preserve">. This rejection threshold is distinct from the probability threshold used to convert</w:t>
       </w:r>
@@ -2206,7 +2206,7 @@
       </w:r>
       <w:r>
         <w:rPr>
-          <w:highlight w:val="green"/>
+          <w:highlight w:val="yellow"/>
         </w:rPr>
         <w:t xml:space="preserve">into a binary label; the latter sets the decision boundary, while</w:t>
       </w:r>
@@ -2232,7 +2232,7 @@
       </w:r>
       <w:r>
         <w:rPr>
-          <w:highlight w:val="green"/>
+          <w:highlight w:val="yellow"/>
         </w:rPr>
         <w:t xml:space="preserve">sets how much uncertainty around that boundary is tolerated before a finding is deferred.</w:t>
       </w:r>
@@ -2262,7 +2262,7 @@
       </w:pPr>
       <w:r>
         <w:rPr>
-          <w:highlight w:val="green"/>
+          <w:highlight w:val="yellow"/>
         </w:rPr>
         <w:t xml:space="preserve">An equivalent view of this rule is interval-based: a class is treated as confident when a calibrated interval around its probability lies entirely on one side of the decision boundary. On a deterministic backbone this interval rule is a monotone function of the distance of the probability from the boundary, so it induces the same selective ordering as entropy thresholding; we therefore adopt the single entropy-based rule. Probabilities are evaluated at each class's calibrated operating threshold.</w:t>
       </w:r>
@@ -2283,7 +2283,7 @@
       </w:pPr>
       <w:r>
         <w:rPr>
-          <w:highlight w:val="green"/>
+          <w:highlight w:val="yellow"/>
         </w:rPr>
         <w:t xml:space="preserve">Predictive entropy is computed on the backbone's raw per-pathology probability (the sigmoid output), with the operating-point normalization that the pretrained checkpoints apply by default disabled. That normalization rescales each pathology's output around a fixed training-source operating threshold, deforming the probability axis differently per pathology and per source, which distorts the entropy ranking used for deferral; the raw probability provides a consistent uncertainty axis across pathologies and datasets.</w:t>
       </w:r>
@@ -2317,7 +2317,7 @@
       </w:r>
       <w:r>
         <w:rPr>
-          <w:highlight w:val="green"/>
+          <w:highlight w:val="yellow"/>
         </w:rPr>
         <w:t xml:space="preserve">A threshold-sensitivity analysis (Figure 7) reports the selective metric and rejection rate across calibration percentiles from 0.70 to 0.99, so that the operating point is an interpretable, tunable design choice rather than a fixed property of the model.</w:t>
       </w:r>
@@ -2358,7 +2358,7 @@
       </w:r>
       <w:r>
         <w:rPr>
-          <w:highlight w:val="green"/>
+          <w:highlight w:val="yellow"/>
         </w:rPr>
         <w:t xml:space="preserve">Results are reported on 11,212 NIH ChestX-ray14 frontal images, 8,185 MIMIC-CXR frontal images, and 18,000 PadChest frontal images.</w:t>
       </w:r>
@@ -2373,7 +2373,7 @@
       </w:r>
       <w:r>
         <w:rPr>
-          <w:highlight w:val="green"/>
+          <w:highlight w:val="yellow"/>
         </w:rPr>
         <w:t xml:space="preserve">We characterize selective behaviour with two complementary, threshold-aware measures: balanced accuracy at a calibrated operating point, and the risk-coverage curve. Both are reported with 1000-sample non-parametric bootstrap confidence intervals; these intervals are robust to patient-level clustering of the resampling, which shifts every interval bound by at most 0.002 and changes no support decision.</w:t>
       </w:r>
@@ -2400,7 +2400,7 @@
       </w:pPr>
       <w:r>
         <w:rPr>
-          <w:highlight w:val="green"/>
+          <w:highlight w:val="yellow"/>
         </w:rPr>
         <w:t xml:space="preserve">Predictive entropy is informative about correctness: incorrect predictions concentrate at high entropy and correct predictions at low entropy (Figure 3), the signal that selective deferral exploits.</w:t>
       </w:r>
@@ -2497,7 +2497,7 @@
       </w:pPr>
       <w:r>
         <w:rPr>
-          <w:highlight w:val="green"/>
+          <w:highlight w:val="yellow"/>
         </w:rPr>
         <w:t xml:space="preserve">At a calibrated operating point, deferring the most uncertain predictions improves balanced accuracy for every target pathology. Table 2 reports the balanced accuracy at full coverage and at a coverage of 0.70 (a rejection rate of 0.30) on NIH ChestX-ray14, with bootstrap confidence intervals on the change. All four improvements are supported (95% confidence intervals excluding zero), and the effect replicates on MIMIC-CXR and on an independently trained model; Figure 4 traces the balanced accuracy across coverage for each pathology.</w:t>
       </w:r>
@@ -2515,7 +2515,7 @@
         <w:rPr>
           <w:b/>
           <w:i/>
-          <w:highlight w:val="green"/>
+          <w:highlight w:val="yellow"/>
         </w:rPr>
         <w:t>Table 2:</w:t>
       </w:r>
@@ -2530,7 +2530,7 @@
         <w:rPr>
           <w:b w:val="0"/>
           <w:i/>
-          <w:highlight w:val="green"/>
+          <w:highlight w:val="yellow"/>
         </w:rPr>
         <w:t>Selective balanced accuracy at a calibrated operating point (NIH ChestX-ray14, rejection rate 0.30). All four gains have 95% bootstrap confidence intervals excluding zero. The final column reports the balanced-error reduction: the relative decrease in balanced error (one minus balanced accuracy) from full to 0.70 coverage.</w:t>
       </w:r>
@@ -2708,7 +2708,7 @@
                 <w:rFonts w:ascii="Georgia" w:hAnsi="Georgia"/>
                 <w:b/>
                 <w:sz w:val="19"/>
-                <w:highlight w:val="green"/>
+                <w:highlight w:val="yellow"/>
               </w:rPr>
               <w:t xml:space="preserve">Balanced-error reduction</w:t>
             </w:r>
@@ -2725,7 +2725,7 @@
               <w:bottom w:val="single" w:sz="4" w:color="D9E1E8"/>
             </w:tcBorders>
             <w:vAlign w:val="center"/>
-            <w:shd w:val="clear" w:color="auto" w:fill="D8F5DD"/>
+            <w:shd w:val="clear" w:color="auto" w:fill="FFF3B0"/>
           </w:tcPr>
           <w:p>
             <w:pPr>
@@ -2740,7 +2740,7 @@
               <w:rPr>
                 <w:rFonts w:ascii="Georgia" w:hAnsi="Georgia"/>
                 <w:sz w:val="19"/>
-                <w:highlight w:val="green"/>
+                <w:highlight w:val="yellow"/>
               </w:rPr>
               <w:t xml:space="preserve">Cardiomegaly</w:t>
             </w:r>
@@ -2755,7 +2755,7 @@
               <w:bottom w:val="single" w:sz="4" w:color="D9E1E8"/>
             </w:tcBorders>
             <w:vAlign w:val="center"/>
-            <w:shd w:val="clear" w:color="auto" w:fill="D8F5DD"/>
+            <w:shd w:val="clear" w:color="auto" w:fill="FFF3B0"/>
           </w:tcPr>
           <w:p>
             <w:pPr>
@@ -2784,7 +2784,7 @@
               <w:bottom w:val="single" w:sz="4" w:color="D9E1E8"/>
             </w:tcBorders>
             <w:vAlign w:val="center"/>
-            <w:shd w:val="clear" w:color="auto" w:fill="D8F5DD"/>
+            <w:shd w:val="clear" w:color="auto" w:fill="FFF3B0"/>
           </w:tcPr>
           <w:p>
             <w:pPr>
@@ -2813,7 +2813,7 @@
               <w:bottom w:val="single" w:sz="4" w:color="D9E1E8"/>
             </w:tcBorders>
             <w:vAlign w:val="center"/>
-            <w:shd w:val="clear" w:color="auto" w:fill="D8F5DD"/>
+            <w:shd w:val="clear" w:color="auto" w:fill="FFF3B0"/>
           </w:tcPr>
           <w:p>
             <w:pPr>
@@ -2842,7 +2842,7 @@
               <w:bottom w:val="single" w:sz="4" w:color="D9E1E8"/>
             </w:tcBorders>
             <w:vAlign w:val="center"/>
-            <w:shd w:val="clear" w:color="auto" w:fill="D8F5DD"/>
+            <w:shd w:val="clear" w:color="auto" w:fill="FFF3B0"/>
           </w:tcPr>
           <w:p>
             <w:pPr>
@@ -2873,7 +2873,7 @@
               <w:bottom w:val="single" w:sz="4" w:color="D9E1E8"/>
             </w:tcBorders>
             <w:vAlign w:val="center"/>
-            <w:shd w:val="clear" w:color="auto" w:fill="D8F5DD"/>
+            <w:shd w:val="clear" w:color="auto" w:fill="FFF3B0"/>
           </w:tcPr>
           <w:p>
             <w:pPr>
@@ -2888,7 +2888,7 @@
               <w:rPr>
                 <w:rFonts w:ascii="Georgia" w:hAnsi="Georgia"/>
                 <w:sz w:val="19"/>
-                <w:highlight w:val="green"/>
+                <w:highlight w:val="yellow"/>
               </w:rPr>
               <w:t xml:space="preserve">Effusion</w:t>
             </w:r>
@@ -2903,7 +2903,7 @@
               <w:bottom w:val="single" w:sz="4" w:color="D9E1E8"/>
             </w:tcBorders>
             <w:vAlign w:val="center"/>
-            <w:shd w:val="clear" w:color="auto" w:fill="D8F5DD"/>
+            <w:shd w:val="clear" w:color="auto" w:fill="FFF3B0"/>
           </w:tcPr>
           <w:p>
             <w:pPr>
@@ -2932,7 +2932,7 @@
               <w:bottom w:val="single" w:sz="4" w:color="D9E1E8"/>
             </w:tcBorders>
             <w:vAlign w:val="center"/>
-            <w:shd w:val="clear" w:color="auto" w:fill="D8F5DD"/>
+            <w:shd w:val="clear" w:color="auto" w:fill="FFF3B0"/>
           </w:tcPr>
           <w:p>
             <w:pPr>
@@ -2961,7 +2961,7 @@
               <w:bottom w:val="single" w:sz="4" w:color="D9E1E8"/>
             </w:tcBorders>
             <w:vAlign w:val="center"/>
-            <w:shd w:val="clear" w:color="auto" w:fill="D8F5DD"/>
+            <w:shd w:val="clear" w:color="auto" w:fill="FFF3B0"/>
           </w:tcPr>
           <w:p>
             <w:pPr>
@@ -2990,7 +2990,7 @@
               <w:bottom w:val="single" w:sz="4" w:color="D9E1E8"/>
             </w:tcBorders>
             <w:vAlign w:val="center"/>
-            <w:shd w:val="clear" w:color="auto" w:fill="D8F5DD"/>
+            <w:shd w:val="clear" w:color="auto" w:fill="FFF3B0"/>
           </w:tcPr>
           <w:p>
             <w:pPr>
@@ -3021,7 +3021,7 @@
               <w:bottom w:val="single" w:sz="4" w:color="D9E1E8"/>
             </w:tcBorders>
             <w:vAlign w:val="center"/>
-            <w:shd w:val="clear" w:color="auto" w:fill="D8F5DD"/>
+            <w:shd w:val="clear" w:color="auto" w:fill="FFF3B0"/>
           </w:tcPr>
           <w:p>
             <w:pPr>
@@ -3036,7 +3036,7 @@
               <w:rPr>
                 <w:rFonts w:ascii="Georgia" w:hAnsi="Georgia"/>
                 <w:sz w:val="19"/>
-                <w:highlight w:val="green"/>
+                <w:highlight w:val="yellow"/>
               </w:rPr>
               <w:t xml:space="preserve">Edema</w:t>
             </w:r>
@@ -3051,7 +3051,7 @@
               <w:bottom w:val="single" w:sz="4" w:color="D9E1E8"/>
             </w:tcBorders>
             <w:vAlign w:val="center"/>
-            <w:shd w:val="clear" w:color="auto" w:fill="D8F5DD"/>
+            <w:shd w:val="clear" w:color="auto" w:fill="FFF3B0"/>
           </w:tcPr>
           <w:p>
             <w:pPr>
@@ -3080,7 +3080,7 @@
               <w:bottom w:val="single" w:sz="4" w:color="D9E1E8"/>
             </w:tcBorders>
             <w:vAlign w:val="center"/>
-            <w:shd w:val="clear" w:color="auto" w:fill="D8F5DD"/>
+            <w:shd w:val="clear" w:color="auto" w:fill="FFF3B0"/>
           </w:tcPr>
           <w:p>
             <w:pPr>
@@ -3109,7 +3109,7 @@
               <w:bottom w:val="single" w:sz="4" w:color="D9E1E8"/>
             </w:tcBorders>
             <w:vAlign w:val="center"/>
-            <w:shd w:val="clear" w:color="auto" w:fill="D8F5DD"/>
+            <w:shd w:val="clear" w:color="auto" w:fill="FFF3B0"/>
           </w:tcPr>
           <w:p>
             <w:pPr>
@@ -3138,7 +3138,7 @@
               <w:bottom w:val="single" w:sz="4" w:color="D9E1E8"/>
             </w:tcBorders>
             <w:vAlign w:val="center"/>
-            <w:shd w:val="clear" w:color="auto" w:fill="D8F5DD"/>
+            <w:shd w:val="clear" w:color="auto" w:fill="FFF3B0"/>
           </w:tcPr>
           <w:p>
             <w:pPr>
@@ -3169,7 +3169,7 @@
               <w:bottom w:val="nil"/>
             </w:tcBorders>
             <w:vAlign w:val="center"/>
-            <w:shd w:val="clear" w:color="auto" w:fill="D8F5DD"/>
+            <w:shd w:val="clear" w:color="auto" w:fill="FFF3B0"/>
           </w:tcPr>
           <w:p>
             <w:pPr>
@@ -3184,7 +3184,7 @@
               <w:rPr>
                 <w:rFonts w:ascii="Georgia" w:hAnsi="Georgia"/>
                 <w:sz w:val="19"/>
-                <w:highlight w:val="green"/>
+                <w:highlight w:val="yellow"/>
               </w:rPr>
               <w:t xml:space="preserve">Consolidation</w:t>
             </w:r>
@@ -3199,7 +3199,7 @@
               <w:bottom w:val="nil"/>
             </w:tcBorders>
             <w:vAlign w:val="center"/>
-            <w:shd w:val="clear" w:color="auto" w:fill="D8F5DD"/>
+            <w:shd w:val="clear" w:color="auto" w:fill="FFF3B0"/>
           </w:tcPr>
           <w:p>
             <w:pPr>
@@ -3228,7 +3228,7 @@
               <w:bottom w:val="nil"/>
             </w:tcBorders>
             <w:vAlign w:val="center"/>
-            <w:shd w:val="clear" w:color="auto" w:fill="D8F5DD"/>
+            <w:shd w:val="clear" w:color="auto" w:fill="FFF3B0"/>
           </w:tcPr>
           <w:p>
             <w:pPr>
@@ -3257,7 +3257,7 @@
               <w:bottom w:val="nil"/>
             </w:tcBorders>
             <w:vAlign w:val="center"/>
-            <w:shd w:val="clear" w:color="auto" w:fill="D8F5DD"/>
+            <w:shd w:val="clear" w:color="auto" w:fill="FFF3B0"/>
           </w:tcPr>
           <w:p>
             <w:pPr>
@@ -3286,7 +3286,7 @@
               <w:bottom w:val="nil"/>
             </w:tcBorders>
             <w:vAlign w:val="center"/>
-            <w:shd w:val="clear" w:color="auto" w:fill="D8F5DD"/>
+            <w:shd w:val="clear" w:color="auto" w:fill="FFF3B0"/>
           </w:tcPr>
           <w:p>
             <w:pPr>
@@ -3372,7 +3372,7 @@
         <w:rPr>
           <w:b/>
           <w:i/>
-          <w:highlight w:val="green"/>
+          <w:highlight w:val="yellow"/>
         </w:rPr>
         <w:t>Figure 4:</w:t>
       </w:r>
@@ -3387,7 +3387,7 @@
         <w:rPr>
           <w:b w:val="0"/>
           <w:i/>
-          <w:highlight w:val="green"/>
+          <w:highlight w:val="yellow"/>
         </w:rPr>
         <w:t>Selective balanced accuracy as a function of coverage for each pathology. Balanced accuracy increases as the most uncertain predictions are deferred.</w:t>
       </w:r>
@@ -3402,7 +3402,7 @@
       </w:pPr>
       <w:r>
         <w:rPr>
-          <w:highlight w:val="green"/>
+          <w:highlight w:val="yellow"/>
         </w:rPr>
         <w:t xml:space="preserve">On MIMIC-CXR (8,185 frontal images), the same calibrated-threshold analysis yields supported balanced-accuracy gains for all four pathologies (Cardiomegaly +0.071 [0.059, 0.086], Effusion +0.086 [0.073, 0.097], Edema +0.072 [0.058, 0.087], Consolidation +0.034 [0.014, 0.054]; 95% confidence intervals excluding zero), and an independently trained weighted-BCE DenseNet-121 (Section 3.3; validation macro-AUC 0.85) reproduces the improvement on all four pathologies both on the held-out NIH test set (Cardiomegaly +0.074 [0.049, 0.098], Effusion +0.062 [0.052, 0.073], Edema +0.060 [0.022, 0.101], Consolidation +0.044 [0.012, 0.073]) and cross-dataset on MIMIC-CXR, a source it never trained on (Cardiomegaly +0.055 [0.042, 0.066], Effusion +0.087 [0.075, 0.098], Edema +0.073 [0.057, 0.090], Consolidation +0.067 [0.036, 0.100]); all gains have 95% confidence intervals excluding zero, confirming the effect is specific to neither the backbone nor the dataset. On PadChest, where the backbone attains strong discrimination (Cardiomegaly AUC 0.91, Effusion 0.94, Consolidation 0.87), deferral improves balanced accuracy for all four pathologies (Cardiomegaly +0.080 [0.070, 0.091], Effusion +0.056 [0.043, 0.070], Edema +0.075 [0.058, 0.096], Consolidation +0.076 [0.051, 0.108]; 95% confidence intervals excluding zero), confirming the benefit on a third source; the corresponding out-of-distribution test, in which a single-source model is applied to PadChest, is reported in Section 4.3.</w:t>
       </w:r>
@@ -3417,7 +3417,7 @@
       </w:pPr>
       <w:r>
         <w:rPr>
-          <w:highlight w:val="green"/>
+          <w:highlight w:val="yellow"/>
         </w:rPr>
         <w:t xml:space="preserve">A non-parametric bootstrap confirms these gains are not resampling artefacts: across 1,000 resamples the balanced accuracy with rejection exceeds the baseline for every pathology on all three evaluation sets (Figure 5).</w:t>
       </w:r>
@@ -3486,7 +3486,7 @@
         <w:rPr>
           <w:b/>
           <w:i/>
-          <w:highlight w:val="green"/>
+          <w:highlight w:val="yellow"/>
         </w:rPr>
         <w:t>Figure 5:</w:t>
       </w:r>
@@ -3501,7 +3501,7 @@
         <w:rPr>
           <w:b w:val="0"/>
           <w:i/>
-          <w:highlight w:val="green"/>
+          <w:highlight w:val="yellow"/>
         </w:rPr>
         <w:t>Bootstrap validation of the balanced-accuracy change before and after rejection. Boxplots show the distribution of balanced accuracy over 1,000 bootstrap resamples at full coverage (baseline, blue) and at a coverage of 0.70 (with rejection, orange), per pathology, on the NIH ChestX-ray14, MIMIC-CXR, and PadChest evaluation sets. The with-rejection distribution exceeds the baseline for every pathology on all three datasets.</w:t>
       </w:r>
@@ -3516,7 +3516,7 @@
       </w:pPr>
       <w:r>
         <w:rPr>
-          <w:highlight w:val="green"/>
+          <w:highlight w:val="yellow"/>
         </w:rPr>
         <w:t xml:space="preserve">To confirm that these gains come from the uncertainty signal rather than from evaluating on a smaller retained set, entropy-based deferral is compared against a random-rejection control and against alternative confidence scores on the same NIH evaluation split. At a coverage of 0.70, random rejection leaves balanced accuracy essentially unchanged (within 0.001 of zero for all four pathologies), whereas entropy-based deferral recovers the gains of Table 2. Margin and maximum-probability rejection are rank-identical to entropy on a deterministic backbone and induce the same selective ordering, so entropy is reported as their representative. A deep-ensemble disagreement signal computed across the five public TorchXRayVision checkpoints does not exceed single-pass entropy at this operating point, so the single forward-pass rule is retained.</w:t>
       </w:r>
@@ -3544,7 +3544,7 @@
       </w:pPr>
       <w:r>
         <w:rPr>
-          <w:highlight w:val="green"/>
+          <w:highlight w:val="yellow"/>
         </w:rPr>
         <w:t xml:space="preserve">Figure 6 presents the risk-coverage curve for each pathology, summarized by the area under the curve. As coverage decreases, the model retains its more confident predictions, and the curves quantify the accuracy-coverage trade-off that a deployment can select according to a target risk tolerance.</w:t>
       </w:r>
@@ -3613,7 +3613,7 @@
         <w:rPr>
           <w:b/>
           <w:i/>
-          <w:highlight w:val="green"/>
+          <w:highlight w:val="yellow"/>
         </w:rPr>
         <w:t>Figure 6:</w:t>
       </w:r>
@@ -3628,7 +3628,7 @@
         <w:rPr>
           <w:b w:val="0"/>
           <w:i/>
-          <w:highlight w:val="green"/>
+          <w:highlight w:val="yellow"/>
         </w:rPr>
         <w:t>Risk-coverage curves per pathology. The retained-prediction performance is traced against coverage as the entropy threshold varies. Area under the risk-coverage curve over the plotted coverage range (AURC; lower is better): Cardiomegaly 0.206, Effusion 0.180, Edema 0.207, Consolidation 0.239.</w:t>
       </w:r>
@@ -3656,7 +3656,7 @@
       </w:pPr>
       <w:r>
         <w:rPr>
-          <w:highlight w:val="green"/>
+          <w:highlight w:val="yellow"/>
         </w:rPr>
         <w:t xml:space="preserve">To assess behaviour under domain shift, we evaluate a single-source model on an unseen source in a leave-one-dataset-out protocol. The discrimination of a model trained on NIH ChestX-ray14 decreases when it is applied to MIMIC-CXR (per-pathology AUC falls from 0.864 to 0.687 for Cardiomegaly, 0.818 to 0.793 for Effusion, 0.867 to 0.763 for Edema, and 0.793 to 0.694 for Consolidation), quantifying the domain-shift penalty that the inter-source setting is designed to expose and against which selective prediction provides a safeguard by deferring uncertain cases.</w:t>
       </w:r>
@@ -3671,7 +3671,7 @@
       </w:pPr>
       <w:r>
         <w:rPr>
-          <w:highlight w:val="green"/>
+          <w:highlight w:val="yellow"/>
         </w:rPr>
         <w:t xml:space="preserve">Domain shift lowers discrimination, but the selective mechanism remains effective on the shifted distribution: deferring the most uncertain predictions improves retained balanced accuracy on the unseen source. Table 3 reports this across all three leave-one-dataset-out transfer directions: the NIH-trained model evaluated on MIMIC-CXR, the reverse direction (a MIMIC-trained model evaluated on NIH ChestX-ray14), and the NIH-trained model applied to PadChest, a geographically independent Spanish cohort never seen during training. In every direction, deferral improves retained balanced accuracy for all four pathologies, with a relative reduction in balanced error of 7 to 53% and 95% bootstrap confidence intervals excluding zero throughout. Selective prediction therefore provides a safeguard precisely where it is most needed, on out-of-distribution inputs.</w:t>
       </w:r>
@@ -3689,7 +3689,7 @@
         <w:rPr>
           <w:b/>
           <w:i/>
-          <w:highlight w:val="green"/>
+          <w:highlight w:val="yellow"/>
         </w:rPr>
         <w:t>Table 3:</w:t>
       </w:r>
@@ -3704,7 +3704,7 @@
         <w:rPr>
           <w:b w:val="0"/>
           <w:i/>
-          <w:highlight w:val="green"/>
+          <w:highlight w:val="yellow"/>
         </w:rPr>
         <w:t>Selective balanced accuracy under domain shift across all three leave-one-dataset-out transfer directions, at full coverage and at a coverage of 0.70. Every one of the twelve gains has a 95% bootstrap confidence interval excluding zero. Balanced-error reduction is the relative decrease in balanced error (one minus balanced accuracy) on the shifted source.</w:t>
       </w:r>
@@ -3821,7 +3821,7 @@
                 <w:rFonts w:ascii="Georgia" w:hAnsi="Georgia"/>
                 <w:b/>
                 <w:sz w:val="19"/>
-                <w:highlight w:val="green"/>
+                <w:highlight w:val="yellow"/>
               </w:rPr>
               <w:t xml:space="preserve">Balanced-error reduction</w:t>
             </w:r>
@@ -3869,10 +3869,10 @@
               <w:bottom w:val="single" w:sz="4" w:color="D9E1E8"/>
             </w:tcBorders>
             <w:vAlign w:val="center"/>
-            <w:shd w:val="clear" w:color="auto" w:fill="D8F5DD"/>
-            <w:shd w:val="clear" w:color="auto" w:fill="D8F5DD"/>
-            <w:shd w:val="clear" w:color="auto" w:fill="D8F5DD"/>
-            <w:shd w:val="clear" w:color="auto" w:fill="D8F5DD"/>
+            <w:shd w:val="clear" w:color="auto" w:fill="FFF3B0"/>
+            <w:shd w:val="clear" w:color="auto" w:fill="FFF3B0"/>
+            <w:shd w:val="clear" w:color="auto" w:fill="FFF3B0"/>
+            <w:shd w:val="clear" w:color="auto" w:fill="FFF3B0"/>
           </w:tcPr>
           <w:p>
             <w:pPr>
@@ -3905,7 +3905,7 @@
               <w:bottom w:val="single" w:sz="4" w:color="D9E1E8"/>
             </w:tcBorders>
             <w:vAlign w:val="center"/>
-            <w:shd w:val="clear" w:color="auto" w:fill="D8F5DD"/>
+            <w:shd w:val="clear" w:color="auto" w:fill="FFF3B0"/>
           </w:tcPr>
           <w:p>
             <w:pPr>
@@ -3920,7 +3920,7 @@
               <w:rPr>
                 <w:rFonts w:ascii="Georgia" w:hAnsi="Georgia"/>
                 <w:sz w:val="19"/>
-                <w:highlight w:val="green"/>
+                <w:highlight w:val="yellow"/>
               </w:rPr>
               <w:t xml:space="preserve">Cardiomegaly</w:t>
             </w:r>
@@ -3935,7 +3935,7 @@
               <w:bottom w:val="single" w:sz="4" w:color="D9E1E8"/>
             </w:tcBorders>
             <w:vAlign w:val="center"/>
-            <w:shd w:val="clear" w:color="auto" w:fill="D8F5DD"/>
+            <w:shd w:val="clear" w:color="auto" w:fill="FFF3B0"/>
           </w:tcPr>
           <w:p>
             <w:pPr>
@@ -3964,7 +3964,7 @@
               <w:bottom w:val="single" w:sz="4" w:color="D9E1E8"/>
             </w:tcBorders>
             <w:vAlign w:val="center"/>
-            <w:shd w:val="clear" w:color="auto" w:fill="D8F5DD"/>
+            <w:shd w:val="clear" w:color="auto" w:fill="FFF3B0"/>
           </w:tcPr>
           <w:p>
             <w:pPr>
@@ -3993,7 +3993,7 @@
               <w:bottom w:val="single" w:sz="4" w:color="D9E1E8"/>
             </w:tcBorders>
             <w:vAlign w:val="center"/>
-            <w:shd w:val="clear" w:color="auto" w:fill="D8F5DD"/>
+            <w:shd w:val="clear" w:color="auto" w:fill="FFF3B0"/>
           </w:tcPr>
           <w:p>
             <w:pPr>
@@ -4024,7 +4024,7 @@
               <w:bottom w:val="single" w:sz="4" w:color="D9E1E8"/>
             </w:tcBorders>
             <w:vAlign w:val="center"/>
-            <w:shd w:val="clear" w:color="auto" w:fill="D8F5DD"/>
+            <w:shd w:val="clear" w:color="auto" w:fill="FFF3B0"/>
           </w:tcPr>
           <w:p>
             <w:pPr>
@@ -4039,7 +4039,7 @@
               <w:rPr>
                 <w:rFonts w:ascii="Georgia" w:hAnsi="Georgia"/>
                 <w:sz w:val="19"/>
-                <w:highlight w:val="green"/>
+                <w:highlight w:val="yellow"/>
               </w:rPr>
               <w:t xml:space="preserve">Effusion</w:t>
             </w:r>
@@ -4054,7 +4054,7 @@
               <w:bottom w:val="single" w:sz="4" w:color="D9E1E8"/>
             </w:tcBorders>
             <w:vAlign w:val="center"/>
-            <w:shd w:val="clear" w:color="auto" w:fill="D8F5DD"/>
+            <w:shd w:val="clear" w:color="auto" w:fill="FFF3B0"/>
           </w:tcPr>
           <w:p>
             <w:pPr>
@@ -4083,7 +4083,7 @@
               <w:bottom w:val="single" w:sz="4" w:color="D9E1E8"/>
             </w:tcBorders>
             <w:vAlign w:val="center"/>
-            <w:shd w:val="clear" w:color="auto" w:fill="D8F5DD"/>
+            <w:shd w:val="clear" w:color="auto" w:fill="FFF3B0"/>
           </w:tcPr>
           <w:p>
             <w:pPr>
@@ -4112,7 +4112,7 @@
               <w:bottom w:val="single" w:sz="4" w:color="D9E1E8"/>
             </w:tcBorders>
             <w:vAlign w:val="center"/>
-            <w:shd w:val="clear" w:color="auto" w:fill="D8F5DD"/>
+            <w:shd w:val="clear" w:color="auto" w:fill="FFF3B0"/>
           </w:tcPr>
           <w:p>
             <w:pPr>
@@ -4143,7 +4143,7 @@
               <w:bottom w:val="single" w:sz="4" w:color="D9E1E8"/>
             </w:tcBorders>
             <w:vAlign w:val="center"/>
-            <w:shd w:val="clear" w:color="auto" w:fill="D8F5DD"/>
+            <w:shd w:val="clear" w:color="auto" w:fill="FFF3B0"/>
           </w:tcPr>
           <w:p>
             <w:pPr>
@@ -4158,7 +4158,7 @@
               <w:rPr>
                 <w:rFonts w:ascii="Georgia" w:hAnsi="Georgia"/>
                 <w:sz w:val="19"/>
-                <w:highlight w:val="green"/>
+                <w:highlight w:val="yellow"/>
               </w:rPr>
               <w:t xml:space="preserve">Edema</w:t>
             </w:r>
@@ -4173,7 +4173,7 @@
               <w:bottom w:val="single" w:sz="4" w:color="D9E1E8"/>
             </w:tcBorders>
             <w:vAlign w:val="center"/>
-            <w:shd w:val="clear" w:color="auto" w:fill="D8F5DD"/>
+            <w:shd w:val="clear" w:color="auto" w:fill="FFF3B0"/>
           </w:tcPr>
           <w:p>
             <w:pPr>
@@ -4202,7 +4202,7 @@
               <w:bottom w:val="single" w:sz="4" w:color="D9E1E8"/>
             </w:tcBorders>
             <w:vAlign w:val="center"/>
-            <w:shd w:val="clear" w:color="auto" w:fill="D8F5DD"/>
+            <w:shd w:val="clear" w:color="auto" w:fill="FFF3B0"/>
           </w:tcPr>
           <w:p>
             <w:pPr>
@@ -4231,7 +4231,7 @@
               <w:bottom w:val="single" w:sz="4" w:color="D9E1E8"/>
             </w:tcBorders>
             <w:vAlign w:val="center"/>
-            <w:shd w:val="clear" w:color="auto" w:fill="D8F5DD"/>
+            <w:shd w:val="clear" w:color="auto" w:fill="FFF3B0"/>
           </w:tcPr>
           <w:p>
             <w:pPr>
@@ -4262,7 +4262,7 @@
               <w:bottom w:val="single" w:sz="4" w:color="D9E1E8"/>
             </w:tcBorders>
             <w:vAlign w:val="center"/>
-            <w:shd w:val="clear" w:color="auto" w:fill="D8F5DD"/>
+            <w:shd w:val="clear" w:color="auto" w:fill="FFF3B0"/>
           </w:tcPr>
           <w:p>
             <w:pPr>
@@ -4277,7 +4277,7 @@
               <w:rPr>
                 <w:rFonts w:ascii="Georgia" w:hAnsi="Georgia"/>
                 <w:sz w:val="19"/>
-                <w:highlight w:val="green"/>
+                <w:highlight w:val="yellow"/>
               </w:rPr>
               <w:t xml:space="preserve">Consolidation</w:t>
             </w:r>
@@ -4292,7 +4292,7 @@
               <w:bottom w:val="single" w:sz="4" w:color="D9E1E8"/>
             </w:tcBorders>
             <w:vAlign w:val="center"/>
-            <w:shd w:val="clear" w:color="auto" w:fill="D8F5DD"/>
+            <w:shd w:val="clear" w:color="auto" w:fill="FFF3B0"/>
           </w:tcPr>
           <w:p>
             <w:pPr>
@@ -4321,7 +4321,7 @@
               <w:bottom w:val="single" w:sz="4" w:color="D9E1E8"/>
             </w:tcBorders>
             <w:vAlign w:val="center"/>
-            <w:shd w:val="clear" w:color="auto" w:fill="D8F5DD"/>
+            <w:shd w:val="clear" w:color="auto" w:fill="FFF3B0"/>
           </w:tcPr>
           <w:p>
             <w:pPr>
@@ -4350,7 +4350,7 @@
               <w:bottom w:val="single" w:sz="4" w:color="D9E1E8"/>
             </w:tcBorders>
             <w:vAlign w:val="center"/>
-            <w:shd w:val="clear" w:color="auto" w:fill="D8F5DD"/>
+            <w:shd w:val="clear" w:color="auto" w:fill="FFF3B0"/>
           </w:tcPr>
           <w:p>
             <w:pPr>
@@ -4382,10 +4382,10 @@
               <w:bottom w:val="single" w:sz="4" w:color="D9E1E8"/>
             </w:tcBorders>
             <w:vAlign w:val="center"/>
-            <w:shd w:val="clear" w:color="auto" w:fill="D8F5DD"/>
-            <w:shd w:val="clear" w:color="auto" w:fill="D8F5DD"/>
-            <w:shd w:val="clear" w:color="auto" w:fill="D8F5DD"/>
-            <w:shd w:val="clear" w:color="auto" w:fill="D8F5DD"/>
+            <w:shd w:val="clear" w:color="auto" w:fill="FFF3B0"/>
+            <w:shd w:val="clear" w:color="auto" w:fill="FFF3B0"/>
+            <w:shd w:val="clear" w:color="auto" w:fill="FFF3B0"/>
+            <w:shd w:val="clear" w:color="auto" w:fill="FFF3B0"/>
           </w:tcPr>
           <w:p>
             <w:pPr>
@@ -4418,7 +4418,7 @@
               <w:bottom w:val="single" w:sz="4" w:color="D9E1E8"/>
             </w:tcBorders>
             <w:vAlign w:val="center"/>
-            <w:shd w:val="clear" w:color="auto" w:fill="D8F5DD"/>
+            <w:shd w:val="clear" w:color="auto" w:fill="FFF3B0"/>
           </w:tcPr>
           <w:p>
             <w:pPr>
@@ -4433,7 +4433,7 @@
               <w:rPr>
                 <w:rFonts w:ascii="Georgia" w:hAnsi="Georgia"/>
                 <w:sz w:val="19"/>
-                <w:highlight w:val="green"/>
+                <w:highlight w:val="yellow"/>
               </w:rPr>
               <w:t xml:space="preserve">Cardiomegaly</w:t>
             </w:r>
@@ -4448,7 +4448,7 @@
               <w:bottom w:val="single" w:sz="4" w:color="D9E1E8"/>
             </w:tcBorders>
             <w:vAlign w:val="center"/>
-            <w:shd w:val="clear" w:color="auto" w:fill="D8F5DD"/>
+            <w:shd w:val="clear" w:color="auto" w:fill="FFF3B0"/>
           </w:tcPr>
           <w:p>
             <w:pPr>
@@ -4477,7 +4477,7 @@
               <w:bottom w:val="single" w:sz="4" w:color="D9E1E8"/>
             </w:tcBorders>
             <w:vAlign w:val="center"/>
-            <w:shd w:val="clear" w:color="auto" w:fill="D8F5DD"/>
+            <w:shd w:val="clear" w:color="auto" w:fill="FFF3B0"/>
           </w:tcPr>
           <w:p>
             <w:pPr>
@@ -4506,7 +4506,7 @@
               <w:bottom w:val="single" w:sz="4" w:color="D9E1E8"/>
             </w:tcBorders>
             <w:vAlign w:val="center"/>
-            <w:shd w:val="clear" w:color="auto" w:fill="D8F5DD"/>
+            <w:shd w:val="clear" w:color="auto" w:fill="FFF3B0"/>
           </w:tcPr>
           <w:p>
             <w:pPr>
@@ -4537,7 +4537,7 @@
               <w:bottom w:val="single" w:sz="4" w:color="D9E1E8"/>
             </w:tcBorders>
             <w:vAlign w:val="center"/>
-            <w:shd w:val="clear" w:color="auto" w:fill="D8F5DD"/>
+            <w:shd w:val="clear" w:color="auto" w:fill="FFF3B0"/>
           </w:tcPr>
           <w:p>
             <w:pPr>
@@ -4552,7 +4552,7 @@
               <w:rPr>
                 <w:rFonts w:ascii="Georgia" w:hAnsi="Georgia"/>
                 <w:sz w:val="19"/>
-                <w:highlight w:val="green"/>
+                <w:highlight w:val="yellow"/>
               </w:rPr>
               <w:t xml:space="preserve">Effusion</w:t>
             </w:r>
@@ -4567,7 +4567,7 @@
               <w:bottom w:val="single" w:sz="4" w:color="D9E1E8"/>
             </w:tcBorders>
             <w:vAlign w:val="center"/>
-            <w:shd w:val="clear" w:color="auto" w:fill="D8F5DD"/>
+            <w:shd w:val="clear" w:color="auto" w:fill="FFF3B0"/>
           </w:tcPr>
           <w:p>
             <w:pPr>
@@ -4596,7 +4596,7 @@
               <w:bottom w:val="single" w:sz="4" w:color="D9E1E8"/>
             </w:tcBorders>
             <w:vAlign w:val="center"/>
-            <w:shd w:val="clear" w:color="auto" w:fill="D8F5DD"/>
+            <w:shd w:val="clear" w:color="auto" w:fill="FFF3B0"/>
           </w:tcPr>
           <w:p>
             <w:pPr>
@@ -4625,7 +4625,7 @@
               <w:bottom w:val="single" w:sz="4" w:color="D9E1E8"/>
             </w:tcBorders>
             <w:vAlign w:val="center"/>
-            <w:shd w:val="clear" w:color="auto" w:fill="D8F5DD"/>
+            <w:shd w:val="clear" w:color="auto" w:fill="FFF3B0"/>
           </w:tcPr>
           <w:p>
             <w:pPr>
@@ -4656,7 +4656,7 @@
               <w:bottom w:val="single" w:sz="4" w:color="D9E1E8"/>
             </w:tcBorders>
             <w:vAlign w:val="center"/>
-            <w:shd w:val="clear" w:color="auto" w:fill="D8F5DD"/>
+            <w:shd w:val="clear" w:color="auto" w:fill="FFF3B0"/>
           </w:tcPr>
           <w:p>
             <w:pPr>
@@ -4671,7 +4671,7 @@
               <w:rPr>
                 <w:rFonts w:ascii="Georgia" w:hAnsi="Georgia"/>
                 <w:sz w:val="19"/>
-                <w:highlight w:val="green"/>
+                <w:highlight w:val="yellow"/>
               </w:rPr>
               <w:t xml:space="preserve">Edema</w:t>
             </w:r>
@@ -4686,7 +4686,7 @@
               <w:bottom w:val="single" w:sz="4" w:color="D9E1E8"/>
             </w:tcBorders>
             <w:vAlign w:val="center"/>
-            <w:shd w:val="clear" w:color="auto" w:fill="D8F5DD"/>
+            <w:shd w:val="clear" w:color="auto" w:fill="FFF3B0"/>
           </w:tcPr>
           <w:p>
             <w:pPr>
@@ -4715,7 +4715,7 @@
               <w:bottom w:val="single" w:sz="4" w:color="D9E1E8"/>
             </w:tcBorders>
             <w:vAlign w:val="center"/>
-            <w:shd w:val="clear" w:color="auto" w:fill="D8F5DD"/>
+            <w:shd w:val="clear" w:color="auto" w:fill="FFF3B0"/>
           </w:tcPr>
           <w:p>
             <w:pPr>
@@ -4744,7 +4744,7 @@
               <w:bottom w:val="single" w:sz="4" w:color="D9E1E8"/>
             </w:tcBorders>
             <w:vAlign w:val="center"/>
-            <w:shd w:val="clear" w:color="auto" w:fill="D8F5DD"/>
+            <w:shd w:val="clear" w:color="auto" w:fill="FFF3B0"/>
           </w:tcPr>
           <w:p>
             <w:pPr>
@@ -4775,7 +4775,7 @@
               <w:bottom w:val="single" w:sz="4" w:color="D9E1E8"/>
             </w:tcBorders>
             <w:vAlign w:val="center"/>
-            <w:shd w:val="clear" w:color="auto" w:fill="D8F5DD"/>
+            <w:shd w:val="clear" w:color="auto" w:fill="FFF3B0"/>
           </w:tcPr>
           <w:p>
             <w:pPr>
@@ -4790,7 +4790,7 @@
               <w:rPr>
                 <w:rFonts w:ascii="Georgia" w:hAnsi="Georgia"/>
                 <w:sz w:val="19"/>
-                <w:highlight w:val="green"/>
+                <w:highlight w:val="yellow"/>
               </w:rPr>
               <w:t xml:space="preserve">Consolidation</w:t>
             </w:r>
@@ -4805,7 +4805,7 @@
               <w:bottom w:val="single" w:sz="4" w:color="D9E1E8"/>
             </w:tcBorders>
             <w:vAlign w:val="center"/>
-            <w:shd w:val="clear" w:color="auto" w:fill="D8F5DD"/>
+            <w:shd w:val="clear" w:color="auto" w:fill="FFF3B0"/>
           </w:tcPr>
           <w:p>
             <w:pPr>
@@ -4834,7 +4834,7 @@
               <w:bottom w:val="single" w:sz="4" w:color="D9E1E8"/>
             </w:tcBorders>
             <w:vAlign w:val="center"/>
-            <w:shd w:val="clear" w:color="auto" w:fill="D8F5DD"/>
+            <w:shd w:val="clear" w:color="auto" w:fill="FFF3B0"/>
           </w:tcPr>
           <w:p>
             <w:pPr>
@@ -4863,7 +4863,7 @@
               <w:bottom w:val="single" w:sz="4" w:color="D9E1E8"/>
             </w:tcBorders>
             <w:vAlign w:val="center"/>
-            <w:shd w:val="clear" w:color="auto" w:fill="D8F5DD"/>
+            <w:shd w:val="clear" w:color="auto" w:fill="FFF3B0"/>
           </w:tcPr>
           <w:p>
             <w:pPr>
@@ -4895,10 +4895,10 @@
               <w:bottom w:val="single" w:sz="4" w:color="D9E1E8"/>
             </w:tcBorders>
             <w:vAlign w:val="center"/>
-            <w:shd w:val="clear" w:color="auto" w:fill="D8F5DD"/>
-            <w:shd w:val="clear" w:color="auto" w:fill="D8F5DD"/>
-            <w:shd w:val="clear" w:color="auto" w:fill="D8F5DD"/>
-            <w:shd w:val="clear" w:color="auto" w:fill="D8F5DD"/>
+            <w:shd w:val="clear" w:color="auto" w:fill="FFF3B0"/>
+            <w:shd w:val="clear" w:color="auto" w:fill="FFF3B0"/>
+            <w:shd w:val="clear" w:color="auto" w:fill="FFF3B0"/>
+            <w:shd w:val="clear" w:color="auto" w:fill="FFF3B0"/>
           </w:tcPr>
           <w:p>
             <w:pPr>
@@ -4931,7 +4931,7 @@
               <w:bottom w:val="single" w:sz="4" w:color="D9E1E8"/>
             </w:tcBorders>
             <w:vAlign w:val="center"/>
-            <w:shd w:val="clear" w:color="auto" w:fill="D8F5DD"/>
+            <w:shd w:val="clear" w:color="auto" w:fill="FFF3B0"/>
           </w:tcPr>
           <w:p>
             <w:pPr>
@@ -4946,7 +4946,7 @@
               <w:rPr>
                 <w:rFonts w:ascii="Georgia" w:hAnsi="Georgia"/>
                 <w:sz w:val="19"/>
-                <w:highlight w:val="green"/>
+                <w:highlight w:val="yellow"/>
               </w:rPr>
               <w:t xml:space="preserve">Cardiomegaly</w:t>
             </w:r>
@@ -4961,7 +4961,7 @@
               <w:bottom w:val="single" w:sz="4" w:color="D9E1E8"/>
             </w:tcBorders>
             <w:vAlign w:val="center"/>
-            <w:shd w:val="clear" w:color="auto" w:fill="D8F5DD"/>
+            <w:shd w:val="clear" w:color="auto" w:fill="FFF3B0"/>
           </w:tcPr>
           <w:p>
             <w:pPr>
@@ -4990,7 +4990,7 @@
               <w:bottom w:val="single" w:sz="4" w:color="D9E1E8"/>
             </w:tcBorders>
             <w:vAlign w:val="center"/>
-            <w:shd w:val="clear" w:color="auto" w:fill="D8F5DD"/>
+            <w:shd w:val="clear" w:color="auto" w:fill="FFF3B0"/>
           </w:tcPr>
           <w:p>
             <w:pPr>
@@ -5019,7 +5019,7 @@
               <w:bottom w:val="single" w:sz="4" w:color="D9E1E8"/>
             </w:tcBorders>
             <w:vAlign w:val="center"/>
-            <w:shd w:val="clear" w:color="auto" w:fill="D8F5DD"/>
+            <w:shd w:val="clear" w:color="auto" w:fill="FFF3B0"/>
           </w:tcPr>
           <w:p>
             <w:pPr>
@@ -5050,7 +5050,7 @@
               <w:bottom w:val="single" w:sz="4" w:color="D9E1E8"/>
             </w:tcBorders>
             <w:vAlign w:val="center"/>
-            <w:shd w:val="clear" w:color="auto" w:fill="D8F5DD"/>
+            <w:shd w:val="clear" w:color="auto" w:fill="FFF3B0"/>
           </w:tcPr>
           <w:p>
             <w:pPr>
@@ -5065,7 +5065,7 @@
               <w:rPr>
                 <w:rFonts w:ascii="Georgia" w:hAnsi="Georgia"/>
                 <w:sz w:val="19"/>
-                <w:highlight w:val="green"/>
+                <w:highlight w:val="yellow"/>
               </w:rPr>
               <w:t xml:space="preserve">Effusion</w:t>
             </w:r>
@@ -5080,7 +5080,7 @@
               <w:bottom w:val="single" w:sz="4" w:color="D9E1E8"/>
             </w:tcBorders>
             <w:vAlign w:val="center"/>
-            <w:shd w:val="clear" w:color="auto" w:fill="D8F5DD"/>
+            <w:shd w:val="clear" w:color="auto" w:fill="FFF3B0"/>
           </w:tcPr>
           <w:p>
             <w:pPr>
@@ -5109,7 +5109,7 @@
               <w:bottom w:val="single" w:sz="4" w:color="D9E1E8"/>
             </w:tcBorders>
             <w:vAlign w:val="center"/>
-            <w:shd w:val="clear" w:color="auto" w:fill="D8F5DD"/>
+            <w:shd w:val="clear" w:color="auto" w:fill="FFF3B0"/>
           </w:tcPr>
           <w:p>
             <w:pPr>
@@ -5138,7 +5138,7 @@
               <w:bottom w:val="single" w:sz="4" w:color="D9E1E8"/>
             </w:tcBorders>
             <w:vAlign w:val="center"/>
-            <w:shd w:val="clear" w:color="auto" w:fill="D8F5DD"/>
+            <w:shd w:val="clear" w:color="auto" w:fill="FFF3B0"/>
           </w:tcPr>
           <w:p>
             <w:pPr>
@@ -5169,7 +5169,7 @@
               <w:bottom w:val="single" w:sz="4" w:color="D9E1E8"/>
             </w:tcBorders>
             <w:vAlign w:val="center"/>
-            <w:shd w:val="clear" w:color="auto" w:fill="D8F5DD"/>
+            <w:shd w:val="clear" w:color="auto" w:fill="FFF3B0"/>
           </w:tcPr>
           <w:p>
             <w:pPr>
@@ -5184,7 +5184,7 @@
               <w:rPr>
                 <w:rFonts w:ascii="Georgia" w:hAnsi="Georgia"/>
                 <w:sz w:val="19"/>
-                <w:highlight w:val="green"/>
+                <w:highlight w:val="yellow"/>
               </w:rPr>
               <w:t xml:space="preserve">Edema</w:t>
             </w:r>
@@ -5199,7 +5199,7 @@
               <w:bottom w:val="single" w:sz="4" w:color="D9E1E8"/>
             </w:tcBorders>
             <w:vAlign w:val="center"/>
-            <w:shd w:val="clear" w:color="auto" w:fill="D8F5DD"/>
+            <w:shd w:val="clear" w:color="auto" w:fill="FFF3B0"/>
           </w:tcPr>
           <w:p>
             <w:pPr>
@@ -5228,7 +5228,7 @@
               <w:bottom w:val="single" w:sz="4" w:color="D9E1E8"/>
             </w:tcBorders>
             <w:vAlign w:val="center"/>
-            <w:shd w:val="clear" w:color="auto" w:fill="D8F5DD"/>
+            <w:shd w:val="clear" w:color="auto" w:fill="FFF3B0"/>
           </w:tcPr>
           <w:p>
             <w:pPr>
@@ -5257,7 +5257,7 @@
               <w:bottom w:val="single" w:sz="4" w:color="D9E1E8"/>
             </w:tcBorders>
             <w:vAlign w:val="center"/>
-            <w:shd w:val="clear" w:color="auto" w:fill="D8F5DD"/>
+            <w:shd w:val="clear" w:color="auto" w:fill="FFF3B0"/>
           </w:tcPr>
           <w:p>
             <w:pPr>
@@ -5288,7 +5288,7 @@
               <w:bottom w:val="nil"/>
             </w:tcBorders>
             <w:vAlign w:val="center"/>
-            <w:shd w:val="clear" w:color="auto" w:fill="D8F5DD"/>
+            <w:shd w:val="clear" w:color="auto" w:fill="FFF3B0"/>
           </w:tcPr>
           <w:p>
             <w:pPr>
@@ -5303,7 +5303,7 @@
               <w:rPr>
                 <w:rFonts w:ascii="Georgia" w:hAnsi="Georgia"/>
                 <w:sz w:val="19"/>
-                <w:highlight w:val="green"/>
+                <w:highlight w:val="yellow"/>
               </w:rPr>
               <w:t xml:space="preserve">Consolidation</w:t>
             </w:r>
@@ -5318,7 +5318,7 @@
               <w:bottom w:val="nil"/>
             </w:tcBorders>
             <w:vAlign w:val="center"/>
-            <w:shd w:val="clear" w:color="auto" w:fill="D8F5DD"/>
+            <w:shd w:val="clear" w:color="auto" w:fill="FFF3B0"/>
           </w:tcPr>
           <w:p>
             <w:pPr>
@@ -5347,7 +5347,7 @@
               <w:bottom w:val="nil"/>
             </w:tcBorders>
             <w:vAlign w:val="center"/>
-            <w:shd w:val="clear" w:color="auto" w:fill="D8F5DD"/>
+            <w:shd w:val="clear" w:color="auto" w:fill="FFF3B0"/>
           </w:tcPr>
           <w:p>
             <w:pPr>
@@ -5376,7 +5376,7 @@
               <w:bottom w:val="nil"/>
             </w:tcBorders>
             <w:vAlign w:val="center"/>
-            <w:shd w:val="clear" w:color="auto" w:fill="D8F5DD"/>
+            <w:shd w:val="clear" w:color="auto" w:fill="FFF3B0"/>
           </w:tcPr>
           <w:p>
             <w:pPr>
@@ -5421,7 +5421,7 @@
       </w:pPr>
       <w:r>
         <w:rPr>
-          <w:highlight w:val="green"/>
+          <w:highlight w:val="yellow"/>
         </w:rPr>
         <w:t xml:space="preserve">Figure 7 traces the rejection rate and retained performance across calibration percentiles. Selective performance varies smoothly with the calibration percentile, so the accuracy-coverage trade-off is a controllable design parameter that can be set to a clinical risk tolerance. At a fixed calibration percentile the induced rejection rate is similar across pathologies (0.37 to 0.43 at the 0.70 percentile), reflecting the consistent raw-probability uncertainty axis on which entropy is computed.</w:t>
       </w:r>
@@ -5490,7 +5490,7 @@
         <w:rPr>
           <w:b/>
           <w:i/>
-          <w:highlight w:val="green"/>
+          <w:highlight w:val="yellow"/>
         </w:rPr>
         <w:t>Figure 7:</w:t>
       </w:r>
@@ -5505,7 +5505,7 @@
         <w:rPr>
           <w:b w:val="0"/>
           <w:i/>
-          <w:highlight w:val="green"/>
+          <w:highlight w:val="yellow"/>
         </w:rPr>
         <w:t>Threshold sensitivity. Rejection rate and retained performance as a function of the calibration percentile.</w:t>
       </w:r>
@@ -5533,7 +5533,7 @@
       </w:pPr>
       <w:r>
         <w:rPr>
-          <w:highlight w:val="green"/>
+          <w:highlight w:val="yellow"/>
         </w:rPr>
         <w:t xml:space="preserve">The decision regions of accepted and deferred predictions can be examined spatially with class-activation mapping (Figure 8): for confident accepted predictions the activation concentrates over the relevant lung fields, whereas borderline deferred predictions show diffuse, spatially spread activation. This contrast holds for all four target pathologies and is consistent with the uncertainty-driven abstention used throughout this work.</w:t>
       </w:r>
@@ -5602,7 +5602,7 @@
         <w:rPr>
           <w:b/>
           <w:i/>
-          <w:highlight w:val="green"/>
+          <w:highlight w:val="yellow"/>
         </w:rPr>
         <w:t>Figure 8:</w:t>
       </w:r>
@@ -5617,7 +5617,7 @@
         <w:rPr>
           <w:b w:val="0"/>
           <w:i/>
-          <w:highlight w:val="green"/>
+          <w:highlight w:val="yellow"/>
         </w:rPr>
         <w:t>Representative Grad-CAM overlays for the four target pathologies (columns), each with a confident accepted prediction (top) and a borderline deferred prediction (bottom). Accepted predictions show activation concentrated over the relevant lung fields, whereas deferred predictions show diffuse, spatially spread activation.</w:t>
       </w:r>
@@ -5673,7 +5673,7 @@
       </w:pPr>
       <w:r>
         <w:rPr>
-          <w:highlight w:val="green"/>
+          <w:highlight w:val="yellow"/>
         </w:rPr>
         <w:t xml:space="preserve">A leave-one-dataset-out evaluation quantifies the domain-shift penalty and shows that deferring uncertain cases improves retained balanced accuracy on the unseen source in both transfer directions, so selective prediction is most valuable precisely on the out-of-distribution inputs that most threaten reliability.</w:t>
       </w:r>
@@ -5682,7 +5682,7 @@
       </w:r>
       <w:r>
         <w:rPr>
-          <w:highlight w:val="green"/>
+          <w:highlight w:val="yellow"/>
         </w:rPr>
         <w:t xml:space="preserve">The operating point used throughout defers 30% of per-pathology predictions to recover balanced-accuracy gains of 0.07 to 0.09 on NIH ChestX-ray14 (a relative reduction in balanced error of 25 to 36%); because the rejection rate is a tunable, per-pathology quantile (Figure 7), a deployment can trade reviewer workload against retained accuracy to match its capacity, deferring fewer cases where expert review is scarce and more where the cost of an error is high. A random-rejection control that defers the same fraction yields no such gain (Section 4.1), so the benefit reflects the uncertainty ranking rather than the reduced caseload.</w:t>
       </w:r>
@@ -5697,7 +5697,7 @@
       </w:pPr>
       <w:r>
         <w:rPr>
-          <w:highlight w:val="green"/>
+          <w:highlight w:val="yellow"/>
         </w:rPr>
         <w:t xml:space="preserve">These findings extend the selective-classification framework, which formalizes the error-reject trade-off [17] and the risk-coverage view [19], to the multi-label medical-imaging setting, and they isolate a point specific to it: at a calibrated per-pathology operating point the reject option raises balanced accuracy even where it cannot raise a rank-based measure such as AUC, because abstention removes the near-boundary cases on which ranking depends. Whereas deep ensembles derive uncertainty from multiple forward passes [21], the single-pass entropy rule attains comparable selective behaviour here (Section 4.1), and the gains persist under the dataset shift known to degrade uncertainty estimates [32] and cross-site generalization [31].</w:t>
       </w:r>
@@ -5718,7 +5718,7 @@
       </w:pPr>
       <w:r>
         <w:rPr>
-          <w:highlight w:val="green"/>
+          <w:highlight w:val="yellow"/>
         </w:rPr>
         <w:t xml:space="preserve">The cross-source behaviour is consistent with the documented fragility of chest X-ray models across acquisition sites, where networks exploit hospital- and protocol-specific confounders [31], and with label-definition shift between sources rather than a shift in the images themselves [33]. The datasets differ in scanner and protocol, patient population (PadChest is a Spanish outpatient cohort, MIMIC-CXR an intensive-care population), and in projection mix. For Cardiomegaly this projection mix is decisive: the cardiothoracic ratio that defines cardiomegaly is geometrically magnified on anteroposterior and portable acquisitions (the heart lies farther from the detector), so a model trained on a predominantly posteroanterior cohort over-calls cardiomegaly on anteroposterior-heavy sources. Stratifying by view makes this explicit: within the posteroanterior stratum the NIH-trained model transfers to PadChest with AUC 0.88 and deferral still improves balanced accuracy (+0.10 at a coverage of 0.70), whereas on the anteroposterior and portable subset discrimination falls to AUC 0.66. This is a geometric property of acquisition, not a pixel artifact that intensity normalization or contrast windowing can remove; selective prediction is the appropriate response, abstaining on the projections where the cue is unreliable.</w:t>
       </w:r>
@@ -5733,7 +5733,7 @@
       </w:pPr>
       <w:r>
         <w:rPr>
-          <w:highlight w:val="green"/>
+          <w:highlight w:val="yellow"/>
         </w:rPr>
         <w:t xml:space="preserve">5.1 Limitations</w:t>
       </w:r>
@@ -5748,7 +5748,7 @@
       </w:pPr>
       <w:r>
         <w:rPr>
-          <w:highlight w:val="green"/>
+          <w:highlight w:val="yellow"/>
         </w:rPr>
         <w:t xml:space="preserve">The validated regime has five boundary conditions. First, the evaluation covers four thoracic findings on frontal views; additional findings and lateral views remain for future work. Second, the primary backbone is trained on a corpus that includes the MIMIC-CXR and PadChest evaluation sources (Section 3.3), so the cross-source generalization claims rest on the single-source leave-one-dataset-out models and the independently trained weighted-BCE model rather than on the primary backbone alone. Third, results are reported for the DenseNet-121 family; transfer to other backbones is established only through the independently trained model. Fourth, the labels are the public datasets' image-level annotations, which carry known noise, and the abstention benefit is measured against these labels rather than a prospective radiologist-adjudicated reference; a reader study quantifying the clinical value of the deferred-case workflow is a natural next step. Finally, subgroup fairness of the selective mechanism, that is, whether deferral rates and retained accuracy are equitable across patient subgroups [30], is not assessed here and is left for future work.</w:t>
       </w:r>
@@ -5807,7 +5807,7 @@
       </w:r>
       <w:r>
         <w:rPr>
-          <w:highlight w:val="green"/>
+          <w:highlight w:val="yellow"/>
         </w:rPr>
         <w:t xml:space="preserve">Code and frozen per-image predictions are released to support reproduction.</w:t>
       </w:r>
@@ -5848,7 +5848,7 @@
       </w:pPr>
       <w:r>
         <w:rPr>
-          <w:highlight w:val="green"/>
+          <w:highlight w:val="yellow"/>
         </w:rPr>
         <w:t xml:space="preserve">Code Availability</w:t>
       </w:r>
@@ -5863,7 +5863,7 @@
       </w:pPr>
       <w:r>
         <w:rPr>
-          <w:highlight w:val="green"/>
+          <w:highlight w:val="yellow"/>
         </w:rPr>
         <w:t xml:space="preserve">Code, configuration files, and frozen per-image predictions used to reproduce every table and figure in this paper are available at github.com/ApartsinProjects/cxr-selective-rejection-code.</w:t>
       </w:r>
@@ -7005,7 +7005,7 @@
       </w:r>
       <w:r>
         <w:rPr>
-          <w:highlight w:val="green"/>
+          <w:highlight w:val="yellow"/>
         </w:rPr>
         <w:t xml:space="preserve">Zech, J. R., Badgeley, M. A., Liu, M., Costa, A. B., Titano, J. J., Oermann, E. K. (2018). Variable generalization performance of a deep learning model to detect pneumonia in chest radiographs.</w:t>
       </w:r>
@@ -7016,13 +7016,13 @@
         <w:rPr>
           <w:i/>
           <w:iCs/>
-          <w:highlight w:val="green"/>
+          <w:highlight w:val="yellow"/>
         </w:rPr>
         <w:t xml:space="preserve">PLOS Medicine</w:t>
       </w:r>
       <w:r>
         <w:rPr>
-          <w:highlight w:val="green"/>
+          <w:highlight w:val="yellow"/>
         </w:rPr>
         <w:t xml:space="preserve">, 15(11), e1002683.</w:t>
       </w:r>
@@ -7050,7 +7050,7 @@
       </w:r>
       <w:r>
         <w:rPr>
-          <w:highlight w:val="green"/>
+          <w:highlight w:val="yellow"/>
         </w:rPr>
         <w:t xml:space="preserve">Ovadia, Y., et al. (2019). Can you trust your model's uncertainty? Evaluating predictive uncertainty under dataset shift.</w:t>
       </w:r>
@@ -7061,7 +7061,7 @@
         <w:rPr>
           <w:i/>
           <w:iCs/>
-          <w:highlight w:val="green"/>
+          <w:highlight w:val="yellow"/>
         </w:rPr>
         <w:t xml:space="preserve">NeurIPS 32</w:t>
       </w:r>
@@ -7092,7 +7092,7 @@
       </w:r>
       <w:r>
         <w:rPr>
-          <w:highlight w:val="green"/>
+          <w:highlight w:val="yellow"/>
         </w:rPr>
         <w:t xml:space="preserve">Cohen, J. P., Hashir, M., Brooks, R., Bertrand, H. (2020). On the limits of cross-domain generalization in automated X-ray prediction.</w:t>
       </w:r>
@@ -7103,13 +7103,13 @@
         <w:rPr>
           <w:i/>
           <w:iCs/>
-          <w:highlight w:val="green"/>
+          <w:highlight w:val="yellow"/>
         </w:rPr>
         <w:t xml:space="preserve">Medical Imaging with Deep Learning (MIDL)</w:t>
       </w:r>
       <w:r>
         <w:rPr>
-          <w:highlight w:val="green"/>
+          <w:highlight w:val="yellow"/>
         </w:rPr>
         <w:t xml:space="preserve">, PMLR 121, 136-155. arXiv:2002.02497.</w:t>
       </w:r>

--- a/manuscript.docx
+++ b/manuscript.docx
@@ -143,24 +143,39 @@
     <w:p>
       <w:pPr>
         <w:pStyle w:val="BodyText"/>
-        <w:jc w:val="both"/>
+        <w:jc w:val="left"/>
         <w:keepNext w:val="0"/>
         <w:keepLines w:val="0"/>
         <w:widowControl w:val="1"/>
       </w:pPr>
       <w:r>
+        <w:rPr>
+          <w:sz w:val="18"/>
+        </w:rPr>
         <w:t xml:space="preserve">1 Intelligent Systems, Afeka Academic College of Engineering, Tel Aviv 69988, Israel</w:t>
       </w:r>
       <w:r>
+        <w:rPr>
+          <w:sz w:val="18"/>
+        </w:rPr>
         <w:br/>
       </w:r>
       <w:r>
+        <w:rPr>
+          <w:sz w:val="18"/>
+        </w:rPr>
         <w:t xml:space="preserve">2 School of Computer Science, Faculty of Sciences, HIT-Holon Institute of Technology, Holon 58102, Israel</w:t>
       </w:r>
       <w:r>
+        <w:rPr>
+          <w:sz w:val="18"/>
+        </w:rPr>
         <w:br/>
       </w:r>
       <w:r>
+        <w:rPr>
+          <w:sz w:val="18"/>
+        </w:rPr>
         <w:t xml:space="preserve">* Corresponding Author: apersteiny@afeka.ac.il</w:t>
       </w:r>
     </w:p>
@@ -331,168 +346,31 @@
       <w:pPr>
         <w:pStyle w:val="ImageCaption"/>
         <w:spacing w:before="80" w:after="120" w:line="240" w:lineRule="auto"/>
-        <w:jc w:val="center"/>
+        <w:jc w:val="left"/>
         <w:keepNext w:val="0"/>
         <w:keepLines/>
         <w:widowControl w:val="1"/>
       </w:pPr>
-      <m:oMath>
-        <m:r>
-          <m:t>H</m:t>
-        </m:r>
-        <m:r>
-          <m:rPr>
-            <m:sty m:val="p"/>
-          </m:rPr>
-          <m:t>(</m:t>
-        </m:r>
-        <m:sSub>
-          <m:e>
-            <m:r>
-              <m:t>p</m:t>
-            </m:r>
-          </m:e>
-          <m:sub>
-            <m:r>
-              <m:t>i</m:t>
-            </m:r>
-          </m:sub>
-        </m:sSub>
-        <m:r>
-          <m:rPr>
-            <m:sty m:val="p"/>
-          </m:rPr>
-          <m:t>)</m:t>
-        </m:r>
-      </m:oMath>
-      <m:oMath>
-        <m:sSub>
-          <m:e>
-            <m:r>
-              <m:t>τ</m:t>
-            </m:r>
-          </m:e>
-          <m:sub>
-            <m:r>
-              <m:t>i</m:t>
-            </m:r>
-          </m:sub>
-        </m:sSub>
-      </m:oMath>
-      <m:oMath>
-        <m:r>
-          <m:t>H</m:t>
-        </m:r>
-        <m:r>
-          <m:rPr>
-            <m:sty m:val="p"/>
-          </m:rPr>
-          <m:t>(</m:t>
-        </m:r>
-        <m:sSub>
-          <m:e>
-            <m:r>
-              <m:t>p</m:t>
-            </m:r>
-          </m:e>
-          <m:sub>
-            <m:r>
-              <m:t>i</m:t>
-            </m:r>
-          </m:sub>
-        </m:sSub>
-        <m:r>
-          <m:rPr>
-            <m:sty m:val="p"/>
-          </m:rPr>
-          <m:t>)</m:t>
-        </m:r>
-        <m:r>
-          <m:rPr>
-            <m:sty m:val="p"/>
-          </m:rPr>
-          <m:t>≤</m:t>
-        </m:r>
-        <m:sSub>
-          <m:e>
-            <m:r>
-              <m:t>τ</m:t>
-            </m:r>
-          </m:e>
-          <m:sub>
-            <m:r>
-              <m:t>i</m:t>
-            </m:r>
-          </m:sub>
-        </m:sSub>
-      </m:oMath>
-      <m:oMath>
-        <m:r>
-          <m:t>H</m:t>
-        </m:r>
-        <m:r>
-          <m:rPr>
-            <m:sty m:val="p"/>
-          </m:rPr>
-          <m:t>(</m:t>
-        </m:r>
-        <m:sSub>
-          <m:e>
-            <m:r>
-              <m:t>p</m:t>
-            </m:r>
-          </m:e>
-          <m:sub>
-            <m:r>
-              <m:t>i</m:t>
-            </m:r>
-          </m:sub>
-        </m:sSub>
-        <m:r>
-          <m:rPr>
-            <m:sty m:val="p"/>
-          </m:rPr>
-          <m:t>)</m:t>
-        </m:r>
-        <m:r>
-          <m:rPr>
-            <m:sty m:val="p"/>
-          </m:rPr>
-          <m:t>&gt;</m:t>
-        </m:r>
-        <m:sSub>
-          <m:e>
-            <m:r>
-              <m:t>τ</m:t>
-            </m:r>
-          </m:e>
-          <m:sub>
-            <m:r>
-              <m:t>i</m:t>
-            </m:r>
-          </m:sub>
-        </m:sSub>
-      </m:oMath>
       <w:r>
         <w:rPr>
           <w:b/>
-          <w:i/>
+          <w:i w:val="0"/>
         </w:rPr>
         <w:t>Figure 1:</w:t>
       </w:r>
       <w:r>
         <w:rPr>
           <w:b w:val="0"/>
-          <w:i/>
+          <w:i w:val="0"/>
         </w:rPr>
         <w:t xml:space="preserve"> </w:t>
       </w:r>
       <w:r>
         <w:rPr>
           <w:b w:val="0"/>
-          <w:i/>
+          <w:i w:val="0"/>
         </w:rPr>
-        <w:t>Overview of the proposed selective chest X-ray classification framework. The multi-pathology classification model (a DenseNet-121 backbone) produces per-pathology probabilities; a confidence-estimation stage computes the binary entropy  of each, and quantile-based threshold calibration yields a per-class threshold . The decision module compares each pathology's entropy against its threshold, accepting confident findings () as a partial-pathology classification and deferring uncertain findings () for expert review. Each pathology is accepted or deferred independently, so acceptance is a partial-label output rather than a global clearance of the image.</w:t>
+        <w:t>Overview of the proposed selective chest X-ray classification framework. The multi-pathology classification model (a DenseNet-121 backbone) produces per-pathology probabilities; a confidence-estimation stage computes the binary entropy H(pi) of each, and quantile-based threshold calibration yields a per-class threshold τi. The decision module compares each pathology's entropy against its threshold, accepting confident findings (H(pi) ≤ τi) as a partial-pathology classification and deferring uncertain findings (H(pi) &gt; τi) for expert review. Each pathology is accepted or deferred independently, so acceptance is a partial-label output rather than a global clearance of the image.</w:t>
       </w:r>
     </w:p>
     <w:p>
@@ -795,7 +673,7 @@
       <w:pPr>
         <w:pStyle w:val="TableCaption"/>
         <w:spacing w:before="280" w:after="60" w:line="240" w:lineRule="auto"/>
-        <w:jc w:val="center"/>
+        <w:jc w:val="left"/>
         <w:keepNext/>
         <w:keepLines/>
         <w:widowControl w:val="1"/>
@@ -803,7 +681,7 @@
       <w:r>
         <w:rPr>
           <w:b/>
-          <w:i/>
+          <w:i w:val="0"/>
           <w:highlight w:val="yellow"/>
         </w:rPr>
         <w:t>Table 1:</w:t>
@@ -811,14 +689,14 @@
       <w:r>
         <w:rPr>
           <w:b w:val="0"/>
-          <w:i/>
+          <w:i w:val="0"/>
         </w:rPr>
         <w:t xml:space="preserve"> </w:t>
       </w:r>
       <w:r>
         <w:rPr>
           <w:b w:val="0"/>
-          <w:i/>
+          <w:i w:val="0"/>
           <w:highlight w:val="yellow"/>
         </w:rPr>
         <w:t>Class distribution of the final evaluation cohort used for the selective-prediction analyses, across the three sources (NIH ChestX-ray14, MIMIC-CXR, and PadChest; N = 37,397 frontal images), reported as positive-label counts. This cohort is the harmonized, patient-level-split set on which all reported results are computed. The data is imbalanced, with Effusion and Cardiomegaly more prevalent than the rarer Edema and Consolidation, and a subset of images carry multiple positive labels.</w:t>
@@ -1441,7 +1319,7 @@
       <w:pPr>
         <w:pStyle w:val="ImageCaption"/>
         <w:spacing w:before="80" w:after="120" w:line="240" w:lineRule="auto"/>
-        <w:jc w:val="center"/>
+        <w:jc w:val="left"/>
         <w:keepNext w:val="0"/>
         <w:keepLines/>
         <w:widowControl w:val="1"/>
@@ -1449,21 +1327,21 @@
       <w:r>
         <w:rPr>
           <w:b/>
-          <w:i/>
+          <w:i w:val="0"/>
         </w:rPr>
         <w:t>Figure 2:</w:t>
       </w:r>
       <w:r>
         <w:rPr>
           <w:b w:val="0"/>
-          <w:i/>
+          <w:i w:val="0"/>
         </w:rPr>
         <w:t xml:space="preserve"> </w:t>
       </w:r>
       <w:r>
         <w:rPr>
           <w:b w:val="0"/>
-          <w:i/>
+          <w:i w:val="0"/>
         </w:rPr>
         <w:t>Representative frontal chest radiographs spanning the range of thoracic findings in the source datasets. The four conditions studied in this work, Cardiomegaly, Effusion, Edema, and Consolidation, are a subset of these findings; the selective mechanism makes an independent accept-or-defer decision for each of the four.</w:t>
       </w:r>
@@ -2460,7 +2338,7 @@
       <w:pPr>
         <w:pStyle w:val="ImageCaption"/>
         <w:spacing w:before="80" w:after="120" w:line="240" w:lineRule="auto"/>
-        <w:jc w:val="center"/>
+        <w:jc w:val="left"/>
         <w:keepNext w:val="0"/>
         <w:keepLines/>
         <w:widowControl w:val="1"/>
@@ -2468,21 +2346,21 @@
       <w:r>
         <w:rPr>
           <w:b/>
-          <w:i/>
+          <w:i w:val="0"/>
         </w:rPr>
         <w:t>Figure 3:</w:t>
       </w:r>
       <w:r>
         <w:rPr>
           <w:b w:val="0"/>
-          <w:i/>
+          <w:i w:val="0"/>
         </w:rPr>
         <w:t xml:space="preserve"> </w:t>
       </w:r>
       <w:r>
         <w:rPr>
           <w:b w:val="0"/>
-          <w:i/>
+          <w:i w:val="0"/>
         </w:rPr>
         <w:t>Distribution of predictive entropy for correct versus incorrect predictions, pooled over the four target pathologies, on NIH ChestX-ray14, MIMIC-CXR, and PadChest. On every dataset, correct predictions concentrate at low entropy and incorrect predictions at high entropy, which is what makes uncertainty-based deferral effective.</w:t>
       </w:r>
@@ -2506,7 +2384,7 @@
       <w:pPr>
         <w:pStyle w:val="TableCaption"/>
         <w:spacing w:before="280" w:after="60" w:line="240" w:lineRule="auto"/>
-        <w:jc w:val="center"/>
+        <w:jc w:val="left"/>
         <w:keepNext/>
         <w:keepLines/>
         <w:widowControl w:val="1"/>
@@ -2514,7 +2392,7 @@
       <w:r>
         <w:rPr>
           <w:b/>
-          <w:i/>
+          <w:i w:val="0"/>
           <w:highlight w:val="yellow"/>
         </w:rPr>
         <w:t>Table 2:</w:t>
@@ -2522,14 +2400,14 @@
       <w:r>
         <w:rPr>
           <w:b w:val="0"/>
-          <w:i/>
+          <w:i w:val="0"/>
         </w:rPr>
         <w:t xml:space="preserve"> </w:t>
       </w:r>
       <w:r>
         <w:rPr>
           <w:b w:val="0"/>
-          <w:i/>
+          <w:i w:val="0"/>
           <w:highlight w:val="yellow"/>
         </w:rPr>
         <w:t>Selective balanced accuracy at a calibrated operating point (NIH ChestX-ray14, rejection rate 0.30). All four gains have 95% bootstrap confidence intervals excluding zero. The final column reports the balanced-error reduction: the relative decrease in balanced error (one minus balanced accuracy) from full to 0.70 coverage.</w:t>
@@ -3363,7 +3241,7 @@
       <w:pPr>
         <w:pStyle w:val="ImageCaption"/>
         <w:spacing w:before="80" w:after="120" w:line="240" w:lineRule="auto"/>
-        <w:jc w:val="center"/>
+        <w:jc w:val="left"/>
         <w:keepNext w:val="0"/>
         <w:keepLines/>
         <w:widowControl w:val="1"/>
@@ -3371,7 +3249,7 @@
       <w:r>
         <w:rPr>
           <w:b/>
-          <w:i/>
+          <w:i w:val="0"/>
           <w:highlight w:val="yellow"/>
         </w:rPr>
         <w:t>Figure 4:</w:t>
@@ -3379,14 +3257,14 @@
       <w:r>
         <w:rPr>
           <w:b w:val="0"/>
-          <w:i/>
+          <w:i w:val="0"/>
         </w:rPr>
         <w:t xml:space="preserve"> </w:t>
       </w:r>
       <w:r>
         <w:rPr>
           <w:b w:val="0"/>
-          <w:i/>
+          <w:i w:val="0"/>
           <w:highlight w:val="yellow"/>
         </w:rPr>
         <w:t>Selective balanced accuracy as a function of coverage for each pathology. Balanced accuracy increases as the most uncertain predictions are deferred.</w:t>
@@ -3477,7 +3355,7 @@
       <w:pPr>
         <w:pStyle w:val="ImageCaption"/>
         <w:spacing w:before="80" w:after="120" w:line="240" w:lineRule="auto"/>
-        <w:jc w:val="center"/>
+        <w:jc w:val="left"/>
         <w:keepNext w:val="0"/>
         <w:keepLines/>
         <w:widowControl w:val="1"/>
@@ -3485,7 +3363,7 @@
       <w:r>
         <w:rPr>
           <w:b/>
-          <w:i/>
+          <w:i w:val="0"/>
           <w:highlight w:val="yellow"/>
         </w:rPr>
         <w:t>Figure 5:</w:t>
@@ -3493,14 +3371,14 @@
       <w:r>
         <w:rPr>
           <w:b w:val="0"/>
-          <w:i/>
+          <w:i w:val="0"/>
         </w:rPr>
         <w:t xml:space="preserve"> </w:t>
       </w:r>
       <w:r>
         <w:rPr>
           <w:b w:val="0"/>
-          <w:i/>
+          <w:i w:val="0"/>
           <w:highlight w:val="yellow"/>
         </w:rPr>
         <w:t>Bootstrap validation of the balanced-accuracy change before and after rejection. Boxplots show the distribution of balanced accuracy over 1,000 bootstrap resamples at full coverage (baseline, blue) and at a coverage of 0.70 (with rejection, orange), per pathology, on the NIH ChestX-ray14, MIMIC-CXR, and PadChest evaluation sets. The with-rejection distribution exceeds the baseline for every pathology on all three datasets.</w:t>
@@ -3604,7 +3482,7 @@
       <w:pPr>
         <w:pStyle w:val="ImageCaption"/>
         <w:spacing w:before="80" w:after="120" w:line="240" w:lineRule="auto"/>
-        <w:jc w:val="center"/>
+        <w:jc w:val="left"/>
         <w:keepNext w:val="0"/>
         <w:keepLines/>
         <w:widowControl w:val="1"/>
@@ -3612,7 +3490,7 @@
       <w:r>
         <w:rPr>
           <w:b/>
-          <w:i/>
+          <w:i w:val="0"/>
           <w:highlight w:val="yellow"/>
         </w:rPr>
         <w:t>Figure 6:</w:t>
@@ -3620,14 +3498,14 @@
       <w:r>
         <w:rPr>
           <w:b w:val="0"/>
-          <w:i/>
+          <w:i w:val="0"/>
         </w:rPr>
         <w:t xml:space="preserve"> </w:t>
       </w:r>
       <w:r>
         <w:rPr>
           <w:b w:val="0"/>
-          <w:i/>
+          <w:i w:val="0"/>
           <w:highlight w:val="yellow"/>
         </w:rPr>
         <w:t>Risk-coverage curves per pathology. The retained-prediction performance is traced against coverage as the entropy threshold varies. Area under the risk-coverage curve over the plotted coverage range (AURC; lower is better): Cardiomegaly 0.206, Effusion 0.180, Edema 0.207, Consolidation 0.239.</w:t>
@@ -3680,7 +3558,7 @@
       <w:pPr>
         <w:pStyle w:val="TableCaption"/>
         <w:spacing w:before="280" w:after="60" w:line="240" w:lineRule="auto"/>
-        <w:jc w:val="center"/>
+        <w:jc w:val="left"/>
         <w:keepNext/>
         <w:keepLines/>
         <w:widowControl w:val="1"/>
@@ -3688,7 +3566,7 @@
       <w:r>
         <w:rPr>
           <w:b/>
-          <w:i/>
+          <w:i w:val="0"/>
           <w:highlight w:val="yellow"/>
         </w:rPr>
         <w:t>Table 3:</w:t>
@@ -3696,14 +3574,14 @@
       <w:r>
         <w:rPr>
           <w:b w:val="0"/>
-          <w:i/>
+          <w:i w:val="0"/>
         </w:rPr>
         <w:t xml:space="preserve"> </w:t>
       </w:r>
       <w:r>
         <w:rPr>
           <w:b w:val="0"/>
-          <w:i/>
+          <w:i w:val="0"/>
           <w:highlight w:val="yellow"/>
         </w:rPr>
         <w:t>Selective balanced accuracy under domain shift across all three leave-one-dataset-out transfer directions, at full coverage and at a coverage of 0.70. Every one of the twelve gains has a 95% bootstrap confidence interval excluding zero. Balanced-error reduction is the relative decrease in balanced error (one minus balanced accuracy) on the shifted source.</w:t>
@@ -5481,7 +5359,7 @@
       <w:pPr>
         <w:pStyle w:val="ImageCaption"/>
         <w:spacing w:before="80" w:after="120" w:line="240" w:lineRule="auto"/>
-        <w:jc w:val="center"/>
+        <w:jc w:val="left"/>
         <w:keepNext w:val="0"/>
         <w:keepLines/>
         <w:widowControl w:val="1"/>
@@ -5489,7 +5367,7 @@
       <w:r>
         <w:rPr>
           <w:b/>
-          <w:i/>
+          <w:i w:val="0"/>
           <w:highlight w:val="yellow"/>
         </w:rPr>
         <w:t>Figure 7:</w:t>
@@ -5497,14 +5375,14 @@
       <w:r>
         <w:rPr>
           <w:b w:val="0"/>
-          <w:i/>
+          <w:i w:val="0"/>
         </w:rPr>
         <w:t xml:space="preserve"> </w:t>
       </w:r>
       <w:r>
         <w:rPr>
           <w:b w:val="0"/>
-          <w:i/>
+          <w:i w:val="0"/>
           <w:highlight w:val="yellow"/>
         </w:rPr>
         <w:t>Threshold sensitivity. Rejection rate and retained performance as a function of the calibration percentile.</w:t>
@@ -5593,7 +5471,7 @@
       <w:pPr>
         <w:pStyle w:val="ImageCaption"/>
         <w:spacing w:before="80" w:after="120" w:line="240" w:lineRule="auto"/>
-        <w:jc w:val="center"/>
+        <w:jc w:val="left"/>
         <w:keepNext w:val="0"/>
         <w:keepLines/>
         <w:widowControl w:val="1"/>
@@ -5601,7 +5479,7 @@
       <w:r>
         <w:rPr>
           <w:b/>
-          <w:i/>
+          <w:i w:val="0"/>
           <w:highlight w:val="yellow"/>
         </w:rPr>
         <w:t>Figure 8:</w:t>
@@ -5609,14 +5487,14 @@
       <w:r>
         <w:rPr>
           <w:b w:val="0"/>
-          <w:i/>
+          <w:i w:val="0"/>
         </w:rPr>
         <w:t xml:space="preserve"> </w:t>
       </w:r>
       <w:r>
         <w:rPr>
           <w:b w:val="0"/>
-          <w:i/>
+          <w:i w:val="0"/>
           <w:highlight w:val="yellow"/>
         </w:rPr>
         <w:t>Representative Grad-CAM overlays for the four target pathologies (columns), each with a confident accepted prediction (top) and a borderline deferred prediction (bottom). Accepted predictions show activation concentrated over the relevant lung fields, whereas deferred predictions show diffuse, spatially spread activation.</w:t>

--- a/manuscript.docx
+++ b/manuscript.docx
@@ -183,6 +183,7 @@
     <w:p>
       <w:pPr>
         <w:pStyle w:val="AbstractLabel"/>
+        <w:spacing w:before="280"/>
         <w:jc w:val="center"/>
         <w:keepNext/>
         <w:keepLines/>
@@ -238,6 +239,7 @@
     <w:p>
       <w:pPr>
         <w:pStyle w:val="Keywords"/>
+        <w:spacing w:before="240"/>
         <w:jc w:val="both"/>
         <w:keepNext w:val="0"/>
         <w:keepLines w:val="0"/>
@@ -2418,7 +2420,7 @@
         <w:tblStyle w:val="Table"/>
         <w:tblW w:type="pct" w:w="5000"/>
         <w:jc w:val="center"/>
-        <w:tblLayout w:type="autofit"/>
+        <w:tblLayout w:type="fixed"/>
         <w:tblLook w:firstRow="1" w:lastRow="0" w:firstColumn="0" w:lastColumn="0" w:noHBand="0" w:noVBand="0" w:val="0020"/>
         <w:tblCaption w:val="Table 2: Selective balanced accuracy at a calibrated operating point (NIH ChestX-ray14, rejection rate 0.30). All four gains have 95% bootstrap confidence intervals excluding zero. The final column reports the balanced-error reduction: the relative decrease in balanced error (one minus balanced accuracy) from full to 0.70 coverage."/>
         <w:tblBorders>
@@ -2431,11 +2433,11 @@
         </w:tblBorders>
       </w:tblPr>
       <w:tblGrid>
-        <w:gridCol w:w="1663"/>
-        <w:gridCol w:w="1584"/>
-        <w:gridCol w:w="1584"/>
-        <w:gridCol w:w="1821"/>
-        <w:gridCol w:w="1267"/>
+        <w:gridCol w:w="1440"/>
+        <w:gridCol w:w="1800"/>
+        <w:gridCol w:w="1800"/>
+        <w:gridCol w:w="2232"/>
+        <w:gridCol w:w="2088"/>
       </w:tblGrid>
       <w:tr>
         <w:trPr>
@@ -2451,6 +2453,7 @@
               <w:bottom w:val="single" w:sz="8" w:color="9FB0C2"/>
             </w:tcBorders>
             <w:vAlign w:val="center"/>
+            <w:tcW w:w="1440" w:type="dxa"/>
           </w:tcPr>
           <w:p>
             <w:pPr>
@@ -2481,6 +2484,7 @@
               <w:bottom w:val="single" w:sz="8" w:color="9FB0C2"/>
             </w:tcBorders>
             <w:vAlign w:val="center"/>
+            <w:tcW w:w="1800" w:type="dxa"/>
           </w:tcPr>
           <w:p>
             <w:pPr>
@@ -2511,6 +2515,7 @@
               <w:bottom w:val="single" w:sz="8" w:color="9FB0C2"/>
             </w:tcBorders>
             <w:vAlign w:val="center"/>
+            <w:tcW w:w="1800" w:type="dxa"/>
           </w:tcPr>
           <w:p>
             <w:pPr>
@@ -2541,6 +2546,7 @@
               <w:bottom w:val="single" w:sz="8" w:color="9FB0C2"/>
             </w:tcBorders>
             <w:vAlign w:val="center"/>
+            <w:tcW w:w="2232" w:type="dxa"/>
           </w:tcPr>
           <w:p>
             <w:pPr>
@@ -2571,6 +2577,7 @@
               <w:bottom w:val="single" w:sz="8" w:color="9FB0C2"/>
             </w:tcBorders>
             <w:vAlign w:val="center"/>
+            <w:tcW w:w="2088" w:type="dxa"/>
           </w:tcPr>
           <w:p>
             <w:pPr>
@@ -2604,6 +2611,7 @@
             </w:tcBorders>
             <w:vAlign w:val="center"/>
             <w:shd w:val="clear" w:color="auto" w:fill="FFF3B0"/>
+            <w:tcW w:w="1440" w:type="dxa"/>
           </w:tcPr>
           <w:p>
             <w:pPr>
@@ -2634,6 +2642,7 @@
             </w:tcBorders>
             <w:vAlign w:val="center"/>
             <w:shd w:val="clear" w:color="auto" w:fill="FFF3B0"/>
+            <w:tcW w:w="1800" w:type="dxa"/>
           </w:tcPr>
           <w:p>
             <w:pPr>
@@ -2663,6 +2672,7 @@
             </w:tcBorders>
             <w:vAlign w:val="center"/>
             <w:shd w:val="clear" w:color="auto" w:fill="FFF3B0"/>
+            <w:tcW w:w="1800" w:type="dxa"/>
           </w:tcPr>
           <w:p>
             <w:pPr>
@@ -2692,6 +2702,7 @@
             </w:tcBorders>
             <w:vAlign w:val="center"/>
             <w:shd w:val="clear" w:color="auto" w:fill="FFF3B0"/>
+            <w:tcW w:w="2232" w:type="dxa"/>
           </w:tcPr>
           <w:p>
             <w:pPr>
@@ -2721,6 +2732,7 @@
             </w:tcBorders>
             <w:vAlign w:val="center"/>
             <w:shd w:val="clear" w:color="auto" w:fill="FFF3B0"/>
+            <w:tcW w:w="2088" w:type="dxa"/>
           </w:tcPr>
           <w:p>
             <w:pPr>
@@ -2752,6 +2764,7 @@
             </w:tcBorders>
             <w:vAlign w:val="center"/>
             <w:shd w:val="clear" w:color="auto" w:fill="FFF3B0"/>
+            <w:tcW w:w="1440" w:type="dxa"/>
           </w:tcPr>
           <w:p>
             <w:pPr>
@@ -2782,6 +2795,7 @@
             </w:tcBorders>
             <w:vAlign w:val="center"/>
             <w:shd w:val="clear" w:color="auto" w:fill="FFF3B0"/>
+            <w:tcW w:w="1800" w:type="dxa"/>
           </w:tcPr>
           <w:p>
             <w:pPr>
@@ -2811,6 +2825,7 @@
             </w:tcBorders>
             <w:vAlign w:val="center"/>
             <w:shd w:val="clear" w:color="auto" w:fill="FFF3B0"/>
+            <w:tcW w:w="1800" w:type="dxa"/>
           </w:tcPr>
           <w:p>
             <w:pPr>
@@ -2840,6 +2855,7 @@
             </w:tcBorders>
             <w:vAlign w:val="center"/>
             <w:shd w:val="clear" w:color="auto" w:fill="FFF3B0"/>
+            <w:tcW w:w="2232" w:type="dxa"/>
           </w:tcPr>
           <w:p>
             <w:pPr>
@@ -2869,6 +2885,7 @@
             </w:tcBorders>
             <w:vAlign w:val="center"/>
             <w:shd w:val="clear" w:color="auto" w:fill="FFF3B0"/>
+            <w:tcW w:w="2088" w:type="dxa"/>
           </w:tcPr>
           <w:p>
             <w:pPr>
@@ -2900,6 +2917,7 @@
             </w:tcBorders>
             <w:vAlign w:val="center"/>
             <w:shd w:val="clear" w:color="auto" w:fill="FFF3B0"/>
+            <w:tcW w:w="1440" w:type="dxa"/>
           </w:tcPr>
           <w:p>
             <w:pPr>
@@ -2930,6 +2948,7 @@
             </w:tcBorders>
             <w:vAlign w:val="center"/>
             <w:shd w:val="clear" w:color="auto" w:fill="FFF3B0"/>
+            <w:tcW w:w="1800" w:type="dxa"/>
           </w:tcPr>
           <w:p>
             <w:pPr>
@@ -2959,6 +2978,7 @@
             </w:tcBorders>
             <w:vAlign w:val="center"/>
             <w:shd w:val="clear" w:color="auto" w:fill="FFF3B0"/>
+            <w:tcW w:w="1800" w:type="dxa"/>
           </w:tcPr>
           <w:p>
             <w:pPr>
@@ -2988,6 +3008,7 @@
             </w:tcBorders>
             <w:vAlign w:val="center"/>
             <w:shd w:val="clear" w:color="auto" w:fill="FFF3B0"/>
+            <w:tcW w:w="2232" w:type="dxa"/>
           </w:tcPr>
           <w:p>
             <w:pPr>
@@ -3017,6 +3038,7 @@
             </w:tcBorders>
             <w:vAlign w:val="center"/>
             <w:shd w:val="clear" w:color="auto" w:fill="FFF3B0"/>
+            <w:tcW w:w="2088" w:type="dxa"/>
           </w:tcPr>
           <w:p>
             <w:pPr>
@@ -3048,6 +3070,7 @@
             </w:tcBorders>
             <w:vAlign w:val="center"/>
             <w:shd w:val="clear" w:color="auto" w:fill="FFF3B0"/>
+            <w:tcW w:w="1440" w:type="dxa"/>
           </w:tcPr>
           <w:p>
             <w:pPr>
@@ -3078,6 +3101,7 @@
             </w:tcBorders>
             <w:vAlign w:val="center"/>
             <w:shd w:val="clear" w:color="auto" w:fill="FFF3B0"/>
+            <w:tcW w:w="1800" w:type="dxa"/>
           </w:tcPr>
           <w:p>
             <w:pPr>
@@ -3107,6 +3131,7 @@
             </w:tcBorders>
             <w:vAlign w:val="center"/>
             <w:shd w:val="clear" w:color="auto" w:fill="FFF3B0"/>
+            <w:tcW w:w="1800" w:type="dxa"/>
           </w:tcPr>
           <w:p>
             <w:pPr>
@@ -3136,6 +3161,7 @@
             </w:tcBorders>
             <w:vAlign w:val="center"/>
             <w:shd w:val="clear" w:color="auto" w:fill="FFF3B0"/>
+            <w:tcW w:w="2232" w:type="dxa"/>
           </w:tcPr>
           <w:p>
             <w:pPr>
@@ -3165,6 +3191,7 @@
             </w:tcBorders>
             <w:vAlign w:val="center"/>
             <w:shd w:val="clear" w:color="auto" w:fill="FFF3B0"/>
+            <w:tcW w:w="2088" w:type="dxa"/>
           </w:tcPr>
           <w:p>
             <w:pPr>
@@ -3592,7 +3619,7 @@
         <w:tblStyle w:val="Table"/>
         <w:tblW w:type="pct" w:w="5000"/>
         <w:jc w:val="center"/>
-        <w:tblLayout w:type="autofit"/>
+        <w:tblLayout w:type="fixed"/>
         <w:tblLook w:firstRow="1" w:lastRow="0" w:firstColumn="0" w:lastColumn="0" w:noHBand="0" w:noVBand="0" w:val="0020"/>
         <w:tblCaption w:val="Table 3: Selective balanced accuracy under domain shift across all three leave-one-dataset-out transfer directions, at full coverage and at a coverage of 0.70. Every one of the twelve gains has a 95% bootstrap confidence interval excluding zero. Balanced-error reduction is the relative decrease in balanced error (one minus balanced accuracy) on the shifted source."/>
         <w:tblBorders>
@@ -3605,10 +3632,10 @@
         </w:tblBorders>
       </w:tblPr>
       <w:tblGrid>
-        <w:gridCol w:w="1900"/>
-        <w:gridCol w:w="2138"/>
-        <w:gridCol w:w="1663"/>
-        <w:gridCol w:w="2217"/>
+        <w:gridCol w:w="1872"/>
+        <w:gridCol w:w="2448"/>
+        <w:gridCol w:w="2088"/>
+        <w:gridCol w:w="2951"/>
       </w:tblGrid>
       <w:tr>
         <w:trPr>
@@ -3624,6 +3651,7 @@
               <w:bottom w:val="single" w:sz="8" w:color="9FB0C2"/>
             </w:tcBorders>
             <w:vAlign w:val="center"/>
+            <w:tcW w:w="1872" w:type="dxa"/>
           </w:tcPr>
           <w:p>
             <w:pPr>
@@ -3654,6 +3682,7 @@
               <w:bottom w:val="single" w:sz="8" w:color="9FB0C2"/>
             </w:tcBorders>
             <w:vAlign w:val="center"/>
+            <w:tcW w:w="2448" w:type="dxa"/>
           </w:tcPr>
           <w:p>
             <w:pPr>
@@ -3684,6 +3713,7 @@
               <w:bottom w:val="single" w:sz="8" w:color="9FB0C2"/>
             </w:tcBorders>
             <w:vAlign w:val="center"/>
+            <w:tcW w:w="2088" w:type="dxa"/>
           </w:tcPr>
           <w:p>
             <w:pPr>
@@ -3715,6 +3745,7 @@
               <w:bottom w:val="single" w:sz="8" w:color="9FB0C2"/>
             </w:tcBorders>
             <w:vAlign w:val="center"/>
+            <w:tcW w:w="2951" w:type="dxa"/>
           </w:tcPr>
           <w:p>
             <w:pPr>
@@ -3784,6 +3815,7 @@
             </w:tcBorders>
             <w:vAlign w:val="center"/>
             <w:shd w:val="clear" w:color="auto" w:fill="FFF3B0"/>
+            <w:tcW w:w="1872" w:type="dxa"/>
           </w:tcPr>
           <w:p>
             <w:pPr>
@@ -3814,6 +3846,7 @@
             </w:tcBorders>
             <w:vAlign w:val="center"/>
             <w:shd w:val="clear" w:color="auto" w:fill="FFF3B0"/>
+            <w:tcW w:w="2448" w:type="dxa"/>
           </w:tcPr>
           <w:p>
             <w:pPr>
@@ -3843,6 +3876,7 @@
             </w:tcBorders>
             <w:vAlign w:val="center"/>
             <w:shd w:val="clear" w:color="auto" w:fill="FFF3B0"/>
+            <w:tcW w:w="2088" w:type="dxa"/>
           </w:tcPr>
           <w:p>
             <w:pPr>
@@ -3872,6 +3906,7 @@
             </w:tcBorders>
             <w:vAlign w:val="center"/>
             <w:shd w:val="clear" w:color="auto" w:fill="FFF3B0"/>
+            <w:tcW w:w="2951" w:type="dxa"/>
           </w:tcPr>
           <w:p>
             <w:pPr>
@@ -3903,6 +3938,7 @@
             </w:tcBorders>
             <w:vAlign w:val="center"/>
             <w:shd w:val="clear" w:color="auto" w:fill="FFF3B0"/>
+            <w:tcW w:w="1872" w:type="dxa"/>
           </w:tcPr>
           <w:p>
             <w:pPr>
@@ -3933,6 +3969,7 @@
             </w:tcBorders>
             <w:vAlign w:val="center"/>
             <w:shd w:val="clear" w:color="auto" w:fill="FFF3B0"/>
+            <w:tcW w:w="2448" w:type="dxa"/>
           </w:tcPr>
           <w:p>
             <w:pPr>
@@ -3962,6 +3999,7 @@
             </w:tcBorders>
             <w:vAlign w:val="center"/>
             <w:shd w:val="clear" w:color="auto" w:fill="FFF3B0"/>
+            <w:tcW w:w="2088" w:type="dxa"/>
           </w:tcPr>
           <w:p>
             <w:pPr>
@@ -3991,6 +4029,7 @@
             </w:tcBorders>
             <w:vAlign w:val="center"/>
             <w:shd w:val="clear" w:color="auto" w:fill="FFF3B0"/>
+            <w:tcW w:w="2951" w:type="dxa"/>
           </w:tcPr>
           <w:p>
             <w:pPr>
@@ -4022,6 +4061,7 @@
             </w:tcBorders>
             <w:vAlign w:val="center"/>
             <w:shd w:val="clear" w:color="auto" w:fill="FFF3B0"/>
+            <w:tcW w:w="1872" w:type="dxa"/>
           </w:tcPr>
           <w:p>
             <w:pPr>
@@ -4052,6 +4092,7 @@
             </w:tcBorders>
             <w:vAlign w:val="center"/>
             <w:shd w:val="clear" w:color="auto" w:fill="FFF3B0"/>
+            <w:tcW w:w="2448" w:type="dxa"/>
           </w:tcPr>
           <w:p>
             <w:pPr>
@@ -4081,6 +4122,7 @@
             </w:tcBorders>
             <w:vAlign w:val="center"/>
             <w:shd w:val="clear" w:color="auto" w:fill="FFF3B0"/>
+            <w:tcW w:w="2088" w:type="dxa"/>
           </w:tcPr>
           <w:p>
             <w:pPr>
@@ -4110,6 +4152,7 @@
             </w:tcBorders>
             <w:vAlign w:val="center"/>
             <w:shd w:val="clear" w:color="auto" w:fill="FFF3B0"/>
+            <w:tcW w:w="2951" w:type="dxa"/>
           </w:tcPr>
           <w:p>
             <w:pPr>
@@ -4141,6 +4184,7 @@
             </w:tcBorders>
             <w:vAlign w:val="center"/>
             <w:shd w:val="clear" w:color="auto" w:fill="FFF3B0"/>
+            <w:tcW w:w="1872" w:type="dxa"/>
           </w:tcPr>
           <w:p>
             <w:pPr>
@@ -4171,6 +4215,7 @@
             </w:tcBorders>
             <w:vAlign w:val="center"/>
             <w:shd w:val="clear" w:color="auto" w:fill="FFF3B0"/>
+            <w:tcW w:w="2448" w:type="dxa"/>
           </w:tcPr>
           <w:p>
             <w:pPr>
@@ -4200,6 +4245,7 @@
             </w:tcBorders>
             <w:vAlign w:val="center"/>
             <w:shd w:val="clear" w:color="auto" w:fill="FFF3B0"/>
+            <w:tcW w:w="2088" w:type="dxa"/>
           </w:tcPr>
           <w:p>
             <w:pPr>
@@ -4229,6 +4275,7 @@
             </w:tcBorders>
             <w:vAlign w:val="center"/>
             <w:shd w:val="clear" w:color="auto" w:fill="FFF3B0"/>
+            <w:tcW w:w="2951" w:type="dxa"/>
           </w:tcPr>
           <w:p>
             <w:pPr>
@@ -4297,6 +4344,7 @@
             </w:tcBorders>
             <w:vAlign w:val="center"/>
             <w:shd w:val="clear" w:color="auto" w:fill="FFF3B0"/>
+            <w:tcW w:w="1872" w:type="dxa"/>
           </w:tcPr>
           <w:p>
             <w:pPr>
@@ -4327,6 +4375,7 @@
             </w:tcBorders>
             <w:vAlign w:val="center"/>
             <w:shd w:val="clear" w:color="auto" w:fill="FFF3B0"/>
+            <w:tcW w:w="2448" w:type="dxa"/>
           </w:tcPr>
           <w:p>
             <w:pPr>
@@ -4356,6 +4405,7 @@
             </w:tcBorders>
             <w:vAlign w:val="center"/>
             <w:shd w:val="clear" w:color="auto" w:fill="FFF3B0"/>
+            <w:tcW w:w="2088" w:type="dxa"/>
           </w:tcPr>
           <w:p>
             <w:pPr>
@@ -4385,6 +4435,7 @@
             </w:tcBorders>
             <w:vAlign w:val="center"/>
             <w:shd w:val="clear" w:color="auto" w:fill="FFF3B0"/>
+            <w:tcW w:w="2951" w:type="dxa"/>
           </w:tcPr>
           <w:p>
             <w:pPr>
@@ -4416,6 +4467,7 @@
             </w:tcBorders>
             <w:vAlign w:val="center"/>
             <w:shd w:val="clear" w:color="auto" w:fill="FFF3B0"/>
+            <w:tcW w:w="1872" w:type="dxa"/>
           </w:tcPr>
           <w:p>
             <w:pPr>
@@ -4446,6 +4498,7 @@
             </w:tcBorders>
             <w:vAlign w:val="center"/>
             <w:shd w:val="clear" w:color="auto" w:fill="FFF3B0"/>
+            <w:tcW w:w="2448" w:type="dxa"/>
           </w:tcPr>
           <w:p>
             <w:pPr>
@@ -4475,6 +4528,7 @@
             </w:tcBorders>
             <w:vAlign w:val="center"/>
             <w:shd w:val="clear" w:color="auto" w:fill="FFF3B0"/>
+            <w:tcW w:w="2088" w:type="dxa"/>
           </w:tcPr>
           <w:p>
             <w:pPr>
@@ -4504,6 +4558,7 @@
             </w:tcBorders>
             <w:vAlign w:val="center"/>
             <w:shd w:val="clear" w:color="auto" w:fill="FFF3B0"/>
+            <w:tcW w:w="2951" w:type="dxa"/>
           </w:tcPr>
           <w:p>
             <w:pPr>
@@ -4535,6 +4590,7 @@
             </w:tcBorders>
             <w:vAlign w:val="center"/>
             <w:shd w:val="clear" w:color="auto" w:fill="FFF3B0"/>
+            <w:tcW w:w="1872" w:type="dxa"/>
           </w:tcPr>
           <w:p>
             <w:pPr>
@@ -4565,6 +4621,7 @@
             </w:tcBorders>
             <w:vAlign w:val="center"/>
             <w:shd w:val="clear" w:color="auto" w:fill="FFF3B0"/>
+            <w:tcW w:w="2448" w:type="dxa"/>
           </w:tcPr>
           <w:p>
             <w:pPr>
@@ -4594,6 +4651,7 @@
             </w:tcBorders>
             <w:vAlign w:val="center"/>
             <w:shd w:val="clear" w:color="auto" w:fill="FFF3B0"/>
+            <w:tcW w:w="2088" w:type="dxa"/>
           </w:tcPr>
           <w:p>
             <w:pPr>
@@ -4623,6 +4681,7 @@
             </w:tcBorders>
             <w:vAlign w:val="center"/>
             <w:shd w:val="clear" w:color="auto" w:fill="FFF3B0"/>
+            <w:tcW w:w="2951" w:type="dxa"/>
           </w:tcPr>
           <w:p>
             <w:pPr>
@@ -4654,6 +4713,7 @@
             </w:tcBorders>
             <w:vAlign w:val="center"/>
             <w:shd w:val="clear" w:color="auto" w:fill="FFF3B0"/>
+            <w:tcW w:w="1872" w:type="dxa"/>
           </w:tcPr>
           <w:p>
             <w:pPr>
@@ -4684,6 +4744,7 @@
             </w:tcBorders>
             <w:vAlign w:val="center"/>
             <w:shd w:val="clear" w:color="auto" w:fill="FFF3B0"/>
+            <w:tcW w:w="2448" w:type="dxa"/>
           </w:tcPr>
           <w:p>
             <w:pPr>
@@ -4713,6 +4774,7 @@
             </w:tcBorders>
             <w:vAlign w:val="center"/>
             <w:shd w:val="clear" w:color="auto" w:fill="FFF3B0"/>
+            <w:tcW w:w="2088" w:type="dxa"/>
           </w:tcPr>
           <w:p>
             <w:pPr>
@@ -4742,6 +4804,7 @@
             </w:tcBorders>
             <w:vAlign w:val="center"/>
             <w:shd w:val="clear" w:color="auto" w:fill="FFF3B0"/>
+            <w:tcW w:w="2951" w:type="dxa"/>
           </w:tcPr>
           <w:p>
             <w:pPr>
@@ -4810,6 +4873,7 @@
             </w:tcBorders>
             <w:vAlign w:val="center"/>
             <w:shd w:val="clear" w:color="auto" w:fill="FFF3B0"/>
+            <w:tcW w:w="1872" w:type="dxa"/>
           </w:tcPr>
           <w:p>
             <w:pPr>
@@ -4840,6 +4904,7 @@
             </w:tcBorders>
             <w:vAlign w:val="center"/>
             <w:shd w:val="clear" w:color="auto" w:fill="FFF3B0"/>
+            <w:tcW w:w="2448" w:type="dxa"/>
           </w:tcPr>
           <w:p>
             <w:pPr>
@@ -4869,6 +4934,7 @@
             </w:tcBorders>
             <w:vAlign w:val="center"/>
             <w:shd w:val="clear" w:color="auto" w:fill="FFF3B0"/>
+            <w:tcW w:w="2088" w:type="dxa"/>
           </w:tcPr>
           <w:p>
             <w:pPr>
@@ -4898,6 +4964,7 @@
             </w:tcBorders>
             <w:vAlign w:val="center"/>
             <w:shd w:val="clear" w:color="auto" w:fill="FFF3B0"/>
+            <w:tcW w:w="2951" w:type="dxa"/>
           </w:tcPr>
           <w:p>
             <w:pPr>
@@ -4929,6 +4996,7 @@
             </w:tcBorders>
             <w:vAlign w:val="center"/>
             <w:shd w:val="clear" w:color="auto" w:fill="FFF3B0"/>
+            <w:tcW w:w="1872" w:type="dxa"/>
           </w:tcPr>
           <w:p>
             <w:pPr>
@@ -4959,6 +5027,7 @@
             </w:tcBorders>
             <w:vAlign w:val="center"/>
             <w:shd w:val="clear" w:color="auto" w:fill="FFF3B0"/>
+            <w:tcW w:w="2448" w:type="dxa"/>
           </w:tcPr>
           <w:p>
             <w:pPr>
@@ -4988,6 +5057,7 @@
             </w:tcBorders>
             <w:vAlign w:val="center"/>
             <w:shd w:val="clear" w:color="auto" w:fill="FFF3B0"/>
+            <w:tcW w:w="2088" w:type="dxa"/>
           </w:tcPr>
           <w:p>
             <w:pPr>
@@ -5017,6 +5087,7 @@
             </w:tcBorders>
             <w:vAlign w:val="center"/>
             <w:shd w:val="clear" w:color="auto" w:fill="FFF3B0"/>
+            <w:tcW w:w="2951" w:type="dxa"/>
           </w:tcPr>
           <w:p>
             <w:pPr>
@@ -5048,6 +5119,7 @@
             </w:tcBorders>
             <w:vAlign w:val="center"/>
             <w:shd w:val="clear" w:color="auto" w:fill="FFF3B0"/>
+            <w:tcW w:w="1872" w:type="dxa"/>
           </w:tcPr>
           <w:p>
             <w:pPr>
@@ -5078,6 +5150,7 @@
             </w:tcBorders>
             <w:vAlign w:val="center"/>
             <w:shd w:val="clear" w:color="auto" w:fill="FFF3B0"/>
+            <w:tcW w:w="2448" w:type="dxa"/>
           </w:tcPr>
           <w:p>
             <w:pPr>
@@ -5107,6 +5180,7 @@
             </w:tcBorders>
             <w:vAlign w:val="center"/>
             <w:shd w:val="clear" w:color="auto" w:fill="FFF3B0"/>
+            <w:tcW w:w="2088" w:type="dxa"/>
           </w:tcPr>
           <w:p>
             <w:pPr>
@@ -5136,6 +5210,7 @@
             </w:tcBorders>
             <w:vAlign w:val="center"/>
             <w:shd w:val="clear" w:color="auto" w:fill="FFF3B0"/>
+            <w:tcW w:w="2951" w:type="dxa"/>
           </w:tcPr>
           <w:p>
             <w:pPr>
@@ -5167,6 +5242,7 @@
             </w:tcBorders>
             <w:vAlign w:val="center"/>
             <w:shd w:val="clear" w:color="auto" w:fill="FFF3B0"/>
+            <w:tcW w:w="1872" w:type="dxa"/>
           </w:tcPr>
           <w:p>
             <w:pPr>
@@ -5197,6 +5273,7 @@
             </w:tcBorders>
             <w:vAlign w:val="center"/>
             <w:shd w:val="clear" w:color="auto" w:fill="FFF3B0"/>
+            <w:tcW w:w="2448" w:type="dxa"/>
           </w:tcPr>
           <w:p>
             <w:pPr>
@@ -5226,6 +5303,7 @@
             </w:tcBorders>
             <w:vAlign w:val="center"/>
             <w:shd w:val="clear" w:color="auto" w:fill="FFF3B0"/>
+            <w:tcW w:w="2088" w:type="dxa"/>
           </w:tcPr>
           <w:p>
             <w:pPr>
@@ -5255,6 +5333,7 @@
             </w:tcBorders>
             <w:vAlign w:val="center"/>
             <w:shd w:val="clear" w:color="auto" w:fill="FFF3B0"/>
+            <w:tcW w:w="2951" w:type="dxa"/>
           </w:tcPr>
           <w:p>
             <w:pPr>
@@ -5706,7 +5785,7 @@
     <w:p>
       <w:pPr>
         <w:pStyle w:val="FirstParagraph"/>
-        <w:jc w:val="both"/>
+        <w:jc w:val="left"/>
         <w:keepNext w:val="0"/>
         <w:keepLines w:val="0"/>
         <w:widowControl w:val="1"/>
@@ -5734,7 +5813,7 @@
     <w:p>
       <w:pPr>
         <w:pStyle w:val="FirstParagraph"/>
-        <w:jc w:val="both"/>
+        <w:jc w:val="left"/>
         <w:keepNext w:val="0"/>
         <w:keepLines w:val="0"/>
         <w:widowControl w:val="1"/>

--- a/manuscript.docx
+++ b/manuscript.docx
@@ -550,7 +550,7 @@
         <w:widowControl w:val="1"/>
       </w:pPr>
       <w:r>
-        <w:t xml:space="preserve">Deep convolutional neural networks have become the method of choice for medical image analysis. Large public datasets and deep CNNs enable expert-level disease classification in chest radiography. Wang et al. [3] introduced the ChestX-ray8 dataset (approximately 112,000 frontal radiographs, 14 labels) and demonstrated multi-label classification and localization of common thoracic diseases. Rajpurkar et al. [4] trained a 121-layer DenseNet (CheXNet) on ChestX-ray14 and reported radiologist-level pneumonia detection. The CheXpert dataset [5] includes 224,316 chest radiographs with uncertainty labels and has been used to show that CNN models can reach radiologist-level performance on several pathologies. Lakhani and Sundaram [6] classified tuberculosis with an AUC near 0.99; Majkowska et al. [7] matched radiologist performance on five findings; and Park et al. [8] applied a self-evolving vision transformer with knowledge distillation. Cohen et al. [9] study balanced batch sampling across multiple chest X-ray datasets to improve out-of-distribution generalization for Cardiomegaly, Consolidation, Edema, and Effusion, using a DenseNet-121 with a leave-one-dataset-out strategy across ChestX-ray8 [3], CheXpert [5], MIMIC-CXR [10], and PadChest [11] [33]; we adopt the corresponding TorchXRayVision backbone [9] and augment it with a rejection mechanism.</w:t>
+        <w:t xml:space="preserve">Deep convolutional neural networks have become the method of choice for medical image analysis. Large public datasets and deep CNNs enable expert-level disease classification in chest radiography. Wang et al. [3] introduced the ChestX-ray8 dataset (approximately 112,000 frontal radiographs, 14 labels) and demonstrated multi-label classification and localization of common thoracic diseases. Rajpurkar et al. [4] trained a 121-layer DenseNet (CheXNet) on ChestX-ray14 and reported radiologist-level pneumonia detection. The CheXpert dataset [5] includes 224,316 chest radiographs with uncertainty labels and has been used to show that CNN models can reach radiologist-level performance on several pathologies. Lakhani and Sundaram [6] classified tuberculosis with an AUC near 0.99; Majkowska et al. [7] matched radiologist performance on five findings; and Park et al. [8] applied a self-evolving vision transformer with knowledge distillation. Cohen et al. [9] study balanced batch sampling across multiple chest X-ray datasets to improve out-of-distribution generalization for Cardiomegaly, Consolidation, Edema, and Effusion, using a DenseNet-121 with a leave-one-dataset-out strategy across ChestX-ray8 [3], CheXpert [5], MIMIC-CXR [10], and PadChest [11] [12]; we adopt the corresponding TorchXRayVision backbone [9] and augment it with a rejection mechanism.</w:t>
       </w:r>
       <w:r>
         <w:t xml:space="preserve"> </w:t>
@@ -559,7 +559,7 @@
         <w:rPr>
           <w:highlight w:val="yellow"/>
         </w:rPr>
-        <w:t xml:space="preserve">Cross-domain generalization in this setting is known to be fragile: Zech et al. [31] show that models can exploit hospital-specific confounders and degrade across acquisition sites, and Cohen et al. [33] attribute much of the cross-dataset gap to label shift rather than to a shift in the images themselves. Ovadia et al. [32] further show that predictive uncertainty degrades under dataset shift, motivating an explicit out-of-distribution evaluation of selective behaviour.</w:t>
+        <w:t xml:space="preserve">Cross-domain generalization in this setting is known to be fragile: Zech et al. [13] show that models can exploit hospital-specific confounders and degrade across acquisition sites, and Cohen et al. [12] attribute much of the cross-dataset gap to label shift rather than to a shift in the images themselves. Ovadia et al. [14] further show that predictive uncertainty degrades under dataset shift, motivating an explicit out-of-distribution evaluation of selective behaviour.</w:t>
       </w:r>
     </w:p>
     <w:bookmarkEnd w:id="14"/>
@@ -584,7 +584,7 @@
         <w:widowControl w:val="1"/>
       </w:pPr>
       <w:r>
-        <w:t xml:space="preserve">The behavior of predictive models under uncertainty has been widely studied, with stability recognized as a key factor in the reliability of estimators. Prior work in statistical signal processing [12] and machine learning [13] shows that increased uncertainty leads to greater sensitivity to small perturbations, often indicating operation near a decision boundary. Such instability motivates analyzing perturbation responses as a diagnostic tool [14] and is frequently leveraged in active learning [15],[16], where uncertain samples are prioritized for annotation. Selective classification, the reject option, allows a model to abstain on uncertain inputs to reduce errors. Chow [17] formalized the error-reject trade-off, and Cortes et al. [18] developed frameworks for learning with a reject option. For deep networks, Geifman and El-Yaniv [19] introduced a risk-coverage framework that thresholds the maximal softmax response to guarantee a user-specified error rate, and proposed SelectiveNet [20], which optimizes the accuracy-coverage trade-off during training. Lakshminarayanan et al. [21] showed that deep ensembles provide high-quality uncertainty estimates. Fisch et al. [22] train a selector for calibrated selective classification; Cattelan and Silva [23] propose a logit normalization that improves confidence-based rejection; and Rabanser et al. [24] reject inputs whose predictions flip during training.</w:t>
+        <w:t xml:space="preserve">The behavior of predictive models under uncertainty has been widely studied, with stability recognized as a key factor in the reliability of estimators. Prior work in statistical signal processing [15] and machine learning [16] shows that increased uncertainty leads to greater sensitivity to small perturbations, often indicating operation near a decision boundary. Such instability motivates analyzing perturbation responses as a diagnostic tool [17] and is frequently leveraged in active learning [18],[19], where uncertain samples are prioritized for annotation. Selective classification, the reject option, allows a model to abstain on uncertain inputs to reduce errors. Chow [20] formalized the error-reject trade-off, and Cortes et al. [21] developed frameworks for learning with a reject option. For deep networks, Geifman and El-Yaniv [22] introduced a risk-coverage framework that thresholds the maximal softmax response to guarantee a user-specified error rate, and proposed SelectiveNet [23], which optimizes the accuracy-coverage trade-off during training. Lakshminarayanan et al. [24] showed that deep ensembles provide high-quality uncertainty estimates. Fisch et al. [25] train a selector for calibrated selective classification; Cattelan and Silva [26] propose a logit normalization that improves confidence-based rejection; and Rabanser et al. [27] reject inputs whose predictions flip during training.</w:t>
       </w:r>
       <w:r>
         <w:t xml:space="preserve"> </w:t>
@@ -593,7 +593,7 @@
         <w:rPr>
           <w:highlight w:val="yellow"/>
         </w:rPr>
-        <w:t xml:space="preserve">The risk-coverage curve and its area introduced in this line of work [19] provide the threshold-free evaluation we adopt in Section 4.</w:t>
+        <w:t xml:space="preserve">The risk-coverage curve and its area introduced in this line of work [22] provide the threshold-free evaluation we adopt in Section 4.</w:t>
       </w:r>
     </w:p>
     <w:bookmarkEnd w:id="15"/>
@@ -618,7 +618,7 @@
         <w:widowControl w:val="1"/>
       </w:pPr>
       <w:r>
-        <w:t xml:space="preserve">Uncertainty-aware models can improve diagnostic safety by flagging ambiguous cases. Kompa et al. [25] emphasize that machine learning systems in healthcare should be able to say "I do not know" for high-uncertainty cases, and survey abstention methods. Faghani et al. [26] outline emerging trends in uncertainty quantification for medical imaging, noting that an uncertainty measure allows experts to re-evaluate doubtful cases. In chest radiography specifically, Whata et al. [27] developed a Bayesian CNN that quantifies predictive uncertainty for multi-class classification, and Das et al. [28] proposed a semi-supervised lesion-detection framework using confidence-guided pseudo-labelling. These works illustrate that rejection and uncertainty modelling are actively integrated into medical imaging pipelines to enhance decision support.</w:t>
+        <w:t xml:space="preserve">Uncertainty-aware models can improve diagnostic safety by flagging ambiguous cases. Kompa et al. [28] emphasize that machine learning systems in healthcare should be able to say "I do not know" for high-uncertainty cases, and survey abstention methods. Faghani et al. [29] outline emerging trends in uncertainty quantification for medical imaging, noting that an uncertainty measure allows experts to re-evaluate doubtful cases. In chest radiography specifically, Whata et al. [30] developed a Bayesian CNN that quantifies predictive uncertainty for multi-class classification, and Das et al. [31] proposed a semi-supervised lesion-detection framework using confidence-guided pseudo-labelling. These works illustrate that rejection and uncertainty modelling are actively integrated into medical imaging pipelines to enhance decision support.</w:t>
       </w:r>
     </w:p>
     <w:bookmarkEnd w:id="16"/>
@@ -1410,7 +1410,7 @@
         <w:widowControl w:val="1"/>
       </w:pPr>
       <w:r>
-        <w:t xml:space="preserve">DenseNet-121 [29] is a convolutional neural network characterized by dense connectivity, wherein each layer receives the feature maps of all preceding layers within a dense block. This design enhances information flow, alleviates the vanishing-gradient problem, and promotes feature reuse. The architecture consists of an initial convolution and pooling layer followed by four dense blocks separated by three transition layers, each dense block following a BN, ReLU, Conv(3x3) pattern, with a growth rate that governs the progressive expansion of feature dimensionality.</w:t>
+        <w:t xml:space="preserve">DenseNet-121 [32] is a convolutional neural network characterized by dense connectivity, wherein each layer receives the feature maps of all preceding layers within a dense block. This design enhances information flow, alleviates the vanishing-gradient problem, and promotes feature reuse. The architecture consists of an initial convolution and pooling layer followed by four dense blocks separated by three transition layers, each dense block following a BN, ReLU, Conv(3x3) pattern, with a growth rate that governs the progressive expansion of feature dimensionality.</w:t>
       </w:r>
     </w:p>
     <w:p>
@@ -5656,7 +5656,7 @@
         <w:rPr>
           <w:highlight w:val="yellow"/>
         </w:rPr>
-        <w:t xml:space="preserve">These findings extend the selective-classification framework, which formalizes the error-reject trade-off [17] and the risk-coverage view [19], to the multi-label medical-imaging setting, and they isolate a point specific to it: at a calibrated per-pathology operating point the reject option raises balanced accuracy even where it cannot raise a rank-based measure such as AUC, because abstention removes the near-boundary cases on which ranking depends. Whereas deep ensembles derive uncertainty from multiple forward passes [21], the single-pass entropy rule attains comparable selective behaviour here (Section 4.1), and the gains persist under the dataset shift known to degrade uncertainty estimates [32] and cross-site generalization [31].</w:t>
+        <w:t xml:space="preserve">These findings extend the selective-classification framework, which formalizes the error-reject trade-off [20] and the risk-coverage view [22], to the multi-label medical-imaging setting, and they isolate a point specific to it: at a calibrated per-pathology operating point the reject option raises balanced accuracy even where it cannot raise a rank-based measure such as AUC, because abstention removes the near-boundary cases on which ranking depends. Whereas deep ensembles derive uncertainty from multiple forward passes [24], the single-pass entropy rule attains comparable selective behaviour here (Section 4.1), and the gains persist under the dataset shift known to degrade uncertainty estimates [14] and cross-site generalization [13].</w:t>
       </w:r>
       <w:r>
         <w:t xml:space="preserve"> </w:t>
@@ -5677,7 +5677,7 @@
         <w:rPr>
           <w:highlight w:val="yellow"/>
         </w:rPr>
-        <w:t xml:space="preserve">The cross-source behaviour is consistent with the documented fragility of chest X-ray models across acquisition sites, where networks exploit hospital- and protocol-specific confounders [31], and with label-definition shift between sources rather than a shift in the images themselves [33]. The datasets differ in scanner and protocol, patient population (PadChest is a Spanish outpatient cohort, MIMIC-CXR an intensive-care population), and in projection mix. For Cardiomegaly this projection mix is decisive: the cardiothoracic ratio that defines cardiomegaly is geometrically magnified on anteroposterior and portable acquisitions (the heart lies farther from the detector), so a model trained on a predominantly posteroanterior cohort over-calls cardiomegaly on anteroposterior-heavy sources. Stratifying by view makes this explicit: within the posteroanterior stratum the NIH-trained model transfers to PadChest with AUC 0.88 and deferral still improves balanced accuracy (+0.10 at a coverage of 0.70), whereas on the anteroposterior and portable subset discrimination falls to AUC 0.66. This is a geometric property of acquisition, not a pixel artifact that intensity normalization or contrast windowing can remove; selective prediction is the appropriate response, abstaining on the projections where the cue is unreliable.</w:t>
+        <w:t xml:space="preserve">The cross-source behaviour is consistent with the documented fragility of chest X-ray models across acquisition sites, where networks exploit hospital- and protocol-specific confounders [13], and with label-definition shift between sources rather than a shift in the images themselves [12]. The datasets differ in scanner and protocol, patient population (PadChest is a Spanish outpatient cohort, MIMIC-CXR an intensive-care population), and in projection mix. For Cardiomegaly this projection mix is decisive: the cardiothoracic ratio that defines cardiomegaly is geometrically magnified on anteroposterior and portable acquisitions (the heart lies farther from the detector), so a model trained on a predominantly posteroanterior cohort over-calls cardiomegaly on anteroposterior-heavy sources. Stratifying by view makes this explicit: within the posteroanterior stratum the NIH-trained model transfers to PadChest with AUC 0.88 and deferral still improves balanced accuracy (+0.10 at a coverage of 0.70), whereas on the anteroposterior and portable subset discrimination falls to AUC 0.66. This is a geometric property of acquisition, not a pixel artifact that intensity normalization or contrast windowing can remove; selective prediction is the appropriate response, abstaining on the projections where the cue is unreliable.</w:t>
       </w:r>
     </w:p>
     <w:bookmarkStart w:id="51" w:name="limitations"/>
@@ -5707,7 +5707,7 @@
         <w:rPr>
           <w:highlight w:val="yellow"/>
         </w:rPr>
-        <w:t xml:space="preserve">The validated regime has five boundary conditions. First, the evaluation covers four thoracic findings on frontal views; additional findings and lateral views remain for future work. Second, the primary backbone is trained on a corpus that includes the MIMIC-CXR and PadChest evaluation sources (Section 3.3), so the cross-source generalization claims rest on the single-source leave-one-dataset-out models and the independently trained weighted-BCE model rather than on the primary backbone alone. Third, results are reported for the DenseNet-121 family; transfer to other backbones is established only through the independently trained model. Fourth, the labels are the public datasets' image-level annotations, which carry known noise, and the abstention benefit is measured against these labels rather than a prospective radiologist-adjudicated reference; a reader study quantifying the clinical value of the deferred-case workflow is a natural next step. Finally, subgroup fairness of the selective mechanism, that is, whether deferral rates and retained accuracy are equitable across patient subgroups [30], is not assessed here and is left for future work.</w:t>
+        <w:t xml:space="preserve">The validated regime has five boundary conditions. First, the evaluation covers four thoracic findings on frontal views; additional findings and lateral views remain for future work. Second, the primary backbone is trained on a corpus that includes the MIMIC-CXR and PadChest evaluation sources (Section 3.3), so the cross-source generalization claims rest on the single-source leave-one-dataset-out models and the independently trained weighted-BCE model rather than on the primary backbone alone. Third, results are reported for the DenseNet-121 family; transfer to other backbones is established only through the independently trained model. Fourth, the labels are the public datasets' image-level annotations, which carry known noise, and the abstention benefit is measured against these labels rather than a prospective radiologist-adjudicated reference; a reader study quantifying the clinical value of the deferred-case workflow is a natural next step. Finally, subgroup fairness of the selective mechanism, that is, whether deferral rates and retained accuracy are equitable across patient subgroups [33], is not assessed here and is left for future work.</w:t>
       </w:r>
     </w:p>
     <w:bookmarkEnd w:id="51"/>
@@ -5867,12 +5867,8 @@
     <w:p>
       <w:pPr>
         <w:pStyle w:val="ReferenceEntry"/>
-        <w:numPr>
-          <w:ilvl w:val="0"/>
-          <w:numId w:val="1001"/>
-        </w:numPr>
         <w:spacing w:after="60"/>
-        <w:ind w:left="360" w:hanging="259"/>
+        <w:ind w:left="403" w:hanging="403"/>
         <w:jc w:val="left"/>
         <w:keepNext w:val="0"/>
         <w:keepLines w:val="0"/>
@@ -5886,7 +5882,7 @@
         <w:t xml:space="preserve">1. </w:t>
       </w:r>
       <w:r>
-        <w:t xml:space="preserve">Sufian, M. A., et al. (2024). AI-Driven Thoracic X-ray Diagnostics: Transformative Transfer Learning for Clinical Validation in Pulmonary Radiography.</w:t>
+        <w:t xml:space="preserve">Sufian, M. A., Hamzi, W., Sharifi, T., Zaman, S., Alsadder, L., Lee, E., Hakim, A., &amp; Hamzi, B. (2024). AI-driven thoracic X-ray diagnostics: Transformative transfer learning for clinical validation in pulmonary radiography.</w:t>
       </w:r>
       <w:r>
         <w:t xml:space="preserve"> </w:t>
@@ -5896,21 +5892,17 @@
           <w:i/>
           <w:iCs/>
         </w:rPr>
-        <w:t xml:space="preserve">Journal of Personalized Medicine</w:t>
-      </w:r>
-      <w:r>
-        <w:t xml:space="preserve">, 14(8), 856.</w:t>
+        <w:t xml:space="preserve">Journal of Personalized Medicine, 14</w:t>
+      </w:r>
+      <w:r>
+        <w:t xml:space="preserve">(8), 856. https://doi.org/10.3390/jpm14080856</w:t>
       </w:r>
     </w:p>
     <w:p>
       <w:pPr>
         <w:pStyle w:val="ReferenceEntry"/>
-        <w:numPr>
-          <w:ilvl w:val="0"/>
-          <w:numId w:val="1001"/>
-        </w:numPr>
         <w:spacing w:after="60"/>
-        <w:ind w:left="360" w:hanging="259"/>
+        <w:ind w:left="403" w:hanging="403"/>
         <w:jc w:val="left"/>
         <w:keepNext w:val="0"/>
         <w:keepLines w:val="0"/>
@@ -5924,7 +5916,7 @@
         <w:t xml:space="preserve">2. </w:t>
       </w:r>
       <w:r>
-        <w:t xml:space="preserve">Arulananth, T. S., et al. (2024). Classification of pediatric pneumonia using modified DenseNet-121 deep-learning model.</w:t>
+        <w:t xml:space="preserve">Arulananth, T. S., Prakash, S. W., Ayyasamy, R. K., Kavitha, V. P., Kuppusamy, P. G., &amp; Chinnasamy, P. (2024). Classification of paediatric pneumonia using modified DenseNet-121 deep-learning model.</w:t>
       </w:r>
       <w:r>
         <w:t xml:space="preserve"> </w:t>
@@ -5934,21 +5926,17 @@
           <w:i/>
           <w:iCs/>
         </w:rPr>
-        <w:t xml:space="preserve">IEEE Access</w:t>
-      </w:r>
-      <w:r>
-        <w:t xml:space="preserve">.</w:t>
+        <w:t xml:space="preserve">IEEE Access, 12</w:t>
+      </w:r>
+      <w:r>
+        <w:t xml:space="preserve">, 35716-35727. https://doi.org/10.1109/ACCESS.2024.3371151</w:t>
       </w:r>
     </w:p>
     <w:p>
       <w:pPr>
         <w:pStyle w:val="ReferenceEntry"/>
-        <w:numPr>
-          <w:ilvl w:val="0"/>
-          <w:numId w:val="1001"/>
-        </w:numPr>
         <w:spacing w:after="60"/>
-        <w:ind w:left="360" w:hanging="259"/>
+        <w:ind w:left="403" w:hanging="403"/>
         <w:jc w:val="left"/>
         <w:keepNext w:val="0"/>
         <w:keepLines w:val="0"/>
@@ -5962,7 +5950,7 @@
         <w:t xml:space="preserve">3. </w:t>
       </w:r>
       <w:r>
-        <w:t xml:space="preserve">Wang, X., Peng, Y., Lu, L., Lu, Z., Bagheri, M., Summers, R. M. (2017). ChestX-ray8: Hospital-scale chest X-ray database and benchmarks.</w:t>
+        <w:t xml:space="preserve">Wang, X., Peng, Y., Lu, L., Lu, Z., Bagheri, M., &amp; Summers, R. M. (2017). ChestX-ray8: Hospital-scale chest X-ray database and benchmarks on weakly-supervised classification and localization of common thorax diseases. In</w:t>
       </w:r>
       <w:r>
         <w:t xml:space="preserve"> </w:t>
@@ -5972,21 +5960,20 @@
           <w:i/>
           <w:iCs/>
         </w:rPr>
-        <w:t xml:space="preserve">CVPR 2017</w:t>
-      </w:r>
-      <w:r>
-        <w:t xml:space="preserve">, 3462-3471.</w:t>
+        <w:t xml:space="preserve">Proceedings of the IEEE Conference on Computer Vision and Pattern Recognition (CVPR)</w:t>
+      </w:r>
+      <w:r>
+        <w:t xml:space="preserve"> </w:t>
+      </w:r>
+      <w:r>
+        <w:t xml:space="preserve">(pp. 2097-2106). IEEE. https://doi.org/10.1109/CVPR.2017.369</w:t>
       </w:r>
     </w:p>
     <w:p>
       <w:pPr>
         <w:pStyle w:val="ReferenceEntry"/>
-        <w:numPr>
-          <w:ilvl w:val="0"/>
-          <w:numId w:val="1001"/>
-        </w:numPr>
         <w:spacing w:after="60"/>
-        <w:ind w:left="360" w:hanging="259"/>
+        <w:ind w:left="403" w:hanging="403"/>
         <w:jc w:val="left"/>
         <w:keepNext w:val="0"/>
         <w:keepLines w:val="0"/>
@@ -6000,18 +5987,27 @@
         <w:t xml:space="preserve">4. </w:t>
       </w:r>
       <w:r>
-        <w:t xml:space="preserve">Rajpurkar, P., et al. (2017). CheXNet: Radiologist-level pneumonia detection on chest X-rays with deep learning. arXiv:1711.05225.</w:t>
+        <w:t xml:space="preserve">Rajpurkar, P., Irvin, J., Zhu, K., Yang, B., Mehta, H., Duan, T., Ding, D., Bagul, A., Langlotz, C., Shpanskaya, K., Lungren, M. P., &amp; Ng, A. Y. (2017). CheXNet: Radiologist-level pneumonia detection on chest X-rays with deep learning.</w:t>
+      </w:r>
+      <w:r>
+        <w:t xml:space="preserve"> </w:t>
+      </w:r>
+      <w:r>
+        <w:rPr>
+          <w:i/>
+          <w:iCs/>
+        </w:rPr>
+        <w:t xml:space="preserve">arXiv</w:t>
+      </w:r>
+      <w:r>
+        <w:t xml:space="preserve">. https://arxiv.org/abs/1711.05225</w:t>
       </w:r>
     </w:p>
     <w:p>
       <w:pPr>
         <w:pStyle w:val="ReferenceEntry"/>
-        <w:numPr>
-          <w:ilvl w:val="0"/>
-          <w:numId w:val="1001"/>
-        </w:numPr>
         <w:spacing w:after="60"/>
-        <w:ind w:left="360" w:hanging="259"/>
+        <w:ind w:left="403" w:hanging="403"/>
         <w:jc w:val="left"/>
         <w:keepNext w:val="0"/>
         <w:keepLines w:val="0"/>
@@ -6025,7 +6021,7 @@
         <w:t xml:space="preserve">5. </w:t>
       </w:r>
       <w:r>
-        <w:t xml:space="preserve">Irvin, J., et al. (2019). CheXpert: A large chest radiograph dataset with uncertainty labels and expert comparison.</w:t>
+        <w:t xml:space="preserve">Irvin, J., Rajpurkar, P., Ko, M., Yu, Y., Ciurea-Ilcus, S., Chute, C., Marklund, H., Haghgoo, B., Ball, R., Shpanskaya, K., Seekins, J., Mong, D. A., Halabi, S. S., Sandberg, J. K., Jones, R., Larson, D. B., Langlotz, C. P., Patel, B. N., Lungren, M. P., &amp; Ng, A. Y. (2019). CheXpert: A large chest radiograph dataset with uncertainty labels and expert comparison.</w:t>
       </w:r>
       <w:r>
         <w:t xml:space="preserve"> </w:t>
@@ -6035,21 +6031,17 @@
           <w:i/>
           <w:iCs/>
         </w:rPr>
-        <w:t xml:space="preserve">AAAI</w:t>
-      </w:r>
-      <w:r>
-        <w:t xml:space="preserve">, 33(1), 590-597.</w:t>
+        <w:t xml:space="preserve">Proceedings of the AAAI Conference on Artificial Intelligence, 33</w:t>
+      </w:r>
+      <w:r>
+        <w:t xml:space="preserve">(1), 590-597. https://doi.org/10.1609/aaai.v33i01.3301590</w:t>
       </w:r>
     </w:p>
     <w:p>
       <w:pPr>
         <w:pStyle w:val="ReferenceEntry"/>
-        <w:numPr>
-          <w:ilvl w:val="0"/>
-          <w:numId w:val="1001"/>
-        </w:numPr>
         <w:spacing w:after="60"/>
-        <w:ind w:left="360" w:hanging="259"/>
+        <w:ind w:left="403" w:hanging="403"/>
         <w:jc w:val="left"/>
         <w:keepNext w:val="0"/>
         <w:keepLines w:val="0"/>
@@ -6063,7 +6055,7 @@
         <w:t xml:space="preserve">6. </w:t>
       </w:r>
       <w:r>
-        <w:t xml:space="preserve">Lakhani, P., Sundaram, B. (2017). Deep learning at chest radiography: Automated classification of pulmonary tuberculosis.</w:t>
+        <w:t xml:space="preserve">Lakhani, P., &amp; Sundaram, B. (2017). Deep learning at chest radiography: Automated classification of pulmonary tuberculosis by using convolutional neural networks.</w:t>
       </w:r>
       <w:r>
         <w:t xml:space="preserve"> </w:t>
@@ -6073,21 +6065,17 @@
           <w:i/>
           <w:iCs/>
         </w:rPr>
-        <w:t xml:space="preserve">Radiology</w:t>
-      </w:r>
-      <w:r>
-        <w:t xml:space="preserve">, 284(2), 574-582.</w:t>
+        <w:t xml:space="preserve">Radiology, 284</w:t>
+      </w:r>
+      <w:r>
+        <w:t xml:space="preserve">(2), 574-582. https://doi.org/10.1148/radiol.2017162326</w:t>
       </w:r>
     </w:p>
     <w:p>
       <w:pPr>
         <w:pStyle w:val="ReferenceEntry"/>
-        <w:numPr>
-          <w:ilvl w:val="0"/>
-          <w:numId w:val="1001"/>
-        </w:numPr>
         <w:spacing w:after="60"/>
-        <w:ind w:left="360" w:hanging="259"/>
+        <w:ind w:left="403" w:hanging="403"/>
         <w:jc w:val="left"/>
         <w:keepNext w:val="0"/>
         <w:keepLines w:val="0"/>
@@ -6101,7 +6089,7 @@
         <w:t xml:space="preserve">7. </w:t>
       </w:r>
       <w:r>
-        <w:t xml:space="preserve">Majkowska, A. E., et al. (2020). Chest radiograph interpretation with deep learning models.</w:t>
+        <w:t xml:space="preserve">Majkowska, A., Mittal, S., Steiner, D. F., Reicher, J. J., McKinney, S. M., Duggan, G. E., Eswaran, K., Chen, P.-H. C., Liu, Y., Kalidindi, S. R., Ding, A., Corrado, G. S., Tse, D., &amp; Shetty, S. (2020). Chest radiograph interpretation with deep learning models: Assessment with radiologist-adjudicated reference standards and population-adjusted evaluation.</w:t>
       </w:r>
       <w:r>
         <w:t xml:space="preserve"> </w:t>
@@ -6111,21 +6099,17 @@
           <w:i/>
           <w:iCs/>
         </w:rPr>
-        <w:t xml:space="preserve">Radiology</w:t>
-      </w:r>
-      <w:r>
-        <w:t xml:space="preserve">, 294(2), 421-431.</w:t>
+        <w:t xml:space="preserve">Radiology, 294</w:t>
+      </w:r>
+      <w:r>
+        <w:t xml:space="preserve">(2), 421-431. https://doi.org/10.1148/radiol.2019191293</w:t>
       </w:r>
     </w:p>
     <w:p>
       <w:pPr>
         <w:pStyle w:val="ReferenceEntry"/>
-        <w:numPr>
-          <w:ilvl w:val="0"/>
-          <w:numId w:val="1001"/>
-        </w:numPr>
         <w:spacing w:after="60"/>
-        <w:ind w:left="360" w:hanging="259"/>
+        <w:ind w:left="403" w:hanging="403"/>
         <w:jc w:val="left"/>
         <w:keepNext w:val="0"/>
         <w:keepLines w:val="0"/>
@@ -6139,7 +6123,7 @@
         <w:t xml:space="preserve">8. </w:t>
       </w:r>
       <w:r>
-        <w:t xml:space="preserve">Park, S., et al. (2022). Self-evolving vision transformer for chest X-ray diagnosis through knowledge distillation.</w:t>
+        <w:t xml:space="preserve">Park, S., Kim, G., Oh, Y., Seo, J. B., Lee, S. M., Kim, J. H., Moon, S., Lim, J.-K., Park, C. M., &amp; Ye, J. C. (2022). Self-evolving vision transformer for chest X-ray diagnosis through knowledge distillation.</w:t>
       </w:r>
       <w:r>
         <w:t xml:space="preserve"> </w:t>
@@ -6149,21 +6133,17 @@
           <w:i/>
           <w:iCs/>
         </w:rPr>
-        <w:t xml:space="preserve">Nature Communications</w:t>
-      </w:r>
-      <w:r>
-        <w:t xml:space="preserve">, 13, 3848.</w:t>
+        <w:t xml:space="preserve">Nature Communications, 13</w:t>
+      </w:r>
+      <w:r>
+        <w:t xml:space="preserve">, 3848. https://doi.org/10.1038/s41467-022-31514-x</w:t>
       </w:r>
     </w:p>
     <w:p>
       <w:pPr>
         <w:pStyle w:val="ReferenceEntry"/>
-        <w:numPr>
-          <w:ilvl w:val="0"/>
-          <w:numId w:val="1001"/>
-        </w:numPr>
         <w:spacing w:after="60"/>
-        <w:ind w:left="360" w:hanging="259"/>
+        <w:ind w:left="403" w:hanging="403"/>
         <w:jc w:val="left"/>
         <w:keepNext w:val="0"/>
         <w:keepLines w:val="0"/>
@@ -6177,18 +6157,27 @@
         <w:t xml:space="preserve">9. </w:t>
       </w:r>
       <w:r>
-        <w:t xml:space="preserve">Cohen, J. P., Viviano, J., Morrison, P., Brooks, R., Hashir, M., Bertrand, H. (2020). TorchXRayVision: A library of chest X-ray datasets and models. arXiv:2111.00595.</w:t>
+        <w:t xml:space="preserve">Cohen, J. P., Viviano, J. D., Bertin, P., Morrison, P., Torabian, P., Guarrera, M., Lungren, M. P., Chaudhari, A., Brooks, R., Hashir, M., &amp; Bertrand, H. (2021). TorchXRayVision: A library of chest X-ray datasets and models.</w:t>
+      </w:r>
+      <w:r>
+        <w:t xml:space="preserve"> </w:t>
+      </w:r>
+      <w:r>
+        <w:rPr>
+          <w:i/>
+          <w:iCs/>
+        </w:rPr>
+        <w:t xml:space="preserve">arXiv</w:t>
+      </w:r>
+      <w:r>
+        <w:t xml:space="preserve">. https://arxiv.org/abs/2111.00595</w:t>
       </w:r>
     </w:p>
     <w:p>
       <w:pPr>
         <w:pStyle w:val="ReferenceEntry"/>
-        <w:numPr>
-          <w:ilvl w:val="0"/>
-          <w:numId w:val="1001"/>
-        </w:numPr>
         <w:spacing w:after="60"/>
-        <w:ind w:left="360" w:hanging="259"/>
+        <w:ind w:left="403" w:hanging="403"/>
         <w:jc w:val="left"/>
         <w:keepNext w:val="0"/>
         <w:keepLines w:val="0"/>
@@ -6202,18 +6191,27 @@
         <w:t xml:space="preserve">10. </w:t>
       </w:r>
       <w:r>
-        <w:t xml:space="preserve">Johnson, A. E., et al. (2019). MIMIC-CXR-JPG, a large publicly available database of labeled chest radiographs. arXiv:1901.07042.</w:t>
+        <w:t xml:space="preserve">Johnson, A. E. W., Pollard, T. J., Greenbaum, N. R., Lungren, M. P., Deng, C.-Y., Peng, Y., Lu, Z., Mark, R. G., Berkowitz, S. J., &amp; Horng, S. (2019). MIMIC-CXR-JPG, a large publicly available database of labeled chest radiographs.</w:t>
+      </w:r>
+      <w:r>
+        <w:t xml:space="preserve"> </w:t>
+      </w:r>
+      <w:r>
+        <w:rPr>
+          <w:i/>
+          <w:iCs/>
+        </w:rPr>
+        <w:t xml:space="preserve">arXiv</w:t>
+      </w:r>
+      <w:r>
+        <w:t xml:space="preserve">. https://arxiv.org/abs/1901.07042</w:t>
       </w:r>
     </w:p>
     <w:p>
       <w:pPr>
         <w:pStyle w:val="ReferenceEntry"/>
-        <w:numPr>
-          <w:ilvl w:val="0"/>
-          <w:numId w:val="1001"/>
-        </w:numPr>
         <w:spacing w:after="60"/>
-        <w:ind w:left="360" w:hanging="259"/>
+        <w:ind w:left="403" w:hanging="403"/>
         <w:jc w:val="left"/>
         <w:keepNext w:val="0"/>
         <w:keepLines w:val="0"/>
@@ -6227,7 +6225,7 @@
         <w:t xml:space="preserve">11. </w:t>
       </w:r>
       <w:r>
-        <w:t xml:space="preserve">Bustos, A., Pertusa, A., Salinas, J. M., de la Iglesia-Vaya, M. (2020). PadChest: A large chest X-ray image dataset with multi-label annotated reports.</w:t>
+        <w:t xml:space="preserve">Bustos, A., Pertusa, A., Salinas, J.-M., &amp; de la Iglesia-Vayá, M. (2020). PadChest: A large chest X-ray image dataset with multi-label annotated reports.</w:t>
       </w:r>
       <w:r>
         <w:t xml:space="preserve"> </w:t>
@@ -6237,21 +6235,17 @@
           <w:i/>
           <w:iCs/>
         </w:rPr>
-        <w:t xml:space="preserve">Medical Image Analysis</w:t>
-      </w:r>
-      <w:r>
-        <w:t xml:space="preserve">, 66, 101797.</w:t>
+        <w:t xml:space="preserve">Medical Image Analysis, 66</w:t>
+      </w:r>
+      <w:r>
+        <w:t xml:space="preserve">, Article 101797. https://doi.org/10.1016/j.media.2020.101797</w:t>
       </w:r>
     </w:p>
     <w:p>
       <w:pPr>
         <w:pStyle w:val="ReferenceEntry"/>
-        <w:numPr>
-          <w:ilvl w:val="0"/>
-          <w:numId w:val="1001"/>
-        </w:numPr>
         <w:spacing w:after="60"/>
-        <w:ind w:left="360" w:hanging="259"/>
+        <w:ind w:left="403" w:hanging="403"/>
         <w:jc w:val="left"/>
         <w:keepNext w:val="0"/>
         <w:keepLines w:val="0"/>
@@ -6265,7 +6259,10 @@
         <w:t xml:space="preserve">12. </w:t>
       </w:r>
       <w:r>
-        <w:t xml:space="preserve">Apartsin, A., Cooper, L. N., Intrator, N. (2012). Semi-coherent time of arrival estimation using regression.</w:t>
+        <w:rPr>
+          <w:highlight w:val="yellow"/>
+        </w:rPr>
+        <w:t xml:space="preserve">Cohen, J. P., Hashir, M., Brooks, R., &amp; Bertrand, H. (2020). On the limits of cross-domain generalization in automated X-ray prediction. In</w:t>
       </w:r>
       <w:r>
         <w:t xml:space="preserve"> </w:t>
@@ -6274,22 +6271,25 @@
         <w:rPr>
           <w:i/>
           <w:iCs/>
+          <w:highlight w:val="yellow"/>
         </w:rPr>
-        <w:t xml:space="preserve">JASA</w:t>
-      </w:r>
-      <w:r>
-        <w:t xml:space="preserve">, 132(2), 832-837.</w:t>
+        <w:t xml:space="preserve">Proceedings of the Third Conference on Medical Imaging with Deep Learning (MIDL 2020)</w:t>
+      </w:r>
+      <w:r>
+        <w:t xml:space="preserve"> </w:t>
+      </w:r>
+      <w:r>
+        <w:rPr>
+          <w:highlight w:val="yellow"/>
+        </w:rPr>
+        <w:t xml:space="preserve">(Proceedings of Machine Learning Research, Vol. 121, pp. 136-155). PMLR. https://proceedings.mlr.press/v121/cohen20a.html</w:t>
       </w:r>
     </w:p>
     <w:p>
       <w:pPr>
         <w:pStyle w:val="ReferenceEntry"/>
-        <w:numPr>
-          <w:ilvl w:val="0"/>
-          <w:numId w:val="1001"/>
-        </w:numPr>
         <w:spacing w:after="60"/>
-        <w:ind w:left="360" w:hanging="259"/>
+        <w:ind w:left="403" w:hanging="403"/>
         <w:jc w:val="left"/>
         <w:keepNext w:val="0"/>
         <w:keepLines w:val="0"/>
@@ -6303,18 +6303,34 @@
         <w:t xml:space="preserve">13. </w:t>
       </w:r>
       <w:r>
-        <w:t xml:space="preserve">Goodfellow, I. J., Shlens, J., Szegedy, C. (2014). Explaining and harnessing adversarial examples. arXiv:1412.6572.</w:t>
+        <w:rPr>
+          <w:highlight w:val="yellow"/>
+        </w:rPr>
+        <w:t xml:space="preserve">Zech, J. R., Badgeley, M. A., Liu, M., Costa, A. B., Titano, J. J., &amp; Oermann, E. K. (2018). Variable generalization performance of a deep learning model to detect pneumonia in chest radiographs: A cross-sectional study.</w:t>
+      </w:r>
+      <w:r>
+        <w:t xml:space="preserve"> </w:t>
+      </w:r>
+      <w:r>
+        <w:rPr>
+          <w:i/>
+          <w:iCs/>
+          <w:highlight w:val="yellow"/>
+        </w:rPr>
+        <w:t xml:space="preserve">PLOS Medicine, 15</w:t>
+      </w:r>
+      <w:r>
+        <w:rPr>
+          <w:highlight w:val="yellow"/>
+        </w:rPr>
+        <w:t xml:space="preserve">(11), Article e1002683. https://doi.org/10.1371/journal.pmed.1002683</w:t>
       </w:r>
     </w:p>
     <w:p>
       <w:pPr>
         <w:pStyle w:val="ReferenceEntry"/>
-        <w:numPr>
-          <w:ilvl w:val="0"/>
-          <w:numId w:val="1001"/>
-        </w:numPr>
         <w:spacing w:after="60"/>
-        <w:ind w:left="360" w:hanging="259"/>
+        <w:ind w:left="403" w:hanging="403"/>
         <w:jc w:val="left"/>
         <w:keepNext w:val="0"/>
         <w:keepLines w:val="0"/>
@@ -6328,7 +6344,7 @@
         <w:t xml:space="preserve">14. </w:t>
       </w:r>
       <w:r>
-        <w:t xml:space="preserve">Lee, J., AlRegib, G. (2020). Gradients as a measure of uncertainty in neural networks.</w:t>
+        <w:t xml:space="preserve">Ovadia, Y., Fertig, E., Ren, J., Nado, Z., Sculley, D., Nowozin, S., Dillon, J. V., Lakshminarayanan, B., &amp; Snoek, J. (2019). Can you trust your model's uncertainty? Evaluating predictive uncertainty under dataset shift. In</w:t>
       </w:r>
       <w:r>
         <w:t xml:space="preserve"> </w:t>
@@ -6337,22 +6353,25 @@
         <w:rPr>
           <w:i/>
           <w:iCs/>
+          <w:highlight w:val="yellow"/>
         </w:rPr>
-        <w:t xml:space="preserve">ICIP 2020</w:t>
-      </w:r>
-      <w:r>
-        <w:t xml:space="preserve">, 2416-2420.</w:t>
+        <w:t xml:space="preserve">Advances in Neural Information Processing Systems</w:t>
+      </w:r>
+      <w:r>
+        <w:t xml:space="preserve"> </w:t>
+      </w:r>
+      <w:r>
+        <w:rPr>
+          <w:highlight w:val="yellow"/>
+        </w:rPr>
+        <w:t xml:space="preserve">(Vol. 32, pp. 13991-14002). Curran Associates.</w:t>
       </w:r>
     </w:p>
     <w:p>
       <w:pPr>
         <w:pStyle w:val="ReferenceEntry"/>
-        <w:numPr>
-          <w:ilvl w:val="0"/>
-          <w:numId w:val="1001"/>
-        </w:numPr>
         <w:spacing w:after="60"/>
-        <w:ind w:left="360" w:hanging="259"/>
+        <w:ind w:left="403" w:hanging="403"/>
         <w:jc w:val="left"/>
         <w:keepNext w:val="0"/>
         <w:keepLines w:val="0"/>
@@ -6366,7 +6385,7 @@
         <w:t xml:space="preserve">15. </w:t>
       </w:r>
       <w:r>
-        <w:t xml:space="preserve">Rokach, L., Aperstein, Y., Akselrod-Ballin, A. (2025). Deep active learning framework for chest-abdominal CT scans segmentation.</w:t>
+        <w:t xml:space="preserve">Apartsin, A., Cooper, L. N., &amp; Intrator, N. (2012). Semi-coherent time of arrival estimation using regression.</w:t>
       </w:r>
       <w:r>
         <w:t xml:space="preserve"> </w:t>
@@ -6376,21 +6395,17 @@
           <w:i/>
           <w:iCs/>
         </w:rPr>
-        <w:t xml:space="preserve">Expert Systems with Applications</w:t>
-      </w:r>
-      <w:r>
-        <w:t xml:space="preserve">, 263, 125522.</w:t>
+        <w:t xml:space="preserve">The Journal of the Acoustical Society of America, 132</w:t>
+      </w:r>
+      <w:r>
+        <w:t xml:space="preserve">(2), 832-837. https://doi.org/10.1121/1.4730885</w:t>
       </w:r>
     </w:p>
     <w:p>
       <w:pPr>
         <w:pStyle w:val="ReferenceEntry"/>
-        <w:numPr>
-          <w:ilvl w:val="0"/>
-          <w:numId w:val="1001"/>
-        </w:numPr>
         <w:spacing w:after="60"/>
-        <w:ind w:left="360" w:hanging="259"/>
+        <w:ind w:left="403" w:hanging="403"/>
         <w:jc w:val="left"/>
         <w:keepNext w:val="0"/>
         <w:keepLines w:val="0"/>
@@ -6404,18 +6419,27 @@
         <w:t xml:space="preserve">16. </w:t>
       </w:r>
       <w:r>
-        <w:t xml:space="preserve">Levy, D., et al. (2026). From Cold Start to Active Learning: Embedding-Based Scan Selection for Medical Image Segmentation. arXiv:2601.18532.</w:t>
+        <w:t xml:space="preserve">Goodfellow, I. J., Shlens, J., &amp; Szegedy, C. (2015). Explaining and harnessing adversarial examples. In</w:t>
+      </w:r>
+      <w:r>
+        <w:t xml:space="preserve"> </w:t>
+      </w:r>
+      <w:r>
+        <w:rPr>
+          <w:i/>
+          <w:iCs/>
+        </w:rPr>
+        <w:t xml:space="preserve">3rd International Conference on Learning Representations (ICLR 2015)</w:t>
+      </w:r>
+      <w:r>
+        <w:t xml:space="preserve">. https://arxiv.org/abs/1412.6572</w:t>
       </w:r>
     </w:p>
     <w:p>
       <w:pPr>
         <w:pStyle w:val="ReferenceEntry"/>
-        <w:numPr>
-          <w:ilvl w:val="0"/>
-          <w:numId w:val="1001"/>
-        </w:numPr>
         <w:spacing w:after="60"/>
-        <w:ind w:left="360" w:hanging="259"/>
+        <w:ind w:left="403" w:hanging="403"/>
         <w:jc w:val="left"/>
         <w:keepNext w:val="0"/>
         <w:keepLines w:val="0"/>
@@ -6429,7 +6453,7 @@
         <w:t xml:space="preserve">17. </w:t>
       </w:r>
       <w:r>
-        <w:t xml:space="preserve">Chow, C. (1970). On optimum recognition error and reject tradeoff.</w:t>
+        <w:t xml:space="preserve">Lee, J., &amp; AlRegib, G. (2020). Gradients as a measure of uncertainty in neural networks. In</w:t>
       </w:r>
       <w:r>
         <w:t xml:space="preserve"> </w:t>
@@ -6439,21 +6463,20 @@
           <w:i/>
           <w:iCs/>
         </w:rPr>
-        <w:t xml:space="preserve">IEEE Transactions on Information Theory</w:t>
-      </w:r>
-      <w:r>
-        <w:t xml:space="preserve">, 16(1), 41-46.</w:t>
+        <w:t xml:space="preserve">2020 IEEE International Conference on Image Processing (ICIP)</w:t>
+      </w:r>
+      <w:r>
+        <w:t xml:space="preserve"> </w:t>
+      </w:r>
+      <w:r>
+        <w:t xml:space="preserve">(pp. 2416-2420). IEEE. https://doi.org/10.1109/ICIP40778.2020.9190679</w:t>
       </w:r>
     </w:p>
     <w:p>
       <w:pPr>
         <w:pStyle w:val="ReferenceEntry"/>
-        <w:numPr>
-          <w:ilvl w:val="0"/>
-          <w:numId w:val="1001"/>
-        </w:numPr>
         <w:spacing w:after="60"/>
-        <w:ind w:left="360" w:hanging="259"/>
+        <w:ind w:left="403" w:hanging="403"/>
         <w:jc w:val="left"/>
         <w:keepNext w:val="0"/>
         <w:keepLines w:val="0"/>
@@ -6467,7 +6490,7 @@
         <w:t xml:space="preserve">18. </w:t>
       </w:r>
       <w:r>
-        <w:t xml:space="preserve">Cortes, C., DeSalvo, G., Mohri, M. (2016). Learning with rejection.</w:t>
+        <w:t xml:space="preserve">Rokach, L., Aperstein, Y., &amp; Akselrod-Ballin, A. (2025). Deep active learning framework for chest-abdominal CT scans segmentation.</w:t>
       </w:r>
       <w:r>
         <w:t xml:space="preserve"> </w:t>
@@ -6477,21 +6500,17 @@
           <w:i/>
           <w:iCs/>
         </w:rPr>
-        <w:t xml:space="preserve">Journal of Machine Learning Research</w:t>
-      </w:r>
-      <w:r>
-        <w:t xml:space="preserve">, 17(216), 1-40.</w:t>
+        <w:t xml:space="preserve">Expert Systems with Applications, 263</w:t>
+      </w:r>
+      <w:r>
+        <w:t xml:space="preserve">, Article 125522. https://doi.org/10.1016/j.eswa.2024.125522</w:t>
       </w:r>
     </w:p>
     <w:p>
       <w:pPr>
         <w:pStyle w:val="ReferenceEntry"/>
-        <w:numPr>
-          <w:ilvl w:val="0"/>
-          <w:numId w:val="1001"/>
-        </w:numPr>
         <w:spacing w:after="60"/>
-        <w:ind w:left="360" w:hanging="259"/>
+        <w:ind w:left="403" w:hanging="403"/>
         <w:jc w:val="left"/>
         <w:keepNext w:val="0"/>
         <w:keepLines w:val="0"/>
@@ -6505,7 +6524,7 @@
         <w:t xml:space="preserve">19. </w:t>
       </w:r>
       <w:r>
-        <w:t xml:space="preserve">Geifman, Y., El-Yaniv, R. (2017). Selective classification for deep neural networks.</w:t>
+        <w:t xml:space="preserve">Levy, D., Assayag, B., Gaspar, L., Shimshoni, I., &amp; Specktor-Fadida, B. (2026). From cold start to active learning: Embedding-based scan selection for medical image segmentation.</w:t>
       </w:r>
       <w:r>
         <w:t xml:space="preserve"> </w:t>
@@ -6515,21 +6534,17 @@
           <w:i/>
           <w:iCs/>
         </w:rPr>
-        <w:t xml:space="preserve">NeurIPS 30</w:t>
-      </w:r>
-      <w:r>
-        <w:t xml:space="preserve">, 4878-4887.</w:t>
+        <w:t xml:space="preserve">arXiv</w:t>
+      </w:r>
+      <w:r>
+        <w:t xml:space="preserve">. https://arxiv.org/abs/2601.18532</w:t>
       </w:r>
     </w:p>
     <w:p>
       <w:pPr>
         <w:pStyle w:val="ReferenceEntry"/>
-        <w:numPr>
-          <w:ilvl w:val="0"/>
-          <w:numId w:val="1001"/>
-        </w:numPr>
         <w:spacing w:after="60"/>
-        <w:ind w:left="360" w:hanging="259"/>
+        <w:ind w:left="403" w:hanging="403"/>
         <w:jc w:val="left"/>
         <w:keepNext w:val="0"/>
         <w:keepLines w:val="0"/>
@@ -6543,7 +6558,7 @@
         <w:t xml:space="preserve">20. </w:t>
       </w:r>
       <w:r>
-        <w:t xml:space="preserve">Geifman, Y., El-Yaniv, R. (2019). SelectiveNet: A deep neural network with an integrated reject option.</w:t>
+        <w:t xml:space="preserve">Chow, C. K. (1970). On optimum recognition error and reject tradeoff.</w:t>
       </w:r>
       <w:r>
         <w:t xml:space="preserve"> </w:t>
@@ -6553,21 +6568,17 @@
           <w:i/>
           <w:iCs/>
         </w:rPr>
-        <w:t xml:space="preserve">ICML 2019</w:t>
-      </w:r>
-      <w:r>
-        <w:t xml:space="preserve">, 2151-2160.</w:t>
+        <w:t xml:space="preserve">IEEE Transactions on Information Theory, 16</w:t>
+      </w:r>
+      <w:r>
+        <w:t xml:space="preserve">(1), 41-46. https://doi.org/10.1109/TIT.1970.1054406</w:t>
       </w:r>
     </w:p>
     <w:p>
       <w:pPr>
         <w:pStyle w:val="ReferenceEntry"/>
-        <w:numPr>
-          <w:ilvl w:val="0"/>
-          <w:numId w:val="1001"/>
-        </w:numPr>
         <w:spacing w:after="60"/>
-        <w:ind w:left="360" w:hanging="259"/>
+        <w:ind w:left="403" w:hanging="403"/>
         <w:jc w:val="left"/>
         <w:keepNext w:val="0"/>
         <w:keepLines w:val="0"/>
@@ -6581,7 +6592,7 @@
         <w:t xml:space="preserve">21. </w:t>
       </w:r>
       <w:r>
-        <w:t xml:space="preserve">Lakshminarayanan, B., Pritzel, A., Blundell, C. (2017). Simple and scalable predictive uncertainty estimation using deep ensembles.</w:t>
+        <w:t xml:space="preserve">Cortes, C., DeSalvo, G., &amp; Mohri, M. (2016). Learning with rejection. In</w:t>
       </w:r>
       <w:r>
         <w:t xml:space="preserve"> </w:t>
@@ -6591,21 +6602,20 @@
           <w:i/>
           <w:iCs/>
         </w:rPr>
-        <w:t xml:space="preserve">NeurIPS 30</w:t>
-      </w:r>
-      <w:r>
-        <w:t xml:space="preserve">, 6405-6416.</w:t>
+        <w:t xml:space="preserve">Algorithmic Learning Theory (ALT 2016)</w:t>
+      </w:r>
+      <w:r>
+        <w:t xml:space="preserve"> </w:t>
+      </w:r>
+      <w:r>
+        <w:t xml:space="preserve">(Lecture Notes in Computer Science, Vol. 9925, pp. 67-82). Springer. https://doi.org/10.1007/978-3-319-46379-7_5</w:t>
       </w:r>
     </w:p>
     <w:p>
       <w:pPr>
         <w:pStyle w:val="ReferenceEntry"/>
-        <w:numPr>
-          <w:ilvl w:val="0"/>
-          <w:numId w:val="1001"/>
-        </w:numPr>
         <w:spacing w:after="60"/>
-        <w:ind w:left="360" w:hanging="259"/>
+        <w:ind w:left="403" w:hanging="403"/>
         <w:jc w:val="left"/>
         <w:keepNext w:val="0"/>
         <w:keepLines w:val="0"/>
@@ -6619,7 +6629,118 @@
         <w:t xml:space="preserve">22. </w:t>
       </w:r>
       <w:r>
-        <w:t xml:space="preserve">Fisch, A., Jaakkola, T. S., Barzilay, R. (2022). Calibrated selective classification.</w:t>
+        <w:t xml:space="preserve">Geifman, Y., &amp; El-Yaniv, R. (2017). Selective classification for deep neural networks. In</w:t>
+      </w:r>
+      <w:r>
+        <w:t xml:space="preserve"> </w:t>
+      </w:r>
+      <w:r>
+        <w:rPr>
+          <w:i/>
+          <w:iCs/>
+        </w:rPr>
+        <w:t xml:space="preserve">Advances in Neural Information Processing Systems 30 (NeurIPS 2017)</w:t>
+      </w:r>
+      <w:r>
+        <w:t xml:space="preserve"> </w:t>
+      </w:r>
+      <w:r>
+        <w:t xml:space="preserve">(pp. 4878-4887). Curran Associates. https://proceedings.neurips.cc/paper/2017/hash/4a8423d5e91fda00bb7e46540e2b0cf1-Abstract.html</w:t>
+      </w:r>
+    </w:p>
+    <w:p>
+      <w:pPr>
+        <w:pStyle w:val="ReferenceEntry"/>
+        <w:spacing w:after="60"/>
+        <w:ind w:left="403" w:hanging="403"/>
+        <w:jc w:val="left"/>
+        <w:keepNext w:val="0"/>
+        <w:keepLines w:val="0"/>
+        <w:widowControl w:val="1"/>
+      </w:pPr>
+      <w:r>
+        <w:rPr>
+          <w:rFonts w:ascii="Georgia" w:hAnsi="Georgia"/>
+          <w:sz w:val="20"/>
+        </w:rPr>
+        <w:t xml:space="preserve">23. </w:t>
+      </w:r>
+      <w:r>
+        <w:t xml:space="preserve">Geifman, Y., &amp; El-Yaniv, R. (2019). SelectiveNet: A deep neural network with an integrated reject option. In</w:t>
+      </w:r>
+      <w:r>
+        <w:t xml:space="preserve"> </w:t>
+      </w:r>
+      <w:r>
+        <w:rPr>
+          <w:i/>
+          <w:iCs/>
+        </w:rPr>
+        <w:t xml:space="preserve">Proceedings of the 36th International Conference on Machine Learning (ICML 2019)</w:t>
+      </w:r>
+      <w:r>
+        <w:t xml:space="preserve"> </w:t>
+      </w:r>
+      <w:r>
+        <w:t xml:space="preserve">(Proceedings of Machine Learning Research, Vol. 97, pp. 2151-2159). PMLR. https://proceedings.mlr.press/v97/geifman19a.html</w:t>
+      </w:r>
+    </w:p>
+    <w:p>
+      <w:pPr>
+        <w:pStyle w:val="ReferenceEntry"/>
+        <w:spacing w:after="60"/>
+        <w:ind w:left="403" w:hanging="403"/>
+        <w:jc w:val="left"/>
+        <w:keepNext w:val="0"/>
+        <w:keepLines w:val="0"/>
+        <w:widowControl w:val="1"/>
+      </w:pPr>
+      <w:r>
+        <w:rPr>
+          <w:rFonts w:ascii="Georgia" w:hAnsi="Georgia"/>
+          <w:sz w:val="20"/>
+        </w:rPr>
+        <w:t xml:space="preserve">24. </w:t>
+      </w:r>
+      <w:r>
+        <w:t xml:space="preserve">Lakshminarayanan, B., Pritzel, A., &amp; Blundell, C. (2017). Simple and scalable predictive uncertainty estimation using deep ensembles. In</w:t>
+      </w:r>
+      <w:r>
+        <w:t xml:space="preserve"> </w:t>
+      </w:r>
+      <w:r>
+        <w:rPr>
+          <w:i/>
+          <w:iCs/>
+        </w:rPr>
+        <w:t xml:space="preserve">Advances in Neural Information Processing Systems 30 (NeurIPS 2017)</w:t>
+      </w:r>
+      <w:r>
+        <w:t xml:space="preserve"> </w:t>
+      </w:r>
+      <w:r>
+        <w:t xml:space="preserve">(pp. 6402-6413). Curran Associates. https://proceedings.neurips.cc/paper/2017/hash/9ef2ed4b7fd2c810847ffa5fa85bce38-Abstract.html</w:t>
+      </w:r>
+    </w:p>
+    <w:p>
+      <w:pPr>
+        <w:pStyle w:val="ReferenceEntry"/>
+        <w:spacing w:after="60"/>
+        <w:ind w:left="403" w:hanging="403"/>
+        <w:jc w:val="left"/>
+        <w:keepNext w:val="0"/>
+        <w:keepLines w:val="0"/>
+        <w:widowControl w:val="1"/>
+      </w:pPr>
+      <w:r>
+        <w:rPr>
+          <w:rFonts w:ascii="Georgia" w:hAnsi="Georgia"/>
+          <w:sz w:val="20"/>
+        </w:rPr>
+        <w:t xml:space="preserve">25. </w:t>
+      </w:r>
+      <w:r>
+        <w:t xml:space="preserve">Fisch, A., Jaakkola, T. S., &amp; Barzilay, R. (2022). Calibrated selective classification.</w:t>
       </w:r>
       <w:r>
         <w:t xml:space="preserve"> </w:t>
@@ -6632,132 +6753,14 @@
         <w:t xml:space="preserve">Transactions on Machine Learning Research</w:t>
       </w:r>
       <w:r>
-        <w:t xml:space="preserve">.</w:t>
+        <w:t xml:space="preserve">. https://openreview.net/forum?id=zFhNBs8GaV</w:t>
       </w:r>
     </w:p>
     <w:p>
       <w:pPr>
         <w:pStyle w:val="ReferenceEntry"/>
-        <w:numPr>
-          <w:ilvl w:val="0"/>
-          <w:numId w:val="1001"/>
-        </w:numPr>
         <w:spacing w:after="60"/>
-        <w:ind w:left="360" w:hanging="259"/>
-        <w:jc w:val="left"/>
-        <w:keepNext w:val="0"/>
-        <w:keepLines w:val="0"/>
-        <w:widowControl w:val="1"/>
-      </w:pPr>
-      <w:r>
-        <w:rPr>
-          <w:rFonts w:ascii="Georgia" w:hAnsi="Georgia"/>
-          <w:sz w:val="20"/>
-        </w:rPr>
-        <w:t xml:space="preserve">23. </w:t>
-      </w:r>
-      <w:r>
-        <w:t xml:space="preserve">Cattelan, L., Silva, R. (2024). How to fix a broken confidence estimator: evaluating post-hoc methods for selective classification with deep neural networks.</w:t>
-      </w:r>
-      <w:r>
-        <w:t xml:space="preserve"> </w:t>
-      </w:r>
-      <w:r>
-        <w:rPr>
-          <w:i/>
-          <w:iCs/>
-        </w:rPr>
-        <w:t xml:space="preserve">UAI 2024</w:t>
-      </w:r>
-      <w:r>
-        <w:t xml:space="preserve">. arXiv:2305.15508.</w:t>
-      </w:r>
-    </w:p>
-    <w:p>
-      <w:pPr>
-        <w:pStyle w:val="ReferenceEntry"/>
-        <w:numPr>
-          <w:ilvl w:val="0"/>
-          <w:numId w:val="1001"/>
-        </w:numPr>
-        <w:spacing w:after="60"/>
-        <w:ind w:left="360" w:hanging="259"/>
-        <w:jc w:val="left"/>
-        <w:keepNext w:val="0"/>
-        <w:keepLines w:val="0"/>
-        <w:widowControl w:val="1"/>
-      </w:pPr>
-      <w:r>
-        <w:rPr>
-          <w:rFonts w:ascii="Georgia" w:hAnsi="Georgia"/>
-          <w:sz w:val="20"/>
-        </w:rPr>
-        <w:t xml:space="preserve">24. </w:t>
-      </w:r>
-      <w:r>
-        <w:t xml:space="preserve">Rabanser, S., Thudi, A., Hamidieh, K., Dziedzic, A., Papernot, N. (2022). Selective classification via neural network training dynamics.</w:t>
-      </w:r>
-      <w:r>
-        <w:t xml:space="preserve"> </w:t>
-      </w:r>
-      <w:r>
-        <w:rPr>
-          <w:i/>
-          <w:iCs/>
-        </w:rPr>
-        <w:t xml:space="preserve">UAI 2022</w:t>
-      </w:r>
-      <w:r>
-        <w:t xml:space="preserve">. arXiv:2205.13532.</w:t>
-      </w:r>
-    </w:p>
-    <w:p>
-      <w:pPr>
-        <w:pStyle w:val="ReferenceEntry"/>
-        <w:numPr>
-          <w:ilvl w:val="0"/>
-          <w:numId w:val="1001"/>
-        </w:numPr>
-        <w:spacing w:after="60"/>
-        <w:ind w:left="360" w:hanging="259"/>
-        <w:jc w:val="left"/>
-        <w:keepNext w:val="0"/>
-        <w:keepLines w:val="0"/>
-        <w:widowControl w:val="1"/>
-      </w:pPr>
-      <w:r>
-        <w:rPr>
-          <w:rFonts w:ascii="Georgia" w:hAnsi="Georgia"/>
-          <w:sz w:val="20"/>
-        </w:rPr>
-        <w:t xml:space="preserve">25. </w:t>
-      </w:r>
-      <w:r>
-        <w:t xml:space="preserve">Kompa, B., Snoek, J., Beam, A. L. (2021). Second opinion needed: Communicating uncertainty in medical machine learning.</w:t>
-      </w:r>
-      <w:r>
-        <w:t xml:space="preserve"> </w:t>
-      </w:r>
-      <w:r>
-        <w:rPr>
-          <w:i/>
-          <w:iCs/>
-        </w:rPr>
-        <w:t xml:space="preserve">NPJ Digital Medicine</w:t>
-      </w:r>
-      <w:r>
-        <w:t xml:space="preserve">, 4, 4.</w:t>
-      </w:r>
-    </w:p>
-    <w:p>
-      <w:pPr>
-        <w:pStyle w:val="ReferenceEntry"/>
-        <w:numPr>
-          <w:ilvl w:val="0"/>
-          <w:numId w:val="1001"/>
-        </w:numPr>
-        <w:spacing w:after="60"/>
-        <w:ind w:left="360" w:hanging="259"/>
+        <w:ind w:left="403" w:hanging="403"/>
         <w:jc w:val="left"/>
         <w:keepNext w:val="0"/>
         <w:keepLines w:val="0"/>
@@ -6771,7 +6774,7 @@
         <w:t xml:space="preserve">26. </w:t>
       </w:r>
       <w:r>
-        <w:t xml:space="preserve">Faghani, S., et al. (2023). Quantifying uncertainty in deep learning of radiologic images.</w:t>
+        <w:t xml:space="preserve">Cattelan, L. F. P., &amp; Silva, D. (2024). How to fix a broken confidence estimator: Evaluating post-hoc methods for selective classification with deep neural networks. In</w:t>
       </w:r>
       <w:r>
         <w:t xml:space="preserve"> </w:t>
@@ -6781,21 +6784,20 @@
           <w:i/>
           <w:iCs/>
         </w:rPr>
-        <w:t xml:space="preserve">Radiology</w:t>
-      </w:r>
-      <w:r>
-        <w:t xml:space="preserve">, 308(2).</w:t>
+        <w:t xml:space="preserve">Proceedings of the 40th Conference on Uncertainty in Artificial Intelligence (UAI 2024)</w:t>
+      </w:r>
+      <w:r>
+        <w:t xml:space="preserve"> </w:t>
+      </w:r>
+      <w:r>
+        <w:t xml:space="preserve">(Proceedings of Machine Learning Research, Vol. 244, pp. 547-584). PMLR. https://proceedings.mlr.press/v244/cattelan24a.html</w:t>
       </w:r>
     </w:p>
     <w:p>
       <w:pPr>
         <w:pStyle w:val="ReferenceEntry"/>
-        <w:numPr>
-          <w:ilvl w:val="0"/>
-          <w:numId w:val="1001"/>
-        </w:numPr>
         <w:spacing w:after="60"/>
-        <w:ind w:left="360" w:hanging="259"/>
+        <w:ind w:left="403" w:hanging="403"/>
         <w:jc w:val="left"/>
         <w:keepNext w:val="0"/>
         <w:keepLines w:val="0"/>
@@ -6809,7 +6811,7 @@
         <w:t xml:space="preserve">27. </w:t>
       </w:r>
       <w:r>
-        <w:t xml:space="preserve">Whata, A., et al. (2024). Uncertainty quantification in multi-class image classification using chest X-ray images of COVID-19 and pneumonia.</w:t>
+        <w:t xml:space="preserve">Rabanser, S., Thudi, A., Hamidieh, K., Dziedzic, A., Bahceci, I., Bin Sediq, A., Sokun, H., &amp; Papernot, N. (2022). Selective prediction via training dynamics.</w:t>
       </w:r>
       <w:r>
         <w:t xml:space="preserve"> </w:t>
@@ -6819,21 +6821,17 @@
           <w:i/>
           <w:iCs/>
         </w:rPr>
-        <w:t xml:space="preserve">Frontiers in Artificial Intelligence</w:t>
-      </w:r>
-      <w:r>
-        <w:t xml:space="preserve">, 7, 1410841.</w:t>
+        <w:t xml:space="preserve">arXiv</w:t>
+      </w:r>
+      <w:r>
+        <w:t xml:space="preserve">. https://arxiv.org/abs/2205.13532</w:t>
       </w:r>
     </w:p>
     <w:p>
       <w:pPr>
         <w:pStyle w:val="ReferenceEntry"/>
-        <w:numPr>
-          <w:ilvl w:val="0"/>
-          <w:numId w:val="1001"/>
-        </w:numPr>
         <w:spacing w:after="60"/>
-        <w:ind w:left="360" w:hanging="259"/>
+        <w:ind w:left="403" w:hanging="403"/>
         <w:jc w:val="left"/>
         <w:keepNext w:val="0"/>
         <w:keepLines w:val="0"/>
@@ -6847,7 +6845,7 @@
         <w:t xml:space="preserve">28. </w:t>
       </w:r>
       <w:r>
-        <w:t xml:space="preserve">Das, A., et al. (2024). Confidence-guided semi-supervised learning for generalized lesion localization in X-ray images.</w:t>
+        <w:t xml:space="preserve">Kompa, B., Snoek, J., &amp; Beam, A. L. (2021). Second opinion needed: Communicating uncertainty in medical machine learning.</w:t>
       </w:r>
       <w:r>
         <w:t xml:space="preserve"> </w:t>
@@ -6857,21 +6855,17 @@
           <w:i/>
           <w:iCs/>
         </w:rPr>
-        <w:t xml:space="preserve">MICCAI 2024</w:t>
-      </w:r>
-      <w:r>
-        <w:t xml:space="preserve">, LNCS 15001, 242-252.</w:t>
+        <w:t xml:space="preserve">npj Digital Medicine, 4</w:t>
+      </w:r>
+      <w:r>
+        <w:t xml:space="preserve">(1), Article 4. https://doi.org/10.1038/s41746-020-00367-3</w:t>
       </w:r>
     </w:p>
     <w:p>
       <w:pPr>
         <w:pStyle w:val="ReferenceEntry"/>
-        <w:numPr>
-          <w:ilvl w:val="0"/>
-          <w:numId w:val="1001"/>
-        </w:numPr>
         <w:spacing w:after="60"/>
-        <w:ind w:left="360" w:hanging="259"/>
+        <w:ind w:left="403" w:hanging="403"/>
         <w:jc w:val="left"/>
         <w:keepNext w:val="0"/>
         <w:keepLines w:val="0"/>
@@ -6885,7 +6879,7 @@
         <w:t xml:space="preserve">29. </w:t>
       </w:r>
       <w:r>
-        <w:t xml:space="preserve">Huang, G., Liu, Z., Van Der Maaten, L., Weinberger, K. Q. (2017). Densely connected convolutional networks.</w:t>
+        <w:t xml:space="preserve">Faghani, S., Moassefi, M., Rouzrokh, P., Khosravi, B., Baffour, F. I., Ringler, M. D., &amp; Erickson, B. J. (2023). Quantifying uncertainty in deep learning of radiologic images.</w:t>
       </w:r>
       <w:r>
         <w:t xml:space="preserve"> </w:t>
@@ -6895,21 +6889,17 @@
           <w:i/>
           <w:iCs/>
         </w:rPr>
-        <w:t xml:space="preserve">CVPR 2017</w:t>
-      </w:r>
-      <w:r>
-        <w:t xml:space="preserve">, 4700-4708.</w:t>
+        <w:t xml:space="preserve">Radiology, 308</w:t>
+      </w:r>
+      <w:r>
+        <w:t xml:space="preserve">(2), Article e222217. https://doi.org/10.1148/radiol.222217</w:t>
       </w:r>
     </w:p>
     <w:p>
       <w:pPr>
         <w:pStyle w:val="ReferenceEntry"/>
-        <w:numPr>
-          <w:ilvl w:val="0"/>
-          <w:numId w:val="1001"/>
-        </w:numPr>
         <w:spacing w:after="60"/>
-        <w:ind w:left="360" w:hanging="259"/>
+        <w:ind w:left="403" w:hanging="403"/>
         <w:jc w:val="left"/>
         <w:keepNext w:val="0"/>
         <w:keepLines w:val="0"/>
@@ -6923,7 +6913,115 @@
         <w:t xml:space="preserve">30. </w:t>
       </w:r>
       <w:r>
-        <w:t xml:space="preserve">Seyyed-Kalantari, L., Liu, G., McDermott, M., Chen, I. Y., Ghassemi, M. (2020). CheXclusion: Fairness gaps in deep chest X-ray classifiers.</w:t>
+        <w:t xml:space="preserve">Whata, A., Dibeco, K., Madzima, K., &amp; Obagbuwa, I. (2024). Uncertainty quantification in multi-class image classification using chest X-ray images of COVID-19 and pneumonia.</w:t>
+      </w:r>
+      <w:r>
+        <w:t xml:space="preserve"> </w:t>
+      </w:r>
+      <w:r>
+        <w:rPr>
+          <w:i/>
+          <w:iCs/>
+        </w:rPr>
+        <w:t xml:space="preserve">Frontiers in Artificial Intelligence, 7</w:t>
+      </w:r>
+      <w:r>
+        <w:t xml:space="preserve">, Article 1410841. https://doi.org/10.3389/frai.2024.1410841</w:t>
+      </w:r>
+    </w:p>
+    <w:p>
+      <w:pPr>
+        <w:pStyle w:val="ReferenceEntry"/>
+        <w:spacing w:after="60"/>
+        <w:ind w:left="403" w:hanging="403"/>
+        <w:jc w:val="left"/>
+        <w:keepNext w:val="0"/>
+        <w:keepLines w:val="0"/>
+        <w:widowControl w:val="1"/>
+      </w:pPr>
+      <w:r>
+        <w:rPr>
+          <w:rFonts w:ascii="Georgia" w:hAnsi="Georgia"/>
+          <w:sz w:val="20"/>
+        </w:rPr>
+        <w:t xml:space="preserve">31. </w:t>
+      </w:r>
+      <w:r>
+        <w:t xml:space="preserve">Das, A., Gorade, V., Kumar, K., Chakraborty, S., Mahapatra, D., &amp; Roy, S. (2024). Confidence-guided semi-supervised learning for generalized lesion localization in X-ray images. In</w:t>
+      </w:r>
+      <w:r>
+        <w:t xml:space="preserve"> </w:t>
+      </w:r>
+      <w:r>
+        <w:rPr>
+          <w:i/>
+          <w:iCs/>
+        </w:rPr>
+        <w:t xml:space="preserve">Medical Image Computing and Computer-Assisted Intervention (MICCAI 2024)</w:t>
+      </w:r>
+      <w:r>
+        <w:t xml:space="preserve"> </w:t>
+      </w:r>
+      <w:r>
+        <w:t xml:space="preserve">(Lecture Notes in Computer Science, Vol. 15001, pp. 242-252). Springer. https://doi.org/10.1007/978-3-031-72378-0_23</w:t>
+      </w:r>
+    </w:p>
+    <w:p>
+      <w:pPr>
+        <w:pStyle w:val="ReferenceEntry"/>
+        <w:spacing w:after="60"/>
+        <w:ind w:left="403" w:hanging="403"/>
+        <w:jc w:val="left"/>
+        <w:keepNext w:val="0"/>
+        <w:keepLines w:val="0"/>
+        <w:widowControl w:val="1"/>
+      </w:pPr>
+      <w:r>
+        <w:rPr>
+          <w:rFonts w:ascii="Georgia" w:hAnsi="Georgia"/>
+          <w:sz w:val="20"/>
+        </w:rPr>
+        <w:t xml:space="preserve">32. </w:t>
+      </w:r>
+      <w:r>
+        <w:t xml:space="preserve">Huang, G., Liu, Z., Van Der Maaten, L., &amp; Weinberger, K. Q. (2017). Densely connected convolutional networks. In</w:t>
+      </w:r>
+      <w:r>
+        <w:t xml:space="preserve"> </w:t>
+      </w:r>
+      <w:r>
+        <w:rPr>
+          <w:i/>
+          <w:iCs/>
+        </w:rPr>
+        <w:t xml:space="preserve">Proceedings of the IEEE Conference on Computer Vision and Pattern Recognition (CVPR)</w:t>
+      </w:r>
+      <w:r>
+        <w:t xml:space="preserve"> </w:t>
+      </w:r>
+      <w:r>
+        <w:t xml:space="preserve">(pp. 4700-4708). IEEE. https://doi.org/10.1109/CVPR.2017.243</w:t>
+      </w:r>
+    </w:p>
+    <w:p>
+      <w:pPr>
+        <w:pStyle w:val="ReferenceEntry"/>
+        <w:spacing w:after="60"/>
+        <w:ind w:left="403" w:hanging="403"/>
+        <w:jc w:val="left"/>
+        <w:keepNext w:val="0"/>
+        <w:keepLines w:val="0"/>
+        <w:widowControl w:val="1"/>
+      </w:pPr>
+      <w:r>
+        <w:rPr>
+          <w:rFonts w:ascii="Georgia" w:hAnsi="Georgia"/>
+          <w:sz w:val="20"/>
+        </w:rPr>
+        <w:t xml:space="preserve">33. </w:t>
+      </w:r>
+      <w:r>
+        <w:t xml:space="preserve">Seyyed-Kalantari, L., Liu, G., McDermott, M., Chen, I. Y., &amp; Ghassemi, M. (2021). CheXclusion: Fairness gaps in deep chest X-ray classifiers. In</w:t>
       </w:r>
       <w:r>
         <w:t xml:space="preserve"> </w:t>
@@ -6936,139 +7034,10 @@
         <w:t xml:space="preserve">Pacific Symposium on Biocomputing 2021</w:t>
       </w:r>
       <w:r>
-        <w:t xml:space="preserve">, 232-243.</w:t>
-      </w:r>
-    </w:p>
-    <w:p>
-      <w:pPr>
-        <w:pStyle w:val="ReferenceEntry"/>
-        <w:numPr>
-          <w:ilvl w:val="0"/>
-          <w:numId w:val="1001"/>
-        </w:numPr>
-        <w:spacing w:after="60"/>
-        <w:ind w:left="360" w:hanging="259"/>
-        <w:jc w:val="left"/>
-        <w:keepNext w:val="0"/>
-        <w:keepLines w:val="0"/>
-        <w:widowControl w:val="1"/>
-      </w:pPr>
-      <w:r>
-        <w:rPr>
-          <w:rFonts w:ascii="Georgia" w:hAnsi="Georgia"/>
-          <w:sz w:val="20"/>
-        </w:rPr>
-        <w:t xml:space="preserve">31. </w:t>
-      </w:r>
-      <w:r>
-        <w:rPr>
-          <w:highlight w:val="yellow"/>
-        </w:rPr>
-        <w:t xml:space="preserve">Zech, J. R., Badgeley, M. A., Liu, M., Costa, A. B., Titano, J. J., Oermann, E. K. (2018). Variable generalization performance of a deep learning model to detect pneumonia in chest radiographs.</w:t>
-      </w:r>
-      <w:r>
         <w:t xml:space="preserve"> </w:t>
       </w:r>
       <w:r>
-        <w:rPr>
-          <w:i/>
-          <w:iCs/>
-          <w:highlight w:val="yellow"/>
-        </w:rPr>
-        <w:t xml:space="preserve">PLOS Medicine</w:t>
-      </w:r>
-      <w:r>
-        <w:rPr>
-          <w:highlight w:val="yellow"/>
-        </w:rPr>
-        <w:t xml:space="preserve">, 15(11), e1002683.</w:t>
-      </w:r>
-    </w:p>
-    <w:p>
-      <w:pPr>
-        <w:pStyle w:val="ReferenceEntry"/>
-        <w:numPr>
-          <w:ilvl w:val="0"/>
-          <w:numId w:val="1001"/>
-        </w:numPr>
-        <w:spacing w:after="60"/>
-        <w:ind w:left="360" w:hanging="259"/>
-        <w:jc w:val="left"/>
-        <w:keepNext w:val="0"/>
-        <w:keepLines w:val="0"/>
-        <w:widowControl w:val="1"/>
-      </w:pPr>
-      <w:r>
-        <w:rPr>
-          <w:rFonts w:ascii="Georgia" w:hAnsi="Georgia"/>
-          <w:sz w:val="20"/>
-        </w:rPr>
-        <w:t xml:space="preserve">32. </w:t>
-      </w:r>
-      <w:r>
-        <w:rPr>
-          <w:highlight w:val="yellow"/>
-        </w:rPr>
-        <w:t xml:space="preserve">Ovadia, Y., et al. (2019). Can you trust your model's uncertainty? Evaluating predictive uncertainty under dataset shift.</w:t>
-      </w:r>
-      <w:r>
-        <w:t xml:space="preserve"> </w:t>
-      </w:r>
-      <w:r>
-        <w:rPr>
-          <w:i/>
-          <w:iCs/>
-          <w:highlight w:val="yellow"/>
-        </w:rPr>
-        <w:t xml:space="preserve">NeurIPS 32</w:t>
-      </w:r>
-      <w:r>
-        <w:t xml:space="preserve">.</w:t>
-      </w:r>
-    </w:p>
-    <w:p>
-      <w:pPr>
-        <w:pStyle w:val="ReferenceEntry"/>
-        <w:numPr>
-          <w:ilvl w:val="0"/>
-          <w:numId w:val="1001"/>
-        </w:numPr>
-        <w:spacing w:after="60"/>
-        <w:ind w:left="360" w:hanging="259"/>
-        <w:jc w:val="left"/>
-        <w:keepNext w:val="0"/>
-        <w:keepLines w:val="0"/>
-        <w:widowControl w:val="1"/>
-      </w:pPr>
-      <w:r>
-        <w:rPr>
-          <w:rFonts w:ascii="Georgia" w:hAnsi="Georgia"/>
-          <w:sz w:val="20"/>
-        </w:rPr>
-        <w:t xml:space="preserve">33. </w:t>
-      </w:r>
-      <w:r>
-        <w:rPr>
-          <w:highlight w:val="yellow"/>
-        </w:rPr>
-        <w:t xml:space="preserve">Cohen, J. P., Hashir, M., Brooks, R., Bertrand, H. (2020). On the limits of cross-domain generalization in automated X-ray prediction.</w:t>
-      </w:r>
-      <w:r>
-        <w:t xml:space="preserve"> </w:t>
-      </w:r>
-      <w:r>
-        <w:rPr>
-          <w:i/>
-          <w:iCs/>
-          <w:highlight w:val="yellow"/>
-        </w:rPr>
-        <w:t xml:space="preserve">Medical Imaging with Deep Learning (MIDL)</w:t>
-      </w:r>
-      <w:r>
-        <w:rPr>
-          <w:highlight w:val="yellow"/>
-        </w:rPr>
-        <w:t xml:space="preserve">, PMLR 121, 136-155. arXiv:2002.02497.</w:t>
+        <w:t xml:space="preserve">(pp. 232-243). World Scientific. https://doi.org/10.1142/9789811232701_0022</w:t>
       </w:r>
     </w:p>
     <w:bookmarkEnd w:id="57"/>

--- a/manuscript.docx
+++ b/manuscript.docx
@@ -5867,8 +5867,8 @@
     <w:p>
       <w:pPr>
         <w:pStyle w:val="ReferenceEntry"/>
-        <w:spacing w:after="60"/>
-        <w:ind w:left="403" w:hanging="403"/>
+        <w:spacing w:after="100"/>
+        <w:ind w:left="475" w:hanging="475"/>
         <w:jc w:val="left"/>
         <w:keepNext w:val="0"/>
         <w:keepLines w:val="0"/>
@@ -5901,8 +5901,8 @@
     <w:p>
       <w:pPr>
         <w:pStyle w:val="ReferenceEntry"/>
-        <w:spacing w:after="60"/>
-        <w:ind w:left="403" w:hanging="403"/>
+        <w:spacing w:after="100"/>
+        <w:ind w:left="475" w:hanging="475"/>
         <w:jc w:val="left"/>
         <w:keepNext w:val="0"/>
         <w:keepLines w:val="0"/>
@@ -5935,8 +5935,8 @@
     <w:p>
       <w:pPr>
         <w:pStyle w:val="ReferenceEntry"/>
-        <w:spacing w:after="60"/>
-        <w:ind w:left="403" w:hanging="403"/>
+        <w:spacing w:after="100"/>
+        <w:ind w:left="475" w:hanging="475"/>
         <w:jc w:val="left"/>
         <w:keepNext w:val="0"/>
         <w:keepLines w:val="0"/>
@@ -5972,8 +5972,8 @@
     <w:p>
       <w:pPr>
         <w:pStyle w:val="ReferenceEntry"/>
-        <w:spacing w:after="60"/>
-        <w:ind w:left="403" w:hanging="403"/>
+        <w:spacing w:after="100"/>
+        <w:ind w:left="475" w:hanging="475"/>
         <w:jc w:val="left"/>
         <w:keepNext w:val="0"/>
         <w:keepLines w:val="0"/>
@@ -6006,8 +6006,8 @@
     <w:p>
       <w:pPr>
         <w:pStyle w:val="ReferenceEntry"/>
-        <w:spacing w:after="60"/>
-        <w:ind w:left="403" w:hanging="403"/>
+        <w:spacing w:after="100"/>
+        <w:ind w:left="475" w:hanging="475"/>
         <w:jc w:val="left"/>
         <w:keepNext w:val="0"/>
         <w:keepLines w:val="0"/>
@@ -6040,8 +6040,8 @@
     <w:p>
       <w:pPr>
         <w:pStyle w:val="ReferenceEntry"/>
-        <w:spacing w:after="60"/>
-        <w:ind w:left="403" w:hanging="403"/>
+        <w:spacing w:after="100"/>
+        <w:ind w:left="475" w:hanging="475"/>
         <w:jc w:val="left"/>
         <w:keepNext w:val="0"/>
         <w:keepLines w:val="0"/>
@@ -6074,8 +6074,8 @@
     <w:p>
       <w:pPr>
         <w:pStyle w:val="ReferenceEntry"/>
-        <w:spacing w:after="60"/>
-        <w:ind w:left="403" w:hanging="403"/>
+        <w:spacing w:after="100"/>
+        <w:ind w:left="475" w:hanging="475"/>
         <w:jc w:val="left"/>
         <w:keepNext w:val="0"/>
         <w:keepLines w:val="0"/>
@@ -6108,8 +6108,8 @@
     <w:p>
       <w:pPr>
         <w:pStyle w:val="ReferenceEntry"/>
-        <w:spacing w:after="60"/>
-        <w:ind w:left="403" w:hanging="403"/>
+        <w:spacing w:after="100"/>
+        <w:ind w:left="475" w:hanging="475"/>
         <w:jc w:val="left"/>
         <w:keepNext w:val="0"/>
         <w:keepLines w:val="0"/>
@@ -6142,8 +6142,8 @@
     <w:p>
       <w:pPr>
         <w:pStyle w:val="ReferenceEntry"/>
-        <w:spacing w:after="60"/>
-        <w:ind w:left="403" w:hanging="403"/>
+        <w:spacing w:after="100"/>
+        <w:ind w:left="475" w:hanging="475"/>
         <w:jc w:val="left"/>
         <w:keepNext w:val="0"/>
         <w:keepLines w:val="0"/>
@@ -6176,8 +6176,8 @@
     <w:p>
       <w:pPr>
         <w:pStyle w:val="ReferenceEntry"/>
-        <w:spacing w:after="60"/>
-        <w:ind w:left="403" w:hanging="403"/>
+        <w:spacing w:after="100"/>
+        <w:ind w:left="475" w:hanging="475"/>
         <w:jc w:val="left"/>
         <w:keepNext w:val="0"/>
         <w:keepLines w:val="0"/>
@@ -6210,8 +6210,8 @@
     <w:p>
       <w:pPr>
         <w:pStyle w:val="ReferenceEntry"/>
-        <w:spacing w:after="60"/>
-        <w:ind w:left="403" w:hanging="403"/>
+        <w:spacing w:after="100"/>
+        <w:ind w:left="475" w:hanging="475"/>
         <w:jc w:val="left"/>
         <w:keepNext w:val="0"/>
         <w:keepLines w:val="0"/>
@@ -6244,8 +6244,8 @@
     <w:p>
       <w:pPr>
         <w:pStyle w:val="ReferenceEntry"/>
-        <w:spacing w:after="60"/>
-        <w:ind w:left="403" w:hanging="403"/>
+        <w:spacing w:after="100"/>
+        <w:ind w:left="475" w:hanging="475"/>
         <w:jc w:val="left"/>
         <w:keepNext w:val="0"/>
         <w:keepLines w:val="0"/>
@@ -6288,8 +6288,8 @@
     <w:p>
       <w:pPr>
         <w:pStyle w:val="ReferenceEntry"/>
-        <w:spacing w:after="60"/>
-        <w:ind w:left="403" w:hanging="403"/>
+        <w:spacing w:after="100"/>
+        <w:ind w:left="475" w:hanging="475"/>
         <w:jc w:val="left"/>
         <w:keepNext w:val="0"/>
         <w:keepLines w:val="0"/>
@@ -6329,8 +6329,8 @@
     <w:p>
       <w:pPr>
         <w:pStyle w:val="ReferenceEntry"/>
-        <w:spacing w:after="60"/>
-        <w:ind w:left="403" w:hanging="403"/>
+        <w:spacing w:after="100"/>
+        <w:ind w:left="475" w:hanging="475"/>
         <w:jc w:val="left"/>
         <w:keepNext w:val="0"/>
         <w:keepLines w:val="0"/>
@@ -6370,8 +6370,8 @@
     <w:p>
       <w:pPr>
         <w:pStyle w:val="ReferenceEntry"/>
-        <w:spacing w:after="60"/>
-        <w:ind w:left="403" w:hanging="403"/>
+        <w:spacing w:after="100"/>
+        <w:ind w:left="475" w:hanging="475"/>
         <w:jc w:val="left"/>
         <w:keepNext w:val="0"/>
         <w:keepLines w:val="0"/>
@@ -6404,8 +6404,8 @@
     <w:p>
       <w:pPr>
         <w:pStyle w:val="ReferenceEntry"/>
-        <w:spacing w:after="60"/>
-        <w:ind w:left="403" w:hanging="403"/>
+        <w:spacing w:after="100"/>
+        <w:ind w:left="475" w:hanging="475"/>
         <w:jc w:val="left"/>
         <w:keepNext w:val="0"/>
         <w:keepLines w:val="0"/>
@@ -6438,8 +6438,8 @@
     <w:p>
       <w:pPr>
         <w:pStyle w:val="ReferenceEntry"/>
-        <w:spacing w:after="60"/>
-        <w:ind w:left="403" w:hanging="403"/>
+        <w:spacing w:after="100"/>
+        <w:ind w:left="475" w:hanging="475"/>
         <w:jc w:val="left"/>
         <w:keepNext w:val="0"/>
         <w:keepLines w:val="0"/>
@@ -6475,8 +6475,8 @@
     <w:p>
       <w:pPr>
         <w:pStyle w:val="ReferenceEntry"/>
-        <w:spacing w:after="60"/>
-        <w:ind w:left="403" w:hanging="403"/>
+        <w:spacing w:after="100"/>
+        <w:ind w:left="475" w:hanging="475"/>
         <w:jc w:val="left"/>
         <w:keepNext w:val="0"/>
         <w:keepLines w:val="0"/>
@@ -6509,8 +6509,8 @@
     <w:p>
       <w:pPr>
         <w:pStyle w:val="ReferenceEntry"/>
-        <w:spacing w:after="60"/>
-        <w:ind w:left="403" w:hanging="403"/>
+        <w:spacing w:after="100"/>
+        <w:ind w:left="475" w:hanging="475"/>
         <w:jc w:val="left"/>
         <w:keepNext w:val="0"/>
         <w:keepLines w:val="0"/>
@@ -6543,8 +6543,8 @@
     <w:p>
       <w:pPr>
         <w:pStyle w:val="ReferenceEntry"/>
-        <w:spacing w:after="60"/>
-        <w:ind w:left="403" w:hanging="403"/>
+        <w:spacing w:after="100"/>
+        <w:ind w:left="475" w:hanging="475"/>
         <w:jc w:val="left"/>
         <w:keepNext w:val="0"/>
         <w:keepLines w:val="0"/>
@@ -6577,8 +6577,8 @@
     <w:p>
       <w:pPr>
         <w:pStyle w:val="ReferenceEntry"/>
-        <w:spacing w:after="60"/>
-        <w:ind w:left="403" w:hanging="403"/>
+        <w:spacing w:after="100"/>
+        <w:ind w:left="475" w:hanging="475"/>
         <w:jc w:val="left"/>
         <w:keepNext w:val="0"/>
         <w:keepLines w:val="0"/>
@@ -6614,8 +6614,8 @@
     <w:p>
       <w:pPr>
         <w:pStyle w:val="ReferenceEntry"/>
-        <w:spacing w:after="60"/>
-        <w:ind w:left="403" w:hanging="403"/>
+        <w:spacing w:after="100"/>
+        <w:ind w:left="475" w:hanging="475"/>
         <w:jc w:val="left"/>
         <w:keepNext w:val="0"/>
         <w:keepLines w:val="0"/>
@@ -6651,8 +6651,8 @@
     <w:p>
       <w:pPr>
         <w:pStyle w:val="ReferenceEntry"/>
-        <w:spacing w:after="60"/>
-        <w:ind w:left="403" w:hanging="403"/>
+        <w:spacing w:after="100"/>
+        <w:ind w:left="475" w:hanging="475"/>
         <w:jc w:val="left"/>
         <w:keepNext w:val="0"/>
         <w:keepLines w:val="0"/>
@@ -6688,8 +6688,8 @@
     <w:p>
       <w:pPr>
         <w:pStyle w:val="ReferenceEntry"/>
-        <w:spacing w:after="60"/>
-        <w:ind w:left="403" w:hanging="403"/>
+        <w:spacing w:after="100"/>
+        <w:ind w:left="475" w:hanging="475"/>
         <w:jc w:val="left"/>
         <w:keepNext w:val="0"/>
         <w:keepLines w:val="0"/>
@@ -6725,8 +6725,8 @@
     <w:p>
       <w:pPr>
         <w:pStyle w:val="ReferenceEntry"/>
-        <w:spacing w:after="60"/>
-        <w:ind w:left="403" w:hanging="403"/>
+        <w:spacing w:after="100"/>
+        <w:ind w:left="475" w:hanging="475"/>
         <w:jc w:val="left"/>
         <w:keepNext w:val="0"/>
         <w:keepLines w:val="0"/>
@@ -6759,8 +6759,8 @@
     <w:p>
       <w:pPr>
         <w:pStyle w:val="ReferenceEntry"/>
-        <w:spacing w:after="60"/>
-        <w:ind w:left="403" w:hanging="403"/>
+        <w:spacing w:after="100"/>
+        <w:ind w:left="475" w:hanging="475"/>
         <w:jc w:val="left"/>
         <w:keepNext w:val="0"/>
         <w:keepLines w:val="0"/>
@@ -6796,8 +6796,8 @@
     <w:p>
       <w:pPr>
         <w:pStyle w:val="ReferenceEntry"/>
-        <w:spacing w:after="60"/>
-        <w:ind w:left="403" w:hanging="403"/>
+        <w:spacing w:after="100"/>
+        <w:ind w:left="475" w:hanging="475"/>
         <w:jc w:val="left"/>
         <w:keepNext w:val="0"/>
         <w:keepLines w:val="0"/>
@@ -6830,8 +6830,8 @@
     <w:p>
       <w:pPr>
         <w:pStyle w:val="ReferenceEntry"/>
-        <w:spacing w:after="60"/>
-        <w:ind w:left="403" w:hanging="403"/>
+        <w:spacing w:after="100"/>
+        <w:ind w:left="475" w:hanging="475"/>
         <w:jc w:val="left"/>
         <w:keepNext w:val="0"/>
         <w:keepLines w:val="0"/>
@@ -6864,8 +6864,8 @@
     <w:p>
       <w:pPr>
         <w:pStyle w:val="ReferenceEntry"/>
-        <w:spacing w:after="60"/>
-        <w:ind w:left="403" w:hanging="403"/>
+        <w:spacing w:after="100"/>
+        <w:ind w:left="475" w:hanging="475"/>
         <w:jc w:val="left"/>
         <w:keepNext w:val="0"/>
         <w:keepLines w:val="0"/>
@@ -6898,8 +6898,8 @@
     <w:p>
       <w:pPr>
         <w:pStyle w:val="ReferenceEntry"/>
-        <w:spacing w:after="60"/>
-        <w:ind w:left="403" w:hanging="403"/>
+        <w:spacing w:after="100"/>
+        <w:ind w:left="475" w:hanging="475"/>
         <w:jc w:val="left"/>
         <w:keepNext w:val="0"/>
         <w:keepLines w:val="0"/>
@@ -6932,8 +6932,8 @@
     <w:p>
       <w:pPr>
         <w:pStyle w:val="ReferenceEntry"/>
-        <w:spacing w:after="60"/>
-        <w:ind w:left="403" w:hanging="403"/>
+        <w:spacing w:after="100"/>
+        <w:ind w:left="475" w:hanging="475"/>
         <w:jc w:val="left"/>
         <w:keepNext w:val="0"/>
         <w:keepLines w:val="0"/>
@@ -6969,8 +6969,8 @@
     <w:p>
       <w:pPr>
         <w:pStyle w:val="ReferenceEntry"/>
-        <w:spacing w:after="60"/>
-        <w:ind w:left="403" w:hanging="403"/>
+        <w:spacing w:after="100"/>
+        <w:ind w:left="475" w:hanging="475"/>
         <w:jc w:val="left"/>
         <w:keepNext w:val="0"/>
         <w:keepLines w:val="0"/>
@@ -7006,8 +7006,8 @@
     <w:p>
       <w:pPr>
         <w:pStyle w:val="ReferenceEntry"/>
-        <w:spacing w:after="60"/>
-        <w:ind w:left="403" w:hanging="403"/>
+        <w:spacing w:after="100"/>
+        <w:ind w:left="475" w:hanging="475"/>
         <w:jc w:val="left"/>
         <w:keepNext w:val="0"/>
         <w:keepLines w:val="0"/>
@@ -19482,8 +19482,8 @@
     <w:basedOn w:val="BodyText"/>
     <w:pPr>
       <w:keepNext w:val="0"/>
-      <w:spacing w:after="60" w:before="0" w:line="252" w:lineRule="auto"/>
-      <w:ind w:left="403" w:hanging="403"/>
+      <w:spacing w:after="100" w:before="0" w:line="259" w:lineRule="auto"/>
+      <w:ind w:left="475" w:hanging="475"/>
       <w:jc w:val="left"/>
     </w:pPr>
     <w:rPr>

--- a/manuscript.docx
+++ b/manuscript.docx
@@ -5877,24 +5877,34 @@
       <w:r>
         <w:rPr>
           <w:rFonts w:ascii="Georgia" w:hAnsi="Georgia"/>
-          <w:sz w:val="20"/>
+          <w:sz w:val="19"/>
         </w:rPr>
         <w:t xml:space="preserve">1. </w:t>
       </w:r>
       <w:r>
+        <w:rPr>
+          <w:sz w:val="19"/>
+        </w:rPr>
         <w:t xml:space="preserve">Sufian, M. A., Hamzi, W., Sharifi, T., Zaman, S., Alsadder, L., Lee, E., Hakim, A., &amp; Hamzi, B. (2024). AI-driven thoracic X-ray diagnostics: Transformative transfer learning for clinical validation in pulmonary radiography.</w:t>
       </w:r>
       <w:r>
+        <w:rPr>
+          <w:sz w:val="19"/>
+        </w:rPr>
         <w:t xml:space="preserve"> </w:t>
       </w:r>
       <w:r>
         <w:rPr>
           <w:i/>
           <w:iCs/>
+          <w:sz w:val="19"/>
         </w:rPr>
         <w:t xml:space="preserve">Journal of Personalized Medicine, 14</w:t>
       </w:r>
       <w:r>
+        <w:rPr>
+          <w:sz w:val="19"/>
+        </w:rPr>
         <w:t xml:space="preserve">(8), 856. https://doi.org/10.3390/jpm14080856</w:t>
       </w:r>
     </w:p>
@@ -5911,24 +5921,34 @@
       <w:r>
         <w:rPr>
           <w:rFonts w:ascii="Georgia" w:hAnsi="Georgia"/>
-          <w:sz w:val="20"/>
+          <w:sz w:val="19"/>
         </w:rPr>
         <w:t xml:space="preserve">2. </w:t>
       </w:r>
       <w:r>
+        <w:rPr>
+          <w:sz w:val="19"/>
+        </w:rPr>
         <w:t xml:space="preserve">Arulananth, T. S., Prakash, S. W., Ayyasamy, R. K., Kavitha, V. P., Kuppusamy, P. G., &amp; Chinnasamy, P. (2024). Classification of paediatric pneumonia using modified DenseNet-121 deep-learning model.</w:t>
       </w:r>
       <w:r>
+        <w:rPr>
+          <w:sz w:val="19"/>
+        </w:rPr>
         <w:t xml:space="preserve"> </w:t>
       </w:r>
       <w:r>
         <w:rPr>
           <w:i/>
           <w:iCs/>
+          <w:sz w:val="19"/>
         </w:rPr>
         <w:t xml:space="preserve">IEEE Access, 12</w:t>
       </w:r>
       <w:r>
+        <w:rPr>
+          <w:sz w:val="19"/>
+        </w:rPr>
         <w:t xml:space="preserve">, 35716-35727. https://doi.org/10.1109/ACCESS.2024.3371151</w:t>
       </w:r>
     </w:p>
@@ -5945,27 +5965,40 @@
       <w:r>
         <w:rPr>
           <w:rFonts w:ascii="Georgia" w:hAnsi="Georgia"/>
-          <w:sz w:val="20"/>
+          <w:sz w:val="19"/>
         </w:rPr>
         <w:t xml:space="preserve">3. </w:t>
       </w:r>
       <w:r>
+        <w:rPr>
+          <w:sz w:val="19"/>
+        </w:rPr>
         <w:t xml:space="preserve">Wang, X., Peng, Y., Lu, L., Lu, Z., Bagheri, M., &amp; Summers, R. M. (2017). ChestX-ray8: Hospital-scale chest X-ray database and benchmarks on weakly-supervised classification and localization of common thorax diseases. In</w:t>
       </w:r>
       <w:r>
+        <w:rPr>
+          <w:sz w:val="19"/>
+        </w:rPr>
         <w:t xml:space="preserve"> </w:t>
       </w:r>
       <w:r>
         <w:rPr>
           <w:i/>
           <w:iCs/>
+          <w:sz w:val="19"/>
         </w:rPr>
         <w:t xml:space="preserve">Proceedings of the IEEE Conference on Computer Vision and Pattern Recognition (CVPR)</w:t>
       </w:r>
       <w:r>
+        <w:rPr>
+          <w:sz w:val="19"/>
+        </w:rPr>
         <w:t xml:space="preserve"> </w:t>
       </w:r>
       <w:r>
+        <w:rPr>
+          <w:sz w:val="19"/>
+        </w:rPr>
         <w:t xml:space="preserve">(pp. 2097-2106). IEEE. https://doi.org/10.1109/CVPR.2017.369</w:t>
       </w:r>
     </w:p>
@@ -5982,24 +6015,34 @@
       <w:r>
         <w:rPr>
           <w:rFonts w:ascii="Georgia" w:hAnsi="Georgia"/>
-          <w:sz w:val="20"/>
+          <w:sz w:val="19"/>
         </w:rPr>
         <w:t xml:space="preserve">4. </w:t>
       </w:r>
       <w:r>
+        <w:rPr>
+          <w:sz w:val="19"/>
+        </w:rPr>
         <w:t xml:space="preserve">Rajpurkar, P., Irvin, J., Zhu, K., Yang, B., Mehta, H., Duan, T., Ding, D., Bagul, A., Langlotz, C., Shpanskaya, K., Lungren, M. P., &amp; Ng, A. Y. (2017). CheXNet: Radiologist-level pneumonia detection on chest X-rays with deep learning.</w:t>
       </w:r>
       <w:r>
+        <w:rPr>
+          <w:sz w:val="19"/>
+        </w:rPr>
         <w:t xml:space="preserve"> </w:t>
       </w:r>
       <w:r>
         <w:rPr>
           <w:i/>
           <w:iCs/>
+          <w:sz w:val="19"/>
         </w:rPr>
         <w:t xml:space="preserve">arXiv</w:t>
       </w:r>
       <w:r>
+        <w:rPr>
+          <w:sz w:val="19"/>
+        </w:rPr>
         <w:t xml:space="preserve">. https://arxiv.org/abs/1711.05225</w:t>
       </w:r>
     </w:p>
@@ -6016,24 +6059,34 @@
       <w:r>
         <w:rPr>
           <w:rFonts w:ascii="Georgia" w:hAnsi="Georgia"/>
-          <w:sz w:val="20"/>
+          <w:sz w:val="19"/>
         </w:rPr>
         <w:t xml:space="preserve">5. </w:t>
       </w:r>
       <w:r>
+        <w:rPr>
+          <w:sz w:val="19"/>
+        </w:rPr>
         <w:t xml:space="preserve">Irvin, J., Rajpurkar, P., Ko, M., Yu, Y., Ciurea-Ilcus, S., Chute, C., Marklund, H., Haghgoo, B., Ball, R., Shpanskaya, K., Seekins, J., Mong, D. A., Halabi, S. S., Sandberg, J. K., Jones, R., Larson, D. B., Langlotz, C. P., Patel, B. N., Lungren, M. P., &amp; Ng, A. Y. (2019). CheXpert: A large chest radiograph dataset with uncertainty labels and expert comparison.</w:t>
       </w:r>
       <w:r>
+        <w:rPr>
+          <w:sz w:val="19"/>
+        </w:rPr>
         <w:t xml:space="preserve"> </w:t>
       </w:r>
       <w:r>
         <w:rPr>
           <w:i/>
           <w:iCs/>
+          <w:sz w:val="19"/>
         </w:rPr>
         <w:t xml:space="preserve">Proceedings of the AAAI Conference on Artificial Intelligence, 33</w:t>
       </w:r>
       <w:r>
+        <w:rPr>
+          <w:sz w:val="19"/>
+        </w:rPr>
         <w:t xml:space="preserve">(1), 590-597. https://doi.org/10.1609/aaai.v33i01.3301590</w:t>
       </w:r>
     </w:p>
@@ -6050,24 +6103,34 @@
       <w:r>
         <w:rPr>
           <w:rFonts w:ascii="Georgia" w:hAnsi="Georgia"/>
-          <w:sz w:val="20"/>
+          <w:sz w:val="19"/>
         </w:rPr>
         <w:t xml:space="preserve">6. </w:t>
       </w:r>
       <w:r>
+        <w:rPr>
+          <w:sz w:val="19"/>
+        </w:rPr>
         <w:t xml:space="preserve">Lakhani, P., &amp; Sundaram, B. (2017). Deep learning at chest radiography: Automated classification of pulmonary tuberculosis by using convolutional neural networks.</w:t>
       </w:r>
       <w:r>
+        <w:rPr>
+          <w:sz w:val="19"/>
+        </w:rPr>
         <w:t xml:space="preserve"> </w:t>
       </w:r>
       <w:r>
         <w:rPr>
           <w:i/>
           <w:iCs/>
+          <w:sz w:val="19"/>
         </w:rPr>
         <w:t xml:space="preserve">Radiology, 284</w:t>
       </w:r>
       <w:r>
+        <w:rPr>
+          <w:sz w:val="19"/>
+        </w:rPr>
         <w:t xml:space="preserve">(2), 574-582. https://doi.org/10.1148/radiol.2017162326</w:t>
       </w:r>
     </w:p>
@@ -6084,24 +6147,34 @@
       <w:r>
         <w:rPr>
           <w:rFonts w:ascii="Georgia" w:hAnsi="Georgia"/>
-          <w:sz w:val="20"/>
+          <w:sz w:val="19"/>
         </w:rPr>
         <w:t xml:space="preserve">7. </w:t>
       </w:r>
       <w:r>
+        <w:rPr>
+          <w:sz w:val="19"/>
+        </w:rPr>
         <w:t xml:space="preserve">Majkowska, A., Mittal, S., Steiner, D. F., Reicher, J. J., McKinney, S. M., Duggan, G. E., Eswaran, K., Chen, P.-H. C., Liu, Y., Kalidindi, S. R., Ding, A., Corrado, G. S., Tse, D., &amp; Shetty, S. (2020). Chest radiograph interpretation with deep learning models: Assessment with radiologist-adjudicated reference standards and population-adjusted evaluation.</w:t>
       </w:r>
       <w:r>
+        <w:rPr>
+          <w:sz w:val="19"/>
+        </w:rPr>
         <w:t xml:space="preserve"> </w:t>
       </w:r>
       <w:r>
         <w:rPr>
           <w:i/>
           <w:iCs/>
+          <w:sz w:val="19"/>
         </w:rPr>
         <w:t xml:space="preserve">Radiology, 294</w:t>
       </w:r>
       <w:r>
+        <w:rPr>
+          <w:sz w:val="19"/>
+        </w:rPr>
         <w:t xml:space="preserve">(2), 421-431. https://doi.org/10.1148/radiol.2019191293</w:t>
       </w:r>
     </w:p>
@@ -6118,24 +6191,34 @@
       <w:r>
         <w:rPr>
           <w:rFonts w:ascii="Georgia" w:hAnsi="Georgia"/>
-          <w:sz w:val="20"/>
+          <w:sz w:val="19"/>
         </w:rPr>
         <w:t xml:space="preserve">8. </w:t>
       </w:r>
       <w:r>
+        <w:rPr>
+          <w:sz w:val="19"/>
+        </w:rPr>
         <w:t xml:space="preserve">Park, S., Kim, G., Oh, Y., Seo, J. B., Lee, S. M., Kim, J. H., Moon, S., Lim, J.-K., Park, C. M., &amp; Ye, J. C. (2022). Self-evolving vision transformer for chest X-ray diagnosis through knowledge distillation.</w:t>
       </w:r>
       <w:r>
+        <w:rPr>
+          <w:sz w:val="19"/>
+        </w:rPr>
         <w:t xml:space="preserve"> </w:t>
       </w:r>
       <w:r>
         <w:rPr>
           <w:i/>
           <w:iCs/>
+          <w:sz w:val="19"/>
         </w:rPr>
         <w:t xml:space="preserve">Nature Communications, 13</w:t>
       </w:r>
       <w:r>
+        <w:rPr>
+          <w:sz w:val="19"/>
+        </w:rPr>
         <w:t xml:space="preserve">, 3848. https://doi.org/10.1038/s41467-022-31514-x</w:t>
       </w:r>
     </w:p>
@@ -6152,24 +6235,34 @@
       <w:r>
         <w:rPr>
           <w:rFonts w:ascii="Georgia" w:hAnsi="Georgia"/>
-          <w:sz w:val="20"/>
+          <w:sz w:val="19"/>
         </w:rPr>
         <w:t xml:space="preserve">9. </w:t>
       </w:r>
       <w:r>
+        <w:rPr>
+          <w:sz w:val="19"/>
+        </w:rPr>
         <w:t xml:space="preserve">Cohen, J. P., Viviano, J. D., Bertin, P., Morrison, P., Torabian, P., Guarrera, M., Lungren, M. P., Chaudhari, A., Brooks, R., Hashir, M., &amp; Bertrand, H. (2021). TorchXRayVision: A library of chest X-ray datasets and models.</w:t>
       </w:r>
       <w:r>
+        <w:rPr>
+          <w:sz w:val="19"/>
+        </w:rPr>
         <w:t xml:space="preserve"> </w:t>
       </w:r>
       <w:r>
         <w:rPr>
           <w:i/>
           <w:iCs/>
+          <w:sz w:val="19"/>
         </w:rPr>
         <w:t xml:space="preserve">arXiv</w:t>
       </w:r>
       <w:r>
+        <w:rPr>
+          <w:sz w:val="19"/>
+        </w:rPr>
         <w:t xml:space="preserve">. https://arxiv.org/abs/2111.00595</w:t>
       </w:r>
     </w:p>
@@ -6186,24 +6279,34 @@
       <w:r>
         <w:rPr>
           <w:rFonts w:ascii="Georgia" w:hAnsi="Georgia"/>
-          <w:sz w:val="20"/>
+          <w:sz w:val="19"/>
         </w:rPr>
         <w:t xml:space="preserve">10. </w:t>
       </w:r>
       <w:r>
+        <w:rPr>
+          <w:sz w:val="19"/>
+        </w:rPr>
         <w:t xml:space="preserve">Johnson, A. E. W., Pollard, T. J., Greenbaum, N. R., Lungren, M. P., Deng, C.-Y., Peng, Y., Lu, Z., Mark, R. G., Berkowitz, S. J., &amp; Horng, S. (2019). MIMIC-CXR-JPG, a large publicly available database of labeled chest radiographs.</w:t>
       </w:r>
       <w:r>
+        <w:rPr>
+          <w:sz w:val="19"/>
+        </w:rPr>
         <w:t xml:space="preserve"> </w:t>
       </w:r>
       <w:r>
         <w:rPr>
           <w:i/>
           <w:iCs/>
+          <w:sz w:val="19"/>
         </w:rPr>
         <w:t xml:space="preserve">arXiv</w:t>
       </w:r>
       <w:r>
+        <w:rPr>
+          <w:sz w:val="19"/>
+        </w:rPr>
         <w:t xml:space="preserve">. https://arxiv.org/abs/1901.07042</w:t>
       </w:r>
     </w:p>
@@ -6220,24 +6323,34 @@
       <w:r>
         <w:rPr>
           <w:rFonts w:ascii="Georgia" w:hAnsi="Georgia"/>
-          <w:sz w:val="20"/>
+          <w:sz w:val="19"/>
         </w:rPr>
         <w:t xml:space="preserve">11. </w:t>
       </w:r>
       <w:r>
+        <w:rPr>
+          <w:sz w:val="19"/>
+        </w:rPr>
         <w:t xml:space="preserve">Bustos, A., Pertusa, A., Salinas, J.-M., &amp; de la Iglesia-Vayá, M. (2020). PadChest: A large chest X-ray image dataset with multi-label annotated reports.</w:t>
       </w:r>
       <w:r>
+        <w:rPr>
+          <w:sz w:val="19"/>
+        </w:rPr>
         <w:t xml:space="preserve"> </w:t>
       </w:r>
       <w:r>
         <w:rPr>
           <w:i/>
           <w:iCs/>
+          <w:sz w:val="19"/>
         </w:rPr>
         <w:t xml:space="preserve">Medical Image Analysis, 66</w:t>
       </w:r>
       <w:r>
+        <w:rPr>
+          <w:sz w:val="19"/>
+        </w:rPr>
         <w:t xml:space="preserve">, Article 101797. https://doi.org/10.1016/j.media.2020.101797</w:t>
       </w:r>
     </w:p>
@@ -6254,32 +6367,41 @@
       <w:r>
         <w:rPr>
           <w:rFonts w:ascii="Georgia" w:hAnsi="Georgia"/>
-          <w:sz w:val="20"/>
+          <w:sz w:val="19"/>
         </w:rPr>
         <w:t xml:space="preserve">12. </w:t>
       </w:r>
       <w:r>
         <w:rPr>
+          <w:sz w:val="19"/>
           <w:highlight w:val="yellow"/>
         </w:rPr>
         <w:t xml:space="preserve">Cohen, J. P., Hashir, M., Brooks, R., &amp; Bertrand, H. (2020). On the limits of cross-domain generalization in automated X-ray prediction. In</w:t>
       </w:r>
       <w:r>
+        <w:rPr>
+          <w:sz w:val="19"/>
+        </w:rPr>
         <w:t xml:space="preserve"> </w:t>
       </w:r>
       <w:r>
         <w:rPr>
           <w:i/>
           <w:iCs/>
+          <w:sz w:val="19"/>
           <w:highlight w:val="yellow"/>
         </w:rPr>
         <w:t xml:space="preserve">Proceedings of the Third Conference on Medical Imaging with Deep Learning (MIDL 2020)</w:t>
       </w:r>
       <w:r>
+        <w:rPr>
+          <w:sz w:val="19"/>
+        </w:rPr>
         <w:t xml:space="preserve"> </w:t>
       </w:r>
       <w:r>
         <w:rPr>
+          <w:sz w:val="19"/>
           <w:highlight w:val="yellow"/>
         </w:rPr>
         <w:t xml:space="preserve">(Proceedings of Machine Learning Research, Vol. 121, pp. 136-155). PMLR. https://proceedings.mlr.press/v121/cohen20a.html</w:t>
@@ -6298,29 +6420,35 @@
       <w:r>
         <w:rPr>
           <w:rFonts w:ascii="Georgia" w:hAnsi="Georgia"/>
-          <w:sz w:val="20"/>
+          <w:sz w:val="19"/>
         </w:rPr>
         <w:t xml:space="preserve">13. </w:t>
       </w:r>
       <w:r>
         <w:rPr>
+          <w:sz w:val="19"/>
           <w:highlight w:val="yellow"/>
         </w:rPr>
         <w:t xml:space="preserve">Zech, J. R., Badgeley, M. A., Liu, M., Costa, A. B., Titano, J. J., &amp; Oermann, E. K. (2018). Variable generalization performance of a deep learning model to detect pneumonia in chest radiographs: A cross-sectional study.</w:t>
       </w:r>
       <w:r>
+        <w:rPr>
+          <w:sz w:val="19"/>
+        </w:rPr>
         <w:t xml:space="preserve"> </w:t>
       </w:r>
       <w:r>
         <w:rPr>
           <w:i/>
           <w:iCs/>
+          <w:sz w:val="19"/>
           <w:highlight w:val="yellow"/>
         </w:rPr>
         <w:t xml:space="preserve">PLOS Medicine, 15</w:t>
       </w:r>
       <w:r>
         <w:rPr>
+          <w:sz w:val="19"/>
           <w:highlight w:val="yellow"/>
         </w:rPr>
         <w:t xml:space="preserve">(11), Article e1002683. https://doi.org/10.1371/journal.pmed.1002683</w:t>
@@ -6339,29 +6467,40 @@
       <w:r>
         <w:rPr>
           <w:rFonts w:ascii="Georgia" w:hAnsi="Georgia"/>
-          <w:sz w:val="20"/>
+          <w:sz w:val="19"/>
         </w:rPr>
         <w:t xml:space="preserve">14. </w:t>
       </w:r>
       <w:r>
+        <w:rPr>
+          <w:sz w:val="19"/>
+        </w:rPr>
         <w:t xml:space="preserve">Ovadia, Y., Fertig, E., Ren, J., Nado, Z., Sculley, D., Nowozin, S., Dillon, J. V., Lakshminarayanan, B., &amp; Snoek, J. (2019). Can you trust your model's uncertainty? Evaluating predictive uncertainty under dataset shift. In</w:t>
       </w:r>
       <w:r>
+        <w:rPr>
+          <w:sz w:val="19"/>
+        </w:rPr>
         <w:t xml:space="preserve"> </w:t>
       </w:r>
       <w:r>
         <w:rPr>
           <w:i/>
           <w:iCs/>
+          <w:sz w:val="19"/>
           <w:highlight w:val="yellow"/>
         </w:rPr>
         <w:t xml:space="preserve">Advances in Neural Information Processing Systems</w:t>
       </w:r>
       <w:r>
+        <w:rPr>
+          <w:sz w:val="19"/>
+        </w:rPr>
         <w:t xml:space="preserve"> </w:t>
       </w:r>
       <w:r>
         <w:rPr>
+          <w:sz w:val="19"/>
           <w:highlight w:val="yellow"/>
         </w:rPr>
         <w:t xml:space="preserve">(Vol. 32, pp. 13991-14002). Curran Associates.</w:t>
@@ -6380,24 +6519,34 @@
       <w:r>
         <w:rPr>
           <w:rFonts w:ascii="Georgia" w:hAnsi="Georgia"/>
-          <w:sz w:val="20"/>
+          <w:sz w:val="19"/>
         </w:rPr>
         <w:t xml:space="preserve">15. </w:t>
       </w:r>
       <w:r>
+        <w:rPr>
+          <w:sz w:val="19"/>
+        </w:rPr>
         <w:t xml:space="preserve">Apartsin, A., Cooper, L. N., &amp; Intrator, N. (2012). Semi-coherent time of arrival estimation using regression.</w:t>
       </w:r>
       <w:r>
+        <w:rPr>
+          <w:sz w:val="19"/>
+        </w:rPr>
         <w:t xml:space="preserve"> </w:t>
       </w:r>
       <w:r>
         <w:rPr>
           <w:i/>
           <w:iCs/>
+          <w:sz w:val="19"/>
         </w:rPr>
         <w:t xml:space="preserve">The Journal of the Acoustical Society of America, 132</w:t>
       </w:r>
       <w:r>
+        <w:rPr>
+          <w:sz w:val="19"/>
+        </w:rPr>
         <w:t xml:space="preserve">(2), 832-837. https://doi.org/10.1121/1.4730885</w:t>
       </w:r>
     </w:p>
@@ -6414,24 +6563,34 @@
       <w:r>
         <w:rPr>
           <w:rFonts w:ascii="Georgia" w:hAnsi="Georgia"/>
-          <w:sz w:val="20"/>
+          <w:sz w:val="19"/>
         </w:rPr>
         <w:t xml:space="preserve">16. </w:t>
       </w:r>
       <w:r>
+        <w:rPr>
+          <w:sz w:val="19"/>
+        </w:rPr>
         <w:t xml:space="preserve">Goodfellow, I. J., Shlens, J., &amp; Szegedy, C. (2015). Explaining and harnessing adversarial examples. In</w:t>
       </w:r>
       <w:r>
+        <w:rPr>
+          <w:sz w:val="19"/>
+        </w:rPr>
         <w:t xml:space="preserve"> </w:t>
       </w:r>
       <w:r>
         <w:rPr>
           <w:i/>
           <w:iCs/>
+          <w:sz w:val="19"/>
         </w:rPr>
         <w:t xml:space="preserve">3rd International Conference on Learning Representations (ICLR 2015)</w:t>
       </w:r>
       <w:r>
+        <w:rPr>
+          <w:sz w:val="19"/>
+        </w:rPr>
         <w:t xml:space="preserve">. https://arxiv.org/abs/1412.6572</w:t>
       </w:r>
     </w:p>
@@ -6448,27 +6607,40 @@
       <w:r>
         <w:rPr>
           <w:rFonts w:ascii="Georgia" w:hAnsi="Georgia"/>
-          <w:sz w:val="20"/>
+          <w:sz w:val="19"/>
         </w:rPr>
         <w:t xml:space="preserve">17. </w:t>
       </w:r>
       <w:r>
+        <w:rPr>
+          <w:sz w:val="19"/>
+        </w:rPr>
         <w:t xml:space="preserve">Lee, J., &amp; AlRegib, G. (2020). Gradients as a measure of uncertainty in neural networks. In</w:t>
       </w:r>
       <w:r>
+        <w:rPr>
+          <w:sz w:val="19"/>
+        </w:rPr>
         <w:t xml:space="preserve"> </w:t>
       </w:r>
       <w:r>
         <w:rPr>
           <w:i/>
           <w:iCs/>
+          <w:sz w:val="19"/>
         </w:rPr>
         <w:t xml:space="preserve">2020 IEEE International Conference on Image Processing (ICIP)</w:t>
       </w:r>
       <w:r>
+        <w:rPr>
+          <w:sz w:val="19"/>
+        </w:rPr>
         <w:t xml:space="preserve"> </w:t>
       </w:r>
       <w:r>
+        <w:rPr>
+          <w:sz w:val="19"/>
+        </w:rPr>
         <w:t xml:space="preserve">(pp. 2416-2420). IEEE. https://doi.org/10.1109/ICIP40778.2020.9190679</w:t>
       </w:r>
     </w:p>
@@ -6485,24 +6657,34 @@
       <w:r>
         <w:rPr>
           <w:rFonts w:ascii="Georgia" w:hAnsi="Georgia"/>
-          <w:sz w:val="20"/>
+          <w:sz w:val="19"/>
         </w:rPr>
         <w:t xml:space="preserve">18. </w:t>
       </w:r>
       <w:r>
+        <w:rPr>
+          <w:sz w:val="19"/>
+        </w:rPr>
         <w:t xml:space="preserve">Rokach, L., Aperstein, Y., &amp; Akselrod-Ballin, A. (2025). Deep active learning framework for chest-abdominal CT scans segmentation.</w:t>
       </w:r>
       <w:r>
+        <w:rPr>
+          <w:sz w:val="19"/>
+        </w:rPr>
         <w:t xml:space="preserve"> </w:t>
       </w:r>
       <w:r>
         <w:rPr>
           <w:i/>
           <w:iCs/>
+          <w:sz w:val="19"/>
         </w:rPr>
         <w:t xml:space="preserve">Expert Systems with Applications, 263</w:t>
       </w:r>
       <w:r>
+        <w:rPr>
+          <w:sz w:val="19"/>
+        </w:rPr>
         <w:t xml:space="preserve">, Article 125522. https://doi.org/10.1016/j.eswa.2024.125522</w:t>
       </w:r>
     </w:p>
@@ -6519,24 +6701,34 @@
       <w:r>
         <w:rPr>
           <w:rFonts w:ascii="Georgia" w:hAnsi="Georgia"/>
-          <w:sz w:val="20"/>
+          <w:sz w:val="19"/>
         </w:rPr>
         <w:t xml:space="preserve">19. </w:t>
       </w:r>
       <w:r>
+        <w:rPr>
+          <w:sz w:val="19"/>
+        </w:rPr>
         <w:t xml:space="preserve">Levy, D., Assayag, B., Gaspar, L., Shimshoni, I., &amp; Specktor-Fadida, B. (2026). From cold start to active learning: Embedding-based scan selection for medical image segmentation.</w:t>
       </w:r>
       <w:r>
+        <w:rPr>
+          <w:sz w:val="19"/>
+        </w:rPr>
         <w:t xml:space="preserve"> </w:t>
       </w:r>
       <w:r>
         <w:rPr>
           <w:i/>
           <w:iCs/>
+          <w:sz w:val="19"/>
         </w:rPr>
         <w:t xml:space="preserve">arXiv</w:t>
       </w:r>
       <w:r>
+        <w:rPr>
+          <w:sz w:val="19"/>
+        </w:rPr>
         <w:t xml:space="preserve">. https://arxiv.org/abs/2601.18532</w:t>
       </w:r>
     </w:p>
@@ -6553,24 +6745,34 @@
       <w:r>
         <w:rPr>
           <w:rFonts w:ascii="Georgia" w:hAnsi="Georgia"/>
-          <w:sz w:val="20"/>
+          <w:sz w:val="19"/>
         </w:rPr>
         <w:t xml:space="preserve">20. </w:t>
       </w:r>
       <w:r>
+        <w:rPr>
+          <w:sz w:val="19"/>
+        </w:rPr>
         <w:t xml:space="preserve">Chow, C. K. (1970). On optimum recognition error and reject tradeoff.</w:t>
       </w:r>
       <w:r>
+        <w:rPr>
+          <w:sz w:val="19"/>
+        </w:rPr>
         <w:t xml:space="preserve"> </w:t>
       </w:r>
       <w:r>
         <w:rPr>
           <w:i/>
           <w:iCs/>
+          <w:sz w:val="19"/>
         </w:rPr>
         <w:t xml:space="preserve">IEEE Transactions on Information Theory, 16</w:t>
       </w:r>
       <w:r>
+        <w:rPr>
+          <w:sz w:val="19"/>
+        </w:rPr>
         <w:t xml:space="preserve">(1), 41-46. https://doi.org/10.1109/TIT.1970.1054406</w:t>
       </w:r>
     </w:p>
@@ -6587,27 +6789,40 @@
       <w:r>
         <w:rPr>
           <w:rFonts w:ascii="Georgia" w:hAnsi="Georgia"/>
-          <w:sz w:val="20"/>
+          <w:sz w:val="19"/>
         </w:rPr>
         <w:t xml:space="preserve">21. </w:t>
       </w:r>
       <w:r>
+        <w:rPr>
+          <w:sz w:val="19"/>
+        </w:rPr>
         <w:t xml:space="preserve">Cortes, C., DeSalvo, G., &amp; Mohri, M. (2016). Learning with rejection. In</w:t>
       </w:r>
       <w:r>
+        <w:rPr>
+          <w:sz w:val="19"/>
+        </w:rPr>
         <w:t xml:space="preserve"> </w:t>
       </w:r>
       <w:r>
         <w:rPr>
           <w:i/>
           <w:iCs/>
+          <w:sz w:val="19"/>
         </w:rPr>
         <w:t xml:space="preserve">Algorithmic Learning Theory (ALT 2016)</w:t>
       </w:r>
       <w:r>
+        <w:rPr>
+          <w:sz w:val="19"/>
+        </w:rPr>
         <w:t xml:space="preserve"> </w:t>
       </w:r>
       <w:r>
+        <w:rPr>
+          <w:sz w:val="19"/>
+        </w:rPr>
         <w:t xml:space="preserve">(Lecture Notes in Computer Science, Vol. 9925, pp. 67-82). Springer. https://doi.org/10.1007/978-3-319-46379-7_5</w:t>
       </w:r>
     </w:p>
@@ -6624,27 +6839,40 @@
       <w:r>
         <w:rPr>
           <w:rFonts w:ascii="Georgia" w:hAnsi="Georgia"/>
-          <w:sz w:val="20"/>
+          <w:sz w:val="19"/>
         </w:rPr>
         <w:t xml:space="preserve">22. </w:t>
       </w:r>
       <w:r>
+        <w:rPr>
+          <w:sz w:val="19"/>
+        </w:rPr>
         <w:t xml:space="preserve">Geifman, Y., &amp; El-Yaniv, R. (2017). Selective classification for deep neural networks. In</w:t>
       </w:r>
       <w:r>
+        <w:rPr>
+          <w:sz w:val="19"/>
+        </w:rPr>
         <w:t xml:space="preserve"> </w:t>
       </w:r>
       <w:r>
         <w:rPr>
           <w:i/>
           <w:iCs/>
+          <w:sz w:val="19"/>
         </w:rPr>
         <w:t xml:space="preserve">Advances in Neural Information Processing Systems 30 (NeurIPS 2017)</w:t>
       </w:r>
       <w:r>
+        <w:rPr>
+          <w:sz w:val="19"/>
+        </w:rPr>
         <w:t xml:space="preserve"> </w:t>
       </w:r>
       <w:r>
+        <w:rPr>
+          <w:sz w:val="19"/>
+        </w:rPr>
         <w:t xml:space="preserve">(pp. 4878-4887). Curran Associates. https://proceedings.neurips.cc/paper/2017/hash/4a8423d5e91fda00bb7e46540e2b0cf1-Abstract.html</w:t>
       </w:r>
     </w:p>
@@ -6661,27 +6889,40 @@
       <w:r>
         <w:rPr>
           <w:rFonts w:ascii="Georgia" w:hAnsi="Georgia"/>
-          <w:sz w:val="20"/>
+          <w:sz w:val="19"/>
         </w:rPr>
         <w:t xml:space="preserve">23. </w:t>
       </w:r>
       <w:r>
+        <w:rPr>
+          <w:sz w:val="19"/>
+        </w:rPr>
         <w:t xml:space="preserve">Geifman, Y., &amp; El-Yaniv, R. (2019). SelectiveNet: A deep neural network with an integrated reject option. In</w:t>
       </w:r>
       <w:r>
+        <w:rPr>
+          <w:sz w:val="19"/>
+        </w:rPr>
         <w:t xml:space="preserve"> </w:t>
       </w:r>
       <w:r>
         <w:rPr>
           <w:i/>
           <w:iCs/>
+          <w:sz w:val="19"/>
         </w:rPr>
         <w:t xml:space="preserve">Proceedings of the 36th International Conference on Machine Learning (ICML 2019)</w:t>
       </w:r>
       <w:r>
+        <w:rPr>
+          <w:sz w:val="19"/>
+        </w:rPr>
         <w:t xml:space="preserve"> </w:t>
       </w:r>
       <w:r>
+        <w:rPr>
+          <w:sz w:val="19"/>
+        </w:rPr>
         <w:t xml:space="preserve">(Proceedings of Machine Learning Research, Vol. 97, pp. 2151-2159). PMLR. https://proceedings.mlr.press/v97/geifman19a.html</w:t>
       </w:r>
     </w:p>
@@ -6698,27 +6939,40 @@
       <w:r>
         <w:rPr>
           <w:rFonts w:ascii="Georgia" w:hAnsi="Georgia"/>
-          <w:sz w:val="20"/>
+          <w:sz w:val="19"/>
         </w:rPr>
         <w:t xml:space="preserve">24. </w:t>
       </w:r>
       <w:r>
+        <w:rPr>
+          <w:sz w:val="19"/>
+        </w:rPr>
         <w:t xml:space="preserve">Lakshminarayanan, B., Pritzel, A., &amp; Blundell, C. (2017). Simple and scalable predictive uncertainty estimation using deep ensembles. In</w:t>
       </w:r>
       <w:r>
+        <w:rPr>
+          <w:sz w:val="19"/>
+        </w:rPr>
         <w:t xml:space="preserve"> </w:t>
       </w:r>
       <w:r>
         <w:rPr>
           <w:i/>
           <w:iCs/>
+          <w:sz w:val="19"/>
         </w:rPr>
         <w:t xml:space="preserve">Advances in Neural Information Processing Systems 30 (NeurIPS 2017)</w:t>
       </w:r>
       <w:r>
+        <w:rPr>
+          <w:sz w:val="19"/>
+        </w:rPr>
         <w:t xml:space="preserve"> </w:t>
       </w:r>
       <w:r>
+        <w:rPr>
+          <w:sz w:val="19"/>
+        </w:rPr>
         <w:t xml:space="preserve">(pp. 6402-6413). Curran Associates. https://proceedings.neurips.cc/paper/2017/hash/9ef2ed4b7fd2c810847ffa5fa85bce38-Abstract.html</w:t>
       </w:r>
     </w:p>
@@ -6735,24 +6989,34 @@
       <w:r>
         <w:rPr>
           <w:rFonts w:ascii="Georgia" w:hAnsi="Georgia"/>
-          <w:sz w:val="20"/>
+          <w:sz w:val="19"/>
         </w:rPr>
         <w:t xml:space="preserve">25. </w:t>
       </w:r>
       <w:r>
+        <w:rPr>
+          <w:sz w:val="19"/>
+        </w:rPr>
         <w:t xml:space="preserve">Fisch, A., Jaakkola, T. S., &amp; Barzilay, R. (2022). Calibrated selective classification.</w:t>
       </w:r>
       <w:r>
+        <w:rPr>
+          <w:sz w:val="19"/>
+        </w:rPr>
         <w:t xml:space="preserve"> </w:t>
       </w:r>
       <w:r>
         <w:rPr>
           <w:i/>
           <w:iCs/>
+          <w:sz w:val="19"/>
         </w:rPr>
         <w:t xml:space="preserve">Transactions on Machine Learning Research</w:t>
       </w:r>
       <w:r>
+        <w:rPr>
+          <w:sz w:val="19"/>
+        </w:rPr>
         <w:t xml:space="preserve">. https://openreview.net/forum?id=zFhNBs8GaV</w:t>
       </w:r>
     </w:p>
@@ -6769,27 +7033,40 @@
       <w:r>
         <w:rPr>
           <w:rFonts w:ascii="Georgia" w:hAnsi="Georgia"/>
-          <w:sz w:val="20"/>
+          <w:sz w:val="19"/>
         </w:rPr>
         <w:t xml:space="preserve">26. </w:t>
       </w:r>
       <w:r>
+        <w:rPr>
+          <w:sz w:val="19"/>
+        </w:rPr>
         <w:t xml:space="preserve">Cattelan, L. F. P., &amp; Silva, D. (2024). How to fix a broken confidence estimator: Evaluating post-hoc methods for selective classification with deep neural networks. In</w:t>
       </w:r>
       <w:r>
+        <w:rPr>
+          <w:sz w:val="19"/>
+        </w:rPr>
         <w:t xml:space="preserve"> </w:t>
       </w:r>
       <w:r>
         <w:rPr>
           <w:i/>
           <w:iCs/>
+          <w:sz w:val="19"/>
         </w:rPr>
         <w:t xml:space="preserve">Proceedings of the 40th Conference on Uncertainty in Artificial Intelligence (UAI 2024)</w:t>
       </w:r>
       <w:r>
+        <w:rPr>
+          <w:sz w:val="19"/>
+        </w:rPr>
         <w:t xml:space="preserve"> </w:t>
       </w:r>
       <w:r>
+        <w:rPr>
+          <w:sz w:val="19"/>
+        </w:rPr>
         <w:t xml:space="preserve">(Proceedings of Machine Learning Research, Vol. 244, pp. 547-584). PMLR. https://proceedings.mlr.press/v244/cattelan24a.html</w:t>
       </w:r>
     </w:p>
@@ -6806,24 +7083,34 @@
       <w:r>
         <w:rPr>
           <w:rFonts w:ascii="Georgia" w:hAnsi="Georgia"/>
-          <w:sz w:val="20"/>
+          <w:sz w:val="19"/>
         </w:rPr>
         <w:t xml:space="preserve">27. </w:t>
       </w:r>
       <w:r>
+        <w:rPr>
+          <w:sz w:val="19"/>
+        </w:rPr>
         <w:t xml:space="preserve">Rabanser, S., Thudi, A., Hamidieh, K., Dziedzic, A., Bahceci, I., Bin Sediq, A., Sokun, H., &amp; Papernot, N. (2022). Selective prediction via training dynamics.</w:t>
       </w:r>
       <w:r>
+        <w:rPr>
+          <w:sz w:val="19"/>
+        </w:rPr>
         <w:t xml:space="preserve"> </w:t>
       </w:r>
       <w:r>
         <w:rPr>
           <w:i/>
           <w:iCs/>
+          <w:sz w:val="19"/>
         </w:rPr>
         <w:t xml:space="preserve">arXiv</w:t>
       </w:r>
       <w:r>
+        <w:rPr>
+          <w:sz w:val="19"/>
+        </w:rPr>
         <w:t xml:space="preserve">. https://arxiv.org/abs/2205.13532</w:t>
       </w:r>
     </w:p>
@@ -6840,24 +7127,34 @@
       <w:r>
         <w:rPr>
           <w:rFonts w:ascii="Georgia" w:hAnsi="Georgia"/>
-          <w:sz w:val="20"/>
+          <w:sz w:val="19"/>
         </w:rPr>
         <w:t xml:space="preserve">28. </w:t>
       </w:r>
       <w:r>
+        <w:rPr>
+          <w:sz w:val="19"/>
+        </w:rPr>
         <w:t xml:space="preserve">Kompa, B., Snoek, J., &amp; Beam, A. L. (2021). Second opinion needed: Communicating uncertainty in medical machine learning.</w:t>
       </w:r>
       <w:r>
+        <w:rPr>
+          <w:sz w:val="19"/>
+        </w:rPr>
         <w:t xml:space="preserve"> </w:t>
       </w:r>
       <w:r>
         <w:rPr>
           <w:i/>
           <w:iCs/>
+          <w:sz w:val="19"/>
         </w:rPr>
         <w:t xml:space="preserve">npj Digital Medicine, 4</w:t>
       </w:r>
       <w:r>
+        <w:rPr>
+          <w:sz w:val="19"/>
+        </w:rPr>
         <w:t xml:space="preserve">(1), Article 4. https://doi.org/10.1038/s41746-020-00367-3</w:t>
       </w:r>
     </w:p>
@@ -6874,24 +7171,34 @@
       <w:r>
         <w:rPr>
           <w:rFonts w:ascii="Georgia" w:hAnsi="Georgia"/>
-          <w:sz w:val="20"/>
+          <w:sz w:val="19"/>
         </w:rPr>
         <w:t xml:space="preserve">29. </w:t>
       </w:r>
       <w:r>
+        <w:rPr>
+          <w:sz w:val="19"/>
+        </w:rPr>
         <w:t xml:space="preserve">Faghani, S., Moassefi, M., Rouzrokh, P., Khosravi, B., Baffour, F. I., Ringler, M. D., &amp; Erickson, B. J. (2023). Quantifying uncertainty in deep learning of radiologic images.</w:t>
       </w:r>
       <w:r>
+        <w:rPr>
+          <w:sz w:val="19"/>
+        </w:rPr>
         <w:t xml:space="preserve"> </w:t>
       </w:r>
       <w:r>
         <w:rPr>
           <w:i/>
           <w:iCs/>
+          <w:sz w:val="19"/>
         </w:rPr>
         <w:t xml:space="preserve">Radiology, 308</w:t>
       </w:r>
       <w:r>
+        <w:rPr>
+          <w:sz w:val="19"/>
+        </w:rPr>
         <w:t xml:space="preserve">(2), Article e222217. https://doi.org/10.1148/radiol.222217</w:t>
       </w:r>
     </w:p>
@@ -6908,24 +7215,34 @@
       <w:r>
         <w:rPr>
           <w:rFonts w:ascii="Georgia" w:hAnsi="Georgia"/>
-          <w:sz w:val="20"/>
+          <w:sz w:val="19"/>
         </w:rPr>
         <w:t xml:space="preserve">30. </w:t>
       </w:r>
       <w:r>
+        <w:rPr>
+          <w:sz w:val="19"/>
+        </w:rPr>
         <w:t xml:space="preserve">Whata, A., Dibeco, K., Madzima, K., &amp; Obagbuwa, I. (2024). Uncertainty quantification in multi-class image classification using chest X-ray images of COVID-19 and pneumonia.</w:t>
       </w:r>
       <w:r>
+        <w:rPr>
+          <w:sz w:val="19"/>
+        </w:rPr>
         <w:t xml:space="preserve"> </w:t>
       </w:r>
       <w:r>
         <w:rPr>
           <w:i/>
           <w:iCs/>
+          <w:sz w:val="19"/>
         </w:rPr>
         <w:t xml:space="preserve">Frontiers in Artificial Intelligence, 7</w:t>
       </w:r>
       <w:r>
+        <w:rPr>
+          <w:sz w:val="19"/>
+        </w:rPr>
         <w:t xml:space="preserve">, Article 1410841. https://doi.org/10.3389/frai.2024.1410841</w:t>
       </w:r>
     </w:p>
@@ -6942,27 +7259,40 @@
       <w:r>
         <w:rPr>
           <w:rFonts w:ascii="Georgia" w:hAnsi="Georgia"/>
-          <w:sz w:val="20"/>
+          <w:sz w:val="19"/>
         </w:rPr>
         <w:t xml:space="preserve">31. </w:t>
       </w:r>
       <w:r>
+        <w:rPr>
+          <w:sz w:val="19"/>
+        </w:rPr>
         <w:t xml:space="preserve">Das, A., Gorade, V., Kumar, K., Chakraborty, S., Mahapatra, D., &amp; Roy, S. (2024). Confidence-guided semi-supervised learning for generalized lesion localization in X-ray images. In</w:t>
       </w:r>
       <w:r>
+        <w:rPr>
+          <w:sz w:val="19"/>
+        </w:rPr>
         <w:t xml:space="preserve"> </w:t>
       </w:r>
       <w:r>
         <w:rPr>
           <w:i/>
           <w:iCs/>
+          <w:sz w:val="19"/>
         </w:rPr>
         <w:t xml:space="preserve">Medical Image Computing and Computer-Assisted Intervention (MICCAI 2024)</w:t>
       </w:r>
       <w:r>
+        <w:rPr>
+          <w:sz w:val="19"/>
+        </w:rPr>
         <w:t xml:space="preserve"> </w:t>
       </w:r>
       <w:r>
+        <w:rPr>
+          <w:sz w:val="19"/>
+        </w:rPr>
         <w:t xml:space="preserve">(Lecture Notes in Computer Science, Vol. 15001, pp. 242-252). Springer. https://doi.org/10.1007/978-3-031-72378-0_23</w:t>
       </w:r>
     </w:p>
@@ -6979,27 +7309,40 @@
       <w:r>
         <w:rPr>
           <w:rFonts w:ascii="Georgia" w:hAnsi="Georgia"/>
-          <w:sz w:val="20"/>
+          <w:sz w:val="19"/>
         </w:rPr>
         <w:t xml:space="preserve">32. </w:t>
       </w:r>
       <w:r>
+        <w:rPr>
+          <w:sz w:val="19"/>
+        </w:rPr>
         <w:t xml:space="preserve">Huang, G., Liu, Z., Van Der Maaten, L., &amp; Weinberger, K. Q. (2017). Densely connected convolutional networks. In</w:t>
       </w:r>
       <w:r>
+        <w:rPr>
+          <w:sz w:val="19"/>
+        </w:rPr>
         <w:t xml:space="preserve"> </w:t>
       </w:r>
       <w:r>
         <w:rPr>
           <w:i/>
           <w:iCs/>
+          <w:sz w:val="19"/>
         </w:rPr>
         <w:t xml:space="preserve">Proceedings of the IEEE Conference on Computer Vision and Pattern Recognition (CVPR)</w:t>
       </w:r>
       <w:r>
+        <w:rPr>
+          <w:sz w:val="19"/>
+        </w:rPr>
         <w:t xml:space="preserve"> </w:t>
       </w:r>
       <w:r>
+        <w:rPr>
+          <w:sz w:val="19"/>
+        </w:rPr>
         <w:t xml:space="preserve">(pp. 4700-4708). IEEE. https://doi.org/10.1109/CVPR.2017.243</w:t>
       </w:r>
     </w:p>
@@ -7016,27 +7359,40 @@
       <w:r>
         <w:rPr>
           <w:rFonts w:ascii="Georgia" w:hAnsi="Georgia"/>
-          <w:sz w:val="20"/>
+          <w:sz w:val="19"/>
         </w:rPr>
         <w:t xml:space="preserve">33. </w:t>
       </w:r>
       <w:r>
+        <w:rPr>
+          <w:sz w:val="19"/>
+        </w:rPr>
         <w:t xml:space="preserve">Seyyed-Kalantari, L., Liu, G., McDermott, M., Chen, I. Y., &amp; Ghassemi, M. (2021). CheXclusion: Fairness gaps in deep chest X-ray classifiers. In</w:t>
       </w:r>
       <w:r>
+        <w:rPr>
+          <w:sz w:val="19"/>
+        </w:rPr>
         <w:t xml:space="preserve"> </w:t>
       </w:r>
       <w:r>
         <w:rPr>
           <w:i/>
           <w:iCs/>
+          <w:sz w:val="19"/>
         </w:rPr>
         <w:t xml:space="preserve">Pacific Symposium on Biocomputing 2021</w:t>
       </w:r>
       <w:r>
+        <w:rPr>
+          <w:sz w:val="19"/>
+        </w:rPr>
         <w:t xml:space="preserve"> </w:t>
       </w:r>
       <w:r>
+        <w:rPr>
+          <w:sz w:val="19"/>
+        </w:rPr>
         <w:t xml:space="preserve">(pp. 232-243). World Scientific. https://doi.org/10.1142/9789811232701_0022</w:t>
       </w:r>
     </w:p>
